--- a/plantillas_maestras/03_seguro_desgravamen/anulacion_indebida/2_ddos_banco_y_aseguradora/varon/TPL_2428_2025_SEGURO_DESGRAVAMEN_ANULACION_INDEBIDA_BANCO_VARON_R2.docx
+++ b/plantillas_maestras/03_seguro_desgravamen/anulacion_indebida/2_ddos_banco_y_aseguradora/varon/TPL_2428_2025_SEGURO_DESGRAVAMEN_ANULACION_INDEBIDA_BANCO_VARON_R2.docx
@@ -405,7 +405,7 @@
           <w14:ligatures w14:val="none"/>
         </w:rPr>
         <w:tab/>
-        <w:t xml:space="preserve">:       </w:t>
+        <w:t xml:space="preserve">: </w:t>
       </w:r>
       <w:r>
         <w:rPr>
@@ -839,7 +839,7 @@
           <w:lang w:val="es-ES" w:eastAsia="es-ES"/>
           <w14:ligatures w14:val="none"/>
         </w:rPr>
-        <w:t>por presuntas infracciones a la Ley N°29571, Código de Protección y Defen</w:t>
+        <w:t>por presuntas infracciones a la Ley 29571, Código de Protección y Defen</w:t>
       </w:r>
       <w:r>
         <w:rPr>
@@ -969,7 +969,7 @@
         <w:rPr>
           <w:rFonts w:ascii="Arial Narrow" w:hAnsi="Arial Narrow"/>
         </w:rPr>
-        <w:t>N°</w:t>
+        <w:t/>
       </w:r>
       <w:proofErr w:type="spellEnd"/>
       <w:r>
@@ -995,7 +995,7 @@
         <w:rPr>
           <w:rFonts w:ascii="Arial Narrow" w:hAnsi="Arial Narrow"/>
         </w:rPr>
-        <w:t>N°</w:t>
+        <w:t/>
       </w:r>
       <w:proofErr w:type="spellEnd"/>
       <w:r>
@@ -1031,7 +1031,7 @@
         <w:rPr>
           <w:rFonts w:ascii="Arial Narrow" w:hAnsi="Arial Narrow"/>
         </w:rPr>
-        <w:t>N°</w:t>
+        <w:t/>
       </w:r>
       <w:proofErr w:type="spellEnd"/>
       <w:r>
@@ -1584,7 +1584,7 @@
         <w:rPr>
           <w:rFonts w:ascii="Arial Narrow" w:hAnsi="Arial Narrow"/>
         </w:rPr>
-        <w:t>N°</w:t>
+        <w:t/>
       </w:r>
       <w:proofErr w:type="spellEnd"/>
       <w:r>
@@ -2149,7 +2149,7 @@
         <w:rPr>
           <w:rFonts w:ascii="Arial Narrow" w:hAnsi="Arial Narrow"/>
         </w:rPr>
-        <w:t>N°</w:t>
+        <w:t/>
       </w:r>
       <w:proofErr w:type="spellEnd"/>
       <w:r>
@@ -2221,7 +2221,7 @@
         <w:rPr>
           <w:rFonts w:ascii="Arial Narrow" w:hAnsi="Arial Narrow"/>
         </w:rPr>
-        <w:t>N°</w:t>
+        <w:t/>
       </w:r>
       <w:proofErr w:type="spellEnd"/>
       <w:r>
@@ -2307,7 +2307,7 @@
         <w:rPr>
           <w:rFonts w:ascii="Arial Narrow" w:hAnsi="Arial Narrow"/>
         </w:rPr>
-        <w:t>N°</w:t>
+        <w:t/>
       </w:r>
       <w:proofErr w:type="spellEnd"/>
       <w:r>
@@ -2629,7 +2629,7 @@
           <w:lang w:val="es-ES" w:eastAsia="es-ES"/>
           <w14:ligatures w14:val="none"/>
         </w:rPr>
-        <w:t>N°</w:t>
+        <w:t/>
       </w:r>
       <w:proofErr w:type="spellEnd"/>
       <w:r>
@@ -2823,7 +2823,7 @@
           <w:lang w:val="es-ES" w:eastAsia="es-ES"/>
           <w14:ligatures w14:val="none"/>
         </w:rPr>
-        <w:t>N°</w:t>
+        <w:t/>
       </w:r>
       <w:proofErr w:type="spellEnd"/>
       <w:r>
@@ -3381,7 +3381,7 @@
           <w:lang w:eastAsia="es-PE"/>
           <w14:ligatures w14:val="none"/>
         </w:rPr>
-        <w:t>Técnica de la Comisión de Protección al Consumidor N°1 (en adelante, la Secretaría Técnica), en ejercicio de sus facultades</w:t>
+        <w:t>Técnica de la Comisión de Protección al Consumidor 1 (en adelante, la Secretaría Técnica), en ejercicio de sus facultades</w:t>
       </w:r>
       <w:r>
         <w:rPr>
@@ -3424,7 +3424,7 @@
           <w:kern w:val="0"/>
           <w14:ligatures w14:val="none"/>
         </w:rPr>
-        <w:t>los proveedores denunciados no habrían cumplido con brindar una respuesta oportuna a la solicitud de cobertura del Seguro de Desgravamen - Certificado N°00110178194000138341 presentada por el denunciante el 21 de setiembre de 2023</w:t>
+        <w:t>los proveedores denunciados no habrían cumplido con brindar una respuesta oportuna a la solicitud de cobertura del Seguro de Desgravamen - Certificado 00110178194000138341 presentada por el denunciante el 21 de setiembre de 2023</w:t>
       </w:r>
       <w:r>
         <w:rPr>
@@ -3450,7 +3450,7 @@
           <w:lang w:eastAsia="es-PE"/>
           <w14:ligatures w14:val="none"/>
         </w:rPr>
-        <w:t>°</w:t>
+        <w:t/>
       </w:r>
       <w:r>
         <w:rPr>
@@ -3468,7 +3468,7 @@
           <w:lang w:eastAsia="es-PE"/>
           <w14:ligatures w14:val="none"/>
         </w:rPr>
-        <w:t>°</w:t>
+        <w:t/>
       </w:r>
       <w:r>
         <w:rPr>
@@ -3597,7 +3597,7 @@
           <w:lang w:eastAsia="es-PE"/>
           <w14:ligatures w14:val="none"/>
         </w:rPr>
-        <w:t>°</w:t>
+        <w:t/>
       </w:r>
       <w:r>
         <w:rPr>
@@ -3615,7 +3615,7 @@
           <w:lang w:eastAsia="es-PE"/>
           <w14:ligatures w14:val="none"/>
         </w:rPr>
-        <w:t>°</w:t>
+        <w:t/>
       </w:r>
       <w:r>
         <w:rPr>
@@ -3698,7 +3698,7 @@
           <w:lang w:eastAsia="es-PE"/>
           <w14:ligatures w14:val="none"/>
         </w:rPr>
-        <w:t>los proveedores denunciados no habrían cumplido con brindar una respuesta oportuna a la solicitud de cobertura del Seguro de Desgravamen - Certificado N°00110178194000138341 presentada por el denunciante el 15 de noviembre de 2023</w:t>
+        <w:t>los proveedores denunciados no habrían cumplido con brindar una respuesta oportuna a la solicitud de cobertura del Seguro de Desgravamen - Certificado 00110178194000138341 presentada por el denunciante el 15 de noviembre de 2023</w:t>
       </w:r>
       <w:r>
         <w:rPr>
@@ -3725,7 +3725,7 @@
           <w:lang w:eastAsia="es-PE"/>
           <w14:ligatures w14:val="none"/>
         </w:rPr>
-        <w:t>°</w:t>
+        <w:t/>
       </w:r>
       <w:r>
         <w:rPr>
@@ -3743,7 +3743,7 @@
           <w:lang w:eastAsia="es-PE"/>
           <w14:ligatures w14:val="none"/>
         </w:rPr>
-        <w:t>°</w:t>
+        <w:t/>
       </w:r>
       <w:r>
         <w:rPr>
@@ -3833,7 +3833,7 @@
           <w:lang w:eastAsia="es-PE"/>
           <w14:ligatures w14:val="none"/>
         </w:rPr>
-        <w:t>°</w:t>
+        <w:t/>
       </w:r>
       <w:r>
         <w:rPr>
@@ -3851,7 +3851,7 @@
           <w:lang w:eastAsia="es-PE"/>
           <w14:ligatures w14:val="none"/>
         </w:rPr>
-        <w:t>°</w:t>
+        <w:t/>
       </w:r>
       <w:r>
         <w:rPr>
@@ -3923,7 +3923,7 @@
           <w:lang w:eastAsia="es-PE"/>
           <w14:ligatures w14:val="none"/>
         </w:rPr>
-        <w:t>Rímac Seguros y Reaseguros S.A. habría rechazado injustificadamente al denunciante la cobertura del Seguro de desgravamen – Certificado N°00110178194000138341 por la invalidez que padece</w:t>
+        <w:t>Rímac Seguros y Reaseguros S.A. habría rechazado injustificadamente al denunciante la cobertura del Seguro de desgravamen – Certificado 00110178194000138341 por la invalidez que padece</w:t>
       </w:r>
       <w:r>
         <w:rPr>
@@ -3941,7 +3941,7 @@
           <w:lang w:eastAsia="es-PE"/>
           <w14:ligatures w14:val="none"/>
         </w:rPr>
-        <w:t>°</w:t>
+        <w:t/>
       </w:r>
       <w:r>
         <w:rPr>
@@ -3959,7 +3959,7 @@
           <w:lang w:eastAsia="es-PE"/>
           <w14:ligatures w14:val="none"/>
         </w:rPr>
-        <w:t>°</w:t>
+        <w:t/>
       </w:r>
       <w:r>
         <w:rPr>
@@ -4057,7 +4057,7 @@
           <w:lang w:eastAsia="es-PE"/>
           <w14:ligatures w14:val="none"/>
         </w:rPr>
-        <w:t>°</w:t>
+        <w:t/>
       </w:r>
       <w:r>
         <w:rPr>
@@ -4075,7 +4075,7 @@
           <w:lang w:eastAsia="es-PE"/>
           <w14:ligatures w14:val="none"/>
         </w:rPr>
-        <w:t>°</w:t>
+        <w:t/>
       </w:r>
       <w:r>
         <w:rPr>
@@ -4165,7 +4165,7 @@
           <w:lang w:eastAsia="es-PE"/>
           <w14:ligatures w14:val="none"/>
         </w:rPr>
-        <w:t>°</w:t>
+        <w:t/>
       </w:r>
       <w:r>
         <w:rPr>
@@ -4183,7 +4183,7 @@
           <w:lang w:eastAsia="es-PE"/>
           <w14:ligatures w14:val="none"/>
         </w:rPr>
-        <w:t>°</w:t>
+        <w:t/>
       </w:r>
       <w:r>
         <w:rPr>
@@ -4273,7 +4273,7 @@
           <w:lang w:eastAsia="es-PE"/>
           <w14:ligatures w14:val="none"/>
         </w:rPr>
-        <w:t>°</w:t>
+        <w:t/>
       </w:r>
       <w:r>
         <w:rPr>
@@ -4291,7 +4291,7 @@
           <w:lang w:eastAsia="es-PE"/>
           <w14:ligatures w14:val="none"/>
         </w:rPr>
-        <w:t>°</w:t>
+        <w:t/>
       </w:r>
       <w:r>
         <w:rPr>
@@ -4363,7 +4363,7 @@
           <w:lang w:eastAsia="es-PE"/>
           <w14:ligatures w14:val="none"/>
         </w:rPr>
-        <w:t xml:space="preserve">Rímac Seguros y Reaseguros S.A. habría dado de baja el Seguro de Desgravamen - Certificado N°00110178194000138341 el 27 de octubre de 2023 sin previa </w:t>
+        <w:t xml:space="preserve">Rímac Seguros y Reaseguros S.A. habría dado de baja el Seguro de Desgravamen - Certificado 00110178194000138341 el 27 de octubre de 2023 sin previa </w:t>
       </w:r>
       <w:r>
         <w:rPr>
@@ -4393,7 +4393,7 @@
           <w:lang w:eastAsia="es-PE"/>
           <w14:ligatures w14:val="none"/>
         </w:rPr>
-        <w:t>°</w:t>
+        <w:t/>
       </w:r>
       <w:r>
         <w:rPr>
@@ -4411,7 +4411,7 @@
           <w:lang w:eastAsia="es-PE"/>
           <w14:ligatures w14:val="none"/>
         </w:rPr>
-        <w:t>°</w:t>
+        <w:t/>
       </w:r>
       <w:r>
         <w:rPr>
@@ -4501,7 +4501,7 @@
           <w:lang w:eastAsia="es-PE"/>
           <w14:ligatures w14:val="none"/>
         </w:rPr>
-        <w:t>°</w:t>
+        <w:t/>
       </w:r>
       <w:r>
         <w:rPr>
@@ -4519,7 +4519,7 @@
           <w:lang w:eastAsia="es-PE"/>
           <w14:ligatures w14:val="none"/>
         </w:rPr>
-        <w:t>°</w:t>
+        <w:t/>
       </w:r>
       <w:r>
         <w:rPr>
@@ -4621,7 +4621,7 @@
           <w:lang w:eastAsia="es-PE"/>
           <w14:ligatures w14:val="none"/>
         </w:rPr>
-        <w:t xml:space="preserve">literal g) del artículo 56° </w:t>
+        <w:t xml:space="preserve">literal g) del artículo 56 </w:t>
       </w:r>
       <w:r>
         <w:rPr>
@@ -4650,7 +4650,7 @@
           <w:lang w:eastAsia="es-PE"/>
           <w14:ligatures w14:val="none"/>
         </w:rPr>
-        <w:t xml:space="preserve">.  </w:t>
+        <w:t xml:space="preserve">. </w:t>
       </w:r>
     </w:p>
     <w:p>
@@ -4749,7 +4749,7 @@
           <w:lang w:eastAsia="es-PE"/>
           <w14:ligatures w14:val="none"/>
         </w:rPr>
-        <w:t xml:space="preserve">literal g) del artículo 56° </w:t>
+        <w:t xml:space="preserve">literal g) del artículo 56 </w:t>
       </w:r>
       <w:r>
         <w:rPr>
@@ -4849,7 +4849,7 @@
           <w14:ligatures w14:val="none"/>
         </w:rPr>
         <w:lastRenderedPageBreak/>
-        <w:t>cobertura del Seguro de Desgravamen - Certificado N°00110178194000138341, pese a que dicho requisito no es posible de obtener en su calidad de jubilado</w:t>
+        <w:t>cobertura del Seguro de Desgravamen - Certificado 00110178194000138341, pese a que dicho requisito no es posible de obtener en su calidad de jubilado</w:t>
       </w:r>
       <w:r>
         <w:rPr>
@@ -4879,7 +4879,7 @@
           <w:lang w:eastAsia="es-PE"/>
           <w14:ligatures w14:val="none"/>
         </w:rPr>
-        <w:t xml:space="preserve">literal g) del artículo 56° </w:t>
+        <w:t xml:space="preserve">literal g) del artículo 56 </w:t>
       </w:r>
       <w:r>
         <w:rPr>
@@ -4969,7 +4969,7 @@
           <w:kern w:val="0"/>
           <w14:ligatures w14:val="none"/>
         </w:rPr>
-        <w:t>N°</w:t>
+        <w:t/>
       </w:r>
       <w:proofErr w:type="spellEnd"/>
       <w:r>
@@ -5122,7 +5122,7 @@
           <w:lang w:val="es-ES" w:eastAsia="es-ES"/>
           <w14:ligatures w14:val="none"/>
         </w:rPr>
-        <w:t>N°</w:t>
+        <w:t/>
       </w:r>
       <w:proofErr w:type="spellEnd"/>
       <w:r>
@@ -5273,7 +5273,7 @@
           <w:kern w:val="0"/>
           <w14:ligatures w14:val="none"/>
         </w:rPr>
-        <w:t>habría cumplido oportunamente con entregar al denunciante el Certificado del Seguro de Desgravamen N°00110178194000138341</w:t>
+        <w:t>habría cumplido oportunamente con entregar al denunciante el Certificado del Seguro de Desgravamen 00110178194000138341</w:t>
       </w:r>
       <w:r>
         <w:rPr>
@@ -5298,7 +5298,7 @@
           <w14:ligatures w14:val="none"/>
         </w:rPr>
         <w:lastRenderedPageBreak/>
-        <w:t>deber de entregar a los usuarios copia de los contratos y demás documentación relacionada con dichos actos jurídicos, tipificado en el literal e) del artículo 47° del Código</w:t>
+        <w:t>deber de entregar a los usuarios copia de los contratos y demás documentación relacionada con dichos actos jurídicos, tipificado en el literal e) del artículo 47 del Código</w:t>
       </w:r>
       <w:r>
         <w:rPr>
@@ -5411,15 +5411,15 @@
           <w:lang w:eastAsia="es-PE"/>
           <w14:ligatures w14:val="none"/>
         </w:rPr>
-        <w:t>Banco BBVA Perú S.A. habría informado erróneamente al denunciante que no habría presentado ninguna solicitud de cobertura del Seguro de Desgravamen - Certificado N°00110178194000138341, pese a tener los documentos con cargo de recepción</w:t>
-      </w:r>
-      <w:r>
-        <w:rPr>
-          <w:rFonts w:ascii="Arial Narrow" w:eastAsia="Arial Narrow" w:hAnsi="Arial Narrow" w:cs="Arial Narrow"/>
-          <w:kern w:val="0"/>
-          <w14:ligatures w14:val="none"/>
-        </w:rPr>
-        <w:t>. Por consiguiente, corresponde calificar el hecho materia de denuncia como una presunta infracción al deber de información, tipificado en el artículo 1°, numeral 1, literal b) y al artículo 2° del Código</w:t>
+        <w:t>Banco BBVA Perú S.A. habría informado erróneamente al denunciante que no habría presentado ninguna solicitud de cobertura del Seguro de Desgravamen - Certificado 00110178194000138341, pese a tener los documentos con cargo de recepción</w:t>
+      </w:r>
+      <w:r>
+        <w:rPr>
+          <w:rFonts w:ascii="Arial Narrow" w:eastAsia="Arial Narrow" w:hAnsi="Arial Narrow" w:cs="Arial Narrow"/>
+          <w:kern w:val="0"/>
+          <w14:ligatures w14:val="none"/>
+        </w:rPr>
+        <w:t>. Por consiguiente, corresponde calificar el hecho materia de denuncia como una presunta infracción al deber de información, tipificado en el artículo 1, numeral 1, literal b) y al artículo 2 del Código</w:t>
       </w:r>
       <w:r>
         <w:rPr>
@@ -5748,7 +5748,7 @@
           <w:lang w:val="es-ES" w:eastAsia="es-ES"/>
           <w14:ligatures w14:val="none"/>
         </w:rPr>
-        <w:t>(i) entregar copia del Certificado N°00110178194000138341 del Seguro de desgravamen materia de denuncia; (</w:t>
+        <w:t>(i) entregar copia del Certificado 00110178194000138341 del Seguro de desgravamen materia de denuncia; (</w:t>
       </w:r>
       <w:proofErr w:type="spellStart"/>
       <w:r>
@@ -6037,7 +6037,7 @@
           <w:lang w:eastAsia="es-PE"/>
           <w14:ligatures w14:val="none"/>
         </w:rPr>
-        <w:t xml:space="preserve">RESOLUCIÓN DE LA SECRETARÍA TÉCNICA  </w:t>
+        <w:t xml:space="preserve">RESOLUCIÓN DE LA SECRETARÍA TÉCNICA </w:t>
       </w:r>
     </w:p>
     <w:p>
@@ -6244,7 +6244,7 @@
           <w:lang w:eastAsia="es-PE"/>
           <w14:ligatures w14:val="none"/>
         </w:rPr>
-        <w:t xml:space="preserve"> infracción a los artículos 18° y 19°</w:t>
+        <w:t xml:space="preserve"> infracción a los artículos 18 y 19</w:t>
       </w:r>
       <w:r>
         <w:rPr>
@@ -6263,7 +6263,7 @@
           <w:lang w:eastAsia="es-PE"/>
           <w14:ligatures w14:val="none"/>
         </w:rPr>
-        <w:t>la Ley 29571, Código de Protección y Defensa del Consumidor, en tanto los proveedores denunciados no habrían cumplido con brindar una respuesta oportuna a la solicitud de cobertura del Seguro de Desgravamen - Certificado N°00110178194000138341 presentada por el denunciante el 21 de setiembre de 2023.</w:t>
+        <w:t>la Ley 29571, Código de Protección y Defensa del Consumidor, en tanto los proveedores denunciados no habrían cumplido con brindar una respuesta oportuna a la solicitud de cobertura del Seguro de Desgravamen - Certificado 00110178194000138341 presentada por el denunciante el 21 de setiembre de 2023.</w:t>
       </w:r>
     </w:p>
     <w:p>
@@ -6318,7 +6318,7 @@
           <w:lang w:eastAsia="es-PE"/>
           <w14:ligatures w14:val="none"/>
         </w:rPr>
-        <w:t xml:space="preserve"> infracción a los artículos 18° y 19°</w:t>
+        <w:t xml:space="preserve"> infracción a los artículos 18 y 19</w:t>
       </w:r>
       <w:r>
         <w:rPr>
@@ -6402,7 +6402,7 @@
           <w:lang w:eastAsia="es-PE"/>
           <w14:ligatures w14:val="none"/>
         </w:rPr>
-        <w:t xml:space="preserve"> infracción a los artículos 18° y 19°</w:t>
+        <w:t xml:space="preserve"> infracción a los artículos 18 y 19</w:t>
       </w:r>
       <w:r>
         <w:rPr>
@@ -6431,7 +6431,7 @@
           <w:lang w:eastAsia="es-PE"/>
           <w14:ligatures w14:val="none"/>
         </w:rPr>
-        <w:t>de cobertura del Seguro de Desgravamen - Certificado N°00110178194000138341 presentada por el denunciante el 15 de noviembre de 2023.</w:t>
+        <w:t>de cobertura del Seguro de Desgravamen - Certificado 00110178194000138341 presentada por el denunciante el 15 de noviembre de 2023.</w:t>
       </w:r>
     </w:p>
     <w:p>
@@ -6487,7 +6487,7 @@
           <w:lang w:eastAsia="es-PE"/>
           <w14:ligatures w14:val="none"/>
         </w:rPr>
-        <w:t xml:space="preserve"> infracción a los artículos 18° y 19°</w:t>
+        <w:t xml:space="preserve"> infracción a los artículos 18 y 19</w:t>
       </w:r>
       <w:r>
         <w:rPr>
@@ -6562,7 +6562,7 @@
           <w:lang w:eastAsia="es-PE"/>
           <w14:ligatures w14:val="none"/>
         </w:rPr>
-        <w:t xml:space="preserve"> infracción a los artículos 18° y 19°</w:t>
+        <w:t xml:space="preserve"> infracción a los artículos 18 y 19</w:t>
       </w:r>
       <w:r>
         <w:rPr>
@@ -6601,7 +6601,7 @@
           <w:lang w:eastAsia="es-PE"/>
           <w14:ligatures w14:val="none"/>
         </w:rPr>
-        <w:t xml:space="preserve">Certificado N°00110178194000138341 </w:t>
+        <w:t xml:space="preserve">Certificado 00110178194000138341 </w:t>
       </w:r>
       <w:r>
         <w:rPr>
@@ -6675,7 +6675,7 @@
           <w:lang w:eastAsia="es-PE"/>
           <w14:ligatures w14:val="none"/>
         </w:rPr>
-        <w:t xml:space="preserve"> infracción a los artículos 18° y 19°</w:t>
+        <w:t xml:space="preserve"> infracción a los artículos 18 y 19</w:t>
       </w:r>
       <w:r>
         <w:rPr>
@@ -6758,7 +6758,7 @@
           <w:lang w:eastAsia="es-PE"/>
           <w14:ligatures w14:val="none"/>
         </w:rPr>
-        <w:t xml:space="preserve"> infracción a los artículos 18° y 19°</w:t>
+        <w:t xml:space="preserve"> infracción a los artículos 18 y 19</w:t>
       </w:r>
       <w:r>
         <w:rPr>
@@ -6834,7 +6834,7 @@
           <w:lang w:eastAsia="es-PE"/>
           <w14:ligatures w14:val="none"/>
         </w:rPr>
-        <w:t xml:space="preserve"> infracción a los artículos 18° y 19°</w:t>
+        <w:t xml:space="preserve"> infracción a los artículos 18 y 19</w:t>
       </w:r>
       <w:r>
         <w:rPr>
@@ -6929,7 +6929,7 @@
           <w:lang w:eastAsia="es-PE"/>
           <w14:ligatures w14:val="none"/>
         </w:rPr>
-        <w:t xml:space="preserve"> infracción a los artículos 18° y 19°</w:t>
+        <w:t xml:space="preserve"> infracción a los artículos 18 y 19</w:t>
       </w:r>
       <w:r>
         <w:rPr>
@@ -6968,7 +6968,7 @@
           <w:lang w:eastAsia="es-PE"/>
           <w14:ligatures w14:val="none"/>
         </w:rPr>
-        <w:t xml:space="preserve">Rímac Seguros y Reaseguros S.A. habría dado de baja el Seguro de Desgravamen - Certificado N°00110178194000138341 </w:t>
+        <w:t xml:space="preserve">Rímac Seguros y Reaseguros S.A. habría dado de baja el Seguro de Desgravamen - Certificado 00110178194000138341 </w:t>
       </w:r>
       <w:r>
         <w:rPr>
@@ -7052,7 +7052,7 @@
           <w:lang w:eastAsia="es-PE"/>
           <w14:ligatures w14:val="none"/>
         </w:rPr>
-        <w:t xml:space="preserve"> infracción a los artículos 18° y 19°</w:t>
+        <w:t xml:space="preserve"> infracción a los artículos 18 y 19</w:t>
       </w:r>
       <w:r>
         <w:rPr>
@@ -7125,7 +7125,7 @@
           <w:lang w:eastAsia="es-PE"/>
           <w14:ligatures w14:val="none"/>
         </w:rPr>
-        <w:t xml:space="preserve"> al literal g) del artículo 56° de la Ley 29571</w:t>
+        <w:t xml:space="preserve"> al literal g) del artículo 56 de la Ley 29571</w:t>
       </w:r>
       <w:r>
         <w:rPr>
@@ -7247,7 +7247,7 @@
           <w:lang w:eastAsia="es-PE"/>
           <w14:ligatures w14:val="none"/>
         </w:rPr>
-        <w:t>artículo 56° de la Ley 29571, Código de Protección y Defensa del Consumidor</w:t>
+        <w:t>artículo 56 de la Ley 29571, Código de Protección y Defensa del Consumidor</w:t>
       </w:r>
       <w:r>
         <w:rPr>
@@ -7367,7 +7367,7 @@
           <w:lang w:eastAsia="es-PE"/>
           <w14:ligatures w14:val="none"/>
         </w:rPr>
-        <w:t>literal g) del artículo 56° de la Ley 29571, Código de Protección y Defensa del Consumidor</w:t>
+        <w:t>literal g) del artículo 56 de la Ley 29571, Código de Protección y Defensa del Consumidor</w:t>
       </w:r>
       <w:r>
         <w:rPr>
@@ -7405,7 +7405,7 @@
           <w:lang w:eastAsia="es-PE"/>
           <w14:ligatures w14:val="none"/>
         </w:rPr>
-        <w:t>Certificado N°00110178194000138341</w:t>
+        <w:t>Certificado 00110178194000138341</w:t>
       </w:r>
       <w:r>
         <w:rPr>
@@ -7507,7 +7507,7 @@
           <w:lang w:eastAsia="es-PE"/>
           <w14:ligatures w14:val="none"/>
         </w:rPr>
-        <w:t xml:space="preserve">de la  Ley </w:t>
+        <w:t xml:space="preserve">de la Ley </w:t>
       </w:r>
       <w:proofErr w:type="spellStart"/>
       <w:r>
@@ -7518,7 +7518,7 @@
           <w:lang w:eastAsia="es-PE"/>
           <w14:ligatures w14:val="none"/>
         </w:rPr>
-        <w:t>N°</w:t>
+        <w:t/>
       </w:r>
       <w:proofErr w:type="spellEnd"/>
       <w:r>
@@ -7556,7 +7556,7 @@
           <w:kern w:val="0"/>
           <w14:ligatures w14:val="none"/>
         </w:rPr>
-        <w:t>N°</w:t>
+        <w:t/>
       </w:r>
       <w:proofErr w:type="spellEnd"/>
       <w:r>
@@ -7702,7 +7702,7 @@
           <w:lang w:eastAsia="es-PE"/>
           <w14:ligatures w14:val="none"/>
         </w:rPr>
-        <w:t xml:space="preserve">de la  Ley </w:t>
+        <w:t xml:space="preserve">de la Ley </w:t>
       </w:r>
       <w:proofErr w:type="spellStart"/>
       <w:r>
@@ -7713,7 +7713,7 @@
           <w:lang w:eastAsia="es-PE"/>
           <w14:ligatures w14:val="none"/>
         </w:rPr>
-        <w:t>N°</w:t>
+        <w:t/>
       </w:r>
       <w:proofErr w:type="spellEnd"/>
       <w:r>
@@ -7761,7 +7761,7 @@
           <w:kern w:val="0"/>
           <w14:ligatures w14:val="none"/>
         </w:rPr>
-        <w:t>N°</w:t>
+        <w:t/>
       </w:r>
       <w:proofErr w:type="spellEnd"/>
       <w:r>
@@ -7854,7 +7854,7 @@
           <w:lang w:eastAsia="es-PE"/>
           <w14:ligatures w14:val="none"/>
         </w:rPr>
-        <w:t>°</w:t>
+        <w:t/>
       </w:r>
       <w:r>
         <w:rPr>
@@ -7903,7 +7903,7 @@
           <w:lang w:eastAsia="es-PE"/>
           <w14:ligatures w14:val="none"/>
         </w:rPr>
-        <w:t>Rímac Seguros y Reaseguros S.A. no habría cumplido oportunamente con entregar al denunciante el Certificado del Seguro de Desgravamen N°00110178194000138341</w:t>
+        <w:t>Rímac Seguros y Reaseguros S.A. no habría cumplido oportunamente con entregar al denunciante el Certificado del Seguro de Desgravamen 00110178194000138341</w:t>
       </w:r>
       <w:r>
         <w:rPr>
@@ -7985,7 +7985,7 @@
           <w:kern w:val="0"/>
           <w14:ligatures w14:val="none"/>
         </w:rPr>
-        <w:t>artículo 1°, numeral 1, literal b) y al artículo 2°</w:t>
+        <w:t>artículo 1, numeral 1, literal b) y al artículo 2</w:t>
       </w:r>
       <w:r>
         <w:rPr>
@@ -8022,7 +8022,7 @@
           <w:lang w:eastAsia="es-PE"/>
           <w14:ligatures w14:val="none"/>
         </w:rPr>
-        <w:t>el Banco BBVA Perú S.A. habría informado erróneamente al denunciante que no habría presentado ninguna solicitud de cobertura del Seguro de Desgravamen - Certificado N°00110178194000138341</w:t>
+        <w:t>el Banco BBVA Perú S.A. habría informado erróneamente al denunciante que no habría presentado ninguna solicitud de cobertura del Seguro de Desgravamen - Certificado 00110178194000138341</w:t>
       </w:r>
       <w:r>
         <w:rPr>
@@ -8347,7 +8347,7 @@
           <w:lang w:eastAsia="es-PE"/>
           <w14:ligatures w14:val="none"/>
         </w:rPr>
-        <w:t>°</w:t>
+        <w:t/>
       </w:r>
       <w:r>
         <w:rPr>
@@ -8425,7 +8425,7 @@
           <w:lang w:eastAsia="es-PE"/>
           <w14:ligatures w14:val="none"/>
         </w:rPr>
-        <w:t>°</w:t>
+        <w:t/>
       </w:r>
       <w:r>
         <w:rPr>
@@ -8609,7 +8609,7 @@
           <w:lang w:eastAsia="es-PE"/>
           <w14:ligatures w14:val="none"/>
         </w:rPr>
-        <w:t>°</w:t>
+        <w:t/>
       </w:r>
       <w:r>
         <w:rPr>
@@ -8767,7 +8767,7 @@
           <w:lang w:val="es-ES" w:eastAsia="es-ES"/>
           <w14:ligatures w14:val="none"/>
         </w:rPr>
-        <w:t>(i) entregar copia del Certificado N°00110178194000138341 del Seguro de desgravamen materia de denuncia; (</w:t>
+        <w:t>(i) entregar copia del Certificado 00110178194000138341 del Seguro de desgravamen materia de denuncia; (</w:t>
       </w:r>
       <w:proofErr w:type="spellStart"/>
       <w:r>
@@ -9106,7 +9106,7 @@
           <w:lang w:eastAsia="es-PE"/>
           <w14:ligatures w14:val="none"/>
         </w:rPr>
-        <w:t>°</w:t>
+        <w:t/>
       </w:r>
       <w:r>
         <w:rPr>
@@ -9147,7 +9147,7 @@
           <w:lang w:eastAsia="es-PE"/>
           <w14:ligatures w14:val="none"/>
         </w:rPr>
-        <w:t>°</w:t>
+        <w:t/>
       </w:r>
       <w:r>
         <w:rPr>
@@ -9167,7 +9167,7 @@
           <w:lang w:eastAsia="es-PE"/>
           <w14:ligatures w14:val="none"/>
         </w:rPr>
-        <w:t>°</w:t>
+        <w:t/>
       </w:r>
       <w:r>
         <w:rPr>
@@ -9187,7 +9187,7 @@
           <w:lang w:eastAsia="es-PE"/>
           <w14:ligatures w14:val="none"/>
         </w:rPr>
-        <w:t>°</w:t>
+        <w:t/>
       </w:r>
       <w:r>
         <w:rPr>
@@ -9240,7 +9240,7 @@
           <w:lang w:eastAsia="es-PE"/>
           <w14:ligatures w14:val="none"/>
         </w:rPr>
-        <w:t>°</w:t>
+        <w:t/>
       </w:r>
       <w:r>
         <w:rPr>
@@ -9341,7 +9341,7 @@
           <w:lang w:eastAsia="es-PE"/>
           <w14:ligatures w14:val="none"/>
         </w:rPr>
-        <w:t>°</w:t>
+        <w:t/>
       </w:r>
       <w:r>
         <w:rPr>
@@ -9416,7 +9416,7 @@
           <w:lang w:eastAsia="es-PE"/>
           <w14:ligatures w14:val="none"/>
         </w:rPr>
-        <w:t>°</w:t>
+        <w:t/>
       </w:r>
       <w:r>
         <w:rPr>
@@ -9433,7 +9433,7 @@
           <w:kern w:val="0"/>
           <w14:ligatures w14:val="none"/>
         </w:rPr>
-        <w:t>N°</w:t>
+        <w:t/>
       </w:r>
       <w:proofErr w:type="spellEnd"/>
       <w:r>
@@ -9790,7 +9790,7 @@
           <w:lang w:eastAsia="es-PE"/>
           <w14:ligatures w14:val="none"/>
         </w:rPr>
-        <w:t>°</w:t>
+        <w:t/>
       </w:r>
       <w:r>
         <w:rPr>
@@ -9812,7 +9812,7 @@
           <w:rFonts w:ascii="Arial Narrow" w:hAnsi="Arial Narrow"/>
           <w:color w:val="000000"/>
         </w:rPr>
-        <w:t>N°</w:t>
+        <w:t/>
       </w:r>
       <w:proofErr w:type="spellEnd"/>
       <w:r>
@@ -9830,7 +9830,7 @@
           <w:lang w:eastAsia="es-PE"/>
           <w14:ligatures w14:val="none"/>
         </w:rPr>
-        <w:t>°</w:t>
+        <w:t/>
       </w:r>
       <w:r>
         <w:rPr>
@@ -10370,7 +10370,7 @@
           <w:sz w:val="16"/>
           <w:szCs w:val="16"/>
         </w:rPr>
-        <w:t xml:space="preserve">  </w:t>
+        <w:t xml:space="preserve"> </w:t>
       </w:r>
       <w:r>
         <w:rPr>
@@ -10399,7 +10399,7 @@
           <w:sz w:val="16"/>
           <w:szCs w:val="16"/>
         </w:rPr>
-        <w:t>N°</w:t>
+        <w:t/>
       </w:r>
       <w:proofErr w:type="spellEnd"/>
       <w:r>
@@ -10421,7 +10421,7 @@
           <w:sz w:val="16"/>
           <w:szCs w:val="16"/>
         </w:rPr>
-        <w:t>N°</w:t>
+        <w:t/>
       </w:r>
       <w:proofErr w:type="spellEnd"/>
       <w:r>
@@ -10493,7 +10493,7 @@
           <w:sz w:val="16"/>
           <w:szCs w:val="16"/>
         </w:rPr>
-        <w:t>N°</w:t>
+        <w:t/>
       </w:r>
       <w:proofErr w:type="spellEnd"/>
       <w:r>
@@ -10587,7 +10587,7 @@
           <w:sz w:val="16"/>
           <w:szCs w:val="16"/>
         </w:rPr>
-        <w:t>N°</w:t>
+        <w:t/>
       </w:r>
       <w:proofErr w:type="spellEnd"/>
       <w:r>
@@ -10725,7 +10725,7 @@
           <w:sz w:val="16"/>
           <w:szCs w:val="16"/>
         </w:rPr>
-        <w:t xml:space="preserve">           </w:t>
+        <w:t xml:space="preserve"> </w:t>
       </w:r>
       <w:r>
         <w:rPr>
@@ -10754,7 +10754,7 @@
           <w:sz w:val="16"/>
           <w:szCs w:val="16"/>
         </w:rPr>
-        <w:t>N°</w:t>
+        <w:t/>
       </w:r>
       <w:proofErr w:type="spellEnd"/>
       <w:r>
@@ -10776,7 +10776,7 @@
           <w:sz w:val="16"/>
           <w:szCs w:val="16"/>
         </w:rPr>
-        <w:t>N°</w:t>
+        <w:t/>
       </w:r>
       <w:proofErr w:type="spellEnd"/>
       <w:r>
@@ -10787,7 +10787,7 @@
           <w:sz w:val="16"/>
           <w:szCs w:val="16"/>
         </w:rPr>
-        <w:t xml:space="preserve"> 1308   </w:t>
+        <w:t xml:space="preserve"> 1308 </w:t>
       </w:r>
     </w:p>
     <w:p>
@@ -10811,7 +10811,7 @@
           <w:sz w:val="16"/>
           <w:szCs w:val="16"/>
         </w:rPr>
-        <w:t xml:space="preserve">Artículo 18.- Idoneidad   </w:t>
+        <w:t xml:space="preserve">Artículo 18.- Idoneidad </w:t>
       </w:r>
     </w:p>
     <w:p>
@@ -10831,7 +10831,7 @@
           <w:sz w:val="16"/>
           <w:szCs w:val="16"/>
         </w:rPr>
-        <w:t xml:space="preserve">Se entiende por idoneidad la correspondencia entre lo que un consumidor espera y lo que efectivamente recibe, en función a lo que se le hubiera ofrecido, la publicidad e información transmitida, las condiciones y circunstancias de la transacción, las características y naturaleza del producto o servicio, el precio, entre otros factores, atendiendo a las circunstancias del caso.    </w:t>
+        <w:t xml:space="preserve">Se entiende por idoneidad la correspondencia entre lo que un consumidor espera y lo que efectivamente recibe, en función a lo que se le hubiera ofrecido, la publicidad e información transmitida, las condiciones y circunstancias de la transacción, las características y naturaleza del producto o servicio, el precio, entre otros factores, atendiendo a las circunstancias del caso. </w:t>
       </w:r>
     </w:p>
     <w:p>
@@ -10981,7 +10981,7 @@
           <w:sz w:val="16"/>
           <w:szCs w:val="16"/>
         </w:rPr>
-        <w:t>N°</w:t>
+        <w:t/>
       </w:r>
       <w:proofErr w:type="spellEnd"/>
       <w:r>
@@ -11003,7 +11003,7 @@
           <w:sz w:val="16"/>
           <w:szCs w:val="16"/>
         </w:rPr>
-        <w:t>N°</w:t>
+        <w:t/>
       </w:r>
       <w:proofErr w:type="spellEnd"/>
       <w:r>
@@ -11014,7 +11014,7 @@
           <w:sz w:val="16"/>
           <w:szCs w:val="16"/>
         </w:rPr>
-        <w:t xml:space="preserve"> 1308   </w:t>
+        <w:t xml:space="preserve"> 1308 </w:t>
       </w:r>
     </w:p>
     <w:p>
@@ -11336,7 +11336,7 @@
           <w:sz w:val="16"/>
           <w:szCs w:val="16"/>
         </w:rPr>
-        <w:t>N°</w:t>
+        <w:t/>
       </w:r>
       <w:proofErr w:type="spellEnd"/>
       <w:r>
@@ -11358,7 +11358,7 @@
           <w:sz w:val="16"/>
           <w:szCs w:val="16"/>
         </w:rPr>
-        <w:t>N°</w:t>
+        <w:t/>
       </w:r>
       <w:proofErr w:type="spellEnd"/>
       <w:r>
@@ -11369,7 +11369,7 @@
           <w:sz w:val="16"/>
           <w:szCs w:val="16"/>
         </w:rPr>
-        <w:t xml:space="preserve"> 1308   </w:t>
+        <w:t xml:space="preserve"> 1308 </w:t>
       </w:r>
     </w:p>
     <w:p>
@@ -11652,7 +11652,7 @@
           <w:sz w:val="16"/>
           <w:szCs w:val="16"/>
         </w:rPr>
-        <w:t>N°</w:t>
+        <w:t/>
       </w:r>
       <w:proofErr w:type="spellEnd"/>
       <w:r>
@@ -11674,7 +11674,7 @@
           <w:sz w:val="16"/>
           <w:szCs w:val="16"/>
         </w:rPr>
-        <w:t>N°</w:t>
+        <w:t/>
       </w:r>
       <w:proofErr w:type="spellEnd"/>
       <w:r>
@@ -11685,7 +11685,7 @@
           <w:sz w:val="16"/>
           <w:szCs w:val="16"/>
         </w:rPr>
-        <w:t xml:space="preserve"> 1308   </w:t>
+        <w:t xml:space="preserve"> 1308 </w:t>
       </w:r>
     </w:p>
     <w:p>
@@ -11952,7 +11952,7 @@
           <w:sz w:val="16"/>
           <w:szCs w:val="16"/>
         </w:rPr>
-        <w:t xml:space="preserve">           </w:t>
+        <w:t xml:space="preserve"> </w:t>
       </w:r>
       <w:r>
         <w:rPr>
@@ -11981,7 +11981,7 @@
           <w:sz w:val="16"/>
           <w:szCs w:val="16"/>
         </w:rPr>
-        <w:t>N°</w:t>
+        <w:t/>
       </w:r>
       <w:proofErr w:type="spellEnd"/>
       <w:r>
@@ -12003,7 +12003,7 @@
           <w:sz w:val="16"/>
           <w:szCs w:val="16"/>
         </w:rPr>
-        <w:t>N°</w:t>
+        <w:t/>
       </w:r>
       <w:proofErr w:type="spellEnd"/>
       <w:r>
@@ -12014,7 +12014,7 @@
           <w:sz w:val="16"/>
           <w:szCs w:val="16"/>
         </w:rPr>
-        <w:t xml:space="preserve"> 1308   </w:t>
+        <w:t xml:space="preserve"> 1308 </w:t>
       </w:r>
     </w:p>
     <w:p>
@@ -12184,7 +12184,7 @@
           <w:sz w:val="16"/>
           <w:szCs w:val="16"/>
         </w:rPr>
-        <w:t>N°</w:t>
+        <w:t/>
       </w:r>
       <w:proofErr w:type="spellEnd"/>
       <w:r>
@@ -12206,7 +12206,7 @@
           <w:sz w:val="16"/>
           <w:szCs w:val="16"/>
         </w:rPr>
-        <w:t>N°</w:t>
+        <w:t/>
       </w:r>
       <w:proofErr w:type="spellEnd"/>
       <w:r>
@@ -12217,7 +12217,7 @@
           <w:sz w:val="16"/>
           <w:szCs w:val="16"/>
         </w:rPr>
-        <w:t xml:space="preserve"> 1308   </w:t>
+        <w:t xml:space="preserve"> 1308 </w:t>
       </w:r>
     </w:p>
     <w:p>
@@ -12506,7 +12506,7 @@
           <w:sz w:val="16"/>
           <w:szCs w:val="16"/>
         </w:rPr>
-        <w:t xml:space="preserve">  </w:t>
+        <w:t xml:space="preserve"> </w:t>
       </w:r>
       <w:r>
         <w:rPr>
@@ -12535,7 +12535,7 @@
           <w:sz w:val="16"/>
           <w:szCs w:val="16"/>
         </w:rPr>
-        <w:t>N°</w:t>
+        <w:t/>
       </w:r>
       <w:proofErr w:type="spellEnd"/>
       <w:r>
@@ -12731,7 +12731,7 @@
           <w:sz w:val="16"/>
           <w:szCs w:val="16"/>
         </w:rPr>
-        <w:t>Nº</w:t>
+        <w:t/>
       </w:r>
       <w:proofErr w:type="spellEnd"/>
       <w:r>
@@ -12847,7 +12847,7 @@
           <w:sz w:val="16"/>
           <w:szCs w:val="16"/>
         </w:rPr>
-        <w:t>N°</w:t>
+        <w:t/>
       </w:r>
       <w:proofErr w:type="spellEnd"/>
       <w:r>
@@ -13014,7 +13014,7 @@
           <w:szCs w:val="16"/>
           <w:vertAlign w:val="superscript"/>
         </w:rPr>
-        <w:t xml:space="preserve">  </w:t>
+        <w:t xml:space="preserve"> </w:t>
       </w:r>
       <w:r>
         <w:rPr>
@@ -13022,7 +13022,7 @@
           <w:sz w:val="16"/>
           <w:szCs w:val="16"/>
         </w:rPr>
-        <w:t xml:space="preserve">     </w:t>
+        <w:t xml:space="preserve"> </w:t>
       </w:r>
       <w:r>
         <w:rPr>
@@ -13068,7 +13068,7 @@
           <w:sz w:val="16"/>
           <w:szCs w:val="16"/>
         </w:rPr>
-        <w:t>N°</w:t>
+        <w:t/>
       </w:r>
       <w:proofErr w:type="spellEnd"/>
       <w:r>
@@ -13121,7 +13121,7 @@
           <w:sz w:val="16"/>
           <w:szCs w:val="16"/>
         </w:rPr>
-        <w:t>El órgano resolutivo puede sancionar las infracciones administrativas a que se refiere el artículo 108º con amonestación y multas de hasta cuatrocientos cincuenta (450) Unidades Impositivas Tributarias (UIT), las cuales son calificadas de la siguiente manera:</w:t>
+        <w:t>El órgano resolutivo puede sancionar las infracciones administrativas a que se refiere el artículo 108 con amonestación y multas de hasta cuatrocientos cincuenta (450) Unidades Impositivas Tributarias (UIT), las cuales son calificadas de la siguiente manera:</w:t>
       </w:r>
     </w:p>
     <w:p>
@@ -13244,7 +13244,7 @@
           <w:sz w:val="16"/>
           <w:szCs w:val="16"/>
         </w:rPr>
-        <w:t xml:space="preserve">        </w:t>
+        <w:t xml:space="preserve"> </w:t>
       </w:r>
       <w:r>
         <w:rPr>
@@ -14061,7 +14061,7 @@
           <w:sz w:val="16"/>
           <w:szCs w:val="16"/>
         </w:rPr>
-        <w:t xml:space="preserve">         </w:t>
+        <w:t xml:space="preserve"> </w:t>
       </w:r>
       <w:r>
         <w:rPr>
@@ -14107,7 +14107,7 @@
           <w:sz w:val="16"/>
           <w:szCs w:val="16"/>
         </w:rPr>
-        <w:t>N°</w:t>
+        <w:t/>
       </w:r>
       <w:proofErr w:type="spellEnd"/>
       <w:r>
@@ -14325,7 +14325,7 @@
           <w:sz w:val="16"/>
           <w:szCs w:val="16"/>
         </w:rPr>
-        <w:t>Nº</w:t>
+        <w:t/>
       </w:r>
       <w:proofErr w:type="spellEnd"/>
       <w:r>
@@ -14479,7 +14479,7 @@
           <w:sz w:val="16"/>
           <w:szCs w:val="16"/>
         </w:rPr>
-        <w:t>N°</w:t>
+        <w:t/>
       </w:r>
       <w:proofErr w:type="spellEnd"/>
       <w:r>
@@ -14780,7 +14780,7 @@
               <w:sz w:val="16"/>
               <w:szCs w:val="16"/>
             </w:rPr>
-            <w:t xml:space="preserve">CNICA DE LA    </w:t>
+            <w:t xml:space="preserve">CNICA DE LA </w:t>
           </w:r>
         </w:p>
         <w:p>

--- a/plantillas_maestras/03_seguro_desgravamen/anulacion_indebida/2_ddos_banco_y_aseguradora/varon/TPL_2428_2025_SEGURO_DESGRAVAMEN_ANULACION_INDEBIDA_BANCO_VARON_R2.docx
+++ b/plantillas_maestras/03_seguro_desgravamen/anulacion_indebida/2_ddos_banco_y_aseguradora/varon/TPL_2428_2025_SEGURO_DESGRAVAMEN_ANULACION_INDEBIDA_BANCO_VARON_R2.docx
@@ -114,7 +114,7 @@
           <w:lang w:eastAsia="es-PE"/>
           <w14:ligatures w14:val="none"/>
         </w:rPr>
-        <w:t>DENUNCIANTE</w:t>
+        <w:t xml:space="preserve">DENUNCIANTE:[DENUNCIANTE] (SEÑOR [APELLIDO])</w:t>
       </w:r>
       <w:r>
         <w:rPr>
@@ -126,7 +126,7 @@
           <w14:ligatures w14:val="none"/>
         </w:rPr>
         <w:tab/>
-        <w:t>:</w:t>
+        <w:t/>
       </w:r>
       <w:r>
         <w:rPr>
@@ -148,40 +148,40 @@
           <w:lang w:eastAsia="es-PE"/>
           <w14:ligatures w14:val="none"/>
         </w:rPr>
-        <w:t>FLAVIO RICARDO ALCÁNTARA ESPINO</w:t>
-      </w:r>
-      <w:r>
-        <w:rPr>
-          <w:rFonts w:ascii="Arial Narrow" w:eastAsia="Arial Narrow" w:hAnsi="Arial Narrow" w:cs="Arial Narrow"/>
-          <w:b/>
-          <w:color w:val="000000"/>
-          <w:kern w:val="0"/>
-          <w:lang w:eastAsia="es-PE"/>
-          <w14:ligatures w14:val="none"/>
-        </w:rPr>
-        <w:t xml:space="preserve"> (SEÑOR </w:t>
-      </w:r>
-      <w:r>
-        <w:rPr>
-          <w:rFonts w:ascii="Arial Narrow" w:eastAsia="Arial Narrow" w:hAnsi="Arial Narrow" w:cs="Arial Narrow"/>
-          <w:b/>
-          <w:color w:val="000000"/>
-          <w:kern w:val="0"/>
-          <w:lang w:eastAsia="es-PE"/>
-          <w14:ligatures w14:val="none"/>
-        </w:rPr>
-        <w:t>ALCÁNTARA</w:t>
-      </w:r>
-      <w:r>
-        <w:rPr>
-          <w:rFonts w:ascii="Arial Narrow" w:eastAsia="Arial Narrow" w:hAnsi="Arial Narrow" w:cs="Arial Narrow"/>
-          <w:b/>
-          <w:color w:val="000000"/>
-          <w:kern w:val="0"/>
-          <w:lang w:eastAsia="es-PE"/>
-          <w14:ligatures w14:val="none"/>
-        </w:rPr>
-        <w:t>)</w:t>
+        <w:t/>
+      </w:r>
+      <w:r>
+        <w:rPr>
+          <w:rFonts w:ascii="Arial Narrow" w:eastAsia="Arial Narrow" w:hAnsi="Arial Narrow" w:cs="Arial Narrow"/>
+          <w:b/>
+          <w:color w:val="000000"/>
+          <w:kern w:val="0"/>
+          <w:lang w:eastAsia="es-PE"/>
+          <w14:ligatures w14:val="none"/>
+        </w:rPr>
+        <w:t xml:space="preserve"/>
+      </w:r>
+      <w:r>
+        <w:rPr>
+          <w:rFonts w:ascii="Arial Narrow" w:eastAsia="Arial Narrow" w:hAnsi="Arial Narrow" w:cs="Arial Narrow"/>
+          <w:b/>
+          <w:color w:val="000000"/>
+          <w:kern w:val="0"/>
+          <w:lang w:eastAsia="es-PE"/>
+          <w14:ligatures w14:val="none"/>
+        </w:rPr>
+        <w:t/>
+      </w:r>
+      <w:r>
+        <w:rPr>
+          <w:rFonts w:ascii="Arial Narrow" w:eastAsia="Arial Narrow" w:hAnsi="Arial Narrow" w:cs="Arial Narrow"/>
+          <w:b/>
+          <w:color w:val="000000"/>
+          <w:kern w:val="0"/>
+          <w:lang w:eastAsia="es-PE"/>
+          <w14:ligatures w14:val="none"/>
+        </w:rPr>
+        <w:t/>
       </w:r>
     </w:p>
     <w:p>
@@ -685,87 +685,87 @@
           <w:lang w:val="es-ES" w:eastAsia="es-ES"/>
           <w14:ligatures w14:val="none"/>
         </w:rPr>
-        <w:t xml:space="preserve">Mediante la denuncia del </w:t>
-      </w:r>
-      <w:r>
-        <w:rPr>
-          <w:rFonts w:ascii="Arial Narrow" w:eastAsia="Times New Roman" w:hAnsi="Arial Narrow" w:cs="Arial"/>
-          <w:color w:val="000000"/>
-          <w:kern w:val="0"/>
-          <w:lang w:val="es-ES" w:eastAsia="es-ES"/>
-          <w14:ligatures w14:val="none"/>
-        </w:rPr>
-        <w:t>29 de setiembre de 2025</w:t>
-      </w:r>
-      <w:r>
-        <w:rPr>
-          <w:rFonts w:ascii="Arial Narrow" w:eastAsia="Times New Roman" w:hAnsi="Arial Narrow" w:cs="Arial"/>
-          <w:color w:val="000000"/>
-          <w:kern w:val="0"/>
-          <w:lang w:val="es-ES" w:eastAsia="es-ES"/>
-          <w14:ligatures w14:val="none"/>
-        </w:rPr>
-        <w:t xml:space="preserve">, </w:t>
-      </w:r>
-      <w:r>
-        <w:rPr>
-          <w:rFonts w:ascii="Arial Narrow" w:eastAsia="Times New Roman" w:hAnsi="Arial Narrow" w:cs="Arial"/>
-          <w:color w:val="000000"/>
-          <w:kern w:val="0"/>
-          <w:lang w:val="es-ES" w:eastAsia="es-ES"/>
-          <w14:ligatures w14:val="none"/>
-        </w:rPr>
-        <w:t xml:space="preserve">complementado </w:t>
-      </w:r>
-      <w:r>
-        <w:rPr>
-          <w:rFonts w:ascii="Arial Narrow" w:eastAsia="Times New Roman" w:hAnsi="Arial Narrow" w:cs="Arial"/>
-          <w:color w:val="000000"/>
-          <w:kern w:val="0"/>
-          <w:lang w:val="es-ES" w:eastAsia="es-ES"/>
-          <w14:ligatures w14:val="none"/>
-        </w:rPr>
-        <w:t>mediante escrito del 1</w:t>
-      </w:r>
-      <w:r>
-        <w:rPr>
-          <w:rFonts w:ascii="Arial Narrow" w:eastAsia="Times New Roman" w:hAnsi="Arial Narrow" w:cs="Arial"/>
-          <w:color w:val="000000"/>
-          <w:kern w:val="0"/>
-          <w:lang w:val="es-ES" w:eastAsia="es-ES"/>
-          <w14:ligatures w14:val="none"/>
-        </w:rPr>
-        <w:t xml:space="preserve">0 </w:t>
-      </w:r>
-      <w:r>
-        <w:rPr>
-          <w:rFonts w:ascii="Arial Narrow" w:eastAsia="Times New Roman" w:hAnsi="Arial Narrow" w:cs="Arial"/>
-          <w:color w:val="000000"/>
-          <w:kern w:val="0"/>
-          <w:lang w:val="es-ES" w:eastAsia="es-ES"/>
-          <w14:ligatures w14:val="none"/>
-        </w:rPr>
-        <w:t xml:space="preserve">de </w:t>
-      </w:r>
-      <w:r>
-        <w:rPr>
-          <w:rFonts w:ascii="Arial Narrow" w:eastAsia="Times New Roman" w:hAnsi="Arial Narrow" w:cs="Arial"/>
-          <w:color w:val="000000"/>
-          <w:kern w:val="0"/>
-          <w:lang w:val="es-ES" w:eastAsia="es-ES"/>
-          <w14:ligatures w14:val="none"/>
-        </w:rPr>
-        <w:t xml:space="preserve">octubre </w:t>
-      </w:r>
-      <w:r>
-        <w:rPr>
-          <w:rFonts w:ascii="Arial Narrow" w:eastAsia="Times New Roman" w:hAnsi="Arial Narrow" w:cs="Arial"/>
-          <w:color w:val="000000"/>
-          <w:kern w:val="0"/>
-          <w:lang w:val="es-ES" w:eastAsia="es-ES"/>
-          <w14:ligatures w14:val="none"/>
-        </w:rPr>
-        <w:t>de 2025</w:t>
+        <w:t xml:space="preserve">Mediante la denuncia del 29 de setiembre de 2025, complementado mediante escrito del 10 de octubre de 2025, el señor [APELLIDO] denunció a Rímac y el Banco por presuntas infracciones a la Ley 29571, Código de Protección y Defensa del Consumidor (en adelante, Código), señalando lo siguiente:</w:t>
+      </w:r>
+      <w:r>
+        <w:rPr>
+          <w:rFonts w:ascii="Arial Narrow" w:eastAsia="Times New Roman" w:hAnsi="Arial Narrow" w:cs="Arial"/>
+          <w:color w:val="000000"/>
+          <w:kern w:val="0"/>
+          <w:lang w:val="es-ES" w:eastAsia="es-ES"/>
+          <w14:ligatures w14:val="none"/>
+        </w:rPr>
+        <w:t/>
+      </w:r>
+      <w:r>
+        <w:rPr>
+          <w:rFonts w:ascii="Arial Narrow" w:eastAsia="Times New Roman" w:hAnsi="Arial Narrow" w:cs="Arial"/>
+          <w:color w:val="000000"/>
+          <w:kern w:val="0"/>
+          <w:lang w:val="es-ES" w:eastAsia="es-ES"/>
+          <w14:ligatures w14:val="none"/>
+        </w:rPr>
+        <w:t xml:space="preserve"/>
+      </w:r>
+      <w:r>
+        <w:rPr>
+          <w:rFonts w:ascii="Arial Narrow" w:eastAsia="Times New Roman" w:hAnsi="Arial Narrow" w:cs="Arial"/>
+          <w:color w:val="000000"/>
+          <w:kern w:val="0"/>
+          <w:lang w:val="es-ES" w:eastAsia="es-ES"/>
+          <w14:ligatures w14:val="none"/>
+        </w:rPr>
+        <w:t xml:space="preserve"/>
+      </w:r>
+      <w:r>
+        <w:rPr>
+          <w:rFonts w:ascii="Arial Narrow" w:eastAsia="Times New Roman" w:hAnsi="Arial Narrow" w:cs="Arial"/>
+          <w:color w:val="000000"/>
+          <w:kern w:val="0"/>
+          <w:lang w:val="es-ES" w:eastAsia="es-ES"/>
+          <w14:ligatures w14:val="none"/>
+        </w:rPr>
+        <w:t/>
+      </w:r>
+      <w:r>
+        <w:rPr>
+          <w:rFonts w:ascii="Arial Narrow" w:eastAsia="Times New Roman" w:hAnsi="Arial Narrow" w:cs="Arial"/>
+          <w:color w:val="000000"/>
+          <w:kern w:val="0"/>
+          <w:lang w:val="es-ES" w:eastAsia="es-ES"/>
+          <w14:ligatures w14:val="none"/>
+        </w:rPr>
+        <w:t xml:space="preserve"/>
+      </w:r>
+      <w:r>
+        <w:rPr>
+          <w:rFonts w:ascii="Arial Narrow" w:eastAsia="Times New Roman" w:hAnsi="Arial Narrow" w:cs="Arial"/>
+          <w:color w:val="000000"/>
+          <w:kern w:val="0"/>
+          <w:lang w:val="es-ES" w:eastAsia="es-ES"/>
+          <w14:ligatures w14:val="none"/>
+        </w:rPr>
+        <w:t xml:space="preserve"/>
+      </w:r>
+      <w:r>
+        <w:rPr>
+          <w:rFonts w:ascii="Arial Narrow" w:eastAsia="Times New Roman" w:hAnsi="Arial Narrow" w:cs="Arial"/>
+          <w:color w:val="000000"/>
+          <w:kern w:val="0"/>
+          <w:lang w:val="es-ES" w:eastAsia="es-ES"/>
+          <w14:ligatures w14:val="none"/>
+        </w:rPr>
+        <w:t xml:space="preserve"/>
+      </w:r>
+      <w:r>
+        <w:rPr>
+          <w:rFonts w:ascii="Arial Narrow" w:eastAsia="Times New Roman" w:hAnsi="Arial Narrow" w:cs="Arial"/>
+          <w:color w:val="000000"/>
+          <w:kern w:val="0"/>
+          <w:lang w:val="es-ES" w:eastAsia="es-ES"/>
+          <w14:ligatures w14:val="none"/>
+        </w:rPr>
+        <w:t/>
       </w:r>
       <w:r>
         <w:rPr>
@@ -773,7 +773,7 @@
           <w:kern w:val="0"/>
           <w14:ligatures w14:val="none"/>
         </w:rPr>
-        <w:t xml:space="preserve">, el señor </w:t>
+        <w:t xml:space="preserve"/>
       </w:r>
       <w:r>
         <w:rPr>
@@ -781,7 +781,7 @@
           <w:kern w:val="0"/>
           <w14:ligatures w14:val="none"/>
         </w:rPr>
-        <w:t xml:space="preserve">Alcántara </w:t>
+        <w:t xml:space="preserve"/>
       </w:r>
       <w:r>
         <w:rPr>
@@ -789,67 +789,67 @@
           <w:kern w:val="0"/>
           <w14:ligatures w14:val="none"/>
         </w:rPr>
-        <w:t>d</w:t>
-      </w:r>
-      <w:r>
-        <w:rPr>
-          <w:rFonts w:ascii="Arial Narrow" w:eastAsia="Times New Roman" w:hAnsi="Arial Narrow" w:cs="Arial"/>
-          <w:color w:val="000000"/>
-          <w:kern w:val="0"/>
-          <w:lang w:val="es-ES" w:eastAsia="es-ES"/>
-          <w14:ligatures w14:val="none"/>
-        </w:rPr>
-        <w:t xml:space="preserve">enunció a </w:t>
-      </w:r>
-      <w:r>
-        <w:rPr>
-          <w:rFonts w:ascii="Arial Narrow" w:eastAsia="Times New Roman" w:hAnsi="Arial Narrow" w:cs="Arial"/>
-          <w:color w:val="000000"/>
-          <w:kern w:val="0"/>
-          <w:lang w:val="es-ES" w:eastAsia="es-ES"/>
-          <w14:ligatures w14:val="none"/>
-        </w:rPr>
-        <w:t xml:space="preserve">Rímac </w:t>
-      </w:r>
-      <w:r>
-        <w:rPr>
-          <w:rFonts w:ascii="Arial Narrow" w:eastAsia="Times New Roman" w:hAnsi="Arial Narrow" w:cs="Arial"/>
-          <w:color w:val="000000"/>
-          <w:kern w:val="0"/>
-          <w:lang w:val="es-ES" w:eastAsia="es-ES"/>
-          <w14:ligatures w14:val="none"/>
-        </w:rPr>
-        <w:t xml:space="preserve">y </w:t>
-      </w:r>
-      <w:r>
-        <w:rPr>
-          <w:rFonts w:ascii="Arial Narrow" w:eastAsia="Times New Roman" w:hAnsi="Arial Narrow" w:cs="Arial"/>
-          <w:color w:val="000000"/>
-          <w:kern w:val="0"/>
-          <w:lang w:val="es-ES" w:eastAsia="es-ES"/>
-          <w14:ligatures w14:val="none"/>
-        </w:rPr>
-        <w:t xml:space="preserve">el Banco </w:t>
-      </w:r>
-      <w:r>
-        <w:rPr>
-          <w:rFonts w:ascii="Arial Narrow" w:eastAsia="Times New Roman" w:hAnsi="Arial Narrow" w:cs="Arial"/>
-          <w:color w:val="000000"/>
-          <w:kern w:val="0"/>
-          <w:lang w:val="es-ES" w:eastAsia="es-ES"/>
-          <w14:ligatures w14:val="none"/>
-        </w:rPr>
-        <w:t>por presuntas infracciones a la Ley 29571, Código de Protección y Defen</w:t>
-      </w:r>
-      <w:r>
-        <w:rPr>
-          <w:rFonts w:ascii="Arial Narrow" w:eastAsia="Times New Roman" w:hAnsi="Arial Narrow" w:cs="Arial"/>
-          <w:color w:val="000000"/>
-          <w:kern w:val="0"/>
-          <w:lang w:val="es-ES" w:eastAsia="es-ES"/>
-          <w14:ligatures w14:val="none"/>
-        </w:rPr>
-        <w:t>sa del Consumidor (en adelante, Código)</w:t>
+        <w:t/>
+      </w:r>
+      <w:r>
+        <w:rPr>
+          <w:rFonts w:ascii="Arial Narrow" w:eastAsia="Times New Roman" w:hAnsi="Arial Narrow" w:cs="Arial"/>
+          <w:color w:val="000000"/>
+          <w:kern w:val="0"/>
+          <w:lang w:val="es-ES" w:eastAsia="es-ES"/>
+          <w14:ligatures w14:val="none"/>
+        </w:rPr>
+        <w:t xml:space="preserve"/>
+      </w:r>
+      <w:r>
+        <w:rPr>
+          <w:rFonts w:ascii="Arial Narrow" w:eastAsia="Times New Roman" w:hAnsi="Arial Narrow" w:cs="Arial"/>
+          <w:color w:val="000000"/>
+          <w:kern w:val="0"/>
+          <w:lang w:val="es-ES" w:eastAsia="es-ES"/>
+          <w14:ligatures w14:val="none"/>
+        </w:rPr>
+        <w:t xml:space="preserve"/>
+      </w:r>
+      <w:r>
+        <w:rPr>
+          <w:rFonts w:ascii="Arial Narrow" w:eastAsia="Times New Roman" w:hAnsi="Arial Narrow" w:cs="Arial"/>
+          <w:color w:val="000000"/>
+          <w:kern w:val="0"/>
+          <w:lang w:val="es-ES" w:eastAsia="es-ES"/>
+          <w14:ligatures w14:val="none"/>
+        </w:rPr>
+        <w:t xml:space="preserve"/>
+      </w:r>
+      <w:r>
+        <w:rPr>
+          <w:rFonts w:ascii="Arial Narrow" w:eastAsia="Times New Roman" w:hAnsi="Arial Narrow" w:cs="Arial"/>
+          <w:color w:val="000000"/>
+          <w:kern w:val="0"/>
+          <w:lang w:val="es-ES" w:eastAsia="es-ES"/>
+          <w14:ligatures w14:val="none"/>
+        </w:rPr>
+        <w:t xml:space="preserve"/>
+      </w:r>
+      <w:r>
+        <w:rPr>
+          <w:rFonts w:ascii="Arial Narrow" w:eastAsia="Times New Roman" w:hAnsi="Arial Narrow" w:cs="Arial"/>
+          <w:color w:val="000000"/>
+          <w:kern w:val="0"/>
+          <w:lang w:val="es-ES" w:eastAsia="es-ES"/>
+          <w14:ligatures w14:val="none"/>
+        </w:rPr>
+        <w:t/>
+      </w:r>
+      <w:r>
+        <w:rPr>
+          <w:rFonts w:ascii="Arial Narrow" w:eastAsia="Times New Roman" w:hAnsi="Arial Narrow" w:cs="Arial"/>
+          <w:color w:val="000000"/>
+          <w:kern w:val="0"/>
+          <w:lang w:val="es-ES" w:eastAsia="es-ES"/>
+          <w14:ligatures w14:val="none"/>
+        </w:rPr>
+        <w:t/>
       </w:r>
       <w:r>
         <w:rPr>
@@ -870,17 +870,17 @@
           <w:lang w:val="es-ES" w:eastAsia="es-ES"/>
           <w14:ligatures w14:val="none"/>
         </w:rPr>
-        <w:t xml:space="preserve">, señalando </w:t>
-      </w:r>
-      <w:r>
-        <w:rPr>
-          <w:rFonts w:ascii="Arial Narrow" w:eastAsia="Times New Roman" w:hAnsi="Arial Narrow" w:cs="Arial"/>
-          <w:color w:val="000000"/>
-          <w:kern w:val="0"/>
-          <w:lang w:val="es-ES" w:eastAsia="es-ES"/>
-          <w14:ligatures w14:val="none"/>
-        </w:rPr>
-        <w:t>lo siguiente:</w:t>
+        <w:t xml:space="preserve"/>
+      </w:r>
+      <w:r>
+        <w:rPr>
+          <w:rFonts w:ascii="Arial Narrow" w:eastAsia="Times New Roman" w:hAnsi="Arial Narrow" w:cs="Arial"/>
+          <w:color w:val="000000"/>
+          <w:kern w:val="0"/>
+          <w:lang w:val="es-ES" w:eastAsia="es-ES"/>
+          <w14:ligatures w14:val="none"/>
+        </w:rPr>
+        <w:t/>
       </w:r>
     </w:p>
     <w:p>
@@ -2110,39 +2110,39 @@
         <w:rPr>
           <w:rFonts w:ascii="Arial Narrow" w:hAnsi="Arial Narrow"/>
         </w:rPr>
-        <w:t xml:space="preserve">El </w:t>
-      </w:r>
-      <w:r>
-        <w:rPr>
-          <w:rFonts w:ascii="Arial Narrow" w:hAnsi="Arial Narrow"/>
-        </w:rPr>
-        <w:t xml:space="preserve">27 de abril de 2025, el Hospital Carlos Alcántara </w:t>
+        <w:t xml:space="preserve">El 27 de abril de 2025, el Hospital Car[APELLIDO] Butterfield de EsSalud emitió el Certificado de Discapacidad  814778, que consignó discapacidad severa de 66,75 %, diagnóstico etiológico COVID-19 virus identificado, diagnósticos de enfermedad pulmonar intersticial no especificada, disnea, hipoacusia neurosensorial bilateral, anormalidades de la marcha y movilidad y temblor esencial. El 2 de junio de 2025, solicitó a Rímac y al Banco la aceptación del Certificado de Discapacidad  814778 para la activación del Seguro de Desgravamen.</w:t>
+      </w:r>
+      <w:r>
+        <w:rPr>
+          <w:rFonts w:ascii="Arial Narrow" w:hAnsi="Arial Narrow"/>
+        </w:rPr>
+        <w:t xml:space="preserve"/>
       </w:r>
       <w:proofErr w:type="spellStart"/>
       <w:r>
         <w:rPr>
           <w:rFonts w:ascii="Arial Narrow" w:hAnsi="Arial Narrow"/>
         </w:rPr>
-        <w:t>Butterfield</w:t>
+        <w:t/>
       </w:r>
       <w:proofErr w:type="spellEnd"/>
       <w:r>
         <w:rPr>
           <w:rFonts w:ascii="Arial Narrow" w:hAnsi="Arial Narrow"/>
         </w:rPr>
-        <w:t xml:space="preserve"> de </w:t>
-      </w:r>
-      <w:r>
-        <w:rPr>
-          <w:rFonts w:ascii="Arial Narrow" w:hAnsi="Arial Narrow"/>
-        </w:rPr>
-        <w:t xml:space="preserve">EsSalud </w:t>
-      </w:r>
-      <w:r>
-        <w:rPr>
-          <w:rFonts w:ascii="Arial Narrow" w:hAnsi="Arial Narrow"/>
-        </w:rPr>
-        <w:t xml:space="preserve">emitió el Certificado de Discapacidad </w:t>
+        <w:t xml:space="preserve"/>
+      </w:r>
+      <w:r>
+        <w:rPr>
+          <w:rFonts w:ascii="Arial Narrow" w:hAnsi="Arial Narrow"/>
+        </w:rPr>
+        <w:t xml:space="preserve"/>
+      </w:r>
+      <w:r>
+        <w:rPr>
+          <w:rFonts w:ascii="Arial Narrow" w:hAnsi="Arial Narrow"/>
+        </w:rPr>
+        <w:t xml:space="preserve"/>
       </w:r>
       <w:proofErr w:type="spellStart"/>
       <w:r>
@@ -2156,65 +2156,65 @@
         <w:rPr>
           <w:rFonts w:ascii="Arial Narrow" w:hAnsi="Arial Narrow"/>
         </w:rPr>
-        <w:t xml:space="preserve"> 814778, que consignó discapacidad severa de 66,75 %, diagnóstico etiológico COVID-19 virus identificado</w:t>
-      </w:r>
-      <w:r>
-        <w:rPr>
-          <w:rFonts w:ascii="Arial Narrow" w:hAnsi="Arial Narrow"/>
-        </w:rPr>
-        <w:t xml:space="preserve">, </w:t>
-      </w:r>
-      <w:r>
-        <w:rPr>
-          <w:rFonts w:ascii="Arial Narrow" w:hAnsi="Arial Narrow"/>
-        </w:rPr>
-        <w:t>diagnósticos de enfermedad pulmonar intersticial no especificada, disnea, hipoacusia neurosensorial bilateral, anormalidades de la marcha y movilidad y temblor esencial.</w:t>
-      </w:r>
-      <w:r>
-        <w:rPr>
-          <w:rFonts w:ascii="Arial Narrow" w:hAnsi="Arial Narrow"/>
-        </w:rPr>
-        <w:t xml:space="preserve"> </w:t>
-      </w:r>
-      <w:r>
-        <w:rPr>
-          <w:rFonts w:ascii="Arial Narrow" w:hAnsi="Arial Narrow"/>
-        </w:rPr>
-        <w:t xml:space="preserve">El </w:t>
-      </w:r>
-      <w:r>
-        <w:rPr>
-          <w:rFonts w:ascii="Arial Narrow" w:hAnsi="Arial Narrow"/>
-        </w:rPr>
-        <w:t xml:space="preserve">2 de junio de 2025, solicitó a </w:t>
-      </w:r>
-      <w:r>
-        <w:rPr>
-          <w:rFonts w:ascii="Arial Narrow" w:eastAsia="Times New Roman" w:hAnsi="Arial Narrow" w:cs="Arial"/>
-          <w:color w:val="000000"/>
-          <w:kern w:val="0"/>
-          <w:lang w:val="es-ES" w:eastAsia="es-ES"/>
-          <w14:ligatures w14:val="none"/>
-        </w:rPr>
-        <w:t xml:space="preserve">Rímac </w:t>
-      </w:r>
-      <w:r>
-        <w:rPr>
-          <w:rFonts w:ascii="Arial Narrow" w:hAnsi="Arial Narrow"/>
-        </w:rPr>
-        <w:t xml:space="preserve">y al </w:t>
-      </w:r>
-      <w:r>
-        <w:rPr>
-          <w:rFonts w:ascii="Arial Narrow" w:hAnsi="Arial Narrow"/>
-        </w:rPr>
-        <w:t>Banco</w:t>
-      </w:r>
-      <w:r>
-        <w:rPr>
-          <w:rFonts w:ascii="Arial Narrow" w:hAnsi="Arial Narrow"/>
-        </w:rPr>
-        <w:t xml:space="preserve"> la aceptación del Certificado de Discapacidad </w:t>
+        <w:t xml:space="preserve"/>
+      </w:r>
+      <w:r>
+        <w:rPr>
+          <w:rFonts w:ascii="Arial Narrow" w:hAnsi="Arial Narrow"/>
+        </w:rPr>
+        <w:t xml:space="preserve"/>
+      </w:r>
+      <w:r>
+        <w:rPr>
+          <w:rFonts w:ascii="Arial Narrow" w:hAnsi="Arial Narrow"/>
+        </w:rPr>
+        <w:t/>
+      </w:r>
+      <w:r>
+        <w:rPr>
+          <w:rFonts w:ascii="Arial Narrow" w:hAnsi="Arial Narrow"/>
+        </w:rPr>
+        <w:t xml:space="preserve"/>
+      </w:r>
+      <w:r>
+        <w:rPr>
+          <w:rFonts w:ascii="Arial Narrow" w:hAnsi="Arial Narrow"/>
+        </w:rPr>
+        <w:t xml:space="preserve"/>
+      </w:r>
+      <w:r>
+        <w:rPr>
+          <w:rFonts w:ascii="Arial Narrow" w:hAnsi="Arial Narrow"/>
+        </w:rPr>
+        <w:t xml:space="preserve"/>
+      </w:r>
+      <w:r>
+        <w:rPr>
+          <w:rFonts w:ascii="Arial Narrow" w:eastAsia="Times New Roman" w:hAnsi="Arial Narrow" w:cs="Arial"/>
+          <w:color w:val="000000"/>
+          <w:kern w:val="0"/>
+          <w:lang w:val="es-ES" w:eastAsia="es-ES"/>
+          <w14:ligatures w14:val="none"/>
+        </w:rPr>
+        <w:t xml:space="preserve"/>
+      </w:r>
+      <w:r>
+        <w:rPr>
+          <w:rFonts w:ascii="Arial Narrow" w:hAnsi="Arial Narrow"/>
+        </w:rPr>
+        <w:t xml:space="preserve"/>
+      </w:r>
+      <w:r>
+        <w:rPr>
+          <w:rFonts w:ascii="Arial Narrow" w:hAnsi="Arial Narrow"/>
+        </w:rPr>
+        <w:t/>
+      </w:r>
+      <w:r>
+        <w:rPr>
+          <w:rFonts w:ascii="Arial Narrow" w:hAnsi="Arial Narrow"/>
+        </w:rPr>
+        <w:t xml:space="preserve"/>
       </w:r>
       <w:proofErr w:type="spellStart"/>
       <w:r>
@@ -2228,19 +2228,19 @@
         <w:rPr>
           <w:rFonts w:ascii="Arial Narrow" w:hAnsi="Arial Narrow"/>
         </w:rPr>
-        <w:t xml:space="preserve"> 814778 para la activación del Seguro de </w:t>
-      </w:r>
-      <w:r>
-        <w:rPr>
-          <w:rFonts w:ascii="Arial Narrow" w:hAnsi="Arial Narrow"/>
-        </w:rPr>
-        <w:t>D</w:t>
-      </w:r>
-      <w:r>
-        <w:rPr>
-          <w:rFonts w:ascii="Arial Narrow" w:hAnsi="Arial Narrow"/>
-        </w:rPr>
-        <w:t>esgravamen.</w:t>
+        <w:t xml:space="preserve"/>
+      </w:r>
+      <w:r>
+        <w:rPr>
+          <w:rFonts w:ascii="Arial Narrow" w:hAnsi="Arial Narrow"/>
+        </w:rPr>
+        <w:t/>
+      </w:r>
+      <w:r>
+        <w:rPr>
+          <w:rFonts w:ascii="Arial Narrow" w:hAnsi="Arial Narrow"/>
+        </w:rPr>
+        <w:t/>
       </w:r>
     </w:p>
     <w:p>
@@ -2497,37 +2497,37 @@
           <w:lang w:val="es-ES" w:eastAsia="es-ES"/>
           <w14:ligatures w14:val="none"/>
         </w:rPr>
-        <w:t xml:space="preserve">El señor Alcántara </w:t>
-      </w:r>
-      <w:r>
-        <w:rPr>
-          <w:rFonts w:ascii="Arial Narrow" w:eastAsia="Times New Roman" w:hAnsi="Arial Narrow" w:cs="Arial"/>
-          <w:color w:val="000000"/>
-          <w:kern w:val="0"/>
-          <w:lang w:val="es-ES" w:eastAsia="es-ES"/>
-          <w14:ligatures w14:val="none"/>
-        </w:rPr>
-        <w:t>solicitó, en calidad de medida correctiva</w:t>
-      </w:r>
-      <w:r>
-        <w:rPr>
-          <w:rFonts w:ascii="Arial Narrow" w:eastAsia="Times New Roman" w:hAnsi="Arial Narrow" w:cs="Arial"/>
-          <w:color w:val="000000"/>
-          <w:kern w:val="0"/>
-          <w:lang w:val="es-ES" w:eastAsia="es-ES"/>
-          <w14:ligatures w14:val="none"/>
-        </w:rPr>
-        <w:t>:</w:t>
-      </w:r>
-      <w:r>
-        <w:rPr>
-          <w:rFonts w:ascii="Arial Narrow" w:eastAsia="Times New Roman" w:hAnsi="Arial Narrow" w:cs="Arial"/>
-          <w:color w:val="000000"/>
-          <w:kern w:val="0"/>
-          <w:lang w:val="es-ES" w:eastAsia="es-ES"/>
-          <w14:ligatures w14:val="none"/>
-        </w:rPr>
-        <w:t xml:space="preserve"> </w:t>
+        <w:t xml:space="preserve">El señor [APELLIDO] solicitó, en calidad de medida correctiva: (i) que Rímac proceda al pago inmediato de la cobertura del Seguro de Desgravamen por invalidez total y permanente, correspondiente al saldo insoluto total de la tarjeta de crédito  4140-***-9389; (ii) que el Banco exhiba y entregue copia autenticada del contrato de Seguro de Desgravamen efectivamente vigente en 2014, correspondiente al Certificado  00110178194000138341, no las versiones posteriores de 2019 o 2024; (iii) que Rímac y el Banco se abstengan en el futuro de exigir a consumidores jubilados el certificado COMECI del DS 166-2005-EF, reconociendo expresamente que dicho documento solo se emite para pensiones ONP y no para fines bancarios; (iv) que Rímac y el Banco modifiquen la cláusula abusiva sobre el momento de configuración del siniestro, estableciendo que se considerará la fecha de ocurrencia de la enfermedad o accidente que genera la invalidez, no la fecha de emisión del certificado administrativo; (v) que el Banco informe sobre la eventual venta de la deuda a terceros y las medidas adoptadas para evitar cobranza abusiva mientras existe un reclamo de seguro pendiente; (vi) que Rímac y el Banco modifiquen la cláusula abusiva sobre consentimiento para acceso a historia clínica, limitándola únicamente a la información médica estrictamente relacionada con el siniestro reclamado, respetando el derecho a la intimidad y protección de datos sensibles; y, (vii) Rímac implemente protocolos que impidan solicitar documentos adicionales cuando una póliza ha sido dada de baja, evitando generar expectativas falsas y gastos innecesarios a los consumidores. Asimismo, requirió el reembolso de costos y costas del presente procedimiento.</w:t>
+      </w:r>
+      <w:r>
+        <w:rPr>
+          <w:rFonts w:ascii="Arial Narrow" w:eastAsia="Times New Roman" w:hAnsi="Arial Narrow" w:cs="Arial"/>
+          <w:color w:val="000000"/>
+          <w:kern w:val="0"/>
+          <w:lang w:val="es-ES" w:eastAsia="es-ES"/>
+          <w14:ligatures w14:val="none"/>
+        </w:rPr>
+        <w:t/>
+      </w:r>
+      <w:r>
+        <w:rPr>
+          <w:rFonts w:ascii="Arial Narrow" w:eastAsia="Times New Roman" w:hAnsi="Arial Narrow" w:cs="Arial"/>
+          <w:color w:val="000000"/>
+          <w:kern w:val="0"/>
+          <w:lang w:val="es-ES" w:eastAsia="es-ES"/>
+          <w14:ligatures w14:val="none"/>
+        </w:rPr>
+        <w:t/>
+      </w:r>
+      <w:r>
+        <w:rPr>
+          <w:rFonts w:ascii="Arial Narrow" w:eastAsia="Times New Roman" w:hAnsi="Arial Narrow" w:cs="Arial"/>
+          <w:color w:val="000000"/>
+          <w:kern w:val="0"/>
+          <w:lang w:val="es-ES" w:eastAsia="es-ES"/>
+          <w14:ligatures w14:val="none"/>
+        </w:rPr>
+        <w:t xml:space="preserve"/>
       </w:r>
       <w:bookmarkStart w:id="1" w:name="_Hlk206587071"/>
       <w:r>
@@ -2538,87 +2538,87 @@
           <w:lang w:val="es-ES" w:eastAsia="es-ES"/>
           <w14:ligatures w14:val="none"/>
         </w:rPr>
-        <w:t xml:space="preserve">(i) </w:t>
-      </w:r>
-      <w:r>
-        <w:rPr>
-          <w:rFonts w:ascii="Arial Narrow" w:eastAsia="Times New Roman" w:hAnsi="Arial Narrow" w:cs="Arial"/>
-          <w:color w:val="000000"/>
-          <w:kern w:val="0"/>
-          <w:lang w:val="es-ES" w:eastAsia="es-ES"/>
-          <w14:ligatures w14:val="none"/>
-        </w:rPr>
-        <w:t>q</w:t>
-      </w:r>
-      <w:r>
-        <w:rPr>
-          <w:rFonts w:ascii="Arial Narrow" w:eastAsia="Times New Roman" w:hAnsi="Arial Narrow" w:cs="Arial"/>
-          <w:color w:val="000000"/>
-          <w:kern w:val="0"/>
-          <w:lang w:val="es-ES" w:eastAsia="es-ES"/>
-          <w14:ligatures w14:val="none"/>
-        </w:rPr>
-        <w:t xml:space="preserve">ue </w:t>
-      </w:r>
-      <w:r>
-        <w:rPr>
-          <w:rFonts w:ascii="Arial Narrow" w:eastAsia="Times New Roman" w:hAnsi="Arial Narrow" w:cs="Arial"/>
-          <w:color w:val="000000"/>
-          <w:kern w:val="0"/>
-          <w:lang w:val="es-ES" w:eastAsia="es-ES"/>
-          <w14:ligatures w14:val="none"/>
-        </w:rPr>
-        <w:t xml:space="preserve">Rímac </w:t>
-      </w:r>
-      <w:r>
-        <w:rPr>
-          <w:rFonts w:ascii="Arial Narrow" w:eastAsia="Times New Roman" w:hAnsi="Arial Narrow" w:cs="Arial"/>
-          <w:color w:val="000000"/>
-          <w:kern w:val="0"/>
-          <w:lang w:val="es-ES" w:eastAsia="es-ES"/>
-          <w14:ligatures w14:val="none"/>
-        </w:rPr>
-        <w:t xml:space="preserve">proceda al pago inmediato de la cobertura del </w:t>
-      </w:r>
-      <w:r>
-        <w:rPr>
-          <w:rFonts w:ascii="Arial Narrow" w:eastAsia="Times New Roman" w:hAnsi="Arial Narrow" w:cs="Arial"/>
-          <w:color w:val="000000"/>
-          <w:kern w:val="0"/>
-          <w:lang w:val="es-ES" w:eastAsia="es-ES"/>
-          <w14:ligatures w14:val="none"/>
-        </w:rPr>
-        <w:t>S</w:t>
-      </w:r>
-      <w:r>
-        <w:rPr>
-          <w:rFonts w:ascii="Arial Narrow" w:eastAsia="Times New Roman" w:hAnsi="Arial Narrow" w:cs="Arial"/>
-          <w:color w:val="000000"/>
-          <w:kern w:val="0"/>
-          <w:lang w:val="es-ES" w:eastAsia="es-ES"/>
-          <w14:ligatures w14:val="none"/>
-        </w:rPr>
-        <w:t xml:space="preserve">eguro de </w:t>
-      </w:r>
-      <w:r>
-        <w:rPr>
-          <w:rFonts w:ascii="Arial Narrow" w:eastAsia="Times New Roman" w:hAnsi="Arial Narrow" w:cs="Arial"/>
-          <w:color w:val="000000"/>
-          <w:kern w:val="0"/>
-          <w:lang w:val="es-ES" w:eastAsia="es-ES"/>
-          <w14:ligatures w14:val="none"/>
-        </w:rPr>
-        <w:t>D</w:t>
-      </w:r>
-      <w:r>
-        <w:rPr>
-          <w:rFonts w:ascii="Arial Narrow" w:eastAsia="Times New Roman" w:hAnsi="Arial Narrow" w:cs="Arial"/>
-          <w:color w:val="000000"/>
-          <w:kern w:val="0"/>
-          <w:lang w:val="es-ES" w:eastAsia="es-ES"/>
-          <w14:ligatures w14:val="none"/>
-        </w:rPr>
-        <w:t xml:space="preserve">esgravamen por invalidez total y permanente, correspondiente al saldo insoluto total de la tarjeta de crédito </w:t>
+        <w:t xml:space="preserve"/>
+      </w:r>
+      <w:r>
+        <w:rPr>
+          <w:rFonts w:ascii="Arial Narrow" w:eastAsia="Times New Roman" w:hAnsi="Arial Narrow" w:cs="Arial"/>
+          <w:color w:val="000000"/>
+          <w:kern w:val="0"/>
+          <w:lang w:val="es-ES" w:eastAsia="es-ES"/>
+          <w14:ligatures w14:val="none"/>
+        </w:rPr>
+        <w:t/>
+      </w:r>
+      <w:r>
+        <w:rPr>
+          <w:rFonts w:ascii="Arial Narrow" w:eastAsia="Times New Roman" w:hAnsi="Arial Narrow" w:cs="Arial"/>
+          <w:color w:val="000000"/>
+          <w:kern w:val="0"/>
+          <w:lang w:val="es-ES" w:eastAsia="es-ES"/>
+          <w14:ligatures w14:val="none"/>
+        </w:rPr>
+        <w:t xml:space="preserve"/>
+      </w:r>
+      <w:r>
+        <w:rPr>
+          <w:rFonts w:ascii="Arial Narrow" w:eastAsia="Times New Roman" w:hAnsi="Arial Narrow" w:cs="Arial"/>
+          <w:color w:val="000000"/>
+          <w:kern w:val="0"/>
+          <w:lang w:val="es-ES" w:eastAsia="es-ES"/>
+          <w14:ligatures w14:val="none"/>
+        </w:rPr>
+        <w:t xml:space="preserve"/>
+      </w:r>
+      <w:r>
+        <w:rPr>
+          <w:rFonts w:ascii="Arial Narrow" w:eastAsia="Times New Roman" w:hAnsi="Arial Narrow" w:cs="Arial"/>
+          <w:color w:val="000000"/>
+          <w:kern w:val="0"/>
+          <w:lang w:val="es-ES" w:eastAsia="es-ES"/>
+          <w14:ligatures w14:val="none"/>
+        </w:rPr>
+        <w:t xml:space="preserve"/>
+      </w:r>
+      <w:r>
+        <w:rPr>
+          <w:rFonts w:ascii="Arial Narrow" w:eastAsia="Times New Roman" w:hAnsi="Arial Narrow" w:cs="Arial"/>
+          <w:color w:val="000000"/>
+          <w:kern w:val="0"/>
+          <w:lang w:val="es-ES" w:eastAsia="es-ES"/>
+          <w14:ligatures w14:val="none"/>
+        </w:rPr>
+        <w:t/>
+      </w:r>
+      <w:r>
+        <w:rPr>
+          <w:rFonts w:ascii="Arial Narrow" w:eastAsia="Times New Roman" w:hAnsi="Arial Narrow" w:cs="Arial"/>
+          <w:color w:val="000000"/>
+          <w:kern w:val="0"/>
+          <w:lang w:val="es-ES" w:eastAsia="es-ES"/>
+          <w14:ligatures w14:val="none"/>
+        </w:rPr>
+        <w:t xml:space="preserve"/>
+      </w:r>
+      <w:r>
+        <w:rPr>
+          <w:rFonts w:ascii="Arial Narrow" w:eastAsia="Times New Roman" w:hAnsi="Arial Narrow" w:cs="Arial"/>
+          <w:color w:val="000000"/>
+          <w:kern w:val="0"/>
+          <w:lang w:val="es-ES" w:eastAsia="es-ES"/>
+          <w14:ligatures w14:val="none"/>
+        </w:rPr>
+        <w:t/>
+      </w:r>
+      <w:r>
+        <w:rPr>
+          <w:rFonts w:ascii="Arial Narrow" w:eastAsia="Times New Roman" w:hAnsi="Arial Narrow" w:cs="Arial"/>
+          <w:color w:val="000000"/>
+          <w:kern w:val="0"/>
+          <w:lang w:val="es-ES" w:eastAsia="es-ES"/>
+          <w14:ligatures w14:val="none"/>
+        </w:rPr>
+        <w:t xml:space="preserve"/>
       </w:r>
       <w:proofErr w:type="spellStart"/>
       <w:r>
@@ -2640,37 +2640,37 @@
           <w:lang w:val="es-ES" w:eastAsia="es-ES"/>
           <w14:ligatures w14:val="none"/>
         </w:rPr>
-        <w:t xml:space="preserve"> 4140-</w:t>
-      </w:r>
-      <w:r>
-        <w:rPr>
-          <w:rFonts w:ascii="Arial Narrow" w:eastAsia="Times New Roman" w:hAnsi="Arial Narrow" w:cs="Arial"/>
-          <w:color w:val="000000"/>
-          <w:kern w:val="0"/>
-          <w:lang w:val="es-ES" w:eastAsia="es-ES"/>
-          <w14:ligatures w14:val="none"/>
-        </w:rPr>
-        <w:t>***</w:t>
-      </w:r>
-      <w:r>
-        <w:rPr>
-          <w:rFonts w:ascii="Arial Narrow" w:eastAsia="Times New Roman" w:hAnsi="Arial Narrow" w:cs="Arial"/>
-          <w:color w:val="000000"/>
-          <w:kern w:val="0"/>
-          <w:lang w:val="es-ES" w:eastAsia="es-ES"/>
-          <w14:ligatures w14:val="none"/>
-        </w:rPr>
-        <w:t>-9389</w:t>
-      </w:r>
-      <w:r>
-        <w:rPr>
-          <w:rFonts w:ascii="Arial Narrow" w:eastAsia="Times New Roman" w:hAnsi="Arial Narrow" w:cs="Arial"/>
-          <w:color w:val="000000"/>
-          <w:kern w:val="0"/>
-          <w:lang w:val="es-ES" w:eastAsia="es-ES"/>
-          <w14:ligatures w14:val="none"/>
-        </w:rPr>
-        <w:t>; (</w:t>
+        <w:t xml:space="preserve"/>
+      </w:r>
+      <w:r>
+        <w:rPr>
+          <w:rFonts w:ascii="Arial Narrow" w:eastAsia="Times New Roman" w:hAnsi="Arial Narrow" w:cs="Arial"/>
+          <w:color w:val="000000"/>
+          <w:kern w:val="0"/>
+          <w:lang w:val="es-ES" w:eastAsia="es-ES"/>
+          <w14:ligatures w14:val="none"/>
+        </w:rPr>
+        <w:t/>
+      </w:r>
+      <w:r>
+        <w:rPr>
+          <w:rFonts w:ascii="Arial Narrow" w:eastAsia="Times New Roman" w:hAnsi="Arial Narrow" w:cs="Arial"/>
+          <w:color w:val="000000"/>
+          <w:kern w:val="0"/>
+          <w:lang w:val="es-ES" w:eastAsia="es-ES"/>
+          <w14:ligatures w14:val="none"/>
+        </w:rPr>
+        <w:t/>
+      </w:r>
+      <w:r>
+        <w:rPr>
+          <w:rFonts w:ascii="Arial Narrow" w:eastAsia="Times New Roman" w:hAnsi="Arial Narrow" w:cs="Arial"/>
+          <w:color w:val="000000"/>
+          <w:kern w:val="0"/>
+          <w:lang w:val="es-ES" w:eastAsia="es-ES"/>
+          <w14:ligatures w14:val="none"/>
+        </w:rPr>
+        <w:t/>
       </w:r>
       <w:proofErr w:type="spellStart"/>
       <w:r>
@@ -2681,7 +2681,7 @@
           <w:lang w:val="es-ES" w:eastAsia="es-ES"/>
           <w14:ligatures w14:val="none"/>
         </w:rPr>
-        <w:t>ii</w:t>
+        <w:t/>
       </w:r>
       <w:proofErr w:type="spellEnd"/>
       <w:r>
@@ -2692,127 +2692,127 @@
           <w:lang w:val="es-ES" w:eastAsia="es-ES"/>
           <w14:ligatures w14:val="none"/>
         </w:rPr>
-        <w:t>)</w:t>
-      </w:r>
-      <w:r>
-        <w:rPr>
-          <w:rFonts w:ascii="Arial Narrow" w:eastAsia="Times New Roman" w:hAnsi="Arial Narrow" w:cs="Arial"/>
-          <w:color w:val="000000"/>
-          <w:kern w:val="0"/>
-          <w:lang w:val="es-ES" w:eastAsia="es-ES"/>
-          <w14:ligatures w14:val="none"/>
-        </w:rPr>
-        <w:t xml:space="preserve"> </w:t>
-      </w:r>
-      <w:r>
-        <w:rPr>
-          <w:rFonts w:ascii="Arial Narrow" w:eastAsia="Times New Roman" w:hAnsi="Arial Narrow" w:cs="Arial"/>
-          <w:color w:val="000000"/>
-          <w:kern w:val="0"/>
-          <w:lang w:val="es-ES" w:eastAsia="es-ES"/>
-          <w14:ligatures w14:val="none"/>
-        </w:rPr>
-        <w:t>q</w:t>
-      </w:r>
-      <w:r>
-        <w:rPr>
-          <w:rFonts w:ascii="Arial Narrow" w:eastAsia="Times New Roman" w:hAnsi="Arial Narrow" w:cs="Arial"/>
-          <w:color w:val="000000"/>
-          <w:kern w:val="0"/>
-          <w:lang w:val="es-ES" w:eastAsia="es-ES"/>
-          <w14:ligatures w14:val="none"/>
-        </w:rPr>
-        <w:t>ue</w:t>
-      </w:r>
-      <w:r>
-        <w:rPr>
-          <w:rFonts w:ascii="Arial Narrow" w:eastAsia="Times New Roman" w:hAnsi="Arial Narrow" w:cs="Arial"/>
-          <w:color w:val="000000"/>
-          <w:kern w:val="0"/>
-          <w:lang w:val="es-ES" w:eastAsia="es-ES"/>
-          <w14:ligatures w14:val="none"/>
-        </w:rPr>
-        <w:t xml:space="preserve"> el</w:t>
-      </w:r>
-      <w:r>
-        <w:rPr>
-          <w:rFonts w:ascii="Arial Narrow" w:eastAsia="Times New Roman" w:hAnsi="Arial Narrow" w:cs="Arial"/>
-          <w:color w:val="000000"/>
-          <w:kern w:val="0"/>
-          <w:lang w:val="es-ES" w:eastAsia="es-ES"/>
-          <w14:ligatures w14:val="none"/>
-        </w:rPr>
-        <w:t xml:space="preserve"> </w:t>
-      </w:r>
-      <w:r>
-        <w:rPr>
-          <w:rFonts w:ascii="Arial Narrow" w:eastAsia="Times New Roman" w:hAnsi="Arial Narrow" w:cs="Arial"/>
-          <w:color w:val="000000"/>
-          <w:kern w:val="0"/>
-          <w:lang w:val="es-ES" w:eastAsia="es-ES"/>
-          <w14:ligatures w14:val="none"/>
-        </w:rPr>
-        <w:t>Banco</w:t>
-      </w:r>
-      <w:r>
-        <w:rPr>
-          <w:rFonts w:ascii="Arial Narrow" w:eastAsia="Times New Roman" w:hAnsi="Arial Narrow" w:cs="Arial"/>
-          <w:color w:val="000000"/>
-          <w:kern w:val="0"/>
-          <w:lang w:val="es-ES" w:eastAsia="es-ES"/>
-          <w14:ligatures w14:val="none"/>
-        </w:rPr>
-        <w:t xml:space="preserve"> exhiba y entregue copia autenticada del contrato de </w:t>
-      </w:r>
-      <w:r>
-        <w:rPr>
-          <w:rFonts w:ascii="Arial Narrow" w:eastAsia="Times New Roman" w:hAnsi="Arial Narrow" w:cs="Arial"/>
-          <w:color w:val="000000"/>
-          <w:kern w:val="0"/>
-          <w:lang w:val="es-ES" w:eastAsia="es-ES"/>
-          <w14:ligatures w14:val="none"/>
-        </w:rPr>
-        <w:t>Seguro</w:t>
-      </w:r>
-      <w:r>
-        <w:rPr>
-          <w:rFonts w:ascii="Arial Narrow" w:eastAsia="Times New Roman" w:hAnsi="Arial Narrow" w:cs="Arial"/>
-          <w:color w:val="000000"/>
-          <w:kern w:val="0"/>
-          <w:lang w:val="es-ES" w:eastAsia="es-ES"/>
-          <w14:ligatures w14:val="none"/>
-        </w:rPr>
-        <w:t xml:space="preserve"> de </w:t>
-      </w:r>
-      <w:r>
-        <w:rPr>
-          <w:rFonts w:ascii="Arial Narrow" w:eastAsia="Times New Roman" w:hAnsi="Arial Narrow" w:cs="Arial"/>
-          <w:color w:val="000000"/>
-          <w:kern w:val="0"/>
-          <w:lang w:val="es-ES" w:eastAsia="es-ES"/>
-          <w14:ligatures w14:val="none"/>
-        </w:rPr>
-        <w:t>D</w:t>
-      </w:r>
-      <w:r>
-        <w:rPr>
-          <w:rFonts w:ascii="Arial Narrow" w:eastAsia="Times New Roman" w:hAnsi="Arial Narrow" w:cs="Arial"/>
-          <w:color w:val="000000"/>
-          <w:kern w:val="0"/>
-          <w:lang w:val="es-ES" w:eastAsia="es-ES"/>
-          <w14:ligatures w14:val="none"/>
-        </w:rPr>
-        <w:t xml:space="preserve">esgravamen </w:t>
-      </w:r>
-      <w:r>
-        <w:rPr>
-          <w:rFonts w:ascii="Arial Narrow" w:eastAsia="Times New Roman" w:hAnsi="Arial Narrow" w:cs="Arial"/>
-          <w:color w:val="000000"/>
-          <w:kern w:val="0"/>
-          <w:lang w:val="es-ES" w:eastAsia="es-ES"/>
-          <w14:ligatures w14:val="none"/>
-        </w:rPr>
-        <w:t xml:space="preserve">efectivamente vigente en 2014, correspondiente al Certificado </w:t>
+        <w:t/>
+      </w:r>
+      <w:r>
+        <w:rPr>
+          <w:rFonts w:ascii="Arial Narrow" w:eastAsia="Times New Roman" w:hAnsi="Arial Narrow" w:cs="Arial"/>
+          <w:color w:val="000000"/>
+          <w:kern w:val="0"/>
+          <w:lang w:val="es-ES" w:eastAsia="es-ES"/>
+          <w14:ligatures w14:val="none"/>
+        </w:rPr>
+        <w:t xml:space="preserve"/>
+      </w:r>
+      <w:r>
+        <w:rPr>
+          <w:rFonts w:ascii="Arial Narrow" w:eastAsia="Times New Roman" w:hAnsi="Arial Narrow" w:cs="Arial"/>
+          <w:color w:val="000000"/>
+          <w:kern w:val="0"/>
+          <w:lang w:val="es-ES" w:eastAsia="es-ES"/>
+          <w14:ligatures w14:val="none"/>
+        </w:rPr>
+        <w:t/>
+      </w:r>
+      <w:r>
+        <w:rPr>
+          <w:rFonts w:ascii="Arial Narrow" w:eastAsia="Times New Roman" w:hAnsi="Arial Narrow" w:cs="Arial"/>
+          <w:color w:val="000000"/>
+          <w:kern w:val="0"/>
+          <w:lang w:val="es-ES" w:eastAsia="es-ES"/>
+          <w14:ligatures w14:val="none"/>
+        </w:rPr>
+        <w:t/>
+      </w:r>
+      <w:r>
+        <w:rPr>
+          <w:rFonts w:ascii="Arial Narrow" w:eastAsia="Times New Roman" w:hAnsi="Arial Narrow" w:cs="Arial"/>
+          <w:color w:val="000000"/>
+          <w:kern w:val="0"/>
+          <w:lang w:val="es-ES" w:eastAsia="es-ES"/>
+          <w14:ligatures w14:val="none"/>
+        </w:rPr>
+        <w:t xml:space="preserve"/>
+      </w:r>
+      <w:r>
+        <w:rPr>
+          <w:rFonts w:ascii="Arial Narrow" w:eastAsia="Times New Roman" w:hAnsi="Arial Narrow" w:cs="Arial"/>
+          <w:color w:val="000000"/>
+          <w:kern w:val="0"/>
+          <w:lang w:val="es-ES" w:eastAsia="es-ES"/>
+          <w14:ligatures w14:val="none"/>
+        </w:rPr>
+        <w:t xml:space="preserve"/>
+      </w:r>
+      <w:r>
+        <w:rPr>
+          <w:rFonts w:ascii="Arial Narrow" w:eastAsia="Times New Roman" w:hAnsi="Arial Narrow" w:cs="Arial"/>
+          <w:color w:val="000000"/>
+          <w:kern w:val="0"/>
+          <w:lang w:val="es-ES" w:eastAsia="es-ES"/>
+          <w14:ligatures w14:val="none"/>
+        </w:rPr>
+        <w:t/>
+      </w:r>
+      <w:r>
+        <w:rPr>
+          <w:rFonts w:ascii="Arial Narrow" w:eastAsia="Times New Roman" w:hAnsi="Arial Narrow" w:cs="Arial"/>
+          <w:color w:val="000000"/>
+          <w:kern w:val="0"/>
+          <w:lang w:val="es-ES" w:eastAsia="es-ES"/>
+          <w14:ligatures w14:val="none"/>
+        </w:rPr>
+        <w:t xml:space="preserve"/>
+      </w:r>
+      <w:r>
+        <w:rPr>
+          <w:rFonts w:ascii="Arial Narrow" w:eastAsia="Times New Roman" w:hAnsi="Arial Narrow" w:cs="Arial"/>
+          <w:color w:val="000000"/>
+          <w:kern w:val="0"/>
+          <w:lang w:val="es-ES" w:eastAsia="es-ES"/>
+          <w14:ligatures w14:val="none"/>
+        </w:rPr>
+        <w:t/>
+      </w:r>
+      <w:r>
+        <w:rPr>
+          <w:rFonts w:ascii="Arial Narrow" w:eastAsia="Times New Roman" w:hAnsi="Arial Narrow" w:cs="Arial"/>
+          <w:color w:val="000000"/>
+          <w:kern w:val="0"/>
+          <w:lang w:val="es-ES" w:eastAsia="es-ES"/>
+          <w14:ligatures w14:val="none"/>
+        </w:rPr>
+        <w:t xml:space="preserve"/>
+      </w:r>
+      <w:r>
+        <w:rPr>
+          <w:rFonts w:ascii="Arial Narrow" w:eastAsia="Times New Roman" w:hAnsi="Arial Narrow" w:cs="Arial"/>
+          <w:color w:val="000000"/>
+          <w:kern w:val="0"/>
+          <w:lang w:val="es-ES" w:eastAsia="es-ES"/>
+          <w14:ligatures w14:val="none"/>
+        </w:rPr>
+        <w:t/>
+      </w:r>
+      <w:r>
+        <w:rPr>
+          <w:rFonts w:ascii="Arial Narrow" w:eastAsia="Times New Roman" w:hAnsi="Arial Narrow" w:cs="Arial"/>
+          <w:color w:val="000000"/>
+          <w:kern w:val="0"/>
+          <w:lang w:val="es-ES" w:eastAsia="es-ES"/>
+          <w14:ligatures w14:val="none"/>
+        </w:rPr>
+        <w:t xml:space="preserve"/>
+      </w:r>
+      <w:r>
+        <w:rPr>
+          <w:rFonts w:ascii="Arial Narrow" w:eastAsia="Times New Roman" w:hAnsi="Arial Narrow" w:cs="Arial"/>
+          <w:color w:val="000000"/>
+          <w:kern w:val="0"/>
+          <w:lang w:val="es-ES" w:eastAsia="es-ES"/>
+          <w14:ligatures w14:val="none"/>
+        </w:rPr>
+        <w:t xml:space="preserve"/>
       </w:r>
       <w:proofErr w:type="spellStart"/>
       <w:r>
@@ -2834,27 +2834,27 @@
           <w:lang w:val="es-ES" w:eastAsia="es-ES"/>
           <w14:ligatures w14:val="none"/>
         </w:rPr>
-        <w:t xml:space="preserve"> 00110178194000138341, no las versiones posteriores de 2019 o 2024</w:t>
-      </w:r>
-      <w:r>
-        <w:rPr>
-          <w:rFonts w:ascii="Arial Narrow" w:eastAsia="Times New Roman" w:hAnsi="Arial Narrow" w:cs="Arial"/>
-          <w:color w:val="000000"/>
-          <w:kern w:val="0"/>
-          <w:lang w:val="es-ES" w:eastAsia="es-ES"/>
-          <w14:ligatures w14:val="none"/>
-        </w:rPr>
-        <w:t xml:space="preserve">; </w:t>
-      </w:r>
-      <w:r>
-        <w:rPr>
-          <w:rFonts w:ascii="Arial Narrow" w:eastAsia="Times New Roman" w:hAnsi="Arial Narrow" w:cs="Arial"/>
-          <w:color w:val="000000"/>
-          <w:kern w:val="0"/>
-          <w:lang w:val="es-ES" w:eastAsia="es-ES"/>
-          <w14:ligatures w14:val="none"/>
-        </w:rPr>
-        <w:t>(</w:t>
+        <w:t xml:space="preserve"/>
+      </w:r>
+      <w:r>
+        <w:rPr>
+          <w:rFonts w:ascii="Arial Narrow" w:eastAsia="Times New Roman" w:hAnsi="Arial Narrow" w:cs="Arial"/>
+          <w:color w:val="000000"/>
+          <w:kern w:val="0"/>
+          <w:lang w:val="es-ES" w:eastAsia="es-ES"/>
+          <w14:ligatures w14:val="none"/>
+        </w:rPr>
+        <w:t xml:space="preserve"/>
+      </w:r>
+      <w:r>
+        <w:rPr>
+          <w:rFonts w:ascii="Arial Narrow" w:eastAsia="Times New Roman" w:hAnsi="Arial Narrow" w:cs="Arial"/>
+          <w:color w:val="000000"/>
+          <w:kern w:val="0"/>
+          <w:lang w:val="es-ES" w:eastAsia="es-ES"/>
+          <w14:ligatures w14:val="none"/>
+        </w:rPr>
+        <w:t/>
       </w:r>
       <w:proofErr w:type="spellStart"/>
       <w:r>
@@ -2865,7 +2865,7 @@
           <w:lang w:val="es-ES" w:eastAsia="es-ES"/>
           <w14:ligatures w14:val="none"/>
         </w:rPr>
-        <w:t>iii</w:t>
+        <w:t/>
       </w:r>
       <w:proofErr w:type="spellEnd"/>
       <w:r>
@@ -2876,77 +2876,77 @@
           <w:lang w:val="es-ES" w:eastAsia="es-ES"/>
           <w14:ligatures w14:val="none"/>
         </w:rPr>
-        <w:t>) q</w:t>
-      </w:r>
-      <w:r>
-        <w:rPr>
-          <w:rFonts w:ascii="Arial Narrow" w:eastAsia="Times New Roman" w:hAnsi="Arial Narrow" w:cs="Arial"/>
-          <w:color w:val="000000"/>
-          <w:kern w:val="0"/>
-          <w:lang w:val="es-ES" w:eastAsia="es-ES"/>
-          <w14:ligatures w14:val="none"/>
-        </w:rPr>
-        <w:t xml:space="preserve">ue </w:t>
-      </w:r>
-      <w:r>
-        <w:rPr>
-          <w:rFonts w:ascii="Arial Narrow" w:eastAsia="Times New Roman" w:hAnsi="Arial Narrow" w:cs="Arial"/>
-          <w:color w:val="000000"/>
-          <w:kern w:val="0"/>
-          <w:lang w:val="es-ES" w:eastAsia="es-ES"/>
-          <w14:ligatures w14:val="none"/>
-        </w:rPr>
-        <w:t xml:space="preserve">Rímac </w:t>
-      </w:r>
-      <w:r>
-        <w:rPr>
-          <w:rFonts w:ascii="Arial Narrow" w:eastAsia="Times New Roman" w:hAnsi="Arial Narrow" w:cs="Arial"/>
-          <w:color w:val="000000"/>
-          <w:kern w:val="0"/>
-          <w:lang w:val="es-ES" w:eastAsia="es-ES"/>
-          <w14:ligatures w14:val="none"/>
-        </w:rPr>
-        <w:t xml:space="preserve">y </w:t>
-      </w:r>
-      <w:r>
-        <w:rPr>
-          <w:rFonts w:ascii="Arial Narrow" w:eastAsia="Times New Roman" w:hAnsi="Arial Narrow" w:cs="Arial"/>
-          <w:color w:val="000000"/>
-          <w:kern w:val="0"/>
-          <w:lang w:val="es-ES" w:eastAsia="es-ES"/>
-          <w14:ligatures w14:val="none"/>
-        </w:rPr>
-        <w:t xml:space="preserve">el </w:t>
-      </w:r>
-      <w:r>
-        <w:rPr>
-          <w:rFonts w:ascii="Arial Narrow" w:eastAsia="Times New Roman" w:hAnsi="Arial Narrow" w:cs="Arial"/>
-          <w:color w:val="000000"/>
-          <w:kern w:val="0"/>
-          <w:lang w:val="es-ES" w:eastAsia="es-ES"/>
-          <w14:ligatures w14:val="none"/>
-        </w:rPr>
-        <w:t xml:space="preserve">Banco </w:t>
-      </w:r>
-      <w:r>
-        <w:rPr>
-          <w:rFonts w:ascii="Arial Narrow" w:eastAsia="Times New Roman" w:hAnsi="Arial Narrow" w:cs="Arial"/>
-          <w:color w:val="000000"/>
-          <w:kern w:val="0"/>
-          <w:lang w:val="es-ES" w:eastAsia="es-ES"/>
-          <w14:ligatures w14:val="none"/>
-        </w:rPr>
-        <w:t>se abstengan en el futuro de exigir a consumidores jubilados el certificado COMECI del DS 166-2005-EF, reconociendo expresamente que dicho documento solo se emite para pensiones ONP y no para fines bancarios</w:t>
-      </w:r>
-      <w:r>
-        <w:rPr>
-          <w:rFonts w:ascii="Arial Narrow" w:eastAsia="Times New Roman" w:hAnsi="Arial Narrow" w:cs="Arial"/>
-          <w:color w:val="000000"/>
-          <w:kern w:val="0"/>
-          <w:lang w:val="es-ES" w:eastAsia="es-ES"/>
-          <w14:ligatures w14:val="none"/>
-        </w:rPr>
-        <w:t>; (</w:t>
+        <w:t/>
+      </w:r>
+      <w:r>
+        <w:rPr>
+          <w:rFonts w:ascii="Arial Narrow" w:eastAsia="Times New Roman" w:hAnsi="Arial Narrow" w:cs="Arial"/>
+          <w:color w:val="000000"/>
+          <w:kern w:val="0"/>
+          <w:lang w:val="es-ES" w:eastAsia="es-ES"/>
+          <w14:ligatures w14:val="none"/>
+        </w:rPr>
+        <w:t xml:space="preserve"/>
+      </w:r>
+      <w:r>
+        <w:rPr>
+          <w:rFonts w:ascii="Arial Narrow" w:eastAsia="Times New Roman" w:hAnsi="Arial Narrow" w:cs="Arial"/>
+          <w:color w:val="000000"/>
+          <w:kern w:val="0"/>
+          <w:lang w:val="es-ES" w:eastAsia="es-ES"/>
+          <w14:ligatures w14:val="none"/>
+        </w:rPr>
+        <w:t xml:space="preserve"/>
+      </w:r>
+      <w:r>
+        <w:rPr>
+          <w:rFonts w:ascii="Arial Narrow" w:eastAsia="Times New Roman" w:hAnsi="Arial Narrow" w:cs="Arial"/>
+          <w:color w:val="000000"/>
+          <w:kern w:val="0"/>
+          <w:lang w:val="es-ES" w:eastAsia="es-ES"/>
+          <w14:ligatures w14:val="none"/>
+        </w:rPr>
+        <w:t xml:space="preserve"/>
+      </w:r>
+      <w:r>
+        <w:rPr>
+          <w:rFonts w:ascii="Arial Narrow" w:eastAsia="Times New Roman" w:hAnsi="Arial Narrow" w:cs="Arial"/>
+          <w:color w:val="000000"/>
+          <w:kern w:val="0"/>
+          <w:lang w:val="es-ES" w:eastAsia="es-ES"/>
+          <w14:ligatures w14:val="none"/>
+        </w:rPr>
+        <w:t xml:space="preserve"/>
+      </w:r>
+      <w:r>
+        <w:rPr>
+          <w:rFonts w:ascii="Arial Narrow" w:eastAsia="Times New Roman" w:hAnsi="Arial Narrow" w:cs="Arial"/>
+          <w:color w:val="000000"/>
+          <w:kern w:val="0"/>
+          <w:lang w:val="es-ES" w:eastAsia="es-ES"/>
+          <w14:ligatures w14:val="none"/>
+        </w:rPr>
+        <w:t xml:space="preserve"/>
+      </w:r>
+      <w:r>
+        <w:rPr>
+          <w:rFonts w:ascii="Arial Narrow" w:eastAsia="Times New Roman" w:hAnsi="Arial Narrow" w:cs="Arial"/>
+          <w:color w:val="000000"/>
+          <w:kern w:val="0"/>
+          <w:lang w:val="es-ES" w:eastAsia="es-ES"/>
+          <w14:ligatures w14:val="none"/>
+        </w:rPr>
+        <w:t/>
+      </w:r>
+      <w:r>
+        <w:rPr>
+          <w:rFonts w:ascii="Arial Narrow" w:eastAsia="Times New Roman" w:hAnsi="Arial Narrow" w:cs="Arial"/>
+          <w:color w:val="000000"/>
+          <w:kern w:val="0"/>
+          <w:lang w:val="es-ES" w:eastAsia="es-ES"/>
+          <w14:ligatures w14:val="none"/>
+        </w:rPr>
+        <w:t/>
       </w:r>
       <w:proofErr w:type="spellStart"/>
       <w:r>
@@ -2957,7 +2957,7 @@
           <w:lang w:val="es-ES" w:eastAsia="es-ES"/>
           <w14:ligatures w14:val="none"/>
         </w:rPr>
-        <w:t>iv</w:t>
+        <w:t/>
       </w:r>
       <w:proofErr w:type="spellEnd"/>
       <w:r>
@@ -2968,247 +2968,247 @@
           <w:lang w:val="es-ES" w:eastAsia="es-ES"/>
           <w14:ligatures w14:val="none"/>
         </w:rPr>
-        <w:t>)</w:t>
-      </w:r>
-      <w:r>
-        <w:rPr>
-          <w:rFonts w:ascii="Arial Narrow" w:eastAsia="Times New Roman" w:hAnsi="Arial Narrow" w:cs="Arial"/>
-          <w:color w:val="000000"/>
-          <w:kern w:val="0"/>
-          <w:lang w:val="es-ES" w:eastAsia="es-ES"/>
-          <w14:ligatures w14:val="none"/>
-        </w:rPr>
-        <w:t xml:space="preserve"> </w:t>
-      </w:r>
-      <w:r>
-        <w:rPr>
-          <w:rFonts w:ascii="Arial Narrow" w:eastAsia="Times New Roman" w:hAnsi="Arial Narrow" w:cs="Arial"/>
-          <w:color w:val="000000"/>
-          <w:kern w:val="0"/>
-          <w:lang w:val="es-ES" w:eastAsia="es-ES"/>
-          <w14:ligatures w14:val="none"/>
-        </w:rPr>
-        <w:t>q</w:t>
-      </w:r>
-      <w:r>
-        <w:rPr>
-          <w:rFonts w:ascii="Arial Narrow" w:eastAsia="Times New Roman" w:hAnsi="Arial Narrow" w:cs="Arial"/>
-          <w:color w:val="000000"/>
-          <w:kern w:val="0"/>
-          <w:lang w:val="es-ES" w:eastAsia="es-ES"/>
-          <w14:ligatures w14:val="none"/>
-        </w:rPr>
-        <w:t xml:space="preserve">ue </w:t>
-      </w:r>
-      <w:r>
-        <w:rPr>
-          <w:rFonts w:ascii="Arial Narrow" w:eastAsia="Times New Roman" w:hAnsi="Arial Narrow" w:cs="Arial"/>
-          <w:color w:val="000000"/>
-          <w:kern w:val="0"/>
-          <w:lang w:val="es-ES" w:eastAsia="es-ES"/>
-          <w14:ligatures w14:val="none"/>
-        </w:rPr>
-        <w:t xml:space="preserve">Rímac </w:t>
-      </w:r>
-      <w:r>
-        <w:rPr>
-          <w:rFonts w:ascii="Arial Narrow" w:eastAsia="Times New Roman" w:hAnsi="Arial Narrow" w:cs="Arial"/>
-          <w:color w:val="000000"/>
-          <w:kern w:val="0"/>
-          <w:lang w:val="es-ES" w:eastAsia="es-ES"/>
-          <w14:ligatures w14:val="none"/>
-        </w:rPr>
-        <w:t>y</w:t>
-      </w:r>
-      <w:r>
-        <w:rPr>
-          <w:rFonts w:ascii="Arial Narrow" w:eastAsia="Times New Roman" w:hAnsi="Arial Narrow" w:cs="Arial"/>
-          <w:color w:val="000000"/>
-          <w:kern w:val="0"/>
-          <w:lang w:val="es-ES" w:eastAsia="es-ES"/>
-          <w14:ligatures w14:val="none"/>
-        </w:rPr>
-        <w:t xml:space="preserve"> el</w:t>
-      </w:r>
-      <w:r>
-        <w:rPr>
-          <w:rFonts w:ascii="Arial Narrow" w:eastAsia="Times New Roman" w:hAnsi="Arial Narrow" w:cs="Arial"/>
-          <w:color w:val="000000"/>
-          <w:kern w:val="0"/>
-          <w:lang w:val="es-ES" w:eastAsia="es-ES"/>
-          <w14:ligatures w14:val="none"/>
-        </w:rPr>
-        <w:t xml:space="preserve"> </w:t>
-      </w:r>
-      <w:r>
-        <w:rPr>
-          <w:rFonts w:ascii="Arial Narrow" w:eastAsia="Times New Roman" w:hAnsi="Arial Narrow" w:cs="Arial"/>
-          <w:color w:val="000000"/>
-          <w:kern w:val="0"/>
-          <w:lang w:val="es-ES" w:eastAsia="es-ES"/>
-          <w14:ligatures w14:val="none"/>
-        </w:rPr>
-        <w:t xml:space="preserve">Banco </w:t>
-      </w:r>
-      <w:r>
-        <w:rPr>
-          <w:rFonts w:ascii="Arial Narrow" w:eastAsia="Times New Roman" w:hAnsi="Arial Narrow" w:cs="Arial"/>
-          <w:color w:val="000000"/>
-          <w:kern w:val="0"/>
-          <w:lang w:val="es-ES" w:eastAsia="es-ES"/>
-          <w14:ligatures w14:val="none"/>
-        </w:rPr>
-        <w:t>modifiquen la cláusula abusiva sobre el momento de configuración del siniestro, estableciendo que se considerará la fecha de ocurrencia de la enfermedad o accidente que genera la invalidez, no la fecha de emisión del certificado administrativo</w:t>
-      </w:r>
-      <w:r>
-        <w:rPr>
-          <w:rFonts w:ascii="Arial Narrow" w:eastAsia="Times New Roman" w:hAnsi="Arial Narrow" w:cs="Arial"/>
-          <w:color w:val="000000"/>
-          <w:kern w:val="0"/>
-          <w:lang w:val="es-ES" w:eastAsia="es-ES"/>
-          <w14:ligatures w14:val="none"/>
-        </w:rPr>
-        <w:t>; (v)</w:t>
-      </w:r>
-      <w:r>
-        <w:rPr>
-          <w:rFonts w:ascii="Arial Narrow" w:eastAsia="Times New Roman" w:hAnsi="Arial Narrow" w:cs="Arial"/>
-          <w:color w:val="000000"/>
-          <w:kern w:val="0"/>
-          <w:lang w:val="es-ES" w:eastAsia="es-ES"/>
-          <w14:ligatures w14:val="none"/>
-        </w:rPr>
-        <w:t xml:space="preserve"> </w:t>
-      </w:r>
-      <w:r>
-        <w:rPr>
-          <w:rFonts w:ascii="Arial Narrow" w:eastAsia="Times New Roman" w:hAnsi="Arial Narrow" w:cs="Arial"/>
-          <w:color w:val="000000"/>
-          <w:kern w:val="0"/>
-          <w:lang w:val="es-ES" w:eastAsia="es-ES"/>
-          <w14:ligatures w14:val="none"/>
-        </w:rPr>
-        <w:t>q</w:t>
-      </w:r>
-      <w:r>
-        <w:rPr>
-          <w:rFonts w:ascii="Arial Narrow" w:eastAsia="Times New Roman" w:hAnsi="Arial Narrow" w:cs="Arial"/>
-          <w:color w:val="000000"/>
-          <w:kern w:val="0"/>
-          <w:lang w:val="es-ES" w:eastAsia="es-ES"/>
-          <w14:ligatures w14:val="none"/>
-        </w:rPr>
-        <w:t xml:space="preserve">ue </w:t>
-      </w:r>
-      <w:r>
-        <w:rPr>
-          <w:rFonts w:ascii="Arial Narrow" w:eastAsia="Times New Roman" w:hAnsi="Arial Narrow" w:cs="Arial"/>
-          <w:color w:val="000000"/>
-          <w:kern w:val="0"/>
-          <w:lang w:val="es-ES" w:eastAsia="es-ES"/>
-          <w14:ligatures w14:val="none"/>
-        </w:rPr>
-        <w:t xml:space="preserve">el </w:t>
-      </w:r>
-      <w:r>
-        <w:rPr>
-          <w:rFonts w:ascii="Arial Narrow" w:eastAsia="Times New Roman" w:hAnsi="Arial Narrow" w:cs="Arial"/>
-          <w:color w:val="000000"/>
-          <w:kern w:val="0"/>
-          <w:lang w:val="es-ES" w:eastAsia="es-ES"/>
-          <w14:ligatures w14:val="none"/>
-        </w:rPr>
-        <w:t>Banco</w:t>
-      </w:r>
-      <w:r>
-        <w:rPr>
-          <w:rFonts w:ascii="Arial Narrow" w:eastAsia="Times New Roman" w:hAnsi="Arial Narrow" w:cs="Arial"/>
-          <w:color w:val="000000"/>
-          <w:kern w:val="0"/>
-          <w:lang w:val="es-ES" w:eastAsia="es-ES"/>
-          <w14:ligatures w14:val="none"/>
-        </w:rPr>
-        <w:t xml:space="preserve"> informe sobre la eventual venta de la deuda a terceros y las medidas adoptadas para evitar cobranza abusiva mientras existe </w:t>
-      </w:r>
-      <w:r>
-        <w:rPr>
-          <w:rFonts w:ascii="Arial Narrow" w:eastAsia="Times New Roman" w:hAnsi="Arial Narrow" w:cs="Arial"/>
-          <w:color w:val="000000"/>
-          <w:kern w:val="0"/>
-          <w:lang w:val="es-ES" w:eastAsia="es-ES"/>
-          <w14:ligatures w14:val="none"/>
-        </w:rPr>
-        <w:t>un reclamo de seguro pendiente</w:t>
-      </w:r>
-      <w:r>
-        <w:rPr>
-          <w:rFonts w:ascii="Arial Narrow" w:eastAsia="Times New Roman" w:hAnsi="Arial Narrow" w:cs="Arial"/>
-          <w:color w:val="000000"/>
-          <w:kern w:val="0"/>
-          <w:lang w:val="es-ES" w:eastAsia="es-ES"/>
-          <w14:ligatures w14:val="none"/>
-        </w:rPr>
-        <w:t>; (vi) q</w:t>
-      </w:r>
-      <w:r>
-        <w:rPr>
-          <w:rFonts w:ascii="Arial Narrow" w:eastAsia="Times New Roman" w:hAnsi="Arial Narrow" w:cs="Arial"/>
-          <w:color w:val="000000"/>
-          <w:kern w:val="0"/>
-          <w:lang w:val="es-ES" w:eastAsia="es-ES"/>
-          <w14:ligatures w14:val="none"/>
-        </w:rPr>
-        <w:t xml:space="preserve">ue Rímac y </w:t>
-      </w:r>
-      <w:r>
-        <w:rPr>
-          <w:rFonts w:ascii="Arial Narrow" w:eastAsia="Times New Roman" w:hAnsi="Arial Narrow" w:cs="Arial"/>
-          <w:color w:val="000000"/>
-          <w:kern w:val="0"/>
-          <w:lang w:val="es-ES" w:eastAsia="es-ES"/>
-          <w14:ligatures w14:val="none"/>
-        </w:rPr>
-        <w:t>el Banco</w:t>
-      </w:r>
-      <w:r>
-        <w:rPr>
-          <w:rFonts w:ascii="Arial Narrow" w:eastAsia="Times New Roman" w:hAnsi="Arial Narrow" w:cs="Arial"/>
-          <w:color w:val="000000"/>
-          <w:kern w:val="0"/>
-          <w:lang w:val="es-ES" w:eastAsia="es-ES"/>
-          <w14:ligatures w14:val="none"/>
-        </w:rPr>
-        <w:t xml:space="preserve"> modifiquen la cláusula abusiva sobre consentimiento para acceso a historia clínica, limitándola únicamente a la información médica estrictamente relacionada con el siniestro reclamado, respetando el derecho a la intimidad y protección de datos sensibles</w:t>
-      </w:r>
-      <w:r>
-        <w:rPr>
-          <w:rFonts w:ascii="Arial Narrow" w:eastAsia="Times New Roman" w:hAnsi="Arial Narrow" w:cs="Arial"/>
-          <w:color w:val="000000"/>
-          <w:kern w:val="0"/>
-          <w:lang w:val="es-ES" w:eastAsia="es-ES"/>
-          <w14:ligatures w14:val="none"/>
-        </w:rPr>
-        <w:t xml:space="preserve">; </w:t>
-      </w:r>
-      <w:r>
-        <w:rPr>
-          <w:rFonts w:ascii="Arial Narrow" w:eastAsia="Times New Roman" w:hAnsi="Arial Narrow" w:cs="Arial"/>
-          <w:color w:val="000000"/>
-          <w:kern w:val="0"/>
-          <w:lang w:val="es-ES" w:eastAsia="es-ES"/>
-          <w14:ligatures w14:val="none"/>
-        </w:rPr>
-        <w:t xml:space="preserve">y, </w:t>
-      </w:r>
-      <w:r>
-        <w:rPr>
-          <w:rFonts w:ascii="Arial Narrow" w:eastAsia="Times New Roman" w:hAnsi="Arial Narrow" w:cs="Arial"/>
-          <w:color w:val="000000"/>
-          <w:kern w:val="0"/>
-          <w:lang w:val="es-ES" w:eastAsia="es-ES"/>
-          <w14:ligatures w14:val="none"/>
-        </w:rPr>
-        <w:t>(</w:t>
+        <w:t/>
+      </w:r>
+      <w:r>
+        <w:rPr>
+          <w:rFonts w:ascii="Arial Narrow" w:eastAsia="Times New Roman" w:hAnsi="Arial Narrow" w:cs="Arial"/>
+          <w:color w:val="000000"/>
+          <w:kern w:val="0"/>
+          <w:lang w:val="es-ES" w:eastAsia="es-ES"/>
+          <w14:ligatures w14:val="none"/>
+        </w:rPr>
+        <w:t xml:space="preserve"/>
+      </w:r>
+      <w:r>
+        <w:rPr>
+          <w:rFonts w:ascii="Arial Narrow" w:eastAsia="Times New Roman" w:hAnsi="Arial Narrow" w:cs="Arial"/>
+          <w:color w:val="000000"/>
+          <w:kern w:val="0"/>
+          <w:lang w:val="es-ES" w:eastAsia="es-ES"/>
+          <w14:ligatures w14:val="none"/>
+        </w:rPr>
+        <w:t/>
+      </w:r>
+      <w:r>
+        <w:rPr>
+          <w:rFonts w:ascii="Arial Narrow" w:eastAsia="Times New Roman" w:hAnsi="Arial Narrow" w:cs="Arial"/>
+          <w:color w:val="000000"/>
+          <w:kern w:val="0"/>
+          <w:lang w:val="es-ES" w:eastAsia="es-ES"/>
+          <w14:ligatures w14:val="none"/>
+        </w:rPr>
+        <w:t xml:space="preserve"/>
+      </w:r>
+      <w:r>
+        <w:rPr>
+          <w:rFonts w:ascii="Arial Narrow" w:eastAsia="Times New Roman" w:hAnsi="Arial Narrow" w:cs="Arial"/>
+          <w:color w:val="000000"/>
+          <w:kern w:val="0"/>
+          <w:lang w:val="es-ES" w:eastAsia="es-ES"/>
+          <w14:ligatures w14:val="none"/>
+        </w:rPr>
+        <w:t xml:space="preserve"/>
+      </w:r>
+      <w:r>
+        <w:rPr>
+          <w:rFonts w:ascii="Arial Narrow" w:eastAsia="Times New Roman" w:hAnsi="Arial Narrow" w:cs="Arial"/>
+          <w:color w:val="000000"/>
+          <w:kern w:val="0"/>
+          <w:lang w:val="es-ES" w:eastAsia="es-ES"/>
+          <w14:ligatures w14:val="none"/>
+        </w:rPr>
+        <w:t/>
+      </w:r>
+      <w:r>
+        <w:rPr>
+          <w:rFonts w:ascii="Arial Narrow" w:eastAsia="Times New Roman" w:hAnsi="Arial Narrow" w:cs="Arial"/>
+          <w:color w:val="000000"/>
+          <w:kern w:val="0"/>
+          <w:lang w:val="es-ES" w:eastAsia="es-ES"/>
+          <w14:ligatures w14:val="none"/>
+        </w:rPr>
+        <w:t xml:space="preserve"/>
+      </w:r>
+      <w:r>
+        <w:rPr>
+          <w:rFonts w:ascii="Arial Narrow" w:eastAsia="Times New Roman" w:hAnsi="Arial Narrow" w:cs="Arial"/>
+          <w:color w:val="000000"/>
+          <w:kern w:val="0"/>
+          <w:lang w:val="es-ES" w:eastAsia="es-ES"/>
+          <w14:ligatures w14:val="none"/>
+        </w:rPr>
+        <w:t xml:space="preserve"/>
+      </w:r>
+      <w:r>
+        <w:rPr>
+          <w:rFonts w:ascii="Arial Narrow" w:eastAsia="Times New Roman" w:hAnsi="Arial Narrow" w:cs="Arial"/>
+          <w:color w:val="000000"/>
+          <w:kern w:val="0"/>
+          <w:lang w:val="es-ES" w:eastAsia="es-ES"/>
+          <w14:ligatures w14:val="none"/>
+        </w:rPr>
+        <w:t xml:space="preserve"/>
+      </w:r>
+      <w:r>
+        <w:rPr>
+          <w:rFonts w:ascii="Arial Narrow" w:eastAsia="Times New Roman" w:hAnsi="Arial Narrow" w:cs="Arial"/>
+          <w:color w:val="000000"/>
+          <w:kern w:val="0"/>
+          <w:lang w:val="es-ES" w:eastAsia="es-ES"/>
+          <w14:ligatures w14:val="none"/>
+        </w:rPr>
+        <w:t/>
+      </w:r>
+      <w:r>
+        <w:rPr>
+          <w:rFonts w:ascii="Arial Narrow" w:eastAsia="Times New Roman" w:hAnsi="Arial Narrow" w:cs="Arial"/>
+          <w:color w:val="000000"/>
+          <w:kern w:val="0"/>
+          <w:lang w:val="es-ES" w:eastAsia="es-ES"/>
+          <w14:ligatures w14:val="none"/>
+        </w:rPr>
+        <w:t/>
+      </w:r>
+      <w:r>
+        <w:rPr>
+          <w:rFonts w:ascii="Arial Narrow" w:eastAsia="Times New Roman" w:hAnsi="Arial Narrow" w:cs="Arial"/>
+          <w:color w:val="000000"/>
+          <w:kern w:val="0"/>
+          <w:lang w:val="es-ES" w:eastAsia="es-ES"/>
+          <w14:ligatures w14:val="none"/>
+        </w:rPr>
+        <w:t xml:space="preserve"/>
+      </w:r>
+      <w:r>
+        <w:rPr>
+          <w:rFonts w:ascii="Arial Narrow" w:eastAsia="Times New Roman" w:hAnsi="Arial Narrow" w:cs="Arial"/>
+          <w:color w:val="000000"/>
+          <w:kern w:val="0"/>
+          <w:lang w:val="es-ES" w:eastAsia="es-ES"/>
+          <w14:ligatures w14:val="none"/>
+        </w:rPr>
+        <w:t/>
+      </w:r>
+      <w:r>
+        <w:rPr>
+          <w:rFonts w:ascii="Arial Narrow" w:eastAsia="Times New Roman" w:hAnsi="Arial Narrow" w:cs="Arial"/>
+          <w:color w:val="000000"/>
+          <w:kern w:val="0"/>
+          <w:lang w:val="es-ES" w:eastAsia="es-ES"/>
+          <w14:ligatures w14:val="none"/>
+        </w:rPr>
+        <w:t xml:space="preserve"/>
+      </w:r>
+      <w:r>
+        <w:rPr>
+          <w:rFonts w:ascii="Arial Narrow" w:eastAsia="Times New Roman" w:hAnsi="Arial Narrow" w:cs="Arial"/>
+          <w:color w:val="000000"/>
+          <w:kern w:val="0"/>
+          <w:lang w:val="es-ES" w:eastAsia="es-ES"/>
+          <w14:ligatures w14:val="none"/>
+        </w:rPr>
+        <w:t xml:space="preserve"/>
+      </w:r>
+      <w:r>
+        <w:rPr>
+          <w:rFonts w:ascii="Arial Narrow" w:eastAsia="Times New Roman" w:hAnsi="Arial Narrow" w:cs="Arial"/>
+          <w:color w:val="000000"/>
+          <w:kern w:val="0"/>
+          <w:lang w:val="es-ES" w:eastAsia="es-ES"/>
+          <w14:ligatures w14:val="none"/>
+        </w:rPr>
+        <w:t/>
+      </w:r>
+      <w:r>
+        <w:rPr>
+          <w:rFonts w:ascii="Arial Narrow" w:eastAsia="Times New Roman" w:hAnsi="Arial Narrow" w:cs="Arial"/>
+          <w:color w:val="000000"/>
+          <w:kern w:val="0"/>
+          <w:lang w:val="es-ES" w:eastAsia="es-ES"/>
+          <w14:ligatures w14:val="none"/>
+        </w:rPr>
+        <w:t xml:space="preserve"/>
+      </w:r>
+      <w:r>
+        <w:rPr>
+          <w:rFonts w:ascii="Arial Narrow" w:eastAsia="Times New Roman" w:hAnsi="Arial Narrow" w:cs="Arial"/>
+          <w:color w:val="000000"/>
+          <w:kern w:val="0"/>
+          <w:lang w:val="es-ES" w:eastAsia="es-ES"/>
+          <w14:ligatures w14:val="none"/>
+        </w:rPr>
+        <w:t/>
+      </w:r>
+      <w:r>
+        <w:rPr>
+          <w:rFonts w:ascii="Arial Narrow" w:eastAsia="Times New Roman" w:hAnsi="Arial Narrow" w:cs="Arial"/>
+          <w:color w:val="000000"/>
+          <w:kern w:val="0"/>
+          <w:lang w:val="es-ES" w:eastAsia="es-ES"/>
+          <w14:ligatures w14:val="none"/>
+        </w:rPr>
+        <w:t/>
+      </w:r>
+      <w:r>
+        <w:rPr>
+          <w:rFonts w:ascii="Arial Narrow" w:eastAsia="Times New Roman" w:hAnsi="Arial Narrow" w:cs="Arial"/>
+          <w:color w:val="000000"/>
+          <w:kern w:val="0"/>
+          <w:lang w:val="es-ES" w:eastAsia="es-ES"/>
+          <w14:ligatures w14:val="none"/>
+        </w:rPr>
+        <w:t xml:space="preserve"/>
+      </w:r>
+      <w:r>
+        <w:rPr>
+          <w:rFonts w:ascii="Arial Narrow" w:eastAsia="Times New Roman" w:hAnsi="Arial Narrow" w:cs="Arial"/>
+          <w:color w:val="000000"/>
+          <w:kern w:val="0"/>
+          <w:lang w:val="es-ES" w:eastAsia="es-ES"/>
+          <w14:ligatures w14:val="none"/>
+        </w:rPr>
+        <w:t/>
+      </w:r>
+      <w:r>
+        <w:rPr>
+          <w:rFonts w:ascii="Arial Narrow" w:eastAsia="Times New Roman" w:hAnsi="Arial Narrow" w:cs="Arial"/>
+          <w:color w:val="000000"/>
+          <w:kern w:val="0"/>
+          <w:lang w:val="es-ES" w:eastAsia="es-ES"/>
+          <w14:ligatures w14:val="none"/>
+        </w:rPr>
+        <w:t xml:space="preserve"/>
+      </w:r>
+      <w:r>
+        <w:rPr>
+          <w:rFonts w:ascii="Arial Narrow" w:eastAsia="Times New Roman" w:hAnsi="Arial Narrow" w:cs="Arial"/>
+          <w:color w:val="000000"/>
+          <w:kern w:val="0"/>
+          <w:lang w:val="es-ES" w:eastAsia="es-ES"/>
+          <w14:ligatures w14:val="none"/>
+        </w:rPr>
+        <w:t xml:space="preserve"/>
+      </w:r>
+      <w:r>
+        <w:rPr>
+          <w:rFonts w:ascii="Arial Narrow" w:eastAsia="Times New Roman" w:hAnsi="Arial Narrow" w:cs="Arial"/>
+          <w:color w:val="000000"/>
+          <w:kern w:val="0"/>
+          <w:lang w:val="es-ES" w:eastAsia="es-ES"/>
+          <w14:ligatures w14:val="none"/>
+        </w:rPr>
+        <w:t xml:space="preserve"/>
+      </w:r>
+      <w:r>
+        <w:rPr>
+          <w:rFonts w:ascii="Arial Narrow" w:eastAsia="Times New Roman" w:hAnsi="Arial Narrow" w:cs="Arial"/>
+          <w:color w:val="000000"/>
+          <w:kern w:val="0"/>
+          <w:lang w:val="es-ES" w:eastAsia="es-ES"/>
+          <w14:ligatures w14:val="none"/>
+        </w:rPr>
+        <w:t/>
       </w:r>
       <w:proofErr w:type="spellStart"/>
       <w:r>
@@ -3219,7 +3219,7 @@
           <w:lang w:val="es-ES" w:eastAsia="es-ES"/>
           <w14:ligatures w14:val="none"/>
         </w:rPr>
-        <w:t>vii</w:t>
+        <w:t/>
       </w:r>
       <w:proofErr w:type="spellEnd"/>
       <w:r>
@@ -3230,17 +3230,17 @@
           <w:lang w:val="es-ES" w:eastAsia="es-ES"/>
           <w14:ligatures w14:val="none"/>
         </w:rPr>
-        <w:t xml:space="preserve">) </w:t>
-      </w:r>
-      <w:r>
-        <w:rPr>
-          <w:rFonts w:ascii="Arial Narrow" w:eastAsia="Times New Roman" w:hAnsi="Arial Narrow" w:cs="Arial"/>
-          <w:color w:val="000000"/>
-          <w:kern w:val="0"/>
-          <w:lang w:val="es-ES" w:eastAsia="es-ES"/>
-          <w14:ligatures w14:val="none"/>
-        </w:rPr>
-        <w:t xml:space="preserve">Rímac implemente protocolos que impidan solicitar documentos adicionales cuando una póliza </w:t>
+        <w:t xml:space="preserve"/>
+      </w:r>
+      <w:r>
+        <w:rPr>
+          <w:rFonts w:ascii="Arial Narrow" w:eastAsia="Times New Roman" w:hAnsi="Arial Narrow" w:cs="Arial"/>
+          <w:color w:val="000000"/>
+          <w:kern w:val="0"/>
+          <w:lang w:val="es-ES" w:eastAsia="es-ES"/>
+          <w14:ligatures w14:val="none"/>
+        </w:rPr>
+        <w:t xml:space="preserve"/>
       </w:r>
       <w:r>
         <w:rPr>
@@ -3251,27 +3251,27 @@
           <w14:ligatures w14:val="none"/>
         </w:rPr>
         <w:lastRenderedPageBreak/>
-        <w:t>ha sido dada de baja, evitando generar ex</w:t>
-      </w:r>
-      <w:r>
-        <w:rPr>
-          <w:rFonts w:ascii="Arial Narrow" w:eastAsia="Times New Roman" w:hAnsi="Arial Narrow" w:cs="Arial"/>
-          <w:color w:val="000000"/>
-          <w:kern w:val="0"/>
-          <w:lang w:val="es-ES" w:eastAsia="es-ES"/>
-          <w14:ligatures w14:val="none"/>
-        </w:rPr>
-        <w:t>pectativas falsas y gastos innecesarios a los consumidores</w:t>
-      </w:r>
-      <w:r>
-        <w:rPr>
-          <w:rFonts w:ascii="Arial Narrow" w:eastAsia="Times New Roman" w:hAnsi="Arial Narrow" w:cs="Arial"/>
-          <w:color w:val="000000"/>
-          <w:kern w:val="0"/>
-          <w:lang w:val="es-ES" w:eastAsia="es-ES"/>
-          <w14:ligatures w14:val="none"/>
-        </w:rPr>
-        <w:t>. Asimismo, requirió el reembolso de costos y costas del presente procedimiento.</w:t>
+        <w:t/>
+      </w:r>
+      <w:r>
+        <w:rPr>
+          <w:rFonts w:ascii="Arial Narrow" w:eastAsia="Times New Roman" w:hAnsi="Arial Narrow" w:cs="Arial"/>
+          <w:color w:val="000000"/>
+          <w:kern w:val="0"/>
+          <w:lang w:val="es-ES" w:eastAsia="es-ES"/>
+          <w14:ligatures w14:val="none"/>
+        </w:rPr>
+        <w:t/>
+      </w:r>
+      <w:r>
+        <w:rPr>
+          <w:rFonts w:ascii="Arial Narrow" w:eastAsia="Times New Roman" w:hAnsi="Arial Narrow" w:cs="Arial"/>
+          <w:color w:val="000000"/>
+          <w:kern w:val="0"/>
+          <w:lang w:val="es-ES" w:eastAsia="es-ES"/>
+          <w14:ligatures w14:val="none"/>
+        </w:rPr>
+        <w:t/>
       </w:r>
     </w:p>
     <w:bookmarkEnd w:id="1"/>
@@ -6075,7 +6075,7 @@
           <w:lang w:eastAsia="es-PE"/>
           <w14:ligatures w14:val="none"/>
         </w:rPr>
-        <w:t xml:space="preserve">PRIMERO: </w:t>
+        <w:t xml:space="preserve">PRIMERO: admitir a trámite la denuncia del 29 de setiembre de 2025, complementado mediante escrito del 10 de octubre de 2025, interpuesta por el señor [DENUNCIANTE] contra Rímac Seguros y Reaseguros S.A. y Banco BBVA Perú S.A., por lo siguiente:</w:t>
       </w:r>
       <w:r>
         <w:rPr>
@@ -6086,37 +6086,37 @@
           <w:lang w:eastAsia="es-PE"/>
           <w14:ligatures w14:val="none"/>
         </w:rPr>
-        <w:t xml:space="preserve">admitir a trámite la denuncia del </w:t>
-      </w:r>
-      <w:r>
-        <w:rPr>
-          <w:rFonts w:ascii="Arial Narrow" w:eastAsia="Times New Roman" w:hAnsi="Arial Narrow" w:cs="Arial"/>
-          <w:color w:val="000000"/>
-          <w:kern w:val="0"/>
-          <w:lang w:val="es-ES" w:eastAsia="es-ES"/>
-          <w14:ligatures w14:val="none"/>
-        </w:rPr>
-        <w:t xml:space="preserve">29 de setiembre de 2025, complementado mediante escrito del 10 de octubre de </w:t>
-      </w:r>
-      <w:r>
-        <w:rPr>
-          <w:rFonts w:ascii="Arial Narrow" w:eastAsia="Times New Roman" w:hAnsi="Arial Narrow" w:cs="Arial"/>
-          <w:color w:val="000000"/>
-          <w:kern w:val="0"/>
-          <w:lang w:val="es-ES" w:eastAsia="es-ES"/>
-          <w14:ligatures w14:val="none"/>
-        </w:rPr>
-        <w:t>2025</w:t>
-      </w:r>
-      <w:r>
-        <w:rPr>
-          <w:rFonts w:ascii="Arial Narrow" w:eastAsia="Times New Roman" w:hAnsi="Arial Narrow" w:cs="Arial"/>
-          <w:color w:val="000000"/>
-          <w:kern w:val="0"/>
-          <w:lang w:val="es-ES" w:eastAsia="es-ES"/>
-          <w14:ligatures w14:val="none"/>
-        </w:rPr>
-        <w:t xml:space="preserve">, </w:t>
+        <w:t xml:space="preserve"/>
+      </w:r>
+      <w:r>
+        <w:rPr>
+          <w:rFonts w:ascii="Arial Narrow" w:eastAsia="Times New Roman" w:hAnsi="Arial Narrow" w:cs="Arial"/>
+          <w:color w:val="000000"/>
+          <w:kern w:val="0"/>
+          <w:lang w:val="es-ES" w:eastAsia="es-ES"/>
+          <w14:ligatures w14:val="none"/>
+        </w:rPr>
+        <w:t xml:space="preserve"/>
+      </w:r>
+      <w:r>
+        <w:rPr>
+          <w:rFonts w:ascii="Arial Narrow" w:eastAsia="Times New Roman" w:hAnsi="Arial Narrow" w:cs="Arial"/>
+          <w:color w:val="000000"/>
+          <w:kern w:val="0"/>
+          <w:lang w:val="es-ES" w:eastAsia="es-ES"/>
+          <w14:ligatures w14:val="none"/>
+        </w:rPr>
+        <w:t/>
+      </w:r>
+      <w:r>
+        <w:rPr>
+          <w:rFonts w:ascii="Arial Narrow" w:eastAsia="Times New Roman" w:hAnsi="Arial Narrow" w:cs="Arial"/>
+          <w:color w:val="000000"/>
+          <w:kern w:val="0"/>
+          <w:lang w:val="es-ES" w:eastAsia="es-ES"/>
+          <w14:ligatures w14:val="none"/>
+        </w:rPr>
+        <w:t xml:space="preserve"/>
       </w:r>
       <w:r>
         <w:rPr>
@@ -6127,7 +6127,7 @@
           <w:lang w:eastAsia="es-PE"/>
           <w14:ligatures w14:val="none"/>
         </w:rPr>
-        <w:t xml:space="preserve">interpuesta por </w:t>
+        <w:t xml:space="preserve"/>
       </w:r>
       <w:r>
         <w:rPr>
@@ -6138,7 +6138,7 @@
           <w:lang w:eastAsia="es-PE"/>
           <w14:ligatures w14:val="none"/>
         </w:rPr>
-        <w:t xml:space="preserve">el </w:t>
+        <w:t xml:space="preserve"/>
       </w:r>
       <w:r>
         <w:rPr>
@@ -6148,7 +6148,7 @@
           <w:kern w:val="0"/>
           <w14:ligatures w14:val="none"/>
         </w:rPr>
-        <w:t xml:space="preserve">señor Flavio Ricardo Alcántara Espino </w:t>
+        <w:t xml:space="preserve"/>
       </w:r>
       <w:r>
         <w:rPr>
@@ -6159,14 +6159,14 @@
           <w:lang w:eastAsia="es-PE"/>
           <w14:ligatures w14:val="none"/>
         </w:rPr>
-        <w:t xml:space="preserve">contra </w:t>
+        <w:t xml:space="preserve"/>
       </w:r>
       <w:r>
         <w:rPr>
           <w:rFonts w:ascii="Arial Narrow" w:eastAsia="Arial Narrow" w:hAnsi="Arial Narrow" w:cs="Arial Narrow"/>
           <w:bCs/>
         </w:rPr>
-        <w:t>Rímac Seguros y Reaseguros S.A. y Banco BBVA Perú S.A.</w:t>
+        <w:t/>
       </w:r>
       <w:r>
         <w:rPr>
@@ -6177,7 +6177,7 @@
           <w:lang w:eastAsia="es-PE"/>
           <w14:ligatures w14:val="none"/>
         </w:rPr>
-        <w:t xml:space="preserve">, </w:t>
+        <w:t xml:space="preserve"/>
       </w:r>
       <w:r>
         <w:rPr>
@@ -6188,7 +6188,7 @@
           <w:lang w:eastAsia="es-PE"/>
           <w14:ligatures w14:val="none"/>
         </w:rPr>
-        <w:t>por lo siguiente:</w:t>
+        <w:t/>
       </w:r>
     </w:p>
     <w:p>
@@ -9587,7 +9587,7 @@
           <w:b/>
           <w:bCs/>
         </w:rPr>
-        <w:t>DÉCIMO</w:t>
+        <w:t xml:space="preserve">DÉCIMO PRIMERO: requerir al señor [DENUNCIANTE] y Rímac Seguros y Reaseguros S.A. para que, dentro del plazo de dos (2) días hábiles siguientes a la fecha en que reciban la notificación en sus bandejas de correo electrónico, efectúen la confirmación de recepción de la notificación remitida por este despacho a sus correos electrónicos, de conformidad con el segundo párrafo del numeral 4 del artículo 20 del Texto Único Ordenado de la Ley del Procedimiento Administrativo General, aprobado mediante Decreto Supremo  006-2026-JUS, bajo apercibimiento de rehacer el acto de notificación y notificarle conforme al numeral 1 del artículo 20 del citado cuerpo normativo.</w:t>
       </w:r>
       <w:r>
         <w:rPr>
@@ -9595,7 +9595,7 @@
           <w:b/>
           <w:bCs/>
         </w:rPr>
-        <w:t xml:space="preserve"> PRIMERO</w:t>
+        <w:t xml:space="preserve"/>
       </w:r>
       <w:r>
         <w:rPr>
@@ -9605,7 +9605,7 @@
           <w:kern w:val="0"/>
           <w14:ligatures w14:val="none"/>
         </w:rPr>
-        <w:t>:</w:t>
+        <w:t/>
       </w:r>
       <w:r>
         <w:rPr>
@@ -9615,7 +9615,7 @@
           <w:kern w:val="0"/>
           <w14:ligatures w14:val="none"/>
         </w:rPr>
-        <w:t xml:space="preserve"> </w:t>
+        <w:t xml:space="preserve"/>
       </w:r>
       <w:r>
         <w:rPr>
@@ -9625,7 +9625,7 @@
           <w:kern w:val="0"/>
           <w14:ligatures w14:val="none"/>
         </w:rPr>
-        <w:t>requerir a</w:t>
+        <w:t/>
       </w:r>
       <w:r>
         <w:rPr>
@@ -9635,7 +9635,7 @@
           <w:kern w:val="0"/>
           <w14:ligatures w14:val="none"/>
         </w:rPr>
-        <w:t>l</w:t>
+        <w:t/>
       </w:r>
       <w:r>
         <w:rPr>
@@ -9645,7 +9645,7 @@
           <w:kern w:val="0"/>
           <w14:ligatures w14:val="none"/>
         </w:rPr>
-        <w:t xml:space="preserve"> </w:t>
+        <w:t xml:space="preserve"/>
       </w:r>
       <w:r>
         <w:rPr>
@@ -9655,7 +9655,7 @@
           <w:kern w:val="0"/>
           <w14:ligatures w14:val="none"/>
         </w:rPr>
-        <w:t xml:space="preserve">señor </w:t>
+        <w:t xml:space="preserve"/>
       </w:r>
       <w:r>
         <w:rPr>
@@ -9665,7 +9665,7 @@
           <w:kern w:val="0"/>
           <w14:ligatures w14:val="none"/>
         </w:rPr>
-        <w:t>Flavio Ricardo Alcántara Espino y Rímac Seguros y Reaseguros S.A.</w:t>
+        <w:t/>
       </w:r>
       <w:r>
         <w:rPr>
@@ -9675,112 +9675,112 @@
           <w:kern w:val="0"/>
           <w14:ligatures w14:val="none"/>
         </w:rPr>
-        <w:t xml:space="preserve"> </w:t>
-      </w:r>
-      <w:r>
-        <w:rPr>
-          <w:rFonts w:ascii="Arial Narrow" w:hAnsi="Arial Narrow"/>
-          <w:color w:val="000000"/>
-        </w:rPr>
-        <w:t>para que, dentro del plazo de dos (2) días hábiles siguientes a la fecha en que reciba</w:t>
-      </w:r>
-      <w:r>
-        <w:rPr>
-          <w:rFonts w:ascii="Arial Narrow" w:hAnsi="Arial Narrow"/>
-          <w:color w:val="000000"/>
-        </w:rPr>
-        <w:t>n</w:t>
-      </w:r>
-      <w:r>
-        <w:rPr>
-          <w:rFonts w:ascii="Arial Narrow" w:hAnsi="Arial Narrow"/>
-          <w:color w:val="000000"/>
-        </w:rPr>
-        <w:t xml:space="preserve"> la notificación en su</w:t>
-      </w:r>
-      <w:r>
-        <w:rPr>
-          <w:rFonts w:ascii="Arial Narrow" w:hAnsi="Arial Narrow"/>
-          <w:color w:val="000000"/>
-        </w:rPr>
-        <w:t>s</w:t>
-      </w:r>
-      <w:r>
-        <w:rPr>
-          <w:rFonts w:ascii="Arial Narrow" w:hAnsi="Arial Narrow"/>
-          <w:color w:val="000000"/>
-        </w:rPr>
-        <w:t xml:space="preserve"> bandeja</w:t>
-      </w:r>
-      <w:r>
-        <w:rPr>
-          <w:rFonts w:ascii="Arial Narrow" w:hAnsi="Arial Narrow"/>
-          <w:color w:val="000000"/>
-        </w:rPr>
-        <w:t>s</w:t>
-      </w:r>
-      <w:r>
-        <w:rPr>
-          <w:rFonts w:ascii="Arial Narrow" w:hAnsi="Arial Narrow"/>
-          <w:color w:val="000000"/>
-        </w:rPr>
-        <w:t xml:space="preserve"> de correo electrónico, efectúe</w:t>
-      </w:r>
-      <w:r>
-        <w:rPr>
-          <w:rFonts w:ascii="Arial Narrow" w:hAnsi="Arial Narrow"/>
-          <w:color w:val="000000"/>
-        </w:rPr>
-        <w:t>n</w:t>
-      </w:r>
-      <w:r>
-        <w:rPr>
-          <w:rFonts w:ascii="Arial Narrow" w:hAnsi="Arial Narrow"/>
-          <w:color w:val="000000"/>
-        </w:rPr>
-        <w:t xml:space="preserve"> la confirmación de recepción de la notificación remitida por este despacho a su</w:t>
-      </w:r>
-      <w:r>
-        <w:rPr>
-          <w:rFonts w:ascii="Arial Narrow" w:hAnsi="Arial Narrow"/>
-          <w:color w:val="000000"/>
-        </w:rPr>
-        <w:t>s</w:t>
-      </w:r>
-      <w:r>
-        <w:rPr>
-          <w:rFonts w:ascii="Arial Narrow" w:hAnsi="Arial Narrow"/>
-          <w:color w:val="000000"/>
-        </w:rPr>
-        <w:t xml:space="preserve"> correo</w:t>
-      </w:r>
-      <w:r>
-        <w:rPr>
-          <w:rFonts w:ascii="Arial Narrow" w:hAnsi="Arial Narrow"/>
-          <w:color w:val="000000"/>
-        </w:rPr>
-        <w:t>s</w:t>
-      </w:r>
-      <w:r>
-        <w:rPr>
-          <w:rFonts w:ascii="Arial Narrow" w:hAnsi="Arial Narrow"/>
-          <w:color w:val="000000"/>
-        </w:rPr>
-        <w:t xml:space="preserve"> electrónico</w:t>
-      </w:r>
-      <w:r>
-        <w:rPr>
-          <w:rFonts w:ascii="Arial Narrow" w:hAnsi="Arial Narrow"/>
-          <w:color w:val="000000"/>
-        </w:rPr>
-        <w:t>s</w:t>
-      </w:r>
-      <w:r>
-        <w:rPr>
-          <w:rFonts w:ascii="Arial Narrow" w:hAnsi="Arial Narrow"/>
-          <w:color w:val="000000"/>
-        </w:rPr>
-        <w:t>, de conformidad con el segundo párrafo del numeral 4 del artículo 20</w:t>
+        <w:t xml:space="preserve"/>
+      </w:r>
+      <w:r>
+        <w:rPr>
+          <w:rFonts w:ascii="Arial Narrow" w:hAnsi="Arial Narrow"/>
+          <w:color w:val="000000"/>
+        </w:rPr>
+        <w:t/>
+      </w:r>
+      <w:r>
+        <w:rPr>
+          <w:rFonts w:ascii="Arial Narrow" w:hAnsi="Arial Narrow"/>
+          <w:color w:val="000000"/>
+        </w:rPr>
+        <w:t/>
+      </w:r>
+      <w:r>
+        <w:rPr>
+          <w:rFonts w:ascii="Arial Narrow" w:hAnsi="Arial Narrow"/>
+          <w:color w:val="000000"/>
+        </w:rPr>
+        <w:t xml:space="preserve"/>
+      </w:r>
+      <w:r>
+        <w:rPr>
+          <w:rFonts w:ascii="Arial Narrow" w:hAnsi="Arial Narrow"/>
+          <w:color w:val="000000"/>
+        </w:rPr>
+        <w:t/>
+      </w:r>
+      <w:r>
+        <w:rPr>
+          <w:rFonts w:ascii="Arial Narrow" w:hAnsi="Arial Narrow"/>
+          <w:color w:val="000000"/>
+        </w:rPr>
+        <w:t xml:space="preserve"/>
+      </w:r>
+      <w:r>
+        <w:rPr>
+          <w:rFonts w:ascii="Arial Narrow" w:hAnsi="Arial Narrow"/>
+          <w:color w:val="000000"/>
+        </w:rPr>
+        <w:t/>
+      </w:r>
+      <w:r>
+        <w:rPr>
+          <w:rFonts w:ascii="Arial Narrow" w:hAnsi="Arial Narrow"/>
+          <w:color w:val="000000"/>
+        </w:rPr>
+        <w:t xml:space="preserve"/>
+      </w:r>
+      <w:r>
+        <w:rPr>
+          <w:rFonts w:ascii="Arial Narrow" w:hAnsi="Arial Narrow"/>
+          <w:color w:val="000000"/>
+        </w:rPr>
+        <w:t/>
+      </w:r>
+      <w:r>
+        <w:rPr>
+          <w:rFonts w:ascii="Arial Narrow" w:hAnsi="Arial Narrow"/>
+          <w:color w:val="000000"/>
+        </w:rPr>
+        <w:t xml:space="preserve"/>
+      </w:r>
+      <w:r>
+        <w:rPr>
+          <w:rFonts w:ascii="Arial Narrow" w:hAnsi="Arial Narrow"/>
+          <w:color w:val="000000"/>
+        </w:rPr>
+        <w:t/>
+      </w:r>
+      <w:r>
+        <w:rPr>
+          <w:rFonts w:ascii="Arial Narrow" w:hAnsi="Arial Narrow"/>
+          <w:color w:val="000000"/>
+        </w:rPr>
+        <w:t xml:space="preserve"/>
+      </w:r>
+      <w:r>
+        <w:rPr>
+          <w:rFonts w:ascii="Arial Narrow" w:hAnsi="Arial Narrow"/>
+          <w:color w:val="000000"/>
+        </w:rPr>
+        <w:t/>
+      </w:r>
+      <w:r>
+        <w:rPr>
+          <w:rFonts w:ascii="Arial Narrow" w:hAnsi="Arial Narrow"/>
+          <w:color w:val="000000"/>
+        </w:rPr>
+        <w:t xml:space="preserve"/>
+      </w:r>
+      <w:r>
+        <w:rPr>
+          <w:rFonts w:ascii="Arial Narrow" w:hAnsi="Arial Narrow"/>
+          <w:color w:val="000000"/>
+        </w:rPr>
+        <w:t/>
+      </w:r>
+      <w:r>
+        <w:rPr>
+          <w:rFonts w:ascii="Arial Narrow" w:hAnsi="Arial Narrow"/>
+          <w:color w:val="000000"/>
+        </w:rPr>
+        <w:t/>
       </w:r>
       <w:r>
         <w:rPr>
@@ -9797,14 +9797,14 @@
           <w:rFonts w:ascii="Arial Narrow" w:hAnsi="Arial Narrow"/>
           <w:color w:val="000000"/>
         </w:rPr>
-        <w:t xml:space="preserve"> del Texto Único Ordenado de la Ley del Procedimiento</w:t>
-      </w:r>
-      <w:r>
-        <w:rPr>
-          <w:rFonts w:ascii="Arial Narrow" w:hAnsi="Arial Narrow"/>
-          <w:color w:val="000000"/>
-        </w:rPr>
-        <w:t xml:space="preserve"> Administrativo General, aprobado mediante Decreto Supremo </w:t>
+        <w:t xml:space="preserve"/>
+      </w:r>
+      <w:r>
+        <w:rPr>
+          <w:rFonts w:ascii="Arial Narrow" w:hAnsi="Arial Narrow"/>
+          <w:color w:val="000000"/>
+        </w:rPr>
+        <w:t xml:space="preserve"/>
       </w:r>
       <w:proofErr w:type="spellStart"/>
       <w:r>
@@ -9820,7 +9820,7 @@
           <w:rFonts w:ascii="Arial Narrow" w:hAnsi="Arial Narrow"/>
           <w:color w:val="000000"/>
         </w:rPr>
-        <w:t xml:space="preserve"> 006-2026-JUS, bajo apercibimiento de rehacer el acto de notificación y notificarle conforme al numeral 1 del artículo 20</w:t>
+        <w:t xml:space="preserve"/>
       </w:r>
       <w:r>
         <w:rPr>
@@ -9837,7 +9837,7 @@
           <w:rFonts w:ascii="Arial Narrow" w:hAnsi="Arial Narrow"/>
           <w:color w:val="000000"/>
         </w:rPr>
-        <w:t xml:space="preserve"> del citado cuerpo normativo</w:t>
+        <w:t xml:space="preserve"/>
       </w:r>
       <w:r>
         <w:rPr>
@@ -9850,7 +9850,7 @@
         <w:rPr>
           <w:rFonts w:ascii="Arial Narrow" w:hAnsi="Arial Narrow" w:cs="Arial"/>
         </w:rPr>
-        <w:t>.</w:t>
+        <w:t/>
       </w:r>
     </w:p>
     <w:p>

--- a/plantillas_maestras/03_seguro_desgravamen/anulacion_indebida/2_ddos_banco_y_aseguradora/varon/TPL_2428_2025_SEGURO_DESGRAVAMEN_ANULACION_INDEBIDA_BANCO_VARON_R2.docx
+++ b/plantillas_maestras/03_seguro_desgravamen/anulacion_indebida/2_ddos_banco_y_aseguradora/varon/TPL_2428_2025_SEGURO_DESGRAVAMEN_ANULACION_INDEBIDA_BANCO_VARON_R2.docx
@@ -2110,7 +2110,7 @@
         <w:rPr>
           <w:rFonts w:ascii="Arial Narrow" w:hAnsi="Arial Narrow"/>
         </w:rPr>
-        <w:t xml:space="preserve">El 27 de abril de 2025, el Hospital Car[APELLIDO] Butterfield de EsSalud emitió el Certificado de Discapacidad  814778, que consignó discapacidad severa de 66,75 %, diagnóstico etiológico COVID-19 virus identificado, diagnósticos de enfermedad pulmonar intersticial no especificada, disnea, hipoacusia neurosensorial bilateral, anormalidades de la marcha y movilidad y temblor esencial. El 2 de junio de 2025, solicitó a Rímac y al Banco la aceptación del Certificado de Discapacidad  814778 para la activación del Seguro de Desgravamen.</w:t>
+        <w:t xml:space="preserve">El 27 de abril de 2025, el Hospital Car[APELLIDO] Butterfield de EsSalud emitió el Certificado de Discapacidad 814778, que consignó discapacidad severa de 66,75 %, diagnóstico etiológico COVID-19 virus identificado, diagnósticos de enfermedad pulmonar intersticial no especificada, disnea, hipoacusia neurosensorial bilateral, anormalidades de la marcha y movilidad y temblor esencial. El 2 de junio de 2025, solicitó a Rímac y al Banco la aceptación del Certificado de Discapacidad 814778 para la activación del Seguro de Desgravamen.</w:t>
       </w:r>
       <w:r>
         <w:rPr>
@@ -2497,7 +2497,7 @@
           <w:lang w:val="es-ES" w:eastAsia="es-ES"/>
           <w14:ligatures w14:val="none"/>
         </w:rPr>
-        <w:t xml:space="preserve">El señor [APELLIDO] solicitó, en calidad de medida correctiva: (i) que Rímac proceda al pago inmediato de la cobertura del Seguro de Desgravamen por invalidez total y permanente, correspondiente al saldo insoluto total de la tarjeta de crédito  4140-***-9389; (ii) que el Banco exhiba y entregue copia autenticada del contrato de Seguro de Desgravamen efectivamente vigente en 2014, correspondiente al Certificado  00110178194000138341, no las versiones posteriores de 2019 o 2024; (iii) que Rímac y el Banco se abstengan en el futuro de exigir a consumidores jubilados el certificado COMECI del DS 166-2005-EF, reconociendo expresamente que dicho documento solo se emite para pensiones ONP y no para fines bancarios; (iv) que Rímac y el Banco modifiquen la cláusula abusiva sobre el momento de configuración del siniestro, estableciendo que se considerará la fecha de ocurrencia de la enfermedad o accidente que genera la invalidez, no la fecha de emisión del certificado administrativo; (v) que el Banco informe sobre la eventual venta de la deuda a terceros y las medidas adoptadas para evitar cobranza abusiva mientras existe un reclamo de seguro pendiente; (vi) que Rímac y el Banco modifiquen la cláusula abusiva sobre consentimiento para acceso a historia clínica, limitándola únicamente a la información médica estrictamente relacionada con el siniestro reclamado, respetando el derecho a la intimidad y protección de datos sensibles; y, (vii) Rímac implemente protocolos que impidan solicitar documentos adicionales cuando una póliza ha sido dada de baja, evitando generar expectativas falsas y gastos innecesarios a los consumidores. Asimismo, requirió el reembolso de costos y costas del presente procedimiento.</w:t>
+        <w:t xml:space="preserve">El señor [APELLIDO] solicitó, en calidad de medida correctiva: (i) que Rímac proceda al pago inmediato de la cobertura del Seguro de Desgravamen por invalidez total y permanente, correspondiente al saldo insoluto total de la tarjeta de crédito 4140-***-9389; (ii) que el Banco exhiba y entregue copia autenticada del contrato de Seguro de Desgravamen efectivamente vigente en 2014, correspondiente al Certificado 00110178194000138341, no las versiones posteriores de 2019 o 2024; (iii) que Rímac y el Banco se abstengan en el futuro de exigir a consumidores jubilados el certificado COMECI del DS 166-2005-EF, reconociendo expresamente que dicho documento solo se emite para pensiones ONP y no para fines bancarios; (iv) que Rímac y el Banco modifiquen la cláusula abusiva sobre el momento de configuración del siniestro, estableciendo que se considerará la fecha de ocurrencia de la enfermedad o accidente que genera la invalidez, no la fecha de emisión del certificado administrativo; (v) que el Banco informe sobre la eventual venta de la deuda a terceros y las medidas adoptadas para evitar cobranza abusiva mientras existe un reclamo de seguro pendiente; (vi) que Rímac y el Banco modifiquen la cláusula abusiva sobre consentimiento para acceso a historia clínica, limitándola únicamente a la información médica estrictamente relacionada con el siniestro reclamado, respetando el derecho a la intimidad y protección de datos sensibles; y, (vii) Rímac implemente protocolos que impidan solicitar documentos adicionales cuando una póliza ha sido dada de baja, evitando generar expectativas falsas y gastos innecesarios a los consumidores. Asimismo, requirió el reembolso de costos y costas del presente procedimiento.</w:t>
       </w:r>
       <w:r>
         <w:rPr>
@@ -9587,7 +9587,7 @@
           <w:b/>
           <w:bCs/>
         </w:rPr>
-        <w:t xml:space="preserve">DÉCIMO PRIMERO: requerir al señor [DENUNCIANTE] y Rímac Seguros y Reaseguros S.A. para que, dentro del plazo de dos (2) días hábiles siguientes a la fecha en que reciban la notificación en sus bandejas de correo electrónico, efectúen la confirmación de recepción de la notificación remitida por este despacho a sus correos electrónicos, de conformidad con el segundo párrafo del numeral 4 del artículo 20 del Texto Único Ordenado de la Ley del Procedimiento Administrativo General, aprobado mediante Decreto Supremo  006-2026-JUS, bajo apercibimiento de rehacer el acto de notificación y notificarle conforme al numeral 1 del artículo 20 del citado cuerpo normativo.</w:t>
+        <w:t xml:space="preserve">DÉCIMO PRIMERO: requerir al señor [DENUNCIANTE] y Rímac Seguros y Reaseguros S.A. para que, dentro del plazo de dos (2) días hábiles siguientes a la fecha en que reciban la notificación en sus bandejas de correo electrónico, efectúen la confirmación de recepción de la notificación remitida por este despacho a sus correos electrónicos, de conformidad con el segundo párrafo del numeral 4 del artículo 20 del Texto Único Ordenado de la Ley del Procedimiento Administrativo General, aprobado mediante Decreto Supremo 006-2026-JUS, bajo apercibimiento de rehacer el acto de notificación y notificarle conforme al numeral 1 del artículo 20 del citado cuerpo normativo.</w:t>
       </w:r>
       <w:r>
         <w:rPr>

--- a/plantillas_maestras/03_seguro_desgravamen/anulacion_indebida/2_ddos_banco_y_aseguradora/varon/TPL_2428_2025_SEGURO_DESGRAVAMEN_ANULACION_INDEBIDA_BANCO_VARON_R2.docx
+++ b/plantillas_maestras/03_seguro_desgravamen/anulacion_indebida/2_ddos_banco_y_aseguradora/varon/TPL_2428_2025_SEGURO_DESGRAVAMEN_ANULACION_INDEBIDA_BANCO_VARON_R2.docx
@@ -853,6 +853,7 @@
       </w:r>
       <w:r>
         <w:rPr>
+          <w:rStyle w:val="Refdenotaalpie"/>
           <w:rFonts w:ascii="Arial Narrow" w:eastAsia="Times New Roman" w:hAnsi="Arial Narrow" w:cs="Times New Roman"/>
           <w:color w:val="000000"/>
           <w:kern w:val="0"/>
@@ -3385,6 +3386,7 @@
       </w:r>
       <w:r>
         <w:rPr>
+          <w:rStyle w:val="Refdenotaalpie"/>
           <w:rFonts w:ascii="Arial Narrow" w:eastAsia="Arial Narrow" w:hAnsi="Arial Narrow" w:cs="Arial Narrow"/>
           <w:kern w:val="0"/>
           <w:vertAlign w:val="superscript"/>
@@ -3480,6 +3482,7 @@
       </w:r>
       <w:r>
         <w:rPr>
+          <w:rStyle w:val="Refdenotaalpie"/>
           <w:rFonts w:ascii="Arial Narrow" w:eastAsia="Arial Narrow" w:hAnsi="Arial Narrow" w:cs="Arial"/>
           <w:kern w:val="0"/>
           <w:vertAlign w:val="superscript"/>
@@ -4636,6 +4639,7 @@
       </w:r>
       <w:r>
         <w:rPr>
+          <w:rStyle w:val="Refdenotaalpie"/>
           <w:vertAlign w:val="superscript"/>
           <w:lang w:eastAsia="es-PE"/>
         </w:rPr>
@@ -5022,6 +5026,7 @@
       </w:r>
       <w:r>
         <w:rPr>
+          <w:rStyle w:val="Refdenotaalpie"/>
           <w:rFonts w:ascii="Arial Narrow" w:hAnsi="Arial Narrow"/>
           <w:vertAlign w:val="superscript"/>
           <w:lang w:eastAsia="es-PE"/>
@@ -5188,6 +5193,7 @@
       </w:r>
       <w:r>
         <w:rPr>
+          <w:rStyle w:val="Refdenotaalpie"/>
           <w:rFonts w:ascii="Arial Narrow" w:hAnsi="Arial Narrow"/>
           <w:vertAlign w:val="superscript"/>
           <w:lang w:eastAsia="es-PE"/>
@@ -5302,6 +5308,7 @@
       </w:r>
       <w:r>
         <w:rPr>
+          <w:rStyle w:val="Refdenotaalpie"/>
           <w:rFonts w:ascii="Arial Narrow" w:eastAsia="Arial Narrow" w:hAnsi="Arial Narrow" w:cs="Arial"/>
           <w:kern w:val="0"/>
           <w:vertAlign w:val="superscript"/>
@@ -5423,6 +5430,7 @@
       </w:r>
       <w:r>
         <w:rPr>
+          <w:rStyle w:val="Refdenotaalpie"/>
           <w:rFonts w:ascii="Arial Narrow" w:eastAsia="Arial Narrow" w:hAnsi="Arial Narrow" w:cs="Arial"/>
           <w:bCs/>
           <w:color w:val="000000"/>
@@ -5486,6 +5494,7 @@
       </w:r>
       <w:r>
         <w:rPr>
+          <w:rStyle w:val="Refdenotaalpie"/>
           <w:rFonts w:ascii="Arial Narrow" w:eastAsia="Arial Narrow" w:hAnsi="Arial Narrow" w:cs="Arial Narrow"/>
           <w:kern w:val="0"/>
           <w:vertAlign w:val="superscript"/>
@@ -8402,6 +8411,7 @@
       </w:r>
       <w:r>
         <w:rPr>
+          <w:rStyle w:val="Refdenotaalpie"/>
           <w:rFonts w:ascii="Arial Narrow" w:eastAsia="Calibri" w:hAnsi="Arial Narrow" w:cs="Arial"/>
           <w:kern w:val="0"/>
           <w:vertAlign w:val="superscript"/>
@@ -8446,6 +8456,7 @@
       </w:r>
       <w:r>
         <w:rPr>
+          <w:rStyle w:val="Refdenotaalpie"/>
           <w:rFonts w:ascii="Arial Narrow" w:eastAsia="Calibri" w:hAnsi="Arial Narrow" w:cs="Arial"/>
           <w:spacing w:val="-2"/>
           <w:kern w:val="0"/>
@@ -9120,6 +9131,7 @@
       </w:r>
       <w:r>
         <w:rPr>
+          <w:rStyle w:val="Refdenotaalpie"/>
           <w:rFonts w:ascii="Arial Narrow" w:eastAsia="Arial Narrow" w:hAnsi="Arial Narrow" w:cs="Times New Roman"/>
           <w:color w:val="000000"/>
           <w:kern w:val="0"/>
@@ -9201,6 +9213,7 @@
       </w:r>
       <w:r>
         <w:rPr>
+          <w:rStyle w:val="Refdenotaalpie"/>
           <w:rFonts w:ascii="Arial Narrow" w:eastAsia="Arial Narrow" w:hAnsi="Arial Narrow" w:cs="Times New Roman"/>
           <w:color w:val="000000"/>
           <w:kern w:val="0"/>
@@ -9254,6 +9267,7 @@
       </w:r>
       <w:r>
         <w:rPr>
+          <w:rStyle w:val="Refdenotaalpie"/>
           <w:rFonts w:ascii="Arial Narrow" w:eastAsia="Arial Narrow" w:hAnsi="Arial Narrow" w:cs="Times New Roman"/>
           <w:color w:val="000000"/>
           <w:kern w:val="0"/>
@@ -9446,6 +9460,7 @@
       </w:r>
       <w:r>
         <w:rPr>
+          <w:rStyle w:val="Refdenotaalpie"/>
           <w:rFonts w:ascii="Arial Narrow" w:eastAsia="Calibri" w:hAnsi="Arial Narrow" w:cs="Arial"/>
           <w:kern w:val="0"/>
           <w:vertAlign w:val="superscript"/>
@@ -9841,6 +9856,7 @@
       </w:r>
       <w:r>
         <w:rPr>
+          <w:rStyle w:val="Refdenotaalpie"/>
           <w:rFonts w:ascii="Arial Narrow" w:hAnsi="Arial Narrow"/>
           <w:vertAlign w:val="superscript"/>
         </w:rPr>
@@ -10184,14 +10200,14 @@
         <w:tab w:val="right" w:pos="8838"/>
       </w:tabs>
       <w:rPr>
-        <w:rFonts w:ascii="Arial" w:eastAsia="Arial" w:hAnsi="Arial" w:cs="Arial"/>
+        <w:rFonts w:ascii="Arial Narrow" w:eastAsia="Arial" w:hAnsi="Arial Narrow" w:cs="Arial"/>
         <w:sz w:val="16"/>
         <w:szCs w:val="16"/>
       </w:rPr>
     </w:pPr>
     <w:r>
       <w:rPr>
-        <w:rFonts w:ascii="Arial" w:eastAsia="Arial" w:hAnsi="Arial" w:cs="Arial"/>
+        <w:rFonts w:ascii="Arial Narrow" w:eastAsia="Arial" w:hAnsi="Arial Narrow" w:cs="Arial"/>
         <w:sz w:val="16"/>
         <w:szCs w:val="16"/>
       </w:rPr>
@@ -10205,7 +10221,7 @@
     </w:pPr>
     <w:r>
       <w:rPr>
-        <w:rFonts w:ascii="Arial" w:eastAsia="Arial" w:hAnsi="Arial" w:cs="Arial"/>
+        <w:rFonts w:ascii="Arial Narrow" w:eastAsia="Arial" w:hAnsi="Arial Narrow" w:cs="Arial"/>
         <w:sz w:val="16"/>
         <w:szCs w:val="16"/>
       </w:rPr>
@@ -10213,7 +10229,7 @@
     </w:r>
     <w:r>
       <w:rPr>
-        <w:rFonts w:ascii="Arial" w:eastAsia="Arial" w:hAnsi="Arial" w:cs="Arial"/>
+        <w:rFonts w:ascii="Arial Narrow" w:eastAsia="Arial" w:hAnsi="Arial Narrow" w:cs="Arial"/>
         <w:sz w:val="16"/>
         <w:szCs w:val="16"/>
       </w:rPr>
@@ -10221,7 +10237,7 @@
     </w:r>
     <w:r>
       <w:rPr>
-        <w:rFonts w:ascii="Arial" w:eastAsia="Arial" w:hAnsi="Arial" w:cs="Arial"/>
+        <w:rFonts w:ascii="Arial Narrow" w:eastAsia="Arial" w:hAnsi="Arial Narrow" w:cs="Arial"/>
         <w:sz w:val="16"/>
         <w:szCs w:val="16"/>
       </w:rPr>
@@ -10229,7 +10245,7 @@
     </w:r>
     <w:r>
       <w:rPr>
-        <w:rFonts w:ascii="Arial" w:eastAsia="Arial" w:hAnsi="Arial" w:cs="Arial"/>
+        <w:rFonts w:ascii="Arial Narrow" w:eastAsia="Arial" w:hAnsi="Arial Narrow" w:cs="Arial"/>
         <w:sz w:val="16"/>
         <w:szCs w:val="16"/>
       </w:rPr>
@@ -10237,7 +10253,7 @@
     </w:r>
     <w:r>
       <w:rPr>
-        <w:rFonts w:ascii="Arial" w:eastAsia="Arial" w:hAnsi="Arial" w:cs="Arial"/>
+        <w:rFonts w:ascii="Arial Narrow" w:eastAsia="Arial" w:hAnsi="Arial Narrow" w:cs="Arial"/>
         <w:sz w:val="16"/>
         <w:szCs w:val="16"/>
       </w:rPr>
@@ -10287,6 +10303,7 @@
           <w:rFonts w:ascii="Arial Narrow" w:hAnsi="Arial Narrow" w:cs="Arial"/>
           <w:sz w:val="16"/>
           <w:szCs w:val="16"/>
+          <w:vertAlign w:val="superscript"/>
         </w:rPr>
         <w:footnoteRef/>
       </w:r>
@@ -10361,6 +10378,7 @@
           <w:rFonts w:ascii="Arial Narrow" w:hAnsi="Arial Narrow" w:cs="Arial"/>
           <w:sz w:val="16"/>
           <w:szCs w:val="16"/>
+          <w:vertAlign w:val="superscript"/>
         </w:rPr>
         <w:footnoteRef/>
       </w:r>
@@ -10716,6 +10734,7 @@
           <w:rFonts w:ascii="Arial Narrow" w:hAnsi="Arial Narrow"/>
           <w:sz w:val="16"/>
           <w:szCs w:val="16"/>
+          <w:vertAlign w:val="superscript"/>
         </w:rPr>
         <w:footnoteRef/>
       </w:r>
@@ -10943,6 +10962,7 @@
           <w:rFonts w:ascii="Arial Narrow" w:hAnsi="Arial Narrow"/>
           <w:sz w:val="16"/>
           <w:szCs w:val="16"/>
+          <w:vertAlign w:val="superscript"/>
         </w:rPr>
         <w:footnoteRef/>
       </w:r>
@@ -11298,6 +11318,7 @@
           <w:rFonts w:ascii="Arial Narrow" w:hAnsi="Arial Narrow"/>
           <w:sz w:val="16"/>
           <w:szCs w:val="16"/>
+          <w:vertAlign w:val="superscript"/>
         </w:rPr>
         <w:footnoteRef/>
       </w:r>
@@ -11383,7 +11404,6 @@
           <w:rFonts w:ascii="Arial Narrow" w:eastAsia="Arial Narrow" w:hAnsi="Arial Narrow" w:cs="Arial Narrow"/>
           <w:sz w:val="16"/>
           <w:szCs w:val="16"/>
-          <w:highlight w:val="magenta"/>
         </w:rPr>
       </w:pPr>
       <w:r>
@@ -11436,7 +11456,6 @@
           <w:rFonts w:ascii="Arial Narrow" w:eastAsia="Arial Narrow" w:hAnsi="Arial Narrow" w:cs="Arial Narrow"/>
           <w:sz w:val="16"/>
           <w:szCs w:val="16"/>
-          <w:highlight w:val="magenta"/>
         </w:rPr>
       </w:pPr>
       <w:r>
@@ -11614,6 +11633,7 @@
           <w:rFonts w:ascii="Arial Narrow" w:hAnsi="Arial Narrow"/>
           <w:sz w:val="16"/>
           <w:szCs w:val="16"/>
+          <w:vertAlign w:val="superscript"/>
         </w:rPr>
         <w:footnoteRef/>
       </w:r>
@@ -11699,7 +11719,6 @@
           <w:rFonts w:ascii="Arial Narrow" w:eastAsia="Arial Narrow" w:hAnsi="Arial Narrow" w:cs="Arial Narrow"/>
           <w:sz w:val="16"/>
           <w:szCs w:val="16"/>
-          <w:highlight w:val="red"/>
         </w:rPr>
       </w:pPr>
       <w:r>
@@ -11943,6 +11962,7 @@
           <w:rFonts w:ascii="Arial Narrow" w:hAnsi="Arial Narrow"/>
           <w:sz w:val="16"/>
           <w:szCs w:val="16"/>
+          <w:vertAlign w:val="superscript"/>
         </w:rPr>
         <w:footnoteRef/>
       </w:r>
@@ -12146,6 +12166,7 @@
           <w:rFonts w:ascii="Arial Narrow" w:hAnsi="Arial Narrow"/>
           <w:sz w:val="16"/>
           <w:szCs w:val="16"/>
+          <w:vertAlign w:val="superscript"/>
         </w:rPr>
         <w:footnoteRef/>
       </w:r>
@@ -12497,6 +12518,7 @@
           <w:rFonts w:ascii="Arial Narrow" w:hAnsi="Arial Narrow" w:cs="Arial"/>
           <w:sz w:val="16"/>
           <w:szCs w:val="16"/>
+          <w:vertAlign w:val="superscript"/>
         </w:rPr>
         <w:footnoteRef/>
       </w:r>
@@ -12704,6 +12726,7 @@
           <w:rFonts w:ascii="Arial Narrow" w:hAnsi="Arial Narrow" w:cs="Arial"/>
           <w:sz w:val="16"/>
           <w:szCs w:val="16"/>
+          <w:vertAlign w:val="superscript"/>
         </w:rPr>
         <w:footnoteRef/>
       </w:r>
@@ -12792,6 +12815,7 @@
           <w:rFonts w:ascii="Arial Narrow" w:hAnsi="Arial Narrow" w:cs="Arial"/>
           <w:sz w:val="16"/>
           <w:szCs w:val="16"/>
+          <w:vertAlign w:val="superscript"/>
         </w:rPr>
         <w:footnoteRef/>
       </w:r>
@@ -12999,7 +13023,7 @@
       </w:pPr>
       <w:r>
         <w:rPr>
-          <w:rStyle w:val="TextonotapieCar"/>
+          <w:rStyle w:val="Refdenotaalpie"/>
           <w:rFonts w:ascii="Arial Narrow" w:hAnsi="Arial Narrow" w:cs="Arial"/>
           <w:sz w:val="16"/>
           <w:szCs w:val="16"/>
@@ -13235,6 +13259,7 @@
           <w:rFonts w:ascii="Arial Narrow" w:hAnsi="Arial Narrow" w:cs="Arial"/>
           <w:sz w:val="16"/>
           <w:szCs w:val="16"/>
+          <w:vertAlign w:val="superscript"/>
         </w:rPr>
         <w:footnoteRef/>
       </w:r>
@@ -14052,6 +14077,7 @@
           <w:rFonts w:ascii="Arial Narrow" w:hAnsi="Arial Narrow" w:cs="Arial"/>
           <w:sz w:val="16"/>
           <w:szCs w:val="16"/>
+          <w:vertAlign w:val="superscript"/>
         </w:rPr>
         <w:footnoteRef/>
       </w:r>
@@ -14292,6 +14318,7 @@
           <w:bCs/>
           <w:sz w:val="16"/>
           <w:szCs w:val="16"/>
+          <w:vertAlign w:val="superscript"/>
         </w:rPr>
         <w:footnoteRef/>
       </w:r>
@@ -14443,6 +14470,7 @@
           <w:rFonts w:ascii="Arial Narrow" w:hAnsi="Arial Narrow" w:cs="Arial"/>
           <w:sz w:val="16"/>
           <w:szCs w:val="16"/>
+          <w:vertAlign w:val="superscript"/>
         </w:rPr>
         <w:footnoteRef/>
       </w:r>
@@ -16981,6 +17009,17 @@
       <w:szCs w:val="20"/>
     </w:rPr>
   </w:style>
+  <w:style w:type="character" w:styleId="FootnoteReference">
+    <w:name w:val="footnote reference"/>
+    <w:basedOn w:val="Fuentedeprrafopredeter"/>
+    <w:uiPriority w:val="99"/>
+    <w:semiHidden/>
+    <w:unhideWhenUsed/>
+    <w:rPr>
+      <w:rFonts w:ascii="Arial Narrow" w:hAnsi="Arial Narrow"/>
+      <w:vertAlign w:val="superscript"/>
+    </w:rPr>
+  </w:style>
 </w:styles>
 </file>
 

--- a/plantillas_maestras/03_seguro_desgravamen/anulacion_indebida/2_ddos_banco_y_aseguradora/varon/TPL_2428_2025_SEGURO_DESGRAVAMEN_ANULACION_INDEBIDA_BANCO_VARON_R2.docx
+++ b/plantillas_maestras/03_seguro_desgravamen/anulacion_indebida/2_ddos_banco_y_aseguradora/varon/TPL_2428_2025_SEGURO_DESGRAVAMEN_ANULACION_INDEBIDA_BANCO_VARON_R2.docx
@@ -1,8 +1,8 @@
 
 <file path=word/document.xml><?xml version="1.0" encoding="utf-8"?>
-<w:document xmlns:wpc="http://schemas.microsoft.com/office/word/2010/wordprocessingCanvas" xmlns:cx="http://schemas.microsoft.com/office/drawing/2014/chartex" xmlns:cx1="http://schemas.microsoft.com/office/drawing/2015/9/8/chartex" xmlns:cx2="http://schemas.microsoft.com/office/drawing/2015/10/21/chartex" xmlns:cx3="http://schemas.microsoft.com/office/drawing/2016/5/9/chartex" xmlns:cx4="http://schemas.microsoft.com/office/drawing/2016/5/10/chartex" xmlns:cx5="http://schemas.microsoft.com/office/drawing/2016/5/11/chartex" xmlns:cx6="http://schemas.microsoft.com/office/drawing/2016/5/12/chartex" xmlns:cx7="http://schemas.microsoft.com/office/drawing/2016/5/13/chartex" xmlns:cx8="http://schemas.microsoft.com/office/drawing/2016/5/14/chartex" xmlns:mc="http://schemas.openxmlformats.org/markup-compatibility/2006" xmlns:aink="http://schemas.microsoft.com/office/drawing/2016/ink" xmlns:am3d="http://schemas.microsoft.com/office/drawing/2017/model3d" xmlns:o="urn:schemas-microsoft-com:office:office" xmlns:oel="http://schemas.microsoft.com/office/2019/extlst" xmlns:r="http://schemas.openxmlformats.org/officeDocument/2006/relationships" xmlns:m="http://schemas.openxmlformats.org/officeDocument/2006/math" xmlns:v="urn:schemas-microsoft-com:vml" xmlns:wp14="http://schemas.microsoft.com/office/word/2010/wordprocessingDrawing" xmlns:wp="http://schemas.openxmlformats.org/drawingml/2006/wordprocessingDrawing" xmlns:w10="urn:schemas-microsoft-com:office:word" xmlns:w="http://schemas.openxmlformats.org/wordprocessingml/2006/main" xmlns:w14="http://schemas.microsoft.com/office/word/2010/wordml" xmlns:w15="http://schemas.microsoft.com/office/word/2012/wordml" xmlns:w16cex="http://schemas.microsoft.com/office/word/2018/wordml/cex" xmlns:w16cid="http://schemas.microsoft.com/office/word/2016/wordml/cid" xmlns:w16="http://schemas.microsoft.com/office/word/2018/wordml" xmlns:w16du="http://schemas.microsoft.com/office/word/2023/wordml/word16du" xmlns:w16sdtdh="http://schemas.microsoft.com/office/word/2020/wordml/sdtdatahash" xmlns:w16sdtfl="http://schemas.microsoft.com/office/word/2024/wordml/sdtformatlock" xmlns:w16se="http://schemas.microsoft.com/office/word/2015/wordml/symex" xmlns:wpg="http://schemas.microsoft.com/office/word/2010/wordprocessingGroup" xmlns:wpi="http://schemas.microsoft.com/office/word/2010/wordprocessingInk" xmlns:wne="http://schemas.microsoft.com/office/word/2006/wordml" xmlns:wps="http://schemas.microsoft.com/office/word/2010/wordprocessingShape" mc:Ignorable="w14 w15 w16se w16cid w16 w16cex w16sdtdh w16sdtfl w16du wp14">
+<w:document xmlns:ns1="http://schemas.openxmlformats.org/markup-compatibility/2006" xmlns:ns2="http://schemas.microsoft.com/office/word/2010/wordml" xmlns:ns3="http://schemas.openxmlformats.org/officeDocument/2006/relationships" xmlns:w="http://schemas.openxmlformats.org/wordprocessingml/2006/main" ns1:Ignorable="w14 w15 w16se w16cid w16 w16cex w16sdtdh w16sdtfl w16du wp14">
   <w:body>
-    <w:p>
+    <w:p ns2:paraId="4D92E425" ns2:textId="1455F6F7">
       <w:pPr>
         <w:tabs>
           <w:tab w:val="left" w:pos="1701"/>
@@ -14,7 +14,7 @@
           <w:color w:val="000000"/>
           <w:kern w:val="0"/>
           <w:lang w:eastAsia="es-PE"/>
-          <w14:ligatures w14:val="none"/>
+          <ns2:ligatures ns2:val="none"/>
         </w:rPr>
       </w:pPr>
       <w:bookmarkStart w:id="0" w:name="_Hlk80343540"/>
@@ -25,7 +25,7 @@
           <w:color w:val="000000"/>
           <w:kern w:val="0"/>
           <w:lang w:eastAsia="es-PE"/>
-          <w14:ligatures w14:val="none"/>
+          <ns2:ligatures ns2:val="none"/>
         </w:rPr>
         <w:t>EX</w:t>
       </w:r>
@@ -36,7 +36,7 @@
           <w:color w:val="000000"/>
           <w:kern w:val="0"/>
           <w:lang w:eastAsia="es-PE"/>
-          <w14:ligatures w14:val="none"/>
+          <ns2:ligatures ns2:val="none"/>
         </w:rPr>
         <w:t xml:space="preserve">PEDIENTE </w:t>
       </w:r>
@@ -47,7 +47,7 @@
           <w:color w:val="000000"/>
           <w:kern w:val="0"/>
           <w:lang w:eastAsia="es-PE"/>
-          <w14:ligatures w14:val="none"/>
+          <ns2:ligatures ns2:val="none"/>
         </w:rPr>
         <w:tab/>
       </w:r>
@@ -58,7 +58,7 @@
           <w:color w:val="000000"/>
           <w:kern w:val="0"/>
           <w:lang w:eastAsia="es-PE"/>
-          <w14:ligatures w14:val="none"/>
+          <ns2:ligatures ns2:val="none"/>
         </w:rPr>
         <w:t>:</w:t>
       </w:r>
@@ -69,7 +69,7 @@
           <w:color w:val="000000"/>
           <w:kern w:val="0"/>
           <w:lang w:eastAsia="es-PE"/>
-          <w14:ligatures w14:val="none"/>
+          <ns2:ligatures ns2:val="none"/>
         </w:rPr>
         <w:tab/>
       </w:r>
@@ -82,12 +82,12 @@
           <w:kern w:val="0"/>
           <w:shd w:val="clear" w:color="auto" w:fill="FFFFFF"/>
           <w:lang w:eastAsia="es-PE"/>
-          <w14:ligatures w14:val="none"/>
+          <ns2:ligatures ns2:val="none"/>
         </w:rPr>
         <w:t>2428-2025/CC1</w:t>
       </w:r>
     </w:p>
-    <w:p>
+    <w:p ns2:paraId="174737B6" ns2:textId="54697343">
       <w:pPr>
         <w:tabs>
           <w:tab w:val="left" w:pos="1701"/>
@@ -102,17 +102,17 @@
           <w:color w:val="000000"/>
           <w:kern w:val="0"/>
           <w:lang w:eastAsia="es-PE"/>
-          <w14:ligatures w14:val="none"/>
-        </w:rPr>
-      </w:pPr>
-      <w:r>
-        <w:rPr>
-          <w:rFonts w:ascii="Arial Narrow" w:eastAsia="Arial Narrow" w:hAnsi="Arial Narrow" w:cs="Arial Narrow"/>
-          <w:b/>
-          <w:color w:val="000000"/>
-          <w:kern w:val="0"/>
-          <w:lang w:eastAsia="es-PE"/>
-          <w14:ligatures w14:val="none"/>
+          <ns2:ligatures ns2:val="none"/>
+        </w:rPr>
+      </w:pPr>
+      <w:r>
+        <w:rPr>
+          <w:rFonts w:ascii="Arial Narrow" w:eastAsia="Arial Narrow" w:hAnsi="Arial Narrow" w:cs="Arial Narrow"/>
+          <w:b/>
+          <w:color w:val="000000"/>
+          <w:kern w:val="0"/>
+          <w:lang w:eastAsia="es-PE"/>
+          <ns2:ligatures ns2:val="none"/>
         </w:rPr>
         <w:t xml:space="preserve">DENUNCIANTE:[DENUNCIANTE] (SEÑOR [APELLIDO])</w:t>
       </w:r>
@@ -123,7 +123,7 @@
           <w:color w:val="000000"/>
           <w:kern w:val="0"/>
           <w:lang w:eastAsia="es-PE"/>
-          <w14:ligatures w14:val="none"/>
+          <ns2:ligatures ns2:val="none"/>
         </w:rPr>
         <w:tab/>
         <w:t/>
@@ -135,7 +135,7 @@
           <w:color w:val="000000"/>
           <w:kern w:val="0"/>
           <w:lang w:eastAsia="es-PE"/>
-          <w14:ligatures w14:val="none"/>
+          <ns2:ligatures ns2:val="none"/>
         </w:rPr>
         <w:tab/>
       </w:r>
@@ -146,7 +146,7 @@
           <w:color w:val="000000"/>
           <w:kern w:val="0"/>
           <w:lang w:eastAsia="es-PE"/>
-          <w14:ligatures w14:val="none"/>
+          <ns2:ligatures ns2:val="none"/>
         </w:rPr>
         <w:t/>
       </w:r>
@@ -157,7 +157,7 @@
           <w:color w:val="000000"/>
           <w:kern w:val="0"/>
           <w:lang w:eastAsia="es-PE"/>
-          <w14:ligatures w14:val="none"/>
+          <ns2:ligatures ns2:val="none"/>
         </w:rPr>
         <w:t xml:space="preserve"/>
       </w:r>
@@ -168,7 +168,7 @@
           <w:color w:val="000000"/>
           <w:kern w:val="0"/>
           <w:lang w:eastAsia="es-PE"/>
-          <w14:ligatures w14:val="none"/>
+          <ns2:ligatures ns2:val="none"/>
         </w:rPr>
         <w:t/>
       </w:r>
@@ -179,12 +179,12 @@
           <w:color w:val="000000"/>
           <w:kern w:val="0"/>
           <w:lang w:eastAsia="es-PE"/>
-          <w14:ligatures w14:val="none"/>
+          <ns2:ligatures ns2:val="none"/>
         </w:rPr>
         <w:t/>
       </w:r>
     </w:p>
-    <w:p>
+    <w:p ns2:paraId="223101EF" ns2:textId="6F6B6837">
       <w:pPr>
         <w:tabs>
           <w:tab w:val="left" w:pos="1701"/>
@@ -199,17 +199,17 @@
           <w:color w:val="000000"/>
           <w:kern w:val="0"/>
           <w:lang w:eastAsia="es-PE"/>
-          <w14:ligatures w14:val="none"/>
-        </w:rPr>
-      </w:pPr>
-      <w:r>
-        <w:rPr>
-          <w:rFonts w:ascii="Arial Narrow" w:eastAsia="Arial Narrow" w:hAnsi="Arial Narrow" w:cs="Arial Narrow"/>
-          <w:b/>
-          <w:color w:val="000000"/>
-          <w:kern w:val="0"/>
-          <w:lang w:eastAsia="es-PE"/>
-          <w14:ligatures w14:val="none"/>
+          <ns2:ligatures ns2:val="none"/>
+        </w:rPr>
+      </w:pPr>
+      <w:r>
+        <w:rPr>
+          <w:rFonts w:ascii="Arial Narrow" w:eastAsia="Arial Narrow" w:hAnsi="Arial Narrow" w:cs="Arial Narrow"/>
+          <w:b/>
+          <w:color w:val="000000"/>
+          <w:kern w:val="0"/>
+          <w:lang w:eastAsia="es-PE"/>
+          <ns2:ligatures ns2:val="none"/>
         </w:rPr>
         <w:t>DENUNCIADOS</w:t>
       </w:r>
@@ -220,7 +220,7 @@
           <w:color w:val="000000"/>
           <w:kern w:val="0"/>
           <w:lang w:eastAsia="es-PE"/>
-          <w14:ligatures w14:val="none"/>
+          <ns2:ligatures ns2:val="none"/>
         </w:rPr>
         <w:tab/>
         <w:t>:</w:t>
@@ -232,7 +232,7 @@
           <w:color w:val="000000"/>
           <w:kern w:val="0"/>
           <w:lang w:eastAsia="es-PE"/>
-          <w14:ligatures w14:val="none"/>
+          <ns2:ligatures ns2:val="none"/>
         </w:rPr>
         <w:tab/>
       </w:r>
@@ -243,7 +243,7 @@
           <w:color w:val="000000"/>
           <w:kern w:val="0"/>
           <w:lang w:eastAsia="es-PE"/>
-          <w14:ligatures w14:val="none"/>
+          <ns2:ligatures ns2:val="none"/>
         </w:rPr>
         <w:t xml:space="preserve">RÍMAC SEGUROS Y REASEGUROS S.A. </w:t>
       </w:r>
@@ -254,7 +254,7 @@
           <w:color w:val="000000"/>
           <w:kern w:val="0"/>
           <w:lang w:eastAsia="es-PE"/>
-          <w14:ligatures w14:val="none"/>
+          <ns2:ligatures ns2:val="none"/>
         </w:rPr>
         <w:t>(</w:t>
       </w:r>
@@ -265,7 +265,7 @@
           <w:color w:val="000000"/>
           <w:kern w:val="0"/>
           <w:lang w:eastAsia="es-PE"/>
-          <w14:ligatures w14:val="none"/>
+          <ns2:ligatures ns2:val="none"/>
         </w:rPr>
         <w:t>RÍMAC</w:t>
       </w:r>
@@ -276,12 +276,12 @@
           <w:color w:val="000000"/>
           <w:kern w:val="0"/>
           <w:lang w:eastAsia="es-PE"/>
-          <w14:ligatures w14:val="none"/>
+          <ns2:ligatures ns2:val="none"/>
         </w:rPr>
         <w:t xml:space="preserve">) </w:t>
       </w:r>
     </w:p>
-    <w:p>
+    <w:p ns2:paraId="4D23E5DF" ns2:textId="4B415AA5">
       <w:pPr>
         <w:tabs>
           <w:tab w:val="left" w:pos="1701"/>
@@ -296,17 +296,17 @@
           <w:color w:val="000000"/>
           <w:kern w:val="0"/>
           <w:lang w:eastAsia="es-PE"/>
-          <w14:ligatures w14:val="none"/>
-        </w:rPr>
-      </w:pPr>
-      <w:r>
-        <w:rPr>
-          <w:rFonts w:ascii="Arial Narrow" w:eastAsia="Arial Narrow" w:hAnsi="Arial Narrow" w:cs="Arial Narrow"/>
-          <w:b/>
-          <w:color w:val="000000"/>
-          <w:kern w:val="0"/>
-          <w:lang w:eastAsia="es-PE"/>
-          <w14:ligatures w14:val="none"/>
+          <ns2:ligatures ns2:val="none"/>
+        </w:rPr>
+      </w:pPr>
+      <w:r>
+        <w:rPr>
+          <w:rFonts w:ascii="Arial Narrow" w:eastAsia="Arial Narrow" w:hAnsi="Arial Narrow" w:cs="Arial Narrow"/>
+          <w:b/>
+          <w:color w:val="000000"/>
+          <w:kern w:val="0"/>
+          <w:lang w:eastAsia="es-PE"/>
+          <ns2:ligatures ns2:val="none"/>
         </w:rPr>
         <w:tab/>
       </w:r>
@@ -317,7 +317,7 @@
           <w:color w:val="000000"/>
           <w:kern w:val="0"/>
           <w:lang w:eastAsia="es-PE"/>
-          <w14:ligatures w14:val="none"/>
+          <ns2:ligatures ns2:val="none"/>
         </w:rPr>
         <w:tab/>
       </w:r>
@@ -328,7 +328,7 @@
           <w:color w:val="000000"/>
           <w:kern w:val="0"/>
           <w:lang w:eastAsia="es-PE"/>
-          <w14:ligatures w14:val="none"/>
+          <ns2:ligatures ns2:val="none"/>
         </w:rPr>
         <w:t>BANCO BBVA PERÚ S.A.</w:t>
       </w:r>
@@ -339,7 +339,7 @@
           <w:color w:val="000000"/>
           <w:kern w:val="0"/>
           <w:lang w:eastAsia="es-PE"/>
-          <w14:ligatures w14:val="none"/>
+          <ns2:ligatures ns2:val="none"/>
         </w:rPr>
         <w:t xml:space="preserve"> (</w:t>
       </w:r>
@@ -350,7 +350,7 @@
           <w:color w:val="000000"/>
           <w:kern w:val="0"/>
           <w:lang w:eastAsia="es-PE"/>
-          <w14:ligatures w14:val="none"/>
+          <ns2:ligatures ns2:val="none"/>
         </w:rPr>
         <w:t>BANCO</w:t>
       </w:r>
@@ -361,12 +361,12 @@
           <w:color w:val="000000"/>
           <w:kern w:val="0"/>
           <w:lang w:eastAsia="es-PE"/>
-          <w14:ligatures w14:val="none"/>
+          <ns2:ligatures ns2:val="none"/>
         </w:rPr>
         <w:t>)</w:t>
       </w:r>
     </w:p>
-    <w:p>
+    <w:p ns2:paraId="753670C1" ns2:textId="77777777">
       <w:pPr>
         <w:tabs>
           <w:tab w:val="left" w:pos="1701"/>
@@ -381,17 +381,17 @@
           <w:color w:val="000000"/>
           <w:kern w:val="0"/>
           <w:lang w:eastAsia="es-PE"/>
-          <w14:ligatures w14:val="none"/>
-        </w:rPr>
-      </w:pPr>
-      <w:r>
-        <w:rPr>
-          <w:rFonts w:ascii="Arial Narrow" w:eastAsia="Arial Narrow" w:hAnsi="Arial Narrow" w:cs="Arial Narrow"/>
-          <w:b/>
-          <w:color w:val="000000"/>
-          <w:kern w:val="0"/>
-          <w:lang w:eastAsia="es-PE"/>
-          <w14:ligatures w14:val="none"/>
+          <ns2:ligatures ns2:val="none"/>
+        </w:rPr>
+      </w:pPr>
+      <w:r>
+        <w:rPr>
+          <w:rFonts w:ascii="Arial Narrow" w:eastAsia="Arial Narrow" w:hAnsi="Arial Narrow" w:cs="Arial Narrow"/>
+          <w:b/>
+          <w:color w:val="000000"/>
+          <w:kern w:val="0"/>
+          <w:lang w:eastAsia="es-PE"/>
+          <ns2:ligatures ns2:val="none"/>
         </w:rPr>
         <w:t>MATERIAS</w:t>
       </w:r>
@@ -402,7 +402,7 @@
           <w:color w:val="000000"/>
           <w:kern w:val="0"/>
           <w:lang w:eastAsia="es-PE"/>
-          <w14:ligatures w14:val="none"/>
+          <ns2:ligatures ns2:val="none"/>
         </w:rPr>
         <w:tab/>
         <w:t xml:space="preserve">: </w:t>
@@ -414,13 +414,13 @@
           <w:color w:val="000000"/>
           <w:kern w:val="0"/>
           <w:lang w:eastAsia="es-PE"/>
-          <w14:ligatures w14:val="none"/>
+          <ns2:ligatures ns2:val="none"/>
         </w:rPr>
         <w:tab/>
         <w:t>ADMISIÓN A TRÁMITE</w:t>
       </w:r>
     </w:p>
-    <w:p>
+    <w:p ns2:paraId="449086A9" ns2:textId="77777777">
       <w:pPr>
         <w:tabs>
           <w:tab w:val="left" w:pos="1701"/>
@@ -435,22 +435,22 @@
           <w:color w:val="000000"/>
           <w:kern w:val="0"/>
           <w:lang w:eastAsia="es-PE"/>
-          <w14:ligatures w14:val="none"/>
-        </w:rPr>
-      </w:pPr>
-      <w:r>
-        <w:rPr>
-          <w:rFonts w:ascii="Arial Narrow" w:eastAsia="Arial Narrow" w:hAnsi="Arial Narrow" w:cs="Arial Narrow"/>
-          <w:b/>
-          <w:color w:val="000000"/>
-          <w:kern w:val="0"/>
-          <w:lang w:eastAsia="es-PE"/>
-          <w14:ligatures w14:val="none"/>
+          <ns2:ligatures ns2:val="none"/>
+        </w:rPr>
+      </w:pPr>
+      <w:r>
+        <w:rPr>
+          <w:rFonts w:ascii="Arial Narrow" w:eastAsia="Arial Narrow" w:hAnsi="Arial Narrow" w:cs="Arial Narrow"/>
+          <w:b/>
+          <w:color w:val="000000"/>
+          <w:kern w:val="0"/>
+          <w:lang w:eastAsia="es-PE"/>
+          <ns2:ligatures ns2:val="none"/>
         </w:rPr>
         <w:t xml:space="preserve">REQUERIMIENTO DE INFORMACIÓN </w:t>
       </w:r>
     </w:p>
-    <w:p>
+    <w:p ns2:paraId="778AE69F" ns2:textId="7CF6A91D">
       <w:pPr>
         <w:tabs>
           <w:tab w:val="left" w:pos="1701"/>
@@ -464,17 +464,17 @@
           <w:color w:val="000000"/>
           <w:kern w:val="0"/>
           <w:lang w:eastAsia="es-PE"/>
-          <w14:ligatures w14:val="none"/>
-        </w:rPr>
-      </w:pPr>
-      <w:r>
-        <w:rPr>
-          <w:rFonts w:ascii="Arial Narrow" w:eastAsia="Arial Narrow" w:hAnsi="Arial Narrow" w:cs="Arial Narrow"/>
-          <w:b/>
-          <w:color w:val="000000"/>
-          <w:kern w:val="0"/>
-          <w:lang w:eastAsia="es-PE"/>
-          <w14:ligatures w14:val="none"/>
+          <ns2:ligatures ns2:val="none"/>
+        </w:rPr>
+      </w:pPr>
+      <w:r>
+        <w:rPr>
+          <w:rFonts w:ascii="Arial Narrow" w:eastAsia="Arial Narrow" w:hAnsi="Arial Narrow" w:cs="Arial Narrow"/>
+          <w:b/>
+          <w:color w:val="000000"/>
+          <w:kern w:val="0"/>
+          <w:lang w:eastAsia="es-PE"/>
+          <ns2:ligatures ns2:val="none"/>
         </w:rPr>
         <w:t xml:space="preserve">RESOLUCIÓN </w:t>
       </w:r>
@@ -485,7 +485,7 @@
           <w:color w:val="000000"/>
           <w:kern w:val="0"/>
           <w:lang w:eastAsia="es-PE"/>
-          <w14:ligatures w14:val="none"/>
+          <ns2:ligatures ns2:val="none"/>
         </w:rPr>
         <w:tab/>
         <w:t>:</w:t>
@@ -497,7 +497,7 @@
           <w:color w:val="000000"/>
           <w:kern w:val="0"/>
           <w:lang w:eastAsia="es-PE"/>
-          <w14:ligatures w14:val="none"/>
+          <ns2:ligatures ns2:val="none"/>
         </w:rPr>
         <w:tab/>
       </w:r>
@@ -508,12 +508,12 @@
           <w:color w:val="000000"/>
           <w:kern w:val="0"/>
           <w:lang w:eastAsia="es-PE"/>
-          <w14:ligatures w14:val="none"/>
+          <ns2:ligatures ns2:val="none"/>
         </w:rPr>
         <w:t>2</w:t>
       </w:r>
     </w:p>
-    <w:p>
+    <w:p ns2:paraId="26BE4AD0" ns2:textId="77777777">
       <w:pPr>
         <w:tabs>
           <w:tab w:val="left" w:pos="1014"/>
@@ -526,11 +526,11 @@
           <w:kern w:val="0"/>
           <w:shd w:val="clear" w:color="auto" w:fill="FFFFFF"/>
           <w:lang w:eastAsia="es-PE"/>
-          <w14:ligatures w14:val="none"/>
-        </w:rPr>
-      </w:pPr>
-    </w:p>
-    <w:p>
+          <ns2:ligatures ns2:val="none"/>
+        </w:rPr>
+      </w:pPr>
+    </w:p>
+    <w:p ns2:paraId="6D48DA83" ns2:textId="5ED323A1">
       <w:pPr>
         <w:tabs>
           <w:tab w:val="left" w:pos="1014"/>
@@ -543,7 +543,7 @@
           <w:kern w:val="0"/>
           <w:shd w:val="clear" w:color="auto" w:fill="FFFFFF"/>
           <w:lang w:eastAsia="es-PE"/>
-          <w14:ligatures w14:val="none"/>
+          <ns2:ligatures ns2:val="none"/>
         </w:rPr>
       </w:pPr>
       <w:r>
@@ -553,7 +553,7 @@
           <w:kern w:val="0"/>
           <w:shd w:val="clear" w:color="auto" w:fill="FFFFFF"/>
           <w:lang w:eastAsia="es-PE"/>
-          <w14:ligatures w14:val="none"/>
+          <ns2:ligatures ns2:val="none"/>
         </w:rPr>
         <w:t xml:space="preserve">Lima, </w:t>
       </w:r>
@@ -564,7 +564,7 @@
           <w:kern w:val="0"/>
           <w:shd w:val="clear" w:color="auto" w:fill="FFFFFF"/>
           <w:lang w:eastAsia="es-PE"/>
-          <w14:ligatures w14:val="none"/>
+          <ns2:ligatures ns2:val="none"/>
         </w:rPr>
         <w:t>31</w:t>
       </w:r>
@@ -575,7 +575,7 @@
           <w:kern w:val="0"/>
           <w:shd w:val="clear" w:color="auto" w:fill="FFFFFF"/>
           <w:lang w:eastAsia="es-PE"/>
-          <w14:ligatures w14:val="none"/>
+          <ns2:ligatures ns2:val="none"/>
         </w:rPr>
         <w:t xml:space="preserve"> de </w:t>
       </w:r>
@@ -586,7 +586,7 @@
           <w:kern w:val="0"/>
           <w:shd w:val="clear" w:color="auto" w:fill="FFFFFF"/>
           <w:lang w:eastAsia="es-PE"/>
-          <w14:ligatures w14:val="none"/>
+          <ns2:ligatures ns2:val="none"/>
         </w:rPr>
         <w:t xml:space="preserve">octubre </w:t>
       </w:r>
@@ -597,12 +597,12 @@
           <w:kern w:val="0"/>
           <w:shd w:val="clear" w:color="auto" w:fill="FFFFFF"/>
           <w:lang w:eastAsia="es-PE"/>
-          <w14:ligatures w14:val="none"/>
+          <ns2:ligatures ns2:val="none"/>
         </w:rPr>
         <w:t>de 2025</w:t>
       </w:r>
     </w:p>
-    <w:p>
+    <w:p ns2:paraId="1EF3C256" ns2:textId="77777777">
       <w:pPr>
         <w:tabs>
           <w:tab w:val="left" w:pos="1014"/>
@@ -614,11 +614,11 @@
           <w:color w:val="000000"/>
           <w:kern w:val="0"/>
           <w:lang w:eastAsia="es-PE"/>
-          <w14:ligatures w14:val="none"/>
-        </w:rPr>
-      </w:pPr>
-    </w:p>
-    <w:p>
+          <ns2:ligatures ns2:val="none"/>
+        </w:rPr>
+      </w:pPr>
+    </w:p>
+    <w:p ns2:paraId="087322B4" ns2:textId="77777777">
       <w:pPr>
         <w:numPr>
           <w:ilvl w:val="0"/>
@@ -632,22 +632,22 @@
           <w:color w:val="000000"/>
           <w:kern w:val="0"/>
           <w:lang w:eastAsia="es-PE"/>
-          <w14:ligatures w14:val="none"/>
-        </w:rPr>
-      </w:pPr>
-      <w:r>
-        <w:rPr>
-          <w:rFonts w:ascii="Arial Narrow" w:eastAsia="Arial Narrow" w:hAnsi="Arial Narrow" w:cs="Arial Narrow"/>
-          <w:b/>
-          <w:color w:val="000000"/>
-          <w:kern w:val="0"/>
-          <w:lang w:eastAsia="es-PE"/>
-          <w14:ligatures w14:val="none"/>
+          <ns2:ligatures ns2:val="none"/>
+        </w:rPr>
+      </w:pPr>
+      <w:r>
+        <w:rPr>
+          <w:rFonts w:ascii="Arial Narrow" w:eastAsia="Arial Narrow" w:hAnsi="Arial Narrow" w:cs="Arial Narrow"/>
+          <w:b/>
+          <w:color w:val="000000"/>
+          <w:kern w:val="0"/>
+          <w:lang w:eastAsia="es-PE"/>
+          <ns2:ligatures ns2:val="none"/>
         </w:rPr>
         <w:t xml:space="preserve">HECHOS </w:t>
       </w:r>
     </w:p>
-    <w:p>
+    <w:p ns2:paraId="4407157A" ns2:textId="77777777">
       <w:pPr>
         <w:spacing w:after="0" w:line="240" w:lineRule="auto"/>
         <w:jc w:val="both"/>
@@ -656,11 +656,11 @@
           <w:color w:val="000000"/>
           <w:kern w:val="0"/>
           <w:lang w:eastAsia="es-PE"/>
-          <w14:ligatures w14:val="none"/>
-        </w:rPr>
-      </w:pPr>
-    </w:p>
-    <w:p>
+          <ns2:ligatures ns2:val="none"/>
+        </w:rPr>
+      </w:pPr>
+    </w:p>
+    <w:p ns2:paraId="5ECFCB1A" ns2:textId="45BC264C">
       <w:pPr>
         <w:numPr>
           <w:ilvl w:val="1"/>
@@ -674,16 +674,16 @@
           <w:color w:val="000000"/>
           <w:kern w:val="0"/>
           <w:lang w:val="es-ES" w:eastAsia="es-ES"/>
-          <w14:ligatures w14:val="none"/>
-        </w:rPr>
-      </w:pPr>
-      <w:r>
-        <w:rPr>
-          <w:rFonts w:ascii="Arial Narrow" w:eastAsia="Times New Roman" w:hAnsi="Arial Narrow" w:cs="Arial"/>
-          <w:color w:val="000000"/>
-          <w:kern w:val="0"/>
-          <w:lang w:val="es-ES" w:eastAsia="es-ES"/>
-          <w14:ligatures w14:val="none"/>
+          <ns2:ligatures ns2:val="none"/>
+        </w:rPr>
+      </w:pPr>
+      <w:r>
+        <w:rPr>
+          <w:rFonts w:ascii="Arial Narrow" w:eastAsia="Times New Roman" w:hAnsi="Arial Narrow" w:cs="Arial"/>
+          <w:color w:val="000000"/>
+          <w:kern w:val="0"/>
+          <w:lang w:val="es-ES" w:eastAsia="es-ES"/>
+          <ns2:ligatures ns2:val="none"/>
         </w:rPr>
         <w:t xml:space="preserve">Mediante la denuncia del 29 de setiembre de 2025, complementado mediante escrito del 10 de octubre de 2025, el señor [APELLIDO] denunció a Rímac y el Banco por presuntas infracciones a la Ley 29571, Código de Protección y Defensa del Consumidor (en adelante, Código), señalando lo siguiente:</w:t>
       </w:r>
@@ -693,7 +693,7 @@
           <w:color w:val="000000"/>
           <w:kern w:val="0"/>
           <w:lang w:val="es-ES" w:eastAsia="es-ES"/>
-          <w14:ligatures w14:val="none"/>
+          <ns2:ligatures ns2:val="none"/>
         </w:rPr>
         <w:t/>
       </w:r>
@@ -703,7 +703,7 @@
           <w:color w:val="000000"/>
           <w:kern w:val="0"/>
           <w:lang w:val="es-ES" w:eastAsia="es-ES"/>
-          <w14:ligatures w14:val="none"/>
+          <ns2:ligatures ns2:val="none"/>
         </w:rPr>
         <w:t xml:space="preserve"/>
       </w:r>
@@ -713,7 +713,7 @@
           <w:color w:val="000000"/>
           <w:kern w:val="0"/>
           <w:lang w:val="es-ES" w:eastAsia="es-ES"/>
-          <w14:ligatures w14:val="none"/>
+          <ns2:ligatures ns2:val="none"/>
         </w:rPr>
         <w:t xml:space="preserve"/>
       </w:r>
@@ -723,7 +723,7 @@
           <w:color w:val="000000"/>
           <w:kern w:val="0"/>
           <w:lang w:val="es-ES" w:eastAsia="es-ES"/>
-          <w14:ligatures w14:val="none"/>
+          <ns2:ligatures ns2:val="none"/>
         </w:rPr>
         <w:t/>
       </w:r>
@@ -733,7 +733,7 @@
           <w:color w:val="000000"/>
           <w:kern w:val="0"/>
           <w:lang w:val="es-ES" w:eastAsia="es-ES"/>
-          <w14:ligatures w14:val="none"/>
+          <ns2:ligatures ns2:val="none"/>
         </w:rPr>
         <w:t xml:space="preserve"/>
       </w:r>
@@ -743,7 +743,7 @@
           <w:color w:val="000000"/>
           <w:kern w:val="0"/>
           <w:lang w:val="es-ES" w:eastAsia="es-ES"/>
-          <w14:ligatures w14:val="none"/>
+          <ns2:ligatures ns2:val="none"/>
         </w:rPr>
         <w:t xml:space="preserve"/>
       </w:r>
@@ -753,7 +753,7 @@
           <w:color w:val="000000"/>
           <w:kern w:val="0"/>
           <w:lang w:val="es-ES" w:eastAsia="es-ES"/>
-          <w14:ligatures w14:val="none"/>
+          <ns2:ligatures ns2:val="none"/>
         </w:rPr>
         <w:t xml:space="preserve"/>
       </w:r>
@@ -763,7 +763,7 @@
           <w:color w:val="000000"/>
           <w:kern w:val="0"/>
           <w:lang w:val="es-ES" w:eastAsia="es-ES"/>
-          <w14:ligatures w14:val="none"/>
+          <ns2:ligatures ns2:val="none"/>
         </w:rPr>
         <w:t/>
       </w:r>
@@ -771,7 +771,7 @@
         <w:rPr>
           <w:rFonts w:ascii="Arial Narrow" w:eastAsia="Calibri" w:hAnsi="Arial Narrow" w:cs="Arial"/>
           <w:kern w:val="0"/>
-          <w14:ligatures w14:val="none"/>
+          <ns2:ligatures ns2:val="none"/>
         </w:rPr>
         <w:t xml:space="preserve"/>
       </w:r>
@@ -779,7 +779,7 @@
         <w:rPr>
           <w:rFonts w:ascii="Arial Narrow" w:eastAsia="Calibri" w:hAnsi="Arial Narrow" w:cs="Arial"/>
           <w:kern w:val="0"/>
-          <w14:ligatures w14:val="none"/>
+          <ns2:ligatures ns2:val="none"/>
         </w:rPr>
         <w:t xml:space="preserve"/>
       </w:r>
@@ -787,7 +787,7 @@
         <w:rPr>
           <w:rFonts w:ascii="Arial Narrow" w:eastAsia="Calibri" w:hAnsi="Arial Narrow" w:cs="Arial"/>
           <w:kern w:val="0"/>
-          <w14:ligatures w14:val="none"/>
+          <ns2:ligatures ns2:val="none"/>
         </w:rPr>
         <w:t/>
       </w:r>
@@ -797,7 +797,7 @@
           <w:color w:val="000000"/>
           <w:kern w:val="0"/>
           <w:lang w:val="es-ES" w:eastAsia="es-ES"/>
-          <w14:ligatures w14:val="none"/>
+          <ns2:ligatures ns2:val="none"/>
         </w:rPr>
         <w:t xml:space="preserve"/>
       </w:r>
@@ -807,7 +807,7 @@
           <w:color w:val="000000"/>
           <w:kern w:val="0"/>
           <w:lang w:val="es-ES" w:eastAsia="es-ES"/>
-          <w14:ligatures w14:val="none"/>
+          <ns2:ligatures ns2:val="none"/>
         </w:rPr>
         <w:t xml:space="preserve"/>
       </w:r>
@@ -817,7 +817,7 @@
           <w:color w:val="000000"/>
           <w:kern w:val="0"/>
           <w:lang w:val="es-ES" w:eastAsia="es-ES"/>
-          <w14:ligatures w14:val="none"/>
+          <ns2:ligatures ns2:val="none"/>
         </w:rPr>
         <w:t xml:space="preserve"/>
       </w:r>
@@ -827,7 +827,7 @@
           <w:color w:val="000000"/>
           <w:kern w:val="0"/>
           <w:lang w:val="es-ES" w:eastAsia="es-ES"/>
-          <w14:ligatures w14:val="none"/>
+          <ns2:ligatures ns2:val="none"/>
         </w:rPr>
         <w:t xml:space="preserve"/>
       </w:r>
@@ -837,7 +837,7 @@
           <w:color w:val="000000"/>
           <w:kern w:val="0"/>
           <w:lang w:val="es-ES" w:eastAsia="es-ES"/>
-          <w14:ligatures w14:val="none"/>
+          <ns2:ligatures ns2:val="none"/>
         </w:rPr>
         <w:t/>
       </w:r>
@@ -847,7 +847,7 @@
           <w:color w:val="000000"/>
           <w:kern w:val="0"/>
           <w:lang w:val="es-ES" w:eastAsia="es-ES"/>
-          <w14:ligatures w14:val="none"/>
+          <ns2:ligatures ns2:val="none"/>
         </w:rPr>
         <w:t/>
       </w:r>
@@ -859,7 +859,7 @@
           <w:kern w:val="0"/>
           <w:vertAlign w:val="superscript"/>
           <w:lang w:val="es-ES" w:eastAsia="es-ES"/>
-          <w14:ligatures w14:val="none"/>
+          <ns2:ligatures ns2:val="none"/>
         </w:rPr>
         <w:footnoteReference w:id="1"/>
       </w:r>
@@ -869,7 +869,7 @@
           <w:color w:val="000000"/>
           <w:kern w:val="0"/>
           <w:lang w:val="es-ES" w:eastAsia="es-ES"/>
-          <w14:ligatures w14:val="none"/>
+          <ns2:ligatures ns2:val="none"/>
         </w:rPr>
         <w:t xml:space="preserve"/>
       </w:r>
@@ -879,12 +879,12 @@
           <w:color w:val="000000"/>
           <w:kern w:val="0"/>
           <w:lang w:val="es-ES" w:eastAsia="es-ES"/>
-          <w14:ligatures w14:val="none"/>
+          <ns2:ligatures ns2:val="none"/>
         </w:rPr>
         <w:t/>
       </w:r>
     </w:p>
-    <w:p>
+    <w:p ns2:paraId="64AF7FDB" ns2:textId="77777777">
       <w:pPr>
         <w:tabs>
           <w:tab w:val="left" w:pos="1134"/>
@@ -896,11 +896,11 @@
           <w:color w:val="000000"/>
           <w:kern w:val="0"/>
           <w:lang w:val="es-ES" w:eastAsia="es-ES"/>
-          <w14:ligatures w14:val="none"/>
-        </w:rPr>
-      </w:pPr>
-    </w:p>
-    <w:p>
+          <ns2:ligatures ns2:val="none"/>
+        </w:rPr>
+      </w:pPr>
+    </w:p>
+    <w:p ns2:paraId="31C7CC01" ns2:textId="031812C1">
       <w:pPr>
         <w:pStyle w:val="Prrafodelista"/>
         <w:numPr>
@@ -918,7 +918,7 @@
           <w:color w:val="000000"/>
           <w:kern w:val="0"/>
           <w:lang w:eastAsia="es-ES"/>
-          <w14:ligatures w14:val="none"/>
+          <ns2:ligatures ns2:val="none"/>
         </w:rPr>
       </w:pPr>
       <w:r>
@@ -927,7 +927,7 @@
           <w:color w:val="000000"/>
           <w:kern w:val="0"/>
           <w:lang w:eastAsia="es-ES"/>
-          <w14:ligatures w14:val="none"/>
+          <ns2:ligatures ns2:val="none"/>
         </w:rPr>
         <w:t xml:space="preserve">El </w:t>
       </w:r>
@@ -955,7 +955,7 @@
           <w:color w:val="000000"/>
           <w:kern w:val="0"/>
           <w:lang w:val="es-ES" w:eastAsia="es-ES"/>
-          <w14:ligatures w14:val="none"/>
+          <ns2:ligatures ns2:val="none"/>
         </w:rPr>
         <w:t>el Banco</w:t>
       </w:r>
@@ -1017,7 +1017,7 @@
           <w:color w:val="000000"/>
           <w:kern w:val="0"/>
           <w:lang w:val="es-ES" w:eastAsia="es-ES"/>
-          <w14:ligatures w14:val="none"/>
+          <ns2:ligatures ns2:val="none"/>
         </w:rPr>
         <w:t>Rímac</w:t>
       </w:r>
@@ -1048,7 +1048,7 @@
         <w:t xml:space="preserve"> </w:t>
       </w:r>
     </w:p>
-    <w:p>
+    <w:p ns2:paraId="02E868FD" ns2:textId="77777777">
       <w:pPr>
         <w:pStyle w:val="Prrafodelista"/>
         <w:spacing w:after="0" w:line="240" w:lineRule="auto"/>
@@ -1059,11 +1059,11 @@
           <w:color w:val="000000"/>
           <w:kern w:val="0"/>
           <w:lang w:eastAsia="es-ES"/>
-          <w14:ligatures w14:val="none"/>
-        </w:rPr>
-      </w:pPr>
-    </w:p>
-    <w:p>
+          <ns2:ligatures ns2:val="none"/>
+        </w:rPr>
+      </w:pPr>
+    </w:p>
+    <w:p ns2:paraId="245D1257" ns2:textId="08C415BB">
       <w:pPr>
         <w:pStyle w:val="Prrafodelista"/>
         <w:numPr>
@@ -1155,7 +1155,7 @@
         <w:t xml:space="preserve"> días y diagnóstico de síndrome de distrés respiratorio agudo y neumonía viral por SARS-CoV-2.</w:t>
       </w:r>
     </w:p>
-    <w:p>
+    <w:p ns2:paraId="5357D0E3" ns2:textId="77777777">
       <w:pPr>
         <w:pStyle w:val="Prrafodelista"/>
         <w:spacing w:after="0" w:line="240" w:lineRule="auto"/>
@@ -1166,7 +1166,7 @@
         </w:rPr>
       </w:pPr>
     </w:p>
-    <w:p>
+    <w:p ns2:paraId="1BED5BF9" ns2:textId="65825084">
       <w:pPr>
         <w:pStyle w:val="Prrafodelista"/>
         <w:numPr>
@@ -1326,7 +1326,7 @@
         <w:t xml:space="preserve"> del 21 de septiembre de 2023.</w:t>
       </w:r>
     </w:p>
-    <w:p>
+    <w:p ns2:paraId="78E3E220" ns2:textId="77777777">
       <w:pPr>
         <w:pStyle w:val="Prrafodelista"/>
         <w:spacing w:before="240" w:after="240" w:line="240" w:lineRule="auto"/>
@@ -1337,7 +1337,7 @@
         </w:rPr>
       </w:pPr>
     </w:p>
-    <w:p>
+    <w:p ns2:paraId="4790CD1E" ns2:textId="697C53DF">
       <w:pPr>
         <w:pStyle w:val="Prrafodelista"/>
         <w:numPr>
@@ -1475,7 +1475,7 @@
         <w:t xml:space="preserve"> y apoyo terapéutico respiratorio de manera permanente.</w:t>
       </w:r>
     </w:p>
-    <w:p>
+    <w:p ns2:paraId="76051550" ns2:textId="77777777">
       <w:pPr>
         <w:pStyle w:val="Prrafodelista"/>
         <w:spacing w:before="240" w:after="240" w:line="240" w:lineRule="auto"/>
@@ -1486,7 +1486,7 @@
         </w:rPr>
       </w:pPr>
     </w:p>
-    <w:p>
+    <w:p ns2:paraId="05E365DB" ns2:textId="57103859">
       <w:pPr>
         <w:pStyle w:val="Prrafodelista"/>
         <w:numPr>
@@ -1564,7 +1564,7 @@
           <w:color w:val="000000"/>
           <w:kern w:val="0"/>
           <w:lang w:val="es-ES" w:eastAsia="es-ES"/>
-          <w14:ligatures w14:val="none"/>
+          <ns2:ligatures ns2:val="none"/>
         </w:rPr>
         <w:t>Rímac</w:t>
       </w:r>
@@ -1631,7 +1631,7 @@
         <w:t xml:space="preserve"> </w:t>
       </w:r>
     </w:p>
-    <w:p>
+    <w:p ns2:paraId="132CF76F" ns2:textId="77777777">
       <w:pPr>
         <w:pStyle w:val="Prrafodelista"/>
         <w:spacing w:before="240" w:after="240" w:line="240" w:lineRule="auto"/>
@@ -1642,7 +1642,7 @@
         </w:rPr>
       </w:pPr>
     </w:p>
-    <w:p>
+    <w:p ns2:paraId="3067CCDF" ns2:textId="7EA71DE5">
       <w:pPr>
         <w:pStyle w:val="Prrafodelista"/>
         <w:numPr>
@@ -1692,7 +1692,7 @@
           <w:color w:val="000000"/>
           <w:kern w:val="0"/>
           <w:lang w:val="es-ES" w:eastAsia="es-ES"/>
-          <w14:ligatures w14:val="none"/>
+          <ns2:ligatures ns2:val="none"/>
         </w:rPr>
         <w:t>el Banco</w:t>
       </w:r>
@@ -1726,7 +1726,7 @@
           <w:color w:val="000000"/>
           <w:kern w:val="0"/>
           <w:lang w:val="es-ES" w:eastAsia="es-ES"/>
-          <w14:ligatures w14:val="none"/>
+          <ns2:ligatures ns2:val="none"/>
         </w:rPr>
         <w:t>Rímac</w:t>
       </w:r>
@@ -1797,7 +1797,7 @@
           <w:color w:val="000000"/>
           <w:kern w:val="0"/>
           <w:lang w:val="es-ES" w:eastAsia="es-ES"/>
-          <w14:ligatures w14:val="none"/>
+          <ns2:ligatures ns2:val="none"/>
         </w:rPr>
         <w:t>Rímac</w:t>
       </w:r>
@@ -1838,7 +1838,7 @@
         <w:t>Seguro de desgravamen.</w:t>
       </w:r>
     </w:p>
-    <w:p>
+    <w:p ns2:paraId="17E2A4F7" ns2:textId="77777777">
       <w:pPr>
         <w:pStyle w:val="Prrafodelista"/>
         <w:spacing w:line="240" w:lineRule="auto"/>
@@ -1847,7 +1847,7 @@
         </w:rPr>
       </w:pPr>
     </w:p>
-    <w:p>
+    <w:p ns2:paraId="7A07CA23" ns2:textId="46EC83F1">
       <w:pPr>
         <w:pStyle w:val="Prrafodelista"/>
         <w:numPr>
@@ -1885,7 +1885,7 @@
           <w:color w:val="000000"/>
           <w:kern w:val="0"/>
           <w:lang w:val="es-ES" w:eastAsia="es-ES"/>
-          <w14:ligatures w14:val="none"/>
+          <ns2:ligatures ns2:val="none"/>
         </w:rPr>
         <w:t>Rímac</w:t>
       </w:r>
@@ -1946,7 +1946,7 @@
         <w:t>.</w:t>
       </w:r>
     </w:p>
-    <w:p>
+    <w:p ns2:paraId="40CB1277" ns2:textId="77777777">
       <w:pPr>
         <w:pStyle w:val="Prrafodelista"/>
         <w:spacing w:before="240" w:after="240" w:line="240" w:lineRule="auto"/>
@@ -1957,7 +1957,7 @@
         </w:rPr>
       </w:pPr>
     </w:p>
-    <w:p>
+    <w:p ns2:paraId="0D95E1EE" ns2:textId="7E72D738">
       <w:pPr>
         <w:pStyle w:val="Prrafodelista"/>
         <w:numPr>
@@ -2061,7 +2061,7 @@
           <w:color w:val="000000"/>
           <w:kern w:val="0"/>
           <w:lang w:val="es-ES" w:eastAsia="es-ES"/>
-          <w14:ligatures w14:val="none"/>
+          <ns2:ligatures ns2:val="none"/>
         </w:rPr>
         <w:t>Rímac</w:t>
       </w:r>
@@ -2071,7 +2071,7 @@
           <w:color w:val="000000"/>
           <w:kern w:val="0"/>
           <w:lang w:val="es-ES" w:eastAsia="es-ES"/>
-          <w14:ligatures w14:val="none"/>
+          <ns2:ligatures ns2:val="none"/>
         </w:rPr>
         <w:t xml:space="preserve"> le </w:t>
       </w:r>
@@ -2082,7 +2082,7 @@
         <w:t>solicitó nuevamente documentos adicionales, incluyendo historia clínica completa, informe anatomopatológico y dictamen de invalidez.</w:t>
       </w:r>
     </w:p>
-    <w:p>
+    <w:p ns2:paraId="19E56628" ns2:textId="77777777">
       <w:pPr>
         <w:pStyle w:val="Prrafodelista"/>
         <w:spacing w:before="240" w:after="240" w:line="240" w:lineRule="auto"/>
@@ -2093,7 +2093,7 @@
         </w:rPr>
       </w:pPr>
     </w:p>
-    <w:p>
+    <w:p ns2:paraId="46EA09BD" ns2:textId="68ABFBF1">
       <w:pPr>
         <w:pStyle w:val="Prrafodelista"/>
         <w:numPr>
@@ -2195,7 +2195,7 @@
           <w:color w:val="000000"/>
           <w:kern w:val="0"/>
           <w:lang w:val="es-ES" w:eastAsia="es-ES"/>
-          <w14:ligatures w14:val="none"/>
+          <ns2:ligatures ns2:val="none"/>
         </w:rPr>
         <w:t xml:space="preserve"/>
       </w:r>
@@ -2244,7 +2244,7 @@
         <w:t/>
       </w:r>
     </w:p>
-    <w:p>
+    <w:p ns2:paraId="27DAB161" ns2:textId="77777777">
       <w:pPr>
         <w:pStyle w:val="Prrafodelista"/>
         <w:spacing w:before="240" w:after="240" w:line="240" w:lineRule="auto"/>
@@ -2255,7 +2255,7 @@
         </w:rPr>
       </w:pPr>
     </w:p>
-    <w:p>
+    <w:p ns2:paraId="7CB8152D" ns2:textId="71CDC631">
       <w:pPr>
         <w:pStyle w:val="Prrafodelista"/>
         <w:numPr>
@@ -2287,7 +2287,7 @@
           <w:color w:val="000000"/>
           <w:kern w:val="0"/>
           <w:lang w:val="es-ES" w:eastAsia="es-ES"/>
-          <w14:ligatures w14:val="none"/>
+          <ns2:ligatures ns2:val="none"/>
         </w:rPr>
         <w:t>Rímac</w:t>
       </w:r>
@@ -2348,7 +2348,7 @@
         <w:t>.</w:t>
       </w:r>
     </w:p>
-    <w:p>
+    <w:p ns2:paraId="1D746D45" ns2:textId="77777777">
       <w:pPr>
         <w:pStyle w:val="Prrafodelista"/>
         <w:spacing w:before="240" w:after="240" w:line="240" w:lineRule="auto"/>
@@ -2359,7 +2359,7 @@
         </w:rPr>
       </w:pPr>
     </w:p>
-    <w:p>
+    <w:p ns2:paraId="76630485" ns2:textId="05F4089A">
       <w:pPr>
         <w:pStyle w:val="Prrafodelista"/>
         <w:numPr>
@@ -2470,7 +2470,7 @@
         <w:t>suscrito en el año 2014.</w:t>
       </w:r>
     </w:p>
-    <w:p>
+    <w:p ns2:paraId="4FB15987" ns2:textId="7B6A10F3">
       <w:pPr>
         <w:numPr>
           <w:ilvl w:val="1"/>
@@ -2496,7 +2496,7 @@
           <w:color w:val="000000"/>
           <w:kern w:val="0"/>
           <w:lang w:val="es-ES" w:eastAsia="es-ES"/>
-          <w14:ligatures w14:val="none"/>
+          <ns2:ligatures ns2:val="none"/>
         </w:rPr>
         <w:t xml:space="preserve">El señor [APELLIDO] solicitó, en calidad de medida correctiva: (i) que Rímac proceda al pago inmediato de la cobertura del Seguro de Desgravamen por invalidez total y permanente, correspondiente al saldo insoluto total de la tarjeta de crédito 4140-***-9389; (ii) que el Banco exhiba y entregue copia autenticada del contrato de Seguro de Desgravamen efectivamente vigente en 2014, correspondiente al Certificado 00110178194000138341, no las versiones posteriores de 2019 o 2024; (iii) que Rímac y el Banco se abstengan en el futuro de exigir a consumidores jubilados el certificado COMECI del DS 166-2005-EF, reconociendo expresamente que dicho documento solo se emite para pensiones ONP y no para fines bancarios; (iv) que Rímac y el Banco modifiquen la cláusula abusiva sobre el momento de configuración del siniestro, estableciendo que se considerará la fecha de ocurrencia de la enfermedad o accidente que genera la invalidez, no la fecha de emisión del certificado administrativo; (v) que el Banco informe sobre la eventual venta de la deuda a terceros y las medidas adoptadas para evitar cobranza abusiva mientras existe un reclamo de seguro pendiente; (vi) que Rímac y el Banco modifiquen la cláusula abusiva sobre consentimiento para acceso a historia clínica, limitándola únicamente a la información médica estrictamente relacionada con el siniestro reclamado, respetando el derecho a la intimidad y protección de datos sensibles; y, (vii) Rímac implemente protocolos que impidan solicitar documentos adicionales cuando una póliza ha sido dada de baja, evitando generar expectativas falsas y gastos innecesarios a los consumidores. Asimismo, requirió el reembolso de costos y costas del presente procedimiento.</w:t>
       </w:r>
@@ -2506,7 +2506,7 @@
           <w:color w:val="000000"/>
           <w:kern w:val="0"/>
           <w:lang w:val="es-ES" w:eastAsia="es-ES"/>
-          <w14:ligatures w14:val="none"/>
+          <ns2:ligatures ns2:val="none"/>
         </w:rPr>
         <w:t/>
       </w:r>
@@ -2516,7 +2516,7 @@
           <w:color w:val="000000"/>
           <w:kern w:val="0"/>
           <w:lang w:val="es-ES" w:eastAsia="es-ES"/>
-          <w14:ligatures w14:val="none"/>
+          <ns2:ligatures ns2:val="none"/>
         </w:rPr>
         <w:t/>
       </w:r>
@@ -2526,7 +2526,7 @@
           <w:color w:val="000000"/>
           <w:kern w:val="0"/>
           <w:lang w:val="es-ES" w:eastAsia="es-ES"/>
-          <w14:ligatures w14:val="none"/>
+          <ns2:ligatures ns2:val="none"/>
         </w:rPr>
         <w:t xml:space="preserve"/>
       </w:r>
@@ -2537,7 +2537,7 @@
           <w:color w:val="000000"/>
           <w:kern w:val="0"/>
           <w:lang w:val="es-ES" w:eastAsia="es-ES"/>
-          <w14:ligatures w14:val="none"/>
+          <ns2:ligatures ns2:val="none"/>
         </w:rPr>
         <w:t xml:space="preserve"/>
       </w:r>
@@ -2547,7 +2547,7 @@
           <w:color w:val="000000"/>
           <w:kern w:val="0"/>
           <w:lang w:val="es-ES" w:eastAsia="es-ES"/>
-          <w14:ligatures w14:val="none"/>
+          <ns2:ligatures ns2:val="none"/>
         </w:rPr>
         <w:t/>
       </w:r>
@@ -2557,7 +2557,7 @@
           <w:color w:val="000000"/>
           <w:kern w:val="0"/>
           <w:lang w:val="es-ES" w:eastAsia="es-ES"/>
-          <w14:ligatures w14:val="none"/>
+          <ns2:ligatures ns2:val="none"/>
         </w:rPr>
         <w:t xml:space="preserve"/>
       </w:r>
@@ -2567,7 +2567,7 @@
           <w:color w:val="000000"/>
           <w:kern w:val="0"/>
           <w:lang w:val="es-ES" w:eastAsia="es-ES"/>
-          <w14:ligatures w14:val="none"/>
+          <ns2:ligatures ns2:val="none"/>
         </w:rPr>
         <w:t xml:space="preserve"/>
       </w:r>
@@ -2577,7 +2577,7 @@
           <w:color w:val="000000"/>
           <w:kern w:val="0"/>
           <w:lang w:val="es-ES" w:eastAsia="es-ES"/>
-          <w14:ligatures w14:val="none"/>
+          <ns2:ligatures ns2:val="none"/>
         </w:rPr>
         <w:t xml:space="preserve"/>
       </w:r>
@@ -2587,7 +2587,7 @@
           <w:color w:val="000000"/>
           <w:kern w:val="0"/>
           <w:lang w:val="es-ES" w:eastAsia="es-ES"/>
-          <w14:ligatures w14:val="none"/>
+          <ns2:ligatures ns2:val="none"/>
         </w:rPr>
         <w:t/>
       </w:r>
@@ -2597,7 +2597,7 @@
           <w:color w:val="000000"/>
           <w:kern w:val="0"/>
           <w:lang w:val="es-ES" w:eastAsia="es-ES"/>
-          <w14:ligatures w14:val="none"/>
+          <ns2:ligatures ns2:val="none"/>
         </w:rPr>
         <w:t xml:space="preserve"/>
       </w:r>
@@ -2607,7 +2607,7 @@
           <w:color w:val="000000"/>
           <w:kern w:val="0"/>
           <w:lang w:val="es-ES" w:eastAsia="es-ES"/>
-          <w14:ligatures w14:val="none"/>
+          <ns2:ligatures ns2:val="none"/>
         </w:rPr>
         <w:t/>
       </w:r>
@@ -2617,7 +2617,7 @@
           <w:color w:val="000000"/>
           <w:kern w:val="0"/>
           <w:lang w:val="es-ES" w:eastAsia="es-ES"/>
-          <w14:ligatures w14:val="none"/>
+          <ns2:ligatures ns2:val="none"/>
         </w:rPr>
         <w:t xml:space="preserve"/>
       </w:r>
@@ -2628,7 +2628,7 @@
           <w:color w:val="000000"/>
           <w:kern w:val="0"/>
           <w:lang w:val="es-ES" w:eastAsia="es-ES"/>
-          <w14:ligatures w14:val="none"/>
+          <ns2:ligatures ns2:val="none"/>
         </w:rPr>
         <w:t/>
       </w:r>
@@ -2639,7 +2639,7 @@
           <w:color w:val="000000"/>
           <w:kern w:val="0"/>
           <w:lang w:val="es-ES" w:eastAsia="es-ES"/>
-          <w14:ligatures w14:val="none"/>
+          <ns2:ligatures ns2:val="none"/>
         </w:rPr>
         <w:t xml:space="preserve"/>
       </w:r>
@@ -2649,7 +2649,7 @@
           <w:color w:val="000000"/>
           <w:kern w:val="0"/>
           <w:lang w:val="es-ES" w:eastAsia="es-ES"/>
-          <w14:ligatures w14:val="none"/>
+          <ns2:ligatures ns2:val="none"/>
         </w:rPr>
         <w:t/>
       </w:r>
@@ -2659,7 +2659,7 @@
           <w:color w:val="000000"/>
           <w:kern w:val="0"/>
           <w:lang w:val="es-ES" w:eastAsia="es-ES"/>
-          <w14:ligatures w14:val="none"/>
+          <ns2:ligatures ns2:val="none"/>
         </w:rPr>
         <w:t/>
       </w:r>
@@ -2669,7 +2669,7 @@
           <w:color w:val="000000"/>
           <w:kern w:val="0"/>
           <w:lang w:val="es-ES" w:eastAsia="es-ES"/>
-          <w14:ligatures w14:val="none"/>
+          <ns2:ligatures ns2:val="none"/>
         </w:rPr>
         <w:t/>
       </w:r>
@@ -2680,7 +2680,7 @@
           <w:color w:val="000000"/>
           <w:kern w:val="0"/>
           <w:lang w:val="es-ES" w:eastAsia="es-ES"/>
-          <w14:ligatures w14:val="none"/>
+          <ns2:ligatures ns2:val="none"/>
         </w:rPr>
         <w:t/>
       </w:r>
@@ -2691,7 +2691,7 @@
           <w:color w:val="000000"/>
           <w:kern w:val="0"/>
           <w:lang w:val="es-ES" w:eastAsia="es-ES"/>
-          <w14:ligatures w14:val="none"/>
+          <ns2:ligatures ns2:val="none"/>
         </w:rPr>
         <w:t/>
       </w:r>
@@ -2701,7 +2701,7 @@
           <w:color w:val="000000"/>
           <w:kern w:val="0"/>
           <w:lang w:val="es-ES" w:eastAsia="es-ES"/>
-          <w14:ligatures w14:val="none"/>
+          <ns2:ligatures ns2:val="none"/>
         </w:rPr>
         <w:t xml:space="preserve"/>
       </w:r>
@@ -2711,7 +2711,7 @@
           <w:color w:val="000000"/>
           <w:kern w:val="0"/>
           <w:lang w:val="es-ES" w:eastAsia="es-ES"/>
-          <w14:ligatures w14:val="none"/>
+          <ns2:ligatures ns2:val="none"/>
         </w:rPr>
         <w:t/>
       </w:r>
@@ -2721,7 +2721,7 @@
           <w:color w:val="000000"/>
           <w:kern w:val="0"/>
           <w:lang w:val="es-ES" w:eastAsia="es-ES"/>
-          <w14:ligatures w14:val="none"/>
+          <ns2:ligatures ns2:val="none"/>
         </w:rPr>
         <w:t/>
       </w:r>
@@ -2731,7 +2731,7 @@
           <w:color w:val="000000"/>
           <w:kern w:val="0"/>
           <w:lang w:val="es-ES" w:eastAsia="es-ES"/>
-          <w14:ligatures w14:val="none"/>
+          <ns2:ligatures ns2:val="none"/>
         </w:rPr>
         <w:t xml:space="preserve"/>
       </w:r>
@@ -2741,7 +2741,7 @@
           <w:color w:val="000000"/>
           <w:kern w:val="0"/>
           <w:lang w:val="es-ES" w:eastAsia="es-ES"/>
-          <w14:ligatures w14:val="none"/>
+          <ns2:ligatures ns2:val="none"/>
         </w:rPr>
         <w:t xml:space="preserve"/>
       </w:r>
@@ -2751,7 +2751,7 @@
           <w:color w:val="000000"/>
           <w:kern w:val="0"/>
           <w:lang w:val="es-ES" w:eastAsia="es-ES"/>
-          <w14:ligatures w14:val="none"/>
+          <ns2:ligatures ns2:val="none"/>
         </w:rPr>
         <w:t/>
       </w:r>
@@ -2761,7 +2761,7 @@
           <w:color w:val="000000"/>
           <w:kern w:val="0"/>
           <w:lang w:val="es-ES" w:eastAsia="es-ES"/>
-          <w14:ligatures w14:val="none"/>
+          <ns2:ligatures ns2:val="none"/>
         </w:rPr>
         <w:t xml:space="preserve"/>
       </w:r>
@@ -2771,7 +2771,7 @@
           <w:color w:val="000000"/>
           <w:kern w:val="0"/>
           <w:lang w:val="es-ES" w:eastAsia="es-ES"/>
-          <w14:ligatures w14:val="none"/>
+          <ns2:ligatures ns2:val="none"/>
         </w:rPr>
         <w:t/>
       </w:r>
@@ -2781,7 +2781,7 @@
           <w:color w:val="000000"/>
           <w:kern w:val="0"/>
           <w:lang w:val="es-ES" w:eastAsia="es-ES"/>
-          <w14:ligatures w14:val="none"/>
+          <ns2:ligatures ns2:val="none"/>
         </w:rPr>
         <w:t xml:space="preserve"/>
       </w:r>
@@ -2791,7 +2791,7 @@
           <w:color w:val="000000"/>
           <w:kern w:val="0"/>
           <w:lang w:val="es-ES" w:eastAsia="es-ES"/>
-          <w14:ligatures w14:val="none"/>
+          <ns2:ligatures ns2:val="none"/>
         </w:rPr>
         <w:t/>
       </w:r>
@@ -2801,7 +2801,7 @@
           <w:color w:val="000000"/>
           <w:kern w:val="0"/>
           <w:lang w:val="es-ES" w:eastAsia="es-ES"/>
-          <w14:ligatures w14:val="none"/>
+          <ns2:ligatures ns2:val="none"/>
         </w:rPr>
         <w:t xml:space="preserve"/>
       </w:r>
@@ -2811,7 +2811,7 @@
           <w:color w:val="000000"/>
           <w:kern w:val="0"/>
           <w:lang w:val="es-ES" w:eastAsia="es-ES"/>
-          <w14:ligatures w14:val="none"/>
+          <ns2:ligatures ns2:val="none"/>
         </w:rPr>
         <w:t xml:space="preserve"/>
       </w:r>
@@ -2822,7 +2822,7 @@
           <w:color w:val="000000"/>
           <w:kern w:val="0"/>
           <w:lang w:val="es-ES" w:eastAsia="es-ES"/>
-          <w14:ligatures w14:val="none"/>
+          <ns2:ligatures ns2:val="none"/>
         </w:rPr>
         <w:t/>
       </w:r>
@@ -2833,7 +2833,7 @@
           <w:color w:val="000000"/>
           <w:kern w:val="0"/>
           <w:lang w:val="es-ES" w:eastAsia="es-ES"/>
-          <w14:ligatures w14:val="none"/>
+          <ns2:ligatures ns2:val="none"/>
         </w:rPr>
         <w:t xml:space="preserve"/>
       </w:r>
@@ -2843,7 +2843,7 @@
           <w:color w:val="000000"/>
           <w:kern w:val="0"/>
           <w:lang w:val="es-ES" w:eastAsia="es-ES"/>
-          <w14:ligatures w14:val="none"/>
+          <ns2:ligatures ns2:val="none"/>
         </w:rPr>
         <w:t xml:space="preserve"/>
       </w:r>
@@ -2853,7 +2853,7 @@
           <w:color w:val="000000"/>
           <w:kern w:val="0"/>
           <w:lang w:val="es-ES" w:eastAsia="es-ES"/>
-          <w14:ligatures w14:val="none"/>
+          <ns2:ligatures ns2:val="none"/>
         </w:rPr>
         <w:t/>
       </w:r>
@@ -2864,7 +2864,7 @@
           <w:color w:val="000000"/>
           <w:kern w:val="0"/>
           <w:lang w:val="es-ES" w:eastAsia="es-ES"/>
-          <w14:ligatures w14:val="none"/>
+          <ns2:ligatures ns2:val="none"/>
         </w:rPr>
         <w:t/>
       </w:r>
@@ -2875,7 +2875,7 @@
           <w:color w:val="000000"/>
           <w:kern w:val="0"/>
           <w:lang w:val="es-ES" w:eastAsia="es-ES"/>
-          <w14:ligatures w14:val="none"/>
+          <ns2:ligatures ns2:val="none"/>
         </w:rPr>
         <w:t/>
       </w:r>
@@ -2885,7 +2885,7 @@
           <w:color w:val="000000"/>
           <w:kern w:val="0"/>
           <w:lang w:val="es-ES" w:eastAsia="es-ES"/>
-          <w14:ligatures w14:val="none"/>
+          <ns2:ligatures ns2:val="none"/>
         </w:rPr>
         <w:t xml:space="preserve"/>
       </w:r>
@@ -2895,7 +2895,7 @@
           <w:color w:val="000000"/>
           <w:kern w:val="0"/>
           <w:lang w:val="es-ES" w:eastAsia="es-ES"/>
-          <w14:ligatures w14:val="none"/>
+          <ns2:ligatures ns2:val="none"/>
         </w:rPr>
         <w:t xml:space="preserve"/>
       </w:r>
@@ -2905,7 +2905,7 @@
           <w:color w:val="000000"/>
           <w:kern w:val="0"/>
           <w:lang w:val="es-ES" w:eastAsia="es-ES"/>
-          <w14:ligatures w14:val="none"/>
+          <ns2:ligatures ns2:val="none"/>
         </w:rPr>
         <w:t xml:space="preserve"/>
       </w:r>
@@ -2915,7 +2915,7 @@
           <w:color w:val="000000"/>
           <w:kern w:val="0"/>
           <w:lang w:val="es-ES" w:eastAsia="es-ES"/>
-          <w14:ligatures w14:val="none"/>
+          <ns2:ligatures ns2:val="none"/>
         </w:rPr>
         <w:t xml:space="preserve"/>
       </w:r>
@@ -2925,7 +2925,7 @@
           <w:color w:val="000000"/>
           <w:kern w:val="0"/>
           <w:lang w:val="es-ES" w:eastAsia="es-ES"/>
-          <w14:ligatures w14:val="none"/>
+          <ns2:ligatures ns2:val="none"/>
         </w:rPr>
         <w:t xml:space="preserve"/>
       </w:r>
@@ -2935,7 +2935,7 @@
           <w:color w:val="000000"/>
           <w:kern w:val="0"/>
           <w:lang w:val="es-ES" w:eastAsia="es-ES"/>
-          <w14:ligatures w14:val="none"/>
+          <ns2:ligatures ns2:val="none"/>
         </w:rPr>
         <w:t/>
       </w:r>
@@ -2945,7 +2945,7 @@
           <w:color w:val="000000"/>
           <w:kern w:val="0"/>
           <w:lang w:val="es-ES" w:eastAsia="es-ES"/>
-          <w14:ligatures w14:val="none"/>
+          <ns2:ligatures ns2:val="none"/>
         </w:rPr>
         <w:t/>
       </w:r>
@@ -2956,7 +2956,7 @@
           <w:color w:val="000000"/>
           <w:kern w:val="0"/>
           <w:lang w:val="es-ES" w:eastAsia="es-ES"/>
-          <w14:ligatures w14:val="none"/>
+          <ns2:ligatures ns2:val="none"/>
         </w:rPr>
         <w:t/>
       </w:r>
@@ -2967,7 +2967,7 @@
           <w:color w:val="000000"/>
           <w:kern w:val="0"/>
           <w:lang w:val="es-ES" w:eastAsia="es-ES"/>
-          <w14:ligatures w14:val="none"/>
+          <ns2:ligatures ns2:val="none"/>
         </w:rPr>
         <w:t/>
       </w:r>
@@ -2977,7 +2977,7 @@
           <w:color w:val="000000"/>
           <w:kern w:val="0"/>
           <w:lang w:val="es-ES" w:eastAsia="es-ES"/>
-          <w14:ligatures w14:val="none"/>
+          <ns2:ligatures ns2:val="none"/>
         </w:rPr>
         <w:t xml:space="preserve"/>
       </w:r>
@@ -2987,7 +2987,7 @@
           <w:color w:val="000000"/>
           <w:kern w:val="0"/>
           <w:lang w:val="es-ES" w:eastAsia="es-ES"/>
-          <w14:ligatures w14:val="none"/>
+          <ns2:ligatures ns2:val="none"/>
         </w:rPr>
         <w:t/>
       </w:r>
@@ -2997,7 +2997,7 @@
           <w:color w:val="000000"/>
           <w:kern w:val="0"/>
           <w:lang w:val="es-ES" w:eastAsia="es-ES"/>
-          <w14:ligatures w14:val="none"/>
+          <ns2:ligatures ns2:val="none"/>
         </w:rPr>
         <w:t xml:space="preserve"/>
       </w:r>
@@ -3007,7 +3007,7 @@
           <w:color w:val="000000"/>
           <w:kern w:val="0"/>
           <w:lang w:val="es-ES" w:eastAsia="es-ES"/>
-          <w14:ligatures w14:val="none"/>
+          <ns2:ligatures ns2:val="none"/>
         </w:rPr>
         <w:t xml:space="preserve"/>
       </w:r>
@@ -3017,7 +3017,7 @@
           <w:color w:val="000000"/>
           <w:kern w:val="0"/>
           <w:lang w:val="es-ES" w:eastAsia="es-ES"/>
-          <w14:ligatures w14:val="none"/>
+          <ns2:ligatures ns2:val="none"/>
         </w:rPr>
         <w:t/>
       </w:r>
@@ -3027,7 +3027,7 @@
           <w:color w:val="000000"/>
           <w:kern w:val="0"/>
           <w:lang w:val="es-ES" w:eastAsia="es-ES"/>
-          <w14:ligatures w14:val="none"/>
+          <ns2:ligatures ns2:val="none"/>
         </w:rPr>
         <w:t xml:space="preserve"/>
       </w:r>
@@ -3037,7 +3037,7 @@
           <w:color w:val="000000"/>
           <w:kern w:val="0"/>
           <w:lang w:val="es-ES" w:eastAsia="es-ES"/>
-          <w14:ligatures w14:val="none"/>
+          <ns2:ligatures ns2:val="none"/>
         </w:rPr>
         <w:t xml:space="preserve"/>
       </w:r>
@@ -3047,7 +3047,7 @@
           <w:color w:val="000000"/>
           <w:kern w:val="0"/>
           <w:lang w:val="es-ES" w:eastAsia="es-ES"/>
-          <w14:ligatures w14:val="none"/>
+          <ns2:ligatures ns2:val="none"/>
         </w:rPr>
         <w:t xml:space="preserve"/>
       </w:r>
@@ -3057,7 +3057,7 @@
           <w:color w:val="000000"/>
           <w:kern w:val="0"/>
           <w:lang w:val="es-ES" w:eastAsia="es-ES"/>
-          <w14:ligatures w14:val="none"/>
+          <ns2:ligatures ns2:val="none"/>
         </w:rPr>
         <w:t/>
       </w:r>
@@ -3067,7 +3067,7 @@
           <w:color w:val="000000"/>
           <w:kern w:val="0"/>
           <w:lang w:val="es-ES" w:eastAsia="es-ES"/>
-          <w14:ligatures w14:val="none"/>
+          <ns2:ligatures ns2:val="none"/>
         </w:rPr>
         <w:t/>
       </w:r>
@@ -3077,7 +3077,7 @@
           <w:color w:val="000000"/>
           <w:kern w:val="0"/>
           <w:lang w:val="es-ES" w:eastAsia="es-ES"/>
-          <w14:ligatures w14:val="none"/>
+          <ns2:ligatures ns2:val="none"/>
         </w:rPr>
         <w:t xml:space="preserve"/>
       </w:r>
@@ -3087,7 +3087,7 @@
           <w:color w:val="000000"/>
           <w:kern w:val="0"/>
           <w:lang w:val="es-ES" w:eastAsia="es-ES"/>
-          <w14:ligatures w14:val="none"/>
+          <ns2:ligatures ns2:val="none"/>
         </w:rPr>
         <w:t/>
       </w:r>
@@ -3097,7 +3097,7 @@
           <w:color w:val="000000"/>
           <w:kern w:val="0"/>
           <w:lang w:val="es-ES" w:eastAsia="es-ES"/>
-          <w14:ligatures w14:val="none"/>
+          <ns2:ligatures ns2:val="none"/>
         </w:rPr>
         <w:t xml:space="preserve"/>
       </w:r>
@@ -3107,7 +3107,7 @@
           <w:color w:val="000000"/>
           <w:kern w:val="0"/>
           <w:lang w:val="es-ES" w:eastAsia="es-ES"/>
-          <w14:ligatures w14:val="none"/>
+          <ns2:ligatures ns2:val="none"/>
         </w:rPr>
         <w:t xml:space="preserve"/>
       </w:r>
@@ -3117,7 +3117,7 @@
           <w:color w:val="000000"/>
           <w:kern w:val="0"/>
           <w:lang w:val="es-ES" w:eastAsia="es-ES"/>
-          <w14:ligatures w14:val="none"/>
+          <ns2:ligatures ns2:val="none"/>
         </w:rPr>
         <w:t/>
       </w:r>
@@ -3127,7 +3127,7 @@
           <w:color w:val="000000"/>
           <w:kern w:val="0"/>
           <w:lang w:val="es-ES" w:eastAsia="es-ES"/>
-          <w14:ligatures w14:val="none"/>
+          <ns2:ligatures ns2:val="none"/>
         </w:rPr>
         <w:t xml:space="preserve"/>
       </w:r>
@@ -3137,7 +3137,7 @@
           <w:color w:val="000000"/>
           <w:kern w:val="0"/>
           <w:lang w:val="es-ES" w:eastAsia="es-ES"/>
-          <w14:ligatures w14:val="none"/>
+          <ns2:ligatures ns2:val="none"/>
         </w:rPr>
         <w:t/>
       </w:r>
@@ -3147,7 +3147,7 @@
           <w:color w:val="000000"/>
           <w:kern w:val="0"/>
           <w:lang w:val="es-ES" w:eastAsia="es-ES"/>
-          <w14:ligatures w14:val="none"/>
+          <ns2:ligatures ns2:val="none"/>
         </w:rPr>
         <w:t/>
       </w:r>
@@ -3157,7 +3157,7 @@
           <w:color w:val="000000"/>
           <w:kern w:val="0"/>
           <w:lang w:val="es-ES" w:eastAsia="es-ES"/>
-          <w14:ligatures w14:val="none"/>
+          <ns2:ligatures ns2:val="none"/>
         </w:rPr>
         <w:t xml:space="preserve"/>
       </w:r>
@@ -3167,7 +3167,7 @@
           <w:color w:val="000000"/>
           <w:kern w:val="0"/>
           <w:lang w:val="es-ES" w:eastAsia="es-ES"/>
-          <w14:ligatures w14:val="none"/>
+          <ns2:ligatures ns2:val="none"/>
         </w:rPr>
         <w:t/>
       </w:r>
@@ -3177,7 +3177,7 @@
           <w:color w:val="000000"/>
           <w:kern w:val="0"/>
           <w:lang w:val="es-ES" w:eastAsia="es-ES"/>
-          <w14:ligatures w14:val="none"/>
+          <ns2:ligatures ns2:val="none"/>
         </w:rPr>
         <w:t xml:space="preserve"/>
       </w:r>
@@ -3187,7 +3187,7 @@
           <w:color w:val="000000"/>
           <w:kern w:val="0"/>
           <w:lang w:val="es-ES" w:eastAsia="es-ES"/>
-          <w14:ligatures w14:val="none"/>
+          <ns2:ligatures ns2:val="none"/>
         </w:rPr>
         <w:t xml:space="preserve"/>
       </w:r>
@@ -3197,7 +3197,7 @@
           <w:color w:val="000000"/>
           <w:kern w:val="0"/>
           <w:lang w:val="es-ES" w:eastAsia="es-ES"/>
-          <w14:ligatures w14:val="none"/>
+          <ns2:ligatures ns2:val="none"/>
         </w:rPr>
         <w:t xml:space="preserve"/>
       </w:r>
@@ -3207,7 +3207,7 @@
           <w:color w:val="000000"/>
           <w:kern w:val="0"/>
           <w:lang w:val="es-ES" w:eastAsia="es-ES"/>
-          <w14:ligatures w14:val="none"/>
+          <ns2:ligatures ns2:val="none"/>
         </w:rPr>
         <w:t/>
       </w:r>
@@ -3218,7 +3218,7 @@
           <w:color w:val="000000"/>
           <w:kern w:val="0"/>
           <w:lang w:val="es-ES" w:eastAsia="es-ES"/>
-          <w14:ligatures w14:val="none"/>
+          <ns2:ligatures ns2:val="none"/>
         </w:rPr>
         <w:t/>
       </w:r>
@@ -3229,7 +3229,7 @@
           <w:color w:val="000000"/>
           <w:kern w:val="0"/>
           <w:lang w:val="es-ES" w:eastAsia="es-ES"/>
-          <w14:ligatures w14:val="none"/>
+          <ns2:ligatures ns2:val="none"/>
         </w:rPr>
         <w:t xml:space="preserve"/>
       </w:r>
@@ -3239,7 +3239,7 @@
           <w:color w:val="000000"/>
           <w:kern w:val="0"/>
           <w:lang w:val="es-ES" w:eastAsia="es-ES"/>
-          <w14:ligatures w14:val="none"/>
+          <ns2:ligatures ns2:val="none"/>
         </w:rPr>
         <w:t xml:space="preserve"/>
       </w:r>
@@ -3249,7 +3249,7 @@
           <w:color w:val="000000"/>
           <w:kern w:val="0"/>
           <w:lang w:val="es-ES" w:eastAsia="es-ES"/>
-          <w14:ligatures w14:val="none"/>
+          <ns2:ligatures ns2:val="none"/>
         </w:rPr>
         <w:lastRenderedPageBreak/>
         <w:t/>
@@ -3260,7 +3260,7 @@
           <w:color w:val="000000"/>
           <w:kern w:val="0"/>
           <w:lang w:val="es-ES" w:eastAsia="es-ES"/>
-          <w14:ligatures w14:val="none"/>
+          <ns2:ligatures ns2:val="none"/>
         </w:rPr>
         <w:t/>
       </w:r>
@@ -3270,13 +3270,13 @@
           <w:color w:val="000000"/>
           <w:kern w:val="0"/>
           <w:lang w:val="es-ES" w:eastAsia="es-ES"/>
-          <w14:ligatures w14:val="none"/>
+          <ns2:ligatures ns2:val="none"/>
         </w:rPr>
         <w:t/>
       </w:r>
     </w:p>
     <w:bookmarkEnd w:id="1"/>
-    <w:p>
+    <w:p ns2:paraId="61C46995" ns2:textId="77777777">
       <w:pPr>
         <w:spacing w:after="0" w:line="240" w:lineRule="auto"/>
         <w:contextualSpacing/>
@@ -3287,11 +3287,11 @@
           <w:color w:val="000000"/>
           <w:kern w:val="0"/>
           <w:lang w:eastAsia="es-PE"/>
-          <w14:ligatures w14:val="none"/>
-        </w:rPr>
-      </w:pPr>
-    </w:p>
-    <w:p>
+          <ns2:ligatures ns2:val="none"/>
+        </w:rPr>
+      </w:pPr>
+    </w:p>
+    <w:p ns2:paraId="4713554A" ns2:textId="77777777">
       <w:pPr>
         <w:pStyle w:val="Prrafodelista"/>
         <w:numPr>
@@ -3311,22 +3311,22 @@
           <w:color w:val="000000"/>
           <w:kern w:val="0"/>
           <w:lang w:eastAsia="es-PE"/>
-          <w14:ligatures w14:val="none"/>
-        </w:rPr>
-      </w:pPr>
-      <w:r>
-        <w:rPr>
-          <w:rFonts w:ascii="Arial Narrow" w:eastAsia="Arial Narrow" w:hAnsi="Arial Narrow" w:cs="Arial Narrow"/>
-          <w:b/>
-          <w:color w:val="000000"/>
-          <w:kern w:val="0"/>
-          <w:lang w:eastAsia="es-PE"/>
-          <w14:ligatures w14:val="none"/>
+          <ns2:ligatures ns2:val="none"/>
+        </w:rPr>
+      </w:pPr>
+      <w:r>
+        <w:rPr>
+          <w:rFonts w:ascii="Arial Narrow" w:eastAsia="Arial Narrow" w:hAnsi="Arial Narrow" w:cs="Arial Narrow"/>
+          <w:b/>
+          <w:color w:val="000000"/>
+          <w:kern w:val="0"/>
+          <w:lang w:eastAsia="es-PE"/>
+          <ns2:ligatures ns2:val="none"/>
         </w:rPr>
         <w:t>DE LA ADMISIÓN A TRÁMITE DE LA DENUNCIA</w:t>
       </w:r>
     </w:p>
-    <w:p>
+    <w:p ns2:paraId="4BBBE1C2" ns2:textId="77777777">
       <w:pPr>
         <w:spacing w:after="0" w:line="240" w:lineRule="auto"/>
         <w:ind w:left="567"/>
@@ -3338,11 +3338,11 @@
           <w:color w:val="000000"/>
           <w:kern w:val="0"/>
           <w:lang w:eastAsia="es-PE"/>
-          <w14:ligatures w14:val="none"/>
-        </w:rPr>
-      </w:pPr>
-    </w:p>
-    <w:p>
+          <ns2:ligatures ns2:val="none"/>
+        </w:rPr>
+      </w:pPr>
+    </w:p>
+    <w:p ns2:paraId="749C69A0" ns2:textId="37F89AC6">
       <w:pPr>
         <w:pStyle w:val="Prrafodelista"/>
         <w:numPr>
@@ -3355,7 +3355,7 @@
         <w:rPr>
           <w:rFonts w:ascii="Arial Narrow" w:eastAsia="Arial Narrow" w:hAnsi="Arial Narrow" w:cs="Arial Narrow"/>
           <w:kern w:val="0"/>
-          <w14:ligatures w14:val="none"/>
+          <ns2:ligatures ns2:val="none"/>
         </w:rPr>
       </w:pPr>
       <w:bookmarkStart w:id="2" w:name="_Hlk140755208"/>
@@ -3367,7 +3367,7 @@
           <w:color w:val="000000"/>
           <w:kern w:val="0"/>
           <w:lang w:eastAsia="es-PE"/>
-          <w14:ligatures w14:val="none"/>
+          <ns2:ligatures ns2:val="none"/>
         </w:rPr>
         <w:t xml:space="preserve">La Secretaría </w:t>
       </w:r>
@@ -3380,7 +3380,7 @@
           <w:color w:val="000000"/>
           <w:kern w:val="0"/>
           <w:lang w:eastAsia="es-PE"/>
-          <w14:ligatures w14:val="none"/>
+          <ns2:ligatures ns2:val="none"/>
         </w:rPr>
         <w:t>Técnica de la Comisión de Protección al Consumidor 1 (en adelante, la Secretaría Técnica), en ejercicio de sus facultades</w:t>
       </w:r>
@@ -3390,7 +3390,7 @@
           <w:rFonts w:ascii="Arial Narrow" w:eastAsia="Arial Narrow" w:hAnsi="Arial Narrow" w:cs="Arial Narrow"/>
           <w:kern w:val="0"/>
           <w:vertAlign w:val="superscript"/>
-          <w14:ligatures w14:val="none"/>
+          <ns2:ligatures ns2:val="none"/>
         </w:rPr>
         <w:footnoteReference w:id="2"/>
       </w:r>
@@ -3400,7 +3400,7 @@
           <w:color w:val="000000"/>
           <w:kern w:val="0"/>
           <w:lang w:eastAsia="es-PE"/>
-          <w14:ligatures w14:val="none"/>
+          <ns2:ligatures ns2:val="none"/>
         </w:rPr>
         <w:t xml:space="preserve">, considera </w:t>
       </w:r>
@@ -3408,7 +3408,7 @@
         <w:rPr>
           <w:rFonts w:ascii="Arial Narrow" w:eastAsia="Arial Narrow" w:hAnsi="Arial Narrow" w:cs="Arial Narrow"/>
           <w:kern w:val="0"/>
-          <w14:ligatures w14:val="none"/>
+          <ns2:ligatures ns2:val="none"/>
         </w:rPr>
         <w:t xml:space="preserve">que el hecho denunciado, </w:t>
       </w:r>
@@ -3416,7 +3416,7 @@
         <w:rPr>
           <w:rFonts w:ascii="Arial Narrow" w:eastAsia="Arial Narrow" w:hAnsi="Arial Narrow" w:cs="Arial Narrow"/>
           <w:kern w:val="0"/>
-          <w14:ligatures w14:val="none"/>
+          <ns2:ligatures ns2:val="none"/>
         </w:rPr>
         <w:t xml:space="preserve">consistente en que </w:t>
       </w:r>
@@ -3424,7 +3424,7 @@
         <w:rPr>
           <w:rFonts w:ascii="Arial Narrow" w:eastAsia="Arial Narrow" w:hAnsi="Arial Narrow" w:cs="Arial Narrow"/>
           <w:kern w:val="0"/>
-          <w14:ligatures w14:val="none"/>
+          <ns2:ligatures ns2:val="none"/>
         </w:rPr>
         <w:t>los proveedores denunciados no habrían cumplido con brindar una respuesta oportuna a la solicitud de cobertura del Seguro de Desgravamen - Certificado 00110178194000138341 presentada por el denunciante el 21 de setiembre de 2023</w:t>
       </w:r>
@@ -3432,7 +3432,7 @@
         <w:rPr>
           <w:rFonts w:ascii="Arial Narrow" w:eastAsia="Arial Narrow" w:hAnsi="Arial Narrow" w:cs="Arial Narrow"/>
           <w:kern w:val="0"/>
-          <w14:ligatures w14:val="none"/>
+          <ns2:ligatures ns2:val="none"/>
         </w:rPr>
         <w:t xml:space="preserve">; involucraría una presunta afectación a sus expectativas, quien no habría encontrado una correspondencia entre lo que esperaba recibir de </w:t>
       </w:r>
@@ -3440,7 +3440,7 @@
         <w:rPr>
           <w:rFonts w:ascii="Arial Narrow" w:eastAsia="Arial Narrow" w:hAnsi="Arial Narrow" w:cs="Arial Narrow"/>
           <w:kern w:val="0"/>
-          <w14:ligatures w14:val="none"/>
+          <ns2:ligatures ns2:val="none"/>
         </w:rPr>
         <w:t>parte del proveedor y lo que realmente recibió. Por consiguiente, corresponde calificar el hecho materia de denuncia como una presunta infracción al deber de idoneidad, tipificado en los artículos 18</w:t>
       </w:r>
@@ -3450,7 +3450,7 @@
           <w:color w:val="000000"/>
           <w:kern w:val="0"/>
           <w:lang w:eastAsia="es-PE"/>
-          <w14:ligatures w14:val="none"/>
+          <ns2:ligatures ns2:val="none"/>
         </w:rPr>
         <w:t/>
       </w:r>
@@ -3458,7 +3458,7 @@
         <w:rPr>
           <w:rFonts w:ascii="Arial Narrow" w:eastAsia="Arial Narrow" w:hAnsi="Arial Narrow" w:cs="Arial Narrow"/>
           <w:kern w:val="0"/>
-          <w14:ligatures w14:val="none"/>
+          <ns2:ligatures ns2:val="none"/>
         </w:rPr>
         <w:t xml:space="preserve"> y 19</w:t>
       </w:r>
@@ -3468,7 +3468,7 @@
           <w:color w:val="000000"/>
           <w:kern w:val="0"/>
           <w:lang w:eastAsia="es-PE"/>
-          <w14:ligatures w14:val="none"/>
+          <ns2:ligatures ns2:val="none"/>
         </w:rPr>
         <w:t/>
       </w:r>
@@ -3476,7 +3476,7 @@
         <w:rPr>
           <w:rFonts w:ascii="Arial Narrow" w:eastAsia="Arial Narrow" w:hAnsi="Arial Narrow" w:cs="Arial Narrow"/>
           <w:kern w:val="0"/>
-          <w14:ligatures w14:val="none"/>
+          <ns2:ligatures ns2:val="none"/>
         </w:rPr>
         <w:t xml:space="preserve"> del Código</w:t>
       </w:r>
@@ -3486,7 +3486,7 @@
           <w:rFonts w:ascii="Arial Narrow" w:eastAsia="Arial Narrow" w:hAnsi="Arial Narrow" w:cs="Arial"/>
           <w:kern w:val="0"/>
           <w:vertAlign w:val="superscript"/>
-          <w14:ligatures w14:val="none"/>
+          <ns2:ligatures ns2:val="none"/>
         </w:rPr>
         <w:footnoteReference w:id="3"/>
       </w:r>
@@ -3497,12 +3497,12 @@
           <w:color w:val="000000"/>
           <w:kern w:val="0"/>
           <w:lang w:eastAsia="es-PE"/>
-          <w14:ligatures w14:val="none"/>
+          <ns2:ligatures ns2:val="none"/>
         </w:rPr>
         <w:t>.</w:t>
       </w:r>
     </w:p>
-    <w:p>
+    <w:p ns2:paraId="2F8D23C0" ns2:textId="77777777">
       <w:pPr>
         <w:pStyle w:val="Prrafodelista"/>
         <w:spacing w:after="0" w:line="240" w:lineRule="auto"/>
@@ -3511,11 +3511,11 @@
         <w:rPr>
           <w:rFonts w:ascii="Arial Narrow" w:eastAsia="Arial Narrow" w:hAnsi="Arial Narrow" w:cs="Arial Narrow"/>
           <w:kern w:val="0"/>
-          <w14:ligatures w14:val="none"/>
-        </w:rPr>
-      </w:pPr>
-    </w:p>
-    <w:p>
+          <ns2:ligatures ns2:val="none"/>
+        </w:rPr>
+      </w:pPr>
+    </w:p>
+    <w:p ns2:paraId="69D1049C" ns2:textId="6B86C53B">
       <w:pPr>
         <w:pStyle w:val="Prrafodelista"/>
         <w:numPr>
@@ -3528,14 +3528,14 @@
         <w:rPr>
           <w:rFonts w:ascii="Arial Narrow" w:eastAsia="Arial Narrow" w:hAnsi="Arial Narrow" w:cs="Arial Narrow"/>
           <w:kern w:val="0"/>
-          <w14:ligatures w14:val="none"/>
-        </w:rPr>
-      </w:pPr>
-      <w:r>
-        <w:rPr>
-          <w:rFonts w:ascii="Arial Narrow" w:eastAsia="Arial Narrow" w:hAnsi="Arial Narrow" w:cs="Arial Narrow"/>
-          <w:kern w:val="0"/>
-          <w14:ligatures w14:val="none"/>
+          <ns2:ligatures ns2:val="none"/>
+        </w:rPr>
+      </w:pPr>
+      <w:r>
+        <w:rPr>
+          <w:rFonts w:ascii="Arial Narrow" w:eastAsia="Arial Narrow" w:hAnsi="Arial Narrow" w:cs="Arial Narrow"/>
+          <w:kern w:val="0"/>
+          <ns2:ligatures ns2:val="none"/>
         </w:rPr>
         <w:t>Además</w:t>
       </w:r>
@@ -3543,7 +3543,7 @@
         <w:rPr>
           <w:rFonts w:ascii="Arial Narrow" w:eastAsia="Arial Narrow" w:hAnsi="Arial Narrow" w:cs="Arial Narrow"/>
           <w:kern w:val="0"/>
-          <w14:ligatures w14:val="none"/>
+          <ns2:ligatures ns2:val="none"/>
         </w:rPr>
         <w:t xml:space="preserve">, la Secretaría Técnica, en ejercicio de sus facultades, </w:t>
       </w:r>
@@ -3553,7 +3553,7 @@
           <w:color w:val="000000"/>
           <w:kern w:val="0"/>
           <w:lang w:eastAsia="es-PE"/>
-          <w14:ligatures w14:val="none"/>
+          <ns2:ligatures ns2:val="none"/>
         </w:rPr>
         <w:t xml:space="preserve">considera </w:t>
       </w:r>
@@ -3561,7 +3561,7 @@
         <w:rPr>
           <w:rFonts w:ascii="Arial Narrow" w:eastAsia="Arial Narrow" w:hAnsi="Arial Narrow" w:cs="Arial Narrow"/>
           <w:kern w:val="0"/>
-          <w14:ligatures w14:val="none"/>
+          <ns2:ligatures ns2:val="none"/>
         </w:rPr>
         <w:t xml:space="preserve">que el hecho denunciado, consistente en que </w:t>
       </w:r>
@@ -3572,7 +3572,7 @@
           <w:kern w:val="0"/>
           <w:shd w:val="clear" w:color="auto" w:fill="FFFFFF"/>
           <w:lang w:eastAsia="es-PE"/>
-          <w14:ligatures w14:val="none"/>
+          <ns2:ligatures ns2:val="none"/>
         </w:rPr>
         <w:t>los proveedores denunciados no habrían cumplido con brindar una respuesta oportuna a la solicitud de cobertura del Seguro de Desgravamen presentada por el denunciante el 4 de octubre de 2023</w:t>
       </w:r>
@@ -3580,7 +3580,7 @@
         <w:rPr>
           <w:rFonts w:ascii="Arial Narrow" w:eastAsia="Arial Narrow" w:hAnsi="Arial Narrow" w:cs="Arial Narrow"/>
           <w:kern w:val="0"/>
-          <w14:ligatures w14:val="none"/>
+          <ns2:ligatures ns2:val="none"/>
         </w:rPr>
         <w:t>; involucraría una presunta afectación a sus expectativas, q</w:t>
       </w:r>
@@ -3588,7 +3588,7 @@
         <w:rPr>
           <w:rFonts w:ascii="Arial Narrow" w:eastAsia="Arial Narrow" w:hAnsi="Arial Narrow" w:cs="Arial Narrow"/>
           <w:kern w:val="0"/>
-          <w14:ligatures w14:val="none"/>
+          <ns2:ligatures ns2:val="none"/>
         </w:rPr>
         <w:t>uien no habría encontrado una correspondencia entre lo que esperaba recibir de parte del proveedor y lo que realmente recibió. Por consiguiente, corresponde calificar el hecho materia de denuncia como una presunta infracción al deber de idoneidad, tipificado en los artículos 18</w:t>
       </w:r>
@@ -3598,7 +3598,7 @@
           <w:color w:val="000000"/>
           <w:kern w:val="0"/>
           <w:lang w:eastAsia="es-PE"/>
-          <w14:ligatures w14:val="none"/>
+          <ns2:ligatures ns2:val="none"/>
         </w:rPr>
         <w:t/>
       </w:r>
@@ -3606,7 +3606,7 @@
         <w:rPr>
           <w:rFonts w:ascii="Arial Narrow" w:eastAsia="Arial Narrow" w:hAnsi="Arial Narrow" w:cs="Arial Narrow"/>
           <w:kern w:val="0"/>
-          <w14:ligatures w14:val="none"/>
+          <ns2:ligatures ns2:val="none"/>
         </w:rPr>
         <w:t xml:space="preserve"> y 19</w:t>
       </w:r>
@@ -3616,7 +3616,7 @@
           <w:color w:val="000000"/>
           <w:kern w:val="0"/>
           <w:lang w:eastAsia="es-PE"/>
-          <w14:ligatures w14:val="none"/>
+          <ns2:ligatures ns2:val="none"/>
         </w:rPr>
         <w:t/>
       </w:r>
@@ -3624,7 +3624,7 @@
         <w:rPr>
           <w:rFonts w:ascii="Arial Narrow" w:eastAsia="Arial Narrow" w:hAnsi="Arial Narrow" w:cs="Arial Narrow"/>
           <w:kern w:val="0"/>
-          <w14:ligatures w14:val="none"/>
+          <ns2:ligatures ns2:val="none"/>
         </w:rPr>
         <w:t xml:space="preserve"> del Código</w:t>
       </w:r>
@@ -3635,22 +3635,22 @@
           <w:color w:val="000000"/>
           <w:kern w:val="0"/>
           <w:lang w:eastAsia="es-PE"/>
-          <w14:ligatures w14:val="none"/>
+          <ns2:ligatures ns2:val="none"/>
         </w:rPr>
         <w:t>.</w:t>
       </w:r>
     </w:p>
-    <w:p>
+    <w:p ns2:paraId="1B028871" ns2:textId="77777777">
       <w:pPr>
         <w:pStyle w:val="Prrafodelista"/>
         <w:rPr>
           <w:rFonts w:ascii="Arial Narrow" w:eastAsia="Arial Narrow" w:hAnsi="Arial Narrow" w:cs="Arial Narrow"/>
           <w:kern w:val="0"/>
-          <w14:ligatures w14:val="none"/>
-        </w:rPr>
-      </w:pPr>
-    </w:p>
-    <w:p>
+          <ns2:ligatures ns2:val="none"/>
+        </w:rPr>
+      </w:pPr>
+    </w:p>
+    <w:p ns2:paraId="217B874E" ns2:textId="0BA3F2C2">
       <w:pPr>
         <w:pStyle w:val="Prrafodelista"/>
         <w:numPr>
@@ -3663,14 +3663,14 @@
         <w:rPr>
           <w:rFonts w:ascii="Arial Narrow" w:eastAsia="Arial Narrow" w:hAnsi="Arial Narrow" w:cs="Arial Narrow"/>
           <w:kern w:val="0"/>
-          <w14:ligatures w14:val="none"/>
-        </w:rPr>
-      </w:pPr>
-      <w:r>
-        <w:rPr>
-          <w:rFonts w:ascii="Arial Narrow" w:eastAsia="Arial Narrow" w:hAnsi="Arial Narrow" w:cs="Arial Narrow"/>
-          <w:kern w:val="0"/>
-          <w14:ligatures w14:val="none"/>
+          <ns2:ligatures ns2:val="none"/>
+        </w:rPr>
+      </w:pPr>
+      <w:r>
+        <w:rPr>
+          <w:rFonts w:ascii="Arial Narrow" w:eastAsia="Arial Narrow" w:hAnsi="Arial Narrow" w:cs="Arial Narrow"/>
+          <w:kern w:val="0"/>
+          <ns2:ligatures ns2:val="none"/>
         </w:rPr>
         <w:t xml:space="preserve">Adicionalmente, la Secretaría Técnica, en ejercicio de sus facultades, </w:t>
       </w:r>
@@ -3680,7 +3680,7 @@
           <w:color w:val="000000"/>
           <w:kern w:val="0"/>
           <w:lang w:eastAsia="es-PE"/>
-          <w14:ligatures w14:val="none"/>
+          <ns2:ligatures ns2:val="none"/>
         </w:rPr>
         <w:t xml:space="preserve">considera </w:t>
       </w:r>
@@ -3688,7 +3688,7 @@
         <w:rPr>
           <w:rFonts w:ascii="Arial Narrow" w:eastAsia="Arial Narrow" w:hAnsi="Arial Narrow" w:cs="Arial Narrow"/>
           <w:kern w:val="0"/>
-          <w14:ligatures w14:val="none"/>
+          <ns2:ligatures ns2:val="none"/>
         </w:rPr>
         <w:t xml:space="preserve">que el hecho denunciado, consistente en que </w:t>
       </w:r>
@@ -3699,7 +3699,7 @@
           <w:kern w:val="0"/>
           <w:shd w:val="clear" w:color="auto" w:fill="FFFFFF"/>
           <w:lang w:eastAsia="es-PE"/>
-          <w14:ligatures w14:val="none"/>
+          <ns2:ligatures ns2:val="none"/>
         </w:rPr>
         <w:t>los proveedores denunciados no habrían cumplido con brindar una respuesta oportuna a la solicitud de cobertura del Seguro de Desgravamen - Certificado 00110178194000138341 presentada por el denunciante el 15 de noviembre de 2023</w:t>
       </w:r>
@@ -3707,7 +3707,7 @@
         <w:rPr>
           <w:rFonts w:ascii="Arial Narrow" w:eastAsia="Arial Narrow" w:hAnsi="Arial Narrow" w:cs="Arial Narrow"/>
           <w:kern w:val="0"/>
-          <w14:ligatures w14:val="none"/>
+          <ns2:ligatures ns2:val="none"/>
         </w:rPr>
         <w:t xml:space="preserve">; involucraría una presunta afectación a sus expectativas, quien no habría encontrado una correspondencia entre </w:t>
       </w:r>
@@ -3715,7 +3715,7 @@
         <w:rPr>
           <w:rFonts w:ascii="Arial Narrow" w:eastAsia="Arial Narrow" w:hAnsi="Arial Narrow" w:cs="Arial Narrow"/>
           <w:kern w:val="0"/>
-          <w14:ligatures w14:val="none"/>
+          <ns2:ligatures ns2:val="none"/>
         </w:rPr>
         <w:lastRenderedPageBreak/>
         <w:t>lo que esperaba recibir de parte del proveedor y lo que realmente recibió. Por consiguiente, corresponde calificar el hecho materia de denuncia como una presunta infracción al deber de idoneidad, tipificado en los artículos 18</w:t>
@@ -3726,7 +3726,7 @@
           <w:color w:val="000000"/>
           <w:kern w:val="0"/>
           <w:lang w:eastAsia="es-PE"/>
-          <w14:ligatures w14:val="none"/>
+          <ns2:ligatures ns2:val="none"/>
         </w:rPr>
         <w:t/>
       </w:r>
@@ -3734,7 +3734,7 @@
         <w:rPr>
           <w:rFonts w:ascii="Arial Narrow" w:eastAsia="Arial Narrow" w:hAnsi="Arial Narrow" w:cs="Arial Narrow"/>
           <w:kern w:val="0"/>
-          <w14:ligatures w14:val="none"/>
+          <ns2:ligatures ns2:val="none"/>
         </w:rPr>
         <w:t xml:space="preserve"> y 19</w:t>
       </w:r>
@@ -3744,7 +3744,7 @@
           <w:color w:val="000000"/>
           <w:kern w:val="0"/>
           <w:lang w:eastAsia="es-PE"/>
-          <w14:ligatures w14:val="none"/>
+          <ns2:ligatures ns2:val="none"/>
         </w:rPr>
         <w:t/>
       </w:r>
@@ -3752,22 +3752,22 @@
         <w:rPr>
           <w:rFonts w:ascii="Arial Narrow" w:eastAsia="Arial Narrow" w:hAnsi="Arial Narrow" w:cs="Arial Narrow"/>
           <w:kern w:val="0"/>
-          <w14:ligatures w14:val="none"/>
+          <ns2:ligatures ns2:val="none"/>
         </w:rPr>
         <w:t xml:space="preserve"> del Código.</w:t>
       </w:r>
     </w:p>
-    <w:p>
+    <w:p ns2:paraId="7EC1A635" ns2:textId="77777777">
       <w:pPr>
         <w:pStyle w:val="Prrafodelista"/>
         <w:rPr>
           <w:rFonts w:ascii="Arial Narrow" w:eastAsia="Arial Narrow" w:hAnsi="Arial Narrow" w:cs="Arial Narrow"/>
           <w:kern w:val="0"/>
-          <w14:ligatures w14:val="none"/>
-        </w:rPr>
-      </w:pPr>
-    </w:p>
-    <w:p>
+          <ns2:ligatures ns2:val="none"/>
+        </w:rPr>
+      </w:pPr>
+    </w:p>
+    <w:p ns2:paraId="4CAF5E4E" ns2:textId="4D272575">
       <w:pPr>
         <w:pStyle w:val="Prrafodelista"/>
         <w:numPr>
@@ -3780,14 +3780,14 @@
         <w:rPr>
           <w:rFonts w:ascii="Arial Narrow" w:eastAsia="Arial Narrow" w:hAnsi="Arial Narrow" w:cs="Arial Narrow"/>
           <w:kern w:val="0"/>
-          <w14:ligatures w14:val="none"/>
-        </w:rPr>
-      </w:pPr>
-      <w:r>
-        <w:rPr>
-          <w:rFonts w:ascii="Arial Narrow" w:eastAsia="Arial Narrow" w:hAnsi="Arial Narrow" w:cs="Arial Narrow"/>
-          <w:kern w:val="0"/>
-          <w14:ligatures w14:val="none"/>
+          <ns2:ligatures ns2:val="none"/>
+        </w:rPr>
+      </w:pPr>
+      <w:r>
+        <w:rPr>
+          <w:rFonts w:ascii="Arial Narrow" w:eastAsia="Arial Narrow" w:hAnsi="Arial Narrow" w:cs="Arial Narrow"/>
+          <w:kern w:val="0"/>
+          <ns2:ligatures ns2:val="none"/>
         </w:rPr>
         <w:t xml:space="preserve">Además, la Secretaría Técnica, en ejercicio de sus facultades, </w:t>
       </w:r>
@@ -3797,7 +3797,7 @@
           <w:color w:val="000000"/>
           <w:kern w:val="0"/>
           <w:lang w:eastAsia="es-PE"/>
-          <w14:ligatures w14:val="none"/>
+          <ns2:ligatures ns2:val="none"/>
         </w:rPr>
         <w:t xml:space="preserve">considera </w:t>
       </w:r>
@@ -3805,7 +3805,7 @@
         <w:rPr>
           <w:rFonts w:ascii="Arial Narrow" w:eastAsia="Arial Narrow" w:hAnsi="Arial Narrow" w:cs="Arial Narrow"/>
           <w:kern w:val="0"/>
-          <w14:ligatures w14:val="none"/>
+          <ns2:ligatures ns2:val="none"/>
         </w:rPr>
         <w:t xml:space="preserve">que el hecho denunciado, consistente en que </w:t>
       </w:r>
@@ -3816,7 +3816,7 @@
           <w:kern w:val="0"/>
           <w:shd w:val="clear" w:color="auto" w:fill="FFFFFF"/>
           <w:lang w:eastAsia="es-PE"/>
-          <w14:ligatures w14:val="none"/>
+          <ns2:ligatures ns2:val="none"/>
         </w:rPr>
         <w:t>Rímac Seguros y Reaseguros S.A. mediante carta del 4 de febrero de 2025 habría requerido documentos adicionales al denunciante para atender su solicitud de cobertura del Seguro de Desgravamen, pese haberlo dado de baja el 27 de octubre de 2023, evidenciando dilación y gastos innecesarios</w:t>
       </w:r>
@@ -3824,7 +3824,7 @@
         <w:rPr>
           <w:rFonts w:ascii="Arial Narrow" w:eastAsia="Arial Narrow" w:hAnsi="Arial Narrow" w:cs="Arial Narrow"/>
           <w:kern w:val="0"/>
-          <w14:ligatures w14:val="none"/>
+          <ns2:ligatures ns2:val="none"/>
         </w:rPr>
         <w:t>; involucraría una presunta afectación a sus expectativas, quien no habría encontrado una correspondencia entre lo que esperaba recibir de parte del proveedor y lo que realmente recibió. Por consiguiente, corresponde calificar el hecho materia de denuncia como una presunta infracción al deber de idoneidad, tipificado en los artículos 18</w:t>
       </w:r>
@@ -3834,7 +3834,7 @@
           <w:color w:val="000000"/>
           <w:kern w:val="0"/>
           <w:lang w:eastAsia="es-PE"/>
-          <w14:ligatures w14:val="none"/>
+          <ns2:ligatures ns2:val="none"/>
         </w:rPr>
         <w:t/>
       </w:r>
@@ -3842,7 +3842,7 @@
         <w:rPr>
           <w:rFonts w:ascii="Arial Narrow" w:eastAsia="Arial Narrow" w:hAnsi="Arial Narrow" w:cs="Arial Narrow"/>
           <w:kern w:val="0"/>
-          <w14:ligatures w14:val="none"/>
+          <ns2:ligatures ns2:val="none"/>
         </w:rPr>
         <w:t xml:space="preserve"> y 19</w:t>
       </w:r>
@@ -3852,7 +3852,7 @@
           <w:color w:val="000000"/>
           <w:kern w:val="0"/>
           <w:lang w:eastAsia="es-PE"/>
-          <w14:ligatures w14:val="none"/>
+          <ns2:ligatures ns2:val="none"/>
         </w:rPr>
         <w:t/>
       </w:r>
@@ -3860,22 +3860,22 @@
         <w:rPr>
           <w:rFonts w:ascii="Arial Narrow" w:eastAsia="Arial Narrow" w:hAnsi="Arial Narrow" w:cs="Arial Narrow"/>
           <w:kern w:val="0"/>
-          <w14:ligatures w14:val="none"/>
+          <ns2:ligatures ns2:val="none"/>
         </w:rPr>
         <w:t xml:space="preserve"> del Código.</w:t>
       </w:r>
     </w:p>
-    <w:p>
+    <w:p ns2:paraId="6A3A7EB1" ns2:textId="77777777">
       <w:pPr>
         <w:pStyle w:val="Prrafodelista"/>
         <w:rPr>
           <w:rFonts w:ascii="Arial Narrow" w:eastAsia="Arial Narrow" w:hAnsi="Arial Narrow" w:cs="Arial Narrow"/>
           <w:kern w:val="0"/>
-          <w14:ligatures w14:val="none"/>
-        </w:rPr>
-      </w:pPr>
-    </w:p>
-    <w:p>
+          <ns2:ligatures ns2:val="none"/>
+        </w:rPr>
+      </w:pPr>
+    </w:p>
+    <w:p ns2:paraId="778CA8F4" ns2:textId="06A6A234">
       <w:pPr>
         <w:pStyle w:val="Prrafodelista"/>
         <w:numPr>
@@ -3888,14 +3888,14 @@
         <w:rPr>
           <w:rFonts w:ascii="Arial Narrow" w:eastAsia="Arial Narrow" w:hAnsi="Arial Narrow" w:cs="Arial Narrow"/>
           <w:kern w:val="0"/>
-          <w14:ligatures w14:val="none"/>
-        </w:rPr>
-      </w:pPr>
-      <w:r>
-        <w:rPr>
-          <w:rFonts w:ascii="Arial Narrow" w:eastAsia="Arial Narrow" w:hAnsi="Arial Narrow" w:cs="Arial Narrow"/>
-          <w:kern w:val="0"/>
-          <w14:ligatures w14:val="none"/>
+          <ns2:ligatures ns2:val="none"/>
+        </w:rPr>
+      </w:pPr>
+      <w:r>
+        <w:rPr>
+          <w:rFonts w:ascii="Arial Narrow" w:eastAsia="Arial Narrow" w:hAnsi="Arial Narrow" w:cs="Arial Narrow"/>
+          <w:kern w:val="0"/>
+          <ns2:ligatures ns2:val="none"/>
         </w:rPr>
         <w:t xml:space="preserve">Adicionalmente, la Secretaría Técnica, en ejercicio de sus facultades, </w:t>
       </w:r>
@@ -3905,7 +3905,7 @@
           <w:color w:val="000000"/>
           <w:kern w:val="0"/>
           <w:lang w:eastAsia="es-PE"/>
-          <w14:ligatures w14:val="none"/>
+          <ns2:ligatures ns2:val="none"/>
         </w:rPr>
         <w:t xml:space="preserve">considera </w:t>
       </w:r>
@@ -3913,7 +3913,7 @@
         <w:rPr>
           <w:rFonts w:ascii="Arial Narrow" w:eastAsia="Arial Narrow" w:hAnsi="Arial Narrow" w:cs="Arial Narrow"/>
           <w:kern w:val="0"/>
-          <w14:ligatures w14:val="none"/>
+          <ns2:ligatures ns2:val="none"/>
         </w:rPr>
         <w:t xml:space="preserve">que el hecho denunciado, consistente en que </w:t>
       </w:r>
@@ -3924,7 +3924,7 @@
           <w:kern w:val="0"/>
           <w:shd w:val="clear" w:color="auto" w:fill="FFFFFF"/>
           <w:lang w:eastAsia="es-PE"/>
-          <w14:ligatures w14:val="none"/>
+          <ns2:ligatures ns2:val="none"/>
         </w:rPr>
         <w:t>Rímac Seguros y Reaseguros S.A. habría rechazado injustificadamente al denunciante la cobertura del Seguro de desgravamen – Certificado 00110178194000138341 por la invalidez que padece</w:t>
       </w:r>
@@ -3932,7 +3932,7 @@
         <w:rPr>
           <w:rFonts w:ascii="Arial Narrow" w:eastAsia="Arial Narrow" w:hAnsi="Arial Narrow" w:cs="Arial Narrow"/>
           <w:kern w:val="0"/>
-          <w14:ligatures w14:val="none"/>
+          <ns2:ligatures ns2:val="none"/>
         </w:rPr>
         <w:t>; involucraría una presunta afectación a sus expectativas, quien no habría encontrado una correspondencia entre lo que esperaba recibir de parte del proveedor y lo que realmente recibió. Por consiguiente, corresponde calificar el hecho materia de denuncia como una presunta infracción al deber de idoneidad, tipificado en los artículos 18</w:t>
       </w:r>
@@ -3942,7 +3942,7 @@
           <w:color w:val="000000"/>
           <w:kern w:val="0"/>
           <w:lang w:eastAsia="es-PE"/>
-          <w14:ligatures w14:val="none"/>
+          <ns2:ligatures ns2:val="none"/>
         </w:rPr>
         <w:t/>
       </w:r>
@@ -3950,7 +3950,7 @@
         <w:rPr>
           <w:rFonts w:ascii="Arial Narrow" w:eastAsia="Arial Narrow" w:hAnsi="Arial Narrow" w:cs="Arial Narrow"/>
           <w:kern w:val="0"/>
-          <w14:ligatures w14:val="none"/>
+          <ns2:ligatures ns2:val="none"/>
         </w:rPr>
         <w:t xml:space="preserve"> y 19</w:t>
       </w:r>
@@ -3960,7 +3960,7 @@
           <w:color w:val="000000"/>
           <w:kern w:val="0"/>
           <w:lang w:eastAsia="es-PE"/>
-          <w14:ligatures w14:val="none"/>
+          <ns2:ligatures ns2:val="none"/>
         </w:rPr>
         <w:t/>
       </w:r>
@@ -3968,22 +3968,22 @@
         <w:rPr>
           <w:rFonts w:ascii="Arial Narrow" w:eastAsia="Arial Narrow" w:hAnsi="Arial Narrow" w:cs="Arial Narrow"/>
           <w:kern w:val="0"/>
-          <w14:ligatures w14:val="none"/>
+          <ns2:ligatures ns2:val="none"/>
         </w:rPr>
         <w:t xml:space="preserve"> del Código.</w:t>
       </w:r>
     </w:p>
-    <w:p>
+    <w:p ns2:paraId="652138EB" ns2:textId="77777777">
       <w:pPr>
         <w:pStyle w:val="Prrafodelista"/>
         <w:rPr>
           <w:rFonts w:ascii="Arial Narrow" w:eastAsia="Arial Narrow" w:hAnsi="Arial Narrow" w:cs="Arial Narrow"/>
           <w:kern w:val="0"/>
-          <w14:ligatures w14:val="none"/>
-        </w:rPr>
-      </w:pPr>
-    </w:p>
-    <w:p>
+          <ns2:ligatures ns2:val="none"/>
+        </w:rPr>
+      </w:pPr>
+    </w:p>
+    <w:p ns2:paraId="03D0322A" ns2:textId="68D5BF6C">
       <w:pPr>
         <w:pStyle w:val="Prrafodelista"/>
         <w:numPr>
@@ -3996,14 +3996,14 @@
         <w:rPr>
           <w:rFonts w:ascii="Arial Narrow" w:eastAsia="Arial Narrow" w:hAnsi="Arial Narrow" w:cs="Arial Narrow"/>
           <w:kern w:val="0"/>
-          <w14:ligatures w14:val="none"/>
-        </w:rPr>
-      </w:pPr>
-      <w:r>
-        <w:rPr>
-          <w:rFonts w:ascii="Arial Narrow" w:eastAsia="Arial Narrow" w:hAnsi="Arial Narrow" w:cs="Arial Narrow"/>
-          <w:kern w:val="0"/>
-          <w14:ligatures w14:val="none"/>
+          <ns2:ligatures ns2:val="none"/>
+        </w:rPr>
+      </w:pPr>
+      <w:r>
+        <w:rPr>
+          <w:rFonts w:ascii="Arial Narrow" w:eastAsia="Arial Narrow" w:hAnsi="Arial Narrow" w:cs="Arial Narrow"/>
+          <w:kern w:val="0"/>
+          <ns2:ligatures ns2:val="none"/>
         </w:rPr>
         <w:t xml:space="preserve">Asimismo, la Secretaría Técnica, en ejercicio de sus facultades, </w:t>
       </w:r>
@@ -4013,7 +4013,7 @@
           <w:color w:val="000000"/>
           <w:kern w:val="0"/>
           <w:lang w:eastAsia="es-PE"/>
-          <w14:ligatures w14:val="none"/>
+          <ns2:ligatures ns2:val="none"/>
         </w:rPr>
         <w:t xml:space="preserve">considera </w:t>
       </w:r>
@@ -4021,7 +4021,7 @@
         <w:rPr>
           <w:rFonts w:ascii="Arial Narrow" w:eastAsia="Arial Narrow" w:hAnsi="Arial Narrow" w:cs="Arial Narrow"/>
           <w:kern w:val="0"/>
-          <w14:ligatures w14:val="none"/>
+          <ns2:ligatures ns2:val="none"/>
         </w:rPr>
         <w:t xml:space="preserve">que el hecho denunciado, consistente en que </w:t>
       </w:r>
@@ -4032,7 +4032,7 @@
           <w:kern w:val="0"/>
           <w:shd w:val="clear" w:color="auto" w:fill="FFFFFF"/>
           <w:lang w:eastAsia="es-PE"/>
-          <w14:ligatures w14:val="none"/>
+          <ns2:ligatures ns2:val="none"/>
         </w:rPr>
         <w:t>los proveedores denunciados habría remitido al denunciante dos (2) versiones distintas de la póliza del Seguro de Desgravamen, las cuales no corresponden a las condiciones que contrató en 2014, por lo cual no conoce las condiciones contratadas</w:t>
       </w:r>
@@ -4040,7 +4040,7 @@
         <w:rPr>
           <w:rFonts w:ascii="Arial Narrow" w:eastAsia="Arial Narrow" w:hAnsi="Arial Narrow" w:cs="Arial Narrow"/>
           <w:kern w:val="0"/>
-          <w14:ligatures w14:val="none"/>
+          <ns2:ligatures ns2:val="none"/>
         </w:rPr>
         <w:t xml:space="preserve">; involucraría una presunta afectación a sus expectativas, quien no habría encontrado una correspondencia entre lo que esperaba recibir de parte del proveedor y lo que realmente recibió. Por consiguiente, corresponde calificar el hecho materia de denuncia como una presunta </w:t>
       </w:r>
@@ -4048,7 +4048,7 @@
         <w:rPr>
           <w:rFonts w:ascii="Arial Narrow" w:eastAsia="Arial Narrow" w:hAnsi="Arial Narrow" w:cs="Arial Narrow"/>
           <w:kern w:val="0"/>
-          <w14:ligatures w14:val="none"/>
+          <ns2:ligatures ns2:val="none"/>
         </w:rPr>
         <w:t>infracción al deber de idoneidad, tipificado en los artículos 18</w:t>
       </w:r>
@@ -4058,7 +4058,7 @@
           <w:color w:val="000000"/>
           <w:kern w:val="0"/>
           <w:lang w:eastAsia="es-PE"/>
-          <w14:ligatures w14:val="none"/>
+          <ns2:ligatures ns2:val="none"/>
         </w:rPr>
         <w:t/>
       </w:r>
@@ -4066,7 +4066,7 @@
         <w:rPr>
           <w:rFonts w:ascii="Arial Narrow" w:eastAsia="Arial Narrow" w:hAnsi="Arial Narrow" w:cs="Arial Narrow"/>
           <w:kern w:val="0"/>
-          <w14:ligatures w14:val="none"/>
+          <ns2:ligatures ns2:val="none"/>
         </w:rPr>
         <w:t xml:space="preserve"> y 19</w:t>
       </w:r>
@@ -4076,7 +4076,7 @@
           <w:color w:val="000000"/>
           <w:kern w:val="0"/>
           <w:lang w:eastAsia="es-PE"/>
-          <w14:ligatures w14:val="none"/>
+          <ns2:ligatures ns2:val="none"/>
         </w:rPr>
         <w:t/>
       </w:r>
@@ -4084,22 +4084,22 @@
         <w:rPr>
           <w:rFonts w:ascii="Arial Narrow" w:eastAsia="Arial Narrow" w:hAnsi="Arial Narrow" w:cs="Arial Narrow"/>
           <w:kern w:val="0"/>
-          <w14:ligatures w14:val="none"/>
+          <ns2:ligatures ns2:val="none"/>
         </w:rPr>
         <w:t xml:space="preserve"> del Código.</w:t>
       </w:r>
     </w:p>
-    <w:p>
+    <w:p ns2:paraId="542C63CE" ns2:textId="77777777">
       <w:pPr>
         <w:pStyle w:val="Prrafodelista"/>
         <w:rPr>
           <w:rFonts w:ascii="Arial Narrow" w:eastAsia="Arial Narrow" w:hAnsi="Arial Narrow" w:cs="Arial Narrow"/>
           <w:kern w:val="0"/>
-          <w14:ligatures w14:val="none"/>
-        </w:rPr>
-      </w:pPr>
-    </w:p>
-    <w:p>
+          <ns2:ligatures ns2:val="none"/>
+        </w:rPr>
+      </w:pPr>
+    </w:p>
+    <w:p ns2:paraId="4A4BACAE" ns2:textId="6AA31B09">
       <w:pPr>
         <w:pStyle w:val="Prrafodelista"/>
         <w:numPr>
@@ -4112,14 +4112,14 @@
         <w:rPr>
           <w:rFonts w:ascii="Arial Narrow" w:eastAsia="Arial Narrow" w:hAnsi="Arial Narrow" w:cs="Arial Narrow"/>
           <w:kern w:val="0"/>
-          <w14:ligatures w14:val="none"/>
-        </w:rPr>
-      </w:pPr>
-      <w:r>
-        <w:rPr>
-          <w:rFonts w:ascii="Arial Narrow" w:eastAsia="Arial Narrow" w:hAnsi="Arial Narrow" w:cs="Arial Narrow"/>
-          <w:kern w:val="0"/>
-          <w14:ligatures w14:val="none"/>
+          <ns2:ligatures ns2:val="none"/>
+        </w:rPr>
+      </w:pPr>
+      <w:r>
+        <w:rPr>
+          <w:rFonts w:ascii="Arial Narrow" w:eastAsia="Arial Narrow" w:hAnsi="Arial Narrow" w:cs="Arial Narrow"/>
+          <w:kern w:val="0"/>
+          <ns2:ligatures ns2:val="none"/>
         </w:rPr>
         <w:t xml:space="preserve">Además, la Secretaría Técnica, en ejercicio de sus facultades, </w:t>
       </w:r>
@@ -4129,7 +4129,7 @@
           <w:color w:val="000000"/>
           <w:kern w:val="0"/>
           <w:lang w:eastAsia="es-PE"/>
-          <w14:ligatures w14:val="none"/>
+          <ns2:ligatures ns2:val="none"/>
         </w:rPr>
         <w:t xml:space="preserve">considera </w:t>
       </w:r>
@@ -4137,7 +4137,7 @@
         <w:rPr>
           <w:rFonts w:ascii="Arial Narrow" w:eastAsia="Arial Narrow" w:hAnsi="Arial Narrow" w:cs="Arial Narrow"/>
           <w:kern w:val="0"/>
-          <w14:ligatures w14:val="none"/>
+          <ns2:ligatures ns2:val="none"/>
         </w:rPr>
         <w:t xml:space="preserve">que el hecho denunciado, consistente en que </w:t>
       </w:r>
@@ -4148,7 +4148,7 @@
           <w:kern w:val="0"/>
           <w:shd w:val="clear" w:color="auto" w:fill="FFFFFF"/>
           <w:lang w:eastAsia="es-PE"/>
-          <w14:ligatures w14:val="none"/>
+          <ns2:ligatures ns2:val="none"/>
         </w:rPr>
         <w:t>el Banco BBVA Perú S.A. habría vendido la deuda asociada al Seguro de Desgravamen que tenía el denunciante a un tercero generando cobranzas abusivas, pese a que la solicitud de cobertura del Seguro de Desgravamen se encontraba en trámite</w:t>
       </w:r>
@@ -4156,7 +4156,7 @@
         <w:rPr>
           <w:rFonts w:ascii="Arial Narrow" w:eastAsia="Arial Narrow" w:hAnsi="Arial Narrow" w:cs="Arial Narrow"/>
           <w:kern w:val="0"/>
-          <w14:ligatures w14:val="none"/>
+          <ns2:ligatures ns2:val="none"/>
         </w:rPr>
         <w:t>; involucraría una presunta afectación a sus expectativas, quien no habría encontrado una correspondencia entre lo que esperaba recibir de parte del proveedor y lo que realmente recibió. Por consiguiente, corresponde calificar el hecho materia de denuncia como una presunta infracción al deber de idoneidad, tipificado en los artículos 18</w:t>
       </w:r>
@@ -4166,7 +4166,7 @@
           <w:color w:val="000000"/>
           <w:kern w:val="0"/>
           <w:lang w:eastAsia="es-PE"/>
-          <w14:ligatures w14:val="none"/>
+          <ns2:ligatures ns2:val="none"/>
         </w:rPr>
         <w:t/>
       </w:r>
@@ -4174,7 +4174,7 @@
         <w:rPr>
           <w:rFonts w:ascii="Arial Narrow" w:eastAsia="Arial Narrow" w:hAnsi="Arial Narrow" w:cs="Arial Narrow"/>
           <w:kern w:val="0"/>
-          <w14:ligatures w14:val="none"/>
+          <ns2:ligatures ns2:val="none"/>
         </w:rPr>
         <w:t xml:space="preserve"> y 19</w:t>
       </w:r>
@@ -4184,7 +4184,7 @@
           <w:color w:val="000000"/>
           <w:kern w:val="0"/>
           <w:lang w:eastAsia="es-PE"/>
-          <w14:ligatures w14:val="none"/>
+          <ns2:ligatures ns2:val="none"/>
         </w:rPr>
         <w:t/>
       </w:r>
@@ -4192,22 +4192,22 @@
         <w:rPr>
           <w:rFonts w:ascii="Arial Narrow" w:eastAsia="Arial Narrow" w:hAnsi="Arial Narrow" w:cs="Arial Narrow"/>
           <w:kern w:val="0"/>
-          <w14:ligatures w14:val="none"/>
+          <ns2:ligatures ns2:val="none"/>
         </w:rPr>
         <w:t xml:space="preserve"> del Código.</w:t>
       </w:r>
     </w:p>
-    <w:p>
+    <w:p ns2:paraId="314AD111" ns2:textId="77777777">
       <w:pPr>
         <w:pStyle w:val="Prrafodelista"/>
         <w:rPr>
           <w:rFonts w:ascii="Arial Narrow" w:eastAsia="Arial Narrow" w:hAnsi="Arial Narrow" w:cs="Arial Narrow"/>
           <w:kern w:val="0"/>
-          <w14:ligatures w14:val="none"/>
-        </w:rPr>
-      </w:pPr>
-    </w:p>
-    <w:p>
+          <ns2:ligatures ns2:val="none"/>
+        </w:rPr>
+      </w:pPr>
+    </w:p>
+    <w:p ns2:paraId="28D5E8A5" ns2:textId="09499A9C">
       <w:pPr>
         <w:pStyle w:val="Prrafodelista"/>
         <w:numPr>
@@ -4220,14 +4220,14 @@
         <w:rPr>
           <w:rFonts w:ascii="Arial Narrow" w:eastAsia="Arial Narrow" w:hAnsi="Arial Narrow" w:cs="Arial Narrow"/>
           <w:kern w:val="0"/>
-          <w14:ligatures w14:val="none"/>
-        </w:rPr>
-      </w:pPr>
-      <w:r>
-        <w:rPr>
-          <w:rFonts w:ascii="Arial Narrow" w:eastAsia="Arial Narrow" w:hAnsi="Arial Narrow" w:cs="Arial Narrow"/>
-          <w:kern w:val="0"/>
-          <w14:ligatures w14:val="none"/>
+          <ns2:ligatures ns2:val="none"/>
+        </w:rPr>
+      </w:pPr>
+      <w:r>
+        <w:rPr>
+          <w:rFonts w:ascii="Arial Narrow" w:eastAsia="Arial Narrow" w:hAnsi="Arial Narrow" w:cs="Arial Narrow"/>
+          <w:kern w:val="0"/>
+          <ns2:ligatures ns2:val="none"/>
         </w:rPr>
         <w:t xml:space="preserve">Adicionalmente, la Secretaría Técnica, en ejercicio de sus facultades, </w:t>
       </w:r>
@@ -4237,7 +4237,7 @@
           <w:color w:val="000000"/>
           <w:kern w:val="0"/>
           <w:lang w:eastAsia="es-PE"/>
-          <w14:ligatures w14:val="none"/>
+          <ns2:ligatures ns2:val="none"/>
         </w:rPr>
         <w:t xml:space="preserve">considera </w:t>
       </w:r>
@@ -4245,7 +4245,7 @@
         <w:rPr>
           <w:rFonts w:ascii="Arial Narrow" w:eastAsia="Arial Narrow" w:hAnsi="Arial Narrow" w:cs="Arial Narrow"/>
           <w:kern w:val="0"/>
-          <w14:ligatures w14:val="none"/>
+          <ns2:ligatures ns2:val="none"/>
         </w:rPr>
         <w:t xml:space="preserve">que el hecho denunciado, consistente en que </w:t>
       </w:r>
@@ -4256,7 +4256,7 @@
           <w:kern w:val="0"/>
           <w:shd w:val="clear" w:color="auto" w:fill="FFFFFF"/>
           <w:lang w:eastAsia="es-PE"/>
-          <w14:ligatures w14:val="none"/>
+          <ns2:ligatures ns2:val="none"/>
         </w:rPr>
         <w:t>los proveedores denunciados no habrían cumplido con entregar el certificado del Seguro de Desgravamen contratado por el denunciante en 2014, pese a su solicitud</w:t>
       </w:r>
@@ -4264,7 +4264,7 @@
         <w:rPr>
           <w:rFonts w:ascii="Arial Narrow" w:eastAsia="Arial Narrow" w:hAnsi="Arial Narrow" w:cs="Arial Narrow"/>
           <w:kern w:val="0"/>
-          <w14:ligatures w14:val="none"/>
+          <ns2:ligatures ns2:val="none"/>
         </w:rPr>
         <w:t>; involucraría una presunta afectación a sus expectativas, quien no habría encontrado una correspondencia entre lo que esperaba recibir de parte del proveedor y lo que realmente recibió. Por consiguiente, corresponde calificar el hecho materia de denuncia como una presunta infracción al deber de idoneidad, tipificado en los artículos 18</w:t>
       </w:r>
@@ -4274,7 +4274,7 @@
           <w:color w:val="000000"/>
           <w:kern w:val="0"/>
           <w:lang w:eastAsia="es-PE"/>
-          <w14:ligatures w14:val="none"/>
+          <ns2:ligatures ns2:val="none"/>
         </w:rPr>
         <w:t/>
       </w:r>
@@ -4282,7 +4282,7 @@
         <w:rPr>
           <w:rFonts w:ascii="Arial Narrow" w:eastAsia="Arial Narrow" w:hAnsi="Arial Narrow" w:cs="Arial Narrow"/>
           <w:kern w:val="0"/>
-          <w14:ligatures w14:val="none"/>
+          <ns2:ligatures ns2:val="none"/>
         </w:rPr>
         <w:t xml:space="preserve"> y 19</w:t>
       </w:r>
@@ -4292,7 +4292,7 @@
           <w:color w:val="000000"/>
           <w:kern w:val="0"/>
           <w:lang w:eastAsia="es-PE"/>
-          <w14:ligatures w14:val="none"/>
+          <ns2:ligatures ns2:val="none"/>
         </w:rPr>
         <w:t/>
       </w:r>
@@ -4300,22 +4300,22 @@
         <w:rPr>
           <w:rFonts w:ascii="Arial Narrow" w:eastAsia="Arial Narrow" w:hAnsi="Arial Narrow" w:cs="Arial Narrow"/>
           <w:kern w:val="0"/>
-          <w14:ligatures w14:val="none"/>
+          <ns2:ligatures ns2:val="none"/>
         </w:rPr>
         <w:t xml:space="preserve"> del Código.</w:t>
       </w:r>
     </w:p>
-    <w:p>
+    <w:p ns2:paraId="23C6724B" ns2:textId="77777777">
       <w:pPr>
         <w:pStyle w:val="Prrafodelista"/>
         <w:rPr>
           <w:rFonts w:ascii="Arial Narrow" w:eastAsia="Arial Narrow" w:hAnsi="Arial Narrow" w:cs="Arial Narrow"/>
           <w:kern w:val="0"/>
-          <w14:ligatures w14:val="none"/>
-        </w:rPr>
-      </w:pPr>
-    </w:p>
-    <w:p>
+          <ns2:ligatures ns2:val="none"/>
+        </w:rPr>
+      </w:pPr>
+    </w:p>
+    <w:p ns2:paraId="59F84045" ns2:textId="3F5B48F6">
       <w:pPr>
         <w:pStyle w:val="Prrafodelista"/>
         <w:numPr>
@@ -4328,14 +4328,14 @@
         <w:rPr>
           <w:rFonts w:ascii="Arial Narrow" w:eastAsia="Arial Narrow" w:hAnsi="Arial Narrow" w:cs="Arial Narrow"/>
           <w:kern w:val="0"/>
-          <w14:ligatures w14:val="none"/>
-        </w:rPr>
-      </w:pPr>
-      <w:r>
-        <w:rPr>
-          <w:rFonts w:ascii="Arial Narrow" w:eastAsia="Arial Narrow" w:hAnsi="Arial Narrow" w:cs="Arial Narrow"/>
-          <w:kern w:val="0"/>
-          <w14:ligatures w14:val="none"/>
+          <ns2:ligatures ns2:val="none"/>
+        </w:rPr>
+      </w:pPr>
+      <w:r>
+        <w:rPr>
+          <w:rFonts w:ascii="Arial Narrow" w:eastAsia="Arial Narrow" w:hAnsi="Arial Narrow" w:cs="Arial Narrow"/>
+          <w:kern w:val="0"/>
+          <ns2:ligatures ns2:val="none"/>
         </w:rPr>
         <w:t xml:space="preserve">Además, la Secretaría Técnica, en ejercicio de sus facultades, </w:t>
       </w:r>
@@ -4345,7 +4345,7 @@
           <w:color w:val="000000"/>
           <w:kern w:val="0"/>
           <w:lang w:eastAsia="es-PE"/>
-          <w14:ligatures w14:val="none"/>
+          <ns2:ligatures ns2:val="none"/>
         </w:rPr>
         <w:t xml:space="preserve">considera </w:t>
       </w:r>
@@ -4353,7 +4353,7 @@
         <w:rPr>
           <w:rFonts w:ascii="Arial Narrow" w:eastAsia="Arial Narrow" w:hAnsi="Arial Narrow" w:cs="Arial Narrow"/>
           <w:kern w:val="0"/>
-          <w14:ligatures w14:val="none"/>
+          <ns2:ligatures ns2:val="none"/>
         </w:rPr>
         <w:t xml:space="preserve">que el hecho denunciado, consistente en que </w:t>
       </w:r>
@@ -4364,7 +4364,7 @@
           <w:kern w:val="0"/>
           <w:shd w:val="clear" w:color="auto" w:fill="FFFFFF"/>
           <w:lang w:eastAsia="es-PE"/>
-          <w14:ligatures w14:val="none"/>
+          <ns2:ligatures ns2:val="none"/>
         </w:rPr>
         <w:t xml:space="preserve">Rímac Seguros y Reaseguros S.A. habría dado de baja el Seguro de Desgravamen - Certificado 00110178194000138341 el 27 de octubre de 2023 sin previa </w:t>
       </w:r>
@@ -4375,7 +4375,7 @@
           <w:kern w:val="0"/>
           <w:shd w:val="clear" w:color="auto" w:fill="FFFFFF"/>
           <w:lang w:eastAsia="es-PE"/>
-          <w14:ligatures w14:val="none"/>
+          <ns2:ligatures ns2:val="none"/>
         </w:rPr>
         <w:lastRenderedPageBreak/>
         <w:t>información al denunciante y pese a que se encontraba una solicitud de cobertura en trámite</w:t>
@@ -4384,7 +4384,7 @@
         <w:rPr>
           <w:rFonts w:ascii="Arial Narrow" w:eastAsia="Arial Narrow" w:hAnsi="Arial Narrow" w:cs="Arial Narrow"/>
           <w:kern w:val="0"/>
-          <w14:ligatures w14:val="none"/>
+          <ns2:ligatures ns2:val="none"/>
         </w:rPr>
         <w:t>; involucraría una presunta afectación a sus expectativas, quien no habría encontrado una correspondencia entre lo que esperaba recibir de parte del proveedor y lo que realmente recibió. Por consiguiente, corresponde calificar el hecho materia de denuncia como una presunta infracción al deber de idoneidad, tipificado en los artículos 18</w:t>
       </w:r>
@@ -4394,7 +4394,7 @@
           <w:color w:val="000000"/>
           <w:kern w:val="0"/>
           <w:lang w:eastAsia="es-PE"/>
-          <w14:ligatures w14:val="none"/>
+          <ns2:ligatures ns2:val="none"/>
         </w:rPr>
         <w:t/>
       </w:r>
@@ -4402,7 +4402,7 @@
         <w:rPr>
           <w:rFonts w:ascii="Arial Narrow" w:eastAsia="Arial Narrow" w:hAnsi="Arial Narrow" w:cs="Arial Narrow"/>
           <w:kern w:val="0"/>
-          <w14:ligatures w14:val="none"/>
+          <ns2:ligatures ns2:val="none"/>
         </w:rPr>
         <w:t xml:space="preserve"> y 19</w:t>
       </w:r>
@@ -4412,7 +4412,7 @@
           <w:color w:val="000000"/>
           <w:kern w:val="0"/>
           <w:lang w:eastAsia="es-PE"/>
-          <w14:ligatures w14:val="none"/>
+          <ns2:ligatures ns2:val="none"/>
         </w:rPr>
         <w:t/>
       </w:r>
@@ -4420,22 +4420,22 @@
         <w:rPr>
           <w:rFonts w:ascii="Arial Narrow" w:eastAsia="Arial Narrow" w:hAnsi="Arial Narrow" w:cs="Arial Narrow"/>
           <w:kern w:val="0"/>
-          <w14:ligatures w14:val="none"/>
+          <ns2:ligatures ns2:val="none"/>
         </w:rPr>
         <w:t xml:space="preserve"> del Código.</w:t>
       </w:r>
     </w:p>
-    <w:p>
+    <w:p ns2:paraId="43D718BC" ns2:textId="77777777">
       <w:pPr>
         <w:pStyle w:val="Prrafodelista"/>
         <w:rPr>
           <w:rFonts w:ascii="Arial Narrow" w:eastAsia="Arial Narrow" w:hAnsi="Arial Narrow" w:cs="Arial Narrow"/>
           <w:kern w:val="0"/>
-          <w14:ligatures w14:val="none"/>
-        </w:rPr>
-      </w:pPr>
-    </w:p>
-    <w:p>
+          <ns2:ligatures ns2:val="none"/>
+        </w:rPr>
+      </w:pPr>
+    </w:p>
+    <w:p ns2:paraId="73BD6FAA" ns2:textId="46D964A7">
       <w:pPr>
         <w:pStyle w:val="Prrafodelista"/>
         <w:numPr>
@@ -4448,14 +4448,14 @@
         <w:rPr>
           <w:rFonts w:ascii="Arial Narrow" w:eastAsia="Arial Narrow" w:hAnsi="Arial Narrow" w:cs="Arial Narrow"/>
           <w:kern w:val="0"/>
-          <w14:ligatures w14:val="none"/>
-        </w:rPr>
-      </w:pPr>
-      <w:r>
-        <w:rPr>
-          <w:rFonts w:ascii="Arial Narrow" w:eastAsia="Arial Narrow" w:hAnsi="Arial Narrow" w:cs="Arial Narrow"/>
-          <w:kern w:val="0"/>
-          <w14:ligatures w14:val="none"/>
+          <ns2:ligatures ns2:val="none"/>
+        </w:rPr>
+      </w:pPr>
+      <w:r>
+        <w:rPr>
+          <w:rFonts w:ascii="Arial Narrow" w:eastAsia="Arial Narrow" w:hAnsi="Arial Narrow" w:cs="Arial Narrow"/>
+          <w:kern w:val="0"/>
+          <ns2:ligatures ns2:val="none"/>
         </w:rPr>
         <w:t xml:space="preserve">Adicionalmente, la Secretaría Técnica, en ejercicio de sus facultades, </w:t>
       </w:r>
@@ -4465,7 +4465,7 @@
           <w:color w:val="000000"/>
           <w:kern w:val="0"/>
           <w:lang w:eastAsia="es-PE"/>
-          <w14:ligatures w14:val="none"/>
+          <ns2:ligatures ns2:val="none"/>
         </w:rPr>
         <w:t xml:space="preserve">considera </w:t>
       </w:r>
@@ -4473,7 +4473,7 @@
         <w:rPr>
           <w:rFonts w:ascii="Arial Narrow" w:eastAsia="Arial Narrow" w:hAnsi="Arial Narrow" w:cs="Arial Narrow"/>
           <w:kern w:val="0"/>
-          <w14:ligatures w14:val="none"/>
+          <ns2:ligatures ns2:val="none"/>
         </w:rPr>
         <w:t xml:space="preserve">que el hecho denunciado, consistente en que </w:t>
       </w:r>
@@ -4484,7 +4484,7 @@
           <w:kern w:val="0"/>
           <w:shd w:val="clear" w:color="auto" w:fill="FFFFFF"/>
           <w:lang w:eastAsia="es-PE"/>
-          <w14:ligatures w14:val="none"/>
+          <ns2:ligatures ns2:val="none"/>
         </w:rPr>
         <w:t>Rímac Seguros y Reaseguros S.A. habría exigido que el denunciante presente la historia clínica, pese a encontrarse facultado y autorizado para requerirlo a los centros de salud, evidenciando una carga inmisaria al consumidor</w:t>
       </w:r>
@@ -4492,7 +4492,7 @@
         <w:rPr>
           <w:rFonts w:ascii="Arial Narrow" w:eastAsia="Arial Narrow" w:hAnsi="Arial Narrow" w:cs="Arial Narrow"/>
           <w:kern w:val="0"/>
-          <w14:ligatures w14:val="none"/>
+          <ns2:ligatures ns2:val="none"/>
         </w:rPr>
         <w:t>; involucraría una presunta afectación a sus expectativas, quien no habría encontrado una correspondencia entre lo que esperaba recibir de parte del proveedor y lo que realmente recibió. Por consiguiente, corresponde calificar el hecho materia de denuncia como una presunta infracción al deber de idoneidad, tipificado en los artículos 18</w:t>
       </w:r>
@@ -4502,7 +4502,7 @@
           <w:color w:val="000000"/>
           <w:kern w:val="0"/>
           <w:lang w:eastAsia="es-PE"/>
-          <w14:ligatures w14:val="none"/>
+          <ns2:ligatures ns2:val="none"/>
         </w:rPr>
         <w:t/>
       </w:r>
@@ -4510,7 +4510,7 @@
         <w:rPr>
           <w:rFonts w:ascii="Arial Narrow" w:eastAsia="Arial Narrow" w:hAnsi="Arial Narrow" w:cs="Arial Narrow"/>
           <w:kern w:val="0"/>
-          <w14:ligatures w14:val="none"/>
+          <ns2:ligatures ns2:val="none"/>
         </w:rPr>
         <w:t xml:space="preserve"> y 19</w:t>
       </w:r>
@@ -4520,7 +4520,7 @@
           <w:color w:val="000000"/>
           <w:kern w:val="0"/>
           <w:lang w:eastAsia="es-PE"/>
-          <w14:ligatures w14:val="none"/>
+          <ns2:ligatures ns2:val="none"/>
         </w:rPr>
         <w:t/>
       </w:r>
@@ -4528,12 +4528,12 @@
         <w:rPr>
           <w:rFonts w:ascii="Arial Narrow" w:eastAsia="Arial Narrow" w:hAnsi="Arial Narrow" w:cs="Arial Narrow"/>
           <w:kern w:val="0"/>
-          <w14:ligatures w14:val="none"/>
+          <ns2:ligatures ns2:val="none"/>
         </w:rPr>
         <w:t xml:space="preserve"> del Código.</w:t>
       </w:r>
     </w:p>
-    <w:p>
+    <w:p ns2:paraId="22732120" ns2:textId="77777777">
       <w:pPr>
         <w:pStyle w:val="Prrafodelista"/>
         <w:spacing w:after="0" w:line="240" w:lineRule="auto"/>
@@ -4542,11 +4542,11 @@
         <w:rPr>
           <w:rFonts w:ascii="Arial Narrow" w:eastAsia="Arial Narrow" w:hAnsi="Arial Narrow" w:cs="Arial Narrow"/>
           <w:kern w:val="0"/>
-          <w14:ligatures w14:val="none"/>
-        </w:rPr>
-      </w:pPr>
-    </w:p>
-    <w:p>
+          <ns2:ligatures ns2:val="none"/>
+        </w:rPr>
+      </w:pPr>
+    </w:p>
+    <w:p ns2:paraId="17DD754A" ns2:textId="6600F12E">
       <w:pPr>
         <w:pStyle w:val="Prrafodelista"/>
         <w:numPr>
@@ -4559,14 +4559,14 @@
         <w:rPr>
           <w:rFonts w:ascii="Arial Narrow" w:eastAsia="Arial Narrow" w:hAnsi="Arial Narrow" w:cs="Arial Narrow"/>
           <w:kern w:val="0"/>
-          <w14:ligatures w14:val="none"/>
-        </w:rPr>
-      </w:pPr>
-      <w:r>
-        <w:rPr>
-          <w:rFonts w:ascii="Arial Narrow" w:eastAsia="Arial Narrow" w:hAnsi="Arial Narrow" w:cs="Arial Narrow"/>
-          <w:kern w:val="0"/>
-          <w14:ligatures w14:val="none"/>
+          <ns2:ligatures ns2:val="none"/>
+        </w:rPr>
+      </w:pPr>
+      <w:r>
+        <w:rPr>
+          <w:rFonts w:ascii="Arial Narrow" w:eastAsia="Arial Narrow" w:hAnsi="Arial Narrow" w:cs="Arial Narrow"/>
+          <w:kern w:val="0"/>
+          <ns2:ligatures ns2:val="none"/>
         </w:rPr>
         <w:t xml:space="preserve">Así también, la Secretaría Técnica, en ejercicio de sus facultades, </w:t>
       </w:r>
@@ -4576,7 +4576,7 @@
           <w:color w:val="000000"/>
           <w:kern w:val="0"/>
           <w:lang w:eastAsia="es-PE"/>
-          <w14:ligatures w14:val="none"/>
+          <ns2:ligatures ns2:val="none"/>
         </w:rPr>
         <w:t xml:space="preserve">considera </w:t>
       </w:r>
@@ -4584,7 +4584,7 @@
         <w:rPr>
           <w:rFonts w:ascii="Arial Narrow" w:eastAsia="Arial Narrow" w:hAnsi="Arial Narrow" w:cs="Arial Narrow"/>
           <w:kern w:val="0"/>
-          <w14:ligatures w14:val="none"/>
+          <ns2:ligatures ns2:val="none"/>
         </w:rPr>
         <w:t xml:space="preserve">que el hecho denunciado, consistente en que </w:t>
       </w:r>
@@ -4592,7 +4592,7 @@
         <w:rPr>
           <w:rFonts w:ascii="Arial Narrow" w:eastAsia="Arial Narrow" w:hAnsi="Arial Narrow" w:cs="Arial Narrow"/>
           <w:kern w:val="0"/>
-          <w14:ligatures w14:val="none"/>
+          <ns2:ligatures ns2:val="none"/>
         </w:rPr>
         <w:t>Rímac Seguros y Reaseguros S.A. habría exigido indebidamente al denunciante el dictamen de invalidez emitido por el COMECI para atender su solicitud de otorgamiento de cobertura del Seguro de Desgravamen</w:t>
       </w:r>
@@ -4600,7 +4600,7 @@
         <w:rPr>
           <w:rFonts w:ascii="Arial Narrow" w:eastAsia="Arial Narrow" w:hAnsi="Arial Narrow" w:cs="Arial Narrow"/>
           <w:kern w:val="0"/>
-          <w14:ligatures w14:val="none"/>
+          <ns2:ligatures ns2:val="none"/>
         </w:rPr>
         <w:t xml:space="preserve">. </w:t>
       </w:r>
@@ -4611,7 +4611,7 @@
           <w:color w:val="000000"/>
           <w:kern w:val="0"/>
           <w:lang w:eastAsia="es-PE"/>
-          <w14:ligatures w14:val="none"/>
+          <ns2:ligatures ns2:val="none"/>
         </w:rPr>
         <w:t xml:space="preserve">Por consiguiente, corresponde calificar el hecho materia de denuncia como una presunta infracción al deber de protección contra los métodos comerciales coercitivos, tipificado en </w:t>
       </w:r>
@@ -4622,7 +4622,7 @@
           <w:kern w:val="0"/>
           <w:shd w:val="clear" w:color="auto" w:fill="FFFFFF"/>
           <w:lang w:eastAsia="es-PE"/>
-          <w14:ligatures w14:val="none"/>
+          <ns2:ligatures ns2:val="none"/>
         </w:rPr>
         <w:t xml:space="preserve">literal g) del artículo 56 </w:t>
       </w:r>
@@ -4633,7 +4633,7 @@
           <w:color w:val="000000"/>
           <w:kern w:val="0"/>
           <w:lang w:eastAsia="es-PE"/>
-          <w14:ligatures w14:val="none"/>
+          <ns2:ligatures ns2:val="none"/>
         </w:rPr>
         <w:t>del Código</w:t>
       </w:r>
@@ -4652,22 +4652,22 @@
           <w:color w:val="000000"/>
           <w:kern w:val="0"/>
           <w:lang w:eastAsia="es-PE"/>
-          <w14:ligatures w14:val="none"/>
+          <ns2:ligatures ns2:val="none"/>
         </w:rPr>
         <w:t xml:space="preserve">. </w:t>
       </w:r>
     </w:p>
-    <w:p>
+    <w:p ns2:paraId="22FEFF81" ns2:textId="77777777">
       <w:pPr>
         <w:pStyle w:val="Prrafodelista"/>
         <w:rPr>
           <w:rFonts w:ascii="Arial Narrow" w:eastAsia="Arial Narrow" w:hAnsi="Arial Narrow" w:cs="Arial Narrow"/>
           <w:kern w:val="0"/>
-          <w14:ligatures w14:val="none"/>
-        </w:rPr>
-      </w:pPr>
-    </w:p>
-    <w:p>
+          <ns2:ligatures ns2:val="none"/>
+        </w:rPr>
+      </w:pPr>
+    </w:p>
+    <w:p ns2:paraId="5161762A" ns2:textId="28FDC257">
       <w:pPr>
         <w:pStyle w:val="Prrafodelista"/>
         <w:numPr>
@@ -4680,14 +4680,14 @@
         <w:rPr>
           <w:rFonts w:ascii="Arial Narrow" w:eastAsia="Arial Narrow" w:hAnsi="Arial Narrow" w:cs="Arial Narrow"/>
           <w:kern w:val="0"/>
-          <w14:ligatures w14:val="none"/>
-        </w:rPr>
-      </w:pPr>
-      <w:r>
-        <w:rPr>
-          <w:rFonts w:ascii="Arial Narrow" w:eastAsia="Arial Narrow" w:hAnsi="Arial Narrow" w:cs="Arial Narrow"/>
-          <w:kern w:val="0"/>
-          <w14:ligatures w14:val="none"/>
+          <ns2:ligatures ns2:val="none"/>
+        </w:rPr>
+      </w:pPr>
+      <w:r>
+        <w:rPr>
+          <w:rFonts w:ascii="Arial Narrow" w:eastAsia="Arial Narrow" w:hAnsi="Arial Narrow" w:cs="Arial Narrow"/>
+          <w:kern w:val="0"/>
+          <ns2:ligatures ns2:val="none"/>
         </w:rPr>
         <w:t xml:space="preserve">Asimismo, </w:t>
       </w:r>
@@ -4695,7 +4695,7 @@
         <w:rPr>
           <w:rFonts w:ascii="Arial Narrow" w:eastAsia="Arial Narrow" w:hAnsi="Arial Narrow" w:cs="Arial Narrow"/>
           <w:kern w:val="0"/>
-          <w14:ligatures w14:val="none"/>
+          <ns2:ligatures ns2:val="none"/>
         </w:rPr>
         <w:t xml:space="preserve">la Secretaría Técnica, en ejercicio de sus facultades, </w:t>
       </w:r>
@@ -4705,7 +4705,7 @@
           <w:color w:val="000000"/>
           <w:kern w:val="0"/>
           <w:lang w:eastAsia="es-PE"/>
-          <w14:ligatures w14:val="none"/>
+          <ns2:ligatures ns2:val="none"/>
         </w:rPr>
         <w:t xml:space="preserve">considera </w:t>
       </w:r>
@@ -4713,7 +4713,7 @@
         <w:rPr>
           <w:rFonts w:ascii="Arial Narrow" w:eastAsia="Arial Narrow" w:hAnsi="Arial Narrow" w:cs="Arial Narrow"/>
           <w:kern w:val="0"/>
-          <w14:ligatures w14:val="none"/>
+          <ns2:ligatures ns2:val="none"/>
         </w:rPr>
         <w:t xml:space="preserve">que el hecho denunciado, consistente en que </w:t>
       </w:r>
@@ -4721,7 +4721,7 @@
         <w:rPr>
           <w:rFonts w:ascii="Arial Narrow" w:eastAsia="Arial Narrow" w:hAnsi="Arial Narrow" w:cs="Arial Narrow"/>
           <w:kern w:val="0"/>
-          <w14:ligatures w14:val="none"/>
+          <ns2:ligatures ns2:val="none"/>
         </w:rPr>
         <w:t>Rímac Seguros y Reaseguros S.A. habría continuado exigiendo indebidamente al denunciante el dictamen de invalidez emitido por el COMECI para atender su solicitud de otorgamiento de cobertura del Seguro de Desgravamen, pese a que informó que no era posible de obtenerlo en su calidad de jubilado</w:t>
       </w:r>
@@ -4729,7 +4729,7 @@
         <w:rPr>
           <w:rFonts w:ascii="Arial Narrow" w:eastAsia="Arial Narrow" w:hAnsi="Arial Narrow" w:cs="Arial Narrow"/>
           <w:kern w:val="0"/>
-          <w14:ligatures w14:val="none"/>
+          <ns2:ligatures ns2:val="none"/>
         </w:rPr>
         <w:t xml:space="preserve">. </w:t>
       </w:r>
@@ -4740,7 +4740,7 @@
           <w:color w:val="000000"/>
           <w:kern w:val="0"/>
           <w:lang w:eastAsia="es-PE"/>
-          <w14:ligatures w14:val="none"/>
+          <ns2:ligatures ns2:val="none"/>
         </w:rPr>
         <w:t xml:space="preserve">Por consiguiente, corresponde calificar el hecho materia de denuncia como una presunta infracción al deber de protección contra los métodos comerciales coercitivos, tipificado en </w:t>
       </w:r>
@@ -4751,7 +4751,7 @@
           <w:kern w:val="0"/>
           <w:shd w:val="clear" w:color="auto" w:fill="FFFFFF"/>
           <w:lang w:eastAsia="es-PE"/>
-          <w14:ligatures w14:val="none"/>
+          <ns2:ligatures ns2:val="none"/>
         </w:rPr>
         <w:t xml:space="preserve">literal g) del artículo 56 </w:t>
       </w:r>
@@ -4762,7 +4762,7 @@
           <w:color w:val="000000"/>
           <w:kern w:val="0"/>
           <w:lang w:eastAsia="es-PE"/>
-          <w14:ligatures w14:val="none"/>
+          <ns2:ligatures ns2:val="none"/>
         </w:rPr>
         <w:t>del Código.</w:t>
       </w:r>
@@ -4773,22 +4773,22 @@
           <w:color w:val="000000"/>
           <w:kern w:val="0"/>
           <w:lang w:eastAsia="es-PE"/>
-          <w14:ligatures w14:val="none"/>
+          <ns2:ligatures ns2:val="none"/>
         </w:rPr>
         <w:t xml:space="preserve"> </w:t>
       </w:r>
     </w:p>
-    <w:p>
+    <w:p ns2:paraId="02FCCB07" ns2:textId="77777777">
       <w:pPr>
         <w:pStyle w:val="Prrafodelista"/>
         <w:rPr>
           <w:rFonts w:ascii="Arial Narrow" w:eastAsia="Arial Narrow" w:hAnsi="Arial Narrow" w:cs="Arial Narrow"/>
           <w:kern w:val="0"/>
-          <w14:ligatures w14:val="none"/>
-        </w:rPr>
-      </w:pPr>
-    </w:p>
-    <w:p>
+          <ns2:ligatures ns2:val="none"/>
+        </w:rPr>
+      </w:pPr>
+    </w:p>
+    <w:p ns2:paraId="791DB02E" ns2:textId="17747665">
       <w:pPr>
         <w:pStyle w:val="Prrafodelista"/>
         <w:numPr>
@@ -4801,14 +4801,14 @@
         <w:rPr>
           <w:rFonts w:ascii="Arial Narrow" w:eastAsia="Arial Narrow" w:hAnsi="Arial Narrow" w:cs="Arial Narrow"/>
           <w:kern w:val="0"/>
-          <w14:ligatures w14:val="none"/>
-        </w:rPr>
-      </w:pPr>
-      <w:r>
-        <w:rPr>
-          <w:rFonts w:ascii="Arial Narrow" w:eastAsia="Arial Narrow" w:hAnsi="Arial Narrow" w:cs="Arial Narrow"/>
-          <w:kern w:val="0"/>
-          <w14:ligatures w14:val="none"/>
+          <ns2:ligatures ns2:val="none"/>
+        </w:rPr>
+      </w:pPr>
+      <w:r>
+        <w:rPr>
+          <w:rFonts w:ascii="Arial Narrow" w:eastAsia="Arial Narrow" w:hAnsi="Arial Narrow" w:cs="Arial Narrow"/>
+          <w:kern w:val="0"/>
+          <ns2:ligatures ns2:val="none"/>
         </w:rPr>
         <w:t xml:space="preserve">Adicionalmente, </w:t>
       </w:r>
@@ -4816,7 +4816,7 @@
         <w:rPr>
           <w:rFonts w:ascii="Arial Narrow" w:eastAsia="Arial Narrow" w:hAnsi="Arial Narrow" w:cs="Arial Narrow"/>
           <w:kern w:val="0"/>
-          <w14:ligatures w14:val="none"/>
+          <ns2:ligatures ns2:val="none"/>
         </w:rPr>
         <w:t xml:space="preserve">la Secretaría Técnica, en ejercicio de sus facultades, </w:t>
       </w:r>
@@ -4826,7 +4826,7 @@
           <w:color w:val="000000"/>
           <w:kern w:val="0"/>
           <w:lang w:eastAsia="es-PE"/>
-          <w14:ligatures w14:val="none"/>
+          <ns2:ligatures ns2:val="none"/>
         </w:rPr>
         <w:t xml:space="preserve">considera </w:t>
       </w:r>
@@ -4834,7 +4834,7 @@
         <w:rPr>
           <w:rFonts w:ascii="Arial Narrow" w:eastAsia="Arial Narrow" w:hAnsi="Arial Narrow" w:cs="Arial Narrow"/>
           <w:kern w:val="0"/>
-          <w14:ligatures w14:val="none"/>
+          <ns2:ligatures ns2:val="none"/>
         </w:rPr>
         <w:t xml:space="preserve">que el hecho denunciado, consistente en que </w:t>
       </w:r>
@@ -4842,7 +4842,7 @@
         <w:rPr>
           <w:rFonts w:ascii="Arial Narrow" w:eastAsia="Arial Narrow" w:hAnsi="Arial Narrow" w:cs="Arial Narrow"/>
           <w:kern w:val="0"/>
-          <w14:ligatures w14:val="none"/>
+          <ns2:ligatures ns2:val="none"/>
         </w:rPr>
         <w:t xml:space="preserve">el Banco BBVA Perú S.A. le habría solicitado indebidamente al denunciante un dictamen de invalidez. como requisito para atender su solicitud de otorgamiento de </w:t>
       </w:r>
@@ -4850,7 +4850,7 @@
         <w:rPr>
           <w:rFonts w:ascii="Arial Narrow" w:eastAsia="Arial Narrow" w:hAnsi="Arial Narrow" w:cs="Arial Narrow"/>
           <w:kern w:val="0"/>
-          <w14:ligatures w14:val="none"/>
+          <ns2:ligatures ns2:val="none"/>
         </w:rPr>
         <w:lastRenderedPageBreak/>
         <w:t>cobertura del Seguro de Desgravamen - Certificado 00110178194000138341, pese a que dicho requisito no es posible de obtener en su calidad de jubilado</w:t>
@@ -4859,7 +4859,7 @@
         <w:rPr>
           <w:rFonts w:ascii="Arial Narrow" w:eastAsia="Arial Narrow" w:hAnsi="Arial Narrow" w:cs="Arial Narrow"/>
           <w:kern w:val="0"/>
-          <w14:ligatures w14:val="none"/>
+          <ns2:ligatures ns2:val="none"/>
         </w:rPr>
         <w:t xml:space="preserve">. </w:t>
       </w:r>
@@ -4870,7 +4870,7 @@
           <w:color w:val="000000"/>
           <w:kern w:val="0"/>
           <w:lang w:eastAsia="es-PE"/>
-          <w14:ligatures w14:val="none"/>
+          <ns2:ligatures ns2:val="none"/>
         </w:rPr>
         <w:t xml:space="preserve">Por consiguiente, corresponde calificar el hecho materia de denuncia como una presunta infracción al deber de protección contra los métodos comerciales coercitivos, tipificado en </w:t>
       </w:r>
@@ -4881,7 +4881,7 @@
           <w:kern w:val="0"/>
           <w:shd w:val="clear" w:color="auto" w:fill="FFFFFF"/>
           <w:lang w:eastAsia="es-PE"/>
-          <w14:ligatures w14:val="none"/>
+          <ns2:ligatures ns2:val="none"/>
         </w:rPr>
         <w:t xml:space="preserve">literal g) del artículo 56 </w:t>
       </w:r>
@@ -4892,23 +4892,23 @@
           <w:color w:val="000000"/>
           <w:kern w:val="0"/>
           <w:lang w:eastAsia="es-PE"/>
-          <w14:ligatures w14:val="none"/>
+          <ns2:ligatures ns2:val="none"/>
         </w:rPr>
         <w:t>del Código.</w:t>
       </w:r>
     </w:p>
-    <w:p>
-      <w:pPr>
-        <w:spacing w:after="0" w:line="240" w:lineRule="auto"/>
-        <w:jc w:val="both"/>
-        <w:rPr>
-          <w:rFonts w:ascii="Arial Narrow" w:eastAsia="Arial Narrow" w:hAnsi="Arial Narrow" w:cs="Arial Narrow"/>
-          <w:kern w:val="0"/>
-          <w14:ligatures w14:val="none"/>
-        </w:rPr>
-      </w:pPr>
-    </w:p>
-    <w:p>
+    <w:p ns2:paraId="03FF7C4C" ns2:textId="77777777">
+      <w:pPr>
+        <w:spacing w:after="0" w:line="240" w:lineRule="auto"/>
+        <w:jc w:val="both"/>
+        <w:rPr>
+          <w:rFonts w:ascii="Arial Narrow" w:eastAsia="Arial Narrow" w:hAnsi="Arial Narrow" w:cs="Arial Narrow"/>
+          <w:kern w:val="0"/>
+          <ns2:ligatures ns2:val="none"/>
+        </w:rPr>
+      </w:pPr>
+    </w:p>
+    <w:p ns2:paraId="63BE3A60" ns2:textId="2D8103C9">
       <w:pPr>
         <w:pStyle w:val="Prrafodelista"/>
         <w:numPr>
@@ -4921,14 +4921,14 @@
         <w:rPr>
           <w:rFonts w:ascii="Arial Narrow" w:eastAsia="Arial Narrow" w:hAnsi="Arial Narrow" w:cs="Arial Narrow"/>
           <w:kern w:val="0"/>
-          <w14:ligatures w14:val="none"/>
-        </w:rPr>
-      </w:pPr>
-      <w:r>
-        <w:rPr>
-          <w:rFonts w:ascii="Arial Narrow" w:eastAsia="Arial Narrow" w:hAnsi="Arial Narrow" w:cs="Arial Narrow"/>
-          <w:kern w:val="0"/>
-          <w14:ligatures w14:val="none"/>
+          <ns2:ligatures ns2:val="none"/>
+        </w:rPr>
+      </w:pPr>
+      <w:r>
+        <w:rPr>
+          <w:rFonts w:ascii="Arial Narrow" w:eastAsia="Arial Narrow" w:hAnsi="Arial Narrow" w:cs="Arial Narrow"/>
+          <w:kern w:val="0"/>
+          <ns2:ligatures ns2:val="none"/>
         </w:rPr>
         <w:t xml:space="preserve">Además, </w:t>
       </w:r>
@@ -4936,7 +4936,7 @@
         <w:rPr>
           <w:rFonts w:ascii="Arial Narrow" w:eastAsia="Arial Narrow" w:hAnsi="Arial Narrow" w:cs="Arial Narrow"/>
           <w:kern w:val="0"/>
-          <w14:ligatures w14:val="none"/>
+          <ns2:ligatures ns2:val="none"/>
         </w:rPr>
         <w:t xml:space="preserve">la Secretaría Técnica, en ejercicio de sus facultades, </w:t>
       </w:r>
@@ -4946,7 +4946,7 @@
           <w:color w:val="000000"/>
           <w:kern w:val="0"/>
           <w:lang w:eastAsia="es-PE"/>
-          <w14:ligatures w14:val="none"/>
+          <ns2:ligatures ns2:val="none"/>
         </w:rPr>
         <w:t xml:space="preserve">considera </w:t>
       </w:r>
@@ -4954,7 +4954,7 @@
         <w:rPr>
           <w:rFonts w:ascii="Arial Narrow" w:eastAsia="Arial Narrow" w:hAnsi="Arial Narrow" w:cs="Arial Narrow"/>
           <w:kern w:val="0"/>
-          <w14:ligatures w14:val="none"/>
+          <ns2:ligatures ns2:val="none"/>
         </w:rPr>
         <w:t xml:space="preserve">que el hecho denunciado, consistente en que </w:t>
       </w:r>
@@ -4962,7 +4962,7 @@
         <w:rPr>
           <w:rFonts w:ascii="Arial Narrow" w:eastAsia="Arial Narrow" w:hAnsi="Arial Narrow" w:cs="Arial Narrow"/>
           <w:kern w:val="0"/>
-          <w14:ligatures w14:val="none"/>
+          <ns2:ligatures ns2:val="none"/>
         </w:rPr>
         <w:t xml:space="preserve">Rímac Seguros y Reaseguros S.A. habría consignado una cláusula abusiva en la Póliza </w:t>
       </w:r>
@@ -4971,7 +4971,7 @@
         <w:rPr>
           <w:rFonts w:ascii="Arial Narrow" w:eastAsia="Arial Narrow" w:hAnsi="Arial Narrow" w:cs="Arial Narrow"/>
           <w:kern w:val="0"/>
-          <w14:ligatures w14:val="none"/>
+          <ns2:ligatures ns2:val="none"/>
         </w:rPr>
         <w:t/>
       </w:r>
@@ -4980,7 +4980,7 @@
         <w:rPr>
           <w:rFonts w:ascii="Arial Narrow" w:eastAsia="Arial Narrow" w:hAnsi="Arial Narrow" w:cs="Arial Narrow"/>
           <w:kern w:val="0"/>
-          <w14:ligatures w14:val="none"/>
+          <ns2:ligatures ns2:val="none"/>
         </w:rPr>
         <w:t xml:space="preserve"> 00010158018646900 respecto a que “en el caso de invalidez total y permanente por enfermedad se considera como la fecha de configuración del siniestro, a la fecha inicio de vigencia del dictamen de Invalidez solicitado como documento en caso de siniestros”</w:t>
       </w:r>
@@ -4988,7 +4988,7 @@
         <w:rPr>
           <w:rFonts w:ascii="Arial Narrow" w:eastAsia="Arial Narrow" w:hAnsi="Arial Narrow" w:cs="Arial Narrow"/>
           <w:kern w:val="0"/>
-          <w14:ligatures w14:val="none"/>
+          <ns2:ligatures ns2:val="none"/>
         </w:rPr>
         <w:t xml:space="preserve">. </w:t>
       </w:r>
@@ -4999,7 +4999,7 @@
           <w:color w:val="000000"/>
           <w:kern w:val="0"/>
           <w:lang w:eastAsia="es-PE"/>
-          <w14:ligatures w14:val="none"/>
+          <ns2:ligatures ns2:val="none"/>
         </w:rPr>
         <w:t xml:space="preserve">Por consiguiente, corresponde calificar el hecho materia de denuncia como una presunta infracción al </w:t>
       </w:r>
@@ -5009,7 +5009,7 @@
           <w:color w:val="000000"/>
           <w:kern w:val="0"/>
           <w:lang w:eastAsia="es-PE"/>
-          <w14:ligatures w14:val="none"/>
+          <ns2:ligatures ns2:val="none"/>
         </w:rPr>
         <w:t xml:space="preserve">numeral 49.1. del artículo 49 y al literal a) del artículo 51 </w:t>
       </w:r>
@@ -5020,7 +5020,7 @@
           <w:color w:val="000000"/>
           <w:kern w:val="0"/>
           <w:lang w:eastAsia="es-PE"/>
-          <w14:ligatures w14:val="none"/>
+          <ns2:ligatures ns2:val="none"/>
         </w:rPr>
         <w:t>del Código</w:t>
       </w:r>
@@ -5040,23 +5040,23 @@
           <w:color w:val="000000"/>
           <w:kern w:val="0"/>
           <w:lang w:eastAsia="es-PE"/>
-          <w14:ligatures w14:val="none"/>
+          <ns2:ligatures ns2:val="none"/>
         </w:rPr>
         <w:t>.</w:t>
       </w:r>
     </w:p>
-    <w:p>
+    <w:p ns2:paraId="0B948D2F" ns2:textId="77777777">
       <w:pPr>
         <w:pStyle w:val="Prrafodelista"/>
         <w:spacing w:line="240" w:lineRule="auto"/>
         <w:rPr>
           <w:rFonts w:ascii="Arial Narrow" w:eastAsia="Arial Narrow" w:hAnsi="Arial Narrow" w:cs="Arial Narrow"/>
           <w:kern w:val="0"/>
-          <w14:ligatures w14:val="none"/>
-        </w:rPr>
-      </w:pPr>
-    </w:p>
-    <w:p>
+          <ns2:ligatures ns2:val="none"/>
+        </w:rPr>
+      </w:pPr>
+    </w:p>
+    <w:p ns2:paraId="7A34A2C3" ns2:textId="79CDA542">
       <w:pPr>
         <w:pStyle w:val="Prrafodelista"/>
         <w:numPr>
@@ -5069,14 +5069,14 @@
         <w:rPr>
           <w:rFonts w:ascii="Arial Narrow" w:eastAsia="Arial Narrow" w:hAnsi="Arial Narrow" w:cs="Arial Narrow"/>
           <w:kern w:val="0"/>
-          <w14:ligatures w14:val="none"/>
-        </w:rPr>
-      </w:pPr>
-      <w:r>
-        <w:rPr>
-          <w:rFonts w:ascii="Arial Narrow" w:eastAsia="Arial Narrow" w:hAnsi="Arial Narrow" w:cs="Arial Narrow"/>
-          <w:kern w:val="0"/>
-          <w14:ligatures w14:val="none"/>
+          <ns2:ligatures ns2:val="none"/>
+        </w:rPr>
+      </w:pPr>
+      <w:r>
+        <w:rPr>
+          <w:rFonts w:ascii="Arial Narrow" w:eastAsia="Arial Narrow" w:hAnsi="Arial Narrow" w:cs="Arial Narrow"/>
+          <w:kern w:val="0"/>
+          <ns2:ligatures ns2:val="none"/>
         </w:rPr>
         <w:t xml:space="preserve">Asimismo, la Secretaría Técnica, en ejercicio de sus facultades, </w:t>
       </w:r>
@@ -5086,7 +5086,7 @@
           <w:color w:val="000000"/>
           <w:kern w:val="0"/>
           <w:lang w:eastAsia="es-PE"/>
-          <w14:ligatures w14:val="none"/>
+          <ns2:ligatures ns2:val="none"/>
         </w:rPr>
         <w:t xml:space="preserve">considera </w:t>
       </w:r>
@@ -5094,7 +5094,7 @@
         <w:rPr>
           <w:rFonts w:ascii="Arial Narrow" w:eastAsia="Arial Narrow" w:hAnsi="Arial Narrow" w:cs="Arial Narrow"/>
           <w:kern w:val="0"/>
-          <w14:ligatures w14:val="none"/>
+          <ns2:ligatures ns2:val="none"/>
         </w:rPr>
         <w:t xml:space="preserve">que el hecho denunciado, consistente en que </w:t>
       </w:r>
@@ -5104,7 +5104,7 @@
           <w:color w:val="000000"/>
           <w:kern w:val="0"/>
           <w:lang w:val="es-ES" w:eastAsia="es-ES"/>
-          <w14:ligatures w14:val="none"/>
+          <ns2:ligatures ns2:val="none"/>
         </w:rPr>
         <w:t xml:space="preserve">el </w:t>
       </w:r>
@@ -5114,7 +5114,7 @@
           <w:color w:val="000000"/>
           <w:kern w:val="0"/>
           <w:lang w:val="es-ES" w:eastAsia="es-ES"/>
-          <w14:ligatures w14:val="none"/>
+          <ns2:ligatures ns2:val="none"/>
         </w:rPr>
         <w:t xml:space="preserve">Rímac Seguros y Reaseguros S.A. habría consignado una cláusula abusiva en la Póliza </w:t>
       </w:r>
@@ -5125,7 +5125,7 @@
           <w:color w:val="000000"/>
           <w:kern w:val="0"/>
           <w:lang w:val="es-ES" w:eastAsia="es-ES"/>
-          <w14:ligatures w14:val="none"/>
+          <ns2:ligatures ns2:val="none"/>
         </w:rPr>
         <w:t/>
       </w:r>
@@ -5136,7 +5136,7 @@
           <w:color w:val="000000"/>
           <w:kern w:val="0"/>
           <w:lang w:val="es-ES" w:eastAsia="es-ES"/>
-          <w14:ligatures w14:val="none"/>
+          <ns2:ligatures ns2:val="none"/>
         </w:rPr>
         <w:t xml:space="preserve"> 00010158018646900 respecto a que “el asegurado brinda su consentimiento libre, previo, expreso, inequívoco e informado, para que Rímac y/o la entidad financiera, esta última en su calidad de beneficiario de la solicitud certificado de seguro y solo con la finalidad de gestionar la solicitud de cobertura, puedan solicitar a la clínica, centro médico, hospital, o cualquier otro establecimiento que preste servicios en salud, así como a los médicos tratantes, la exhibición y entrega de su historia clínica y cualquier información complementaria que se encuentre en poder de estos, a fin de solicitar o evaluar la cobertura del presente seguro".</w:t>
       </w:r>
@@ -5144,7 +5144,7 @@
         <w:rPr>
           <w:rFonts w:ascii="Arial Narrow" w:eastAsia="Arial Narrow" w:hAnsi="Arial Narrow" w:cs="Arial Narrow"/>
           <w:kern w:val="0"/>
-          <w14:ligatures w14:val="none"/>
+          <ns2:ligatures ns2:val="none"/>
         </w:rPr>
         <w:t xml:space="preserve"> </w:t>
       </w:r>
@@ -5155,7 +5155,7 @@
           <w:color w:val="000000"/>
           <w:kern w:val="0"/>
           <w:lang w:eastAsia="es-PE"/>
-          <w14:ligatures w14:val="none"/>
+          <ns2:ligatures ns2:val="none"/>
         </w:rPr>
         <w:t xml:space="preserve">Por consiguiente, corresponde calificar el hecho materia de denuncia como una presunta infracción al </w:t>
       </w:r>
@@ -5165,7 +5165,7 @@
           <w:color w:val="000000"/>
           <w:kern w:val="0"/>
           <w:lang w:eastAsia="es-PE"/>
-          <w14:ligatures w14:val="none"/>
+          <ns2:ligatures ns2:val="none"/>
         </w:rPr>
         <w:t>numeral 49.1. del artículo 49 y al literal h) del artículo 50</w:t>
       </w:r>
@@ -5176,7 +5176,7 @@
           <w:kern w:val="0"/>
           <w:shd w:val="clear" w:color="auto" w:fill="FFFFFF"/>
           <w:lang w:eastAsia="es-PE"/>
-          <w14:ligatures w14:val="none"/>
+          <ns2:ligatures ns2:val="none"/>
         </w:rPr>
         <w:t xml:space="preserve"> </w:t>
       </w:r>
@@ -5187,7 +5187,7 @@
           <w:color w:val="000000"/>
           <w:kern w:val="0"/>
           <w:lang w:eastAsia="es-PE"/>
-          <w14:ligatures w14:val="none"/>
+          <ns2:ligatures ns2:val="none"/>
         </w:rPr>
         <w:t>del Código</w:t>
       </w:r>
@@ -5207,23 +5207,23 @@
           <w:color w:val="000000"/>
           <w:kern w:val="0"/>
           <w:lang w:eastAsia="es-PE"/>
-          <w14:ligatures w14:val="none"/>
+          <ns2:ligatures ns2:val="none"/>
         </w:rPr>
         <w:t>.</w:t>
       </w:r>
     </w:p>
-    <w:p>
-      <w:pPr>
-        <w:spacing w:after="0" w:line="240" w:lineRule="auto"/>
-        <w:jc w:val="both"/>
-        <w:rPr>
-          <w:rFonts w:ascii="Arial Narrow" w:eastAsia="Arial Narrow" w:hAnsi="Arial Narrow" w:cs="Arial Narrow"/>
-          <w:kern w:val="0"/>
-          <w14:ligatures w14:val="none"/>
-        </w:rPr>
-      </w:pPr>
-    </w:p>
-    <w:p>
+    <w:p ns2:paraId="152F0D80" ns2:textId="77777777">
+      <w:pPr>
+        <w:spacing w:after="0" w:line="240" w:lineRule="auto"/>
+        <w:jc w:val="both"/>
+        <w:rPr>
+          <w:rFonts w:ascii="Arial Narrow" w:eastAsia="Arial Narrow" w:hAnsi="Arial Narrow" w:cs="Arial Narrow"/>
+          <w:kern w:val="0"/>
+          <ns2:ligatures ns2:val="none"/>
+        </w:rPr>
+      </w:pPr>
+    </w:p>
+    <w:p ns2:paraId="308F08C6" ns2:textId="5658FE26">
       <w:pPr>
         <w:pStyle w:val="Prrafodelista"/>
         <w:numPr>
@@ -5236,14 +5236,14 @@
         <w:rPr>
           <w:rFonts w:ascii="Arial Narrow" w:eastAsia="Arial Narrow" w:hAnsi="Arial Narrow" w:cs="Arial Narrow"/>
           <w:kern w:val="0"/>
-          <w14:ligatures w14:val="none"/>
-        </w:rPr>
-      </w:pPr>
-      <w:r>
-        <w:rPr>
-          <w:rFonts w:ascii="Arial Narrow" w:eastAsia="Arial Narrow" w:hAnsi="Arial Narrow" w:cs="Arial Narrow"/>
-          <w:kern w:val="0"/>
-          <w14:ligatures w14:val="none"/>
+          <ns2:ligatures ns2:val="none"/>
+        </w:rPr>
+      </w:pPr>
+      <w:r>
+        <w:rPr>
+          <w:rFonts w:ascii="Arial Narrow" w:eastAsia="Arial Narrow" w:hAnsi="Arial Narrow" w:cs="Arial Narrow"/>
+          <w:kern w:val="0"/>
+          <ns2:ligatures ns2:val="none"/>
         </w:rPr>
         <w:t xml:space="preserve">Asimismo, </w:t>
       </w:r>
@@ -5253,7 +5253,7 @@
           <w:color w:val="000000"/>
           <w:kern w:val="0"/>
           <w:lang w:eastAsia="es-PE"/>
-          <w14:ligatures w14:val="none"/>
+          <ns2:ligatures ns2:val="none"/>
         </w:rPr>
         <w:t xml:space="preserve">la Secretaría Técnica, en ejercicio de sus facultades, considera </w:t>
       </w:r>
@@ -5261,7 +5261,7 @@
         <w:rPr>
           <w:rFonts w:ascii="Arial Narrow" w:eastAsia="Arial Narrow" w:hAnsi="Arial Narrow" w:cs="Arial"/>
           <w:kern w:val="0"/>
-          <w14:ligatures w14:val="none"/>
+          <ns2:ligatures ns2:val="none"/>
         </w:rPr>
         <w:t xml:space="preserve">que el hecho denunciado, consistente en que </w:t>
       </w:r>
@@ -5269,7 +5269,7 @@
         <w:rPr>
           <w:rFonts w:ascii="Arial Narrow" w:eastAsia="Arial Narrow" w:hAnsi="Arial Narrow" w:cs="Arial Narrow"/>
           <w:kern w:val="0"/>
-          <w14:ligatures w14:val="none"/>
+          <ns2:ligatures ns2:val="none"/>
         </w:rPr>
         <w:t xml:space="preserve">Rímac Seguros y Reaseguros S.A. no </w:t>
       </w:r>
@@ -5277,7 +5277,7 @@
         <w:rPr>
           <w:rFonts w:ascii="Arial Narrow" w:eastAsia="Arial Narrow" w:hAnsi="Arial Narrow" w:cs="Arial Narrow"/>
           <w:kern w:val="0"/>
-          <w14:ligatures w14:val="none"/>
+          <ns2:ligatures ns2:val="none"/>
         </w:rPr>
         <w:t>habría cumplido oportunamente con entregar al denunciante el Certificado del Seguro de Desgravamen 00110178194000138341</w:t>
       </w:r>
@@ -5285,7 +5285,7 @@
         <w:rPr>
           <w:rFonts w:ascii="Arial Narrow" w:eastAsia="Arial Narrow" w:hAnsi="Arial Narrow" w:cs="Arial"/>
           <w:kern w:val="0"/>
-          <w14:ligatures w14:val="none"/>
+          <ns2:ligatures ns2:val="none"/>
         </w:rPr>
         <w:t>.</w:t>
       </w:r>
@@ -5293,7 +5293,7 @@
         <w:rPr>
           <w:rFonts w:ascii="Arial Narrow" w:eastAsia="Arial Narrow" w:hAnsi="Arial Narrow" w:cs="Arial"/>
           <w:kern w:val="0"/>
-          <w14:ligatures w14:val="none"/>
+          <ns2:ligatures ns2:val="none"/>
         </w:rPr>
         <w:t xml:space="preserve"> Por consiguiente, corresponde calificar el hecho materia de denuncia como una presunta infracción al </w:t>
       </w:r>
@@ -5301,7 +5301,7 @@
         <w:rPr>
           <w:rFonts w:ascii="Arial Narrow" w:eastAsia="Arial Narrow" w:hAnsi="Arial Narrow" w:cs="Arial"/>
           <w:kern w:val="0"/>
-          <w14:ligatures w14:val="none"/>
+          <ns2:ligatures ns2:val="none"/>
         </w:rPr>
         <w:lastRenderedPageBreak/>
         <w:t>deber de entregar a los usuarios copia de los contratos y demás documentación relacionada con dichos actos jurídicos, tipificado en el literal e) del artículo 47 del Código</w:t>
@@ -5312,7 +5312,7 @@
           <w:rFonts w:ascii="Arial Narrow" w:eastAsia="Arial Narrow" w:hAnsi="Arial Narrow" w:cs="Arial"/>
           <w:kern w:val="0"/>
           <w:vertAlign w:val="superscript"/>
-          <w14:ligatures w14:val="none"/>
+          <ns2:ligatures ns2:val="none"/>
         </w:rPr>
         <w:footnoteReference w:id="7"/>
       </w:r>
@@ -5320,22 +5320,22 @@
         <w:rPr>
           <w:rFonts w:ascii="Arial Narrow" w:eastAsia="Arial Narrow" w:hAnsi="Arial Narrow" w:cs="Arial"/>
           <w:kern w:val="0"/>
-          <w14:ligatures w14:val="none"/>
+          <ns2:ligatures ns2:val="none"/>
         </w:rPr>
         <w:t>.</w:t>
       </w:r>
     </w:p>
-    <w:p>
+    <w:p ns2:paraId="409E671B" ns2:textId="77777777">
       <w:pPr>
         <w:pStyle w:val="Prrafodelista"/>
         <w:rPr>
           <w:rFonts w:ascii="Arial Narrow" w:eastAsia="Arial Narrow" w:hAnsi="Arial Narrow" w:cs="Arial Narrow"/>
           <w:kern w:val="0"/>
-          <w14:ligatures w14:val="none"/>
-        </w:rPr>
-      </w:pPr>
-    </w:p>
-    <w:p>
+          <ns2:ligatures ns2:val="none"/>
+        </w:rPr>
+      </w:pPr>
+    </w:p>
+    <w:p ns2:paraId="108E5D4F" ns2:textId="67C972C9">
       <w:pPr>
         <w:pStyle w:val="Prrafodelista"/>
         <w:numPr>
@@ -5348,14 +5348,14 @@
         <w:rPr>
           <w:rFonts w:ascii="Arial Narrow" w:eastAsia="Arial Narrow" w:hAnsi="Arial Narrow" w:cs="Arial Narrow"/>
           <w:kern w:val="0"/>
-          <w14:ligatures w14:val="none"/>
-        </w:rPr>
-      </w:pPr>
-      <w:r>
-        <w:rPr>
-          <w:rFonts w:ascii="Arial Narrow" w:eastAsia="Arial Narrow" w:hAnsi="Arial Narrow" w:cs="Arial Narrow"/>
-          <w:kern w:val="0"/>
-          <w14:ligatures w14:val="none"/>
+          <ns2:ligatures ns2:val="none"/>
+        </w:rPr>
+      </w:pPr>
+      <w:r>
+        <w:rPr>
+          <w:rFonts w:ascii="Arial Narrow" w:eastAsia="Arial Narrow" w:hAnsi="Arial Narrow" w:cs="Arial Narrow"/>
+          <w:kern w:val="0"/>
+          <ns2:ligatures ns2:val="none"/>
         </w:rPr>
         <w:t xml:space="preserve">Asimismo, la Secretaría Técnica, en ejercicio de sus facultades, </w:t>
       </w:r>
@@ -5365,7 +5365,7 @@
           <w:color w:val="000000"/>
           <w:kern w:val="0"/>
           <w:lang w:eastAsia="es-PE"/>
-          <w14:ligatures w14:val="none"/>
+          <ns2:ligatures ns2:val="none"/>
         </w:rPr>
         <w:t>considera</w:t>
       </w:r>
@@ -5375,7 +5375,7 @@
           <w:color w:val="000000"/>
           <w:kern w:val="0"/>
           <w:lang w:eastAsia="es-PE"/>
-          <w14:ligatures w14:val="none"/>
+          <ns2:ligatures ns2:val="none"/>
         </w:rPr>
         <w:t xml:space="preserve"> </w:t>
       </w:r>
@@ -5383,7 +5383,7 @@
         <w:rPr>
           <w:rFonts w:ascii="Arial Narrow" w:eastAsia="Arial Narrow" w:hAnsi="Arial Narrow" w:cs="Arial Narrow"/>
           <w:kern w:val="0"/>
-          <w14:ligatures w14:val="none"/>
+          <ns2:ligatures ns2:val="none"/>
         </w:rPr>
         <w:t xml:space="preserve">que el hecho denunciado, consistente en que </w:t>
       </w:r>
@@ -5394,7 +5394,7 @@
           <w:kern w:val="0"/>
           <w:shd w:val="clear" w:color="auto" w:fill="FFFFFF"/>
           <w:lang w:eastAsia="es-PE"/>
-          <w14:ligatures w14:val="none"/>
+          <ns2:ligatures ns2:val="none"/>
         </w:rPr>
         <w:t>el</w:t>
       </w:r>
@@ -5405,7 +5405,7 @@
           <w:kern w:val="0"/>
           <w:shd w:val="clear" w:color="auto" w:fill="FFFFFF"/>
           <w:lang w:eastAsia="es-PE"/>
-          <w14:ligatures w14:val="none"/>
+          <ns2:ligatures ns2:val="none"/>
         </w:rPr>
         <w:t xml:space="preserve"> </w:t>
       </w:r>
@@ -5416,7 +5416,7 @@
           <w:kern w:val="0"/>
           <w:shd w:val="clear" w:color="auto" w:fill="FFFFFF"/>
           <w:lang w:eastAsia="es-PE"/>
-          <w14:ligatures w14:val="none"/>
+          <ns2:ligatures ns2:val="none"/>
         </w:rPr>
         <w:t>Banco BBVA Perú S.A. habría informado erróneamente al denunciante que no habría presentado ninguna solicitud de cobertura del Seguro de Desgravamen - Certificado 00110178194000138341, pese a tener los documentos con cargo de recepción</w:t>
       </w:r>
@@ -5424,7 +5424,7 @@
         <w:rPr>
           <w:rFonts w:ascii="Arial Narrow" w:eastAsia="Arial Narrow" w:hAnsi="Arial Narrow" w:cs="Arial Narrow"/>
           <w:kern w:val="0"/>
-          <w14:ligatures w14:val="none"/>
+          <ns2:ligatures ns2:val="none"/>
         </w:rPr>
         <w:t>. Por consiguiente, corresponde calificar el hecho materia de denuncia como una presunta infracción al deber de información, tipificado en el artículo 1, numeral 1, literal b) y al artículo 2 del Código</w:t>
       </w:r>
@@ -5437,7 +5437,7 @@
           <w:kern w:val="0"/>
           <w:vertAlign w:val="superscript"/>
           <w:lang w:eastAsia="es-PE"/>
-          <w14:ligatures w14:val="none"/>
+          <ns2:ligatures ns2:val="none"/>
         </w:rPr>
         <w:footnoteReference w:id="8"/>
       </w:r>
@@ -5448,12 +5448,12 @@
           <w:color w:val="000000"/>
           <w:kern w:val="0"/>
           <w:lang w:eastAsia="es-PE"/>
-          <w14:ligatures w14:val="none"/>
+          <ns2:ligatures ns2:val="none"/>
         </w:rPr>
         <w:t>.</w:t>
       </w:r>
     </w:p>
-    <w:p>
+    <w:p ns2:paraId="2E7770E0" ns2:textId="77777777">
       <w:pPr>
         <w:spacing w:after="0" w:line="240" w:lineRule="auto"/>
         <w:jc w:val="both"/>
@@ -5461,11 +5461,11 @@
           <w:rFonts w:ascii="Arial Narrow" w:eastAsia="Calibri" w:hAnsi="Arial Narrow" w:cs="Arial Narrow"/>
           <w:kern w:val="0"/>
           <w:lang w:eastAsia="es-PE"/>
-          <w14:ligatures w14:val="none"/>
-        </w:rPr>
-      </w:pPr>
-    </w:p>
-    <w:p>
+          <ns2:ligatures ns2:val="none"/>
+        </w:rPr>
+      </w:pPr>
+    </w:p>
+    <w:p ns2:paraId="37321452" ns2:textId="77777777">
       <w:pPr>
         <w:pStyle w:val="Prrafodelista"/>
         <w:numPr>
@@ -5479,7 +5479,7 @@
           <w:rFonts w:ascii="Arial Narrow" w:eastAsia="Calibri" w:hAnsi="Arial Narrow" w:cs="Arial Narrow"/>
           <w:kern w:val="0"/>
           <w:lang w:eastAsia="es-PE"/>
-          <w14:ligatures w14:val="none"/>
+          <ns2:ligatures ns2:val="none"/>
         </w:rPr>
       </w:pPr>
       <w:r>
@@ -5488,7 +5488,7 @@
           <w:color w:val="000000"/>
           <w:kern w:val="0"/>
           <w:lang w:eastAsia="es-PE"/>
-          <w14:ligatures w14:val="none"/>
+          <ns2:ligatures ns2:val="none"/>
         </w:rPr>
         <w:t>En tanto la denuncia reúne los requisitos establecidos por la norma citada, corresponde admitirla a trámite</w:t>
       </w:r>
@@ -5498,7 +5498,7 @@
           <w:rFonts w:ascii="Arial Narrow" w:eastAsia="Arial Narrow" w:hAnsi="Arial Narrow" w:cs="Arial Narrow"/>
           <w:kern w:val="0"/>
           <w:vertAlign w:val="superscript"/>
-          <w14:ligatures w14:val="none"/>
+          <ns2:ligatures ns2:val="none"/>
         </w:rPr>
         <w:footnoteReference w:id="9"/>
       </w:r>
@@ -5508,12 +5508,12 @@
           <w:color w:val="000000"/>
           <w:kern w:val="0"/>
           <w:lang w:eastAsia="es-PE"/>
-          <w14:ligatures w14:val="none"/>
+          <ns2:ligatures ns2:val="none"/>
         </w:rPr>
         <w:t>.</w:t>
       </w:r>
     </w:p>
-    <w:p>
+    <w:p ns2:paraId="17426A8E" ns2:textId="77777777">
       <w:pPr>
         <w:spacing w:after="0" w:line="240" w:lineRule="auto"/>
         <w:ind w:left="567"/>
@@ -5524,11 +5524,11 @@
           <w:color w:val="000000"/>
           <w:kern w:val="0"/>
           <w:lang w:eastAsia="es-PE"/>
-          <w14:ligatures w14:val="none"/>
-        </w:rPr>
-      </w:pPr>
-    </w:p>
-    <w:p>
+          <ns2:ligatures ns2:val="none"/>
+        </w:rPr>
+      </w:pPr>
+    </w:p>
+    <w:p ns2:paraId="69FE781D" ns2:textId="77777777">
       <w:pPr>
         <w:pStyle w:val="Prrafodelista"/>
         <w:numPr>
@@ -5548,35 +5548,35 @@
           <w:color w:val="000000"/>
           <w:kern w:val="0"/>
           <w:lang w:eastAsia="es-PE"/>
-          <w14:ligatures w14:val="none"/>
-        </w:rPr>
-      </w:pPr>
-      <w:r>
-        <w:rPr>
-          <w:rFonts w:ascii="Arial Narrow" w:eastAsia="Arial Narrow" w:hAnsi="Arial Narrow" w:cs="Arial Narrow"/>
-          <w:b/>
-          <w:color w:val="000000"/>
-          <w:kern w:val="0"/>
-          <w:lang w:eastAsia="es-PE"/>
-          <w14:ligatures w14:val="none"/>
+          <ns2:ligatures ns2:val="none"/>
+        </w:rPr>
+      </w:pPr>
+      <w:r>
+        <w:rPr>
+          <w:rFonts w:ascii="Arial Narrow" w:eastAsia="Arial Narrow" w:hAnsi="Arial Narrow" w:cs="Arial Narrow"/>
+          <w:b/>
+          <w:color w:val="000000"/>
+          <w:kern w:val="0"/>
+          <w:lang w:eastAsia="es-PE"/>
+          <ns2:ligatures ns2:val="none"/>
         </w:rPr>
         <w:t>REQUERIMIENTO DE INFORMACION</w:t>
       </w:r>
     </w:p>
-    <w:p>
-      <w:pPr>
-        <w:spacing w:after="0" w:line="240" w:lineRule="auto"/>
-        <w:jc w:val="both"/>
-        <w:rPr>
-          <w:rFonts w:ascii="Arial Narrow" w:eastAsia="Times New Roman" w:hAnsi="Arial Narrow" w:cs="Arial"/>
-          <w:color w:val="000000"/>
-          <w:kern w:val="0"/>
-          <w:lang w:val="es-ES" w:eastAsia="es-ES"/>
-          <w14:ligatures w14:val="none"/>
-        </w:rPr>
-      </w:pPr>
-    </w:p>
-    <w:p>
+    <w:p ns2:paraId="6252E905" ns2:textId="77777777">
+      <w:pPr>
+        <w:spacing w:after="0" w:line="240" w:lineRule="auto"/>
+        <w:jc w:val="both"/>
+        <w:rPr>
+          <w:rFonts w:ascii="Arial Narrow" w:eastAsia="Times New Roman" w:hAnsi="Arial Narrow" w:cs="Arial"/>
+          <w:color w:val="000000"/>
+          <w:kern w:val="0"/>
+          <w:lang w:val="es-ES" w:eastAsia="es-ES"/>
+          <ns2:ligatures ns2:val="none"/>
+        </w:rPr>
+      </w:pPr>
+    </w:p>
+    <w:p ns2:paraId="21C241A8" ns2:textId="77777777">
       <w:pPr>
         <w:pStyle w:val="Prrafodelista"/>
         <w:numPr>
@@ -5591,16 +5591,16 @@
           <w:color w:val="000000"/>
           <w:kern w:val="0"/>
           <w:lang w:val="es-ES" w:eastAsia="es-ES"/>
-          <w14:ligatures w14:val="none"/>
-        </w:rPr>
-      </w:pPr>
-      <w:r>
-        <w:rPr>
-          <w:rFonts w:ascii="Arial Narrow" w:eastAsia="Times New Roman" w:hAnsi="Arial Narrow" w:cs="Arial"/>
-          <w:color w:val="000000"/>
-          <w:kern w:val="0"/>
-          <w:lang w:val="es-ES" w:eastAsia="es-ES"/>
-          <w14:ligatures w14:val="none"/>
+          <ns2:ligatures ns2:val="none"/>
+        </w:rPr>
+      </w:pPr>
+      <w:r>
+        <w:rPr>
+          <w:rFonts w:ascii="Arial Narrow" w:eastAsia="Times New Roman" w:hAnsi="Arial Narrow" w:cs="Arial"/>
+          <w:color w:val="000000"/>
+          <w:kern w:val="0"/>
+          <w:lang w:val="es-ES" w:eastAsia="es-ES"/>
+          <ns2:ligatures ns2:val="none"/>
         </w:rPr>
         <w:t xml:space="preserve">A efectos de tener mayores elementos que sirvan para la resolución definitiva del presente caso, </w:t>
       </w:r>
@@ -5610,7 +5610,7 @@
           <w:color w:val="000000"/>
           <w:kern w:val="0"/>
           <w:lang w:val="es-ES" w:eastAsia="es-ES"/>
-          <w14:ligatures w14:val="none"/>
+          <ns2:ligatures ns2:val="none"/>
         </w:rPr>
         <w:t xml:space="preserve">la Secretaría Técnica, </w:t>
       </w:r>
@@ -5620,7 +5620,7 @@
           <w:color w:val="000000"/>
           <w:kern w:val="0"/>
           <w:lang w:val="es-ES" w:eastAsia="es-ES"/>
-          <w14:ligatures w14:val="none"/>
+          <ns2:ligatures ns2:val="none"/>
         </w:rPr>
         <w:t>en ejercicio de las facultades que la ley le confiere</w:t>
       </w:r>
@@ -5630,7 +5630,7 @@
           <w:color w:val="000000"/>
           <w:kern w:val="0"/>
           <w:lang w:val="es-ES" w:eastAsia="es-ES"/>
-          <w14:ligatures w14:val="none"/>
+          <ns2:ligatures ns2:val="none"/>
         </w:rPr>
         <w:t xml:space="preserve">, </w:t>
       </w:r>
@@ -5641,7 +5641,7 @@
           <w:color w:val="000000"/>
           <w:kern w:val="0"/>
           <w:lang w:val="es-ES" w:eastAsia="es-ES"/>
-          <w14:ligatures w14:val="none"/>
+          <ns2:ligatures ns2:val="none"/>
         </w:rPr>
         <w:t xml:space="preserve">conviene requerir a los proveedores denunciados </w:t>
       </w:r>
@@ -5652,7 +5652,7 @@
           <w:color w:val="000000"/>
           <w:kern w:val="0"/>
           <w:lang w:val="es-ES" w:eastAsia="es-ES"/>
-          <w14:ligatures w14:val="none"/>
+          <ns2:ligatures ns2:val="none"/>
         </w:rPr>
         <w:t>que, en un plazo no mayor de cinco (5) días hábi</w:t>
       </w:r>
@@ -5662,7 +5662,7 @@
           <w:color w:val="000000"/>
           <w:kern w:val="0"/>
           <w:lang w:val="es-ES" w:eastAsia="es-ES"/>
-          <w14:ligatures w14:val="none"/>
+          <ns2:ligatures ns2:val="none"/>
         </w:rPr>
         <w:t xml:space="preserve">les contado a partir del día siguiente de la notificación de la </w:t>
       </w:r>
@@ -5672,7 +5672,7 @@
           <w:color w:val="000000"/>
           <w:kern w:val="0"/>
           <w:lang w:val="es-ES" w:eastAsia="es-ES"/>
-          <w14:ligatures w14:val="none"/>
+          <ns2:ligatures ns2:val="none"/>
         </w:rPr>
         <w:t xml:space="preserve">presente resolución, </w:t>
       </w:r>
@@ -5683,12 +5683,12 @@
           <w:color w:val="000000"/>
           <w:kern w:val="0"/>
           <w:lang w:val="es-ES" w:eastAsia="es-ES"/>
-          <w14:ligatures w14:val="none"/>
+          <ns2:ligatures ns2:val="none"/>
         </w:rPr>
         <w:t>cumplan con lo siguiente:</w:t>
       </w:r>
     </w:p>
-    <w:p>
+    <w:p ns2:paraId="345D7F88" ns2:textId="77777777">
       <w:pPr>
         <w:pStyle w:val="Prrafodelista"/>
         <w:spacing w:after="0" w:line="240" w:lineRule="auto"/>
@@ -5699,11 +5699,11 @@
           <w:color w:val="000000"/>
           <w:kern w:val="0"/>
           <w:lang w:val="es-ES" w:eastAsia="es-ES"/>
-          <w14:ligatures w14:val="none"/>
-        </w:rPr>
-      </w:pPr>
-    </w:p>
-    <w:p>
+          <ns2:ligatures ns2:val="none"/>
+        </w:rPr>
+      </w:pPr>
+    </w:p>
+    <w:p ns2:paraId="01F25269" ns2:textId="457823B2">
       <w:pPr>
         <w:pStyle w:val="Prrafodelista"/>
         <w:spacing w:after="0" w:line="240" w:lineRule="auto"/>
@@ -5714,7 +5714,7 @@
           <w:color w:val="000000"/>
           <w:kern w:val="0"/>
           <w:lang w:val="es-ES" w:eastAsia="es-ES"/>
-          <w14:ligatures w14:val="none"/>
+          <ns2:ligatures ns2:val="none"/>
         </w:rPr>
       </w:pPr>
       <w:r>
@@ -5724,7 +5724,7 @@
           <w:kern w:val="0"/>
           <w:u w:val="single"/>
           <w:lang w:val="es-ES" w:eastAsia="es-ES"/>
-          <w14:ligatures w14:val="none"/>
+          <ns2:ligatures ns2:val="none"/>
         </w:rPr>
         <w:t xml:space="preserve">A </w:t>
       </w:r>
@@ -5735,7 +5735,7 @@
           <w:kern w:val="0"/>
           <w:u w:val="single"/>
           <w:lang w:val="es-ES" w:eastAsia="es-ES"/>
-          <w14:ligatures w14:val="none"/>
+          <ns2:ligatures ns2:val="none"/>
         </w:rPr>
         <w:t>Rímac</w:t>
       </w:r>
@@ -5745,7 +5745,7 @@
           <w:color w:val="000000"/>
           <w:kern w:val="0"/>
           <w:lang w:val="es-ES" w:eastAsia="es-ES"/>
-          <w14:ligatures w14:val="none"/>
+          <ns2:ligatures ns2:val="none"/>
         </w:rPr>
         <w:t xml:space="preserve">: </w:t>
       </w:r>
@@ -5755,7 +5755,7 @@
           <w:color w:val="000000"/>
           <w:kern w:val="0"/>
           <w:lang w:val="es-ES" w:eastAsia="es-ES"/>
-          <w14:ligatures w14:val="none"/>
+          <ns2:ligatures ns2:val="none"/>
         </w:rPr>
         <w:t>(i) entregar copia del Certificado 00110178194000138341 del Seguro de desgravamen materia de denuncia; (</w:t>
       </w:r>
@@ -5766,7 +5766,7 @@
           <w:color w:val="000000"/>
           <w:kern w:val="0"/>
           <w:lang w:val="es-ES" w:eastAsia="es-ES"/>
-          <w14:ligatures w14:val="none"/>
+          <ns2:ligatures ns2:val="none"/>
         </w:rPr>
         <w:t>ii</w:t>
       </w:r>
@@ -5777,7 +5777,7 @@
           <w:color w:val="000000"/>
           <w:kern w:val="0"/>
           <w:lang w:val="es-ES" w:eastAsia="es-ES"/>
-          <w14:ligatures w14:val="none"/>
+          <ns2:ligatures ns2:val="none"/>
         </w:rPr>
         <w:t>) presentar los medios probatorios que acrediten que la negativa de otorgamiento de cobertura del Seguro de desgravamen fue justificado; (</w:t>
       </w:r>
@@ -5788,7 +5788,7 @@
           <w:color w:val="000000"/>
           <w:kern w:val="0"/>
           <w:lang w:val="es-ES" w:eastAsia="es-ES"/>
-          <w14:ligatures w14:val="none"/>
+          <ns2:ligatures ns2:val="none"/>
         </w:rPr>
         <w:t>iii</w:t>
       </w:r>
@@ -5799,7 +5799,7 @@
           <w:color w:val="000000"/>
           <w:kern w:val="0"/>
           <w:lang w:val="es-ES" w:eastAsia="es-ES"/>
-          <w14:ligatures w14:val="none"/>
+          <ns2:ligatures ns2:val="none"/>
         </w:rPr>
         <w:t xml:space="preserve">) señalar el motivo por el </w:t>
       </w:r>
@@ -5809,7 +5809,7 @@
           <w:color w:val="000000"/>
           <w:kern w:val="0"/>
           <w:lang w:val="es-ES" w:eastAsia="es-ES"/>
-          <w14:ligatures w14:val="none"/>
+          <ns2:ligatures ns2:val="none"/>
         </w:rPr>
         <w:lastRenderedPageBreak/>
         <w:t>cual se siguió requiriendo al denunciante el dictamen emitido por COMECI, pese a que informó que no era posible atenderlo; y, (</w:t>
@@ -5821,7 +5821,7 @@
           <w:color w:val="000000"/>
           <w:kern w:val="0"/>
           <w:lang w:val="es-ES" w:eastAsia="es-ES"/>
-          <w14:ligatures w14:val="none"/>
+          <ns2:ligatures ns2:val="none"/>
         </w:rPr>
         <w:t>iv</w:t>
       </w:r>
@@ -5832,7 +5832,7 @@
           <w:color w:val="000000"/>
           <w:kern w:val="0"/>
           <w:lang w:val="es-ES" w:eastAsia="es-ES"/>
-          <w14:ligatures w14:val="none"/>
+          <ns2:ligatures ns2:val="none"/>
         </w:rPr>
         <w:t>) presentar los medios probatorios que evidencien que brindó una respuesta oportuna a las solicitudes de cobertura presentadas por el consumidor</w:t>
       </w:r>
@@ -5842,12 +5842,12 @@
           <w:color w:val="000000"/>
           <w:kern w:val="0"/>
           <w:lang w:val="es-ES" w:eastAsia="es-ES"/>
-          <w14:ligatures w14:val="none"/>
+          <ns2:ligatures ns2:val="none"/>
         </w:rPr>
         <w:t>.</w:t>
       </w:r>
     </w:p>
-    <w:p>
+    <w:p ns2:paraId="48503CFE" ns2:textId="77777777">
       <w:pPr>
         <w:pStyle w:val="Prrafodelista"/>
         <w:spacing w:after="0" w:line="240" w:lineRule="auto"/>
@@ -5859,11 +5859,11 @@
           <w:kern w:val="0"/>
           <w:u w:val="single"/>
           <w:lang w:val="es-ES" w:eastAsia="es-ES"/>
-          <w14:ligatures w14:val="none"/>
-        </w:rPr>
-      </w:pPr>
-    </w:p>
-    <w:p>
+          <ns2:ligatures ns2:val="none"/>
+        </w:rPr>
+      </w:pPr>
+    </w:p>
+    <w:p ns2:paraId="4940B49E" ns2:textId="473E6919">
       <w:pPr>
         <w:pStyle w:val="Prrafodelista"/>
         <w:spacing w:after="0" w:line="240" w:lineRule="auto"/>
@@ -5875,7 +5875,7 @@
           <w:kern w:val="0"/>
           <w:u w:val="single"/>
           <w:lang w:val="es-ES" w:eastAsia="es-ES"/>
-          <w14:ligatures w14:val="none"/>
+          <ns2:ligatures ns2:val="none"/>
         </w:rPr>
       </w:pPr>
       <w:r>
@@ -5885,7 +5885,7 @@
           <w:kern w:val="0"/>
           <w:u w:val="single"/>
           <w:lang w:val="es-ES" w:eastAsia="es-ES"/>
-          <w14:ligatures w14:val="none"/>
+          <ns2:ligatures ns2:val="none"/>
         </w:rPr>
         <w:t>A</w:t>
       </w:r>
@@ -5896,7 +5896,7 @@
           <w:kern w:val="0"/>
           <w:u w:val="single"/>
           <w:lang w:val="es-ES" w:eastAsia="es-ES"/>
-          <w14:ligatures w14:val="none"/>
+          <ns2:ligatures ns2:val="none"/>
         </w:rPr>
         <w:t>l</w:t>
       </w:r>
@@ -5907,7 +5907,7 @@
           <w:kern w:val="0"/>
           <w:u w:val="single"/>
           <w:lang w:val="es-ES" w:eastAsia="es-ES"/>
-          <w14:ligatures w14:val="none"/>
+          <ns2:ligatures ns2:val="none"/>
         </w:rPr>
         <w:t xml:space="preserve"> </w:t>
       </w:r>
@@ -5918,7 +5918,7 @@
           <w:kern w:val="0"/>
           <w:u w:val="single"/>
           <w:lang w:val="es-ES" w:eastAsia="es-ES"/>
-          <w14:ligatures w14:val="none"/>
+          <ns2:ligatures ns2:val="none"/>
         </w:rPr>
         <w:t>Banco</w:t>
       </w:r>
@@ -5928,7 +5928,7 @@
           <w:color w:val="000000"/>
           <w:kern w:val="0"/>
           <w:lang w:val="es-ES" w:eastAsia="es-ES"/>
-          <w14:ligatures w14:val="none"/>
+          <ns2:ligatures ns2:val="none"/>
         </w:rPr>
         <w:t>:</w:t>
       </w:r>
@@ -5938,7 +5938,7 @@
           <w:color w:val="000000"/>
           <w:kern w:val="0"/>
           <w:lang w:eastAsia="es-ES"/>
-          <w14:ligatures w14:val="none"/>
+          <ns2:ligatures ns2:val="none"/>
         </w:rPr>
         <w:t xml:space="preserve"> </w:t>
       </w:r>
@@ -5948,7 +5948,7 @@
           <w:color w:val="000000"/>
           <w:kern w:val="0"/>
           <w:lang w:val="es-ES" w:eastAsia="es-ES"/>
-          <w14:ligatures w14:val="none"/>
+          <ns2:ligatures ns2:val="none"/>
         </w:rPr>
         <w:t>(i) presentar una copia debidamente suscrita del Certificado del Seguro de desgravamen materia de denuncia; y, (</w:t>
       </w:r>
@@ -5959,7 +5959,7 @@
           <w:color w:val="000000"/>
           <w:kern w:val="0"/>
           <w:lang w:val="es-ES" w:eastAsia="es-ES"/>
-          <w14:ligatures w14:val="none"/>
+          <ns2:ligatures ns2:val="none"/>
         </w:rPr>
         <w:t>ii</w:t>
       </w:r>
@@ -5970,7 +5970,7 @@
           <w:color w:val="000000"/>
           <w:kern w:val="0"/>
           <w:lang w:val="es-ES" w:eastAsia="es-ES"/>
-          <w14:ligatures w14:val="none"/>
+          <ns2:ligatures ns2:val="none"/>
         </w:rPr>
         <w:t>) presentar todas las comunicaciones cursadas con la parte denunciante en virtud de los hechos materia de denuncia</w:t>
       </w:r>
@@ -5980,26 +5980,26 @@
           <w:color w:val="000000"/>
           <w:kern w:val="0"/>
           <w:lang w:val="es-ES" w:eastAsia="es-ES"/>
-          <w14:ligatures w14:val="none"/>
+          <ns2:ligatures ns2:val="none"/>
         </w:rPr>
         <w:t>.</w:t>
       </w:r>
     </w:p>
     <w:bookmarkEnd w:id="6"/>
-    <w:p>
-      <w:pPr>
-        <w:spacing w:after="0" w:line="240" w:lineRule="auto"/>
-        <w:jc w:val="both"/>
-        <w:rPr>
-          <w:rFonts w:ascii="Arial Narrow" w:eastAsia="Times New Roman" w:hAnsi="Arial Narrow" w:cs="Arial"/>
-          <w:color w:val="000000"/>
-          <w:kern w:val="0"/>
-          <w:lang w:val="es-ES" w:eastAsia="es-ES"/>
-          <w14:ligatures w14:val="none"/>
-        </w:rPr>
-      </w:pPr>
-    </w:p>
-    <w:p>
+    <w:p ns2:paraId="525DE1CC" ns2:textId="77777777">
+      <w:pPr>
+        <w:spacing w:after="0" w:line="240" w:lineRule="auto"/>
+        <w:jc w:val="both"/>
+        <w:rPr>
+          <w:rFonts w:ascii="Arial Narrow" w:eastAsia="Times New Roman" w:hAnsi="Arial Narrow" w:cs="Arial"/>
+          <w:color w:val="000000"/>
+          <w:kern w:val="0"/>
+          <w:lang w:val="es-ES" w:eastAsia="es-ES"/>
+          <ns2:ligatures ns2:val="none"/>
+        </w:rPr>
+      </w:pPr>
+    </w:p>
+    <w:p ns2:paraId="76AC2520" ns2:textId="77777777">
       <w:pPr>
         <w:pStyle w:val="Prrafodelista"/>
         <w:spacing w:after="0" w:line="240" w:lineRule="auto"/>
@@ -6010,11 +6010,11 @@
           <w:color w:val="000000"/>
           <w:kern w:val="0"/>
           <w:lang w:val="es-ES" w:eastAsia="es-ES"/>
-          <w14:ligatures w14:val="none"/>
-        </w:rPr>
-      </w:pPr>
-    </w:p>
-    <w:p>
+          <ns2:ligatures ns2:val="none"/>
+        </w:rPr>
+      </w:pPr>
+    </w:p>
+    <w:p ns2:paraId="45192A8B" ns2:textId="77777777">
       <w:pPr>
         <w:pStyle w:val="Prrafodelista"/>
         <w:numPr>
@@ -6034,36 +6034,36 @@
           <w:color w:val="000000"/>
           <w:kern w:val="0"/>
           <w:lang w:eastAsia="es-PE"/>
-          <w14:ligatures w14:val="none"/>
-        </w:rPr>
-      </w:pPr>
-      <w:r>
-        <w:rPr>
-          <w:rFonts w:ascii="Arial Narrow" w:eastAsia="Arial Narrow" w:hAnsi="Arial Narrow" w:cs="Arial Narrow"/>
-          <w:b/>
-          <w:color w:val="000000"/>
-          <w:kern w:val="0"/>
-          <w:lang w:eastAsia="es-PE"/>
-          <w14:ligatures w14:val="none"/>
+          <ns2:ligatures ns2:val="none"/>
+        </w:rPr>
+      </w:pPr>
+      <w:r>
+        <w:rPr>
+          <w:rFonts w:ascii="Arial Narrow" w:eastAsia="Arial Narrow" w:hAnsi="Arial Narrow" w:cs="Arial Narrow"/>
+          <w:b/>
+          <w:color w:val="000000"/>
+          <w:kern w:val="0"/>
+          <w:lang w:eastAsia="es-PE"/>
+          <ns2:ligatures ns2:val="none"/>
         </w:rPr>
         <w:t xml:space="preserve">RESOLUCIÓN DE LA SECRETARÍA TÉCNICA </w:t>
       </w:r>
     </w:p>
-    <w:p>
-      <w:pPr>
-        <w:spacing w:after="0" w:line="240" w:lineRule="auto"/>
-        <w:jc w:val="both"/>
-        <w:rPr>
-          <w:rFonts w:ascii="Arial Narrow" w:eastAsia="Arial Narrow" w:hAnsi="Arial Narrow" w:cs="Arial Narrow"/>
-          <w:b/>
-          <w:color w:val="000000"/>
-          <w:kern w:val="0"/>
-          <w:lang w:eastAsia="es-PE"/>
-          <w14:ligatures w14:val="none"/>
-        </w:rPr>
-      </w:pPr>
-    </w:p>
-    <w:p>
+    <w:p ns2:paraId="71820251" ns2:textId="77777777">
+      <w:pPr>
+        <w:spacing w:after="0" w:line="240" w:lineRule="auto"/>
+        <w:jc w:val="both"/>
+        <w:rPr>
+          <w:rFonts w:ascii="Arial Narrow" w:eastAsia="Arial Narrow" w:hAnsi="Arial Narrow" w:cs="Arial Narrow"/>
+          <w:b/>
+          <w:color w:val="000000"/>
+          <w:kern w:val="0"/>
+          <w:lang w:eastAsia="es-PE"/>
+          <ns2:ligatures ns2:val="none"/>
+        </w:rPr>
+      </w:pPr>
+    </w:p>
+    <w:p ns2:paraId="5E432484" ns2:textId="175111F5">
       <w:pPr>
         <w:spacing w:after="0" w:line="240" w:lineRule="auto"/>
         <w:jc w:val="both"/>
@@ -6072,17 +6072,17 @@
           <w:color w:val="000000"/>
           <w:kern w:val="0"/>
           <w:lang w:eastAsia="es-PE"/>
-          <w14:ligatures w14:val="none"/>
-        </w:rPr>
-      </w:pPr>
-      <w:r>
-        <w:rPr>
-          <w:rFonts w:ascii="Arial Narrow" w:eastAsia="Arial Narrow" w:hAnsi="Arial Narrow" w:cs="Arial Narrow"/>
-          <w:b/>
-          <w:color w:val="000000"/>
-          <w:kern w:val="0"/>
-          <w:lang w:eastAsia="es-PE"/>
-          <w14:ligatures w14:val="none"/>
+          <ns2:ligatures ns2:val="none"/>
+        </w:rPr>
+      </w:pPr>
+      <w:r>
+        <w:rPr>
+          <w:rFonts w:ascii="Arial Narrow" w:eastAsia="Arial Narrow" w:hAnsi="Arial Narrow" w:cs="Arial Narrow"/>
+          <w:b/>
+          <w:color w:val="000000"/>
+          <w:kern w:val="0"/>
+          <w:lang w:eastAsia="es-PE"/>
+          <ns2:ligatures ns2:val="none"/>
         </w:rPr>
         <w:t xml:space="preserve">PRIMERO: admitir a trámite la denuncia del 29 de setiembre de 2025, complementado mediante escrito del 10 de octubre de 2025, interpuesta por el señor [DENUNCIANTE] contra Rímac Seguros y Reaseguros S.A. y Banco BBVA Perú S.A., por lo siguiente:</w:t>
       </w:r>
@@ -6093,7 +6093,7 @@
           <w:kern w:val="0"/>
           <w:shd w:val="clear" w:color="auto" w:fill="FFFFFF"/>
           <w:lang w:eastAsia="es-PE"/>
-          <w14:ligatures w14:val="none"/>
+          <ns2:ligatures ns2:val="none"/>
         </w:rPr>
         <w:t xml:space="preserve"/>
       </w:r>
@@ -6103,7 +6103,7 @@
           <w:color w:val="000000"/>
           <w:kern w:val="0"/>
           <w:lang w:val="es-ES" w:eastAsia="es-ES"/>
-          <w14:ligatures w14:val="none"/>
+          <ns2:ligatures ns2:val="none"/>
         </w:rPr>
         <w:t xml:space="preserve"/>
       </w:r>
@@ -6113,7 +6113,7 @@
           <w:color w:val="000000"/>
           <w:kern w:val="0"/>
           <w:lang w:val="es-ES" w:eastAsia="es-ES"/>
-          <w14:ligatures w14:val="none"/>
+          <ns2:ligatures ns2:val="none"/>
         </w:rPr>
         <w:t/>
       </w:r>
@@ -6123,7 +6123,7 @@
           <w:color w:val="000000"/>
           <w:kern w:val="0"/>
           <w:lang w:val="es-ES" w:eastAsia="es-ES"/>
-          <w14:ligatures w14:val="none"/>
+          <ns2:ligatures ns2:val="none"/>
         </w:rPr>
         <w:t xml:space="preserve"/>
       </w:r>
@@ -6134,7 +6134,7 @@
           <w:kern w:val="0"/>
           <w:shd w:val="clear" w:color="auto" w:fill="FFFFFF"/>
           <w:lang w:eastAsia="es-PE"/>
-          <w14:ligatures w14:val="none"/>
+          <ns2:ligatures ns2:val="none"/>
         </w:rPr>
         <w:t xml:space="preserve"/>
       </w:r>
@@ -6145,7 +6145,7 @@
           <w:kern w:val="0"/>
           <w:shd w:val="clear" w:color="auto" w:fill="FFFFFF"/>
           <w:lang w:eastAsia="es-PE"/>
-          <w14:ligatures w14:val="none"/>
+          <ns2:ligatures ns2:val="none"/>
         </w:rPr>
         <w:t xml:space="preserve"/>
       </w:r>
@@ -6155,7 +6155,7 @@
           <w:bCs/>
           <w:spacing w:val="-3"/>
           <w:kern w:val="0"/>
-          <w14:ligatures w14:val="none"/>
+          <ns2:ligatures ns2:val="none"/>
         </w:rPr>
         <w:t xml:space="preserve"/>
       </w:r>
@@ -6166,7 +6166,7 @@
           <w:kern w:val="0"/>
           <w:shd w:val="clear" w:color="auto" w:fill="FFFFFF"/>
           <w:lang w:eastAsia="es-PE"/>
-          <w14:ligatures w14:val="none"/>
+          <ns2:ligatures ns2:val="none"/>
         </w:rPr>
         <w:t xml:space="preserve"/>
       </w:r>
@@ -6184,7 +6184,7 @@
           <w:kern w:val="0"/>
           <w:shd w:val="clear" w:color="auto" w:fill="FFFFFF"/>
           <w:lang w:eastAsia="es-PE"/>
-          <w14:ligatures w14:val="none"/>
+          <ns2:ligatures ns2:val="none"/>
         </w:rPr>
         <w:t xml:space="preserve"/>
       </w:r>
@@ -6195,12 +6195,12 @@
           <w:kern w:val="0"/>
           <w:shd w:val="clear" w:color="auto" w:fill="FFFFFF"/>
           <w:lang w:eastAsia="es-PE"/>
-          <w14:ligatures w14:val="none"/>
+          <ns2:ligatures ns2:val="none"/>
         </w:rPr>
         <w:t/>
       </w:r>
     </w:p>
-    <w:p>
+    <w:p ns2:paraId="50DCBB7C" ns2:textId="77777777">
       <w:pPr>
         <w:spacing w:after="0" w:line="240" w:lineRule="auto"/>
         <w:jc w:val="both"/>
@@ -6209,11 +6209,11 @@
           <w:color w:val="000000"/>
           <w:kern w:val="0"/>
           <w:lang w:eastAsia="es-PE"/>
-          <w14:ligatures w14:val="none"/>
-        </w:rPr>
-      </w:pPr>
-    </w:p>
-    <w:p>
+          <ns2:ligatures ns2:val="none"/>
+        </w:rPr>
+      </w:pPr>
+    </w:p>
+    <w:p ns2:paraId="6294426F" ns2:textId="25C15159">
       <w:pPr>
         <w:pStyle w:val="Prrafodelista"/>
         <w:numPr>
@@ -6232,7 +6232,7 @@
           <w:kern w:val="0"/>
           <w:shd w:val="clear" w:color="auto" w:fill="FFFFFF"/>
           <w:lang w:eastAsia="es-PE"/>
-          <w14:ligatures w14:val="none"/>
+          <ns2:ligatures ns2:val="none"/>
         </w:rPr>
       </w:pPr>
       <w:r>
@@ -6241,7 +6241,7 @@
           <w:color w:val="000000"/>
           <w:kern w:val="0"/>
           <w:lang w:eastAsia="es-PE"/>
-          <w14:ligatures w14:val="none"/>
+          <ns2:ligatures ns2:val="none"/>
         </w:rPr>
         <w:t>Presunta</w:t>
       </w:r>
@@ -6251,7 +6251,7 @@
           <w:kern w:val="0"/>
           <w:shd w:val="clear" w:color="auto" w:fill="FFFFFF"/>
           <w:lang w:eastAsia="es-PE"/>
-          <w14:ligatures w14:val="none"/>
+          <ns2:ligatures ns2:val="none"/>
         </w:rPr>
         <w:t xml:space="preserve"> infracción a los artículos 18 y 19</w:t>
       </w:r>
@@ -6260,7 +6260,7 @@
           <w:rFonts w:ascii="Arial Narrow" w:eastAsia="Calibri" w:hAnsi="Arial Narrow" w:cs="Arial Narrow"/>
           <w:kern w:val="0"/>
           <w:lang w:eastAsia="es-PE"/>
-          <w14:ligatures w14:val="none"/>
+          <ns2:ligatures ns2:val="none"/>
         </w:rPr>
         <w:t xml:space="preserve"> de </w:t>
       </w:r>
@@ -6270,12 +6270,12 @@
           <w:kern w:val="0"/>
           <w:shd w:val="clear" w:color="auto" w:fill="FFFFFF"/>
           <w:lang w:eastAsia="es-PE"/>
-          <w14:ligatures w14:val="none"/>
+          <ns2:ligatures ns2:val="none"/>
         </w:rPr>
         <w:t>la Ley 29571, Código de Protección y Defensa del Consumidor, en tanto los proveedores denunciados no habrían cumplido con brindar una respuesta oportuna a la solicitud de cobertura del Seguro de Desgravamen - Certificado 00110178194000138341 presentada por el denunciante el 21 de setiembre de 2023.</w:t>
       </w:r>
     </w:p>
-    <w:p>
+    <w:p ns2:paraId="7489B93D" ns2:textId="77777777">
       <w:pPr>
         <w:spacing w:after="0" w:line="240" w:lineRule="auto"/>
         <w:jc w:val="both"/>
@@ -6284,11 +6284,11 @@
           <w:color w:val="000000"/>
           <w:kern w:val="0"/>
           <w:lang w:eastAsia="es-PE"/>
-          <w14:ligatures w14:val="none"/>
-        </w:rPr>
-      </w:pPr>
-    </w:p>
-    <w:p>
+          <ns2:ligatures ns2:val="none"/>
+        </w:rPr>
+      </w:pPr>
+    </w:p>
+    <w:p ns2:paraId="1051879B" ns2:textId="232F8D87">
       <w:pPr>
         <w:pStyle w:val="Prrafodelista"/>
         <w:numPr>
@@ -6306,7 +6306,7 @@
           <w:rFonts w:ascii="Arial Narrow" w:eastAsia="Calibri" w:hAnsi="Arial Narrow" w:cs="Arial Narrow"/>
           <w:kern w:val="0"/>
           <w:lang w:eastAsia="es-PE"/>
-          <w14:ligatures w14:val="none"/>
+          <ns2:ligatures ns2:val="none"/>
         </w:rPr>
       </w:pPr>
       <w:r>
@@ -6315,7 +6315,7 @@
           <w:color w:val="000000"/>
           <w:kern w:val="0"/>
           <w:lang w:eastAsia="es-PE"/>
-          <w14:ligatures w14:val="none"/>
+          <ns2:ligatures ns2:val="none"/>
         </w:rPr>
         <w:t>Presunta</w:t>
       </w:r>
@@ -6325,7 +6325,7 @@
           <w:kern w:val="0"/>
           <w:shd w:val="clear" w:color="auto" w:fill="FFFFFF"/>
           <w:lang w:eastAsia="es-PE"/>
-          <w14:ligatures w14:val="none"/>
+          <ns2:ligatures ns2:val="none"/>
         </w:rPr>
         <w:t xml:space="preserve"> infracción a los artículos 18 y 19</w:t>
       </w:r>
@@ -6334,7 +6334,7 @@
           <w:rFonts w:ascii="Arial Narrow" w:eastAsia="Calibri" w:hAnsi="Arial Narrow" w:cs="Arial Narrow"/>
           <w:kern w:val="0"/>
           <w:lang w:eastAsia="es-PE"/>
-          <w14:ligatures w14:val="none"/>
+          <ns2:ligatures ns2:val="none"/>
         </w:rPr>
         <w:t xml:space="preserve"> de </w:t>
       </w:r>
@@ -6344,7 +6344,7 @@
           <w:kern w:val="0"/>
           <w:shd w:val="clear" w:color="auto" w:fill="FFFFFF"/>
           <w:lang w:eastAsia="es-PE"/>
-          <w14:ligatures w14:val="none"/>
+          <ns2:ligatures ns2:val="none"/>
         </w:rPr>
         <w:t xml:space="preserve">la Ley 29571, Código de Protección y Defensa del Consumidor, en tanto los proveedores denunciados no habrían cumplido con </w:t>
       </w:r>
@@ -6354,12 +6354,12 @@
           <w:kern w:val="0"/>
           <w:shd w:val="clear" w:color="auto" w:fill="FFFFFF"/>
           <w:lang w:eastAsia="es-PE"/>
-          <w14:ligatures w14:val="none"/>
+          <ns2:ligatures ns2:val="none"/>
         </w:rPr>
         <w:t>brindar una respuesta oportuna a la solicitud de cobertura del Seguro de Desgravamen presentada por el denunciante el 4 de octubre de 2023.</w:t>
       </w:r>
     </w:p>
-    <w:p>
+    <w:p ns2:paraId="650873DB" ns2:textId="77777777">
       <w:pPr>
         <w:spacing w:after="0" w:line="240" w:lineRule="auto"/>
         <w:jc w:val="both"/>
@@ -6368,11 +6368,11 @@
           <w:color w:val="000000"/>
           <w:kern w:val="0"/>
           <w:lang w:eastAsia="es-PE"/>
-          <w14:ligatures w14:val="none"/>
-        </w:rPr>
-      </w:pPr>
-    </w:p>
-    <w:p>
+          <ns2:ligatures ns2:val="none"/>
+        </w:rPr>
+      </w:pPr>
+    </w:p>
+    <w:p ns2:paraId="1CEABDDE" ns2:textId="4E1E736B">
       <w:pPr>
         <w:pStyle w:val="Prrafodelista"/>
         <w:numPr>
@@ -6390,7 +6390,7 @@
           <w:rFonts w:ascii="Arial Narrow" w:eastAsia="Calibri" w:hAnsi="Arial Narrow" w:cs="Arial Narrow"/>
           <w:kern w:val="0"/>
           <w:lang w:eastAsia="es-PE"/>
-          <w14:ligatures w14:val="none"/>
+          <ns2:ligatures ns2:val="none"/>
         </w:rPr>
       </w:pPr>
       <w:r>
@@ -6399,7 +6399,7 @@
           <w:color w:val="000000"/>
           <w:kern w:val="0"/>
           <w:lang w:eastAsia="es-PE"/>
-          <w14:ligatures w14:val="none"/>
+          <ns2:ligatures ns2:val="none"/>
         </w:rPr>
         <w:t>Presunta</w:t>
       </w:r>
@@ -6409,7 +6409,7 @@
           <w:kern w:val="0"/>
           <w:shd w:val="clear" w:color="auto" w:fill="FFFFFF"/>
           <w:lang w:eastAsia="es-PE"/>
-          <w14:ligatures w14:val="none"/>
+          <ns2:ligatures ns2:val="none"/>
         </w:rPr>
         <w:t xml:space="preserve"> infracción a los artículos 18 y 19</w:t>
       </w:r>
@@ -6418,7 +6418,7 @@
           <w:rFonts w:ascii="Arial Narrow" w:eastAsia="Calibri" w:hAnsi="Arial Narrow" w:cs="Arial Narrow"/>
           <w:kern w:val="0"/>
           <w:lang w:eastAsia="es-PE"/>
-          <w14:ligatures w14:val="none"/>
+          <ns2:ligatures ns2:val="none"/>
         </w:rPr>
         <w:t xml:space="preserve"> de </w:t>
       </w:r>
@@ -6428,7 +6428,7 @@
           <w:kern w:val="0"/>
           <w:shd w:val="clear" w:color="auto" w:fill="FFFFFF"/>
           <w:lang w:eastAsia="es-PE"/>
-          <w14:ligatures w14:val="none"/>
+          <ns2:ligatures ns2:val="none"/>
         </w:rPr>
         <w:t xml:space="preserve">la Ley 29571, Código de Protección y Defensa del Consumidor, en tanto los proveedores denunciados no habrían cumplido con brindar una respuesta oportuna a la solicitud </w:t>
       </w:r>
@@ -6438,12 +6438,12 @@
           <w:kern w:val="0"/>
           <w:shd w:val="clear" w:color="auto" w:fill="FFFFFF"/>
           <w:lang w:eastAsia="es-PE"/>
-          <w14:ligatures w14:val="none"/>
+          <ns2:ligatures ns2:val="none"/>
         </w:rPr>
         <w:t>de cobertura del Seguro de Desgravamen - Certificado 00110178194000138341 presentada por el denunciante el 15 de noviembre de 2023.</w:t>
       </w:r>
     </w:p>
-    <w:p>
+    <w:p ns2:paraId="6E2FF219" ns2:textId="77777777">
       <w:pPr>
         <w:pStyle w:val="Prrafodelista"/>
         <w:spacing w:after="0" w:line="240" w:lineRule="auto"/>
@@ -6453,11 +6453,11 @@
           <w:rFonts w:ascii="Arial Narrow" w:eastAsia="Calibri" w:hAnsi="Arial Narrow" w:cs="Arial Narrow"/>
           <w:kern w:val="0"/>
           <w:lang w:eastAsia="es-PE"/>
-          <w14:ligatures w14:val="none"/>
-        </w:rPr>
-      </w:pPr>
-    </w:p>
-    <w:p>
+          <ns2:ligatures ns2:val="none"/>
+        </w:rPr>
+      </w:pPr>
+    </w:p>
+    <w:p ns2:paraId="40678B63" ns2:textId="77777777">
       <w:pPr>
         <w:pStyle w:val="Prrafodelista"/>
         <w:numPr>
@@ -6475,7 +6475,7 @@
           <w:rFonts w:ascii="Arial Narrow" w:eastAsia="Calibri" w:hAnsi="Arial Narrow" w:cs="Arial Narrow"/>
           <w:kern w:val="0"/>
           <w:lang w:eastAsia="es-PE"/>
-          <w14:ligatures w14:val="none"/>
+          <ns2:ligatures ns2:val="none"/>
         </w:rPr>
       </w:pPr>
       <w:r>
@@ -6484,7 +6484,7 @@
           <w:color w:val="000000"/>
           <w:kern w:val="0"/>
           <w:lang w:eastAsia="es-PE"/>
-          <w14:ligatures w14:val="none"/>
+          <ns2:ligatures ns2:val="none"/>
         </w:rPr>
         <w:t>Presunta</w:t>
       </w:r>
@@ -6494,7 +6494,7 @@
           <w:kern w:val="0"/>
           <w:shd w:val="clear" w:color="auto" w:fill="FFFFFF"/>
           <w:lang w:eastAsia="es-PE"/>
-          <w14:ligatures w14:val="none"/>
+          <ns2:ligatures ns2:val="none"/>
         </w:rPr>
         <w:t xml:space="preserve"> infracción a los artículos 18 y 19</w:t>
       </w:r>
@@ -6503,7 +6503,7 @@
           <w:rFonts w:ascii="Arial Narrow" w:eastAsia="Calibri" w:hAnsi="Arial Narrow" w:cs="Arial Narrow"/>
           <w:kern w:val="0"/>
           <w:lang w:eastAsia="es-PE"/>
-          <w14:ligatures w14:val="none"/>
+          <ns2:ligatures ns2:val="none"/>
         </w:rPr>
         <w:t xml:space="preserve"> de </w:t>
       </w:r>
@@ -6513,12 +6513,12 @@
           <w:kern w:val="0"/>
           <w:shd w:val="clear" w:color="auto" w:fill="FFFFFF"/>
           <w:lang w:eastAsia="es-PE"/>
-          <w14:ligatures w14:val="none"/>
+          <ns2:ligatures ns2:val="none"/>
         </w:rPr>
         <w:t xml:space="preserve">la Ley 29571, Código de Protección y Defensa del Consumidor, en tanto Rímac Seguros y Reaseguros S.A. mediante carta del 4 de febrero de 2025 habría requerido documentos adicionales al denunciante para atender su solicitud de cobertura del Seguro de Desgravamen, pese haberlo dado de baja el 27 de octubre de 2023, evidenciando dilación y gastos innecesarios. </w:t>
       </w:r>
     </w:p>
-    <w:p>
+    <w:p ns2:paraId="5F5B3ACA" ns2:textId="77777777">
       <w:pPr>
         <w:pStyle w:val="Prrafodelista"/>
         <w:spacing w:after="0" w:line="240" w:lineRule="auto"/>
@@ -6528,11 +6528,11 @@
           <w:rFonts w:ascii="Arial Narrow" w:eastAsia="Calibri" w:hAnsi="Arial Narrow" w:cs="Arial Narrow"/>
           <w:kern w:val="0"/>
           <w:lang w:eastAsia="es-PE"/>
-          <w14:ligatures w14:val="none"/>
-        </w:rPr>
-      </w:pPr>
-    </w:p>
-    <w:p>
+          <ns2:ligatures ns2:val="none"/>
+        </w:rPr>
+      </w:pPr>
+    </w:p>
+    <w:p ns2:paraId="49EB51D1" ns2:textId="77777777">
       <w:pPr>
         <w:pStyle w:val="Prrafodelista"/>
         <w:numPr>
@@ -6550,7 +6550,7 @@
           <w:rFonts w:ascii="Arial Narrow" w:eastAsia="Calibri" w:hAnsi="Arial Narrow" w:cs="Arial Narrow"/>
           <w:kern w:val="0"/>
           <w:lang w:eastAsia="es-PE"/>
-          <w14:ligatures w14:val="none"/>
+          <ns2:ligatures ns2:val="none"/>
         </w:rPr>
       </w:pPr>
       <w:r>
@@ -6559,7 +6559,7 @@
           <w:color w:val="000000"/>
           <w:kern w:val="0"/>
           <w:lang w:eastAsia="es-PE"/>
-          <w14:ligatures w14:val="none"/>
+          <ns2:ligatures ns2:val="none"/>
         </w:rPr>
         <w:t>Presunta</w:t>
       </w:r>
@@ -6569,7 +6569,7 @@
           <w:kern w:val="0"/>
           <w:shd w:val="clear" w:color="auto" w:fill="FFFFFF"/>
           <w:lang w:eastAsia="es-PE"/>
-          <w14:ligatures w14:val="none"/>
+          <ns2:ligatures ns2:val="none"/>
         </w:rPr>
         <w:t xml:space="preserve"> infracción a los artículos 18 y 19</w:t>
       </w:r>
@@ -6578,7 +6578,7 @@
           <w:rFonts w:ascii="Arial Narrow" w:eastAsia="Calibri" w:hAnsi="Arial Narrow" w:cs="Arial Narrow"/>
           <w:kern w:val="0"/>
           <w:lang w:eastAsia="es-PE"/>
-          <w14:ligatures w14:val="none"/>
+          <ns2:ligatures ns2:val="none"/>
         </w:rPr>
         <w:t xml:space="preserve"> de </w:t>
       </w:r>
@@ -6588,7 +6588,7 @@
           <w:kern w:val="0"/>
           <w:shd w:val="clear" w:color="auto" w:fill="FFFFFF"/>
           <w:lang w:eastAsia="es-PE"/>
-          <w14:ligatures w14:val="none"/>
+          <ns2:ligatures ns2:val="none"/>
         </w:rPr>
         <w:t xml:space="preserve">la Ley 29571, Código de Protección y Defensa del Consumidor, en tanto Rímac Seguros y Reaseguros S.A. habría rechazado injustificadamente al denunciante la cobertura del </w:t>
       </w:r>
@@ -6598,7 +6598,7 @@
           <w:color w:val="000000"/>
           <w:kern w:val="0"/>
           <w:lang w:eastAsia="es-ES"/>
-          <w14:ligatures w14:val="none"/>
+          <ns2:ligatures ns2:val="none"/>
         </w:rPr>
         <w:t xml:space="preserve">Seguro de desgravamen – </w:t>
       </w:r>
@@ -6608,7 +6608,7 @@
           <w:kern w:val="0"/>
           <w:shd w:val="clear" w:color="auto" w:fill="FFFFFF"/>
           <w:lang w:eastAsia="es-PE"/>
-          <w14:ligatures w14:val="none"/>
+          <ns2:ligatures ns2:val="none"/>
         </w:rPr>
         <w:t xml:space="preserve">Certificado 00110178194000138341 </w:t>
       </w:r>
@@ -6618,7 +6618,7 @@
           <w:color w:val="000000"/>
           <w:kern w:val="0"/>
           <w:lang w:eastAsia="es-ES"/>
-          <w14:ligatures w14:val="none"/>
+          <ns2:ligatures ns2:val="none"/>
         </w:rPr>
         <w:t>por la invalidez que padece</w:t>
       </w:r>
@@ -6628,12 +6628,12 @@
           <w:kern w:val="0"/>
           <w:shd w:val="clear" w:color="auto" w:fill="FFFFFF"/>
           <w:lang w:eastAsia="es-PE"/>
-          <w14:ligatures w14:val="none"/>
+          <ns2:ligatures ns2:val="none"/>
         </w:rPr>
         <w:t>.</w:t>
       </w:r>
     </w:p>
-    <w:p>
+    <w:p ns2:paraId="63AE911F" ns2:textId="77777777">
       <w:pPr>
         <w:spacing w:after="0" w:line="240" w:lineRule="auto"/>
         <w:jc w:val="both"/>
@@ -6641,11 +6641,11 @@
           <w:rFonts w:ascii="Arial Narrow" w:eastAsia="Calibri" w:hAnsi="Arial Narrow" w:cs="Arial Narrow"/>
           <w:kern w:val="0"/>
           <w:lang w:eastAsia="es-PE"/>
-          <w14:ligatures w14:val="none"/>
-        </w:rPr>
-      </w:pPr>
-    </w:p>
-    <w:p>
+          <ns2:ligatures ns2:val="none"/>
+        </w:rPr>
+      </w:pPr>
+    </w:p>
+    <w:p ns2:paraId="3B023611" ns2:textId="77777777">
       <w:pPr>
         <w:pStyle w:val="Prrafodelista"/>
         <w:numPr>
@@ -6663,7 +6663,7 @@
           <w:rFonts w:ascii="Arial Narrow" w:eastAsia="Calibri" w:hAnsi="Arial Narrow" w:cs="Arial Narrow"/>
           <w:kern w:val="0"/>
           <w:lang w:eastAsia="es-PE"/>
-          <w14:ligatures w14:val="none"/>
+          <ns2:ligatures ns2:val="none"/>
         </w:rPr>
       </w:pPr>
       <w:r>
@@ -6672,7 +6672,7 @@
           <w:color w:val="000000"/>
           <w:kern w:val="0"/>
           <w:lang w:eastAsia="es-PE"/>
-          <w14:ligatures w14:val="none"/>
+          <ns2:ligatures ns2:val="none"/>
         </w:rPr>
         <w:t>Presunta</w:t>
       </w:r>
@@ -6682,7 +6682,7 @@
           <w:kern w:val="0"/>
           <w:shd w:val="clear" w:color="auto" w:fill="FFFFFF"/>
           <w:lang w:eastAsia="es-PE"/>
-          <w14:ligatures w14:val="none"/>
+          <ns2:ligatures ns2:val="none"/>
         </w:rPr>
         <w:t xml:space="preserve"> infracción a los artículos 18 y 19</w:t>
       </w:r>
@@ -6691,7 +6691,7 @@
           <w:rFonts w:ascii="Arial Narrow" w:eastAsia="Calibri" w:hAnsi="Arial Narrow" w:cs="Arial Narrow"/>
           <w:kern w:val="0"/>
           <w:lang w:eastAsia="es-PE"/>
-          <w14:ligatures w14:val="none"/>
+          <ns2:ligatures ns2:val="none"/>
         </w:rPr>
         <w:t xml:space="preserve"> de </w:t>
       </w:r>
@@ -6701,7 +6701,7 @@
           <w:kern w:val="0"/>
           <w:shd w:val="clear" w:color="auto" w:fill="FFFFFF"/>
           <w:lang w:eastAsia="es-PE"/>
-          <w14:ligatures w14:val="none"/>
+          <ns2:ligatures ns2:val="none"/>
         </w:rPr>
         <w:t xml:space="preserve">la Ley 29571, Código de Protección y Defensa del Consumidor, en tanto los proveedores denunciados habría remitido al denunciante dos (2) versiones distintas de la póliza del Seguro de Desgravamen, las cuales no </w:t>
       </w:r>
@@ -6711,12 +6711,12 @@
           <w:kern w:val="0"/>
           <w:shd w:val="clear" w:color="auto" w:fill="FFFFFF"/>
           <w:lang w:eastAsia="es-PE"/>
-          <w14:ligatures w14:val="none"/>
+          <ns2:ligatures ns2:val="none"/>
         </w:rPr>
         <w:t>corresponden a las condiciones que contrató en 2014, por lo cual no conoce las condiciones contratadas.</w:t>
       </w:r>
     </w:p>
-    <w:p>
+    <w:p ns2:paraId="5EE101EA" ns2:textId="77777777">
       <w:pPr>
         <w:spacing w:after="0" w:line="240" w:lineRule="auto"/>
         <w:jc w:val="both"/>
@@ -6724,11 +6724,11 @@
           <w:rFonts w:ascii="Arial Narrow" w:eastAsia="Calibri" w:hAnsi="Arial Narrow" w:cs="Arial Narrow"/>
           <w:kern w:val="0"/>
           <w:lang w:eastAsia="es-PE"/>
-          <w14:ligatures w14:val="none"/>
-        </w:rPr>
-      </w:pPr>
-    </w:p>
-    <w:p>
+          <ns2:ligatures ns2:val="none"/>
+        </w:rPr>
+      </w:pPr>
+    </w:p>
+    <w:p ns2:paraId="791362BE" ns2:textId="6469A7D2">
       <w:pPr>
         <w:pStyle w:val="Prrafodelista"/>
         <w:numPr>
@@ -6746,7 +6746,7 @@
           <w:rFonts w:ascii="Arial Narrow" w:eastAsia="Calibri" w:hAnsi="Arial Narrow" w:cs="Arial Narrow"/>
           <w:kern w:val="0"/>
           <w:lang w:eastAsia="es-PE"/>
-          <w14:ligatures w14:val="none"/>
+          <ns2:ligatures ns2:val="none"/>
         </w:rPr>
       </w:pPr>
       <w:r>
@@ -6755,7 +6755,7 @@
           <w:color w:val="000000"/>
           <w:kern w:val="0"/>
           <w:lang w:eastAsia="es-PE"/>
-          <w14:ligatures w14:val="none"/>
+          <ns2:ligatures ns2:val="none"/>
         </w:rPr>
         <w:t>Presunta</w:t>
       </w:r>
@@ -6765,7 +6765,7 @@
           <w:kern w:val="0"/>
           <w:shd w:val="clear" w:color="auto" w:fill="FFFFFF"/>
           <w:lang w:eastAsia="es-PE"/>
-          <w14:ligatures w14:val="none"/>
+          <ns2:ligatures ns2:val="none"/>
         </w:rPr>
         <w:t xml:space="preserve"> infracción a los artículos 18 y 19</w:t>
       </w:r>
@@ -6774,7 +6774,7 @@
           <w:rFonts w:ascii="Arial Narrow" w:eastAsia="Calibri" w:hAnsi="Arial Narrow" w:cs="Arial Narrow"/>
           <w:kern w:val="0"/>
           <w:lang w:eastAsia="es-PE"/>
-          <w14:ligatures w14:val="none"/>
+          <ns2:ligatures ns2:val="none"/>
         </w:rPr>
         <w:t xml:space="preserve"> de </w:t>
       </w:r>
@@ -6784,12 +6784,12 @@
           <w:kern w:val="0"/>
           <w:shd w:val="clear" w:color="auto" w:fill="FFFFFF"/>
           <w:lang w:eastAsia="es-PE"/>
-          <w14:ligatures w14:val="none"/>
+          <ns2:ligatures ns2:val="none"/>
         </w:rPr>
         <w:t>la Ley 29571, Código de Protección y Defensa del Consumidor, en tanto el Banco BBVA Perú S.A. habría vendido la deuda asociada al Seguro de Desgravamen que tenía el denunciante a un tercero generando cobranzas abusivas, pese a que la solicitud de cobertura del Seguro de Desgravamen se encontraba en trámite.</w:t>
       </w:r>
     </w:p>
-    <w:p>
+    <w:p ns2:paraId="77C01313" ns2:textId="77777777">
       <w:pPr>
         <w:pStyle w:val="Prrafodelista"/>
         <w:spacing w:after="0" w:line="240" w:lineRule="auto"/>
@@ -6799,11 +6799,11 @@
           <w:rFonts w:ascii="Arial Narrow" w:eastAsia="Calibri" w:hAnsi="Arial Narrow" w:cs="Arial Narrow"/>
           <w:kern w:val="0"/>
           <w:lang w:eastAsia="es-PE"/>
-          <w14:ligatures w14:val="none"/>
-        </w:rPr>
-      </w:pPr>
-    </w:p>
-    <w:p>
+          <ns2:ligatures ns2:val="none"/>
+        </w:rPr>
+      </w:pPr>
+    </w:p>
+    <w:p ns2:paraId="29B4ECBC" ns2:textId="72628653">
       <w:pPr>
         <w:pStyle w:val="Prrafodelista"/>
         <w:numPr>
@@ -6821,7 +6821,7 @@
           <w:rFonts w:ascii="Arial Narrow" w:eastAsia="Calibri" w:hAnsi="Arial Narrow" w:cs="Arial Narrow"/>
           <w:kern w:val="0"/>
           <w:lang w:eastAsia="es-PE"/>
-          <w14:ligatures w14:val="none"/>
+          <ns2:ligatures ns2:val="none"/>
         </w:rPr>
       </w:pPr>
       <w:r>
@@ -6830,7 +6830,7 @@
           <w:color w:val="000000"/>
           <w:kern w:val="0"/>
           <w:lang w:eastAsia="es-PE"/>
-          <w14:ligatures w14:val="none"/>
+          <ns2:ligatures ns2:val="none"/>
         </w:rPr>
         <w:lastRenderedPageBreak/>
         <w:t>Presunta</w:t>
@@ -6841,7 +6841,7 @@
           <w:kern w:val="0"/>
           <w:shd w:val="clear" w:color="auto" w:fill="FFFFFF"/>
           <w:lang w:eastAsia="es-PE"/>
-          <w14:ligatures w14:val="none"/>
+          <ns2:ligatures ns2:val="none"/>
         </w:rPr>
         <w:t xml:space="preserve"> infracción a los artículos 18 y 19</w:t>
       </w:r>
@@ -6850,7 +6850,7 @@
           <w:rFonts w:ascii="Arial Narrow" w:eastAsia="Calibri" w:hAnsi="Arial Narrow" w:cs="Arial Narrow"/>
           <w:kern w:val="0"/>
           <w:lang w:eastAsia="es-PE"/>
-          <w14:ligatures w14:val="none"/>
+          <ns2:ligatures ns2:val="none"/>
         </w:rPr>
         <w:t xml:space="preserve"> de </w:t>
       </w:r>
@@ -6860,7 +6860,7 @@
           <w:kern w:val="0"/>
           <w:shd w:val="clear" w:color="auto" w:fill="FFFFFF"/>
           <w:lang w:eastAsia="es-PE"/>
-          <w14:ligatures w14:val="none"/>
+          <ns2:ligatures ns2:val="none"/>
         </w:rPr>
         <w:t>la Ley 29571, Código de Protección y Defensa del Consumidor, en tanto los proveedores denunciados no habría</w:t>
       </w:r>
@@ -6870,7 +6870,7 @@
           <w:kern w:val="0"/>
           <w:shd w:val="clear" w:color="auto" w:fill="FFFFFF"/>
           <w:lang w:eastAsia="es-PE"/>
-          <w14:ligatures w14:val="none"/>
+          <ns2:ligatures ns2:val="none"/>
         </w:rPr>
         <w:t>n</w:t>
       </w:r>
@@ -6880,12 +6880,12 @@
           <w:kern w:val="0"/>
           <w:shd w:val="clear" w:color="auto" w:fill="FFFFFF"/>
           <w:lang w:eastAsia="es-PE"/>
-          <w14:ligatures w14:val="none"/>
+          <ns2:ligatures ns2:val="none"/>
         </w:rPr>
         <w:t xml:space="preserve"> cumplido con entregar el certificado del Seguro de Desgravamen contratado por el denunciante en 2014, pese a su solicitud.</w:t>
       </w:r>
     </w:p>
-    <w:p>
+    <w:p ns2:paraId="66891A73" ns2:textId="77777777">
       <w:pPr>
         <w:pStyle w:val="Prrafodelista"/>
         <w:spacing w:after="0" w:line="240" w:lineRule="auto"/>
@@ -6895,11 +6895,11 @@
           <w:rFonts w:ascii="Arial Narrow" w:eastAsia="Calibri" w:hAnsi="Arial Narrow" w:cs="Arial Narrow"/>
           <w:kern w:val="0"/>
           <w:lang w:eastAsia="es-PE"/>
-          <w14:ligatures w14:val="none"/>
-        </w:rPr>
-      </w:pPr>
-    </w:p>
-    <w:p>
+          <ns2:ligatures ns2:val="none"/>
+        </w:rPr>
+      </w:pPr>
+    </w:p>
+    <w:p ns2:paraId="7B4B47B3" ns2:textId="717A3BCA">
       <w:pPr>
         <w:pStyle w:val="Prrafodelista"/>
         <w:numPr>
@@ -6917,7 +6917,7 @@
           <w:rFonts w:ascii="Arial Narrow" w:eastAsia="Calibri" w:hAnsi="Arial Narrow" w:cs="Arial Narrow"/>
           <w:kern w:val="0"/>
           <w:lang w:eastAsia="es-PE"/>
-          <w14:ligatures w14:val="none"/>
+          <ns2:ligatures ns2:val="none"/>
         </w:rPr>
       </w:pPr>
       <w:r>
@@ -6926,7 +6926,7 @@
           <w:color w:val="000000"/>
           <w:kern w:val="0"/>
           <w:lang w:eastAsia="es-PE"/>
-          <w14:ligatures w14:val="none"/>
+          <ns2:ligatures ns2:val="none"/>
         </w:rPr>
         <w:t>Presunta</w:t>
       </w:r>
@@ -6936,7 +6936,7 @@
           <w:kern w:val="0"/>
           <w:shd w:val="clear" w:color="auto" w:fill="FFFFFF"/>
           <w:lang w:eastAsia="es-PE"/>
-          <w14:ligatures w14:val="none"/>
+          <ns2:ligatures ns2:val="none"/>
         </w:rPr>
         <w:t xml:space="preserve"> infracción a los artículos 18 y 19</w:t>
       </w:r>
@@ -6945,7 +6945,7 @@
           <w:rFonts w:ascii="Arial Narrow" w:eastAsia="Calibri" w:hAnsi="Arial Narrow" w:cs="Arial Narrow"/>
           <w:kern w:val="0"/>
           <w:lang w:eastAsia="es-PE"/>
-          <w14:ligatures w14:val="none"/>
+          <ns2:ligatures ns2:val="none"/>
         </w:rPr>
         <w:t xml:space="preserve"> de </w:t>
       </w:r>
@@ -6955,7 +6955,7 @@
           <w:kern w:val="0"/>
           <w:shd w:val="clear" w:color="auto" w:fill="FFFFFF"/>
           <w:lang w:eastAsia="es-PE"/>
-          <w14:ligatures w14:val="none"/>
+          <ns2:ligatures ns2:val="none"/>
         </w:rPr>
         <w:t>la Ley 29571, Código de Protección y Defensa del Consumidor, en tanto</w:t>
       </w:r>
@@ -6965,7 +6965,7 @@
           <w:kern w:val="0"/>
           <w:shd w:val="clear" w:color="auto" w:fill="FFFFFF"/>
           <w:lang w:eastAsia="es-PE"/>
-          <w14:ligatures w14:val="none"/>
+          <ns2:ligatures ns2:val="none"/>
         </w:rPr>
         <w:t xml:space="preserve"> </w:t>
       </w:r>
@@ -6975,7 +6975,7 @@
           <w:kern w:val="0"/>
           <w:shd w:val="clear" w:color="auto" w:fill="FFFFFF"/>
           <w:lang w:eastAsia="es-PE"/>
-          <w14:ligatures w14:val="none"/>
+          <ns2:ligatures ns2:val="none"/>
         </w:rPr>
         <w:t xml:space="preserve">Rímac Seguros y Reaseguros S.A. habría dado de baja el Seguro de Desgravamen - Certificado 00110178194000138341 </w:t>
       </w:r>
@@ -6985,7 +6985,7 @@
           <w:kern w:val="0"/>
           <w:shd w:val="clear" w:color="auto" w:fill="FFFFFF"/>
           <w:lang w:eastAsia="es-PE"/>
-          <w14:ligatures w14:val="none"/>
+          <ns2:ligatures ns2:val="none"/>
         </w:rPr>
         <w:t xml:space="preserve">el 27 de octubre de 2023 </w:t>
       </w:r>
@@ -6995,7 +6995,7 @@
           <w:kern w:val="0"/>
           <w:shd w:val="clear" w:color="auto" w:fill="FFFFFF"/>
           <w:lang w:eastAsia="es-PE"/>
-          <w14:ligatures w14:val="none"/>
+          <ns2:ligatures ns2:val="none"/>
         </w:rPr>
         <w:t>sin previa información al denunciante y pese a que se encontraba una solicitud de cobertura en trámite</w:t>
       </w:r>
@@ -7005,12 +7005,12 @@
           <w:kern w:val="0"/>
           <w:shd w:val="clear" w:color="auto" w:fill="FFFFFF"/>
           <w:lang w:eastAsia="es-PE"/>
-          <w14:ligatures w14:val="none"/>
+          <ns2:ligatures ns2:val="none"/>
         </w:rPr>
         <w:t>.</w:t>
       </w:r>
     </w:p>
-    <w:p>
+    <w:p ns2:paraId="30DCAD7C" ns2:textId="77777777">
       <w:pPr>
         <w:spacing w:after="0" w:line="240" w:lineRule="auto"/>
         <w:jc w:val="both"/>
@@ -7018,11 +7018,11 @@
           <w:rFonts w:ascii="Arial Narrow" w:eastAsia="Calibri" w:hAnsi="Arial Narrow" w:cs="Arial Narrow"/>
           <w:kern w:val="0"/>
           <w:lang w:eastAsia="es-PE"/>
-          <w14:ligatures w14:val="none"/>
-        </w:rPr>
-      </w:pPr>
-    </w:p>
-    <w:p>
+          <ns2:ligatures ns2:val="none"/>
+        </w:rPr>
+      </w:pPr>
+    </w:p>
+    <w:p ns2:paraId="0870ABE1" ns2:textId="244A3DC7">
       <w:pPr>
         <w:pStyle w:val="Prrafodelista"/>
         <w:numPr>
@@ -7040,7 +7040,7 @@
           <w:rFonts w:ascii="Arial Narrow" w:eastAsia="Calibri" w:hAnsi="Arial Narrow" w:cs="Arial Narrow"/>
           <w:kern w:val="0"/>
           <w:lang w:eastAsia="es-PE"/>
-          <w14:ligatures w14:val="none"/>
+          <ns2:ligatures ns2:val="none"/>
         </w:rPr>
       </w:pPr>
       <w:r>
@@ -7049,7 +7049,7 @@
           <w:color w:val="000000"/>
           <w:kern w:val="0"/>
           <w:lang w:eastAsia="es-PE"/>
-          <w14:ligatures w14:val="none"/>
+          <ns2:ligatures ns2:val="none"/>
         </w:rPr>
         <w:t>Presunta</w:t>
       </w:r>
@@ -7059,7 +7059,7 @@
           <w:kern w:val="0"/>
           <w:shd w:val="clear" w:color="auto" w:fill="FFFFFF"/>
           <w:lang w:eastAsia="es-PE"/>
-          <w14:ligatures w14:val="none"/>
+          <ns2:ligatures ns2:val="none"/>
         </w:rPr>
         <w:t xml:space="preserve"> infracción a los artículos 18 y 19</w:t>
       </w:r>
@@ -7068,7 +7068,7 @@
           <w:rFonts w:ascii="Arial Narrow" w:eastAsia="Calibri" w:hAnsi="Arial Narrow" w:cs="Arial Narrow"/>
           <w:kern w:val="0"/>
           <w:lang w:eastAsia="es-PE"/>
-          <w14:ligatures w14:val="none"/>
+          <ns2:ligatures ns2:val="none"/>
         </w:rPr>
         <w:t xml:space="preserve"> de </w:t>
       </w:r>
@@ -7078,12 +7078,12 @@
           <w:kern w:val="0"/>
           <w:shd w:val="clear" w:color="auto" w:fill="FFFFFF"/>
           <w:lang w:eastAsia="es-PE"/>
-          <w14:ligatures w14:val="none"/>
+          <ns2:ligatures ns2:val="none"/>
         </w:rPr>
         <w:t>la Ley 29571, Código de Protección y Defensa del Consumidor, en tanto Rímac Seguros y Reaseguros S.A. habría exigido que el denunciante presente la historia clínica, pese a encontrarse facultado y autorizado para requerirlo a los centros de salud, evidenciando una carga inmisaria al consumidor.</w:t>
       </w:r>
     </w:p>
-    <w:p>
+    <w:p ns2:paraId="3F114DBA" ns2:textId="77777777">
       <w:pPr>
         <w:spacing w:after="0" w:line="240" w:lineRule="auto"/>
         <w:jc w:val="both"/>
@@ -7091,11 +7091,11 @@
           <w:rFonts w:ascii="Arial Narrow" w:eastAsia="Calibri" w:hAnsi="Arial Narrow" w:cs="Arial Narrow"/>
           <w:kern w:val="0"/>
           <w:lang w:eastAsia="es-PE"/>
-          <w14:ligatures w14:val="none"/>
-        </w:rPr>
-      </w:pPr>
-    </w:p>
-    <w:p>
+          <ns2:ligatures ns2:val="none"/>
+        </w:rPr>
+      </w:pPr>
+    </w:p>
+    <w:p ns2:paraId="57D15B34" ns2:textId="2973DBE1">
       <w:pPr>
         <w:pStyle w:val="Prrafodelista"/>
         <w:numPr>
@@ -7113,7 +7113,7 @@
           <w:rFonts w:ascii="Arial Narrow" w:eastAsia="Calibri" w:hAnsi="Arial Narrow" w:cs="Arial Narrow"/>
           <w:kern w:val="0"/>
           <w:lang w:eastAsia="es-PE"/>
-          <w14:ligatures w14:val="none"/>
+          <ns2:ligatures ns2:val="none"/>
         </w:rPr>
       </w:pPr>
       <w:r>
@@ -7122,7 +7122,7 @@
           <w:color w:val="000000"/>
           <w:kern w:val="0"/>
           <w:lang w:eastAsia="es-PE"/>
-          <w14:ligatures w14:val="none"/>
+          <ns2:ligatures ns2:val="none"/>
         </w:rPr>
         <w:t>Presunta infracción</w:t>
       </w:r>
@@ -7132,7 +7132,7 @@
           <w:color w:val="000000"/>
           <w:kern w:val="0"/>
           <w:lang w:eastAsia="es-PE"/>
-          <w14:ligatures w14:val="none"/>
+          <ns2:ligatures ns2:val="none"/>
         </w:rPr>
         <w:t xml:space="preserve"> al literal g) del artículo 56 de la Ley 29571</w:t>
       </w:r>
@@ -7142,7 +7142,7 @@
           <w:color w:val="000000"/>
           <w:kern w:val="0"/>
           <w:lang w:eastAsia="es-PE"/>
-          <w14:ligatures w14:val="none"/>
+          <ns2:ligatures ns2:val="none"/>
         </w:rPr>
         <w:t>, Código de Protección y Defensa del Consumidor</w:t>
       </w:r>
@@ -7152,7 +7152,7 @@
           <w:kern w:val="0"/>
           <w:shd w:val="clear" w:color="auto" w:fill="FFFFFF"/>
           <w:lang w:eastAsia="es-PE"/>
-          <w14:ligatures w14:val="none"/>
+          <ns2:ligatures ns2:val="none"/>
         </w:rPr>
         <w:t xml:space="preserve">, en tanto Rímac Seguros y Reaseguros S.A. habría exigido indebidamente al denunciante el </w:t>
       </w:r>
@@ -7168,7 +7168,7 @@
           <w:kern w:val="0"/>
           <w:shd w:val="clear" w:color="auto" w:fill="FFFFFF"/>
           <w:lang w:eastAsia="es-PE"/>
-          <w14:ligatures w14:val="none"/>
+          <ns2:ligatures ns2:val="none"/>
         </w:rPr>
         <w:t xml:space="preserve"> para atender su solicitud de otorgamiento de cobertura </w:t>
       </w:r>
@@ -7178,7 +7178,7 @@
           <w:color w:val="000000"/>
           <w:kern w:val="0"/>
           <w:lang w:val="es-ES" w:eastAsia="es-ES"/>
-          <w14:ligatures w14:val="none"/>
+          <ns2:ligatures ns2:val="none"/>
         </w:rPr>
         <w:t>del Seguro de Desgravamen</w:t>
       </w:r>
@@ -7188,12 +7188,12 @@
           <w:kern w:val="0"/>
           <w:shd w:val="clear" w:color="auto" w:fill="FFFFFF"/>
           <w:lang w:eastAsia="es-PE"/>
-          <w14:ligatures w14:val="none"/>
+          <ns2:ligatures ns2:val="none"/>
         </w:rPr>
         <w:t>.</w:t>
       </w:r>
     </w:p>
-    <w:p>
+    <w:p ns2:paraId="72C3AD04" ns2:textId="3749A072">
       <w:pPr>
         <w:pStyle w:val="Prrafodelista"/>
         <w:spacing w:after="0" w:line="240" w:lineRule="auto"/>
@@ -7203,11 +7203,11 @@
           <w:rFonts w:ascii="Arial Narrow" w:eastAsia="Calibri" w:hAnsi="Arial Narrow" w:cs="Arial Narrow"/>
           <w:kern w:val="0"/>
           <w:lang w:eastAsia="es-PE"/>
-          <w14:ligatures w14:val="none"/>
-        </w:rPr>
-      </w:pPr>
-    </w:p>
-    <w:p>
+          <ns2:ligatures ns2:val="none"/>
+        </w:rPr>
+      </w:pPr>
+    </w:p>
+    <w:p ns2:paraId="0280163E" ns2:textId="70DB266B">
       <w:pPr>
         <w:pStyle w:val="Prrafodelista"/>
         <w:numPr>
@@ -7225,7 +7225,7 @@
           <w:rFonts w:ascii="Arial Narrow" w:eastAsia="Calibri" w:hAnsi="Arial Narrow" w:cs="Arial Narrow"/>
           <w:kern w:val="0"/>
           <w:lang w:eastAsia="es-PE"/>
-          <w14:ligatures w14:val="none"/>
+          <ns2:ligatures ns2:val="none"/>
         </w:rPr>
       </w:pPr>
       <w:r>
@@ -7234,7 +7234,7 @@
           <w:color w:val="000000"/>
           <w:kern w:val="0"/>
           <w:lang w:eastAsia="es-PE"/>
-          <w14:ligatures w14:val="none"/>
+          <ns2:ligatures ns2:val="none"/>
         </w:rPr>
         <w:t>Presunta infracción al literal</w:t>
       </w:r>
@@ -7244,7 +7244,7 @@
           <w:color w:val="000000"/>
           <w:kern w:val="0"/>
           <w:lang w:eastAsia="es-PE"/>
-          <w14:ligatures w14:val="none"/>
+          <ns2:ligatures ns2:val="none"/>
         </w:rPr>
         <w:t xml:space="preserve"> g) del </w:t>
       </w:r>
@@ -7254,7 +7254,7 @@
           <w:color w:val="000000"/>
           <w:kern w:val="0"/>
           <w:lang w:eastAsia="es-PE"/>
-          <w14:ligatures w14:val="none"/>
+          <ns2:ligatures ns2:val="none"/>
         </w:rPr>
         <w:t>artículo 56 de la Ley 29571, Código de Protección y Defensa del Consumidor</w:t>
       </w:r>
@@ -7264,7 +7264,7 @@
           <w:kern w:val="0"/>
           <w:shd w:val="clear" w:color="auto" w:fill="FFFFFF"/>
           <w:lang w:eastAsia="es-PE"/>
-          <w14:ligatures w14:val="none"/>
+          <ns2:ligatures ns2:val="none"/>
         </w:rPr>
         <w:t xml:space="preserve">, en tanto </w:t>
       </w:r>
@@ -7274,7 +7274,7 @@
           <w:kern w:val="0"/>
           <w:shd w:val="clear" w:color="auto" w:fill="FFFFFF"/>
           <w:lang w:eastAsia="es-PE"/>
-          <w14:ligatures w14:val="none"/>
+          <ns2:ligatures ns2:val="none"/>
         </w:rPr>
         <w:t xml:space="preserve">Rímac Seguros y Reaseguros S.A. habría continuado exigiendo indebidamente al denunciante el </w:t>
       </w:r>
@@ -7290,7 +7290,7 @@
           <w:kern w:val="0"/>
           <w:shd w:val="clear" w:color="auto" w:fill="FFFFFF"/>
           <w:lang w:eastAsia="es-PE"/>
-          <w14:ligatures w14:val="none"/>
+          <ns2:ligatures ns2:val="none"/>
         </w:rPr>
         <w:t xml:space="preserve"> para atender su solicitud de otorgamiento de cobertura </w:t>
       </w:r>
@@ -7300,7 +7300,7 @@
           <w:color w:val="000000"/>
           <w:kern w:val="0"/>
           <w:lang w:val="es-ES" w:eastAsia="es-ES"/>
-          <w14:ligatures w14:val="none"/>
+          <ns2:ligatures ns2:val="none"/>
         </w:rPr>
         <w:t>del Seguro de Desgravamen</w:t>
       </w:r>
@@ -7310,7 +7310,7 @@
           <w:kern w:val="0"/>
           <w:shd w:val="clear" w:color="auto" w:fill="FFFFFF"/>
           <w:lang w:eastAsia="es-PE"/>
-          <w14:ligatures w14:val="none"/>
+          <ns2:ligatures ns2:val="none"/>
         </w:rPr>
         <w:t>, pese a que informó que no era posible de obtenerlo en su calidad de jubilado</w:t>
       </w:r>
@@ -7320,12 +7320,12 @@
           <w:kern w:val="0"/>
           <w:shd w:val="clear" w:color="auto" w:fill="FFFFFF"/>
           <w:lang w:eastAsia="es-PE"/>
-          <w14:ligatures w14:val="none"/>
+          <ns2:ligatures ns2:val="none"/>
         </w:rPr>
         <w:t>.</w:t>
       </w:r>
     </w:p>
-    <w:p>
+    <w:p ns2:paraId="5FA1AA51" ns2:textId="77777777">
       <w:pPr>
         <w:pStyle w:val="Prrafodelista"/>
         <w:spacing w:line="240" w:lineRule="auto"/>
@@ -7333,11 +7333,11 @@
           <w:rFonts w:ascii="Arial Narrow" w:eastAsia="Calibri" w:hAnsi="Arial Narrow" w:cs="Arial Narrow"/>
           <w:kern w:val="0"/>
           <w:lang w:eastAsia="es-PE"/>
-          <w14:ligatures w14:val="none"/>
-        </w:rPr>
-      </w:pPr>
-    </w:p>
-    <w:p>
+          <ns2:ligatures ns2:val="none"/>
+        </w:rPr>
+      </w:pPr>
+    </w:p>
+    <w:p ns2:paraId="580FBF6A" ns2:textId="77777777">
       <w:pPr>
         <w:pStyle w:val="Prrafodelista"/>
         <w:numPr>
@@ -7355,7 +7355,7 @@
           <w:rFonts w:ascii="Arial Narrow" w:eastAsia="Calibri" w:hAnsi="Arial Narrow" w:cs="Arial Narrow"/>
           <w:kern w:val="0"/>
           <w:lang w:eastAsia="es-PE"/>
-          <w14:ligatures w14:val="none"/>
+          <ns2:ligatures ns2:val="none"/>
         </w:rPr>
       </w:pPr>
       <w:r>
@@ -7364,7 +7364,7 @@
           <w:color w:val="000000"/>
           <w:kern w:val="0"/>
           <w:lang w:eastAsia="es-PE"/>
-          <w14:ligatures w14:val="none"/>
+          <ns2:ligatures ns2:val="none"/>
         </w:rPr>
         <w:t xml:space="preserve">Presunta infracción al </w:t>
       </w:r>
@@ -7374,7 +7374,7 @@
           <w:color w:val="000000"/>
           <w:kern w:val="0"/>
           <w:lang w:eastAsia="es-PE"/>
-          <w14:ligatures w14:val="none"/>
+          <ns2:ligatures ns2:val="none"/>
         </w:rPr>
         <w:t>literal g) del artículo 56 de la Ley 29571, Código de Protección y Defensa del Consumidor</w:t>
       </w:r>
@@ -7384,7 +7384,7 @@
           <w:kern w:val="0"/>
           <w:shd w:val="clear" w:color="auto" w:fill="FFFFFF"/>
           <w:lang w:eastAsia="es-PE"/>
-          <w14:ligatures w14:val="none"/>
+          <ns2:ligatures ns2:val="none"/>
         </w:rPr>
         <w:t xml:space="preserve">, en tanto </w:t>
       </w:r>
@@ -7394,7 +7394,7 @@
           <w:color w:val="000000"/>
           <w:kern w:val="0"/>
           <w:lang w:val="es-ES" w:eastAsia="es-ES"/>
-          <w14:ligatures w14:val="none"/>
+          <ns2:ligatures ns2:val="none"/>
         </w:rPr>
         <w:t xml:space="preserve">el Banco BBVA Perú S.A. </w:t>
       </w:r>
@@ -7402,7 +7402,7 @@
         <w:rPr>
           <w:rFonts w:ascii="Arial Narrow" w:eastAsia="Arial Narrow" w:hAnsi="Arial Narrow" w:cs="Arial Narrow"/>
           <w:kern w:val="0"/>
-          <w14:ligatures w14:val="none"/>
+          <ns2:ligatures ns2:val="none"/>
         </w:rPr>
         <w:t xml:space="preserve">le habría solicitado indebidamente al denunciante un dictamen de invalidez. como requisito para atender su solicitud de otorgamiento de cobertura del Seguro de Desgravamen - </w:t>
       </w:r>
@@ -7412,7 +7412,7 @@
           <w:kern w:val="0"/>
           <w:shd w:val="clear" w:color="auto" w:fill="FFFFFF"/>
           <w:lang w:eastAsia="es-PE"/>
-          <w14:ligatures w14:val="none"/>
+          <ns2:ligatures ns2:val="none"/>
         </w:rPr>
         <w:t>Certificado 00110178194000138341</w:t>
       </w:r>
@@ -7420,12 +7420,12 @@
         <w:rPr>
           <w:rFonts w:ascii="Arial Narrow" w:eastAsia="Arial Narrow" w:hAnsi="Arial Narrow" w:cs="Arial Narrow"/>
           <w:kern w:val="0"/>
-          <w14:ligatures w14:val="none"/>
+          <ns2:ligatures ns2:val="none"/>
         </w:rPr>
         <w:t>, pese a que dicho requisito no es posible de obtener en su calidad de jubilado.</w:t>
       </w:r>
     </w:p>
-    <w:p>
+    <w:p ns2:paraId="00C3D71C" ns2:textId="77777777">
       <w:pPr>
         <w:spacing w:after="0" w:line="240" w:lineRule="auto"/>
         <w:jc w:val="both"/>
@@ -7433,11 +7433,11 @@
           <w:rFonts w:ascii="Arial Narrow" w:eastAsia="Calibri" w:hAnsi="Arial Narrow" w:cs="Arial Narrow"/>
           <w:kern w:val="0"/>
           <w:lang w:eastAsia="es-PE"/>
-          <w14:ligatures w14:val="none"/>
-        </w:rPr>
-      </w:pPr>
-    </w:p>
-    <w:p>
+          <ns2:ligatures ns2:val="none"/>
+        </w:rPr>
+      </w:pPr>
+    </w:p>
+    <w:p ns2:paraId="6E5BF98E" ns2:textId="32F37F07">
       <w:pPr>
         <w:pStyle w:val="Prrafodelista"/>
         <w:numPr>
@@ -7455,7 +7455,7 @@
           <w:rFonts w:ascii="Arial Narrow" w:eastAsia="Calibri" w:hAnsi="Arial Narrow" w:cs="Arial Narrow"/>
           <w:kern w:val="0"/>
           <w:lang w:eastAsia="es-PE"/>
-          <w14:ligatures w14:val="none"/>
+          <ns2:ligatures ns2:val="none"/>
         </w:rPr>
       </w:pPr>
       <w:r>
@@ -7464,7 +7464,7 @@
           <w:color w:val="000000"/>
           <w:kern w:val="0"/>
           <w:lang w:eastAsia="es-PE"/>
-          <w14:ligatures w14:val="none"/>
+          <ns2:ligatures ns2:val="none"/>
         </w:rPr>
         <w:t xml:space="preserve">Presunta infracción al numeral 49.1. del artículo 49 y al </w:t>
       </w:r>
@@ -7474,7 +7474,7 @@
           <w:color w:val="000000"/>
           <w:kern w:val="0"/>
           <w:lang w:eastAsia="es-PE"/>
-          <w14:ligatures w14:val="none"/>
+          <ns2:ligatures ns2:val="none"/>
         </w:rPr>
         <w:t xml:space="preserve">literal a) del </w:t>
       </w:r>
@@ -7484,7 +7484,7 @@
           <w:color w:val="000000"/>
           <w:kern w:val="0"/>
           <w:lang w:eastAsia="es-PE"/>
-          <w14:ligatures w14:val="none"/>
+          <ns2:ligatures ns2:val="none"/>
         </w:rPr>
         <w:t>artículo 5</w:t>
       </w:r>
@@ -7494,7 +7494,7 @@
           <w:color w:val="000000"/>
           <w:kern w:val="0"/>
           <w:lang w:eastAsia="es-PE"/>
-          <w14:ligatures w14:val="none"/>
+          <ns2:ligatures ns2:val="none"/>
         </w:rPr>
         <w:t>1</w:t>
       </w:r>
@@ -7504,7 +7504,7 @@
           <w:color w:val="000000"/>
           <w:kern w:val="0"/>
           <w:lang w:eastAsia="es-PE"/>
-          <w14:ligatures w14:val="none"/>
+          <ns2:ligatures ns2:val="none"/>
         </w:rPr>
         <w:t xml:space="preserve"> </w:t>
       </w:r>
@@ -7514,7 +7514,7 @@
           <w:color w:val="000000"/>
           <w:kern w:val="0"/>
           <w:lang w:eastAsia="es-PE"/>
-          <w14:ligatures w14:val="none"/>
+          <ns2:ligatures ns2:val="none"/>
         </w:rPr>
         <w:t xml:space="preserve">de la Ley </w:t>
       </w:r>
@@ -7525,7 +7525,7 @@
           <w:color w:val="000000"/>
           <w:kern w:val="0"/>
           <w:lang w:eastAsia="es-PE"/>
-          <w14:ligatures w14:val="none"/>
+          <ns2:ligatures ns2:val="none"/>
         </w:rPr>
         <w:t/>
       </w:r>
@@ -7536,7 +7536,7 @@
           <w:color w:val="000000"/>
           <w:kern w:val="0"/>
           <w:lang w:eastAsia="es-PE"/>
-          <w14:ligatures w14:val="none"/>
+          <ns2:ligatures ns2:val="none"/>
         </w:rPr>
         <w:t xml:space="preserve"> 29571, Código de Protección y Defensa del Consumidor</w:t>
       </w:r>
@@ -7546,7 +7546,7 @@
           <w:kern w:val="0"/>
           <w:shd w:val="clear" w:color="auto" w:fill="FFFFFF"/>
           <w:lang w:eastAsia="es-PE"/>
-          <w14:ligatures w14:val="none"/>
+          <ns2:ligatures ns2:val="none"/>
         </w:rPr>
         <w:t xml:space="preserve">, en tanto Rímac Seguros y Reaseguros S.A. habría consignado una cláusula abusiva en la </w:t>
       </w:r>
@@ -7554,7 +7554,7 @@
         <w:rPr>
           <w:rFonts w:ascii="Arial Narrow" w:eastAsia="Arial Narrow" w:hAnsi="Arial Narrow" w:cs="Arial Narrow"/>
           <w:kern w:val="0"/>
-          <w14:ligatures w14:val="none"/>
+          <ns2:ligatures ns2:val="none"/>
         </w:rPr>
         <w:t xml:space="preserve">Póliza </w:t>
       </w:r>
@@ -7563,7 +7563,7 @@
         <w:rPr>
           <w:rFonts w:ascii="Arial Narrow" w:eastAsia="Arial Narrow" w:hAnsi="Arial Narrow" w:cs="Arial Narrow"/>
           <w:kern w:val="0"/>
-          <w14:ligatures w14:val="none"/>
+          <ns2:ligatures ns2:val="none"/>
         </w:rPr>
         <w:t/>
       </w:r>
@@ -7572,7 +7572,7 @@
         <w:rPr>
           <w:rFonts w:ascii="Arial Narrow" w:eastAsia="Arial Narrow" w:hAnsi="Arial Narrow" w:cs="Arial Narrow"/>
           <w:kern w:val="0"/>
-          <w14:ligatures w14:val="none"/>
+          <ns2:ligatures ns2:val="none"/>
         </w:rPr>
         <w:t xml:space="preserve"> 00010158018646900 respecto a que “</w:t>
       </w:r>
@@ -7583,7 +7583,7 @@
           <w:iCs/>
           <w:kern w:val="0"/>
           <w:lang w:eastAsia="es-PE"/>
-          <w14:ligatures w14:val="none"/>
+          <ns2:ligatures ns2:val="none"/>
         </w:rPr>
         <w:t xml:space="preserve">en el caso de invalidez total y permanente por enfermedad se considera como la fecha de configuración del siniestro, a la fecha inicio de vigencia del dictamen de Invalidez solicitado como documento en </w:t>
       </w:r>
@@ -7594,7 +7594,7 @@
           <w:iCs/>
           <w:kern w:val="0"/>
           <w:lang w:eastAsia="es-PE"/>
-          <w14:ligatures w14:val="none"/>
+          <ns2:ligatures ns2:val="none"/>
         </w:rPr>
         <w:t>caso de siniestros</w:t>
       </w:r>
@@ -7603,12 +7603,12 @@
           <w:rFonts w:ascii="Arial Narrow" w:eastAsia="Calibri" w:hAnsi="Arial Narrow" w:cs="Arial Narrow"/>
           <w:kern w:val="0"/>
           <w:lang w:eastAsia="es-PE"/>
-          <w14:ligatures w14:val="none"/>
+          <ns2:ligatures ns2:val="none"/>
         </w:rPr>
         <w:t>”.</w:t>
       </w:r>
     </w:p>
-    <w:p>
+    <w:p ns2:paraId="36CCEAE4" ns2:textId="77777777">
       <w:pPr>
         <w:pStyle w:val="Prrafodelista"/>
         <w:spacing w:after="0" w:line="240" w:lineRule="auto"/>
@@ -7618,11 +7618,11 @@
           <w:rFonts w:ascii="Arial Narrow" w:eastAsia="Calibri" w:hAnsi="Arial Narrow" w:cs="Arial Narrow"/>
           <w:kern w:val="0"/>
           <w:lang w:eastAsia="es-PE"/>
-          <w14:ligatures w14:val="none"/>
-        </w:rPr>
-      </w:pPr>
-    </w:p>
-    <w:p>
+          <ns2:ligatures ns2:val="none"/>
+        </w:rPr>
+      </w:pPr>
+    </w:p>
+    <w:p ns2:paraId="0E87824F" ns2:textId="4D291937">
       <w:pPr>
         <w:pStyle w:val="Prrafodelista"/>
         <w:numPr>
@@ -7640,7 +7640,7 @@
           <w:rFonts w:ascii="Arial Narrow" w:eastAsia="Calibri" w:hAnsi="Arial Narrow" w:cs="Arial Narrow"/>
           <w:kern w:val="0"/>
           <w:lang w:eastAsia="es-PE"/>
-          <w14:ligatures w14:val="none"/>
+          <ns2:ligatures ns2:val="none"/>
         </w:rPr>
       </w:pPr>
       <w:r>
@@ -7649,7 +7649,7 @@
           <w:color w:val="000000"/>
           <w:kern w:val="0"/>
           <w:lang w:eastAsia="es-PE"/>
-          <w14:ligatures w14:val="none"/>
+          <ns2:ligatures ns2:val="none"/>
         </w:rPr>
         <w:t xml:space="preserve">Presunta infracción al numeral 49.1. del artículo 49 y </w:t>
       </w:r>
@@ -7659,7 +7659,7 @@
           <w:color w:val="000000"/>
           <w:kern w:val="0"/>
           <w:lang w:eastAsia="es-PE"/>
-          <w14:ligatures w14:val="none"/>
+          <ns2:ligatures ns2:val="none"/>
         </w:rPr>
         <w:t xml:space="preserve">al </w:t>
       </w:r>
@@ -7669,7 +7669,7 @@
           <w:color w:val="000000"/>
           <w:kern w:val="0"/>
           <w:lang w:eastAsia="es-PE"/>
-          <w14:ligatures w14:val="none"/>
+          <ns2:ligatures ns2:val="none"/>
         </w:rPr>
         <w:t>literal h) del artículo</w:t>
       </w:r>
@@ -7679,7 +7679,7 @@
           <w:color w:val="000000"/>
           <w:kern w:val="0"/>
           <w:lang w:eastAsia="es-PE"/>
-          <w14:ligatures w14:val="none"/>
+          <ns2:ligatures ns2:val="none"/>
         </w:rPr>
         <w:t xml:space="preserve"> 5</w:t>
       </w:r>
@@ -7689,7 +7689,7 @@
           <w:color w:val="000000"/>
           <w:kern w:val="0"/>
           <w:lang w:eastAsia="es-PE"/>
-          <w14:ligatures w14:val="none"/>
+          <ns2:ligatures ns2:val="none"/>
         </w:rPr>
         <w:t>0</w:t>
       </w:r>
@@ -7699,7 +7699,7 @@
           <w:color w:val="000000"/>
           <w:kern w:val="0"/>
           <w:lang w:eastAsia="es-PE"/>
-          <w14:ligatures w14:val="none"/>
+          <ns2:ligatures ns2:val="none"/>
         </w:rPr>
         <w:t xml:space="preserve"> </w:t>
       </w:r>
@@ -7709,7 +7709,7 @@
           <w:color w:val="000000"/>
           <w:kern w:val="0"/>
           <w:lang w:eastAsia="es-PE"/>
-          <w14:ligatures w14:val="none"/>
+          <ns2:ligatures ns2:val="none"/>
         </w:rPr>
         <w:t xml:space="preserve">de la Ley </w:t>
       </w:r>
@@ -7720,7 +7720,7 @@
           <w:color w:val="000000"/>
           <w:kern w:val="0"/>
           <w:lang w:eastAsia="es-PE"/>
-          <w14:ligatures w14:val="none"/>
+          <ns2:ligatures ns2:val="none"/>
         </w:rPr>
         <w:t/>
       </w:r>
@@ -7731,7 +7731,7 @@
           <w:color w:val="000000"/>
           <w:kern w:val="0"/>
           <w:lang w:eastAsia="es-PE"/>
-          <w14:ligatures w14:val="none"/>
+          <ns2:ligatures ns2:val="none"/>
         </w:rPr>
         <w:t xml:space="preserve"> 29571, Código de Protección y Defensa del Consumidor</w:t>
       </w:r>
@@ -7741,7 +7741,7 @@
           <w:color w:val="000000"/>
           <w:kern w:val="0"/>
           <w:lang w:eastAsia="es-PE"/>
-          <w14:ligatures w14:val="none"/>
+          <ns2:ligatures ns2:val="none"/>
         </w:rPr>
         <w:t xml:space="preserve">, </w:t>
       </w:r>
@@ -7751,7 +7751,7 @@
           <w:kern w:val="0"/>
           <w:shd w:val="clear" w:color="auto" w:fill="FFFFFF"/>
           <w:lang w:eastAsia="es-PE"/>
-          <w14:ligatures w14:val="none"/>
+          <ns2:ligatures ns2:val="none"/>
         </w:rPr>
         <w:t xml:space="preserve">en tanto Rímac Seguros y Reaseguros S.A. habría consignado una cláusula abusiva en la </w:t>
       </w:r>
@@ -7759,7 +7759,7 @@
         <w:rPr>
           <w:rFonts w:ascii="Arial Narrow" w:eastAsia="Arial Narrow" w:hAnsi="Arial Narrow" w:cs="Arial Narrow"/>
           <w:kern w:val="0"/>
-          <w14:ligatures w14:val="none"/>
+          <ns2:ligatures ns2:val="none"/>
         </w:rPr>
         <w:t xml:space="preserve">Póliza </w:t>
       </w:r>
@@ -7768,7 +7768,7 @@
         <w:rPr>
           <w:rFonts w:ascii="Arial Narrow" w:eastAsia="Arial Narrow" w:hAnsi="Arial Narrow" w:cs="Arial Narrow"/>
           <w:kern w:val="0"/>
-          <w14:ligatures w14:val="none"/>
+          <ns2:ligatures ns2:val="none"/>
         </w:rPr>
         <w:t/>
       </w:r>
@@ -7777,7 +7777,7 @@
         <w:rPr>
           <w:rFonts w:ascii="Arial Narrow" w:eastAsia="Arial Narrow" w:hAnsi="Arial Narrow" w:cs="Arial Narrow"/>
           <w:kern w:val="0"/>
-          <w14:ligatures w14:val="none"/>
+          <ns2:ligatures ns2:val="none"/>
         </w:rPr>
         <w:t xml:space="preserve"> 00010158018646900 respecto a que </w:t>
       </w:r>
@@ -7787,7 +7787,7 @@
           <w:i/>
           <w:iCs/>
           <w:kern w:val="0"/>
-          <w14:ligatures w14:val="none"/>
+          <ns2:ligatures ns2:val="none"/>
         </w:rPr>
         <w:t xml:space="preserve">“el </w:t>
       </w:r>
@@ -7798,12 +7798,12 @@
           <w:iCs/>
           <w:kern w:val="0"/>
           <w:lang w:eastAsia="es-PE"/>
-          <w14:ligatures w14:val="none"/>
+          <ns2:ligatures ns2:val="none"/>
         </w:rPr>
         <w:t>asegurado brinda su consentimiento libre, previo, expreso, inequívoco e informado, para que Rímac y/o la entidad financiera, esta última en su calidad de beneficiario de la solicitud certificado de seguro y solo con la finalidad de gestionar la solicitud de cobertura, puedan solicitar a la clínica, centro médico, hospital, o cualquier otro establecimiento que preste servicios en salud, así como a los médicos tratantes, la exhibición y entrega de su historia clínica y cualquier información complementaria que se encuentre en poder de estos, a fin de solicitar o evaluar la cobertura del presente seguro".</w:t>
       </w:r>
     </w:p>
-    <w:p>
+    <w:p ns2:paraId="42E997DC" ns2:textId="77777777">
       <w:pPr>
         <w:spacing w:after="0" w:line="240" w:lineRule="auto"/>
         <w:jc w:val="both"/>
@@ -7811,11 +7811,11 @@
           <w:rFonts w:ascii="Arial Narrow" w:eastAsia="Calibri" w:hAnsi="Arial Narrow" w:cs="Arial Narrow"/>
           <w:kern w:val="0"/>
           <w:lang w:eastAsia="es-PE"/>
-          <w14:ligatures w14:val="none"/>
-        </w:rPr>
-      </w:pPr>
-    </w:p>
-    <w:p>
+          <ns2:ligatures ns2:val="none"/>
+        </w:rPr>
+      </w:pPr>
+    </w:p>
+    <w:p ns2:paraId="181D8FB4" ns2:textId="6B45084B">
       <w:pPr>
         <w:pStyle w:val="Prrafodelista"/>
         <w:numPr>
@@ -7833,14 +7833,14 @@
           <w:rFonts w:ascii="Arial Narrow" w:eastAsia="Calibri" w:hAnsi="Arial Narrow" w:cs="Arial Narrow"/>
           <w:kern w:val="0"/>
           <w:lang w:eastAsia="es-PE"/>
-          <w14:ligatures w14:val="none"/>
-        </w:rPr>
-      </w:pPr>
-      <w:r>
-        <w:rPr>
-          <w:rFonts w:ascii="Arial Narrow" w:eastAsia="Arial Narrow" w:hAnsi="Arial Narrow" w:cs="Arial Narrow"/>
-          <w:kern w:val="0"/>
-          <w14:ligatures w14:val="none"/>
+          <ns2:ligatures ns2:val="none"/>
+        </w:rPr>
+      </w:pPr>
+      <w:r>
+        <w:rPr>
+          <w:rFonts w:ascii="Arial Narrow" w:eastAsia="Arial Narrow" w:hAnsi="Arial Narrow" w:cs="Arial Narrow"/>
+          <w:kern w:val="0"/>
+          <ns2:ligatures ns2:val="none"/>
         </w:rPr>
         <w:t xml:space="preserve">Presunta </w:t>
       </w:r>
@@ -7850,7 +7850,7 @@
           <w:kern w:val="0"/>
           <w:shd w:val="clear" w:color="auto" w:fill="FFFFFF"/>
           <w:lang w:eastAsia="es-PE"/>
-          <w14:ligatures w14:val="none"/>
+          <ns2:ligatures ns2:val="none"/>
         </w:rPr>
         <w:t>infracción al literal e) del artículo 47</w:t>
       </w:r>
@@ -7861,7 +7861,7 @@
           <w:color w:val="000000"/>
           <w:kern w:val="0"/>
           <w:lang w:eastAsia="es-PE"/>
-          <w14:ligatures w14:val="none"/>
+          <ns2:ligatures ns2:val="none"/>
         </w:rPr>
         <w:t/>
       </w:r>
@@ -7871,7 +7871,7 @@
           <w:kern w:val="0"/>
           <w:shd w:val="clear" w:color="auto" w:fill="FFFFFF"/>
           <w:lang w:eastAsia="es-PE"/>
-          <w14:ligatures w14:val="none"/>
+          <ns2:ligatures ns2:val="none"/>
         </w:rPr>
         <w:t xml:space="preserve"> </w:t>
       </w:r>
@@ -7879,7 +7879,7 @@
         <w:rPr>
           <w:rFonts w:ascii="Arial Narrow" w:eastAsia="Calibri" w:hAnsi="Arial Narrow" w:cs="Arial"/>
           <w:kern w:val="0"/>
-          <w14:ligatures w14:val="none"/>
+          <ns2:ligatures ns2:val="none"/>
         </w:rPr>
         <w:t>de</w:t>
       </w:r>
@@ -7889,7 +7889,7 @@
           <w:kern w:val="0"/>
           <w:shd w:val="clear" w:color="auto" w:fill="FFFFFF"/>
           <w:lang w:eastAsia="es-PE"/>
-          <w14:ligatures w14:val="none"/>
+          <ns2:ligatures ns2:val="none"/>
         </w:rPr>
         <w:t xml:space="preserve"> la Ley 29571, Código de Protección y Defensa del Consumidor, </w:t>
       </w:r>
@@ -7900,7 +7900,7 @@
           <w:color w:val="000000"/>
           <w:kern w:val="0"/>
           <w:lang w:eastAsia="es-PE"/>
-          <w14:ligatures w14:val="none"/>
+          <ns2:ligatures ns2:val="none"/>
         </w:rPr>
         <w:t xml:space="preserve">en tanto </w:t>
       </w:r>
@@ -7910,7 +7910,7 @@
           <w:kern w:val="0"/>
           <w:shd w:val="clear" w:color="auto" w:fill="FFFFFF"/>
           <w:lang w:eastAsia="es-PE"/>
-          <w14:ligatures w14:val="none"/>
+          <ns2:ligatures ns2:val="none"/>
         </w:rPr>
         <w:t>Rímac Seguros y Reaseguros S.A. no habría cumplido oportunamente con entregar al denunciante el Certificado del Seguro de Desgravamen 00110178194000138341</w:t>
       </w:r>
@@ -7920,23 +7920,23 @@
           <w:kern w:val="0"/>
           <w:shd w:val="clear" w:color="auto" w:fill="FFFFFF"/>
           <w:lang w:eastAsia="es-PE"/>
-          <w14:ligatures w14:val="none"/>
+          <ns2:ligatures ns2:val="none"/>
         </w:rPr>
         <w:t>.</w:t>
       </w:r>
     </w:p>
-    <w:p>
+    <w:p ns2:paraId="5BF79043" ns2:textId="77777777">
       <w:pPr>
         <w:pStyle w:val="Prrafodelista"/>
         <w:rPr>
           <w:rFonts w:ascii="Arial Narrow" w:eastAsia="Calibri" w:hAnsi="Arial Narrow" w:cs="Arial Narrow"/>
           <w:kern w:val="0"/>
           <w:lang w:eastAsia="es-PE"/>
-          <w14:ligatures w14:val="none"/>
-        </w:rPr>
-      </w:pPr>
-    </w:p>
-    <w:p>
+          <ns2:ligatures ns2:val="none"/>
+        </w:rPr>
+      </w:pPr>
+    </w:p>
+    <w:p ns2:paraId="5C1991B4" ns2:textId="55EC1550">
       <w:pPr>
         <w:pStyle w:val="Prrafodelista"/>
         <w:numPr>
@@ -7954,7 +7954,7 @@
           <w:rFonts w:ascii="Arial Narrow" w:eastAsia="Calibri" w:hAnsi="Arial Narrow" w:cs="Arial Narrow"/>
           <w:kern w:val="0"/>
           <w:lang w:eastAsia="es-PE"/>
-          <w14:ligatures w14:val="none"/>
+          <ns2:ligatures ns2:val="none"/>
         </w:rPr>
       </w:pPr>
       <w:r>
@@ -7963,7 +7963,7 @@
           <w:color w:val="000000"/>
           <w:kern w:val="0"/>
           <w:lang w:eastAsia="es-PE"/>
-          <w14:ligatures w14:val="none"/>
+          <ns2:ligatures ns2:val="none"/>
         </w:rPr>
         <w:lastRenderedPageBreak/>
         <w:t>Presunta</w:t>
@@ -7974,7 +7974,7 @@
           <w:kern w:val="0"/>
           <w:shd w:val="clear" w:color="auto" w:fill="FFFFFF"/>
           <w:lang w:eastAsia="es-PE"/>
-          <w14:ligatures w14:val="none"/>
+          <ns2:ligatures ns2:val="none"/>
         </w:rPr>
         <w:t xml:space="preserve"> infracción a</w:t>
       </w:r>
@@ -7984,7 +7984,7 @@
           <w:kern w:val="0"/>
           <w:shd w:val="clear" w:color="auto" w:fill="FFFFFF"/>
           <w:lang w:eastAsia="es-PE"/>
-          <w14:ligatures w14:val="none"/>
+          <ns2:ligatures ns2:val="none"/>
         </w:rPr>
         <w:t xml:space="preserve">l </w:t>
       </w:r>
@@ -7992,7 +7992,7 @@
         <w:rPr>
           <w:rFonts w:ascii="Arial Narrow" w:eastAsia="Arial Narrow" w:hAnsi="Arial Narrow" w:cs="Arial Narrow"/>
           <w:kern w:val="0"/>
-          <w14:ligatures w14:val="none"/>
+          <ns2:ligatures ns2:val="none"/>
         </w:rPr>
         <w:t>artículo 1, numeral 1, literal b) y al artículo 2</w:t>
       </w:r>
@@ -8000,7 +8000,7 @@
         <w:rPr>
           <w:rFonts w:ascii="Arial Narrow" w:eastAsia="Arial Narrow" w:hAnsi="Arial Narrow" w:cs="Arial Narrow"/>
           <w:kern w:val="0"/>
-          <w14:ligatures w14:val="none"/>
+          <ns2:ligatures ns2:val="none"/>
         </w:rPr>
         <w:t xml:space="preserve"> </w:t>
       </w:r>
@@ -8009,7 +8009,7 @@
           <w:rFonts w:ascii="Arial Narrow" w:eastAsia="Calibri" w:hAnsi="Arial Narrow" w:cs="Arial Narrow"/>
           <w:kern w:val="0"/>
           <w:lang w:eastAsia="es-PE"/>
-          <w14:ligatures w14:val="none"/>
+          <ns2:ligatures ns2:val="none"/>
         </w:rPr>
         <w:t xml:space="preserve">de </w:t>
       </w:r>
@@ -8019,7 +8019,7 @@
           <w:kern w:val="0"/>
           <w:shd w:val="clear" w:color="auto" w:fill="FFFFFF"/>
           <w:lang w:eastAsia="es-PE"/>
-          <w14:ligatures w14:val="none"/>
+          <ns2:ligatures ns2:val="none"/>
         </w:rPr>
         <w:t xml:space="preserve">la Ley 29571, Código de Protección y Defensa del Consumidor, en tanto </w:t>
       </w:r>
@@ -8029,7 +8029,7 @@
           <w:kern w:val="0"/>
           <w:shd w:val="clear" w:color="auto" w:fill="FFFFFF"/>
           <w:lang w:eastAsia="es-PE"/>
-          <w14:ligatures w14:val="none"/>
+          <ns2:ligatures ns2:val="none"/>
         </w:rPr>
         <w:t>el Banco BBVA Perú S.A. habría informado erróneamente al denunciante que no habría presentado ninguna solicitud de cobertura del Seguro de Desgravamen - Certificado 00110178194000138341</w:t>
       </w:r>
@@ -8039,7 +8039,7 @@
           <w:color w:val="000000"/>
           <w:kern w:val="0"/>
           <w:lang w:val="es-ES" w:eastAsia="es-ES"/>
-          <w14:ligatures w14:val="none"/>
+          <ns2:ligatures ns2:val="none"/>
         </w:rPr>
         <w:t>, pese a tener los documentos con cargo de recepción</w:t>
       </w:r>
@@ -8049,12 +8049,12 @@
           <w:color w:val="000000"/>
           <w:kern w:val="0"/>
           <w:lang w:val="es-ES" w:eastAsia="es-ES"/>
-          <w14:ligatures w14:val="none"/>
+          <ns2:ligatures ns2:val="none"/>
         </w:rPr>
         <w:t xml:space="preserve">. </w:t>
       </w:r>
     </w:p>
-    <w:p>
+    <w:p ns2:paraId="16004FE1" ns2:textId="77777777">
       <w:pPr>
         <w:spacing w:after="0" w:line="240" w:lineRule="auto"/>
         <w:jc w:val="both"/>
@@ -8062,11 +8062,11 @@
           <w:rFonts w:ascii="Arial Narrow" w:eastAsia="Calibri" w:hAnsi="Arial Narrow" w:cs="Arial Narrow"/>
           <w:kern w:val="0"/>
           <w:lang w:eastAsia="es-PE"/>
-          <w14:ligatures w14:val="none"/>
-        </w:rPr>
-      </w:pPr>
-    </w:p>
-    <w:p>
+          <ns2:ligatures ns2:val="none"/>
+        </w:rPr>
+      </w:pPr>
+    </w:p>
+    <w:p ns2:paraId="634A0D61" ns2:textId="68E2766A">
       <w:pPr>
         <w:spacing w:line="240" w:lineRule="auto"/>
         <w:contextualSpacing/>
@@ -8074,17 +8074,17 @@
         <w:rPr>
           <w:rFonts w:ascii="Arial Narrow" w:eastAsia="Calibri" w:hAnsi="Arial Narrow" w:cs="Arial"/>
           <w:kern w:val="0"/>
-          <w14:ligatures w14:val="none"/>
-        </w:rPr>
-      </w:pPr>
-      <w:r>
-        <w:rPr>
-          <w:rFonts w:ascii="Arial Narrow" w:eastAsia="Arial Narrow" w:hAnsi="Arial Narrow" w:cs="Arial Narrow"/>
-          <w:b/>
-          <w:color w:val="000000"/>
-          <w:kern w:val="0"/>
-          <w:lang w:eastAsia="es-PE"/>
-          <w14:ligatures w14:val="none"/>
+          <ns2:ligatures ns2:val="none"/>
+        </w:rPr>
+      </w:pPr>
+      <w:r>
+        <w:rPr>
+          <w:rFonts w:ascii="Arial Narrow" w:eastAsia="Arial Narrow" w:hAnsi="Arial Narrow" w:cs="Arial Narrow"/>
+          <w:b/>
+          <w:color w:val="000000"/>
+          <w:kern w:val="0"/>
+          <w:lang w:eastAsia="es-PE"/>
+          <ns2:ligatures ns2:val="none"/>
         </w:rPr>
         <w:t>SEGUNDO:</w:t>
       </w:r>
@@ -8094,7 +8094,7 @@
           <w:color w:val="000000"/>
           <w:kern w:val="0"/>
           <w:lang w:eastAsia="es-PE"/>
-          <w14:ligatures w14:val="none"/>
+          <ns2:ligatures ns2:val="none"/>
         </w:rPr>
         <w:t xml:space="preserve"> tener por ofrecidos los medios probatorios presentados en el escrito de denuncia </w:t>
       </w:r>
@@ -8104,7 +8104,7 @@
           <w:color w:val="000000"/>
           <w:kern w:val="0"/>
           <w:lang w:val="es-ES" w:eastAsia="es-ES"/>
-          <w14:ligatures w14:val="none"/>
+          <ns2:ligatures ns2:val="none"/>
         </w:rPr>
         <w:t xml:space="preserve">del </w:t>
       </w:r>
@@ -8114,7 +8114,7 @@
           <w:color w:val="000000"/>
           <w:kern w:val="0"/>
           <w:lang w:val="es-ES" w:eastAsia="es-ES"/>
-          <w14:ligatures w14:val="none"/>
+          <ns2:ligatures ns2:val="none"/>
         </w:rPr>
         <w:t>29 de setiembre de 2025, complementado mediante escrito del 10 de octubre de 2025</w:t>
       </w:r>
@@ -8122,12 +8122,12 @@
         <w:rPr>
           <w:rFonts w:ascii="Arial Narrow" w:eastAsia="Calibri" w:hAnsi="Arial Narrow" w:cs="Arial"/>
           <w:kern w:val="0"/>
-          <w14:ligatures w14:val="none"/>
+          <ns2:ligatures ns2:val="none"/>
         </w:rPr>
         <w:t>.</w:t>
       </w:r>
     </w:p>
-    <w:p>
+    <w:p ns2:paraId="2AF03E3F" ns2:textId="77777777">
       <w:pPr>
         <w:spacing w:line="240" w:lineRule="auto"/>
         <w:contextualSpacing/>
@@ -8137,30 +8137,30 @@
           <w:color w:val="000000"/>
           <w:kern w:val="0"/>
           <w:lang w:eastAsia="es-PE"/>
-          <w14:ligatures w14:val="none"/>
-        </w:rPr>
-      </w:pPr>
-    </w:p>
-    <w:p>
-      <w:pPr>
-        <w:spacing w:after="0" w:line="240" w:lineRule="auto"/>
-        <w:jc w:val="both"/>
-        <w:rPr>
-          <w:rFonts w:ascii="Arial Narrow" w:eastAsia="Arial Narrow" w:hAnsi="Arial Narrow" w:cs="Arial Narrow"/>
-          <w:color w:val="000000"/>
-          <w:kern w:val="0"/>
-          <w:lang w:eastAsia="es-PE"/>
-          <w14:ligatures w14:val="none"/>
-        </w:rPr>
-      </w:pPr>
-      <w:r>
-        <w:rPr>
-          <w:rFonts w:ascii="Arial Narrow" w:eastAsia="Arial Narrow" w:hAnsi="Arial Narrow" w:cs="Arial Narrow"/>
-          <w:b/>
-          <w:color w:val="000000"/>
-          <w:kern w:val="0"/>
-          <w:lang w:eastAsia="es-PE"/>
-          <w14:ligatures w14:val="none"/>
+          <ns2:ligatures ns2:val="none"/>
+        </w:rPr>
+      </w:pPr>
+    </w:p>
+    <w:p ns2:paraId="5D90C1F7" ns2:textId="65CD6F22">
+      <w:pPr>
+        <w:spacing w:after="0" w:line="240" w:lineRule="auto"/>
+        <w:jc w:val="both"/>
+        <w:rPr>
+          <w:rFonts w:ascii="Arial Narrow" w:eastAsia="Arial Narrow" w:hAnsi="Arial Narrow" w:cs="Arial Narrow"/>
+          <w:color w:val="000000"/>
+          <w:kern w:val="0"/>
+          <w:lang w:eastAsia="es-PE"/>
+          <ns2:ligatures ns2:val="none"/>
+        </w:rPr>
+      </w:pPr>
+      <w:r>
+        <w:rPr>
+          <w:rFonts w:ascii="Arial Narrow" w:eastAsia="Arial Narrow" w:hAnsi="Arial Narrow" w:cs="Arial Narrow"/>
+          <w:b/>
+          <w:color w:val="000000"/>
+          <w:kern w:val="0"/>
+          <w:lang w:eastAsia="es-PE"/>
+          <ns2:ligatures ns2:val="none"/>
         </w:rPr>
         <w:t xml:space="preserve">TERCERO: </w:t>
       </w:r>
@@ -8170,7 +8170,7 @@
           <w:color w:val="000000"/>
           <w:kern w:val="0"/>
           <w:lang w:eastAsia="es-PE"/>
-          <w14:ligatures w14:val="none"/>
+          <ns2:ligatures ns2:val="none"/>
         </w:rPr>
         <w:t xml:space="preserve">requerir a </w:t>
       </w:r>
@@ -8201,7 +8201,7 @@
           <w:color w:val="000000"/>
           <w:kern w:val="0"/>
           <w:lang w:eastAsia="es-PE"/>
-          <w14:ligatures w14:val="none"/>
+          <ns2:ligatures ns2:val="none"/>
         </w:rPr>
         <w:t>que cumpla</w:t>
       </w:r>
@@ -8211,7 +8211,7 @@
           <w:color w:val="000000"/>
           <w:kern w:val="0"/>
           <w:lang w:eastAsia="es-PE"/>
-          <w14:ligatures w14:val="none"/>
+          <ns2:ligatures ns2:val="none"/>
         </w:rPr>
         <w:t>n</w:t>
       </w:r>
@@ -8221,12 +8221,12 @@
           <w:color w:val="000000"/>
           <w:kern w:val="0"/>
           <w:lang w:eastAsia="es-PE"/>
-          <w14:ligatures w14:val="none"/>
+          <ns2:ligatures ns2:val="none"/>
         </w:rPr>
         <w:t xml:space="preserve"> con lo siguiente:</w:t>
       </w:r>
     </w:p>
-    <w:p>
+    <w:p ns2:paraId="156DFAB9" ns2:textId="77777777">
       <w:pPr>
         <w:spacing w:after="0" w:line="240" w:lineRule="auto"/>
         <w:jc w:val="both"/>
@@ -8235,11 +8235,11 @@
           <w:color w:val="000000"/>
           <w:kern w:val="0"/>
           <w:lang w:eastAsia="es-PE"/>
-          <w14:ligatures w14:val="none"/>
-        </w:rPr>
-      </w:pPr>
-    </w:p>
-    <w:p>
+          <ns2:ligatures ns2:val="none"/>
+        </w:rPr>
+      </w:pPr>
+    </w:p>
+    <w:p ns2:paraId="37384474" ns2:textId="77777777">
       <w:pPr>
         <w:numPr>
           <w:ilvl w:val="0"/>
@@ -8253,21 +8253,21 @@
           <w:color w:val="000000"/>
           <w:kern w:val="0"/>
           <w:lang w:eastAsia="es-PE"/>
-          <w14:ligatures w14:val="none"/>
-        </w:rPr>
-      </w:pPr>
-      <w:r>
-        <w:rPr>
-          <w:rFonts w:ascii="Arial Narrow" w:eastAsia="Arial Narrow" w:hAnsi="Arial Narrow" w:cs="Arial Narrow"/>
-          <w:color w:val="000000"/>
-          <w:kern w:val="0"/>
-          <w:lang w:eastAsia="es-PE"/>
-          <w14:ligatures w14:val="none"/>
+          <ns2:ligatures ns2:val="none"/>
+        </w:rPr>
+      </w:pPr>
+      <w:r>
+        <w:rPr>
+          <w:rFonts w:ascii="Arial Narrow" w:eastAsia="Arial Narrow" w:hAnsi="Arial Narrow" w:cs="Arial Narrow"/>
+          <w:color w:val="000000"/>
+          <w:kern w:val="0"/>
+          <w:lang w:eastAsia="es-PE"/>
+          <ns2:ligatures ns2:val="none"/>
         </w:rPr>
         <w:t>presentar documentos que acrediten su inscripción en los Registros Públicos o una declaración jurada que indique que cuenta con dicha inscripción;</w:t>
       </w:r>
     </w:p>
-    <w:p>
+    <w:p ns2:paraId="04A6E74B" ns2:textId="77777777">
       <w:pPr>
         <w:numPr>
           <w:ilvl w:val="0"/>
@@ -8281,21 +8281,21 @@
           <w:color w:val="000000"/>
           <w:kern w:val="0"/>
           <w:lang w:eastAsia="es-PE"/>
-          <w14:ligatures w14:val="none"/>
-        </w:rPr>
-      </w:pPr>
-      <w:r>
-        <w:rPr>
-          <w:rFonts w:ascii="Arial Narrow" w:eastAsia="Arial Narrow" w:hAnsi="Arial Narrow" w:cs="Arial Narrow"/>
-          <w:color w:val="000000"/>
-          <w:kern w:val="0"/>
-          <w:lang w:eastAsia="es-PE"/>
-          <w14:ligatures w14:val="none"/>
+          <ns2:ligatures ns2:val="none"/>
+        </w:rPr>
+      </w:pPr>
+      <w:r>
+        <w:rPr>
+          <w:rFonts w:ascii="Arial Narrow" w:eastAsia="Arial Narrow" w:hAnsi="Arial Narrow" w:cs="Arial Narrow"/>
+          <w:color w:val="000000"/>
+          <w:kern w:val="0"/>
+          <w:lang w:eastAsia="es-PE"/>
+          <ns2:ligatures ns2:val="none"/>
         </w:rPr>
         <w:t>presentar copia simple de las facultades de representación de su representante legal en el presente procedimiento o la declaración jurada que indique que cuenta con dichas facultades y que estas se encuentran vigentes;</w:t>
       </w:r>
     </w:p>
-    <w:p>
+    <w:p ns2:paraId="1203D0DC" ns2:textId="77777777">
       <w:pPr>
         <w:numPr>
           <w:ilvl w:val="0"/>
@@ -8309,21 +8309,21 @@
           <w:color w:val="000000"/>
           <w:kern w:val="0"/>
           <w:lang w:eastAsia="es-PE"/>
-          <w14:ligatures w14:val="none"/>
-        </w:rPr>
-      </w:pPr>
-      <w:r>
-        <w:rPr>
-          <w:rFonts w:ascii="Arial Narrow" w:eastAsia="Arial Narrow" w:hAnsi="Arial Narrow" w:cs="Arial Narrow"/>
-          <w:color w:val="000000"/>
-          <w:kern w:val="0"/>
-          <w:lang w:eastAsia="es-PE"/>
-          <w14:ligatures w14:val="none"/>
+          <ns2:ligatures ns2:val="none"/>
+        </w:rPr>
+      </w:pPr>
+      <w:r>
+        <w:rPr>
+          <w:rFonts w:ascii="Arial Narrow" w:eastAsia="Arial Narrow" w:hAnsi="Arial Narrow" w:cs="Arial Narrow"/>
+          <w:color w:val="000000"/>
+          <w:kern w:val="0"/>
+          <w:lang w:eastAsia="es-PE"/>
+          <ns2:ligatures ns2:val="none"/>
         </w:rPr>
         <w:t>consignar el Número de Registro Único de Contribuyentes (RUC); y,</w:t>
       </w:r>
     </w:p>
-    <w:p>
+    <w:p ns2:paraId="37704CA2" ns2:textId="77777777">
       <w:pPr>
         <w:numPr>
           <w:ilvl w:val="0"/>
@@ -8335,16 +8335,16 @@
         <w:rPr>
           <w:rFonts w:ascii="Arial Narrow" w:eastAsia="Calibri" w:hAnsi="Arial Narrow" w:cs="Arial"/>
           <w:kern w:val="0"/>
-          <w14:ligatures w14:val="none"/>
-        </w:rPr>
-      </w:pPr>
-      <w:r>
-        <w:rPr>
-          <w:rFonts w:ascii="Arial Narrow" w:eastAsia="Arial Narrow" w:hAnsi="Arial Narrow" w:cs="Arial Narrow"/>
-          <w:color w:val="000000"/>
-          <w:kern w:val="0"/>
-          <w:lang w:eastAsia="es-PE"/>
-          <w14:ligatures w14:val="none"/>
+          <ns2:ligatures ns2:val="none"/>
+        </w:rPr>
+      </w:pPr>
+      <w:r>
+        <w:rPr>
+          <w:rFonts w:ascii="Arial Narrow" w:eastAsia="Arial Narrow" w:hAnsi="Arial Narrow" w:cs="Arial Narrow"/>
+          <w:color w:val="000000"/>
+          <w:kern w:val="0"/>
+          <w:lang w:eastAsia="es-PE"/>
+          <ns2:ligatures ns2:val="none"/>
         </w:rPr>
         <w:t>fijar domicilio procesal para el procedimiento, de conformidad con el numeral 1 del artículo 442</w:t>
       </w:r>
@@ -8354,7 +8354,7 @@
           <w:color w:val="000000"/>
           <w:kern w:val="0"/>
           <w:lang w:eastAsia="es-PE"/>
-          <w14:ligatures w14:val="none"/>
+          <ns2:ligatures ns2:val="none"/>
         </w:rPr>
         <w:t/>
       </w:r>
@@ -8364,7 +8364,7 @@
           <w:color w:val="000000"/>
           <w:kern w:val="0"/>
           <w:lang w:eastAsia="es-PE"/>
-          <w14:ligatures w14:val="none"/>
+          <ns2:ligatures ns2:val="none"/>
         </w:rPr>
         <w:t xml:space="preserve"> del Código Procesal Civil. </w:t>
       </w:r>
@@ -8372,7 +8372,7 @@
         <w:rPr>
           <w:rFonts w:ascii="Arial Narrow" w:eastAsia="Calibri" w:hAnsi="Arial Narrow" w:cs="Arial"/>
           <w:kern w:val="0"/>
-          <w14:ligatures w14:val="none"/>
+          <ns2:ligatures ns2:val="none"/>
         </w:rPr>
         <w:t>Para ello podrá señalar domicilio físico o una dirección electrónica a la que pueda remitirse las notificaciones</w:t>
       </w:r>
@@ -8381,12 +8381,12 @@
           <w:rFonts w:ascii="Arial Narrow" w:eastAsia="Arial" w:hAnsi="Arial Narrow" w:cs="Arial"/>
           <w:kern w:val="0"/>
           <w:lang w:val="es"/>
-          <w14:ligatures w14:val="none"/>
+          <ns2:ligatures ns2:val="none"/>
         </w:rPr>
         <w:t>;</w:t>
       </w:r>
     </w:p>
-    <w:p>
+    <w:p ns2:paraId="6A38ABFB" ns2:textId="77777777">
       <w:pPr>
         <w:numPr>
           <w:ilvl w:val="0"/>
@@ -8398,14 +8398,14 @@
         <w:rPr>
           <w:rFonts w:ascii="Arial Narrow" w:eastAsia="Calibri" w:hAnsi="Arial Narrow" w:cs="Arial"/>
           <w:kern w:val="0"/>
-          <w14:ligatures w14:val="none"/>
+          <ns2:ligatures ns2:val="none"/>
         </w:rPr>
       </w:pPr>
       <w:r>
         <w:rPr>
           <w:rFonts w:ascii="Arial Narrow" w:eastAsia="Calibri" w:hAnsi="Arial Narrow" w:cs="Arial"/>
           <w:kern w:val="0"/>
-          <w14:ligatures w14:val="none"/>
+          <ns2:ligatures ns2:val="none"/>
         </w:rPr>
         <w:t>en caso califique como micro empresa o pequeña empresa, presentar los documentos que acrediten su volumen de ventas o ingresos brutos percibidos el año anterior relativo a todas sus actividades económicas y el número de trabajadores con el que cuenta</w:t>
       </w:r>
@@ -8415,7 +8415,7 @@
           <w:rFonts w:ascii="Arial Narrow" w:eastAsia="Calibri" w:hAnsi="Arial Narrow" w:cs="Arial"/>
           <w:kern w:val="0"/>
           <w:vertAlign w:val="superscript"/>
-          <w14:ligatures w14:val="none"/>
+          <ns2:ligatures ns2:val="none"/>
         </w:rPr>
         <w:footnoteReference w:id="10"/>
       </w:r>
@@ -8423,7 +8423,7 @@
         <w:rPr>
           <w:rFonts w:ascii="Arial Narrow" w:eastAsia="Calibri" w:hAnsi="Arial Narrow" w:cs="Arial"/>
           <w:kern w:val="0"/>
-          <w14:ligatures w14:val="none"/>
+          <ns2:ligatures ns2:val="none"/>
         </w:rPr>
         <w:t>. Ello, a fin de que la Comisión pueda meritar dicha documentación, conforme lo establece el artículo 110</w:t>
       </w:r>
@@ -8433,7 +8433,7 @@
           <w:color w:val="000000"/>
           <w:kern w:val="0"/>
           <w:lang w:eastAsia="es-PE"/>
-          <w14:ligatures w14:val="none"/>
+          <ns2:ligatures ns2:val="none"/>
         </w:rPr>
         <w:t/>
       </w:r>
@@ -8441,7 +8441,7 @@
         <w:rPr>
           <w:rFonts w:ascii="Arial Narrow" w:eastAsia="Calibri" w:hAnsi="Arial Narrow" w:cs="Arial"/>
           <w:kern w:val="0"/>
-          <w14:ligatures w14:val="none"/>
+          <ns2:ligatures ns2:val="none"/>
         </w:rPr>
         <w:t xml:space="preserve"> del </w:t>
       </w:r>
@@ -8450,7 +8450,7 @@
           <w:rFonts w:ascii="Arial Narrow" w:eastAsia="Calibri" w:hAnsi="Arial Narrow" w:cs="Arial"/>
           <w:spacing w:val="-2"/>
           <w:kern w:val="0"/>
-          <w14:ligatures w14:val="none"/>
+          <ns2:ligatures ns2:val="none"/>
         </w:rPr>
         <w:t>Código</w:t>
       </w:r>
@@ -8461,7 +8461,7 @@
           <w:spacing w:val="-2"/>
           <w:kern w:val="0"/>
           <w:vertAlign w:val="superscript"/>
-          <w14:ligatures w14:val="none"/>
+          <ns2:ligatures ns2:val="none"/>
         </w:rPr>
         <w:footnoteReference w:id="11"/>
       </w:r>
@@ -8470,285 +8470,152 @@
           <w:rFonts w:ascii="Arial Narrow" w:eastAsia="Calibri" w:hAnsi="Arial Narrow" w:cs="Arial"/>
           <w:spacing w:val="-2"/>
           <w:kern w:val="0"/>
-          <w14:ligatures w14:val="none"/>
+          <ns2:ligatures ns2:val="none"/>
         </w:rPr>
         <w:t>.</w:t>
       </w:r>
     </w:p>
+    <w:p ns2:paraId="1B2AA0D1" ns2:textId="77777777">
+      <w:pPr>
+        <w:spacing w:after="0" w:line="240" w:lineRule="auto"/>
+        <w:ind w:left="567"/>
+        <w:jc w:val="both"/>
+        <w:rPr>
+          <w:rFonts w:ascii="Arial Narrow" w:eastAsia="Arial Narrow" w:hAnsi="Arial Narrow" w:cs="Arial Narrow"/>
+          <w:color w:val="000000"/>
+          <w:kern w:val="0"/>
+          <w:lang w:eastAsia="es-PE"/>
+          <ns2:ligatures ns2:val="none"/>
+        </w:rPr>
+      </w:pPr>
+    </w:p>
     <w:p>
       <w:pPr>
         <w:spacing w:after="0" w:line="240" w:lineRule="auto"/>
-        <w:ind w:left="567"/>
-        <w:jc w:val="both"/>
-        <w:rPr>
-          <w:rFonts w:ascii="Arial Narrow" w:eastAsia="Arial Narrow" w:hAnsi="Arial Narrow" w:cs="Arial Narrow"/>
-          <w:color w:val="000000"/>
-          <w:kern w:val="0"/>
-          <w:lang w:eastAsia="es-PE"/>
-          <w14:ligatures w14:val="none"/>
-        </w:rPr>
-      </w:pPr>
-    </w:p>
-    <w:p>
-      <w:pPr>
-        <w:spacing w:after="0" w:line="240" w:lineRule="auto"/>
-        <w:jc w:val="both"/>
-        <w:rPr>
-          <w:rFonts w:ascii="Arial Narrow" w:eastAsia="Arial Narrow" w:hAnsi="Arial Narrow" w:cs="Arial Narrow"/>
-          <w:color w:val="000000"/>
-          <w:kern w:val="0"/>
-          <w:lang w:eastAsia="es-PE"/>
-          <w14:ligatures w14:val="none"/>
-        </w:rPr>
-      </w:pPr>
-      <w:r>
-        <w:rPr>
-          <w:rFonts w:ascii="Arial Narrow" w:eastAsia="Arial Narrow" w:hAnsi="Arial Narrow" w:cs="Arial Narrow"/>
-          <w:b/>
-          <w:color w:val="000000"/>
-          <w:kern w:val="0"/>
-          <w:lang w:eastAsia="es-PE"/>
-          <w14:ligatures w14:val="none"/>
+        <w:jc w:val="both"/>
+        <w:rPr>
+          <w:rFonts w:ascii="Arial Narrow" w:eastAsia="Arial Narrow" w:hAnsi="Arial Narrow" w:cs="Arial Narrow"/>
+          <w:color w:val="000000"/>
+          <w:kern w:val="0"/>
+          <w:lang w:eastAsia="es-PE"/>
+          <ns2:ligatures ns2:val="none"/>
+        </w:rPr>
+      </w:pPr>
+      <w:r>
+        <w:rPr>
+          <w:rFonts w:ascii="Arial Narrow" w:hAnsi="Arial Narrow" w:cs="Arial Narrow"/>
+          <w:b w:val="1"/>
+          <w:bCs w:val="1"/>
+          <w:sz w:val="20"/>
+          <w:szCs w:val="20"/>
         </w:rPr>
         <w:t xml:space="preserve">CUARTO: </w:t>
       </w:r>
       <w:r>
         <w:rPr>
-          <w:rFonts w:ascii="Arial Narrow" w:eastAsia="Arial Narrow" w:hAnsi="Arial Narrow" w:cs="Arial Narrow"/>
-          <w:color w:val="000000"/>
-          <w:kern w:val="0"/>
-          <w:lang w:eastAsia="es-PE"/>
-          <w14:ligatures w14:val="none"/>
-        </w:rPr>
-        <w:t xml:space="preserve">correr traslado de la denuncia interpuesta </w:t>
-      </w:r>
-      <w:r>
-        <w:rPr>
-          <w:rFonts w:ascii="Arial Narrow" w:eastAsia="Times New Roman" w:hAnsi="Arial Narrow" w:cs="Arial"/>
-          <w:color w:val="000000"/>
-          <w:kern w:val="0"/>
-          <w:lang w:val="es-ES" w:eastAsia="es-ES"/>
-          <w14:ligatures w14:val="none"/>
-        </w:rPr>
-        <w:t xml:space="preserve">el </w:t>
-      </w:r>
-      <w:r>
-        <w:rPr>
-          <w:rFonts w:ascii="Arial Narrow" w:eastAsia="Times New Roman" w:hAnsi="Arial Narrow" w:cs="Arial"/>
-          <w:color w:val="000000"/>
-          <w:kern w:val="0"/>
-          <w:lang w:val="es-ES" w:eastAsia="es-ES"/>
-          <w14:ligatures w14:val="none"/>
-        </w:rPr>
-        <w:t>29 de setiembre de 2025, complementado mediante escrito del 10 de octubre de 2025</w:t>
-      </w:r>
-      <w:r>
-        <w:rPr>
-          <w:rFonts w:ascii="Arial Narrow" w:eastAsia="Calibri" w:hAnsi="Arial Narrow" w:cs="Arial"/>
-          <w:kern w:val="0"/>
-          <w14:ligatures w14:val="none"/>
+          <w:rFonts w:ascii="Arial Narrow" w:hAnsi="Arial Narrow" w:cs="Arial Narrow"/>
+          <w:sz w:val="20"/>
+          <w:szCs w:val="20"/>
+        </w:rPr>
+        <w:t xml:space="preserve">correr traslado de la presente resolución a Rímac Seguros y Reaseguros S.A. y al Banco BBVA Perú S.A para que, de conformidad con lo dispuesto por el artículo 26° de la Ley sobre Facultades, Normas y Organización del Indecopi, aprobado por Decreto Legislativo N° 8079, presenten sus descargos sobre la imputación de cargos realizada en un plazo no mayor a cinco (5) días hábiles contado a partir del día siguiente de la notificación de la presente resolución, vencido el cual, el Secretario Técnico declarará en rebeldía a los denunciados que no lo hubieran presentado. Debe precisarse que de conformidad con lo establecido por el artículo 223° del Texto Único Ordenado de la Ley N° 27444, Ley del Procedimiento Administrativo General, las alegaciones y los hechos relevantes de la reclamación, salvo que hayan sido específicamente negadas en la contestación, se tendrán por aceptadas o meritadas como ciertas.</w:t>
+      </w:r>
+    </w:p>
+    <w:p ns2:paraId="2F1C55D7" ns2:textId="77777777">
+      <w:pPr>
+        <w:spacing w:after="0" w:line="240" w:lineRule="auto"/>
+        <w:jc w:val="both"/>
+        <w:rPr>
+          <w:rFonts w:ascii="Arial Narrow" w:eastAsia="Arial Narrow" w:hAnsi="Arial Narrow" w:cs="Arial Narrow"/>
+          <w:color w:val="000000"/>
+          <w:kern w:val="0"/>
+          <w:lang w:eastAsia="es-PE"/>
+          <ns2:ligatures ns2:val="none"/>
+        </w:rPr>
+      </w:pPr>
+    </w:p>
+    <w:p ns2:paraId="6D15F6EA" ns2:textId="62C6B857">
+      <w:pPr>
+        <w:spacing w:after="0" w:line="240" w:lineRule="auto"/>
+        <w:jc w:val="both"/>
+        <w:rPr>
+          <w:rFonts w:ascii="Arial Narrow" w:eastAsia="Times New Roman" w:hAnsi="Arial Narrow" w:cs="Arial"/>
+          <w:color w:val="000000"/>
+          <w:kern w:val="0"/>
+          <w:lang w:val="es-ES" w:eastAsia="es-ES"/>
+          <ns2:ligatures ns2:val="none"/>
+        </w:rPr>
+      </w:pPr>
+      <w:r>
+        <w:rPr>
+          <w:rFonts w:ascii="Arial Narrow" w:eastAsia="Arial Narrow" w:hAnsi="Arial Narrow" w:cs="Arial Narrow"/>
+          <w:b/>
+          <w:color w:val="000000"/>
+          <w:kern w:val="0"/>
+          <w:lang w:eastAsia="es-PE"/>
+          <ns2:ligatures ns2:val="none"/>
+        </w:rPr>
+        <w:t xml:space="preserve">QUINTO: </w:t>
+      </w:r>
+      <w:bookmarkStart w:id="7" w:name="_Hlk188286813"/>
+      <w:r>
+        <w:rPr>
+          <w:rFonts w:ascii="Arial Narrow" w:eastAsia="Times New Roman" w:hAnsi="Arial Narrow" w:cs="Arial"/>
+          <w:color w:val="000000"/>
+          <w:kern w:val="0"/>
+          <w:lang w:eastAsia="es-ES"/>
+          <ns2:ligatures ns2:val="none"/>
+        </w:rPr>
+        <w:t xml:space="preserve">requerir </w:t>
+      </w:r>
+      <w:r>
+        <w:rPr>
+          <w:rFonts w:ascii="Arial Narrow" w:eastAsia="Times New Roman" w:hAnsi="Arial Narrow" w:cs="Arial"/>
+          <w:color w:val="000000"/>
+          <w:kern w:val="0"/>
+          <w:lang w:val="es-ES" w:eastAsia="es-ES"/>
+          <ns2:ligatures ns2:val="none"/>
+        </w:rPr>
+        <w:t xml:space="preserve">que, en un </w:t>
+      </w:r>
+      <w:r>
+        <w:rPr>
+          <w:rFonts w:ascii="Arial Narrow" w:eastAsia="Times New Roman" w:hAnsi="Arial Narrow" w:cs="Arial"/>
+          <w:color w:val="000000"/>
+          <w:kern w:val="0"/>
+          <w:lang w:eastAsia="es-ES"/>
+          <ns2:ligatures ns2:val="none"/>
+        </w:rPr>
+        <w:t>plazo no mayor de cinco (5) días hábiles contado a partir del día siguiente de la notificación de la presente resolución</w:t>
+      </w:r>
+      <w:bookmarkEnd w:id="7"/>
+      <w:r>
+        <w:rPr>
+          <w:rFonts w:ascii="Arial Narrow" w:eastAsia="Times New Roman" w:hAnsi="Arial Narrow" w:cs="Arial"/>
+          <w:color w:val="000000"/>
+          <w:kern w:val="0"/>
+          <w:lang w:eastAsia="es-ES"/>
+          <ns2:ligatures ns2:val="none"/>
         </w:rPr>
         <w:t xml:space="preserve">, </w:t>
       </w:r>
-      <w:r>
-        <w:rPr>
-          <w:rFonts w:ascii="Arial Narrow" w:eastAsia="Arial Narrow" w:hAnsi="Arial Narrow" w:cs="Arial Narrow"/>
-          <w:color w:val="000000"/>
-          <w:kern w:val="0"/>
-          <w:lang w:eastAsia="es-PE"/>
-          <w14:ligatures w14:val="none"/>
-        </w:rPr>
-        <w:t>a</w:t>
-      </w:r>
-      <w:r>
-        <w:rPr>
-          <w:rFonts w:ascii="Arial Narrow" w:eastAsia="Times New Roman" w:hAnsi="Arial Narrow" w:cs="Times New Roman"/>
-          <w:color w:val="000000"/>
-          <w:kern w:val="0"/>
-          <w:shd w:val="clear" w:color="auto" w:fill="FFFFFF"/>
-          <w:lang w:eastAsia="es-PE"/>
-          <w14:ligatures w14:val="none"/>
-        </w:rPr>
-        <w:t xml:space="preserve"> </w:t>
-      </w:r>
+      <w:bookmarkStart w:id="8" w:name="_Hlk188286828"/>
       <w:r>
         <w:rPr>
           <w:rFonts w:ascii="Arial Narrow" w:eastAsia="Arial Narrow" w:hAnsi="Arial Narrow" w:cs="Arial Narrow"/>
           <w:bCs/>
         </w:rPr>
-        <w:t xml:space="preserve">Rímac Seguros y Reaseguros S.A. y </w:t>
-      </w:r>
-      <w:r>
-        <w:rPr>
-          <w:rFonts w:ascii="Arial Narrow" w:eastAsia="Arial Narrow" w:hAnsi="Arial Narrow" w:cs="Arial Narrow"/>
-          <w:bCs/>
-        </w:rPr>
-        <w:t xml:space="preserve">al </w:t>
-      </w:r>
-      <w:r>
-        <w:rPr>
-          <w:rFonts w:ascii="Arial Narrow" w:eastAsia="Arial Narrow" w:hAnsi="Arial Narrow" w:cs="Arial Narrow"/>
-          <w:bCs/>
-        </w:rPr>
-        <w:t>Banco BBVA Perú S.A.</w:t>
-      </w:r>
-      <w:r>
-        <w:rPr>
-          <w:rFonts w:ascii="Arial Narrow" w:eastAsia="Arial Narrow" w:hAnsi="Arial Narrow" w:cs="Arial Narrow"/>
-          <w:color w:val="000000"/>
-          <w:kern w:val="0"/>
-          <w:lang w:eastAsia="es-PE"/>
-          <w14:ligatures w14:val="none"/>
-        </w:rPr>
-        <w:t>, pa</w:t>
-      </w:r>
-      <w:r>
-        <w:rPr>
-          <w:rFonts w:ascii="Arial Narrow" w:eastAsia="Arial Narrow" w:hAnsi="Arial Narrow" w:cs="Arial Narrow"/>
-          <w:color w:val="000000"/>
-          <w:kern w:val="0"/>
-          <w:lang w:eastAsia="es-PE"/>
-          <w14:ligatures w14:val="none"/>
-        </w:rPr>
-        <w:t>ra que, de conformidad con lo dispuesto por el artículo 26</w:t>
-      </w:r>
-      <w:r>
-        <w:rPr>
-          <w:rFonts w:ascii="Arial Narrow" w:eastAsia="Times New Roman" w:hAnsi="Arial Narrow" w:cs="Segoe UI"/>
-          <w:color w:val="000000"/>
-          <w:kern w:val="0"/>
-          <w:lang w:eastAsia="es-PE"/>
-          <w14:ligatures w14:val="none"/>
-        </w:rPr>
-        <w:t/>
-      </w:r>
-      <w:r>
-        <w:rPr>
-          <w:rFonts w:ascii="Arial Narrow" w:eastAsia="Arial Narrow" w:hAnsi="Arial Narrow" w:cs="Arial Narrow"/>
-          <w:color w:val="000000"/>
-          <w:kern w:val="0"/>
-          <w:lang w:eastAsia="es-PE"/>
-          <w14:ligatures w14:val="none"/>
-        </w:rPr>
-        <w:t xml:space="preserve"> de la Ley sobre Facultades, Normas y Organización del Indecopi, aprobada por Decreto Legislativo 807, </w:t>
-      </w:r>
-      <w:r>
-        <w:rPr>
-          <w:rFonts w:ascii="Arial Narrow" w:eastAsia="Arial Narrow" w:hAnsi="Arial Narrow" w:cs="Arial Narrow"/>
-          <w:color w:val="000000"/>
-          <w:kern w:val="0"/>
-          <w:lang w:eastAsia="es-PE"/>
-          <w14:ligatures w14:val="none"/>
-        </w:rPr>
-        <w:t>presenten</w:t>
-      </w:r>
-      <w:r>
-        <w:rPr>
-          <w:rFonts w:ascii="Arial Narrow" w:eastAsia="Arial Narrow" w:hAnsi="Arial Narrow" w:cs="Arial Narrow"/>
-          <w:color w:val="000000"/>
-          <w:kern w:val="0"/>
-          <w:lang w:eastAsia="es-PE"/>
-          <w14:ligatures w14:val="none"/>
-        </w:rPr>
-        <w:t xml:space="preserve"> sus descargos en un plazo no mayor de cinco (5) días hábiles contados desde la notificación. </w:t>
-      </w:r>
-    </w:p>
-    <w:p>
-      <w:pPr>
-        <w:spacing w:after="0" w:line="240" w:lineRule="auto"/>
-        <w:jc w:val="both"/>
-        <w:rPr>
-          <w:rFonts w:ascii="Arial Narrow" w:eastAsia="Arial Narrow" w:hAnsi="Arial Narrow" w:cs="Arial Narrow"/>
-          <w:color w:val="000000"/>
-          <w:kern w:val="0"/>
-          <w:lang w:eastAsia="es-PE"/>
-          <w14:ligatures w14:val="none"/>
-        </w:rPr>
-      </w:pPr>
-    </w:p>
-    <w:p>
-      <w:pPr>
-        <w:spacing w:after="0" w:line="240" w:lineRule="auto"/>
-        <w:jc w:val="both"/>
-        <w:rPr>
-          <w:rFonts w:ascii="Arial Narrow" w:eastAsia="Times New Roman" w:hAnsi="Arial Narrow" w:cs="Arial"/>
-          <w:color w:val="000000"/>
-          <w:kern w:val="0"/>
-          <w:lang w:val="es-ES" w:eastAsia="es-ES"/>
-          <w14:ligatures w14:val="none"/>
-        </w:rPr>
-      </w:pPr>
-      <w:r>
-        <w:rPr>
-          <w:rFonts w:ascii="Arial Narrow" w:eastAsia="Arial Narrow" w:hAnsi="Arial Narrow" w:cs="Arial Narrow"/>
-          <w:b/>
-          <w:color w:val="000000"/>
-          <w:kern w:val="0"/>
-          <w:lang w:eastAsia="es-PE"/>
-          <w14:ligatures w14:val="none"/>
-        </w:rPr>
-        <w:t xml:space="preserve">QUINTO: </w:t>
-      </w:r>
-      <w:bookmarkStart w:id="7" w:name="_Hlk188286813"/>
+        <w:t>Rímac Seguros y Reaseguros S.A.</w:t>
+      </w:r>
       <w:r>
         <w:rPr>
           <w:rFonts w:ascii="Arial Narrow" w:eastAsia="Times New Roman" w:hAnsi="Arial Narrow" w:cs="Arial"/>
           <w:color w:val="000000"/>
           <w:kern w:val="0"/>
           <w:lang w:eastAsia="es-ES"/>
-          <w14:ligatures w14:val="none"/>
-        </w:rPr>
-        <w:t xml:space="preserve">requerir </w:t>
-      </w:r>
-      <w:r>
-        <w:rPr>
-          <w:rFonts w:ascii="Arial Narrow" w:eastAsia="Times New Roman" w:hAnsi="Arial Narrow" w:cs="Arial"/>
-          <w:color w:val="000000"/>
-          <w:kern w:val="0"/>
-          <w:lang w:val="es-ES" w:eastAsia="es-ES"/>
-          <w14:ligatures w14:val="none"/>
-        </w:rPr>
-        <w:t xml:space="preserve">que, en un </w:t>
-      </w:r>
-      <w:r>
-        <w:rPr>
-          <w:rFonts w:ascii="Arial Narrow" w:eastAsia="Times New Roman" w:hAnsi="Arial Narrow" w:cs="Arial"/>
-          <w:color w:val="000000"/>
-          <w:kern w:val="0"/>
-          <w:lang w:eastAsia="es-ES"/>
-          <w14:ligatures w14:val="none"/>
-        </w:rPr>
-        <w:t>plazo no mayor de cinco (5) días hábiles contado a partir del día siguiente de la notificación de la presente resolución</w:t>
-      </w:r>
-      <w:bookmarkEnd w:id="7"/>
-      <w:r>
-        <w:rPr>
-          <w:rFonts w:ascii="Arial Narrow" w:eastAsia="Times New Roman" w:hAnsi="Arial Narrow" w:cs="Arial"/>
-          <w:color w:val="000000"/>
-          <w:kern w:val="0"/>
-          <w:lang w:eastAsia="es-ES"/>
-          <w14:ligatures w14:val="none"/>
+          <ns2:ligatures ns2:val="none"/>
         </w:rPr>
         <w:t xml:space="preserve">, </w:t>
       </w:r>
-      <w:bookmarkStart w:id="8" w:name="_Hlk188286828"/>
-      <w:r>
-        <w:rPr>
-          <w:rFonts w:ascii="Arial Narrow" w:eastAsia="Arial Narrow" w:hAnsi="Arial Narrow" w:cs="Arial Narrow"/>
-          <w:bCs/>
-        </w:rPr>
-        <w:t>Rímac Seguros y Reaseguros S.A.</w:t>
-      </w:r>
-      <w:r>
-        <w:rPr>
-          <w:rFonts w:ascii="Arial Narrow" w:eastAsia="Times New Roman" w:hAnsi="Arial Narrow" w:cs="Arial"/>
-          <w:color w:val="000000"/>
-          <w:kern w:val="0"/>
-          <w:lang w:eastAsia="es-ES"/>
-          <w14:ligatures w14:val="none"/>
-        </w:rPr>
-        <w:t xml:space="preserve">, </w:t>
-      </w:r>
       <w:bookmarkEnd w:id="8"/>
       <w:r>
         <w:rPr>
@@ -8756,7 +8623,7 @@
           <w:color w:val="000000"/>
           <w:kern w:val="0"/>
           <w:lang w:val="es-ES" w:eastAsia="es-ES"/>
-          <w14:ligatures w14:val="none"/>
+          <ns2:ligatures ns2:val="none"/>
         </w:rPr>
         <w:t>cumpla</w:t>
       </w:r>
@@ -8766,7 +8633,7 @@
           <w:color w:val="000000"/>
           <w:kern w:val="0"/>
           <w:lang w:val="es-ES" w:eastAsia="es-ES"/>
-          <w14:ligatures w14:val="none"/>
+          <ns2:ligatures ns2:val="none"/>
         </w:rPr>
         <w:t xml:space="preserve"> con: </w:t>
       </w:r>
@@ -8776,7 +8643,7 @@
           <w:color w:val="000000"/>
           <w:kern w:val="0"/>
           <w:lang w:val="es-ES" w:eastAsia="es-ES"/>
-          <w14:ligatures w14:val="none"/>
+          <ns2:ligatures ns2:val="none"/>
         </w:rPr>
         <w:t>(i) entregar copia del Certificado 00110178194000138341 del Seguro de desgravamen materia de denuncia; (</w:t>
       </w:r>
@@ -8787,7 +8654,7 @@
           <w:color w:val="000000"/>
           <w:kern w:val="0"/>
           <w:lang w:val="es-ES" w:eastAsia="es-ES"/>
-          <w14:ligatures w14:val="none"/>
+          <ns2:ligatures ns2:val="none"/>
         </w:rPr>
         <w:t>ii</w:t>
       </w:r>
@@ -8798,7 +8665,7 @@
           <w:color w:val="000000"/>
           <w:kern w:val="0"/>
           <w:lang w:val="es-ES" w:eastAsia="es-ES"/>
-          <w14:ligatures w14:val="none"/>
+          <ns2:ligatures ns2:val="none"/>
         </w:rPr>
         <w:t>) presentar los medios probatorios que acrediten que la negativa de otorgamiento de cobertura del Seguro de desgravamen fue justificado; (</w:t>
       </w:r>
@@ -8809,7 +8676,7 @@
           <w:color w:val="000000"/>
           <w:kern w:val="0"/>
           <w:lang w:val="es-ES" w:eastAsia="es-ES"/>
-          <w14:ligatures w14:val="none"/>
+          <ns2:ligatures ns2:val="none"/>
         </w:rPr>
         <w:t>iii</w:t>
       </w:r>
@@ -8820,7 +8687,7 @@
           <w:color w:val="000000"/>
           <w:kern w:val="0"/>
           <w:lang w:val="es-ES" w:eastAsia="es-ES"/>
-          <w14:ligatures w14:val="none"/>
+          <ns2:ligatures ns2:val="none"/>
         </w:rPr>
         <w:t>) señalar el motivo por el cual se siguió requiriendo al denunciante el dictamen emitido por COMECI, pese a que informó que no era posible atenderlo;</w:t>
       </w:r>
@@ -8830,7 +8697,7 @@
           <w:color w:val="000000"/>
           <w:kern w:val="0"/>
           <w:lang w:val="es-ES" w:eastAsia="es-ES"/>
-          <w14:ligatures w14:val="none"/>
+          <ns2:ligatures ns2:val="none"/>
         </w:rPr>
         <w:t xml:space="preserve"> y, (</w:t>
       </w:r>
@@ -8841,7 +8708,7 @@
           <w:color w:val="000000"/>
           <w:kern w:val="0"/>
           <w:lang w:val="es-ES" w:eastAsia="es-ES"/>
-          <w14:ligatures w14:val="none"/>
+          <ns2:ligatures ns2:val="none"/>
         </w:rPr>
         <w:t>iv</w:t>
       </w:r>
@@ -8852,7 +8719,7 @@
           <w:color w:val="000000"/>
           <w:kern w:val="0"/>
           <w:lang w:val="es-ES" w:eastAsia="es-ES"/>
-          <w14:ligatures w14:val="none"/>
+          <ns2:ligatures ns2:val="none"/>
         </w:rPr>
         <w:t>)</w:t>
       </w:r>
@@ -8862,7 +8729,7 @@
           <w:color w:val="000000"/>
           <w:kern w:val="0"/>
           <w:lang w:val="es-ES" w:eastAsia="es-ES"/>
-          <w14:ligatures w14:val="none"/>
+          <ns2:ligatures ns2:val="none"/>
         </w:rPr>
         <w:t xml:space="preserve"> presentar los medios </w:t>
       </w:r>
@@ -8872,7 +8739,7 @@
           <w:color w:val="000000"/>
           <w:kern w:val="0"/>
           <w:lang w:val="es-ES" w:eastAsia="es-ES"/>
-          <w14:ligatures w14:val="none"/>
+          <ns2:ligatures ns2:val="none"/>
         </w:rPr>
         <w:lastRenderedPageBreak/>
         <w:t>probatorios que evidencien que brindó una respuesta oportuna a las solicitudes de cobertura presentadas por el consumidor</w:t>
@@ -8883,44 +8750,44 @@
           <w:color w:val="000000"/>
           <w:kern w:val="0"/>
           <w:lang w:val="es-ES" w:eastAsia="es-ES"/>
-          <w14:ligatures w14:val="none"/>
+          <ns2:ligatures ns2:val="none"/>
         </w:rPr>
         <w:t>.</w:t>
       </w:r>
     </w:p>
-    <w:p>
-      <w:pPr>
-        <w:spacing w:after="0" w:line="240" w:lineRule="auto"/>
-        <w:jc w:val="both"/>
-        <w:rPr>
-          <w:rFonts w:ascii="Arial Narrow" w:eastAsia="Times New Roman" w:hAnsi="Arial Narrow" w:cs="Arial"/>
-          <w:color w:val="000000"/>
-          <w:kern w:val="0"/>
-          <w:lang w:val="es-ES" w:eastAsia="es-ES"/>
-          <w14:ligatures w14:val="none"/>
-        </w:rPr>
-      </w:pPr>
-    </w:p>
-    <w:p>
-      <w:pPr>
-        <w:spacing w:after="0" w:line="240" w:lineRule="auto"/>
-        <w:jc w:val="both"/>
-        <w:rPr>
-          <w:rFonts w:ascii="Arial Narrow" w:eastAsia="Times New Roman" w:hAnsi="Arial Narrow" w:cs="Arial"/>
-          <w:color w:val="000000"/>
-          <w:kern w:val="0"/>
-          <w:lang w:val="es-ES" w:eastAsia="es-ES"/>
-          <w14:ligatures w14:val="none"/>
-        </w:rPr>
-      </w:pPr>
-      <w:r>
-        <w:rPr>
-          <w:rFonts w:ascii="Arial Narrow" w:eastAsia="Arial Narrow" w:hAnsi="Arial Narrow" w:cs="Arial Narrow"/>
-          <w:b/>
-          <w:color w:val="000000"/>
-          <w:kern w:val="0"/>
-          <w:lang w:eastAsia="es-PE"/>
-          <w14:ligatures w14:val="none"/>
+    <w:p ns2:paraId="7EAE58BA" ns2:textId="77777777">
+      <w:pPr>
+        <w:spacing w:after="0" w:line="240" w:lineRule="auto"/>
+        <w:jc w:val="both"/>
+        <w:rPr>
+          <w:rFonts w:ascii="Arial Narrow" w:eastAsia="Times New Roman" w:hAnsi="Arial Narrow" w:cs="Arial"/>
+          <w:color w:val="000000"/>
+          <w:kern w:val="0"/>
+          <w:lang w:val="es-ES" w:eastAsia="es-ES"/>
+          <ns2:ligatures ns2:val="none"/>
+        </w:rPr>
+      </w:pPr>
+    </w:p>
+    <w:p ns2:paraId="018EE32A" ns2:textId="4E91D492">
+      <w:pPr>
+        <w:spacing w:after="0" w:line="240" w:lineRule="auto"/>
+        <w:jc w:val="both"/>
+        <w:rPr>
+          <w:rFonts w:ascii="Arial Narrow" w:eastAsia="Times New Roman" w:hAnsi="Arial Narrow" w:cs="Arial"/>
+          <w:color w:val="000000"/>
+          <w:kern w:val="0"/>
+          <w:lang w:val="es-ES" w:eastAsia="es-ES"/>
+          <ns2:ligatures ns2:val="none"/>
+        </w:rPr>
+      </w:pPr>
+      <w:r>
+        <w:rPr>
+          <w:rFonts w:ascii="Arial Narrow" w:eastAsia="Arial Narrow" w:hAnsi="Arial Narrow" w:cs="Arial Narrow"/>
+          <w:b/>
+          <w:color w:val="000000"/>
+          <w:kern w:val="0"/>
+          <w:lang w:eastAsia="es-PE"/>
+          <ns2:ligatures ns2:val="none"/>
         </w:rPr>
         <w:t xml:space="preserve">SEXTO: </w:t>
       </w:r>
@@ -8930,7 +8797,7 @@
           <w:color w:val="000000"/>
           <w:kern w:val="0"/>
           <w:lang w:eastAsia="es-ES"/>
-          <w14:ligatures w14:val="none"/>
+          <ns2:ligatures ns2:val="none"/>
         </w:rPr>
         <w:t xml:space="preserve">requerir </w:t>
       </w:r>
@@ -8940,7 +8807,7 @@
           <w:color w:val="000000"/>
           <w:kern w:val="0"/>
           <w:lang w:val="es-ES" w:eastAsia="es-ES"/>
-          <w14:ligatures w14:val="none"/>
+          <ns2:ligatures ns2:val="none"/>
         </w:rPr>
         <w:t xml:space="preserve">que, en un </w:t>
       </w:r>
@@ -8950,7 +8817,7 @@
           <w:color w:val="000000"/>
           <w:kern w:val="0"/>
           <w:lang w:eastAsia="es-ES"/>
-          <w14:ligatures w14:val="none"/>
+          <ns2:ligatures ns2:val="none"/>
         </w:rPr>
         <w:t xml:space="preserve">plazo no mayor de cinco (5) días hábiles contado a partir del día siguiente de la notificación de la presente resolución, </w:t>
       </w:r>
@@ -8974,7 +8841,7 @@
           <w:color w:val="000000"/>
           <w:kern w:val="0"/>
           <w:lang w:eastAsia="es-ES"/>
-          <w14:ligatures w14:val="none"/>
+          <ns2:ligatures ns2:val="none"/>
         </w:rPr>
         <w:t xml:space="preserve">, </w:t>
       </w:r>
@@ -8984,7 +8851,7 @@
           <w:color w:val="000000"/>
           <w:kern w:val="0"/>
           <w:lang w:val="es-ES" w:eastAsia="es-ES"/>
-          <w14:ligatures w14:val="none"/>
+          <ns2:ligatures ns2:val="none"/>
         </w:rPr>
         <w:t xml:space="preserve">cumpla con: </w:t>
       </w:r>
@@ -8994,7 +8861,7 @@
           <w:color w:val="000000"/>
           <w:kern w:val="0"/>
           <w:lang w:val="es-ES" w:eastAsia="es-ES"/>
-          <w14:ligatures w14:val="none"/>
+          <ns2:ligatures ns2:val="none"/>
         </w:rPr>
         <w:t>(i) presentar una copia debidamente suscrita de</w:t>
       </w:r>
@@ -9004,7 +8871,7 @@
           <w:color w:val="000000"/>
           <w:kern w:val="0"/>
           <w:lang w:val="es-ES" w:eastAsia="es-ES"/>
-          <w14:ligatures w14:val="none"/>
+          <ns2:ligatures ns2:val="none"/>
         </w:rPr>
         <w:t xml:space="preserve">l Certificado </w:t>
       </w:r>
@@ -9014,7 +8881,7 @@
           <w:color w:val="000000"/>
           <w:kern w:val="0"/>
           <w:lang w:val="es-ES" w:eastAsia="es-ES"/>
-          <w14:ligatures w14:val="none"/>
+          <ns2:ligatures ns2:val="none"/>
         </w:rPr>
         <w:t>del Seguro de desgravamen materia de denuncia; y, (</w:t>
       </w:r>
@@ -9025,7 +8892,7 @@
           <w:color w:val="000000"/>
           <w:kern w:val="0"/>
           <w:lang w:val="es-ES" w:eastAsia="es-ES"/>
-          <w14:ligatures w14:val="none"/>
+          <ns2:ligatures ns2:val="none"/>
         </w:rPr>
         <w:t>ii</w:t>
       </w:r>
@@ -9036,7 +8903,7 @@
           <w:color w:val="000000"/>
           <w:kern w:val="0"/>
           <w:lang w:val="es-ES" w:eastAsia="es-ES"/>
-          <w14:ligatures w14:val="none"/>
+          <ns2:ligatures ns2:val="none"/>
         </w:rPr>
         <w:t>) presentar todas las comunicaciones cursadas con la parte denunciante en virtud de los hechos materia de denuncia</w:t>
       </w:r>
@@ -9046,12 +8913,12 @@
           <w:color w:val="000000"/>
           <w:kern w:val="0"/>
           <w:lang w:val="es-ES" w:eastAsia="es-ES"/>
-          <w14:ligatures w14:val="none"/>
+          <ns2:ligatures ns2:val="none"/>
         </w:rPr>
         <w:t>.</w:t>
       </w:r>
     </w:p>
-    <w:p>
+    <w:p ns2:paraId="61AD8504" ns2:textId="77777777">
       <w:pPr>
         <w:spacing w:after="0" w:line="240" w:lineRule="auto"/>
         <w:jc w:val="both"/>
@@ -9061,30 +8928,30 @@
           <w:color w:val="000000"/>
           <w:kern w:val="0"/>
           <w:lang w:val="es-ES" w:eastAsia="es-PE"/>
-          <w14:ligatures w14:val="none"/>
-        </w:rPr>
-      </w:pPr>
-    </w:p>
-    <w:p>
-      <w:pPr>
-        <w:spacing w:after="0" w:line="240" w:lineRule="auto"/>
-        <w:jc w:val="both"/>
-        <w:rPr>
-          <w:rFonts w:ascii="Arial Narrow" w:eastAsia="Arial Narrow" w:hAnsi="Arial Narrow" w:cs="Arial Narrow"/>
-          <w:color w:val="000000"/>
-          <w:kern w:val="0"/>
-          <w:lang w:eastAsia="es-PE"/>
-          <w14:ligatures w14:val="none"/>
-        </w:rPr>
-      </w:pPr>
-      <w:r>
-        <w:rPr>
-          <w:rFonts w:ascii="Arial Narrow" w:eastAsia="Arial Narrow" w:hAnsi="Arial Narrow" w:cs="Arial Narrow"/>
-          <w:b/>
-          <w:color w:val="000000"/>
-          <w:kern w:val="0"/>
-          <w:lang w:eastAsia="es-PE"/>
-          <w14:ligatures w14:val="none"/>
+          <ns2:ligatures ns2:val="none"/>
+        </w:rPr>
+      </w:pPr>
+    </w:p>
+    <w:p ns2:paraId="58D4E496" ns2:textId="77777777">
+      <w:pPr>
+        <w:spacing w:after="0" w:line="240" w:lineRule="auto"/>
+        <w:jc w:val="both"/>
+        <w:rPr>
+          <w:rFonts w:ascii="Arial Narrow" w:eastAsia="Arial Narrow" w:hAnsi="Arial Narrow" w:cs="Arial Narrow"/>
+          <w:color w:val="000000"/>
+          <w:kern w:val="0"/>
+          <w:lang w:eastAsia="es-PE"/>
+          <ns2:ligatures ns2:val="none"/>
+        </w:rPr>
+      </w:pPr>
+      <w:r>
+        <w:rPr>
+          <w:rFonts w:ascii="Arial Narrow" w:eastAsia="Arial Narrow" w:hAnsi="Arial Narrow" w:cs="Arial Narrow"/>
+          <w:b/>
+          <w:color w:val="000000"/>
+          <w:kern w:val="0"/>
+          <w:lang w:eastAsia="es-PE"/>
+          <ns2:ligatures ns2:val="none"/>
         </w:rPr>
         <w:t>SÉTIMO:</w:t>
       </w:r>
@@ -9094,7 +8961,7 @@
           <w:color w:val="000000"/>
           <w:kern w:val="0"/>
           <w:lang w:eastAsia="es-PE"/>
-          <w14:ligatures w14:val="none"/>
+          <ns2:ligatures ns2:val="none"/>
         </w:rPr>
         <w:t xml:space="preserve"> </w:t>
       </w:r>
@@ -9105,7 +8972,7 @@
           <w:color w:val="000000"/>
           <w:kern w:val="0"/>
           <w:lang w:eastAsia="es-PE"/>
-          <w14:ligatures w14:val="none"/>
+          <ns2:ligatures ns2:val="none"/>
         </w:rPr>
         <w:t>informar a las partes que el artículo 110</w:t>
       </w:r>
@@ -9115,7 +8982,7 @@
           <w:color w:val="000000"/>
           <w:kern w:val="0"/>
           <w:lang w:eastAsia="es-PE"/>
-          <w14:ligatures w14:val="none"/>
+          <ns2:ligatures ns2:val="none"/>
         </w:rPr>
         <w:t/>
       </w:r>
@@ -9125,7 +8992,7 @@
           <w:color w:val="000000"/>
           <w:kern w:val="0"/>
           <w:lang w:eastAsia="es-PE"/>
-          <w14:ligatures w14:val="none"/>
+          <ns2:ligatures ns2:val="none"/>
         </w:rPr>
         <w:t xml:space="preserve"> de la Ley 29571, Código de Protección y Defensa del Consumidor</w:t>
       </w:r>
@@ -9137,7 +9004,7 @@
           <w:kern w:val="0"/>
           <w:vertAlign w:val="superscript"/>
           <w:lang w:eastAsia="es-PE"/>
-          <w14:ligatures w14:val="none"/>
+          <ns2:ligatures ns2:val="none"/>
         </w:rPr>
         <w:footnoteReference w:id="12"/>
       </w:r>
@@ -9147,7 +9014,7 @@
           <w:color w:val="000000"/>
           <w:kern w:val="0"/>
           <w:lang w:eastAsia="es-PE"/>
-          <w14:ligatures w14:val="none"/>
+          <ns2:ligatures ns2:val="none"/>
         </w:rPr>
         <w:t>, faculta a la Comisión a calificar las infracciones de la referida norma como leves, graves o muy graves e imponer sanciones que van desde una amonestación hasta una multa por un máximo de 450 Unidades Impositivas Tributarias, sin perjuicio de las medidas correctivas, reparadoras y complementarias, que puedan ordenarse de acuerdo a lo estipulado en los artículos 114</w:t>
       </w:r>
@@ -9157,7 +9024,7 @@
           <w:color w:val="000000"/>
           <w:kern w:val="0"/>
           <w:lang w:eastAsia="es-PE"/>
-          <w14:ligatures w14:val="none"/>
+          <ns2:ligatures ns2:val="none"/>
         </w:rPr>
         <w:t/>
       </w:r>
@@ -9167,7 +9034,7 @@
           <w:color w:val="000000"/>
           <w:kern w:val="0"/>
           <w:lang w:eastAsia="es-PE"/>
-          <w14:ligatures w14:val="none"/>
+          <ns2:ligatures ns2:val="none"/>
         </w:rPr>
         <w:t>, 115</w:t>
       </w:r>
@@ -9177,7 +9044,7 @@
           <w:color w:val="000000"/>
           <w:kern w:val="0"/>
           <w:lang w:eastAsia="es-PE"/>
-          <w14:ligatures w14:val="none"/>
+          <ns2:ligatures ns2:val="none"/>
         </w:rPr>
         <w:t/>
       </w:r>
@@ -9187,7 +9054,7 @@
           <w:color w:val="000000"/>
           <w:kern w:val="0"/>
           <w:lang w:eastAsia="es-PE"/>
-          <w14:ligatures w14:val="none"/>
+          <ns2:ligatures ns2:val="none"/>
         </w:rPr>
         <w:t xml:space="preserve"> y 116</w:t>
       </w:r>
@@ -9197,7 +9064,7 @@
           <w:color w:val="000000"/>
           <w:kern w:val="0"/>
           <w:lang w:eastAsia="es-PE"/>
-          <w14:ligatures w14:val="none"/>
+          <ns2:ligatures ns2:val="none"/>
         </w:rPr>
         <w:t/>
       </w:r>
@@ -9207,7 +9074,7 @@
           <w:color w:val="000000"/>
           <w:kern w:val="0"/>
           <w:lang w:eastAsia="es-PE"/>
-          <w14:ligatures w14:val="none"/>
+          <ns2:ligatures ns2:val="none"/>
         </w:rPr>
         <w:t xml:space="preserve"> de la referida norma</w:t>
       </w:r>
@@ -9219,7 +9086,7 @@
           <w:kern w:val="0"/>
           <w:vertAlign w:val="superscript"/>
           <w:lang w:eastAsia="es-PE"/>
-          <w14:ligatures w14:val="none"/>
+          <ns2:ligatures ns2:val="none"/>
         </w:rPr>
         <w:footnoteReference w:id="13"/>
       </w:r>
@@ -9229,7 +9096,7 @@
           <w:color w:val="000000"/>
           <w:kern w:val="0"/>
           <w:lang w:eastAsia="es-PE"/>
-          <w14:ligatures w14:val="none"/>
+          <ns2:ligatures ns2:val="none"/>
         </w:rPr>
         <w:t xml:space="preserve">. </w:t>
       </w:r>
@@ -9240,7 +9107,7 @@
           <w:color w:val="000000"/>
           <w:kern w:val="0"/>
           <w:lang w:eastAsia="es-PE"/>
-          <w14:ligatures w14:val="none"/>
+          <ns2:ligatures ns2:val="none"/>
         </w:rPr>
         <w:lastRenderedPageBreak/>
         <w:t>Asimismo, se consideran circunstancias atenuantes para la graduación de la sanción, el allanamiento de la denuncia o el reconocimiento de las pretensiones en ella contenidas, de acuerdo con el artículo 112</w:t>
@@ -9251,7 +9118,7 @@
           <w:color w:val="000000"/>
           <w:kern w:val="0"/>
           <w:lang w:eastAsia="es-PE"/>
-          <w14:ligatures w14:val="none"/>
+          <ns2:ligatures ns2:val="none"/>
         </w:rPr>
         <w:t/>
       </w:r>
@@ -9261,7 +9128,7 @@
           <w:color w:val="000000"/>
           <w:kern w:val="0"/>
           <w:lang w:eastAsia="es-PE"/>
-          <w14:ligatures w14:val="none"/>
+          <ns2:ligatures ns2:val="none"/>
         </w:rPr>
         <w:t xml:space="preserve"> del Código</w:t>
       </w:r>
@@ -9273,7 +9140,7 @@
           <w:kern w:val="0"/>
           <w:vertAlign w:val="superscript"/>
           <w:lang w:eastAsia="es-PE"/>
-          <w14:ligatures w14:val="none"/>
+          <ns2:ligatures ns2:val="none"/>
         </w:rPr>
         <w:footnoteReference w:id="14"/>
       </w:r>
@@ -9283,12 +9150,12 @@
           <w:color w:val="000000"/>
           <w:kern w:val="0"/>
           <w:lang w:eastAsia="es-PE"/>
-          <w14:ligatures w14:val="none"/>
+          <ns2:ligatures ns2:val="none"/>
         </w:rPr>
         <w:t>.</w:t>
       </w:r>
     </w:p>
-    <w:p>
+    <w:p ns2:paraId="7A5236A4" ns2:textId="77777777">
       <w:pPr>
         <w:shd w:val="clear" w:color="auto" w:fill="FFFFFF"/>
         <w:spacing w:after="0" w:line="240" w:lineRule="auto"/>
@@ -9299,11 +9166,11 @@
           <w:color w:val="000000"/>
           <w:kern w:val="0"/>
           <w:lang w:eastAsia="es-PE"/>
-          <w14:ligatures w14:val="none"/>
-        </w:rPr>
-      </w:pPr>
-    </w:p>
-    <w:p>
+          <ns2:ligatures ns2:val="none"/>
+        </w:rPr>
+      </w:pPr>
+    </w:p>
+    <w:p ns2:paraId="3F071DDA" ns2:textId="77777777">
       <w:pPr>
         <w:shd w:val="clear" w:color="auto" w:fill="FFFFFF"/>
         <w:spacing w:after="0" w:line="240" w:lineRule="auto"/>
@@ -9313,7 +9180,7 @@
           <w:color w:val="000000"/>
           <w:kern w:val="0"/>
           <w:lang w:eastAsia="es-PE"/>
-          <w14:ligatures w14:val="none"/>
+          <ns2:ligatures ns2:val="none"/>
         </w:rPr>
       </w:pPr>
       <w:r>
@@ -9322,7 +9189,7 @@
           <w:b/>
           <w:bCs/>
           <w:kern w:val="0"/>
-          <w14:ligatures w14:val="none"/>
+          <ns2:ligatures ns2:val="none"/>
         </w:rPr>
         <w:t>OCTAVO</w:t>
       </w:r>
@@ -9333,7 +9200,7 @@
           <w:color w:val="000000"/>
           <w:kern w:val="0"/>
           <w:lang w:eastAsia="es-PE"/>
-          <w14:ligatures w14:val="none"/>
+          <ns2:ligatures ns2:val="none"/>
         </w:rPr>
         <w:t>:</w:t>
       </w:r>
@@ -9343,7 +9210,7 @@
           <w:color w:val="000000"/>
           <w:kern w:val="0"/>
           <w:lang w:eastAsia="es-PE"/>
-          <w14:ligatures w14:val="none"/>
+          <ns2:ligatures ns2:val="none"/>
         </w:rPr>
         <w:t xml:space="preserve"> informar a las partes que conforme a lo establecido en el artículo 39</w:t>
       </w:r>
@@ -9353,7 +9220,7 @@
           <w:color w:val="000000"/>
           <w:kern w:val="0"/>
           <w:lang w:eastAsia="es-PE"/>
-          <w14:ligatures w14:val="none"/>
+          <ns2:ligatures ns2:val="none"/>
         </w:rPr>
         <w:t/>
       </w:r>
@@ -9363,12 +9230,12 @@
           <w:color w:val="000000"/>
           <w:kern w:val="0"/>
           <w:lang w:eastAsia="es-PE"/>
-          <w14:ligatures w14:val="none"/>
+          <ns2:ligatures ns2:val="none"/>
         </w:rPr>
         <w:t xml:space="preserve"> de la Ley sobre Facultades, Normas y Organización del Indecopi, aprobada por Decreto Legislativo 807, los gastos por los peritajes realizados, actuación de pruebas, inspecciones y otros derivados de la tramitación del proceso serán de cargo de la parte que solicita la prueba, salvo pacto en contrario. En todos los casos, la resolución final determinará si los gastos deben ser asumidos por alguna de las partes, o reembolsados a la otra parte o al Indecopi, según sea el caso, de manera adicional a la sanción que haya podido imponerse. </w:t>
       </w:r>
     </w:p>
-    <w:p>
+    <w:p ns2:paraId="0F10F9CF" ns2:textId="77777777">
       <w:pPr>
         <w:shd w:val="clear" w:color="auto" w:fill="FFFFFF"/>
         <w:spacing w:after="0" w:line="240" w:lineRule="auto"/>
@@ -9378,11 +9245,11 @@
           <w:color w:val="000000"/>
           <w:kern w:val="0"/>
           <w:lang w:eastAsia="es-PE"/>
-          <w14:ligatures w14:val="none"/>
-        </w:rPr>
-      </w:pPr>
-    </w:p>
-    <w:p>
+          <ns2:ligatures ns2:val="none"/>
+        </w:rPr>
+      </w:pPr>
+    </w:p>
+    <w:p ns2:paraId="194C23DD" ns2:textId="77777777">
       <w:pPr>
         <w:suppressAutoHyphens/>
         <w:spacing w:after="0" w:line="240" w:lineRule="auto"/>
@@ -9391,7 +9258,7 @@
           <w:rFonts w:ascii="Arial Narrow" w:eastAsia="Calibri" w:hAnsi="Arial Narrow" w:cs="Arial"/>
           <w:kern w:val="0"/>
           <w:u w:val="single"/>
-          <w14:ligatures w14:val="none"/>
+          <ns2:ligatures ns2:val="none"/>
         </w:rPr>
       </w:pPr>
       <w:r>
@@ -9401,7 +9268,7 @@
           <w:color w:val="000000"/>
           <w:kern w:val="0"/>
           <w:lang w:eastAsia="es-PE"/>
-          <w14:ligatures w14:val="none"/>
+          <ns2:ligatures ns2:val="none"/>
         </w:rPr>
         <w:t>NOVENO</w:t>
       </w:r>
@@ -9410,7 +9277,7 @@
           <w:rFonts w:ascii="Arial Narrow" w:eastAsia="Calibri" w:hAnsi="Arial Narrow" w:cs="Arial"/>
           <w:b/>
           <w:kern w:val="0"/>
-          <w14:ligatures w14:val="none"/>
+          <ns2:ligatures ns2:val="none"/>
         </w:rPr>
         <w:t>:</w:t>
       </w:r>
@@ -9418,7 +9285,7 @@
         <w:rPr>
           <w:rFonts w:ascii="Arial Narrow" w:eastAsia="Calibri" w:hAnsi="Arial Narrow" w:cs="Arial"/>
           <w:kern w:val="0"/>
-          <w14:ligatures w14:val="none"/>
+          <ns2:ligatures ns2:val="none"/>
         </w:rPr>
         <w:t xml:space="preserve"> comunicar a las partes que, de acuerdo a lo señalado por el artículo 29</w:t>
       </w:r>
@@ -9428,7 +9295,7 @@
           <w:color w:val="000000"/>
           <w:kern w:val="0"/>
           <w:lang w:eastAsia="es-PE"/>
-          <w14:ligatures w14:val="none"/>
+          <ns2:ligatures ns2:val="none"/>
         </w:rPr>
         <w:t/>
       </w:r>
@@ -9436,7 +9303,7 @@
         <w:rPr>
           <w:rFonts w:ascii="Arial Narrow" w:eastAsia="Calibri" w:hAnsi="Arial Narrow" w:cs="Arial"/>
           <w:kern w:val="0"/>
-          <w14:ligatures w14:val="none"/>
+          <ns2:ligatures ns2:val="none"/>
         </w:rPr>
         <w:t xml:space="preserve"> del Decreto Legislativo </w:t>
       </w:r>
@@ -9445,7 +9312,7 @@
         <w:rPr>
           <w:rFonts w:ascii="Arial Narrow" w:eastAsia="Calibri" w:hAnsi="Arial Narrow" w:cs="Arial"/>
           <w:kern w:val="0"/>
-          <w14:ligatures w14:val="none"/>
+          <ns2:ligatures ns2:val="none"/>
         </w:rPr>
         <w:t/>
       </w:r>
@@ -9454,7 +9321,7 @@
         <w:rPr>
           <w:rFonts w:ascii="Arial Narrow" w:eastAsia="Calibri" w:hAnsi="Arial Narrow" w:cs="Arial"/>
           <w:kern w:val="0"/>
-          <w14:ligatures w14:val="none"/>
+          <ns2:ligatures ns2:val="none"/>
         </w:rPr>
         <w:t xml:space="preserve"> 807</w:t>
       </w:r>
@@ -9464,7 +9331,7 @@
           <w:rFonts w:ascii="Arial Narrow" w:eastAsia="Calibri" w:hAnsi="Arial Narrow" w:cs="Arial"/>
           <w:kern w:val="0"/>
           <w:vertAlign w:val="superscript"/>
-          <w14:ligatures w14:val="none"/>
+          <ns2:ligatures ns2:val="none"/>
         </w:rPr>
         <w:footnoteReference w:id="15"/>
       </w:r>
@@ -9472,7 +9339,7 @@
         <w:rPr>
           <w:rFonts w:ascii="Arial Narrow" w:eastAsia="Calibri" w:hAnsi="Arial Narrow" w:cs="Arial"/>
           <w:kern w:val="0"/>
-          <w14:ligatures w14:val="none"/>
+          <ns2:ligatures ns2:val="none"/>
         </w:rPr>
         <w:t xml:space="preserve">, hasta antes de la emisión de la Resolución Final tienen la posibilidad de solicitar una audiencia de conciliación. En caso deleguen a favor de una tercera persona su actuación en la diligencia programada, esta deberá presentar un poder especial con firma legalizada ante Notario Público, donde conste </w:t>
       </w:r>
@@ -9481,7 +9348,7 @@
           <w:rFonts w:ascii="Arial Narrow" w:eastAsia="Calibri" w:hAnsi="Arial Narrow" w:cs="Arial"/>
           <w:kern w:val="0"/>
           <w:u w:val="single"/>
-          <w14:ligatures w14:val="none"/>
+          <ns2:ligatures ns2:val="none"/>
         </w:rPr>
         <w:lastRenderedPageBreak/>
         <w:t>expresamente su facultad para asistir y conciliar en su representación</w:t>
@@ -9491,7 +9358,7 @@
           <w:rFonts w:ascii="Arial Narrow" w:eastAsia="Calibri" w:hAnsi="Arial Narrow" w:cs="Arial"/>
           <w:bCs/>
           <w:kern w:val="0"/>
-          <w14:ligatures w14:val="none"/>
+          <ns2:ligatures ns2:val="none"/>
         </w:rPr>
         <w:t>.</w:t>
       </w:r>
@@ -9501,7 +9368,7 @@
           <w:b/>
           <w:bCs/>
           <w:kern w:val="0"/>
-          <w14:ligatures w14:val="none"/>
+          <ns2:ligatures ns2:val="none"/>
         </w:rPr>
         <w:t xml:space="preserve"> </w:t>
       </w:r>
@@ -9510,12 +9377,12 @@
           <w:rFonts w:ascii="Arial Narrow" w:eastAsia="Calibri" w:hAnsi="Arial Narrow" w:cs="Arial"/>
           <w:kern w:val="0"/>
           <w:u w:val="single"/>
-          <w14:ligatures w14:val="none"/>
+          <ns2:ligatures ns2:val="none"/>
         </w:rPr>
         <w:t xml:space="preserve">Ello bajo apercibimiento de no realizar la audiencia de conciliación y levantar el acta de inasistencia correspondiente. </w:t>
       </w:r>
     </w:p>
-    <w:p>
+    <w:p ns2:paraId="19088877" ns2:textId="77777777">
       <w:pPr>
         <w:suppressAutoHyphens/>
         <w:spacing w:after="0" w:line="240" w:lineRule="auto"/>
@@ -9524,11 +9391,11 @@
           <w:rFonts w:ascii="Arial Narrow" w:eastAsia="Calibri" w:hAnsi="Arial Narrow" w:cs="Arial"/>
           <w:kern w:val="0"/>
           <w:u w:val="single"/>
-          <w14:ligatures w14:val="none"/>
-        </w:rPr>
-      </w:pPr>
-    </w:p>
-    <w:p>
+          <ns2:ligatures ns2:val="none"/>
+        </w:rPr>
+      </w:pPr>
+    </w:p>
+    <w:p ns2:paraId="7767F307" ns2:textId="77777777">
       <w:pPr>
         <w:suppressAutoHyphens/>
         <w:spacing w:after="0" w:line="240" w:lineRule="auto"/>
@@ -9545,7 +9412,7 @@
           <w:b/>
           <w:spacing w:val="-3"/>
           <w:kern w:val="0"/>
-          <w14:ligatures w14:val="none"/>
+          <ns2:ligatures ns2:val="none"/>
         </w:rPr>
         <w:t>DÉCIMO</w:t>
       </w:r>
@@ -9556,7 +9423,7 @@
           <w:color w:val="000000"/>
           <w:kern w:val="0"/>
           <w:lang w:eastAsia="es-PE"/>
-          <w14:ligatures w14:val="none"/>
+          <ns2:ligatures ns2:val="none"/>
         </w:rPr>
         <w:t>:</w:t>
       </w:r>
@@ -9566,14 +9433,14 @@
           <w:color w:val="000000"/>
           <w:kern w:val="0"/>
           <w:lang w:eastAsia="es-PE"/>
-          <w14:ligatures w14:val="none"/>
+          <ns2:ligatures ns2:val="none"/>
         </w:rPr>
         <w:t xml:space="preserve"> poner en conocimiento de las partes que, antes de la emisión de la Resolución Final, tienen la posibilidad de formular su desistimiento o presentar el acuerdo arribado mediante la conciliación, mediación, transacción o cualquier otro que, de forma indubitable, deje constancia que se ha solucionado la controversia materia de denuncia.</w:t>
       </w:r>
       <w:bookmarkStart w:id="10" w:name="h.gjdgxs" w:colFirst="0" w:colLast="0"/>
       <w:bookmarkEnd w:id="10"/>
     </w:p>
-    <w:p>
+    <w:p ns2:paraId="69E33D6A" ns2:textId="77777777">
       <w:pPr>
         <w:suppressAutoHyphens/>
         <w:spacing w:after="0" w:line="240" w:lineRule="auto"/>
@@ -9583,11 +9450,11 @@
           <w:color w:val="000000"/>
           <w:kern w:val="0"/>
           <w:lang w:eastAsia="es-PE"/>
-          <w14:ligatures w14:val="none"/>
-        </w:rPr>
-      </w:pPr>
-    </w:p>
-    <w:p>
+          <ns2:ligatures ns2:val="none"/>
+        </w:rPr>
+      </w:pPr>
+    </w:p>
+    <w:p ns2:paraId="4DB7FEAC" ns2:textId="0AB41AA9">
       <w:pPr>
         <w:suppressAutoHyphens/>
         <w:spacing w:after="0" w:line="240" w:lineRule="auto"/>
@@ -9618,7 +9485,7 @@
           <w:b/>
           <w:spacing w:val="-3"/>
           <w:kern w:val="0"/>
-          <w14:ligatures w14:val="none"/>
+          <ns2:ligatures ns2:val="none"/>
         </w:rPr>
         <w:t/>
       </w:r>
@@ -9628,7 +9495,7 @@
           <w:bCs/>
           <w:spacing w:val="-3"/>
           <w:kern w:val="0"/>
-          <w14:ligatures w14:val="none"/>
+          <ns2:ligatures ns2:val="none"/>
         </w:rPr>
         <w:t xml:space="preserve"/>
       </w:r>
@@ -9638,7 +9505,7 @@
           <w:bCs/>
           <w:spacing w:val="-3"/>
           <w:kern w:val="0"/>
-          <w14:ligatures w14:val="none"/>
+          <ns2:ligatures ns2:val="none"/>
         </w:rPr>
         <w:t/>
       </w:r>
@@ -9648,7 +9515,7 @@
           <w:bCs/>
           <w:spacing w:val="-3"/>
           <w:kern w:val="0"/>
-          <w14:ligatures w14:val="none"/>
+          <ns2:ligatures ns2:val="none"/>
         </w:rPr>
         <w:t/>
       </w:r>
@@ -9658,7 +9525,7 @@
           <w:bCs/>
           <w:spacing w:val="-3"/>
           <w:kern w:val="0"/>
-          <w14:ligatures w14:val="none"/>
+          <ns2:ligatures ns2:val="none"/>
         </w:rPr>
         <w:t xml:space="preserve"/>
       </w:r>
@@ -9668,7 +9535,7 @@
           <w:bCs/>
           <w:spacing w:val="-3"/>
           <w:kern w:val="0"/>
-          <w14:ligatures w14:val="none"/>
+          <ns2:ligatures ns2:val="none"/>
         </w:rPr>
         <w:t xml:space="preserve"/>
       </w:r>
@@ -9678,7 +9545,7 @@
           <w:bCs/>
           <w:spacing w:val="-3"/>
           <w:kern w:val="0"/>
-          <w14:ligatures w14:val="none"/>
+          <ns2:ligatures ns2:val="none"/>
         </w:rPr>
         <w:t/>
       </w:r>
@@ -9688,7 +9555,7 @@
           <w:bCs/>
           <w:spacing w:val="-3"/>
           <w:kern w:val="0"/>
-          <w14:ligatures w14:val="none"/>
+          <ns2:ligatures ns2:val="none"/>
         </w:rPr>
         <w:t xml:space="preserve"/>
       </w:r>
@@ -9803,7 +9670,7 @@
           <w:color w:val="000000"/>
           <w:kern w:val="0"/>
           <w:lang w:eastAsia="es-PE"/>
-          <w14:ligatures w14:val="none"/>
+          <ns2:ligatures ns2:val="none"/>
         </w:rPr>
         <w:t/>
       </w:r>
@@ -9843,7 +9710,7 @@
           <w:color w:val="000000"/>
           <w:kern w:val="0"/>
           <w:lang w:eastAsia="es-PE"/>
-          <w14:ligatures w14:val="none"/>
+          <ns2:ligatures ns2:val="none"/>
         </w:rPr>
         <w:t/>
       </w:r>
@@ -9869,7 +9736,7 @@
         <w:t/>
       </w:r>
     </w:p>
-    <w:p>
+    <w:p ns2:paraId="26B1ED4B" ns2:textId="77777777">
       <w:pPr>
         <w:suppressAutoHyphens/>
         <w:spacing w:after="0" w:line="240" w:lineRule="auto"/>
@@ -9879,7 +9746,7 @@
         </w:rPr>
       </w:pPr>
     </w:p>
-    <w:p>
+    <w:p ns2:paraId="12E923CD" ns2:textId="4D0C3DA4">
       <w:pPr>
         <w:suppressAutoHyphens/>
         <w:spacing w:line="240" w:lineRule="auto"/>
@@ -9966,7 +9833,7 @@
         <w:t xml:space="preserve"> notificación.</w:t>
       </w:r>
     </w:p>
-    <w:p>
+    <w:p ns2:paraId="00B9B615" ns2:textId="77777777">
       <w:pPr>
         <w:suppressAutoHyphens/>
         <w:spacing w:after="0" w:line="240" w:lineRule="auto"/>
@@ -9976,11 +9843,11 @@
           <w:b/>
           <w:spacing w:val="-3"/>
           <w:kern w:val="0"/>
-          <w14:ligatures w14:val="none"/>
-        </w:rPr>
-      </w:pPr>
-    </w:p>
-    <w:p>
+          <ns2:ligatures ns2:val="none"/>
+        </w:rPr>
+      </w:pPr>
+    </w:p>
+    <w:p ns2:paraId="13FF9B66" ns2:textId="77777777">
       <w:pPr>
         <w:suppressAutoHyphens/>
         <w:spacing w:after="0" w:line="240" w:lineRule="auto"/>
@@ -9991,40 +9858,40 @@
           <w:color w:val="000000"/>
           <w:kern w:val="0"/>
           <w:lang w:eastAsia="es-PE"/>
-          <w14:ligatures w14:val="none"/>
+          <ns2:ligatures ns2:val="none"/>
         </w:rPr>
       </w:pPr>
     </w:p>
     <w:bookmarkEnd w:id="0"/>
-    <w:p>
-      <w:pPr>
-        <w:spacing w:after="0" w:line="240" w:lineRule="auto"/>
-        <w:jc w:val="both"/>
-        <w:rPr>
-          <w:rFonts w:ascii="Arial Narrow" w:eastAsia="Arial Narrow" w:hAnsi="Arial Narrow" w:cs="Arial Narrow"/>
-          <w:b/>
-          <w:color w:val="000000"/>
-          <w:kern w:val="0"/>
-          <w:lang w:eastAsia="es-PE"/>
-          <w14:ligatures w14:val="none"/>
-        </w:rPr>
-      </w:pPr>
-    </w:p>
-    <w:p>
-      <w:pPr>
-        <w:spacing w:after="0" w:line="240" w:lineRule="auto"/>
-        <w:jc w:val="both"/>
-        <w:rPr>
-          <w:rFonts w:ascii="Arial Narrow" w:eastAsia="Arial Narrow" w:hAnsi="Arial Narrow" w:cs="Arial Narrow"/>
-          <w:b/>
-          <w:color w:val="000000"/>
-          <w:kern w:val="0"/>
-          <w:lang w:eastAsia="es-PE"/>
-          <w14:ligatures w14:val="none"/>
-        </w:rPr>
-      </w:pPr>
-    </w:p>
-    <w:p>
+    <w:p ns2:paraId="6F8AFAC6" ns2:textId="77777777">
+      <w:pPr>
+        <w:spacing w:after="0" w:line="240" w:lineRule="auto"/>
+        <w:jc w:val="both"/>
+        <w:rPr>
+          <w:rFonts w:ascii="Arial Narrow" w:eastAsia="Arial Narrow" w:hAnsi="Arial Narrow" w:cs="Arial Narrow"/>
+          <w:b/>
+          <w:color w:val="000000"/>
+          <w:kern w:val="0"/>
+          <w:lang w:eastAsia="es-PE"/>
+          <ns2:ligatures ns2:val="none"/>
+        </w:rPr>
+      </w:pPr>
+    </w:p>
+    <w:p ns2:paraId="41C37225" ns2:textId="77777777">
+      <w:pPr>
+        <w:spacing w:after="0" w:line="240" w:lineRule="auto"/>
+        <w:jc w:val="both"/>
+        <w:rPr>
+          <w:rFonts w:ascii="Arial Narrow" w:eastAsia="Arial Narrow" w:hAnsi="Arial Narrow" w:cs="Arial Narrow"/>
+          <w:b/>
+          <w:color w:val="000000"/>
+          <w:kern w:val="0"/>
+          <w:lang w:eastAsia="es-PE"/>
+          <ns2:ligatures ns2:val="none"/>
+        </w:rPr>
+      </w:pPr>
+    </w:p>
+    <w:p ns2:paraId="44C416C1" ns2:textId="77777777">
       <w:pPr>
         <w:shd w:val="clear" w:color="auto" w:fill="FFFFFF"/>
         <w:spacing w:after="0" w:line="240" w:lineRule="auto"/>
@@ -10035,7 +9902,7 @@
           <w:bCs/>
           <w:color w:val="000000"/>
           <w:kern w:val="0"/>
-          <w14:ligatures w14:val="none"/>
+          <ns2:ligatures ns2:val="none"/>
         </w:rPr>
       </w:pPr>
       <w:r>
@@ -10045,12 +9912,12 @@
           <w:bCs/>
           <w:color w:val="000000"/>
           <w:kern w:val="0"/>
-          <w14:ligatures w14:val="none"/>
+          <ns2:ligatures ns2:val="none"/>
         </w:rPr>
         <w:t>EVELING ROA QUISPE</w:t>
       </w:r>
     </w:p>
-    <w:p>
+    <w:p ns2:paraId="31A9CE85" ns2:textId="77777777">
       <w:pPr>
         <w:shd w:val="clear" w:color="auto" w:fill="FFFFFF"/>
         <w:spacing w:after="0" w:line="240" w:lineRule="auto"/>
@@ -10061,7 +9928,7 @@
           <w:bCs/>
           <w:color w:val="000000"/>
           <w:kern w:val="0"/>
-          <w14:ligatures w14:val="none"/>
+          <ns2:ligatures ns2:val="none"/>
         </w:rPr>
       </w:pPr>
       <w:r>
@@ -10071,12 +9938,12 @@
           <w:bCs/>
           <w:color w:val="000000"/>
           <w:kern w:val="0"/>
-          <w14:ligatures w14:val="none"/>
+          <ns2:ligatures ns2:val="none"/>
         </w:rPr>
         <w:t>Secretaria Técnica</w:t>
       </w:r>
     </w:p>
-    <w:p>
+    <w:p ns2:paraId="5A648714" ns2:textId="77777777">
       <w:pPr>
         <w:shd w:val="clear" w:color="auto" w:fill="FFFFFF"/>
         <w:spacing w:after="0" w:line="240" w:lineRule="auto"/>
@@ -10087,7 +9954,7 @@
           <w:bCs/>
           <w:color w:val="000000"/>
           <w:kern w:val="0"/>
-          <w14:ligatures w14:val="none"/>
+          <ns2:ligatures ns2:val="none"/>
         </w:rPr>
       </w:pPr>
       <w:r>
@@ -10097,49 +9964,49 @@
           <w:bCs/>
           <w:color w:val="000000"/>
           <w:kern w:val="0"/>
-          <w14:ligatures w14:val="none"/>
+          <ns2:ligatures ns2:val="none"/>
         </w:rPr>
         <w:t>Comisión de Protección al Consumidor 1</w:t>
       </w:r>
     </w:p>
-    <w:p>
-      <w:pPr>
-        <w:spacing w:after="0" w:line="240" w:lineRule="auto"/>
-        <w:jc w:val="both"/>
-        <w:rPr>
-          <w:rFonts w:ascii="Arial Narrow" w:eastAsia="Arial Narrow" w:hAnsi="Arial Narrow" w:cs="Arial Narrow"/>
-          <w:b/>
-          <w:color w:val="000000"/>
-          <w:kern w:val="0"/>
-          <w:lang w:eastAsia="es-PE"/>
-          <w14:ligatures w14:val="none"/>
-        </w:rPr>
-      </w:pPr>
-    </w:p>
-    <w:p>
-      <w:pPr>
-        <w:spacing w:after="0" w:line="240" w:lineRule="auto"/>
-        <w:jc w:val="both"/>
-        <w:rPr>
-          <w:rFonts w:ascii="Arial Narrow" w:hAnsi="Arial Narrow"/>
-          <w:sz w:val="16"/>
-          <w:szCs w:val="16"/>
-        </w:rPr>
-      </w:pPr>
-      <w:r>
-        <w:rPr>
-          <w:rFonts w:ascii="Arial Narrow" w:eastAsia="Arial Narrow" w:hAnsi="Arial Narrow" w:cs="Arial"/>
-          <w:color w:val="000000"/>
-          <w:kern w:val="0"/>
-          <w:sz w:val="16"/>
-          <w:szCs w:val="16"/>
-          <w:lang w:eastAsia="es-PE"/>
-          <w14:ligatures w14:val="none"/>
+    <w:p ns2:paraId="5D9EDE09" ns2:textId="77777777">
+      <w:pPr>
+        <w:spacing w:after="0" w:line="240" w:lineRule="auto"/>
+        <w:jc w:val="both"/>
+        <w:rPr>
+          <w:rFonts w:ascii="Arial Narrow" w:eastAsia="Arial Narrow" w:hAnsi="Arial Narrow" w:cs="Arial Narrow"/>
+          <w:b/>
+          <w:color w:val="000000"/>
+          <w:kern w:val="0"/>
+          <w:lang w:eastAsia="es-PE"/>
+          <ns2:ligatures ns2:val="none"/>
+        </w:rPr>
+      </w:pPr>
+    </w:p>
+    <w:p ns2:paraId="32B8DBF5" ns2:textId="77777777">
+      <w:pPr>
+        <w:spacing w:after="0" w:line="240" w:lineRule="auto"/>
+        <w:jc w:val="both"/>
+        <w:rPr>
+          <w:rFonts w:ascii="Arial Narrow" w:hAnsi="Arial Narrow"/>
+          <w:sz w:val="16"/>
+          <w:szCs w:val="16"/>
+        </w:rPr>
+      </w:pPr>
+      <w:r>
+        <w:rPr>
+          <w:rFonts w:ascii="Arial Narrow" w:eastAsia="Arial Narrow" w:hAnsi="Arial Narrow" w:cs="Arial"/>
+          <w:color w:val="000000"/>
+          <w:kern w:val="0"/>
+          <w:sz w:val="16"/>
+          <w:szCs w:val="16"/>
+          <w:lang w:eastAsia="es-PE"/>
+          <ns2:ligatures ns2:val="none"/>
         </w:rPr>
         <w:t>LSM/JCQ</w:t>
       </w:r>
     </w:p>
-    <w:p>
+    <w:p ns2:paraId="68107EE2" ns2:textId="77777777">
       <w:pPr>
         <w:spacing w:line="240" w:lineRule="auto"/>
         <w:rPr>
@@ -10148,8 +10015,8 @@
       </w:pPr>
     </w:p>
     <w:sectPr>
-      <w:headerReference w:type="default" r:id="rId8"/>
-      <w:footerReference w:type="default" r:id="rId9"/>
+      <w:headerReference w:type="default" ns3:id="rId8"/>
+      <w:footerReference w:type="default" ns3:id="rId9"/>
       <w:pgSz w:w="11906" w:h="16838"/>
       <w:pgMar w:top="1417" w:right="1701" w:bottom="1417" w:left="1701" w:header="708" w:footer="708" w:gutter="0"/>
       <w:cols w:space="708"/>

--- a/plantillas_maestras/03_seguro_desgravamen/anulacion_indebida/2_ddos_banco_y_aseguradora/varon/TPL_2428_2025_SEGURO_DESGRAVAMEN_ANULACION_INDEBIDA_BANCO_VARON_R2.docx
+++ b/plantillas_maestras/03_seguro_desgravamen/anulacion_indebida/2_ddos_banco_y_aseguradora/varon/TPL_2428_2025_SEGURO_DESGRAVAMEN_ANULACION_INDEBIDA_BANCO_VARON_R2.docx
@@ -8517,7 +8517,7 @@
           <w:sz w:val="20"/>
           <w:szCs w:val="20"/>
         </w:rPr>
-        <w:t xml:space="preserve">correr traslado de la presente resolución a Rímac Seguros y Reaseguros S.A. y al Banco BBVA Perú S.A para que, de conformidad con lo dispuesto por el artículo 26° de la Ley sobre Facultades, Normas y Organización del Indecopi, aprobado por Decreto Legislativo N° 8079, presenten sus descargos sobre la imputación de cargos realizada en un plazo no mayor a cinco (5) días hábiles contado a partir del día siguiente de la notificación de la presente resolución, vencido el cual, el Secretario Técnico declarará en rebeldía a los denunciados que no lo hubieran presentado. Debe precisarse que de conformidad con lo establecido por el artículo 223° del Texto Único Ordenado de la Ley N° 27444, Ley del Procedimiento Administrativo General, las alegaciones y los hechos relevantes de la reclamación, salvo que hayan sido específicamente negadas en la contestación, se tendrán por aceptadas o meritadas como ciertas.</w:t>
+        <w:t xml:space="preserve">correr traslado de la presente resolución a Rímac Seguros y Reaseguros S.A. y al Banco BBVA Perú S.A. para que, de conformidad con lo dispuesto por el artículo 26 de la Ley sobre Facultades, Normas y Organización del Indecopi, aprobada por Decreto Legislativo 807, presenten sus descargos sobre la imputación de cargos realizada en un plazo no mayor a cinco (5) días hábiles contado a partir del día siguiente de la notificación de la presente resolución, vencido el cual, el Secretario Técnico declarará en rebeldía a los denunciados que no lo hubieran presentado. Debe precisarse que de conformidad con lo establecido por el artículo 223 del Texto Único Ordenado de la Ley 27444, Ley del Procedimiento Administrativo General, las alegaciones y los hechos relevantes de la reclamación, salvo que hayan sido específicamente negadas en la contestación, se tendrán por aceptadas o merituadas como ciertas.</w:t>
       </w:r>
     </w:p>
     <w:p ns2:paraId="2F1C55D7" ns2:textId="77777777">
@@ -9914,7 +9914,7 @@
           <w:kern w:val="0"/>
           <ns2:ligatures ns2:val="none"/>
         </w:rPr>
-        <w:t>EVELING ROA QUISPE</w:t>
+        <w:t xml:space="preserve">LUISA ANALÍ SILVA MALPARTIDA</w:t>
       </w:r>
     </w:p>
     <w:p ns2:paraId="31A9CE85" ns2:textId="77777777">
@@ -9940,7 +9940,7 @@
           <w:kern w:val="0"/>
           <ns2:ligatures ns2:val="none"/>
         </w:rPr>
-        <w:t>Secretaria Técnica</w:t>
+        <w:t xml:space="preserve">Secretaria Técnica Ad Hoc</w:t>
       </w:r>
     </w:p>
     <w:p ns2:paraId="5A648714" ns2:textId="77777777">

--- a/plantillas_maestras/03_seguro_desgravamen/anulacion_indebida/2_ddos_banco_y_aseguradora/varon/TPL_2428_2025_SEGURO_DESGRAVAMEN_ANULACION_INDEBIDA_BANCO_VARON_R2.docx
+++ b/plantillas_maestras/03_seguro_desgravamen/anulacion_indebida/2_ddos_banco_y_aseguradora/varon/TPL_2428_2025_SEGURO_DESGRAVAMEN_ANULACION_INDEBIDA_BANCO_VARON_R2.docx
@@ -566,7 +566,7 @@
           <w:lang w:eastAsia="es-PE"/>
           <ns2:ligatures ns2:val="none"/>
         </w:rPr>
-        <w:t>31</w:t>
+        <w:t xml:space="preserve">31 de octubre de 2025</w:t>
       </w:r>
       <w:r>
         <w:rPr>
@@ -577,7 +577,7 @@
           <w:lang w:eastAsia="es-PE"/>
           <ns2:ligatures ns2:val="none"/>
         </w:rPr>
-        <w:t xml:space="preserve"> de </w:t>
+        <w:t xml:space="preserve"/>
       </w:r>
       <w:r>
         <w:rPr>
@@ -588,7 +588,7 @@
           <w:lang w:eastAsia="es-PE"/>
           <ns2:ligatures ns2:val="none"/>
         </w:rPr>
-        <w:t xml:space="preserve">octubre </w:t>
+        <w:t xml:space="preserve"/>
       </w:r>
       <w:r>
         <w:rPr>
@@ -599,7 +599,7 @@
           <w:lang w:eastAsia="es-PE"/>
           <ns2:ligatures ns2:val="none"/>
         </w:rPr>
-        <w:t>de 2025</w:t>
+        <w:t xml:space="preserve"/>
       </w:r>
     </w:p>
     <w:p ns2:paraId="1EF3C256" ns2:textId="77777777">
@@ -1217,19 +1217,19 @@
         <w:rPr>
           <w:rFonts w:ascii="Arial Narrow" w:hAnsi="Arial Narrow"/>
         </w:rPr>
-        <w:t>El 2</w:t>
-      </w:r>
-      <w:r>
-        <w:rPr>
-          <w:rFonts w:ascii="Arial Narrow" w:hAnsi="Arial Narrow"/>
-        </w:rPr>
-        <w:t>1</w:t>
-      </w:r>
-      <w:r>
-        <w:rPr>
-          <w:rFonts w:ascii="Arial Narrow" w:hAnsi="Arial Narrow"/>
-        </w:rPr>
-        <w:t xml:space="preserve"> de septiembre de 2023, </w:t>
+        <w:t xml:space="preserve">El 21 de setiembre de 2023</w:t>
+      </w:r>
+      <w:r>
+        <w:rPr>
+          <w:rFonts w:ascii="Arial Narrow" w:hAnsi="Arial Narrow"/>
+        </w:rPr>
+        <w:t xml:space="preserve"/>
+      </w:r>
+      <w:r>
+        <w:rPr>
+          <w:rFonts w:ascii="Arial Narrow" w:hAnsi="Arial Narrow"/>
+        </w:rPr>
+        <w:t xml:space="preserve">, </w:t>
       </w:r>
       <w:r>
         <w:rPr>
@@ -1283,7 +1283,7 @@
         <w:rPr>
           <w:rFonts w:ascii="Arial Narrow" w:hAnsi="Arial Narrow"/>
         </w:rPr>
-        <w:t xml:space="preserve"> informe de la Clínica Internacional del 8 de septiembre de 2023 y </w:t>
+        <w:t xml:space="preserve"> informe de la Clínica Internacional del 8 de setiembre de 2023 y </w:t>
       </w:r>
       <w:r>
         <w:rPr>
@@ -1323,7 +1323,7 @@
         <w:rPr>
           <w:rFonts w:ascii="Arial Narrow" w:hAnsi="Arial Narrow"/>
         </w:rPr>
-        <w:t xml:space="preserve"> del 21 de septiembre de 2023.</w:t>
+        <w:t xml:space="preserve"> del 21 de setiembre de 2023.</w:t>
       </w:r>
     </w:p>
     <w:p ns2:paraId="78E3E220" ns2:textId="77777777">
@@ -10206,7 +10206,7 @@
           <w:sz w:val="16"/>
           <w:szCs w:val="16"/>
         </w:rPr>
-        <w:t>el 2 de setiembre del 2010 en el Diario Oficial El Peruano, vigente desde el 2 de octubre del 2010 y modificado por Decreto Legislativo 1308.</w:t>
+        <w:t xml:space="preserve">el 2 de setiembre de 2010 en el Diario Oficial El Peruano, vigente desde el 2 de octubre de 2010 y modificado por Decreto Legislativo 1308.</w:t>
       </w:r>
     </w:p>
     <w:p>

--- a/plantillas_maestras/03_seguro_desgravamen/anulacion_indebida/2_ddos_banco_y_aseguradora/varon/TPL_2428_2025_SEGURO_DESGRAVAMEN_ANULACION_INDEBIDA_BANCO_VARON_R2.docx
+++ b/plantillas_maestras/03_seguro_desgravamen/anulacion_indebida/2_ddos_banco_y_aseguradora/varon/TPL_2428_2025_SEGURO_DESGRAVAMEN_ANULACION_INDEBIDA_BANCO_VARON_R2.docx
@@ -1,8 +1,8 @@
 
 <file path=word/document.xml><?xml version="1.0" encoding="utf-8"?>
-<w:document xmlns:ns1="http://schemas.openxmlformats.org/markup-compatibility/2006" xmlns:ns2="http://schemas.microsoft.com/office/word/2010/wordml" xmlns:ns3="http://schemas.openxmlformats.org/officeDocument/2006/relationships" xmlns:w="http://schemas.openxmlformats.org/wordprocessingml/2006/main" ns1:Ignorable="w14 w15 w16se w16cid w16 w16cex w16sdtdh w16sdtfl w16du wp14">
+<w:document xmlns:mc="http://schemas.openxmlformats.org/markup-compatibility/2006" xmlns:r="http://schemas.openxmlformats.org/officeDocument/2006/relationships" xmlns:w="http://schemas.openxmlformats.org/wordprocessingml/2006/main" xmlns:w14="http://schemas.microsoft.com/office/word/2010/wordml" xmlns:w15="http://schemas.microsoft.com/office/word/2012/wordml" xmlns:w16="http://schemas.microsoft.com/office/word/2018/wordml" xmlns:w16cex="http://schemas.microsoft.com/office/word/2018/wordml/cex" xmlns:w16cid="http://schemas.microsoft.com/office/word/2016/wordml/cid" xmlns:w16du="http://schemas.microsoft.com/office/word/2023/wordml/word16du" xmlns:w16sdtdh="http://schemas.microsoft.com/office/word/2020/wordml/sdtdatahash" xmlns:w16se="http://schemas.microsoft.com/office/word/2015/wordml/symex" xmlns:wp14="http://schemas.microsoft.com/office/word/2010/wordprocessingDrawing" mc:Ignorable="w14 w15 w16se w16cid w16 w16cex w16sdtdh w16du wp14">
   <w:body>
-    <w:p ns2:paraId="4D92E425" ns2:textId="1455F6F7">
+    <w:p>
       <w:pPr>
         <w:tabs>
           <w:tab w:val="left" w:pos="1701"/>
@@ -14,7 +14,7 @@
           <w:color w:val="000000"/>
           <w:kern w:val="0"/>
           <w:lang w:eastAsia="es-PE"/>
-          <ns2:ligatures ns2:val="none"/>
+          <w14:ligatures w14:val="none"/>
         </w:rPr>
       </w:pPr>
       <w:bookmarkStart w:id="0" w:name="_Hlk80343540"/>
@@ -25,7 +25,7 @@
           <w:color w:val="000000"/>
           <w:kern w:val="0"/>
           <w:lang w:eastAsia="es-PE"/>
-          <ns2:ligatures ns2:val="none"/>
+          <w14:ligatures w14:val="none"/>
         </w:rPr>
         <w:t>EX</w:t>
       </w:r>
@@ -36,7 +36,7 @@
           <w:color w:val="000000"/>
           <w:kern w:val="0"/>
           <w:lang w:eastAsia="es-PE"/>
-          <ns2:ligatures ns2:val="none"/>
+          <w14:ligatures w14:val="none"/>
         </w:rPr>
         <w:t xml:space="preserve">PEDIENTE </w:t>
       </w:r>
@@ -47,7 +47,7 @@
           <w:color w:val="000000"/>
           <w:kern w:val="0"/>
           <w:lang w:eastAsia="es-PE"/>
-          <ns2:ligatures ns2:val="none"/>
+          <w14:ligatures w14:val="none"/>
         </w:rPr>
         <w:tab/>
       </w:r>
@@ -58,7 +58,7 @@
           <w:color w:val="000000"/>
           <w:kern w:val="0"/>
           <w:lang w:eastAsia="es-PE"/>
-          <ns2:ligatures ns2:val="none"/>
+          <w14:ligatures w14:val="none"/>
         </w:rPr>
         <w:t>:</w:t>
       </w:r>
@@ -69,7 +69,7 @@
           <w:color w:val="000000"/>
           <w:kern w:val="0"/>
           <w:lang w:eastAsia="es-PE"/>
-          <ns2:ligatures ns2:val="none"/>
+          <w14:ligatures w14:val="none"/>
         </w:rPr>
         <w:tab/>
       </w:r>
@@ -82,12 +82,12 @@
           <w:kern w:val="0"/>
           <w:shd w:val="clear" w:color="auto" w:fill="FFFFFF"/>
           <w:lang w:eastAsia="es-PE"/>
-          <ns2:ligatures ns2:val="none"/>
+          <w14:ligatures w14:val="none"/>
         </w:rPr>
         <w:t>2428-2025/CC1</w:t>
       </w:r>
     </w:p>
-    <w:p ns2:paraId="174737B6" ns2:textId="54697343">
+    <w:p>
       <w:pPr>
         <w:tabs>
           <w:tab w:val="left" w:pos="1701"/>
@@ -102,89 +102,26 @@
           <w:color w:val="000000"/>
           <w:kern w:val="0"/>
           <w:lang w:eastAsia="es-PE"/>
-          <ns2:ligatures ns2:val="none"/>
-        </w:rPr>
-      </w:pPr>
-      <w:r>
-        <w:rPr>
-          <w:rFonts w:ascii="Arial Narrow" w:eastAsia="Arial Narrow" w:hAnsi="Arial Narrow" w:cs="Arial Narrow"/>
-          <w:b/>
-          <w:color w:val="000000"/>
-          <w:kern w:val="0"/>
-          <w:lang w:eastAsia="es-PE"/>
-          <ns2:ligatures ns2:val="none"/>
-        </w:rPr>
-        <w:t xml:space="preserve">DENUNCIANTE:[DENUNCIANTE] (SEÑOR [APELLIDO])</w:t>
-      </w:r>
-      <w:r>
-        <w:rPr>
-          <w:rFonts w:ascii="Arial Narrow" w:eastAsia="Arial Narrow" w:hAnsi="Arial Narrow" w:cs="Arial Narrow"/>
-          <w:b/>
-          <w:color w:val="000000"/>
-          <w:kern w:val="0"/>
-          <w:lang w:eastAsia="es-PE"/>
-          <ns2:ligatures ns2:val="none"/>
-        </w:rPr>
+          <w14:ligatures w14:val="none"/>
+        </w:rPr>
+      </w:pPr>
+      <w:r>
+        <w:rPr>
+          <w:rFonts w:ascii="Arial Narrow" w:eastAsia="Arial Narrow" w:hAnsi="Arial Narrow" w:cs="Arial Narrow"/>
+          <w:b/>
+          <w:color w:val="000000"/>
+          <w:kern w:val="0"/>
+          <w:lang w:eastAsia="es-PE"/>
+          <w14:ligatures w14:val="none"/>
+        </w:rPr>
+        <w:t>DENUNCIANTE</w:t>
         <w:tab/>
-        <w:t/>
-      </w:r>
-      <w:r>
-        <w:rPr>
-          <w:rFonts w:ascii="Arial Narrow" w:eastAsia="Arial Narrow" w:hAnsi="Arial Narrow" w:cs="Arial Narrow"/>
-          <w:b/>
-          <w:color w:val="000000"/>
-          <w:kern w:val="0"/>
-          <w:lang w:eastAsia="es-PE"/>
-          <ns2:ligatures ns2:val="none"/>
-        </w:rPr>
+        <w:t>:</w:t>
         <w:tab/>
-      </w:r>
-      <w:r>
-        <w:rPr>
-          <w:rFonts w:ascii="Arial Narrow" w:eastAsia="Arial Narrow" w:hAnsi="Arial Narrow" w:cs="Arial Narrow"/>
-          <w:b/>
-          <w:color w:val="000000"/>
-          <w:kern w:val="0"/>
-          <w:lang w:eastAsia="es-PE"/>
-          <ns2:ligatures ns2:val="none"/>
-        </w:rPr>
-        <w:t/>
-      </w:r>
-      <w:r>
-        <w:rPr>
-          <w:rFonts w:ascii="Arial Narrow" w:eastAsia="Arial Narrow" w:hAnsi="Arial Narrow" w:cs="Arial Narrow"/>
-          <w:b/>
-          <w:color w:val="000000"/>
-          <w:kern w:val="0"/>
-          <w:lang w:eastAsia="es-PE"/>
-          <ns2:ligatures ns2:val="none"/>
-        </w:rPr>
-        <w:t xml:space="preserve"/>
-      </w:r>
-      <w:r>
-        <w:rPr>
-          <w:rFonts w:ascii="Arial Narrow" w:eastAsia="Arial Narrow" w:hAnsi="Arial Narrow" w:cs="Arial Narrow"/>
-          <w:b/>
-          <w:color w:val="000000"/>
-          <w:kern w:val="0"/>
-          <w:lang w:eastAsia="es-PE"/>
-          <ns2:ligatures ns2:val="none"/>
-        </w:rPr>
-        <w:t/>
-      </w:r>
-      <w:r>
-        <w:rPr>
-          <w:rFonts w:ascii="Arial Narrow" w:eastAsia="Arial Narrow" w:hAnsi="Arial Narrow" w:cs="Arial Narrow"/>
-          <w:b/>
-          <w:color w:val="000000"/>
-          <w:kern w:val="0"/>
-          <w:lang w:eastAsia="es-PE"/>
-          <ns2:ligatures ns2:val="none"/>
-        </w:rPr>
-        <w:t/>
-      </w:r>
-    </w:p>
-    <w:p ns2:paraId="223101EF" ns2:textId="6F6B6837">
+        <w:t xml:space="preserve">[DENUNCIANTE] (SEÑOR [APELLIDO])</w:t>
+      </w:r>
+    </w:p>
+    <w:p>
       <w:pPr>
         <w:tabs>
           <w:tab w:val="left" w:pos="1701"/>
@@ -199,17 +136,17 @@
           <w:color w:val="000000"/>
           <w:kern w:val="0"/>
           <w:lang w:eastAsia="es-PE"/>
-          <ns2:ligatures ns2:val="none"/>
-        </w:rPr>
-      </w:pPr>
-      <w:r>
-        <w:rPr>
-          <w:rFonts w:ascii="Arial Narrow" w:eastAsia="Arial Narrow" w:hAnsi="Arial Narrow" w:cs="Arial Narrow"/>
-          <w:b/>
-          <w:color w:val="000000"/>
-          <w:kern w:val="0"/>
-          <w:lang w:eastAsia="es-PE"/>
-          <ns2:ligatures ns2:val="none"/>
+          <w14:ligatures w14:val="none"/>
+        </w:rPr>
+      </w:pPr>
+      <w:r>
+        <w:rPr>
+          <w:rFonts w:ascii="Arial Narrow" w:eastAsia="Arial Narrow" w:hAnsi="Arial Narrow" w:cs="Arial Narrow"/>
+          <w:b/>
+          <w:color w:val="000000"/>
+          <w:kern w:val="0"/>
+          <w:lang w:eastAsia="es-PE"/>
+          <w14:ligatures w14:val="none"/>
         </w:rPr>
         <w:t>DENUNCIADOS</w:t>
       </w:r>
@@ -220,7 +157,7 @@
           <w:color w:val="000000"/>
           <w:kern w:val="0"/>
           <w:lang w:eastAsia="es-PE"/>
-          <ns2:ligatures ns2:val="none"/>
+          <w14:ligatures w14:val="none"/>
         </w:rPr>
         <w:tab/>
         <w:t>:</w:t>
@@ -232,7 +169,7 @@
           <w:color w:val="000000"/>
           <w:kern w:val="0"/>
           <w:lang w:eastAsia="es-PE"/>
-          <ns2:ligatures ns2:val="none"/>
+          <w14:ligatures w14:val="none"/>
         </w:rPr>
         <w:tab/>
       </w:r>
@@ -243,7 +180,7 @@
           <w:color w:val="000000"/>
           <w:kern w:val="0"/>
           <w:lang w:eastAsia="es-PE"/>
-          <ns2:ligatures ns2:val="none"/>
+          <w14:ligatures w14:val="none"/>
         </w:rPr>
         <w:t xml:space="preserve">RÍMAC SEGUROS Y REASEGUROS S.A. </w:t>
       </w:r>
@@ -254,7 +191,7 @@
           <w:color w:val="000000"/>
           <w:kern w:val="0"/>
           <w:lang w:eastAsia="es-PE"/>
-          <ns2:ligatures ns2:val="none"/>
+          <w14:ligatures w14:val="none"/>
         </w:rPr>
         <w:t>(</w:t>
       </w:r>
@@ -265,7 +202,7 @@
           <w:color w:val="000000"/>
           <w:kern w:val="0"/>
           <w:lang w:eastAsia="es-PE"/>
-          <ns2:ligatures ns2:val="none"/>
+          <w14:ligatures w14:val="none"/>
         </w:rPr>
         <w:t>RÍMAC</w:t>
       </w:r>
@@ -276,12 +213,12 @@
           <w:color w:val="000000"/>
           <w:kern w:val="0"/>
           <w:lang w:eastAsia="es-PE"/>
-          <ns2:ligatures ns2:val="none"/>
+          <w14:ligatures w14:val="none"/>
         </w:rPr>
         <w:t xml:space="preserve">) </w:t>
       </w:r>
     </w:p>
-    <w:p ns2:paraId="4D23E5DF" ns2:textId="4B415AA5">
+    <w:p>
       <w:pPr>
         <w:tabs>
           <w:tab w:val="left" w:pos="1701"/>
@@ -296,17 +233,17 @@
           <w:color w:val="000000"/>
           <w:kern w:val="0"/>
           <w:lang w:eastAsia="es-PE"/>
-          <ns2:ligatures ns2:val="none"/>
-        </w:rPr>
-      </w:pPr>
-      <w:r>
-        <w:rPr>
-          <w:rFonts w:ascii="Arial Narrow" w:eastAsia="Arial Narrow" w:hAnsi="Arial Narrow" w:cs="Arial Narrow"/>
-          <w:b/>
-          <w:color w:val="000000"/>
-          <w:kern w:val="0"/>
-          <w:lang w:eastAsia="es-PE"/>
-          <ns2:ligatures ns2:val="none"/>
+          <w14:ligatures w14:val="none"/>
+        </w:rPr>
+      </w:pPr>
+      <w:r>
+        <w:rPr>
+          <w:rFonts w:ascii="Arial Narrow" w:eastAsia="Arial Narrow" w:hAnsi="Arial Narrow" w:cs="Arial Narrow"/>
+          <w:b/>
+          <w:color w:val="000000"/>
+          <w:kern w:val="0"/>
+          <w:lang w:eastAsia="es-PE"/>
+          <w14:ligatures w14:val="none"/>
         </w:rPr>
         <w:tab/>
       </w:r>
@@ -317,7 +254,7 @@
           <w:color w:val="000000"/>
           <w:kern w:val="0"/>
           <w:lang w:eastAsia="es-PE"/>
-          <ns2:ligatures ns2:val="none"/>
+          <w14:ligatures w14:val="none"/>
         </w:rPr>
         <w:tab/>
       </w:r>
@@ -328,7 +265,7 @@
           <w:color w:val="000000"/>
           <w:kern w:val="0"/>
           <w:lang w:eastAsia="es-PE"/>
-          <ns2:ligatures ns2:val="none"/>
+          <w14:ligatures w14:val="none"/>
         </w:rPr>
         <w:t>BANCO BBVA PERÚ S.A.</w:t>
       </w:r>
@@ -339,7 +276,7 @@
           <w:color w:val="000000"/>
           <w:kern w:val="0"/>
           <w:lang w:eastAsia="es-PE"/>
-          <ns2:ligatures ns2:val="none"/>
+          <w14:ligatures w14:val="none"/>
         </w:rPr>
         <w:t xml:space="preserve"> (</w:t>
       </w:r>
@@ -350,7 +287,7 @@
           <w:color w:val="000000"/>
           <w:kern w:val="0"/>
           <w:lang w:eastAsia="es-PE"/>
-          <ns2:ligatures ns2:val="none"/>
+          <w14:ligatures w14:val="none"/>
         </w:rPr>
         <w:t>BANCO</w:t>
       </w:r>
@@ -361,12 +298,12 @@
           <w:color w:val="000000"/>
           <w:kern w:val="0"/>
           <w:lang w:eastAsia="es-PE"/>
-          <ns2:ligatures ns2:val="none"/>
+          <w14:ligatures w14:val="none"/>
         </w:rPr>
         <w:t>)</w:t>
       </w:r>
     </w:p>
-    <w:p ns2:paraId="753670C1" ns2:textId="77777777">
+    <w:p>
       <w:pPr>
         <w:tabs>
           <w:tab w:val="left" w:pos="1701"/>
@@ -381,17 +318,17 @@
           <w:color w:val="000000"/>
           <w:kern w:val="0"/>
           <w:lang w:eastAsia="es-PE"/>
-          <ns2:ligatures ns2:val="none"/>
-        </w:rPr>
-      </w:pPr>
-      <w:r>
-        <w:rPr>
-          <w:rFonts w:ascii="Arial Narrow" w:eastAsia="Arial Narrow" w:hAnsi="Arial Narrow" w:cs="Arial Narrow"/>
-          <w:b/>
-          <w:color w:val="000000"/>
-          <w:kern w:val="0"/>
-          <w:lang w:eastAsia="es-PE"/>
-          <ns2:ligatures ns2:val="none"/>
+          <w14:ligatures w14:val="none"/>
+        </w:rPr>
+      </w:pPr>
+      <w:r>
+        <w:rPr>
+          <w:rFonts w:ascii="Arial Narrow" w:eastAsia="Arial Narrow" w:hAnsi="Arial Narrow" w:cs="Arial Narrow"/>
+          <w:b/>
+          <w:color w:val="000000"/>
+          <w:kern w:val="0"/>
+          <w:lang w:eastAsia="es-PE"/>
+          <w14:ligatures w14:val="none"/>
         </w:rPr>
         <w:t>MATERIAS</w:t>
       </w:r>
@@ -402,7 +339,7 @@
           <w:color w:val="000000"/>
           <w:kern w:val="0"/>
           <w:lang w:eastAsia="es-PE"/>
-          <ns2:ligatures ns2:val="none"/>
+          <w14:ligatures w14:val="none"/>
         </w:rPr>
         <w:tab/>
         <w:t xml:space="preserve">: </w:t>
@@ -414,13 +351,13 @@
           <w:color w:val="000000"/>
           <w:kern w:val="0"/>
           <w:lang w:eastAsia="es-PE"/>
-          <ns2:ligatures ns2:val="none"/>
+          <w14:ligatures w14:val="none"/>
         </w:rPr>
         <w:tab/>
         <w:t>ADMISIÓN A TRÁMITE</w:t>
       </w:r>
     </w:p>
-    <w:p ns2:paraId="449086A9" ns2:textId="77777777">
+    <w:p>
       <w:pPr>
         <w:tabs>
           <w:tab w:val="left" w:pos="1701"/>
@@ -435,22 +372,22 @@
           <w:color w:val="000000"/>
           <w:kern w:val="0"/>
           <w:lang w:eastAsia="es-PE"/>
-          <ns2:ligatures ns2:val="none"/>
-        </w:rPr>
-      </w:pPr>
-      <w:r>
-        <w:rPr>
-          <w:rFonts w:ascii="Arial Narrow" w:eastAsia="Arial Narrow" w:hAnsi="Arial Narrow" w:cs="Arial Narrow"/>
-          <w:b/>
-          <w:color w:val="000000"/>
-          <w:kern w:val="0"/>
-          <w:lang w:eastAsia="es-PE"/>
-          <ns2:ligatures ns2:val="none"/>
+          <w14:ligatures w14:val="none"/>
+        </w:rPr>
+      </w:pPr>
+      <w:r>
+        <w:rPr>
+          <w:rFonts w:ascii="Arial Narrow" w:eastAsia="Arial Narrow" w:hAnsi="Arial Narrow" w:cs="Arial Narrow"/>
+          <w:b/>
+          <w:color w:val="000000"/>
+          <w:kern w:val="0"/>
+          <w:lang w:eastAsia="es-PE"/>
+          <w14:ligatures w14:val="none"/>
         </w:rPr>
         <w:t xml:space="preserve">REQUERIMIENTO DE INFORMACIÓN </w:t>
       </w:r>
     </w:p>
-    <w:p ns2:paraId="778AE69F" ns2:textId="7CF6A91D">
+    <w:p>
       <w:pPr>
         <w:tabs>
           <w:tab w:val="left" w:pos="1701"/>
@@ -464,17 +401,17 @@
           <w:color w:val="000000"/>
           <w:kern w:val="0"/>
           <w:lang w:eastAsia="es-PE"/>
-          <ns2:ligatures ns2:val="none"/>
-        </w:rPr>
-      </w:pPr>
-      <w:r>
-        <w:rPr>
-          <w:rFonts w:ascii="Arial Narrow" w:eastAsia="Arial Narrow" w:hAnsi="Arial Narrow" w:cs="Arial Narrow"/>
-          <w:b/>
-          <w:color w:val="000000"/>
-          <w:kern w:val="0"/>
-          <w:lang w:eastAsia="es-PE"/>
-          <ns2:ligatures ns2:val="none"/>
+          <w14:ligatures w14:val="none"/>
+        </w:rPr>
+      </w:pPr>
+      <w:r>
+        <w:rPr>
+          <w:rFonts w:ascii="Arial Narrow" w:eastAsia="Arial Narrow" w:hAnsi="Arial Narrow" w:cs="Arial Narrow"/>
+          <w:b/>
+          <w:color w:val="000000"/>
+          <w:kern w:val="0"/>
+          <w:lang w:eastAsia="es-PE"/>
+          <w14:ligatures w14:val="none"/>
         </w:rPr>
         <w:t xml:space="preserve">RESOLUCIÓN </w:t>
       </w:r>
@@ -485,7 +422,7 @@
           <w:color w:val="000000"/>
           <w:kern w:val="0"/>
           <w:lang w:eastAsia="es-PE"/>
-          <ns2:ligatures ns2:val="none"/>
+          <w14:ligatures w14:val="none"/>
         </w:rPr>
         <w:tab/>
         <w:t>:</w:t>
@@ -497,7 +434,7 @@
           <w:color w:val="000000"/>
           <w:kern w:val="0"/>
           <w:lang w:eastAsia="es-PE"/>
-          <ns2:ligatures ns2:val="none"/>
+          <w14:ligatures w14:val="none"/>
         </w:rPr>
         <w:tab/>
       </w:r>
@@ -508,12 +445,12 @@
           <w:color w:val="000000"/>
           <w:kern w:val="0"/>
           <w:lang w:eastAsia="es-PE"/>
-          <ns2:ligatures ns2:val="none"/>
+          <w14:ligatures w14:val="none"/>
         </w:rPr>
         <w:t>2</w:t>
       </w:r>
     </w:p>
-    <w:p ns2:paraId="26BE4AD0" ns2:textId="77777777">
+    <w:p>
       <w:pPr>
         <w:tabs>
           <w:tab w:val="left" w:pos="1014"/>
@@ -526,11 +463,11 @@
           <w:kern w:val="0"/>
           <w:shd w:val="clear" w:color="auto" w:fill="FFFFFF"/>
           <w:lang w:eastAsia="es-PE"/>
-          <ns2:ligatures ns2:val="none"/>
-        </w:rPr>
-      </w:pPr>
-    </w:p>
-    <w:p ns2:paraId="6D48DA83" ns2:textId="5ED323A1">
+          <w14:ligatures w14:val="none"/>
+        </w:rPr>
+      </w:pPr>
+    </w:p>
+    <w:p>
       <w:pPr>
         <w:tabs>
           <w:tab w:val="left" w:pos="1014"/>
@@ -543,7 +480,7 @@
           <w:kern w:val="0"/>
           <w:shd w:val="clear" w:color="auto" w:fill="FFFFFF"/>
           <w:lang w:eastAsia="es-PE"/>
-          <ns2:ligatures ns2:val="none"/>
+          <w14:ligatures w14:val="none"/>
         </w:rPr>
       </w:pPr>
       <w:r>
@@ -553,7 +490,7 @@
           <w:kern w:val="0"/>
           <w:shd w:val="clear" w:color="auto" w:fill="FFFFFF"/>
           <w:lang w:eastAsia="es-PE"/>
-          <ns2:ligatures ns2:val="none"/>
+          <w14:ligatures w14:val="none"/>
         </w:rPr>
         <w:t xml:space="preserve">Lima, </w:t>
       </w:r>
@@ -564,7 +501,7 @@
           <w:kern w:val="0"/>
           <w:shd w:val="clear" w:color="auto" w:fill="FFFFFF"/>
           <w:lang w:eastAsia="es-PE"/>
-          <ns2:ligatures ns2:val="none"/>
+          <w14:ligatures w14:val="none"/>
         </w:rPr>
         <w:t xml:space="preserve">31 de octubre de 2025</w:t>
       </w:r>
@@ -575,7 +512,7 @@
           <w:kern w:val="0"/>
           <w:shd w:val="clear" w:color="auto" w:fill="FFFFFF"/>
           <w:lang w:eastAsia="es-PE"/>
-          <ns2:ligatures ns2:val="none"/>
+          <w14:ligatures w14:val="none"/>
         </w:rPr>
         <w:t xml:space="preserve"/>
       </w:r>
@@ -586,7 +523,7 @@
           <w:kern w:val="0"/>
           <w:shd w:val="clear" w:color="auto" w:fill="FFFFFF"/>
           <w:lang w:eastAsia="es-PE"/>
-          <ns2:ligatures ns2:val="none"/>
+          <w14:ligatures w14:val="none"/>
         </w:rPr>
         <w:t xml:space="preserve"/>
       </w:r>
@@ -597,12 +534,12 @@
           <w:kern w:val="0"/>
           <w:shd w:val="clear" w:color="auto" w:fill="FFFFFF"/>
           <w:lang w:eastAsia="es-PE"/>
-          <ns2:ligatures ns2:val="none"/>
+          <w14:ligatures w14:val="none"/>
         </w:rPr>
         <w:t xml:space="preserve"/>
       </w:r>
     </w:p>
-    <w:p ns2:paraId="1EF3C256" ns2:textId="77777777">
+    <w:p>
       <w:pPr>
         <w:tabs>
           <w:tab w:val="left" w:pos="1014"/>
@@ -614,11 +551,11 @@
           <w:color w:val="000000"/>
           <w:kern w:val="0"/>
           <w:lang w:eastAsia="es-PE"/>
-          <ns2:ligatures ns2:val="none"/>
-        </w:rPr>
-      </w:pPr>
-    </w:p>
-    <w:p ns2:paraId="087322B4" ns2:textId="77777777">
+          <w14:ligatures w14:val="none"/>
+        </w:rPr>
+      </w:pPr>
+    </w:p>
+    <w:p>
       <w:pPr>
         <w:numPr>
           <w:ilvl w:val="0"/>
@@ -632,22 +569,22 @@
           <w:color w:val="000000"/>
           <w:kern w:val="0"/>
           <w:lang w:eastAsia="es-PE"/>
-          <ns2:ligatures ns2:val="none"/>
-        </w:rPr>
-      </w:pPr>
-      <w:r>
-        <w:rPr>
-          <w:rFonts w:ascii="Arial Narrow" w:eastAsia="Arial Narrow" w:hAnsi="Arial Narrow" w:cs="Arial Narrow"/>
-          <w:b/>
-          <w:color w:val="000000"/>
-          <w:kern w:val="0"/>
-          <w:lang w:eastAsia="es-PE"/>
-          <ns2:ligatures ns2:val="none"/>
+          <w14:ligatures w14:val="none"/>
+        </w:rPr>
+      </w:pPr>
+      <w:r>
+        <w:rPr>
+          <w:rFonts w:ascii="Arial Narrow" w:eastAsia="Arial Narrow" w:hAnsi="Arial Narrow" w:cs="Arial Narrow"/>
+          <w:b/>
+          <w:color w:val="000000"/>
+          <w:kern w:val="0"/>
+          <w:lang w:eastAsia="es-PE"/>
+          <w14:ligatures w14:val="none"/>
         </w:rPr>
         <w:t xml:space="preserve">HECHOS </w:t>
       </w:r>
     </w:p>
-    <w:p ns2:paraId="4407157A" ns2:textId="77777777">
+    <w:p>
       <w:pPr>
         <w:spacing w:after="0" w:line="240" w:lineRule="auto"/>
         <w:jc w:val="both"/>
@@ -656,11 +593,11 @@
           <w:color w:val="000000"/>
           <w:kern w:val="0"/>
           <w:lang w:eastAsia="es-PE"/>
-          <ns2:ligatures ns2:val="none"/>
-        </w:rPr>
-      </w:pPr>
-    </w:p>
-    <w:p ns2:paraId="5ECFCB1A" ns2:textId="45BC264C">
+          <w14:ligatures w14:val="none"/>
+        </w:rPr>
+      </w:pPr>
+    </w:p>
+    <w:p>
       <w:pPr>
         <w:numPr>
           <w:ilvl w:val="1"/>
@@ -674,16 +611,16 @@
           <w:color w:val="000000"/>
           <w:kern w:val="0"/>
           <w:lang w:val="es-ES" w:eastAsia="es-ES"/>
-          <ns2:ligatures ns2:val="none"/>
-        </w:rPr>
-      </w:pPr>
-      <w:r>
-        <w:rPr>
-          <w:rFonts w:ascii="Arial Narrow" w:eastAsia="Times New Roman" w:hAnsi="Arial Narrow" w:cs="Arial"/>
-          <w:color w:val="000000"/>
-          <w:kern w:val="0"/>
-          <w:lang w:val="es-ES" w:eastAsia="es-ES"/>
-          <ns2:ligatures ns2:val="none"/>
+          <w14:ligatures w14:val="none"/>
+        </w:rPr>
+      </w:pPr>
+      <w:r>
+        <w:rPr>
+          <w:rFonts w:ascii="Arial Narrow" w:eastAsia="Times New Roman" w:hAnsi="Arial Narrow" w:cs="Arial"/>
+          <w:color w:val="000000"/>
+          <w:kern w:val="0"/>
+          <w:lang w:val="es-ES" w:eastAsia="es-ES"/>
+          <w14:ligatures w14:val="none"/>
         </w:rPr>
         <w:t xml:space="preserve">Mediante la denuncia del 29 de setiembre de 2025, complementado mediante escrito del 10 de octubre de 2025, el señor [APELLIDO] denunció a Rímac y el Banco por presuntas infracciones a la Ley 29571, Código de Protección y Defensa del Consumidor (en adelante, Código), señalando lo siguiente:</w:t>
       </w:r>
@@ -693,7 +630,7 @@
           <w:color w:val="000000"/>
           <w:kern w:val="0"/>
           <w:lang w:val="es-ES" w:eastAsia="es-ES"/>
-          <ns2:ligatures ns2:val="none"/>
+          <w14:ligatures w14:val="none"/>
         </w:rPr>
         <w:t/>
       </w:r>
@@ -703,7 +640,7 @@
           <w:color w:val="000000"/>
           <w:kern w:val="0"/>
           <w:lang w:val="es-ES" w:eastAsia="es-ES"/>
-          <ns2:ligatures ns2:val="none"/>
+          <w14:ligatures w14:val="none"/>
         </w:rPr>
         <w:t xml:space="preserve"/>
       </w:r>
@@ -713,7 +650,7 @@
           <w:color w:val="000000"/>
           <w:kern w:val="0"/>
           <w:lang w:val="es-ES" w:eastAsia="es-ES"/>
-          <ns2:ligatures ns2:val="none"/>
+          <w14:ligatures w14:val="none"/>
         </w:rPr>
         <w:t xml:space="preserve"/>
       </w:r>
@@ -723,7 +660,7 @@
           <w:color w:val="000000"/>
           <w:kern w:val="0"/>
           <w:lang w:val="es-ES" w:eastAsia="es-ES"/>
-          <ns2:ligatures ns2:val="none"/>
+          <w14:ligatures w14:val="none"/>
         </w:rPr>
         <w:t/>
       </w:r>
@@ -733,7 +670,7 @@
           <w:color w:val="000000"/>
           <w:kern w:val="0"/>
           <w:lang w:val="es-ES" w:eastAsia="es-ES"/>
-          <ns2:ligatures ns2:val="none"/>
+          <w14:ligatures w14:val="none"/>
         </w:rPr>
         <w:t xml:space="preserve"/>
       </w:r>
@@ -743,7 +680,7 @@
           <w:color w:val="000000"/>
           <w:kern w:val="0"/>
           <w:lang w:val="es-ES" w:eastAsia="es-ES"/>
-          <ns2:ligatures ns2:val="none"/>
+          <w14:ligatures w14:val="none"/>
         </w:rPr>
         <w:t xml:space="preserve"/>
       </w:r>
@@ -753,7 +690,7 @@
           <w:color w:val="000000"/>
           <w:kern w:val="0"/>
           <w:lang w:val="es-ES" w:eastAsia="es-ES"/>
-          <ns2:ligatures ns2:val="none"/>
+          <w14:ligatures w14:val="none"/>
         </w:rPr>
         <w:t xml:space="preserve"/>
       </w:r>
@@ -763,7 +700,7 @@
           <w:color w:val="000000"/>
           <w:kern w:val="0"/>
           <w:lang w:val="es-ES" w:eastAsia="es-ES"/>
-          <ns2:ligatures ns2:val="none"/>
+          <w14:ligatures w14:val="none"/>
         </w:rPr>
         <w:t/>
       </w:r>
@@ -771,7 +708,7 @@
         <w:rPr>
           <w:rFonts w:ascii="Arial Narrow" w:eastAsia="Calibri" w:hAnsi="Arial Narrow" w:cs="Arial"/>
           <w:kern w:val="0"/>
-          <ns2:ligatures ns2:val="none"/>
+          <w14:ligatures w14:val="none"/>
         </w:rPr>
         <w:t xml:space="preserve"/>
       </w:r>
@@ -779,7 +716,7 @@
         <w:rPr>
           <w:rFonts w:ascii="Arial Narrow" w:eastAsia="Calibri" w:hAnsi="Arial Narrow" w:cs="Arial"/>
           <w:kern w:val="0"/>
-          <ns2:ligatures ns2:val="none"/>
+          <w14:ligatures w14:val="none"/>
         </w:rPr>
         <w:t xml:space="preserve"/>
       </w:r>
@@ -787,7 +724,7 @@
         <w:rPr>
           <w:rFonts w:ascii="Arial Narrow" w:eastAsia="Calibri" w:hAnsi="Arial Narrow" w:cs="Arial"/>
           <w:kern w:val="0"/>
-          <ns2:ligatures ns2:val="none"/>
+          <w14:ligatures w14:val="none"/>
         </w:rPr>
         <w:t/>
       </w:r>
@@ -797,7 +734,7 @@
           <w:color w:val="000000"/>
           <w:kern w:val="0"/>
           <w:lang w:val="es-ES" w:eastAsia="es-ES"/>
-          <ns2:ligatures ns2:val="none"/>
+          <w14:ligatures w14:val="none"/>
         </w:rPr>
         <w:t xml:space="preserve"/>
       </w:r>
@@ -807,7 +744,7 @@
           <w:color w:val="000000"/>
           <w:kern w:val="0"/>
           <w:lang w:val="es-ES" w:eastAsia="es-ES"/>
-          <ns2:ligatures ns2:val="none"/>
+          <w14:ligatures w14:val="none"/>
         </w:rPr>
         <w:t xml:space="preserve"/>
       </w:r>
@@ -817,7 +754,7 @@
           <w:color w:val="000000"/>
           <w:kern w:val="0"/>
           <w:lang w:val="es-ES" w:eastAsia="es-ES"/>
-          <ns2:ligatures ns2:val="none"/>
+          <w14:ligatures w14:val="none"/>
         </w:rPr>
         <w:t xml:space="preserve"/>
       </w:r>
@@ -827,7 +764,7 @@
           <w:color w:val="000000"/>
           <w:kern w:val="0"/>
           <w:lang w:val="es-ES" w:eastAsia="es-ES"/>
-          <ns2:ligatures ns2:val="none"/>
+          <w14:ligatures w14:val="none"/>
         </w:rPr>
         <w:t xml:space="preserve"/>
       </w:r>
@@ -837,7 +774,7 @@
           <w:color w:val="000000"/>
           <w:kern w:val="0"/>
           <w:lang w:val="es-ES" w:eastAsia="es-ES"/>
-          <ns2:ligatures ns2:val="none"/>
+          <w14:ligatures w14:val="none"/>
         </w:rPr>
         <w:t/>
       </w:r>
@@ -847,7 +784,7 @@
           <w:color w:val="000000"/>
           <w:kern w:val="0"/>
           <w:lang w:val="es-ES" w:eastAsia="es-ES"/>
-          <ns2:ligatures ns2:val="none"/>
+          <w14:ligatures w14:val="none"/>
         </w:rPr>
         <w:t/>
       </w:r>
@@ -859,7 +796,7 @@
           <w:kern w:val="0"/>
           <w:vertAlign w:val="superscript"/>
           <w:lang w:val="es-ES" w:eastAsia="es-ES"/>
-          <ns2:ligatures ns2:val="none"/>
+          <w14:ligatures w14:val="none"/>
         </w:rPr>
         <w:footnoteReference w:id="1"/>
       </w:r>
@@ -869,7 +806,7 @@
           <w:color w:val="000000"/>
           <w:kern w:val="0"/>
           <w:lang w:val="es-ES" w:eastAsia="es-ES"/>
-          <ns2:ligatures ns2:val="none"/>
+          <w14:ligatures w14:val="none"/>
         </w:rPr>
         <w:t xml:space="preserve"/>
       </w:r>
@@ -879,12 +816,12 @@
           <w:color w:val="000000"/>
           <w:kern w:val="0"/>
           <w:lang w:val="es-ES" w:eastAsia="es-ES"/>
-          <ns2:ligatures ns2:val="none"/>
+          <w14:ligatures w14:val="none"/>
         </w:rPr>
         <w:t/>
       </w:r>
     </w:p>
-    <w:p ns2:paraId="64AF7FDB" ns2:textId="77777777">
+    <w:p>
       <w:pPr>
         <w:tabs>
           <w:tab w:val="left" w:pos="1134"/>
@@ -896,11 +833,11 @@
           <w:color w:val="000000"/>
           <w:kern w:val="0"/>
           <w:lang w:val="es-ES" w:eastAsia="es-ES"/>
-          <ns2:ligatures ns2:val="none"/>
-        </w:rPr>
-      </w:pPr>
-    </w:p>
-    <w:p ns2:paraId="31C7CC01" ns2:textId="031812C1">
+          <w14:ligatures w14:val="none"/>
+        </w:rPr>
+      </w:pPr>
+    </w:p>
+    <w:p>
       <w:pPr>
         <w:pStyle w:val="Prrafodelista"/>
         <w:numPr>
@@ -918,7 +855,7 @@
           <w:color w:val="000000"/>
           <w:kern w:val="0"/>
           <w:lang w:eastAsia="es-ES"/>
-          <ns2:ligatures ns2:val="none"/>
+          <w14:ligatures w14:val="none"/>
         </w:rPr>
       </w:pPr>
       <w:r>
@@ -927,7 +864,7 @@
           <w:color w:val="000000"/>
           <w:kern w:val="0"/>
           <w:lang w:eastAsia="es-ES"/>
-          <ns2:ligatures ns2:val="none"/>
+          <w14:ligatures w14:val="none"/>
         </w:rPr>
         <w:t xml:space="preserve">El </w:t>
       </w:r>
@@ -955,7 +892,7 @@
           <w:color w:val="000000"/>
           <w:kern w:val="0"/>
           <w:lang w:val="es-ES" w:eastAsia="es-ES"/>
-          <ns2:ligatures ns2:val="none"/>
+          <w14:ligatures w14:val="none"/>
         </w:rPr>
         <w:t>el Banco</w:t>
       </w:r>
@@ -1017,7 +954,7 @@
           <w:color w:val="000000"/>
           <w:kern w:val="0"/>
           <w:lang w:val="es-ES" w:eastAsia="es-ES"/>
-          <ns2:ligatures ns2:val="none"/>
+          <w14:ligatures w14:val="none"/>
         </w:rPr>
         <w:t>Rímac</w:t>
       </w:r>
@@ -1048,7 +985,7 @@
         <w:t xml:space="preserve"> </w:t>
       </w:r>
     </w:p>
-    <w:p ns2:paraId="02E868FD" ns2:textId="77777777">
+    <w:p>
       <w:pPr>
         <w:pStyle w:val="Prrafodelista"/>
         <w:spacing w:after="0" w:line="240" w:lineRule="auto"/>
@@ -1059,11 +996,11 @@
           <w:color w:val="000000"/>
           <w:kern w:val="0"/>
           <w:lang w:eastAsia="es-ES"/>
-          <ns2:ligatures ns2:val="none"/>
-        </w:rPr>
-      </w:pPr>
-    </w:p>
-    <w:p ns2:paraId="245D1257" ns2:textId="08C415BB">
+          <w14:ligatures w14:val="none"/>
+        </w:rPr>
+      </w:pPr>
+    </w:p>
+    <w:p>
       <w:pPr>
         <w:pStyle w:val="Prrafodelista"/>
         <w:numPr>
@@ -1155,7 +1092,7 @@
         <w:t xml:space="preserve"> días y diagnóstico de síndrome de distrés respiratorio agudo y neumonía viral por SARS-CoV-2.</w:t>
       </w:r>
     </w:p>
-    <w:p ns2:paraId="5357D0E3" ns2:textId="77777777">
+    <w:p>
       <w:pPr>
         <w:pStyle w:val="Prrafodelista"/>
         <w:spacing w:after="0" w:line="240" w:lineRule="auto"/>
@@ -1166,7 +1103,7 @@
         </w:rPr>
       </w:pPr>
     </w:p>
-    <w:p ns2:paraId="1BED5BF9" ns2:textId="65825084">
+    <w:p>
       <w:pPr>
         <w:pStyle w:val="Prrafodelista"/>
         <w:numPr>
@@ -1326,7 +1263,7 @@
         <w:t xml:space="preserve"> del 21 de setiembre de 2023.</w:t>
       </w:r>
     </w:p>
-    <w:p ns2:paraId="78E3E220" ns2:textId="77777777">
+    <w:p>
       <w:pPr>
         <w:pStyle w:val="Prrafodelista"/>
         <w:spacing w:before="240" w:after="240" w:line="240" w:lineRule="auto"/>
@@ -1337,7 +1274,7 @@
         </w:rPr>
       </w:pPr>
     </w:p>
-    <w:p ns2:paraId="4790CD1E" ns2:textId="697C53DF">
+    <w:p>
       <w:pPr>
         <w:pStyle w:val="Prrafodelista"/>
         <w:numPr>
@@ -1475,7 +1412,7 @@
         <w:t xml:space="preserve"> y apoyo terapéutico respiratorio de manera permanente.</w:t>
       </w:r>
     </w:p>
-    <w:p ns2:paraId="76051550" ns2:textId="77777777">
+    <w:p>
       <w:pPr>
         <w:pStyle w:val="Prrafodelista"/>
         <w:spacing w:before="240" w:after="240" w:line="240" w:lineRule="auto"/>
@@ -1486,7 +1423,7 @@
         </w:rPr>
       </w:pPr>
     </w:p>
-    <w:p ns2:paraId="05E365DB" ns2:textId="57103859">
+    <w:p>
       <w:pPr>
         <w:pStyle w:val="Prrafodelista"/>
         <w:numPr>
@@ -1564,7 +1501,7 @@
           <w:color w:val="000000"/>
           <w:kern w:val="0"/>
           <w:lang w:val="es-ES" w:eastAsia="es-ES"/>
-          <ns2:ligatures ns2:val="none"/>
+          <w14:ligatures w14:val="none"/>
         </w:rPr>
         <w:t>Rímac</w:t>
       </w:r>
@@ -1631,7 +1568,7 @@
         <w:t xml:space="preserve"> </w:t>
       </w:r>
     </w:p>
-    <w:p ns2:paraId="132CF76F" ns2:textId="77777777">
+    <w:p>
       <w:pPr>
         <w:pStyle w:val="Prrafodelista"/>
         <w:spacing w:before="240" w:after="240" w:line="240" w:lineRule="auto"/>
@@ -1642,7 +1579,7 @@
         </w:rPr>
       </w:pPr>
     </w:p>
-    <w:p ns2:paraId="3067CCDF" ns2:textId="7EA71DE5">
+    <w:p>
       <w:pPr>
         <w:pStyle w:val="Prrafodelista"/>
         <w:numPr>
@@ -1692,7 +1629,7 @@
           <w:color w:val="000000"/>
           <w:kern w:val="0"/>
           <w:lang w:val="es-ES" w:eastAsia="es-ES"/>
-          <ns2:ligatures ns2:val="none"/>
+          <w14:ligatures w14:val="none"/>
         </w:rPr>
         <w:t>el Banco</w:t>
       </w:r>
@@ -1726,7 +1663,7 @@
           <w:color w:val="000000"/>
           <w:kern w:val="0"/>
           <w:lang w:val="es-ES" w:eastAsia="es-ES"/>
-          <ns2:ligatures ns2:val="none"/>
+          <w14:ligatures w14:val="none"/>
         </w:rPr>
         <w:t>Rímac</w:t>
       </w:r>
@@ -1797,7 +1734,7 @@
           <w:color w:val="000000"/>
           <w:kern w:val="0"/>
           <w:lang w:val="es-ES" w:eastAsia="es-ES"/>
-          <ns2:ligatures ns2:val="none"/>
+          <w14:ligatures w14:val="none"/>
         </w:rPr>
         <w:t>Rímac</w:t>
       </w:r>
@@ -1838,7 +1775,7 @@
         <w:t>Seguro de desgravamen.</w:t>
       </w:r>
     </w:p>
-    <w:p ns2:paraId="17E2A4F7" ns2:textId="77777777">
+    <w:p>
       <w:pPr>
         <w:pStyle w:val="Prrafodelista"/>
         <w:spacing w:line="240" w:lineRule="auto"/>
@@ -1847,7 +1784,7 @@
         </w:rPr>
       </w:pPr>
     </w:p>
-    <w:p ns2:paraId="7A07CA23" ns2:textId="46EC83F1">
+    <w:p>
       <w:pPr>
         <w:pStyle w:val="Prrafodelista"/>
         <w:numPr>
@@ -1885,7 +1822,7 @@
           <w:color w:val="000000"/>
           <w:kern w:val="0"/>
           <w:lang w:val="es-ES" w:eastAsia="es-ES"/>
-          <ns2:ligatures ns2:val="none"/>
+          <w14:ligatures w14:val="none"/>
         </w:rPr>
         <w:t>Rímac</w:t>
       </w:r>
@@ -1946,7 +1883,7 @@
         <w:t>.</w:t>
       </w:r>
     </w:p>
-    <w:p ns2:paraId="40CB1277" ns2:textId="77777777">
+    <w:p>
       <w:pPr>
         <w:pStyle w:val="Prrafodelista"/>
         <w:spacing w:before="240" w:after="240" w:line="240" w:lineRule="auto"/>
@@ -1957,7 +1894,7 @@
         </w:rPr>
       </w:pPr>
     </w:p>
-    <w:p ns2:paraId="0D95E1EE" ns2:textId="7E72D738">
+    <w:p>
       <w:pPr>
         <w:pStyle w:val="Prrafodelista"/>
         <w:numPr>
@@ -2061,7 +1998,7 @@
           <w:color w:val="000000"/>
           <w:kern w:val="0"/>
           <w:lang w:val="es-ES" w:eastAsia="es-ES"/>
-          <ns2:ligatures ns2:val="none"/>
+          <w14:ligatures w14:val="none"/>
         </w:rPr>
         <w:t>Rímac</w:t>
       </w:r>
@@ -2071,7 +2008,7 @@
           <w:color w:val="000000"/>
           <w:kern w:val="0"/>
           <w:lang w:val="es-ES" w:eastAsia="es-ES"/>
-          <ns2:ligatures ns2:val="none"/>
+          <w14:ligatures w14:val="none"/>
         </w:rPr>
         <w:t xml:space="preserve"> le </w:t>
       </w:r>
@@ -2082,7 +2019,7 @@
         <w:t>solicitó nuevamente documentos adicionales, incluyendo historia clínica completa, informe anatomopatológico y dictamen de invalidez.</w:t>
       </w:r>
     </w:p>
-    <w:p ns2:paraId="19E56628" ns2:textId="77777777">
+    <w:p>
       <w:pPr>
         <w:pStyle w:val="Prrafodelista"/>
         <w:spacing w:before="240" w:after="240" w:line="240" w:lineRule="auto"/>
@@ -2093,7 +2030,7 @@
         </w:rPr>
       </w:pPr>
     </w:p>
-    <w:p ns2:paraId="46EA09BD" ns2:textId="68ABFBF1">
+    <w:p>
       <w:pPr>
         <w:pStyle w:val="Prrafodelista"/>
         <w:numPr>
@@ -2195,7 +2132,7 @@
           <w:color w:val="000000"/>
           <w:kern w:val="0"/>
           <w:lang w:val="es-ES" w:eastAsia="es-ES"/>
-          <ns2:ligatures ns2:val="none"/>
+          <w14:ligatures w14:val="none"/>
         </w:rPr>
         <w:t xml:space="preserve"/>
       </w:r>
@@ -2244,7 +2181,7 @@
         <w:t/>
       </w:r>
     </w:p>
-    <w:p ns2:paraId="27DAB161" ns2:textId="77777777">
+    <w:p>
       <w:pPr>
         <w:pStyle w:val="Prrafodelista"/>
         <w:spacing w:before="240" w:after="240" w:line="240" w:lineRule="auto"/>
@@ -2255,7 +2192,7 @@
         </w:rPr>
       </w:pPr>
     </w:p>
-    <w:p ns2:paraId="7CB8152D" ns2:textId="71CDC631">
+    <w:p>
       <w:pPr>
         <w:pStyle w:val="Prrafodelista"/>
         <w:numPr>
@@ -2287,7 +2224,7 @@
           <w:color w:val="000000"/>
           <w:kern w:val="0"/>
           <w:lang w:val="es-ES" w:eastAsia="es-ES"/>
-          <ns2:ligatures ns2:val="none"/>
+          <w14:ligatures w14:val="none"/>
         </w:rPr>
         <w:t>Rímac</w:t>
       </w:r>
@@ -2348,7 +2285,7 @@
         <w:t>.</w:t>
       </w:r>
     </w:p>
-    <w:p ns2:paraId="1D746D45" ns2:textId="77777777">
+    <w:p>
       <w:pPr>
         <w:pStyle w:val="Prrafodelista"/>
         <w:spacing w:before="240" w:after="240" w:line="240" w:lineRule="auto"/>
@@ -2359,7 +2296,7 @@
         </w:rPr>
       </w:pPr>
     </w:p>
-    <w:p ns2:paraId="76630485" ns2:textId="05F4089A">
+    <w:p>
       <w:pPr>
         <w:pStyle w:val="Prrafodelista"/>
         <w:numPr>
@@ -2470,7 +2407,7 @@
         <w:t>suscrito en el año 2014.</w:t>
       </w:r>
     </w:p>
-    <w:p ns2:paraId="4FB15987" ns2:textId="7B6A10F3">
+    <w:p>
       <w:pPr>
         <w:numPr>
           <w:ilvl w:val="1"/>
@@ -2496,7 +2433,7 @@
           <w:color w:val="000000"/>
           <w:kern w:val="0"/>
           <w:lang w:val="es-ES" w:eastAsia="es-ES"/>
-          <ns2:ligatures ns2:val="none"/>
+          <w14:ligatures w14:val="none"/>
         </w:rPr>
         <w:t xml:space="preserve">El señor [APELLIDO] solicitó, en calidad de medida correctiva: (i) que Rímac proceda al pago inmediato de la cobertura del Seguro de Desgravamen por invalidez total y permanente, correspondiente al saldo insoluto total de la tarjeta de crédito 4140-***-9389; (ii) que el Banco exhiba y entregue copia autenticada del contrato de Seguro de Desgravamen efectivamente vigente en 2014, correspondiente al Certificado 00110178194000138341, no las versiones posteriores de 2019 o 2024; (iii) que Rímac y el Banco se abstengan en el futuro de exigir a consumidores jubilados el certificado COMECI del DS 166-2005-EF, reconociendo expresamente que dicho documento solo se emite para pensiones ONP y no para fines bancarios; (iv) que Rímac y el Banco modifiquen la cláusula abusiva sobre el momento de configuración del siniestro, estableciendo que se considerará la fecha de ocurrencia de la enfermedad o accidente que genera la invalidez, no la fecha de emisión del certificado administrativo; (v) que el Banco informe sobre la eventual venta de la deuda a terceros y las medidas adoptadas para evitar cobranza abusiva mientras existe un reclamo de seguro pendiente; (vi) que Rímac y el Banco modifiquen la cláusula abusiva sobre consentimiento para acceso a historia clínica, limitándola únicamente a la información médica estrictamente relacionada con el siniestro reclamado, respetando el derecho a la intimidad y protección de datos sensibles; y, (vii) Rímac implemente protocolos que impidan solicitar documentos adicionales cuando una póliza ha sido dada de baja, evitando generar expectativas falsas y gastos innecesarios a los consumidores. Asimismo, requirió el reembolso de costos y costas del presente procedimiento.</w:t>
       </w:r>
@@ -2506,7 +2443,7 @@
           <w:color w:val="000000"/>
           <w:kern w:val="0"/>
           <w:lang w:val="es-ES" w:eastAsia="es-ES"/>
-          <ns2:ligatures ns2:val="none"/>
+          <w14:ligatures w14:val="none"/>
         </w:rPr>
         <w:t/>
       </w:r>
@@ -2516,7 +2453,7 @@
           <w:color w:val="000000"/>
           <w:kern w:val="0"/>
           <w:lang w:val="es-ES" w:eastAsia="es-ES"/>
-          <ns2:ligatures ns2:val="none"/>
+          <w14:ligatures w14:val="none"/>
         </w:rPr>
         <w:t/>
       </w:r>
@@ -2526,7 +2463,7 @@
           <w:color w:val="000000"/>
           <w:kern w:val="0"/>
           <w:lang w:val="es-ES" w:eastAsia="es-ES"/>
-          <ns2:ligatures ns2:val="none"/>
+          <w14:ligatures w14:val="none"/>
         </w:rPr>
         <w:t xml:space="preserve"/>
       </w:r>
@@ -2537,7 +2474,7 @@
           <w:color w:val="000000"/>
           <w:kern w:val="0"/>
           <w:lang w:val="es-ES" w:eastAsia="es-ES"/>
-          <ns2:ligatures ns2:val="none"/>
+          <w14:ligatures w14:val="none"/>
         </w:rPr>
         <w:t xml:space="preserve"/>
       </w:r>
@@ -2547,7 +2484,7 @@
           <w:color w:val="000000"/>
           <w:kern w:val="0"/>
           <w:lang w:val="es-ES" w:eastAsia="es-ES"/>
-          <ns2:ligatures ns2:val="none"/>
+          <w14:ligatures w14:val="none"/>
         </w:rPr>
         <w:t/>
       </w:r>
@@ -2557,7 +2494,7 @@
           <w:color w:val="000000"/>
           <w:kern w:val="0"/>
           <w:lang w:val="es-ES" w:eastAsia="es-ES"/>
-          <ns2:ligatures ns2:val="none"/>
+          <w14:ligatures w14:val="none"/>
         </w:rPr>
         <w:t xml:space="preserve"/>
       </w:r>
@@ -2567,7 +2504,7 @@
           <w:color w:val="000000"/>
           <w:kern w:val="0"/>
           <w:lang w:val="es-ES" w:eastAsia="es-ES"/>
-          <ns2:ligatures ns2:val="none"/>
+          <w14:ligatures w14:val="none"/>
         </w:rPr>
         <w:t xml:space="preserve"/>
       </w:r>
@@ -2577,7 +2514,7 @@
           <w:color w:val="000000"/>
           <w:kern w:val="0"/>
           <w:lang w:val="es-ES" w:eastAsia="es-ES"/>
-          <ns2:ligatures ns2:val="none"/>
+          <w14:ligatures w14:val="none"/>
         </w:rPr>
         <w:t xml:space="preserve"/>
       </w:r>
@@ -2587,7 +2524,7 @@
           <w:color w:val="000000"/>
           <w:kern w:val="0"/>
           <w:lang w:val="es-ES" w:eastAsia="es-ES"/>
-          <ns2:ligatures ns2:val="none"/>
+          <w14:ligatures w14:val="none"/>
         </w:rPr>
         <w:t/>
       </w:r>
@@ -2597,7 +2534,7 @@
           <w:color w:val="000000"/>
           <w:kern w:val="0"/>
           <w:lang w:val="es-ES" w:eastAsia="es-ES"/>
-          <ns2:ligatures ns2:val="none"/>
+          <w14:ligatures w14:val="none"/>
         </w:rPr>
         <w:t xml:space="preserve"/>
       </w:r>
@@ -2607,7 +2544,7 @@
           <w:color w:val="000000"/>
           <w:kern w:val="0"/>
           <w:lang w:val="es-ES" w:eastAsia="es-ES"/>
-          <ns2:ligatures ns2:val="none"/>
+          <w14:ligatures w14:val="none"/>
         </w:rPr>
         <w:t/>
       </w:r>
@@ -2617,7 +2554,7 @@
           <w:color w:val="000000"/>
           <w:kern w:val="0"/>
           <w:lang w:val="es-ES" w:eastAsia="es-ES"/>
-          <ns2:ligatures ns2:val="none"/>
+          <w14:ligatures w14:val="none"/>
         </w:rPr>
         <w:t xml:space="preserve"/>
       </w:r>
@@ -2628,7 +2565,7 @@
           <w:color w:val="000000"/>
           <w:kern w:val="0"/>
           <w:lang w:val="es-ES" w:eastAsia="es-ES"/>
-          <ns2:ligatures ns2:val="none"/>
+          <w14:ligatures w14:val="none"/>
         </w:rPr>
         <w:t/>
       </w:r>
@@ -2639,7 +2576,7 @@
           <w:color w:val="000000"/>
           <w:kern w:val="0"/>
           <w:lang w:val="es-ES" w:eastAsia="es-ES"/>
-          <ns2:ligatures ns2:val="none"/>
+          <w14:ligatures w14:val="none"/>
         </w:rPr>
         <w:t xml:space="preserve"/>
       </w:r>
@@ -2649,7 +2586,7 @@
           <w:color w:val="000000"/>
           <w:kern w:val="0"/>
           <w:lang w:val="es-ES" w:eastAsia="es-ES"/>
-          <ns2:ligatures ns2:val="none"/>
+          <w14:ligatures w14:val="none"/>
         </w:rPr>
         <w:t/>
       </w:r>
@@ -2659,7 +2596,7 @@
           <w:color w:val="000000"/>
           <w:kern w:val="0"/>
           <w:lang w:val="es-ES" w:eastAsia="es-ES"/>
-          <ns2:ligatures ns2:val="none"/>
+          <w14:ligatures w14:val="none"/>
         </w:rPr>
         <w:t/>
       </w:r>
@@ -2669,7 +2606,7 @@
           <w:color w:val="000000"/>
           <w:kern w:val="0"/>
           <w:lang w:val="es-ES" w:eastAsia="es-ES"/>
-          <ns2:ligatures ns2:val="none"/>
+          <w14:ligatures w14:val="none"/>
         </w:rPr>
         <w:t/>
       </w:r>
@@ -2680,7 +2617,7 @@
           <w:color w:val="000000"/>
           <w:kern w:val="0"/>
           <w:lang w:val="es-ES" w:eastAsia="es-ES"/>
-          <ns2:ligatures ns2:val="none"/>
+          <w14:ligatures w14:val="none"/>
         </w:rPr>
         <w:t/>
       </w:r>
@@ -2691,7 +2628,7 @@
           <w:color w:val="000000"/>
           <w:kern w:val="0"/>
           <w:lang w:val="es-ES" w:eastAsia="es-ES"/>
-          <ns2:ligatures ns2:val="none"/>
+          <w14:ligatures w14:val="none"/>
         </w:rPr>
         <w:t/>
       </w:r>
@@ -2701,7 +2638,7 @@
           <w:color w:val="000000"/>
           <w:kern w:val="0"/>
           <w:lang w:val="es-ES" w:eastAsia="es-ES"/>
-          <ns2:ligatures ns2:val="none"/>
+          <w14:ligatures w14:val="none"/>
         </w:rPr>
         <w:t xml:space="preserve"/>
       </w:r>
@@ -2711,7 +2648,7 @@
           <w:color w:val="000000"/>
           <w:kern w:val="0"/>
           <w:lang w:val="es-ES" w:eastAsia="es-ES"/>
-          <ns2:ligatures ns2:val="none"/>
+          <w14:ligatures w14:val="none"/>
         </w:rPr>
         <w:t/>
       </w:r>
@@ -2721,7 +2658,7 @@
           <w:color w:val="000000"/>
           <w:kern w:val="0"/>
           <w:lang w:val="es-ES" w:eastAsia="es-ES"/>
-          <ns2:ligatures ns2:val="none"/>
+          <w14:ligatures w14:val="none"/>
         </w:rPr>
         <w:t/>
       </w:r>
@@ -2731,7 +2668,7 @@
           <w:color w:val="000000"/>
           <w:kern w:val="0"/>
           <w:lang w:val="es-ES" w:eastAsia="es-ES"/>
-          <ns2:ligatures ns2:val="none"/>
+          <w14:ligatures w14:val="none"/>
         </w:rPr>
         <w:t xml:space="preserve"/>
       </w:r>
@@ -2741,7 +2678,7 @@
           <w:color w:val="000000"/>
           <w:kern w:val="0"/>
           <w:lang w:val="es-ES" w:eastAsia="es-ES"/>
-          <ns2:ligatures ns2:val="none"/>
+          <w14:ligatures w14:val="none"/>
         </w:rPr>
         <w:t xml:space="preserve"/>
       </w:r>
@@ -2751,7 +2688,7 @@
           <w:color w:val="000000"/>
           <w:kern w:val="0"/>
           <w:lang w:val="es-ES" w:eastAsia="es-ES"/>
-          <ns2:ligatures ns2:val="none"/>
+          <w14:ligatures w14:val="none"/>
         </w:rPr>
         <w:t/>
       </w:r>
@@ -2761,7 +2698,7 @@
           <w:color w:val="000000"/>
           <w:kern w:val="0"/>
           <w:lang w:val="es-ES" w:eastAsia="es-ES"/>
-          <ns2:ligatures ns2:val="none"/>
+          <w14:ligatures w14:val="none"/>
         </w:rPr>
         <w:t xml:space="preserve"/>
       </w:r>
@@ -2771,7 +2708,7 @@
           <w:color w:val="000000"/>
           <w:kern w:val="0"/>
           <w:lang w:val="es-ES" w:eastAsia="es-ES"/>
-          <ns2:ligatures ns2:val="none"/>
+          <w14:ligatures w14:val="none"/>
         </w:rPr>
         <w:t/>
       </w:r>
@@ -2781,7 +2718,7 @@
           <w:color w:val="000000"/>
           <w:kern w:val="0"/>
           <w:lang w:val="es-ES" w:eastAsia="es-ES"/>
-          <ns2:ligatures ns2:val="none"/>
+          <w14:ligatures w14:val="none"/>
         </w:rPr>
         <w:t xml:space="preserve"/>
       </w:r>
@@ -2791,7 +2728,7 @@
           <w:color w:val="000000"/>
           <w:kern w:val="0"/>
           <w:lang w:val="es-ES" w:eastAsia="es-ES"/>
-          <ns2:ligatures ns2:val="none"/>
+          <w14:ligatures w14:val="none"/>
         </w:rPr>
         <w:t/>
       </w:r>
@@ -2801,7 +2738,7 @@
           <w:color w:val="000000"/>
           <w:kern w:val="0"/>
           <w:lang w:val="es-ES" w:eastAsia="es-ES"/>
-          <ns2:ligatures ns2:val="none"/>
+          <w14:ligatures w14:val="none"/>
         </w:rPr>
         <w:t xml:space="preserve"/>
       </w:r>
@@ -2811,7 +2748,7 @@
           <w:color w:val="000000"/>
           <w:kern w:val="0"/>
           <w:lang w:val="es-ES" w:eastAsia="es-ES"/>
-          <ns2:ligatures ns2:val="none"/>
+          <w14:ligatures w14:val="none"/>
         </w:rPr>
         <w:t xml:space="preserve"/>
       </w:r>
@@ -2822,7 +2759,7 @@
           <w:color w:val="000000"/>
           <w:kern w:val="0"/>
           <w:lang w:val="es-ES" w:eastAsia="es-ES"/>
-          <ns2:ligatures ns2:val="none"/>
+          <w14:ligatures w14:val="none"/>
         </w:rPr>
         <w:t/>
       </w:r>
@@ -2833,7 +2770,7 @@
           <w:color w:val="000000"/>
           <w:kern w:val="0"/>
           <w:lang w:val="es-ES" w:eastAsia="es-ES"/>
-          <ns2:ligatures ns2:val="none"/>
+          <w14:ligatures w14:val="none"/>
         </w:rPr>
         <w:t xml:space="preserve"/>
       </w:r>
@@ -2843,7 +2780,7 @@
           <w:color w:val="000000"/>
           <w:kern w:val="0"/>
           <w:lang w:val="es-ES" w:eastAsia="es-ES"/>
-          <ns2:ligatures ns2:val="none"/>
+          <w14:ligatures w14:val="none"/>
         </w:rPr>
         <w:t xml:space="preserve"/>
       </w:r>
@@ -2853,7 +2790,7 @@
           <w:color w:val="000000"/>
           <w:kern w:val="0"/>
           <w:lang w:val="es-ES" w:eastAsia="es-ES"/>
-          <ns2:ligatures ns2:val="none"/>
+          <w14:ligatures w14:val="none"/>
         </w:rPr>
         <w:t/>
       </w:r>
@@ -2864,7 +2801,7 @@
           <w:color w:val="000000"/>
           <w:kern w:val="0"/>
           <w:lang w:val="es-ES" w:eastAsia="es-ES"/>
-          <ns2:ligatures ns2:val="none"/>
+          <w14:ligatures w14:val="none"/>
         </w:rPr>
         <w:t/>
       </w:r>
@@ -2875,7 +2812,7 @@
           <w:color w:val="000000"/>
           <w:kern w:val="0"/>
           <w:lang w:val="es-ES" w:eastAsia="es-ES"/>
-          <ns2:ligatures ns2:val="none"/>
+          <w14:ligatures w14:val="none"/>
         </w:rPr>
         <w:t/>
       </w:r>
@@ -2885,7 +2822,7 @@
           <w:color w:val="000000"/>
           <w:kern w:val="0"/>
           <w:lang w:val="es-ES" w:eastAsia="es-ES"/>
-          <ns2:ligatures ns2:val="none"/>
+          <w14:ligatures w14:val="none"/>
         </w:rPr>
         <w:t xml:space="preserve"/>
       </w:r>
@@ -2895,7 +2832,7 @@
           <w:color w:val="000000"/>
           <w:kern w:val="0"/>
           <w:lang w:val="es-ES" w:eastAsia="es-ES"/>
-          <ns2:ligatures ns2:val="none"/>
+          <w14:ligatures w14:val="none"/>
         </w:rPr>
         <w:t xml:space="preserve"/>
       </w:r>
@@ -2905,7 +2842,7 @@
           <w:color w:val="000000"/>
           <w:kern w:val="0"/>
           <w:lang w:val="es-ES" w:eastAsia="es-ES"/>
-          <ns2:ligatures ns2:val="none"/>
+          <w14:ligatures w14:val="none"/>
         </w:rPr>
         <w:t xml:space="preserve"/>
       </w:r>
@@ -2915,7 +2852,7 @@
           <w:color w:val="000000"/>
           <w:kern w:val="0"/>
           <w:lang w:val="es-ES" w:eastAsia="es-ES"/>
-          <ns2:ligatures ns2:val="none"/>
+          <w14:ligatures w14:val="none"/>
         </w:rPr>
         <w:t xml:space="preserve"/>
       </w:r>
@@ -2925,7 +2862,7 @@
           <w:color w:val="000000"/>
           <w:kern w:val="0"/>
           <w:lang w:val="es-ES" w:eastAsia="es-ES"/>
-          <ns2:ligatures ns2:val="none"/>
+          <w14:ligatures w14:val="none"/>
         </w:rPr>
         <w:t xml:space="preserve"/>
       </w:r>
@@ -2935,7 +2872,7 @@
           <w:color w:val="000000"/>
           <w:kern w:val="0"/>
           <w:lang w:val="es-ES" w:eastAsia="es-ES"/>
-          <ns2:ligatures ns2:val="none"/>
+          <w14:ligatures w14:val="none"/>
         </w:rPr>
         <w:t/>
       </w:r>
@@ -2945,7 +2882,7 @@
           <w:color w:val="000000"/>
           <w:kern w:val="0"/>
           <w:lang w:val="es-ES" w:eastAsia="es-ES"/>
-          <ns2:ligatures ns2:val="none"/>
+          <w14:ligatures w14:val="none"/>
         </w:rPr>
         <w:t/>
       </w:r>
@@ -2956,7 +2893,7 @@
           <w:color w:val="000000"/>
           <w:kern w:val="0"/>
           <w:lang w:val="es-ES" w:eastAsia="es-ES"/>
-          <ns2:ligatures ns2:val="none"/>
+          <w14:ligatures w14:val="none"/>
         </w:rPr>
         <w:t/>
       </w:r>
@@ -2967,7 +2904,7 @@
           <w:color w:val="000000"/>
           <w:kern w:val="0"/>
           <w:lang w:val="es-ES" w:eastAsia="es-ES"/>
-          <ns2:ligatures ns2:val="none"/>
+          <w14:ligatures w14:val="none"/>
         </w:rPr>
         <w:t/>
       </w:r>
@@ -2977,7 +2914,7 @@
           <w:color w:val="000000"/>
           <w:kern w:val="0"/>
           <w:lang w:val="es-ES" w:eastAsia="es-ES"/>
-          <ns2:ligatures ns2:val="none"/>
+          <w14:ligatures w14:val="none"/>
         </w:rPr>
         <w:t xml:space="preserve"/>
       </w:r>
@@ -2987,7 +2924,7 @@
           <w:color w:val="000000"/>
           <w:kern w:val="0"/>
           <w:lang w:val="es-ES" w:eastAsia="es-ES"/>
-          <ns2:ligatures ns2:val="none"/>
+          <w14:ligatures w14:val="none"/>
         </w:rPr>
         <w:t/>
       </w:r>
@@ -2997,7 +2934,7 @@
           <w:color w:val="000000"/>
           <w:kern w:val="0"/>
           <w:lang w:val="es-ES" w:eastAsia="es-ES"/>
-          <ns2:ligatures ns2:val="none"/>
+          <w14:ligatures w14:val="none"/>
         </w:rPr>
         <w:t xml:space="preserve"/>
       </w:r>
@@ -3007,7 +2944,7 @@
           <w:color w:val="000000"/>
           <w:kern w:val="0"/>
           <w:lang w:val="es-ES" w:eastAsia="es-ES"/>
-          <ns2:ligatures ns2:val="none"/>
+          <w14:ligatures w14:val="none"/>
         </w:rPr>
         <w:t xml:space="preserve"/>
       </w:r>
@@ -3017,7 +2954,7 @@
           <w:color w:val="000000"/>
           <w:kern w:val="0"/>
           <w:lang w:val="es-ES" w:eastAsia="es-ES"/>
-          <ns2:ligatures ns2:val="none"/>
+          <w14:ligatures w14:val="none"/>
         </w:rPr>
         <w:t/>
       </w:r>
@@ -3027,7 +2964,7 @@
           <w:color w:val="000000"/>
           <w:kern w:val="0"/>
           <w:lang w:val="es-ES" w:eastAsia="es-ES"/>
-          <ns2:ligatures ns2:val="none"/>
+          <w14:ligatures w14:val="none"/>
         </w:rPr>
         <w:t xml:space="preserve"/>
       </w:r>
@@ -3037,7 +2974,7 @@
           <w:color w:val="000000"/>
           <w:kern w:val="0"/>
           <w:lang w:val="es-ES" w:eastAsia="es-ES"/>
-          <ns2:ligatures ns2:val="none"/>
+          <w14:ligatures w14:val="none"/>
         </w:rPr>
         <w:t xml:space="preserve"/>
       </w:r>
@@ -3047,7 +2984,7 @@
           <w:color w:val="000000"/>
           <w:kern w:val="0"/>
           <w:lang w:val="es-ES" w:eastAsia="es-ES"/>
-          <ns2:ligatures ns2:val="none"/>
+          <w14:ligatures w14:val="none"/>
         </w:rPr>
         <w:t xml:space="preserve"/>
       </w:r>
@@ -3057,7 +2994,7 @@
           <w:color w:val="000000"/>
           <w:kern w:val="0"/>
           <w:lang w:val="es-ES" w:eastAsia="es-ES"/>
-          <ns2:ligatures ns2:val="none"/>
+          <w14:ligatures w14:val="none"/>
         </w:rPr>
         <w:t/>
       </w:r>
@@ -3067,7 +3004,7 @@
           <w:color w:val="000000"/>
           <w:kern w:val="0"/>
           <w:lang w:val="es-ES" w:eastAsia="es-ES"/>
-          <ns2:ligatures ns2:val="none"/>
+          <w14:ligatures w14:val="none"/>
         </w:rPr>
         <w:t/>
       </w:r>
@@ -3077,7 +3014,7 @@
           <w:color w:val="000000"/>
           <w:kern w:val="0"/>
           <w:lang w:val="es-ES" w:eastAsia="es-ES"/>
-          <ns2:ligatures ns2:val="none"/>
+          <w14:ligatures w14:val="none"/>
         </w:rPr>
         <w:t xml:space="preserve"/>
       </w:r>
@@ -3087,7 +3024,7 @@
           <w:color w:val="000000"/>
           <w:kern w:val="0"/>
           <w:lang w:val="es-ES" w:eastAsia="es-ES"/>
-          <ns2:ligatures ns2:val="none"/>
+          <w14:ligatures w14:val="none"/>
         </w:rPr>
         <w:t/>
       </w:r>
@@ -3097,7 +3034,7 @@
           <w:color w:val="000000"/>
           <w:kern w:val="0"/>
           <w:lang w:val="es-ES" w:eastAsia="es-ES"/>
-          <ns2:ligatures ns2:val="none"/>
+          <w14:ligatures w14:val="none"/>
         </w:rPr>
         <w:t xml:space="preserve"/>
       </w:r>
@@ -3107,7 +3044,7 @@
           <w:color w:val="000000"/>
           <w:kern w:val="0"/>
           <w:lang w:val="es-ES" w:eastAsia="es-ES"/>
-          <ns2:ligatures ns2:val="none"/>
+          <w14:ligatures w14:val="none"/>
         </w:rPr>
         <w:t xml:space="preserve"/>
       </w:r>
@@ -3117,7 +3054,7 @@
           <w:color w:val="000000"/>
           <w:kern w:val="0"/>
           <w:lang w:val="es-ES" w:eastAsia="es-ES"/>
-          <ns2:ligatures ns2:val="none"/>
+          <w14:ligatures w14:val="none"/>
         </w:rPr>
         <w:t/>
       </w:r>
@@ -3127,7 +3064,7 @@
           <w:color w:val="000000"/>
           <w:kern w:val="0"/>
           <w:lang w:val="es-ES" w:eastAsia="es-ES"/>
-          <ns2:ligatures ns2:val="none"/>
+          <w14:ligatures w14:val="none"/>
         </w:rPr>
         <w:t xml:space="preserve"/>
       </w:r>
@@ -3137,7 +3074,7 @@
           <w:color w:val="000000"/>
           <w:kern w:val="0"/>
           <w:lang w:val="es-ES" w:eastAsia="es-ES"/>
-          <ns2:ligatures ns2:val="none"/>
+          <w14:ligatures w14:val="none"/>
         </w:rPr>
         <w:t/>
       </w:r>
@@ -3147,7 +3084,7 @@
           <w:color w:val="000000"/>
           <w:kern w:val="0"/>
           <w:lang w:val="es-ES" w:eastAsia="es-ES"/>
-          <ns2:ligatures ns2:val="none"/>
+          <w14:ligatures w14:val="none"/>
         </w:rPr>
         <w:t/>
       </w:r>
@@ -3157,7 +3094,7 @@
           <w:color w:val="000000"/>
           <w:kern w:val="0"/>
           <w:lang w:val="es-ES" w:eastAsia="es-ES"/>
-          <ns2:ligatures ns2:val="none"/>
+          <w14:ligatures w14:val="none"/>
         </w:rPr>
         <w:t xml:space="preserve"/>
       </w:r>
@@ -3167,7 +3104,7 @@
           <w:color w:val="000000"/>
           <w:kern w:val="0"/>
           <w:lang w:val="es-ES" w:eastAsia="es-ES"/>
-          <ns2:ligatures ns2:val="none"/>
+          <w14:ligatures w14:val="none"/>
         </w:rPr>
         <w:t/>
       </w:r>
@@ -3177,7 +3114,7 @@
           <w:color w:val="000000"/>
           <w:kern w:val="0"/>
           <w:lang w:val="es-ES" w:eastAsia="es-ES"/>
-          <ns2:ligatures ns2:val="none"/>
+          <w14:ligatures w14:val="none"/>
         </w:rPr>
         <w:t xml:space="preserve"/>
       </w:r>
@@ -3187,7 +3124,7 @@
           <w:color w:val="000000"/>
           <w:kern w:val="0"/>
           <w:lang w:val="es-ES" w:eastAsia="es-ES"/>
-          <ns2:ligatures ns2:val="none"/>
+          <w14:ligatures w14:val="none"/>
         </w:rPr>
         <w:t xml:space="preserve"/>
       </w:r>
@@ -3197,7 +3134,7 @@
           <w:color w:val="000000"/>
           <w:kern w:val="0"/>
           <w:lang w:val="es-ES" w:eastAsia="es-ES"/>
-          <ns2:ligatures ns2:val="none"/>
+          <w14:ligatures w14:val="none"/>
         </w:rPr>
         <w:t xml:space="preserve"/>
       </w:r>
@@ -3207,7 +3144,7 @@
           <w:color w:val="000000"/>
           <w:kern w:val="0"/>
           <w:lang w:val="es-ES" w:eastAsia="es-ES"/>
-          <ns2:ligatures ns2:val="none"/>
+          <w14:ligatures w14:val="none"/>
         </w:rPr>
         <w:t/>
       </w:r>
@@ -3218,7 +3155,7 @@
           <w:color w:val="000000"/>
           <w:kern w:val="0"/>
           <w:lang w:val="es-ES" w:eastAsia="es-ES"/>
-          <ns2:ligatures ns2:val="none"/>
+          <w14:ligatures w14:val="none"/>
         </w:rPr>
         <w:t/>
       </w:r>
@@ -3229,7 +3166,7 @@
           <w:color w:val="000000"/>
           <w:kern w:val="0"/>
           <w:lang w:val="es-ES" w:eastAsia="es-ES"/>
-          <ns2:ligatures ns2:val="none"/>
+          <w14:ligatures w14:val="none"/>
         </w:rPr>
         <w:t xml:space="preserve"/>
       </w:r>
@@ -3239,7 +3176,7 @@
           <w:color w:val="000000"/>
           <w:kern w:val="0"/>
           <w:lang w:val="es-ES" w:eastAsia="es-ES"/>
-          <ns2:ligatures ns2:val="none"/>
+          <w14:ligatures w14:val="none"/>
         </w:rPr>
         <w:t xml:space="preserve"/>
       </w:r>
@@ -3249,7 +3186,7 @@
           <w:color w:val="000000"/>
           <w:kern w:val="0"/>
           <w:lang w:val="es-ES" w:eastAsia="es-ES"/>
-          <ns2:ligatures ns2:val="none"/>
+          <w14:ligatures w14:val="none"/>
         </w:rPr>
         <w:lastRenderedPageBreak/>
         <w:t/>
@@ -3260,7 +3197,7 @@
           <w:color w:val="000000"/>
           <w:kern w:val="0"/>
           <w:lang w:val="es-ES" w:eastAsia="es-ES"/>
-          <ns2:ligatures ns2:val="none"/>
+          <w14:ligatures w14:val="none"/>
         </w:rPr>
         <w:t/>
       </w:r>
@@ -3270,13 +3207,13 @@
           <w:color w:val="000000"/>
           <w:kern w:val="0"/>
           <w:lang w:val="es-ES" w:eastAsia="es-ES"/>
-          <ns2:ligatures ns2:val="none"/>
+          <w14:ligatures w14:val="none"/>
         </w:rPr>
         <w:t/>
       </w:r>
     </w:p>
     <w:bookmarkEnd w:id="1"/>
-    <w:p ns2:paraId="61C46995" ns2:textId="77777777">
+    <w:p>
       <w:pPr>
         <w:spacing w:after="0" w:line="240" w:lineRule="auto"/>
         <w:contextualSpacing/>
@@ -3287,11 +3224,11 @@
           <w:color w:val="000000"/>
           <w:kern w:val="0"/>
           <w:lang w:eastAsia="es-PE"/>
-          <ns2:ligatures ns2:val="none"/>
-        </w:rPr>
-      </w:pPr>
-    </w:p>
-    <w:p ns2:paraId="4713554A" ns2:textId="77777777">
+          <w14:ligatures w14:val="none"/>
+        </w:rPr>
+      </w:pPr>
+    </w:p>
+    <w:p>
       <w:pPr>
         <w:pStyle w:val="Prrafodelista"/>
         <w:numPr>
@@ -3311,22 +3248,22 @@
           <w:color w:val="000000"/>
           <w:kern w:val="0"/>
           <w:lang w:eastAsia="es-PE"/>
-          <ns2:ligatures ns2:val="none"/>
-        </w:rPr>
-      </w:pPr>
-      <w:r>
-        <w:rPr>
-          <w:rFonts w:ascii="Arial Narrow" w:eastAsia="Arial Narrow" w:hAnsi="Arial Narrow" w:cs="Arial Narrow"/>
-          <w:b/>
-          <w:color w:val="000000"/>
-          <w:kern w:val="0"/>
-          <w:lang w:eastAsia="es-PE"/>
-          <ns2:ligatures ns2:val="none"/>
+          <w14:ligatures w14:val="none"/>
+        </w:rPr>
+      </w:pPr>
+      <w:r>
+        <w:rPr>
+          <w:rFonts w:ascii="Arial Narrow" w:eastAsia="Arial Narrow" w:hAnsi="Arial Narrow" w:cs="Arial Narrow"/>
+          <w:b/>
+          <w:color w:val="000000"/>
+          <w:kern w:val="0"/>
+          <w:lang w:eastAsia="es-PE"/>
+          <w14:ligatures w14:val="none"/>
         </w:rPr>
         <w:t>DE LA ADMISIÓN A TRÁMITE DE LA DENUNCIA</w:t>
       </w:r>
     </w:p>
-    <w:p ns2:paraId="4BBBE1C2" ns2:textId="77777777">
+    <w:p>
       <w:pPr>
         <w:spacing w:after="0" w:line="240" w:lineRule="auto"/>
         <w:ind w:left="567"/>
@@ -3338,11 +3275,11 @@
           <w:color w:val="000000"/>
           <w:kern w:val="0"/>
           <w:lang w:eastAsia="es-PE"/>
-          <ns2:ligatures ns2:val="none"/>
-        </w:rPr>
-      </w:pPr>
-    </w:p>
-    <w:p ns2:paraId="749C69A0" ns2:textId="37F89AC6">
+          <w14:ligatures w14:val="none"/>
+        </w:rPr>
+      </w:pPr>
+    </w:p>
+    <w:p>
       <w:pPr>
         <w:pStyle w:val="Prrafodelista"/>
         <w:numPr>
@@ -3355,7 +3292,7 @@
         <w:rPr>
           <w:rFonts w:ascii="Arial Narrow" w:eastAsia="Arial Narrow" w:hAnsi="Arial Narrow" w:cs="Arial Narrow"/>
           <w:kern w:val="0"/>
-          <ns2:ligatures ns2:val="none"/>
+          <w14:ligatures w14:val="none"/>
         </w:rPr>
       </w:pPr>
       <w:bookmarkStart w:id="2" w:name="_Hlk140755208"/>
@@ -3367,7 +3304,7 @@
           <w:color w:val="000000"/>
           <w:kern w:val="0"/>
           <w:lang w:eastAsia="es-PE"/>
-          <ns2:ligatures ns2:val="none"/>
+          <w14:ligatures w14:val="none"/>
         </w:rPr>
         <w:t xml:space="preserve">La Secretaría </w:t>
       </w:r>
@@ -3380,7 +3317,7 @@
           <w:color w:val="000000"/>
           <w:kern w:val="0"/>
           <w:lang w:eastAsia="es-PE"/>
-          <ns2:ligatures ns2:val="none"/>
+          <w14:ligatures w14:val="none"/>
         </w:rPr>
         <w:t>Técnica de la Comisión de Protección al Consumidor 1 (en adelante, la Secretaría Técnica), en ejercicio de sus facultades</w:t>
       </w:r>
@@ -3390,7 +3327,7 @@
           <w:rFonts w:ascii="Arial Narrow" w:eastAsia="Arial Narrow" w:hAnsi="Arial Narrow" w:cs="Arial Narrow"/>
           <w:kern w:val="0"/>
           <w:vertAlign w:val="superscript"/>
-          <ns2:ligatures ns2:val="none"/>
+          <w14:ligatures w14:val="none"/>
         </w:rPr>
         <w:footnoteReference w:id="2"/>
       </w:r>
@@ -3400,7 +3337,7 @@
           <w:color w:val="000000"/>
           <w:kern w:val="0"/>
           <w:lang w:eastAsia="es-PE"/>
-          <ns2:ligatures ns2:val="none"/>
+          <w14:ligatures w14:val="none"/>
         </w:rPr>
         <w:t xml:space="preserve">, considera </w:t>
       </w:r>
@@ -3408,7 +3345,7 @@
         <w:rPr>
           <w:rFonts w:ascii="Arial Narrow" w:eastAsia="Arial Narrow" w:hAnsi="Arial Narrow" w:cs="Arial Narrow"/>
           <w:kern w:val="0"/>
-          <ns2:ligatures ns2:val="none"/>
+          <w14:ligatures w14:val="none"/>
         </w:rPr>
         <w:t xml:space="preserve">que el hecho denunciado, </w:t>
       </w:r>
@@ -3416,7 +3353,7 @@
         <w:rPr>
           <w:rFonts w:ascii="Arial Narrow" w:eastAsia="Arial Narrow" w:hAnsi="Arial Narrow" w:cs="Arial Narrow"/>
           <w:kern w:val="0"/>
-          <ns2:ligatures ns2:val="none"/>
+          <w14:ligatures w14:val="none"/>
         </w:rPr>
         <w:t xml:space="preserve">consistente en que </w:t>
       </w:r>
@@ -3424,7 +3361,7 @@
         <w:rPr>
           <w:rFonts w:ascii="Arial Narrow" w:eastAsia="Arial Narrow" w:hAnsi="Arial Narrow" w:cs="Arial Narrow"/>
           <w:kern w:val="0"/>
-          <ns2:ligatures ns2:val="none"/>
+          <w14:ligatures w14:val="none"/>
         </w:rPr>
         <w:t>los proveedores denunciados no habrían cumplido con brindar una respuesta oportuna a la solicitud de cobertura del Seguro de Desgravamen - Certificado 00110178194000138341 presentada por el denunciante el 21 de setiembre de 2023</w:t>
       </w:r>
@@ -3432,7 +3369,7 @@
         <w:rPr>
           <w:rFonts w:ascii="Arial Narrow" w:eastAsia="Arial Narrow" w:hAnsi="Arial Narrow" w:cs="Arial Narrow"/>
           <w:kern w:val="0"/>
-          <ns2:ligatures ns2:val="none"/>
+          <w14:ligatures w14:val="none"/>
         </w:rPr>
         <w:t xml:space="preserve">; involucraría una presunta afectación a sus expectativas, quien no habría encontrado una correspondencia entre lo que esperaba recibir de </w:t>
       </w:r>
@@ -3440,7 +3377,7 @@
         <w:rPr>
           <w:rFonts w:ascii="Arial Narrow" w:eastAsia="Arial Narrow" w:hAnsi="Arial Narrow" w:cs="Arial Narrow"/>
           <w:kern w:val="0"/>
-          <ns2:ligatures ns2:val="none"/>
+          <w14:ligatures w14:val="none"/>
         </w:rPr>
         <w:t>parte del proveedor y lo que realmente recibió. Por consiguiente, corresponde calificar el hecho materia de denuncia como una presunta infracción al deber de idoneidad, tipificado en los artículos 18</w:t>
       </w:r>
@@ -3450,7 +3387,7 @@
           <w:color w:val="000000"/>
           <w:kern w:val="0"/>
           <w:lang w:eastAsia="es-PE"/>
-          <ns2:ligatures ns2:val="none"/>
+          <w14:ligatures w14:val="none"/>
         </w:rPr>
         <w:t/>
       </w:r>
@@ -3458,7 +3395,7 @@
         <w:rPr>
           <w:rFonts w:ascii="Arial Narrow" w:eastAsia="Arial Narrow" w:hAnsi="Arial Narrow" w:cs="Arial Narrow"/>
           <w:kern w:val="0"/>
-          <ns2:ligatures ns2:val="none"/>
+          <w14:ligatures w14:val="none"/>
         </w:rPr>
         <w:t xml:space="preserve"> y 19</w:t>
       </w:r>
@@ -3468,7 +3405,7 @@
           <w:color w:val="000000"/>
           <w:kern w:val="0"/>
           <w:lang w:eastAsia="es-PE"/>
-          <ns2:ligatures ns2:val="none"/>
+          <w14:ligatures w14:val="none"/>
         </w:rPr>
         <w:t/>
       </w:r>
@@ -3476,7 +3413,7 @@
         <w:rPr>
           <w:rFonts w:ascii="Arial Narrow" w:eastAsia="Arial Narrow" w:hAnsi="Arial Narrow" w:cs="Arial Narrow"/>
           <w:kern w:val="0"/>
-          <ns2:ligatures ns2:val="none"/>
+          <w14:ligatures w14:val="none"/>
         </w:rPr>
         <w:t xml:space="preserve"> del Código</w:t>
       </w:r>
@@ -3486,7 +3423,7 @@
           <w:rFonts w:ascii="Arial Narrow" w:eastAsia="Arial Narrow" w:hAnsi="Arial Narrow" w:cs="Arial"/>
           <w:kern w:val="0"/>
           <w:vertAlign w:val="superscript"/>
-          <ns2:ligatures ns2:val="none"/>
+          <w14:ligatures w14:val="none"/>
         </w:rPr>
         <w:footnoteReference w:id="3"/>
       </w:r>
@@ -3497,12 +3434,12 @@
           <w:color w:val="000000"/>
           <w:kern w:val="0"/>
           <w:lang w:eastAsia="es-PE"/>
-          <ns2:ligatures ns2:val="none"/>
+          <w14:ligatures w14:val="none"/>
         </w:rPr>
         <w:t>.</w:t>
       </w:r>
     </w:p>
-    <w:p ns2:paraId="2F8D23C0" ns2:textId="77777777">
+    <w:p>
       <w:pPr>
         <w:pStyle w:val="Prrafodelista"/>
         <w:spacing w:after="0" w:line="240" w:lineRule="auto"/>
@@ -3511,11 +3448,11 @@
         <w:rPr>
           <w:rFonts w:ascii="Arial Narrow" w:eastAsia="Arial Narrow" w:hAnsi="Arial Narrow" w:cs="Arial Narrow"/>
           <w:kern w:val="0"/>
-          <ns2:ligatures ns2:val="none"/>
-        </w:rPr>
-      </w:pPr>
-    </w:p>
-    <w:p ns2:paraId="69D1049C" ns2:textId="6B86C53B">
+          <w14:ligatures w14:val="none"/>
+        </w:rPr>
+      </w:pPr>
+    </w:p>
+    <w:p>
       <w:pPr>
         <w:pStyle w:val="Prrafodelista"/>
         <w:numPr>
@@ -3528,14 +3465,14 @@
         <w:rPr>
           <w:rFonts w:ascii="Arial Narrow" w:eastAsia="Arial Narrow" w:hAnsi="Arial Narrow" w:cs="Arial Narrow"/>
           <w:kern w:val="0"/>
-          <ns2:ligatures ns2:val="none"/>
-        </w:rPr>
-      </w:pPr>
-      <w:r>
-        <w:rPr>
-          <w:rFonts w:ascii="Arial Narrow" w:eastAsia="Arial Narrow" w:hAnsi="Arial Narrow" w:cs="Arial Narrow"/>
-          <w:kern w:val="0"/>
-          <ns2:ligatures ns2:val="none"/>
+          <w14:ligatures w14:val="none"/>
+        </w:rPr>
+      </w:pPr>
+      <w:r>
+        <w:rPr>
+          <w:rFonts w:ascii="Arial Narrow" w:eastAsia="Arial Narrow" w:hAnsi="Arial Narrow" w:cs="Arial Narrow"/>
+          <w:kern w:val="0"/>
+          <w14:ligatures w14:val="none"/>
         </w:rPr>
         <w:t>Además</w:t>
       </w:r>
@@ -3543,7 +3480,7 @@
         <w:rPr>
           <w:rFonts w:ascii="Arial Narrow" w:eastAsia="Arial Narrow" w:hAnsi="Arial Narrow" w:cs="Arial Narrow"/>
           <w:kern w:val="0"/>
-          <ns2:ligatures ns2:val="none"/>
+          <w14:ligatures w14:val="none"/>
         </w:rPr>
         <w:t xml:space="preserve">, la Secretaría Técnica, en ejercicio de sus facultades, </w:t>
       </w:r>
@@ -3553,7 +3490,7 @@
           <w:color w:val="000000"/>
           <w:kern w:val="0"/>
           <w:lang w:eastAsia="es-PE"/>
-          <ns2:ligatures ns2:val="none"/>
+          <w14:ligatures w14:val="none"/>
         </w:rPr>
         <w:t xml:space="preserve">considera </w:t>
       </w:r>
@@ -3561,7 +3498,7 @@
         <w:rPr>
           <w:rFonts w:ascii="Arial Narrow" w:eastAsia="Arial Narrow" w:hAnsi="Arial Narrow" w:cs="Arial Narrow"/>
           <w:kern w:val="0"/>
-          <ns2:ligatures ns2:val="none"/>
+          <w14:ligatures w14:val="none"/>
         </w:rPr>
         <w:t xml:space="preserve">que el hecho denunciado, consistente en que </w:t>
       </w:r>
@@ -3572,7 +3509,7 @@
           <w:kern w:val="0"/>
           <w:shd w:val="clear" w:color="auto" w:fill="FFFFFF"/>
           <w:lang w:eastAsia="es-PE"/>
-          <ns2:ligatures ns2:val="none"/>
+          <w14:ligatures w14:val="none"/>
         </w:rPr>
         <w:t>los proveedores denunciados no habrían cumplido con brindar una respuesta oportuna a la solicitud de cobertura del Seguro de Desgravamen presentada por el denunciante el 4 de octubre de 2023</w:t>
       </w:r>
@@ -3580,7 +3517,7 @@
         <w:rPr>
           <w:rFonts w:ascii="Arial Narrow" w:eastAsia="Arial Narrow" w:hAnsi="Arial Narrow" w:cs="Arial Narrow"/>
           <w:kern w:val="0"/>
-          <ns2:ligatures ns2:val="none"/>
+          <w14:ligatures w14:val="none"/>
         </w:rPr>
         <w:t>; involucraría una presunta afectación a sus expectativas, q</w:t>
       </w:r>
@@ -3588,7 +3525,7 @@
         <w:rPr>
           <w:rFonts w:ascii="Arial Narrow" w:eastAsia="Arial Narrow" w:hAnsi="Arial Narrow" w:cs="Arial Narrow"/>
           <w:kern w:val="0"/>
-          <ns2:ligatures ns2:val="none"/>
+          <w14:ligatures w14:val="none"/>
         </w:rPr>
         <w:t>uien no habría encontrado una correspondencia entre lo que esperaba recibir de parte del proveedor y lo que realmente recibió. Por consiguiente, corresponde calificar el hecho materia de denuncia como una presunta infracción al deber de idoneidad, tipificado en los artículos 18</w:t>
       </w:r>
@@ -3598,7 +3535,7 @@
           <w:color w:val="000000"/>
           <w:kern w:val="0"/>
           <w:lang w:eastAsia="es-PE"/>
-          <ns2:ligatures ns2:val="none"/>
+          <w14:ligatures w14:val="none"/>
         </w:rPr>
         <w:t/>
       </w:r>
@@ -3606,7 +3543,7 @@
         <w:rPr>
           <w:rFonts w:ascii="Arial Narrow" w:eastAsia="Arial Narrow" w:hAnsi="Arial Narrow" w:cs="Arial Narrow"/>
           <w:kern w:val="0"/>
-          <ns2:ligatures ns2:val="none"/>
+          <w14:ligatures w14:val="none"/>
         </w:rPr>
         <w:t xml:space="preserve"> y 19</w:t>
       </w:r>
@@ -3616,7 +3553,7 @@
           <w:color w:val="000000"/>
           <w:kern w:val="0"/>
           <w:lang w:eastAsia="es-PE"/>
-          <ns2:ligatures ns2:val="none"/>
+          <w14:ligatures w14:val="none"/>
         </w:rPr>
         <w:t/>
       </w:r>
@@ -3624,7 +3561,7 @@
         <w:rPr>
           <w:rFonts w:ascii="Arial Narrow" w:eastAsia="Arial Narrow" w:hAnsi="Arial Narrow" w:cs="Arial Narrow"/>
           <w:kern w:val="0"/>
-          <ns2:ligatures ns2:val="none"/>
+          <w14:ligatures w14:val="none"/>
         </w:rPr>
         <w:t xml:space="preserve"> del Código</w:t>
       </w:r>
@@ -3635,22 +3572,22 @@
           <w:color w:val="000000"/>
           <w:kern w:val="0"/>
           <w:lang w:eastAsia="es-PE"/>
-          <ns2:ligatures ns2:val="none"/>
+          <w14:ligatures w14:val="none"/>
         </w:rPr>
         <w:t>.</w:t>
       </w:r>
     </w:p>
-    <w:p ns2:paraId="1B028871" ns2:textId="77777777">
+    <w:p>
       <w:pPr>
         <w:pStyle w:val="Prrafodelista"/>
         <w:rPr>
           <w:rFonts w:ascii="Arial Narrow" w:eastAsia="Arial Narrow" w:hAnsi="Arial Narrow" w:cs="Arial Narrow"/>
           <w:kern w:val="0"/>
-          <ns2:ligatures ns2:val="none"/>
-        </w:rPr>
-      </w:pPr>
-    </w:p>
-    <w:p ns2:paraId="217B874E" ns2:textId="0BA3F2C2">
+          <w14:ligatures w14:val="none"/>
+        </w:rPr>
+      </w:pPr>
+    </w:p>
+    <w:p>
       <w:pPr>
         <w:pStyle w:val="Prrafodelista"/>
         <w:numPr>
@@ -3663,14 +3600,14 @@
         <w:rPr>
           <w:rFonts w:ascii="Arial Narrow" w:eastAsia="Arial Narrow" w:hAnsi="Arial Narrow" w:cs="Arial Narrow"/>
           <w:kern w:val="0"/>
-          <ns2:ligatures ns2:val="none"/>
-        </w:rPr>
-      </w:pPr>
-      <w:r>
-        <w:rPr>
-          <w:rFonts w:ascii="Arial Narrow" w:eastAsia="Arial Narrow" w:hAnsi="Arial Narrow" w:cs="Arial Narrow"/>
-          <w:kern w:val="0"/>
-          <ns2:ligatures ns2:val="none"/>
+          <w14:ligatures w14:val="none"/>
+        </w:rPr>
+      </w:pPr>
+      <w:r>
+        <w:rPr>
+          <w:rFonts w:ascii="Arial Narrow" w:eastAsia="Arial Narrow" w:hAnsi="Arial Narrow" w:cs="Arial Narrow"/>
+          <w:kern w:val="0"/>
+          <w14:ligatures w14:val="none"/>
         </w:rPr>
         <w:t xml:space="preserve">Adicionalmente, la Secretaría Técnica, en ejercicio de sus facultades, </w:t>
       </w:r>
@@ -3680,7 +3617,7 @@
           <w:color w:val="000000"/>
           <w:kern w:val="0"/>
           <w:lang w:eastAsia="es-PE"/>
-          <ns2:ligatures ns2:val="none"/>
+          <w14:ligatures w14:val="none"/>
         </w:rPr>
         <w:t xml:space="preserve">considera </w:t>
       </w:r>
@@ -3688,7 +3625,7 @@
         <w:rPr>
           <w:rFonts w:ascii="Arial Narrow" w:eastAsia="Arial Narrow" w:hAnsi="Arial Narrow" w:cs="Arial Narrow"/>
           <w:kern w:val="0"/>
-          <ns2:ligatures ns2:val="none"/>
+          <w14:ligatures w14:val="none"/>
         </w:rPr>
         <w:t xml:space="preserve">que el hecho denunciado, consistente en que </w:t>
       </w:r>
@@ -3699,7 +3636,7 @@
           <w:kern w:val="0"/>
           <w:shd w:val="clear" w:color="auto" w:fill="FFFFFF"/>
           <w:lang w:eastAsia="es-PE"/>
-          <ns2:ligatures ns2:val="none"/>
+          <w14:ligatures w14:val="none"/>
         </w:rPr>
         <w:t>los proveedores denunciados no habrían cumplido con brindar una respuesta oportuna a la solicitud de cobertura del Seguro de Desgravamen - Certificado 00110178194000138341 presentada por el denunciante el 15 de noviembre de 2023</w:t>
       </w:r>
@@ -3707,7 +3644,7 @@
         <w:rPr>
           <w:rFonts w:ascii="Arial Narrow" w:eastAsia="Arial Narrow" w:hAnsi="Arial Narrow" w:cs="Arial Narrow"/>
           <w:kern w:val="0"/>
-          <ns2:ligatures ns2:val="none"/>
+          <w14:ligatures w14:val="none"/>
         </w:rPr>
         <w:t xml:space="preserve">; involucraría una presunta afectación a sus expectativas, quien no habría encontrado una correspondencia entre </w:t>
       </w:r>
@@ -3715,7 +3652,7 @@
         <w:rPr>
           <w:rFonts w:ascii="Arial Narrow" w:eastAsia="Arial Narrow" w:hAnsi="Arial Narrow" w:cs="Arial Narrow"/>
           <w:kern w:val="0"/>
-          <ns2:ligatures ns2:val="none"/>
+          <w14:ligatures w14:val="none"/>
         </w:rPr>
         <w:lastRenderedPageBreak/>
         <w:t>lo que esperaba recibir de parte del proveedor y lo que realmente recibió. Por consiguiente, corresponde calificar el hecho materia de denuncia como una presunta infracción al deber de idoneidad, tipificado en los artículos 18</w:t>
@@ -3726,7 +3663,7 @@
           <w:color w:val="000000"/>
           <w:kern w:val="0"/>
           <w:lang w:eastAsia="es-PE"/>
-          <ns2:ligatures ns2:val="none"/>
+          <w14:ligatures w14:val="none"/>
         </w:rPr>
         <w:t/>
       </w:r>
@@ -3734,7 +3671,7 @@
         <w:rPr>
           <w:rFonts w:ascii="Arial Narrow" w:eastAsia="Arial Narrow" w:hAnsi="Arial Narrow" w:cs="Arial Narrow"/>
           <w:kern w:val="0"/>
-          <ns2:ligatures ns2:val="none"/>
+          <w14:ligatures w14:val="none"/>
         </w:rPr>
         <w:t xml:space="preserve"> y 19</w:t>
       </w:r>
@@ -3744,7 +3681,7 @@
           <w:color w:val="000000"/>
           <w:kern w:val="0"/>
           <w:lang w:eastAsia="es-PE"/>
-          <ns2:ligatures ns2:val="none"/>
+          <w14:ligatures w14:val="none"/>
         </w:rPr>
         <w:t/>
       </w:r>
@@ -3752,22 +3689,22 @@
         <w:rPr>
           <w:rFonts w:ascii="Arial Narrow" w:eastAsia="Arial Narrow" w:hAnsi="Arial Narrow" w:cs="Arial Narrow"/>
           <w:kern w:val="0"/>
-          <ns2:ligatures ns2:val="none"/>
+          <w14:ligatures w14:val="none"/>
         </w:rPr>
         <w:t xml:space="preserve"> del Código.</w:t>
       </w:r>
     </w:p>
-    <w:p ns2:paraId="7EC1A635" ns2:textId="77777777">
+    <w:p>
       <w:pPr>
         <w:pStyle w:val="Prrafodelista"/>
         <w:rPr>
           <w:rFonts w:ascii="Arial Narrow" w:eastAsia="Arial Narrow" w:hAnsi="Arial Narrow" w:cs="Arial Narrow"/>
           <w:kern w:val="0"/>
-          <ns2:ligatures ns2:val="none"/>
-        </w:rPr>
-      </w:pPr>
-    </w:p>
-    <w:p ns2:paraId="4CAF5E4E" ns2:textId="4D272575">
+          <w14:ligatures w14:val="none"/>
+        </w:rPr>
+      </w:pPr>
+    </w:p>
+    <w:p>
       <w:pPr>
         <w:pStyle w:val="Prrafodelista"/>
         <w:numPr>
@@ -3780,14 +3717,14 @@
         <w:rPr>
           <w:rFonts w:ascii="Arial Narrow" w:eastAsia="Arial Narrow" w:hAnsi="Arial Narrow" w:cs="Arial Narrow"/>
           <w:kern w:val="0"/>
-          <ns2:ligatures ns2:val="none"/>
-        </w:rPr>
-      </w:pPr>
-      <w:r>
-        <w:rPr>
-          <w:rFonts w:ascii="Arial Narrow" w:eastAsia="Arial Narrow" w:hAnsi="Arial Narrow" w:cs="Arial Narrow"/>
-          <w:kern w:val="0"/>
-          <ns2:ligatures ns2:val="none"/>
+          <w14:ligatures w14:val="none"/>
+        </w:rPr>
+      </w:pPr>
+      <w:r>
+        <w:rPr>
+          <w:rFonts w:ascii="Arial Narrow" w:eastAsia="Arial Narrow" w:hAnsi="Arial Narrow" w:cs="Arial Narrow"/>
+          <w:kern w:val="0"/>
+          <w14:ligatures w14:val="none"/>
         </w:rPr>
         <w:t xml:space="preserve">Además, la Secretaría Técnica, en ejercicio de sus facultades, </w:t>
       </w:r>
@@ -3797,7 +3734,7 @@
           <w:color w:val="000000"/>
           <w:kern w:val="0"/>
           <w:lang w:eastAsia="es-PE"/>
-          <ns2:ligatures ns2:val="none"/>
+          <w14:ligatures w14:val="none"/>
         </w:rPr>
         <w:t xml:space="preserve">considera </w:t>
       </w:r>
@@ -3805,7 +3742,7 @@
         <w:rPr>
           <w:rFonts w:ascii="Arial Narrow" w:eastAsia="Arial Narrow" w:hAnsi="Arial Narrow" w:cs="Arial Narrow"/>
           <w:kern w:val="0"/>
-          <ns2:ligatures ns2:val="none"/>
+          <w14:ligatures w14:val="none"/>
         </w:rPr>
         <w:t xml:space="preserve">que el hecho denunciado, consistente en que </w:t>
       </w:r>
@@ -3816,7 +3753,7 @@
           <w:kern w:val="0"/>
           <w:shd w:val="clear" w:color="auto" w:fill="FFFFFF"/>
           <w:lang w:eastAsia="es-PE"/>
-          <ns2:ligatures ns2:val="none"/>
+          <w14:ligatures w14:val="none"/>
         </w:rPr>
         <w:t>Rímac Seguros y Reaseguros S.A. mediante carta del 4 de febrero de 2025 habría requerido documentos adicionales al denunciante para atender su solicitud de cobertura del Seguro de Desgravamen, pese haberlo dado de baja el 27 de octubre de 2023, evidenciando dilación y gastos innecesarios</w:t>
       </w:r>
@@ -3824,7 +3761,7 @@
         <w:rPr>
           <w:rFonts w:ascii="Arial Narrow" w:eastAsia="Arial Narrow" w:hAnsi="Arial Narrow" w:cs="Arial Narrow"/>
           <w:kern w:val="0"/>
-          <ns2:ligatures ns2:val="none"/>
+          <w14:ligatures w14:val="none"/>
         </w:rPr>
         <w:t>; involucraría una presunta afectación a sus expectativas, quien no habría encontrado una correspondencia entre lo que esperaba recibir de parte del proveedor y lo que realmente recibió. Por consiguiente, corresponde calificar el hecho materia de denuncia como una presunta infracción al deber de idoneidad, tipificado en los artículos 18</w:t>
       </w:r>
@@ -3834,7 +3771,7 @@
           <w:color w:val="000000"/>
           <w:kern w:val="0"/>
           <w:lang w:eastAsia="es-PE"/>
-          <ns2:ligatures ns2:val="none"/>
+          <w14:ligatures w14:val="none"/>
         </w:rPr>
         <w:t/>
       </w:r>
@@ -3842,7 +3779,7 @@
         <w:rPr>
           <w:rFonts w:ascii="Arial Narrow" w:eastAsia="Arial Narrow" w:hAnsi="Arial Narrow" w:cs="Arial Narrow"/>
           <w:kern w:val="0"/>
-          <ns2:ligatures ns2:val="none"/>
+          <w14:ligatures w14:val="none"/>
         </w:rPr>
         <w:t xml:space="preserve"> y 19</w:t>
       </w:r>
@@ -3852,7 +3789,7 @@
           <w:color w:val="000000"/>
           <w:kern w:val="0"/>
           <w:lang w:eastAsia="es-PE"/>
-          <ns2:ligatures ns2:val="none"/>
+          <w14:ligatures w14:val="none"/>
         </w:rPr>
         <w:t/>
       </w:r>
@@ -3860,22 +3797,22 @@
         <w:rPr>
           <w:rFonts w:ascii="Arial Narrow" w:eastAsia="Arial Narrow" w:hAnsi="Arial Narrow" w:cs="Arial Narrow"/>
           <w:kern w:val="0"/>
-          <ns2:ligatures ns2:val="none"/>
+          <w14:ligatures w14:val="none"/>
         </w:rPr>
         <w:t xml:space="preserve"> del Código.</w:t>
       </w:r>
     </w:p>
-    <w:p ns2:paraId="6A3A7EB1" ns2:textId="77777777">
+    <w:p>
       <w:pPr>
         <w:pStyle w:val="Prrafodelista"/>
         <w:rPr>
           <w:rFonts w:ascii="Arial Narrow" w:eastAsia="Arial Narrow" w:hAnsi="Arial Narrow" w:cs="Arial Narrow"/>
           <w:kern w:val="0"/>
-          <ns2:ligatures ns2:val="none"/>
-        </w:rPr>
-      </w:pPr>
-    </w:p>
-    <w:p ns2:paraId="778CA8F4" ns2:textId="06A6A234">
+          <w14:ligatures w14:val="none"/>
+        </w:rPr>
+      </w:pPr>
+    </w:p>
+    <w:p>
       <w:pPr>
         <w:pStyle w:val="Prrafodelista"/>
         <w:numPr>
@@ -3888,14 +3825,14 @@
         <w:rPr>
           <w:rFonts w:ascii="Arial Narrow" w:eastAsia="Arial Narrow" w:hAnsi="Arial Narrow" w:cs="Arial Narrow"/>
           <w:kern w:val="0"/>
-          <ns2:ligatures ns2:val="none"/>
-        </w:rPr>
-      </w:pPr>
-      <w:r>
-        <w:rPr>
-          <w:rFonts w:ascii="Arial Narrow" w:eastAsia="Arial Narrow" w:hAnsi="Arial Narrow" w:cs="Arial Narrow"/>
-          <w:kern w:val="0"/>
-          <ns2:ligatures ns2:val="none"/>
+          <w14:ligatures w14:val="none"/>
+        </w:rPr>
+      </w:pPr>
+      <w:r>
+        <w:rPr>
+          <w:rFonts w:ascii="Arial Narrow" w:eastAsia="Arial Narrow" w:hAnsi="Arial Narrow" w:cs="Arial Narrow"/>
+          <w:kern w:val="0"/>
+          <w14:ligatures w14:val="none"/>
         </w:rPr>
         <w:t xml:space="preserve">Adicionalmente, la Secretaría Técnica, en ejercicio de sus facultades, </w:t>
       </w:r>
@@ -3905,7 +3842,7 @@
           <w:color w:val="000000"/>
           <w:kern w:val="0"/>
           <w:lang w:eastAsia="es-PE"/>
-          <ns2:ligatures ns2:val="none"/>
+          <w14:ligatures w14:val="none"/>
         </w:rPr>
         <w:t xml:space="preserve">considera </w:t>
       </w:r>
@@ -3913,7 +3850,7 @@
         <w:rPr>
           <w:rFonts w:ascii="Arial Narrow" w:eastAsia="Arial Narrow" w:hAnsi="Arial Narrow" w:cs="Arial Narrow"/>
           <w:kern w:val="0"/>
-          <ns2:ligatures ns2:val="none"/>
+          <w14:ligatures w14:val="none"/>
         </w:rPr>
         <w:t xml:space="preserve">que el hecho denunciado, consistente en que </w:t>
       </w:r>
@@ -3924,7 +3861,7 @@
           <w:kern w:val="0"/>
           <w:shd w:val="clear" w:color="auto" w:fill="FFFFFF"/>
           <w:lang w:eastAsia="es-PE"/>
-          <ns2:ligatures ns2:val="none"/>
+          <w14:ligatures w14:val="none"/>
         </w:rPr>
         <w:t>Rímac Seguros y Reaseguros S.A. habría rechazado injustificadamente al denunciante la cobertura del Seguro de desgravamen – Certificado 00110178194000138341 por la invalidez que padece</w:t>
       </w:r>
@@ -3932,7 +3869,7 @@
         <w:rPr>
           <w:rFonts w:ascii="Arial Narrow" w:eastAsia="Arial Narrow" w:hAnsi="Arial Narrow" w:cs="Arial Narrow"/>
           <w:kern w:val="0"/>
-          <ns2:ligatures ns2:val="none"/>
+          <w14:ligatures w14:val="none"/>
         </w:rPr>
         <w:t>; involucraría una presunta afectación a sus expectativas, quien no habría encontrado una correspondencia entre lo que esperaba recibir de parte del proveedor y lo que realmente recibió. Por consiguiente, corresponde calificar el hecho materia de denuncia como una presunta infracción al deber de idoneidad, tipificado en los artículos 18</w:t>
       </w:r>
@@ -3942,7 +3879,7 @@
           <w:color w:val="000000"/>
           <w:kern w:val="0"/>
           <w:lang w:eastAsia="es-PE"/>
-          <ns2:ligatures ns2:val="none"/>
+          <w14:ligatures w14:val="none"/>
         </w:rPr>
         <w:t/>
       </w:r>
@@ -3950,7 +3887,7 @@
         <w:rPr>
           <w:rFonts w:ascii="Arial Narrow" w:eastAsia="Arial Narrow" w:hAnsi="Arial Narrow" w:cs="Arial Narrow"/>
           <w:kern w:val="0"/>
-          <ns2:ligatures ns2:val="none"/>
+          <w14:ligatures w14:val="none"/>
         </w:rPr>
         <w:t xml:space="preserve"> y 19</w:t>
       </w:r>
@@ -3960,7 +3897,7 @@
           <w:color w:val="000000"/>
           <w:kern w:val="0"/>
           <w:lang w:eastAsia="es-PE"/>
-          <ns2:ligatures ns2:val="none"/>
+          <w14:ligatures w14:val="none"/>
         </w:rPr>
         <w:t/>
       </w:r>
@@ -3968,22 +3905,22 @@
         <w:rPr>
           <w:rFonts w:ascii="Arial Narrow" w:eastAsia="Arial Narrow" w:hAnsi="Arial Narrow" w:cs="Arial Narrow"/>
           <w:kern w:val="0"/>
-          <ns2:ligatures ns2:val="none"/>
+          <w14:ligatures w14:val="none"/>
         </w:rPr>
         <w:t xml:space="preserve"> del Código.</w:t>
       </w:r>
     </w:p>
-    <w:p ns2:paraId="652138EB" ns2:textId="77777777">
+    <w:p>
       <w:pPr>
         <w:pStyle w:val="Prrafodelista"/>
         <w:rPr>
           <w:rFonts w:ascii="Arial Narrow" w:eastAsia="Arial Narrow" w:hAnsi="Arial Narrow" w:cs="Arial Narrow"/>
           <w:kern w:val="0"/>
-          <ns2:ligatures ns2:val="none"/>
-        </w:rPr>
-      </w:pPr>
-    </w:p>
-    <w:p ns2:paraId="03D0322A" ns2:textId="68D5BF6C">
+          <w14:ligatures w14:val="none"/>
+        </w:rPr>
+      </w:pPr>
+    </w:p>
+    <w:p>
       <w:pPr>
         <w:pStyle w:val="Prrafodelista"/>
         <w:numPr>
@@ -3996,14 +3933,14 @@
         <w:rPr>
           <w:rFonts w:ascii="Arial Narrow" w:eastAsia="Arial Narrow" w:hAnsi="Arial Narrow" w:cs="Arial Narrow"/>
           <w:kern w:val="0"/>
-          <ns2:ligatures ns2:val="none"/>
-        </w:rPr>
-      </w:pPr>
-      <w:r>
-        <w:rPr>
-          <w:rFonts w:ascii="Arial Narrow" w:eastAsia="Arial Narrow" w:hAnsi="Arial Narrow" w:cs="Arial Narrow"/>
-          <w:kern w:val="0"/>
-          <ns2:ligatures ns2:val="none"/>
+          <w14:ligatures w14:val="none"/>
+        </w:rPr>
+      </w:pPr>
+      <w:r>
+        <w:rPr>
+          <w:rFonts w:ascii="Arial Narrow" w:eastAsia="Arial Narrow" w:hAnsi="Arial Narrow" w:cs="Arial Narrow"/>
+          <w:kern w:val="0"/>
+          <w14:ligatures w14:val="none"/>
         </w:rPr>
         <w:t xml:space="preserve">Asimismo, la Secretaría Técnica, en ejercicio de sus facultades, </w:t>
       </w:r>
@@ -4013,7 +3950,7 @@
           <w:color w:val="000000"/>
           <w:kern w:val="0"/>
           <w:lang w:eastAsia="es-PE"/>
-          <ns2:ligatures ns2:val="none"/>
+          <w14:ligatures w14:val="none"/>
         </w:rPr>
         <w:t xml:space="preserve">considera </w:t>
       </w:r>
@@ -4021,7 +3958,7 @@
         <w:rPr>
           <w:rFonts w:ascii="Arial Narrow" w:eastAsia="Arial Narrow" w:hAnsi="Arial Narrow" w:cs="Arial Narrow"/>
           <w:kern w:val="0"/>
-          <ns2:ligatures ns2:val="none"/>
+          <w14:ligatures w14:val="none"/>
         </w:rPr>
         <w:t xml:space="preserve">que el hecho denunciado, consistente en que </w:t>
       </w:r>
@@ -4032,7 +3969,7 @@
           <w:kern w:val="0"/>
           <w:shd w:val="clear" w:color="auto" w:fill="FFFFFF"/>
           <w:lang w:eastAsia="es-PE"/>
-          <ns2:ligatures ns2:val="none"/>
+          <w14:ligatures w14:val="none"/>
         </w:rPr>
         <w:t>los proveedores denunciados habría remitido al denunciante dos (2) versiones distintas de la póliza del Seguro de Desgravamen, las cuales no corresponden a las condiciones que contrató en 2014, por lo cual no conoce las condiciones contratadas</w:t>
       </w:r>
@@ -4040,7 +3977,7 @@
         <w:rPr>
           <w:rFonts w:ascii="Arial Narrow" w:eastAsia="Arial Narrow" w:hAnsi="Arial Narrow" w:cs="Arial Narrow"/>
           <w:kern w:val="0"/>
-          <ns2:ligatures ns2:val="none"/>
+          <w14:ligatures w14:val="none"/>
         </w:rPr>
         <w:t xml:space="preserve">; involucraría una presunta afectación a sus expectativas, quien no habría encontrado una correspondencia entre lo que esperaba recibir de parte del proveedor y lo que realmente recibió. Por consiguiente, corresponde calificar el hecho materia de denuncia como una presunta </w:t>
       </w:r>
@@ -4048,7 +3985,7 @@
         <w:rPr>
           <w:rFonts w:ascii="Arial Narrow" w:eastAsia="Arial Narrow" w:hAnsi="Arial Narrow" w:cs="Arial Narrow"/>
           <w:kern w:val="0"/>
-          <ns2:ligatures ns2:val="none"/>
+          <w14:ligatures w14:val="none"/>
         </w:rPr>
         <w:t>infracción al deber de idoneidad, tipificado en los artículos 18</w:t>
       </w:r>
@@ -4058,7 +3995,7 @@
           <w:color w:val="000000"/>
           <w:kern w:val="0"/>
           <w:lang w:eastAsia="es-PE"/>
-          <ns2:ligatures ns2:val="none"/>
+          <w14:ligatures w14:val="none"/>
         </w:rPr>
         <w:t/>
       </w:r>
@@ -4066,7 +4003,7 @@
         <w:rPr>
           <w:rFonts w:ascii="Arial Narrow" w:eastAsia="Arial Narrow" w:hAnsi="Arial Narrow" w:cs="Arial Narrow"/>
           <w:kern w:val="0"/>
-          <ns2:ligatures ns2:val="none"/>
+          <w14:ligatures w14:val="none"/>
         </w:rPr>
         <w:t xml:space="preserve"> y 19</w:t>
       </w:r>
@@ -4076,7 +4013,7 @@
           <w:color w:val="000000"/>
           <w:kern w:val="0"/>
           <w:lang w:eastAsia="es-PE"/>
-          <ns2:ligatures ns2:val="none"/>
+          <w14:ligatures w14:val="none"/>
         </w:rPr>
         <w:t/>
       </w:r>
@@ -4084,22 +4021,22 @@
         <w:rPr>
           <w:rFonts w:ascii="Arial Narrow" w:eastAsia="Arial Narrow" w:hAnsi="Arial Narrow" w:cs="Arial Narrow"/>
           <w:kern w:val="0"/>
-          <ns2:ligatures ns2:val="none"/>
+          <w14:ligatures w14:val="none"/>
         </w:rPr>
         <w:t xml:space="preserve"> del Código.</w:t>
       </w:r>
     </w:p>
-    <w:p ns2:paraId="542C63CE" ns2:textId="77777777">
+    <w:p>
       <w:pPr>
         <w:pStyle w:val="Prrafodelista"/>
         <w:rPr>
           <w:rFonts w:ascii="Arial Narrow" w:eastAsia="Arial Narrow" w:hAnsi="Arial Narrow" w:cs="Arial Narrow"/>
           <w:kern w:val="0"/>
-          <ns2:ligatures ns2:val="none"/>
-        </w:rPr>
-      </w:pPr>
-    </w:p>
-    <w:p ns2:paraId="4A4BACAE" ns2:textId="6AA31B09">
+          <w14:ligatures w14:val="none"/>
+        </w:rPr>
+      </w:pPr>
+    </w:p>
+    <w:p>
       <w:pPr>
         <w:pStyle w:val="Prrafodelista"/>
         <w:numPr>
@@ -4112,14 +4049,14 @@
         <w:rPr>
           <w:rFonts w:ascii="Arial Narrow" w:eastAsia="Arial Narrow" w:hAnsi="Arial Narrow" w:cs="Arial Narrow"/>
           <w:kern w:val="0"/>
-          <ns2:ligatures ns2:val="none"/>
-        </w:rPr>
-      </w:pPr>
-      <w:r>
-        <w:rPr>
-          <w:rFonts w:ascii="Arial Narrow" w:eastAsia="Arial Narrow" w:hAnsi="Arial Narrow" w:cs="Arial Narrow"/>
-          <w:kern w:val="0"/>
-          <ns2:ligatures ns2:val="none"/>
+          <w14:ligatures w14:val="none"/>
+        </w:rPr>
+      </w:pPr>
+      <w:r>
+        <w:rPr>
+          <w:rFonts w:ascii="Arial Narrow" w:eastAsia="Arial Narrow" w:hAnsi="Arial Narrow" w:cs="Arial Narrow"/>
+          <w:kern w:val="0"/>
+          <w14:ligatures w14:val="none"/>
         </w:rPr>
         <w:t xml:space="preserve">Además, la Secretaría Técnica, en ejercicio de sus facultades, </w:t>
       </w:r>
@@ -4129,7 +4066,7 @@
           <w:color w:val="000000"/>
           <w:kern w:val="0"/>
           <w:lang w:eastAsia="es-PE"/>
-          <ns2:ligatures ns2:val="none"/>
+          <w14:ligatures w14:val="none"/>
         </w:rPr>
         <w:t xml:space="preserve">considera </w:t>
       </w:r>
@@ -4137,7 +4074,7 @@
         <w:rPr>
           <w:rFonts w:ascii="Arial Narrow" w:eastAsia="Arial Narrow" w:hAnsi="Arial Narrow" w:cs="Arial Narrow"/>
           <w:kern w:val="0"/>
-          <ns2:ligatures ns2:val="none"/>
+          <w14:ligatures w14:val="none"/>
         </w:rPr>
         <w:t xml:space="preserve">que el hecho denunciado, consistente en que </w:t>
       </w:r>
@@ -4148,7 +4085,7 @@
           <w:kern w:val="0"/>
           <w:shd w:val="clear" w:color="auto" w:fill="FFFFFF"/>
           <w:lang w:eastAsia="es-PE"/>
-          <ns2:ligatures ns2:val="none"/>
+          <w14:ligatures w14:val="none"/>
         </w:rPr>
         <w:t>el Banco BBVA Perú S.A. habría vendido la deuda asociada al Seguro de Desgravamen que tenía el denunciante a un tercero generando cobranzas abusivas, pese a que la solicitud de cobertura del Seguro de Desgravamen se encontraba en trámite</w:t>
       </w:r>
@@ -4156,7 +4093,7 @@
         <w:rPr>
           <w:rFonts w:ascii="Arial Narrow" w:eastAsia="Arial Narrow" w:hAnsi="Arial Narrow" w:cs="Arial Narrow"/>
           <w:kern w:val="0"/>
-          <ns2:ligatures ns2:val="none"/>
+          <w14:ligatures w14:val="none"/>
         </w:rPr>
         <w:t>; involucraría una presunta afectación a sus expectativas, quien no habría encontrado una correspondencia entre lo que esperaba recibir de parte del proveedor y lo que realmente recibió. Por consiguiente, corresponde calificar el hecho materia de denuncia como una presunta infracción al deber de idoneidad, tipificado en los artículos 18</w:t>
       </w:r>
@@ -4166,7 +4103,7 @@
           <w:color w:val="000000"/>
           <w:kern w:val="0"/>
           <w:lang w:eastAsia="es-PE"/>
-          <ns2:ligatures ns2:val="none"/>
+          <w14:ligatures w14:val="none"/>
         </w:rPr>
         <w:t/>
       </w:r>
@@ -4174,7 +4111,7 @@
         <w:rPr>
           <w:rFonts w:ascii="Arial Narrow" w:eastAsia="Arial Narrow" w:hAnsi="Arial Narrow" w:cs="Arial Narrow"/>
           <w:kern w:val="0"/>
-          <ns2:ligatures ns2:val="none"/>
+          <w14:ligatures w14:val="none"/>
         </w:rPr>
         <w:t xml:space="preserve"> y 19</w:t>
       </w:r>
@@ -4184,7 +4121,7 @@
           <w:color w:val="000000"/>
           <w:kern w:val="0"/>
           <w:lang w:eastAsia="es-PE"/>
-          <ns2:ligatures ns2:val="none"/>
+          <w14:ligatures w14:val="none"/>
         </w:rPr>
         <w:t/>
       </w:r>
@@ -4192,22 +4129,22 @@
         <w:rPr>
           <w:rFonts w:ascii="Arial Narrow" w:eastAsia="Arial Narrow" w:hAnsi="Arial Narrow" w:cs="Arial Narrow"/>
           <w:kern w:val="0"/>
-          <ns2:ligatures ns2:val="none"/>
+          <w14:ligatures w14:val="none"/>
         </w:rPr>
         <w:t xml:space="preserve"> del Código.</w:t>
       </w:r>
     </w:p>
-    <w:p ns2:paraId="314AD111" ns2:textId="77777777">
+    <w:p>
       <w:pPr>
         <w:pStyle w:val="Prrafodelista"/>
         <w:rPr>
           <w:rFonts w:ascii="Arial Narrow" w:eastAsia="Arial Narrow" w:hAnsi="Arial Narrow" w:cs="Arial Narrow"/>
           <w:kern w:val="0"/>
-          <ns2:ligatures ns2:val="none"/>
-        </w:rPr>
-      </w:pPr>
-    </w:p>
-    <w:p ns2:paraId="28D5E8A5" ns2:textId="09499A9C">
+          <w14:ligatures w14:val="none"/>
+        </w:rPr>
+      </w:pPr>
+    </w:p>
+    <w:p>
       <w:pPr>
         <w:pStyle w:val="Prrafodelista"/>
         <w:numPr>
@@ -4220,14 +4157,14 @@
         <w:rPr>
           <w:rFonts w:ascii="Arial Narrow" w:eastAsia="Arial Narrow" w:hAnsi="Arial Narrow" w:cs="Arial Narrow"/>
           <w:kern w:val="0"/>
-          <ns2:ligatures ns2:val="none"/>
-        </w:rPr>
-      </w:pPr>
-      <w:r>
-        <w:rPr>
-          <w:rFonts w:ascii="Arial Narrow" w:eastAsia="Arial Narrow" w:hAnsi="Arial Narrow" w:cs="Arial Narrow"/>
-          <w:kern w:val="0"/>
-          <ns2:ligatures ns2:val="none"/>
+          <w14:ligatures w14:val="none"/>
+        </w:rPr>
+      </w:pPr>
+      <w:r>
+        <w:rPr>
+          <w:rFonts w:ascii="Arial Narrow" w:eastAsia="Arial Narrow" w:hAnsi="Arial Narrow" w:cs="Arial Narrow"/>
+          <w:kern w:val="0"/>
+          <w14:ligatures w14:val="none"/>
         </w:rPr>
         <w:t xml:space="preserve">Adicionalmente, la Secretaría Técnica, en ejercicio de sus facultades, </w:t>
       </w:r>
@@ -4237,7 +4174,7 @@
           <w:color w:val="000000"/>
           <w:kern w:val="0"/>
           <w:lang w:eastAsia="es-PE"/>
-          <ns2:ligatures ns2:val="none"/>
+          <w14:ligatures w14:val="none"/>
         </w:rPr>
         <w:t xml:space="preserve">considera </w:t>
       </w:r>
@@ -4245,7 +4182,7 @@
         <w:rPr>
           <w:rFonts w:ascii="Arial Narrow" w:eastAsia="Arial Narrow" w:hAnsi="Arial Narrow" w:cs="Arial Narrow"/>
           <w:kern w:val="0"/>
-          <ns2:ligatures ns2:val="none"/>
+          <w14:ligatures w14:val="none"/>
         </w:rPr>
         <w:t xml:space="preserve">que el hecho denunciado, consistente en que </w:t>
       </w:r>
@@ -4256,7 +4193,7 @@
           <w:kern w:val="0"/>
           <w:shd w:val="clear" w:color="auto" w:fill="FFFFFF"/>
           <w:lang w:eastAsia="es-PE"/>
-          <ns2:ligatures ns2:val="none"/>
+          <w14:ligatures w14:val="none"/>
         </w:rPr>
         <w:t>los proveedores denunciados no habrían cumplido con entregar el certificado del Seguro de Desgravamen contratado por el denunciante en 2014, pese a su solicitud</w:t>
       </w:r>
@@ -4264,7 +4201,7 @@
         <w:rPr>
           <w:rFonts w:ascii="Arial Narrow" w:eastAsia="Arial Narrow" w:hAnsi="Arial Narrow" w:cs="Arial Narrow"/>
           <w:kern w:val="0"/>
-          <ns2:ligatures ns2:val="none"/>
+          <w14:ligatures w14:val="none"/>
         </w:rPr>
         <w:t>; involucraría una presunta afectación a sus expectativas, quien no habría encontrado una correspondencia entre lo que esperaba recibir de parte del proveedor y lo que realmente recibió. Por consiguiente, corresponde calificar el hecho materia de denuncia como una presunta infracción al deber de idoneidad, tipificado en los artículos 18</w:t>
       </w:r>
@@ -4274,7 +4211,7 @@
           <w:color w:val="000000"/>
           <w:kern w:val="0"/>
           <w:lang w:eastAsia="es-PE"/>
-          <ns2:ligatures ns2:val="none"/>
+          <w14:ligatures w14:val="none"/>
         </w:rPr>
         <w:t/>
       </w:r>
@@ -4282,7 +4219,7 @@
         <w:rPr>
           <w:rFonts w:ascii="Arial Narrow" w:eastAsia="Arial Narrow" w:hAnsi="Arial Narrow" w:cs="Arial Narrow"/>
           <w:kern w:val="0"/>
-          <ns2:ligatures ns2:val="none"/>
+          <w14:ligatures w14:val="none"/>
         </w:rPr>
         <w:t xml:space="preserve"> y 19</w:t>
       </w:r>
@@ -4292,7 +4229,7 @@
           <w:color w:val="000000"/>
           <w:kern w:val="0"/>
           <w:lang w:eastAsia="es-PE"/>
-          <ns2:ligatures ns2:val="none"/>
+          <w14:ligatures w14:val="none"/>
         </w:rPr>
         <w:t/>
       </w:r>
@@ -4300,22 +4237,22 @@
         <w:rPr>
           <w:rFonts w:ascii="Arial Narrow" w:eastAsia="Arial Narrow" w:hAnsi="Arial Narrow" w:cs="Arial Narrow"/>
           <w:kern w:val="0"/>
-          <ns2:ligatures ns2:val="none"/>
+          <w14:ligatures w14:val="none"/>
         </w:rPr>
         <w:t xml:space="preserve"> del Código.</w:t>
       </w:r>
     </w:p>
-    <w:p ns2:paraId="23C6724B" ns2:textId="77777777">
+    <w:p>
       <w:pPr>
         <w:pStyle w:val="Prrafodelista"/>
         <w:rPr>
           <w:rFonts w:ascii="Arial Narrow" w:eastAsia="Arial Narrow" w:hAnsi="Arial Narrow" w:cs="Arial Narrow"/>
           <w:kern w:val="0"/>
-          <ns2:ligatures ns2:val="none"/>
-        </w:rPr>
-      </w:pPr>
-    </w:p>
-    <w:p ns2:paraId="59F84045" ns2:textId="3F5B48F6">
+          <w14:ligatures w14:val="none"/>
+        </w:rPr>
+      </w:pPr>
+    </w:p>
+    <w:p>
       <w:pPr>
         <w:pStyle w:val="Prrafodelista"/>
         <w:numPr>
@@ -4328,14 +4265,14 @@
         <w:rPr>
           <w:rFonts w:ascii="Arial Narrow" w:eastAsia="Arial Narrow" w:hAnsi="Arial Narrow" w:cs="Arial Narrow"/>
           <w:kern w:val="0"/>
-          <ns2:ligatures ns2:val="none"/>
-        </w:rPr>
-      </w:pPr>
-      <w:r>
-        <w:rPr>
-          <w:rFonts w:ascii="Arial Narrow" w:eastAsia="Arial Narrow" w:hAnsi="Arial Narrow" w:cs="Arial Narrow"/>
-          <w:kern w:val="0"/>
-          <ns2:ligatures ns2:val="none"/>
+          <w14:ligatures w14:val="none"/>
+        </w:rPr>
+      </w:pPr>
+      <w:r>
+        <w:rPr>
+          <w:rFonts w:ascii="Arial Narrow" w:eastAsia="Arial Narrow" w:hAnsi="Arial Narrow" w:cs="Arial Narrow"/>
+          <w:kern w:val="0"/>
+          <w14:ligatures w14:val="none"/>
         </w:rPr>
         <w:t xml:space="preserve">Además, la Secretaría Técnica, en ejercicio de sus facultades, </w:t>
       </w:r>
@@ -4345,7 +4282,7 @@
           <w:color w:val="000000"/>
           <w:kern w:val="0"/>
           <w:lang w:eastAsia="es-PE"/>
-          <ns2:ligatures ns2:val="none"/>
+          <w14:ligatures w14:val="none"/>
         </w:rPr>
         <w:t xml:space="preserve">considera </w:t>
       </w:r>
@@ -4353,7 +4290,7 @@
         <w:rPr>
           <w:rFonts w:ascii="Arial Narrow" w:eastAsia="Arial Narrow" w:hAnsi="Arial Narrow" w:cs="Arial Narrow"/>
           <w:kern w:val="0"/>
-          <ns2:ligatures ns2:val="none"/>
+          <w14:ligatures w14:val="none"/>
         </w:rPr>
         <w:t xml:space="preserve">que el hecho denunciado, consistente en que </w:t>
       </w:r>
@@ -4364,7 +4301,7 @@
           <w:kern w:val="0"/>
           <w:shd w:val="clear" w:color="auto" w:fill="FFFFFF"/>
           <w:lang w:eastAsia="es-PE"/>
-          <ns2:ligatures ns2:val="none"/>
+          <w14:ligatures w14:val="none"/>
         </w:rPr>
         <w:t xml:space="preserve">Rímac Seguros y Reaseguros S.A. habría dado de baja el Seguro de Desgravamen - Certificado 00110178194000138341 el 27 de octubre de 2023 sin previa </w:t>
       </w:r>
@@ -4375,7 +4312,7 @@
           <w:kern w:val="0"/>
           <w:shd w:val="clear" w:color="auto" w:fill="FFFFFF"/>
           <w:lang w:eastAsia="es-PE"/>
-          <ns2:ligatures ns2:val="none"/>
+          <w14:ligatures w14:val="none"/>
         </w:rPr>
         <w:lastRenderedPageBreak/>
         <w:t>información al denunciante y pese a que se encontraba una solicitud de cobertura en trámite</w:t>
@@ -4384,7 +4321,7 @@
         <w:rPr>
           <w:rFonts w:ascii="Arial Narrow" w:eastAsia="Arial Narrow" w:hAnsi="Arial Narrow" w:cs="Arial Narrow"/>
           <w:kern w:val="0"/>
-          <ns2:ligatures ns2:val="none"/>
+          <w14:ligatures w14:val="none"/>
         </w:rPr>
         <w:t>; involucraría una presunta afectación a sus expectativas, quien no habría encontrado una correspondencia entre lo que esperaba recibir de parte del proveedor y lo que realmente recibió. Por consiguiente, corresponde calificar el hecho materia de denuncia como una presunta infracción al deber de idoneidad, tipificado en los artículos 18</w:t>
       </w:r>
@@ -4394,7 +4331,7 @@
           <w:color w:val="000000"/>
           <w:kern w:val="0"/>
           <w:lang w:eastAsia="es-PE"/>
-          <ns2:ligatures ns2:val="none"/>
+          <w14:ligatures w14:val="none"/>
         </w:rPr>
         <w:t/>
       </w:r>
@@ -4402,7 +4339,7 @@
         <w:rPr>
           <w:rFonts w:ascii="Arial Narrow" w:eastAsia="Arial Narrow" w:hAnsi="Arial Narrow" w:cs="Arial Narrow"/>
           <w:kern w:val="0"/>
-          <ns2:ligatures ns2:val="none"/>
+          <w14:ligatures w14:val="none"/>
         </w:rPr>
         <w:t xml:space="preserve"> y 19</w:t>
       </w:r>
@@ -4412,7 +4349,7 @@
           <w:color w:val="000000"/>
           <w:kern w:val="0"/>
           <w:lang w:eastAsia="es-PE"/>
-          <ns2:ligatures ns2:val="none"/>
+          <w14:ligatures w14:val="none"/>
         </w:rPr>
         <w:t/>
       </w:r>
@@ -4420,22 +4357,22 @@
         <w:rPr>
           <w:rFonts w:ascii="Arial Narrow" w:eastAsia="Arial Narrow" w:hAnsi="Arial Narrow" w:cs="Arial Narrow"/>
           <w:kern w:val="0"/>
-          <ns2:ligatures ns2:val="none"/>
+          <w14:ligatures w14:val="none"/>
         </w:rPr>
         <w:t xml:space="preserve"> del Código.</w:t>
       </w:r>
     </w:p>
-    <w:p ns2:paraId="43D718BC" ns2:textId="77777777">
+    <w:p>
       <w:pPr>
         <w:pStyle w:val="Prrafodelista"/>
         <w:rPr>
           <w:rFonts w:ascii="Arial Narrow" w:eastAsia="Arial Narrow" w:hAnsi="Arial Narrow" w:cs="Arial Narrow"/>
           <w:kern w:val="0"/>
-          <ns2:ligatures ns2:val="none"/>
-        </w:rPr>
-      </w:pPr>
-    </w:p>
-    <w:p ns2:paraId="73BD6FAA" ns2:textId="46D964A7">
+          <w14:ligatures w14:val="none"/>
+        </w:rPr>
+      </w:pPr>
+    </w:p>
+    <w:p>
       <w:pPr>
         <w:pStyle w:val="Prrafodelista"/>
         <w:numPr>
@@ -4448,14 +4385,14 @@
         <w:rPr>
           <w:rFonts w:ascii="Arial Narrow" w:eastAsia="Arial Narrow" w:hAnsi="Arial Narrow" w:cs="Arial Narrow"/>
           <w:kern w:val="0"/>
-          <ns2:ligatures ns2:val="none"/>
-        </w:rPr>
-      </w:pPr>
-      <w:r>
-        <w:rPr>
-          <w:rFonts w:ascii="Arial Narrow" w:eastAsia="Arial Narrow" w:hAnsi="Arial Narrow" w:cs="Arial Narrow"/>
-          <w:kern w:val="0"/>
-          <ns2:ligatures ns2:val="none"/>
+          <w14:ligatures w14:val="none"/>
+        </w:rPr>
+      </w:pPr>
+      <w:r>
+        <w:rPr>
+          <w:rFonts w:ascii="Arial Narrow" w:eastAsia="Arial Narrow" w:hAnsi="Arial Narrow" w:cs="Arial Narrow"/>
+          <w:kern w:val="0"/>
+          <w14:ligatures w14:val="none"/>
         </w:rPr>
         <w:t xml:space="preserve">Adicionalmente, la Secretaría Técnica, en ejercicio de sus facultades, </w:t>
       </w:r>
@@ -4465,7 +4402,7 @@
           <w:color w:val="000000"/>
           <w:kern w:val="0"/>
           <w:lang w:eastAsia="es-PE"/>
-          <ns2:ligatures ns2:val="none"/>
+          <w14:ligatures w14:val="none"/>
         </w:rPr>
         <w:t xml:space="preserve">considera </w:t>
       </w:r>
@@ -4473,7 +4410,7 @@
         <w:rPr>
           <w:rFonts w:ascii="Arial Narrow" w:eastAsia="Arial Narrow" w:hAnsi="Arial Narrow" w:cs="Arial Narrow"/>
           <w:kern w:val="0"/>
-          <ns2:ligatures ns2:val="none"/>
+          <w14:ligatures w14:val="none"/>
         </w:rPr>
         <w:t xml:space="preserve">que el hecho denunciado, consistente en que </w:t>
       </w:r>
@@ -4484,7 +4421,7 @@
           <w:kern w:val="0"/>
           <w:shd w:val="clear" w:color="auto" w:fill="FFFFFF"/>
           <w:lang w:eastAsia="es-PE"/>
-          <ns2:ligatures ns2:val="none"/>
+          <w14:ligatures w14:val="none"/>
         </w:rPr>
         <w:t>Rímac Seguros y Reaseguros S.A. habría exigido que el denunciante presente la historia clínica, pese a encontrarse facultado y autorizado para requerirlo a los centros de salud, evidenciando una carga inmisaria al consumidor</w:t>
       </w:r>
@@ -4492,7 +4429,7 @@
         <w:rPr>
           <w:rFonts w:ascii="Arial Narrow" w:eastAsia="Arial Narrow" w:hAnsi="Arial Narrow" w:cs="Arial Narrow"/>
           <w:kern w:val="0"/>
-          <ns2:ligatures ns2:val="none"/>
+          <w14:ligatures w14:val="none"/>
         </w:rPr>
         <w:t>; involucraría una presunta afectación a sus expectativas, quien no habría encontrado una correspondencia entre lo que esperaba recibir de parte del proveedor y lo que realmente recibió. Por consiguiente, corresponde calificar el hecho materia de denuncia como una presunta infracción al deber de idoneidad, tipificado en los artículos 18</w:t>
       </w:r>
@@ -4502,7 +4439,7 @@
           <w:color w:val="000000"/>
           <w:kern w:val="0"/>
           <w:lang w:eastAsia="es-PE"/>
-          <ns2:ligatures ns2:val="none"/>
+          <w14:ligatures w14:val="none"/>
         </w:rPr>
         <w:t/>
       </w:r>
@@ -4510,7 +4447,7 @@
         <w:rPr>
           <w:rFonts w:ascii="Arial Narrow" w:eastAsia="Arial Narrow" w:hAnsi="Arial Narrow" w:cs="Arial Narrow"/>
           <w:kern w:val="0"/>
-          <ns2:ligatures ns2:val="none"/>
+          <w14:ligatures w14:val="none"/>
         </w:rPr>
         <w:t xml:space="preserve"> y 19</w:t>
       </w:r>
@@ -4520,7 +4457,7 @@
           <w:color w:val="000000"/>
           <w:kern w:val="0"/>
           <w:lang w:eastAsia="es-PE"/>
-          <ns2:ligatures ns2:val="none"/>
+          <w14:ligatures w14:val="none"/>
         </w:rPr>
         <w:t/>
       </w:r>
@@ -4528,12 +4465,12 @@
         <w:rPr>
           <w:rFonts w:ascii="Arial Narrow" w:eastAsia="Arial Narrow" w:hAnsi="Arial Narrow" w:cs="Arial Narrow"/>
           <w:kern w:val="0"/>
-          <ns2:ligatures ns2:val="none"/>
+          <w14:ligatures w14:val="none"/>
         </w:rPr>
         <w:t xml:space="preserve"> del Código.</w:t>
       </w:r>
     </w:p>
-    <w:p ns2:paraId="22732120" ns2:textId="77777777">
+    <w:p>
       <w:pPr>
         <w:pStyle w:val="Prrafodelista"/>
         <w:spacing w:after="0" w:line="240" w:lineRule="auto"/>
@@ -4542,11 +4479,11 @@
         <w:rPr>
           <w:rFonts w:ascii="Arial Narrow" w:eastAsia="Arial Narrow" w:hAnsi="Arial Narrow" w:cs="Arial Narrow"/>
           <w:kern w:val="0"/>
-          <ns2:ligatures ns2:val="none"/>
-        </w:rPr>
-      </w:pPr>
-    </w:p>
-    <w:p ns2:paraId="17DD754A" ns2:textId="6600F12E">
+          <w14:ligatures w14:val="none"/>
+        </w:rPr>
+      </w:pPr>
+    </w:p>
+    <w:p>
       <w:pPr>
         <w:pStyle w:val="Prrafodelista"/>
         <w:numPr>
@@ -4559,14 +4496,14 @@
         <w:rPr>
           <w:rFonts w:ascii="Arial Narrow" w:eastAsia="Arial Narrow" w:hAnsi="Arial Narrow" w:cs="Arial Narrow"/>
           <w:kern w:val="0"/>
-          <ns2:ligatures ns2:val="none"/>
-        </w:rPr>
-      </w:pPr>
-      <w:r>
-        <w:rPr>
-          <w:rFonts w:ascii="Arial Narrow" w:eastAsia="Arial Narrow" w:hAnsi="Arial Narrow" w:cs="Arial Narrow"/>
-          <w:kern w:val="0"/>
-          <ns2:ligatures ns2:val="none"/>
+          <w14:ligatures w14:val="none"/>
+        </w:rPr>
+      </w:pPr>
+      <w:r>
+        <w:rPr>
+          <w:rFonts w:ascii="Arial Narrow" w:eastAsia="Arial Narrow" w:hAnsi="Arial Narrow" w:cs="Arial Narrow"/>
+          <w:kern w:val="0"/>
+          <w14:ligatures w14:val="none"/>
         </w:rPr>
         <w:t xml:space="preserve">Así también, la Secretaría Técnica, en ejercicio de sus facultades, </w:t>
       </w:r>
@@ -4576,7 +4513,7 @@
           <w:color w:val="000000"/>
           <w:kern w:val="0"/>
           <w:lang w:eastAsia="es-PE"/>
-          <ns2:ligatures ns2:val="none"/>
+          <w14:ligatures w14:val="none"/>
         </w:rPr>
         <w:t xml:space="preserve">considera </w:t>
       </w:r>
@@ -4584,7 +4521,7 @@
         <w:rPr>
           <w:rFonts w:ascii="Arial Narrow" w:eastAsia="Arial Narrow" w:hAnsi="Arial Narrow" w:cs="Arial Narrow"/>
           <w:kern w:val="0"/>
-          <ns2:ligatures ns2:val="none"/>
+          <w14:ligatures w14:val="none"/>
         </w:rPr>
         <w:t xml:space="preserve">que el hecho denunciado, consistente en que </w:t>
       </w:r>
@@ -4592,7 +4529,7 @@
         <w:rPr>
           <w:rFonts w:ascii="Arial Narrow" w:eastAsia="Arial Narrow" w:hAnsi="Arial Narrow" w:cs="Arial Narrow"/>
           <w:kern w:val="0"/>
-          <ns2:ligatures ns2:val="none"/>
+          <w14:ligatures w14:val="none"/>
         </w:rPr>
         <w:t>Rímac Seguros y Reaseguros S.A. habría exigido indebidamente al denunciante el dictamen de invalidez emitido por el COMECI para atender su solicitud de otorgamiento de cobertura del Seguro de Desgravamen</w:t>
       </w:r>
@@ -4600,7 +4537,7 @@
         <w:rPr>
           <w:rFonts w:ascii="Arial Narrow" w:eastAsia="Arial Narrow" w:hAnsi="Arial Narrow" w:cs="Arial Narrow"/>
           <w:kern w:val="0"/>
-          <ns2:ligatures ns2:val="none"/>
+          <w14:ligatures w14:val="none"/>
         </w:rPr>
         <w:t xml:space="preserve">. </w:t>
       </w:r>
@@ -4611,7 +4548,7 @@
           <w:color w:val="000000"/>
           <w:kern w:val="0"/>
           <w:lang w:eastAsia="es-PE"/>
-          <ns2:ligatures ns2:val="none"/>
+          <w14:ligatures w14:val="none"/>
         </w:rPr>
         <w:t xml:space="preserve">Por consiguiente, corresponde calificar el hecho materia de denuncia como una presunta infracción al deber de protección contra los métodos comerciales coercitivos, tipificado en </w:t>
       </w:r>
@@ -4622,7 +4559,7 @@
           <w:kern w:val="0"/>
           <w:shd w:val="clear" w:color="auto" w:fill="FFFFFF"/>
           <w:lang w:eastAsia="es-PE"/>
-          <ns2:ligatures ns2:val="none"/>
+          <w14:ligatures w14:val="none"/>
         </w:rPr>
         <w:t xml:space="preserve">literal g) del artículo 56 </w:t>
       </w:r>
@@ -4633,7 +4570,7 @@
           <w:color w:val="000000"/>
           <w:kern w:val="0"/>
           <w:lang w:eastAsia="es-PE"/>
-          <ns2:ligatures ns2:val="none"/>
+          <w14:ligatures w14:val="none"/>
         </w:rPr>
         <w:t>del Código</w:t>
       </w:r>
@@ -4652,22 +4589,22 @@
           <w:color w:val="000000"/>
           <w:kern w:val="0"/>
           <w:lang w:eastAsia="es-PE"/>
-          <ns2:ligatures ns2:val="none"/>
+          <w14:ligatures w14:val="none"/>
         </w:rPr>
         <w:t xml:space="preserve">. </w:t>
       </w:r>
     </w:p>
-    <w:p ns2:paraId="22FEFF81" ns2:textId="77777777">
+    <w:p>
       <w:pPr>
         <w:pStyle w:val="Prrafodelista"/>
         <w:rPr>
           <w:rFonts w:ascii="Arial Narrow" w:eastAsia="Arial Narrow" w:hAnsi="Arial Narrow" w:cs="Arial Narrow"/>
           <w:kern w:val="0"/>
-          <ns2:ligatures ns2:val="none"/>
-        </w:rPr>
-      </w:pPr>
-    </w:p>
-    <w:p ns2:paraId="5161762A" ns2:textId="28FDC257">
+          <w14:ligatures w14:val="none"/>
+        </w:rPr>
+      </w:pPr>
+    </w:p>
+    <w:p>
       <w:pPr>
         <w:pStyle w:val="Prrafodelista"/>
         <w:numPr>
@@ -4680,14 +4617,14 @@
         <w:rPr>
           <w:rFonts w:ascii="Arial Narrow" w:eastAsia="Arial Narrow" w:hAnsi="Arial Narrow" w:cs="Arial Narrow"/>
           <w:kern w:val="0"/>
-          <ns2:ligatures ns2:val="none"/>
-        </w:rPr>
-      </w:pPr>
-      <w:r>
-        <w:rPr>
-          <w:rFonts w:ascii="Arial Narrow" w:eastAsia="Arial Narrow" w:hAnsi="Arial Narrow" w:cs="Arial Narrow"/>
-          <w:kern w:val="0"/>
-          <ns2:ligatures ns2:val="none"/>
+          <w14:ligatures w14:val="none"/>
+        </w:rPr>
+      </w:pPr>
+      <w:r>
+        <w:rPr>
+          <w:rFonts w:ascii="Arial Narrow" w:eastAsia="Arial Narrow" w:hAnsi="Arial Narrow" w:cs="Arial Narrow"/>
+          <w:kern w:val="0"/>
+          <w14:ligatures w14:val="none"/>
         </w:rPr>
         <w:t xml:space="preserve">Asimismo, </w:t>
       </w:r>
@@ -4695,7 +4632,7 @@
         <w:rPr>
           <w:rFonts w:ascii="Arial Narrow" w:eastAsia="Arial Narrow" w:hAnsi="Arial Narrow" w:cs="Arial Narrow"/>
           <w:kern w:val="0"/>
-          <ns2:ligatures ns2:val="none"/>
+          <w14:ligatures w14:val="none"/>
         </w:rPr>
         <w:t xml:space="preserve">la Secretaría Técnica, en ejercicio de sus facultades, </w:t>
       </w:r>
@@ -4705,7 +4642,7 @@
           <w:color w:val="000000"/>
           <w:kern w:val="0"/>
           <w:lang w:eastAsia="es-PE"/>
-          <ns2:ligatures ns2:val="none"/>
+          <w14:ligatures w14:val="none"/>
         </w:rPr>
         <w:t xml:space="preserve">considera </w:t>
       </w:r>
@@ -4713,7 +4650,7 @@
         <w:rPr>
           <w:rFonts w:ascii="Arial Narrow" w:eastAsia="Arial Narrow" w:hAnsi="Arial Narrow" w:cs="Arial Narrow"/>
           <w:kern w:val="0"/>
-          <ns2:ligatures ns2:val="none"/>
+          <w14:ligatures w14:val="none"/>
         </w:rPr>
         <w:t xml:space="preserve">que el hecho denunciado, consistente en que </w:t>
       </w:r>
@@ -4721,7 +4658,7 @@
         <w:rPr>
           <w:rFonts w:ascii="Arial Narrow" w:eastAsia="Arial Narrow" w:hAnsi="Arial Narrow" w:cs="Arial Narrow"/>
           <w:kern w:val="0"/>
-          <ns2:ligatures ns2:val="none"/>
+          <w14:ligatures w14:val="none"/>
         </w:rPr>
         <w:t>Rímac Seguros y Reaseguros S.A. habría continuado exigiendo indebidamente al denunciante el dictamen de invalidez emitido por el COMECI para atender su solicitud de otorgamiento de cobertura del Seguro de Desgravamen, pese a que informó que no era posible de obtenerlo en su calidad de jubilado</w:t>
       </w:r>
@@ -4729,7 +4666,7 @@
         <w:rPr>
           <w:rFonts w:ascii="Arial Narrow" w:eastAsia="Arial Narrow" w:hAnsi="Arial Narrow" w:cs="Arial Narrow"/>
           <w:kern w:val="0"/>
-          <ns2:ligatures ns2:val="none"/>
+          <w14:ligatures w14:val="none"/>
         </w:rPr>
         <w:t xml:space="preserve">. </w:t>
       </w:r>
@@ -4740,7 +4677,7 @@
           <w:color w:val="000000"/>
           <w:kern w:val="0"/>
           <w:lang w:eastAsia="es-PE"/>
-          <ns2:ligatures ns2:val="none"/>
+          <w14:ligatures w14:val="none"/>
         </w:rPr>
         <w:t xml:space="preserve">Por consiguiente, corresponde calificar el hecho materia de denuncia como una presunta infracción al deber de protección contra los métodos comerciales coercitivos, tipificado en </w:t>
       </w:r>
@@ -4751,7 +4688,7 @@
           <w:kern w:val="0"/>
           <w:shd w:val="clear" w:color="auto" w:fill="FFFFFF"/>
           <w:lang w:eastAsia="es-PE"/>
-          <ns2:ligatures ns2:val="none"/>
+          <w14:ligatures w14:val="none"/>
         </w:rPr>
         <w:t xml:space="preserve">literal g) del artículo 56 </w:t>
       </w:r>
@@ -4762,7 +4699,7 @@
           <w:color w:val="000000"/>
           <w:kern w:val="0"/>
           <w:lang w:eastAsia="es-PE"/>
-          <ns2:ligatures ns2:val="none"/>
+          <w14:ligatures w14:val="none"/>
         </w:rPr>
         <w:t>del Código.</w:t>
       </w:r>
@@ -4773,22 +4710,22 @@
           <w:color w:val="000000"/>
           <w:kern w:val="0"/>
           <w:lang w:eastAsia="es-PE"/>
-          <ns2:ligatures ns2:val="none"/>
+          <w14:ligatures w14:val="none"/>
         </w:rPr>
         <w:t xml:space="preserve"> </w:t>
       </w:r>
     </w:p>
-    <w:p ns2:paraId="02FCCB07" ns2:textId="77777777">
+    <w:p>
       <w:pPr>
         <w:pStyle w:val="Prrafodelista"/>
         <w:rPr>
           <w:rFonts w:ascii="Arial Narrow" w:eastAsia="Arial Narrow" w:hAnsi="Arial Narrow" w:cs="Arial Narrow"/>
           <w:kern w:val="0"/>
-          <ns2:ligatures ns2:val="none"/>
-        </w:rPr>
-      </w:pPr>
-    </w:p>
-    <w:p ns2:paraId="791DB02E" ns2:textId="17747665">
+          <w14:ligatures w14:val="none"/>
+        </w:rPr>
+      </w:pPr>
+    </w:p>
+    <w:p>
       <w:pPr>
         <w:pStyle w:val="Prrafodelista"/>
         <w:numPr>
@@ -4801,14 +4738,14 @@
         <w:rPr>
           <w:rFonts w:ascii="Arial Narrow" w:eastAsia="Arial Narrow" w:hAnsi="Arial Narrow" w:cs="Arial Narrow"/>
           <w:kern w:val="0"/>
-          <ns2:ligatures ns2:val="none"/>
-        </w:rPr>
-      </w:pPr>
-      <w:r>
-        <w:rPr>
-          <w:rFonts w:ascii="Arial Narrow" w:eastAsia="Arial Narrow" w:hAnsi="Arial Narrow" w:cs="Arial Narrow"/>
-          <w:kern w:val="0"/>
-          <ns2:ligatures ns2:val="none"/>
+          <w14:ligatures w14:val="none"/>
+        </w:rPr>
+      </w:pPr>
+      <w:r>
+        <w:rPr>
+          <w:rFonts w:ascii="Arial Narrow" w:eastAsia="Arial Narrow" w:hAnsi="Arial Narrow" w:cs="Arial Narrow"/>
+          <w:kern w:val="0"/>
+          <w14:ligatures w14:val="none"/>
         </w:rPr>
         <w:t xml:space="preserve">Adicionalmente, </w:t>
       </w:r>
@@ -4816,7 +4753,7 @@
         <w:rPr>
           <w:rFonts w:ascii="Arial Narrow" w:eastAsia="Arial Narrow" w:hAnsi="Arial Narrow" w:cs="Arial Narrow"/>
           <w:kern w:val="0"/>
-          <ns2:ligatures ns2:val="none"/>
+          <w14:ligatures w14:val="none"/>
         </w:rPr>
         <w:t xml:space="preserve">la Secretaría Técnica, en ejercicio de sus facultades, </w:t>
       </w:r>
@@ -4826,7 +4763,7 @@
           <w:color w:val="000000"/>
           <w:kern w:val="0"/>
           <w:lang w:eastAsia="es-PE"/>
-          <ns2:ligatures ns2:val="none"/>
+          <w14:ligatures w14:val="none"/>
         </w:rPr>
         <w:t xml:space="preserve">considera </w:t>
       </w:r>
@@ -4834,7 +4771,7 @@
         <w:rPr>
           <w:rFonts w:ascii="Arial Narrow" w:eastAsia="Arial Narrow" w:hAnsi="Arial Narrow" w:cs="Arial Narrow"/>
           <w:kern w:val="0"/>
-          <ns2:ligatures ns2:val="none"/>
+          <w14:ligatures w14:val="none"/>
         </w:rPr>
         <w:t xml:space="preserve">que el hecho denunciado, consistente en que </w:t>
       </w:r>
@@ -4842,7 +4779,7 @@
         <w:rPr>
           <w:rFonts w:ascii="Arial Narrow" w:eastAsia="Arial Narrow" w:hAnsi="Arial Narrow" w:cs="Arial Narrow"/>
           <w:kern w:val="0"/>
-          <ns2:ligatures ns2:val="none"/>
+          <w14:ligatures w14:val="none"/>
         </w:rPr>
         <w:t xml:space="preserve">el Banco BBVA Perú S.A. le habría solicitado indebidamente al denunciante un dictamen de invalidez. como requisito para atender su solicitud de otorgamiento de </w:t>
       </w:r>
@@ -4850,7 +4787,7 @@
         <w:rPr>
           <w:rFonts w:ascii="Arial Narrow" w:eastAsia="Arial Narrow" w:hAnsi="Arial Narrow" w:cs="Arial Narrow"/>
           <w:kern w:val="0"/>
-          <ns2:ligatures ns2:val="none"/>
+          <w14:ligatures w14:val="none"/>
         </w:rPr>
         <w:lastRenderedPageBreak/>
         <w:t>cobertura del Seguro de Desgravamen - Certificado 00110178194000138341, pese a que dicho requisito no es posible de obtener en su calidad de jubilado</w:t>
@@ -4859,7 +4796,7 @@
         <w:rPr>
           <w:rFonts w:ascii="Arial Narrow" w:eastAsia="Arial Narrow" w:hAnsi="Arial Narrow" w:cs="Arial Narrow"/>
           <w:kern w:val="0"/>
-          <ns2:ligatures ns2:val="none"/>
+          <w14:ligatures w14:val="none"/>
         </w:rPr>
         <w:t xml:space="preserve">. </w:t>
       </w:r>
@@ -4870,7 +4807,7 @@
           <w:color w:val="000000"/>
           <w:kern w:val="0"/>
           <w:lang w:eastAsia="es-PE"/>
-          <ns2:ligatures ns2:val="none"/>
+          <w14:ligatures w14:val="none"/>
         </w:rPr>
         <w:t xml:space="preserve">Por consiguiente, corresponde calificar el hecho materia de denuncia como una presunta infracción al deber de protección contra los métodos comerciales coercitivos, tipificado en </w:t>
       </w:r>
@@ -4881,7 +4818,7 @@
           <w:kern w:val="0"/>
           <w:shd w:val="clear" w:color="auto" w:fill="FFFFFF"/>
           <w:lang w:eastAsia="es-PE"/>
-          <ns2:ligatures ns2:val="none"/>
+          <w14:ligatures w14:val="none"/>
         </w:rPr>
         <w:t xml:space="preserve">literal g) del artículo 56 </w:t>
       </w:r>
@@ -4892,23 +4829,23 @@
           <w:color w:val="000000"/>
           <w:kern w:val="0"/>
           <w:lang w:eastAsia="es-PE"/>
-          <ns2:ligatures ns2:val="none"/>
+          <w14:ligatures w14:val="none"/>
         </w:rPr>
         <w:t>del Código.</w:t>
       </w:r>
     </w:p>
-    <w:p ns2:paraId="03FF7C4C" ns2:textId="77777777">
-      <w:pPr>
-        <w:spacing w:after="0" w:line="240" w:lineRule="auto"/>
-        <w:jc w:val="both"/>
-        <w:rPr>
-          <w:rFonts w:ascii="Arial Narrow" w:eastAsia="Arial Narrow" w:hAnsi="Arial Narrow" w:cs="Arial Narrow"/>
-          <w:kern w:val="0"/>
-          <ns2:ligatures ns2:val="none"/>
-        </w:rPr>
-      </w:pPr>
-    </w:p>
-    <w:p ns2:paraId="63BE3A60" ns2:textId="2D8103C9">
+    <w:p>
+      <w:pPr>
+        <w:spacing w:after="0" w:line="240" w:lineRule="auto"/>
+        <w:jc w:val="both"/>
+        <w:rPr>
+          <w:rFonts w:ascii="Arial Narrow" w:eastAsia="Arial Narrow" w:hAnsi="Arial Narrow" w:cs="Arial Narrow"/>
+          <w:kern w:val="0"/>
+          <w14:ligatures w14:val="none"/>
+        </w:rPr>
+      </w:pPr>
+    </w:p>
+    <w:p>
       <w:pPr>
         <w:pStyle w:val="Prrafodelista"/>
         <w:numPr>
@@ -4921,14 +4858,14 @@
         <w:rPr>
           <w:rFonts w:ascii="Arial Narrow" w:eastAsia="Arial Narrow" w:hAnsi="Arial Narrow" w:cs="Arial Narrow"/>
           <w:kern w:val="0"/>
-          <ns2:ligatures ns2:val="none"/>
-        </w:rPr>
-      </w:pPr>
-      <w:r>
-        <w:rPr>
-          <w:rFonts w:ascii="Arial Narrow" w:eastAsia="Arial Narrow" w:hAnsi="Arial Narrow" w:cs="Arial Narrow"/>
-          <w:kern w:val="0"/>
-          <ns2:ligatures ns2:val="none"/>
+          <w14:ligatures w14:val="none"/>
+        </w:rPr>
+      </w:pPr>
+      <w:r>
+        <w:rPr>
+          <w:rFonts w:ascii="Arial Narrow" w:eastAsia="Arial Narrow" w:hAnsi="Arial Narrow" w:cs="Arial Narrow"/>
+          <w:kern w:val="0"/>
+          <w14:ligatures w14:val="none"/>
         </w:rPr>
         <w:t xml:space="preserve">Además, </w:t>
       </w:r>
@@ -4936,7 +4873,7 @@
         <w:rPr>
           <w:rFonts w:ascii="Arial Narrow" w:eastAsia="Arial Narrow" w:hAnsi="Arial Narrow" w:cs="Arial Narrow"/>
           <w:kern w:val="0"/>
-          <ns2:ligatures ns2:val="none"/>
+          <w14:ligatures w14:val="none"/>
         </w:rPr>
         <w:t xml:space="preserve">la Secretaría Técnica, en ejercicio de sus facultades, </w:t>
       </w:r>
@@ -4946,7 +4883,7 @@
           <w:color w:val="000000"/>
           <w:kern w:val="0"/>
           <w:lang w:eastAsia="es-PE"/>
-          <ns2:ligatures ns2:val="none"/>
+          <w14:ligatures w14:val="none"/>
         </w:rPr>
         <w:t xml:space="preserve">considera </w:t>
       </w:r>
@@ -4954,7 +4891,7 @@
         <w:rPr>
           <w:rFonts w:ascii="Arial Narrow" w:eastAsia="Arial Narrow" w:hAnsi="Arial Narrow" w:cs="Arial Narrow"/>
           <w:kern w:val="0"/>
-          <ns2:ligatures ns2:val="none"/>
+          <w14:ligatures w14:val="none"/>
         </w:rPr>
         <w:t xml:space="preserve">que el hecho denunciado, consistente en que </w:t>
       </w:r>
@@ -4962,7 +4899,7 @@
         <w:rPr>
           <w:rFonts w:ascii="Arial Narrow" w:eastAsia="Arial Narrow" w:hAnsi="Arial Narrow" w:cs="Arial Narrow"/>
           <w:kern w:val="0"/>
-          <ns2:ligatures ns2:val="none"/>
+          <w14:ligatures w14:val="none"/>
         </w:rPr>
         <w:t xml:space="preserve">Rímac Seguros y Reaseguros S.A. habría consignado una cláusula abusiva en la Póliza </w:t>
       </w:r>
@@ -4971,7 +4908,7 @@
         <w:rPr>
           <w:rFonts w:ascii="Arial Narrow" w:eastAsia="Arial Narrow" w:hAnsi="Arial Narrow" w:cs="Arial Narrow"/>
           <w:kern w:val="0"/>
-          <ns2:ligatures ns2:val="none"/>
+          <w14:ligatures w14:val="none"/>
         </w:rPr>
         <w:t/>
       </w:r>
@@ -4980,7 +4917,7 @@
         <w:rPr>
           <w:rFonts w:ascii="Arial Narrow" w:eastAsia="Arial Narrow" w:hAnsi="Arial Narrow" w:cs="Arial Narrow"/>
           <w:kern w:val="0"/>
-          <ns2:ligatures ns2:val="none"/>
+          <w14:ligatures w14:val="none"/>
         </w:rPr>
         <w:t xml:space="preserve"> 00010158018646900 respecto a que “en el caso de invalidez total y permanente por enfermedad se considera como la fecha de configuración del siniestro, a la fecha inicio de vigencia del dictamen de Invalidez solicitado como documento en caso de siniestros”</w:t>
       </w:r>
@@ -4988,7 +4925,7 @@
         <w:rPr>
           <w:rFonts w:ascii="Arial Narrow" w:eastAsia="Arial Narrow" w:hAnsi="Arial Narrow" w:cs="Arial Narrow"/>
           <w:kern w:val="0"/>
-          <ns2:ligatures ns2:val="none"/>
+          <w14:ligatures w14:val="none"/>
         </w:rPr>
         <w:t xml:space="preserve">. </w:t>
       </w:r>
@@ -4999,7 +4936,7 @@
           <w:color w:val="000000"/>
           <w:kern w:val="0"/>
           <w:lang w:eastAsia="es-PE"/>
-          <ns2:ligatures ns2:val="none"/>
+          <w14:ligatures w14:val="none"/>
         </w:rPr>
         <w:t xml:space="preserve">Por consiguiente, corresponde calificar el hecho materia de denuncia como una presunta infracción al </w:t>
       </w:r>
@@ -5009,7 +4946,7 @@
           <w:color w:val="000000"/>
           <w:kern w:val="0"/>
           <w:lang w:eastAsia="es-PE"/>
-          <ns2:ligatures ns2:val="none"/>
+          <w14:ligatures w14:val="none"/>
         </w:rPr>
         <w:t xml:space="preserve">numeral 49.1. del artículo 49 y al literal a) del artículo 51 </w:t>
       </w:r>
@@ -5020,7 +4957,7 @@
           <w:color w:val="000000"/>
           <w:kern w:val="0"/>
           <w:lang w:eastAsia="es-PE"/>
-          <ns2:ligatures ns2:val="none"/>
+          <w14:ligatures w14:val="none"/>
         </w:rPr>
         <w:t>del Código</w:t>
       </w:r>
@@ -5040,23 +4977,23 @@
           <w:color w:val="000000"/>
           <w:kern w:val="0"/>
           <w:lang w:eastAsia="es-PE"/>
-          <ns2:ligatures ns2:val="none"/>
+          <w14:ligatures w14:val="none"/>
         </w:rPr>
         <w:t>.</w:t>
       </w:r>
     </w:p>
-    <w:p ns2:paraId="0B948D2F" ns2:textId="77777777">
+    <w:p>
       <w:pPr>
         <w:pStyle w:val="Prrafodelista"/>
         <w:spacing w:line="240" w:lineRule="auto"/>
         <w:rPr>
           <w:rFonts w:ascii="Arial Narrow" w:eastAsia="Arial Narrow" w:hAnsi="Arial Narrow" w:cs="Arial Narrow"/>
           <w:kern w:val="0"/>
-          <ns2:ligatures ns2:val="none"/>
-        </w:rPr>
-      </w:pPr>
-    </w:p>
-    <w:p ns2:paraId="7A34A2C3" ns2:textId="79CDA542">
+          <w14:ligatures w14:val="none"/>
+        </w:rPr>
+      </w:pPr>
+    </w:p>
+    <w:p>
       <w:pPr>
         <w:pStyle w:val="Prrafodelista"/>
         <w:numPr>
@@ -5069,14 +5006,14 @@
         <w:rPr>
           <w:rFonts w:ascii="Arial Narrow" w:eastAsia="Arial Narrow" w:hAnsi="Arial Narrow" w:cs="Arial Narrow"/>
           <w:kern w:val="0"/>
-          <ns2:ligatures ns2:val="none"/>
-        </w:rPr>
-      </w:pPr>
-      <w:r>
-        <w:rPr>
-          <w:rFonts w:ascii="Arial Narrow" w:eastAsia="Arial Narrow" w:hAnsi="Arial Narrow" w:cs="Arial Narrow"/>
-          <w:kern w:val="0"/>
-          <ns2:ligatures ns2:val="none"/>
+          <w14:ligatures w14:val="none"/>
+        </w:rPr>
+      </w:pPr>
+      <w:r>
+        <w:rPr>
+          <w:rFonts w:ascii="Arial Narrow" w:eastAsia="Arial Narrow" w:hAnsi="Arial Narrow" w:cs="Arial Narrow"/>
+          <w:kern w:val="0"/>
+          <w14:ligatures w14:val="none"/>
         </w:rPr>
         <w:t xml:space="preserve">Asimismo, la Secretaría Técnica, en ejercicio de sus facultades, </w:t>
       </w:r>
@@ -5086,7 +5023,7 @@
           <w:color w:val="000000"/>
           <w:kern w:val="0"/>
           <w:lang w:eastAsia="es-PE"/>
-          <ns2:ligatures ns2:val="none"/>
+          <w14:ligatures w14:val="none"/>
         </w:rPr>
         <w:t xml:space="preserve">considera </w:t>
       </w:r>
@@ -5094,7 +5031,7 @@
         <w:rPr>
           <w:rFonts w:ascii="Arial Narrow" w:eastAsia="Arial Narrow" w:hAnsi="Arial Narrow" w:cs="Arial Narrow"/>
           <w:kern w:val="0"/>
-          <ns2:ligatures ns2:val="none"/>
+          <w14:ligatures w14:val="none"/>
         </w:rPr>
         <w:t xml:space="preserve">que el hecho denunciado, consistente en que </w:t>
       </w:r>
@@ -5104,7 +5041,7 @@
           <w:color w:val="000000"/>
           <w:kern w:val="0"/>
           <w:lang w:val="es-ES" w:eastAsia="es-ES"/>
-          <ns2:ligatures ns2:val="none"/>
+          <w14:ligatures w14:val="none"/>
         </w:rPr>
         <w:t xml:space="preserve">el </w:t>
       </w:r>
@@ -5114,7 +5051,7 @@
           <w:color w:val="000000"/>
           <w:kern w:val="0"/>
           <w:lang w:val="es-ES" w:eastAsia="es-ES"/>
-          <ns2:ligatures ns2:val="none"/>
+          <w14:ligatures w14:val="none"/>
         </w:rPr>
         <w:t xml:space="preserve">Rímac Seguros y Reaseguros S.A. habría consignado una cláusula abusiva en la Póliza </w:t>
       </w:r>
@@ -5125,7 +5062,7 @@
           <w:color w:val="000000"/>
           <w:kern w:val="0"/>
           <w:lang w:val="es-ES" w:eastAsia="es-ES"/>
-          <ns2:ligatures ns2:val="none"/>
+          <w14:ligatures w14:val="none"/>
         </w:rPr>
         <w:t/>
       </w:r>
@@ -5136,7 +5073,7 @@
           <w:color w:val="000000"/>
           <w:kern w:val="0"/>
           <w:lang w:val="es-ES" w:eastAsia="es-ES"/>
-          <ns2:ligatures ns2:val="none"/>
+          <w14:ligatures w14:val="none"/>
         </w:rPr>
         <w:t xml:space="preserve"> 00010158018646900 respecto a que “el asegurado brinda su consentimiento libre, previo, expreso, inequívoco e informado, para que Rímac y/o la entidad financiera, esta última en su calidad de beneficiario de la solicitud certificado de seguro y solo con la finalidad de gestionar la solicitud de cobertura, puedan solicitar a la clínica, centro médico, hospital, o cualquier otro establecimiento que preste servicios en salud, así como a los médicos tratantes, la exhibición y entrega de su historia clínica y cualquier información complementaria que se encuentre en poder de estos, a fin de solicitar o evaluar la cobertura del presente seguro".</w:t>
       </w:r>
@@ -5144,7 +5081,7 @@
         <w:rPr>
           <w:rFonts w:ascii="Arial Narrow" w:eastAsia="Arial Narrow" w:hAnsi="Arial Narrow" w:cs="Arial Narrow"/>
           <w:kern w:val="0"/>
-          <ns2:ligatures ns2:val="none"/>
+          <w14:ligatures w14:val="none"/>
         </w:rPr>
         <w:t xml:space="preserve"> </w:t>
       </w:r>
@@ -5155,7 +5092,7 @@
           <w:color w:val="000000"/>
           <w:kern w:val="0"/>
           <w:lang w:eastAsia="es-PE"/>
-          <ns2:ligatures ns2:val="none"/>
+          <w14:ligatures w14:val="none"/>
         </w:rPr>
         <w:t xml:space="preserve">Por consiguiente, corresponde calificar el hecho materia de denuncia como una presunta infracción al </w:t>
       </w:r>
@@ -5165,7 +5102,7 @@
           <w:color w:val="000000"/>
           <w:kern w:val="0"/>
           <w:lang w:eastAsia="es-PE"/>
-          <ns2:ligatures ns2:val="none"/>
+          <w14:ligatures w14:val="none"/>
         </w:rPr>
         <w:t>numeral 49.1. del artículo 49 y al literal h) del artículo 50</w:t>
       </w:r>
@@ -5176,7 +5113,7 @@
           <w:kern w:val="0"/>
           <w:shd w:val="clear" w:color="auto" w:fill="FFFFFF"/>
           <w:lang w:eastAsia="es-PE"/>
-          <ns2:ligatures ns2:val="none"/>
+          <w14:ligatures w14:val="none"/>
         </w:rPr>
         <w:t xml:space="preserve"> </w:t>
       </w:r>
@@ -5187,7 +5124,7 @@
           <w:color w:val="000000"/>
           <w:kern w:val="0"/>
           <w:lang w:eastAsia="es-PE"/>
-          <ns2:ligatures ns2:val="none"/>
+          <w14:ligatures w14:val="none"/>
         </w:rPr>
         <w:t>del Código</w:t>
       </w:r>
@@ -5207,23 +5144,23 @@
           <w:color w:val="000000"/>
           <w:kern w:val="0"/>
           <w:lang w:eastAsia="es-PE"/>
-          <ns2:ligatures ns2:val="none"/>
+          <w14:ligatures w14:val="none"/>
         </w:rPr>
         <w:t>.</w:t>
       </w:r>
     </w:p>
-    <w:p ns2:paraId="152F0D80" ns2:textId="77777777">
-      <w:pPr>
-        <w:spacing w:after="0" w:line="240" w:lineRule="auto"/>
-        <w:jc w:val="both"/>
-        <w:rPr>
-          <w:rFonts w:ascii="Arial Narrow" w:eastAsia="Arial Narrow" w:hAnsi="Arial Narrow" w:cs="Arial Narrow"/>
-          <w:kern w:val="0"/>
-          <ns2:ligatures ns2:val="none"/>
-        </w:rPr>
-      </w:pPr>
-    </w:p>
-    <w:p ns2:paraId="308F08C6" ns2:textId="5658FE26">
+    <w:p>
+      <w:pPr>
+        <w:spacing w:after="0" w:line="240" w:lineRule="auto"/>
+        <w:jc w:val="both"/>
+        <w:rPr>
+          <w:rFonts w:ascii="Arial Narrow" w:eastAsia="Arial Narrow" w:hAnsi="Arial Narrow" w:cs="Arial Narrow"/>
+          <w:kern w:val="0"/>
+          <w14:ligatures w14:val="none"/>
+        </w:rPr>
+      </w:pPr>
+    </w:p>
+    <w:p>
       <w:pPr>
         <w:pStyle w:val="Prrafodelista"/>
         <w:numPr>
@@ -5236,14 +5173,14 @@
         <w:rPr>
           <w:rFonts w:ascii="Arial Narrow" w:eastAsia="Arial Narrow" w:hAnsi="Arial Narrow" w:cs="Arial Narrow"/>
           <w:kern w:val="0"/>
-          <ns2:ligatures ns2:val="none"/>
-        </w:rPr>
-      </w:pPr>
-      <w:r>
-        <w:rPr>
-          <w:rFonts w:ascii="Arial Narrow" w:eastAsia="Arial Narrow" w:hAnsi="Arial Narrow" w:cs="Arial Narrow"/>
-          <w:kern w:val="0"/>
-          <ns2:ligatures ns2:val="none"/>
+          <w14:ligatures w14:val="none"/>
+        </w:rPr>
+      </w:pPr>
+      <w:r>
+        <w:rPr>
+          <w:rFonts w:ascii="Arial Narrow" w:eastAsia="Arial Narrow" w:hAnsi="Arial Narrow" w:cs="Arial Narrow"/>
+          <w:kern w:val="0"/>
+          <w14:ligatures w14:val="none"/>
         </w:rPr>
         <w:t xml:space="preserve">Asimismo, </w:t>
       </w:r>
@@ -5253,7 +5190,7 @@
           <w:color w:val="000000"/>
           <w:kern w:val="0"/>
           <w:lang w:eastAsia="es-PE"/>
-          <ns2:ligatures ns2:val="none"/>
+          <w14:ligatures w14:val="none"/>
         </w:rPr>
         <w:t xml:space="preserve">la Secretaría Técnica, en ejercicio de sus facultades, considera </w:t>
       </w:r>
@@ -5261,7 +5198,7 @@
         <w:rPr>
           <w:rFonts w:ascii="Arial Narrow" w:eastAsia="Arial Narrow" w:hAnsi="Arial Narrow" w:cs="Arial"/>
           <w:kern w:val="0"/>
-          <ns2:ligatures ns2:val="none"/>
+          <w14:ligatures w14:val="none"/>
         </w:rPr>
         <w:t xml:space="preserve">que el hecho denunciado, consistente en que </w:t>
       </w:r>
@@ -5269,7 +5206,7 @@
         <w:rPr>
           <w:rFonts w:ascii="Arial Narrow" w:eastAsia="Arial Narrow" w:hAnsi="Arial Narrow" w:cs="Arial Narrow"/>
           <w:kern w:val="0"/>
-          <ns2:ligatures ns2:val="none"/>
+          <w14:ligatures w14:val="none"/>
         </w:rPr>
         <w:t xml:space="preserve">Rímac Seguros y Reaseguros S.A. no </w:t>
       </w:r>
@@ -5277,7 +5214,7 @@
         <w:rPr>
           <w:rFonts w:ascii="Arial Narrow" w:eastAsia="Arial Narrow" w:hAnsi="Arial Narrow" w:cs="Arial Narrow"/>
           <w:kern w:val="0"/>
-          <ns2:ligatures ns2:val="none"/>
+          <w14:ligatures w14:val="none"/>
         </w:rPr>
         <w:t>habría cumplido oportunamente con entregar al denunciante el Certificado del Seguro de Desgravamen 00110178194000138341</w:t>
       </w:r>
@@ -5285,7 +5222,7 @@
         <w:rPr>
           <w:rFonts w:ascii="Arial Narrow" w:eastAsia="Arial Narrow" w:hAnsi="Arial Narrow" w:cs="Arial"/>
           <w:kern w:val="0"/>
-          <ns2:ligatures ns2:val="none"/>
+          <w14:ligatures w14:val="none"/>
         </w:rPr>
         <w:t>.</w:t>
       </w:r>
@@ -5293,7 +5230,7 @@
         <w:rPr>
           <w:rFonts w:ascii="Arial Narrow" w:eastAsia="Arial Narrow" w:hAnsi="Arial Narrow" w:cs="Arial"/>
           <w:kern w:val="0"/>
-          <ns2:ligatures ns2:val="none"/>
+          <w14:ligatures w14:val="none"/>
         </w:rPr>
         <w:t xml:space="preserve"> Por consiguiente, corresponde calificar el hecho materia de denuncia como una presunta infracción al </w:t>
       </w:r>
@@ -5301,7 +5238,7 @@
         <w:rPr>
           <w:rFonts w:ascii="Arial Narrow" w:eastAsia="Arial Narrow" w:hAnsi="Arial Narrow" w:cs="Arial"/>
           <w:kern w:val="0"/>
-          <ns2:ligatures ns2:val="none"/>
+          <w14:ligatures w14:val="none"/>
         </w:rPr>
         <w:lastRenderedPageBreak/>
         <w:t>deber de entregar a los usuarios copia de los contratos y demás documentación relacionada con dichos actos jurídicos, tipificado en el literal e) del artículo 47 del Código</w:t>
@@ -5312,7 +5249,7 @@
           <w:rFonts w:ascii="Arial Narrow" w:eastAsia="Arial Narrow" w:hAnsi="Arial Narrow" w:cs="Arial"/>
           <w:kern w:val="0"/>
           <w:vertAlign w:val="superscript"/>
-          <ns2:ligatures ns2:val="none"/>
+          <w14:ligatures w14:val="none"/>
         </w:rPr>
         <w:footnoteReference w:id="7"/>
       </w:r>
@@ -5320,22 +5257,22 @@
         <w:rPr>
           <w:rFonts w:ascii="Arial Narrow" w:eastAsia="Arial Narrow" w:hAnsi="Arial Narrow" w:cs="Arial"/>
           <w:kern w:val="0"/>
-          <ns2:ligatures ns2:val="none"/>
+          <w14:ligatures w14:val="none"/>
         </w:rPr>
         <w:t>.</w:t>
       </w:r>
     </w:p>
-    <w:p ns2:paraId="409E671B" ns2:textId="77777777">
+    <w:p>
       <w:pPr>
         <w:pStyle w:val="Prrafodelista"/>
         <w:rPr>
           <w:rFonts w:ascii="Arial Narrow" w:eastAsia="Arial Narrow" w:hAnsi="Arial Narrow" w:cs="Arial Narrow"/>
           <w:kern w:val="0"/>
-          <ns2:ligatures ns2:val="none"/>
-        </w:rPr>
-      </w:pPr>
-    </w:p>
-    <w:p ns2:paraId="108E5D4F" ns2:textId="67C972C9">
+          <w14:ligatures w14:val="none"/>
+        </w:rPr>
+      </w:pPr>
+    </w:p>
+    <w:p>
       <w:pPr>
         <w:pStyle w:val="Prrafodelista"/>
         <w:numPr>
@@ -5348,14 +5285,14 @@
         <w:rPr>
           <w:rFonts w:ascii="Arial Narrow" w:eastAsia="Arial Narrow" w:hAnsi="Arial Narrow" w:cs="Arial Narrow"/>
           <w:kern w:val="0"/>
-          <ns2:ligatures ns2:val="none"/>
-        </w:rPr>
-      </w:pPr>
-      <w:r>
-        <w:rPr>
-          <w:rFonts w:ascii="Arial Narrow" w:eastAsia="Arial Narrow" w:hAnsi="Arial Narrow" w:cs="Arial Narrow"/>
-          <w:kern w:val="0"/>
-          <ns2:ligatures ns2:val="none"/>
+          <w14:ligatures w14:val="none"/>
+        </w:rPr>
+      </w:pPr>
+      <w:r>
+        <w:rPr>
+          <w:rFonts w:ascii="Arial Narrow" w:eastAsia="Arial Narrow" w:hAnsi="Arial Narrow" w:cs="Arial Narrow"/>
+          <w:kern w:val="0"/>
+          <w14:ligatures w14:val="none"/>
         </w:rPr>
         <w:t xml:space="preserve">Asimismo, la Secretaría Técnica, en ejercicio de sus facultades, </w:t>
       </w:r>
@@ -5365,7 +5302,7 @@
           <w:color w:val="000000"/>
           <w:kern w:val="0"/>
           <w:lang w:eastAsia="es-PE"/>
-          <ns2:ligatures ns2:val="none"/>
+          <w14:ligatures w14:val="none"/>
         </w:rPr>
         <w:t>considera</w:t>
       </w:r>
@@ -5375,7 +5312,7 @@
           <w:color w:val="000000"/>
           <w:kern w:val="0"/>
           <w:lang w:eastAsia="es-PE"/>
-          <ns2:ligatures ns2:val="none"/>
+          <w14:ligatures w14:val="none"/>
         </w:rPr>
         <w:t xml:space="preserve"> </w:t>
       </w:r>
@@ -5383,7 +5320,7 @@
         <w:rPr>
           <w:rFonts w:ascii="Arial Narrow" w:eastAsia="Arial Narrow" w:hAnsi="Arial Narrow" w:cs="Arial Narrow"/>
           <w:kern w:val="0"/>
-          <ns2:ligatures ns2:val="none"/>
+          <w14:ligatures w14:val="none"/>
         </w:rPr>
         <w:t xml:space="preserve">que el hecho denunciado, consistente en que </w:t>
       </w:r>
@@ -5394,7 +5331,7 @@
           <w:kern w:val="0"/>
           <w:shd w:val="clear" w:color="auto" w:fill="FFFFFF"/>
           <w:lang w:eastAsia="es-PE"/>
-          <ns2:ligatures ns2:val="none"/>
+          <w14:ligatures w14:val="none"/>
         </w:rPr>
         <w:t>el</w:t>
       </w:r>
@@ -5405,7 +5342,7 @@
           <w:kern w:val="0"/>
           <w:shd w:val="clear" w:color="auto" w:fill="FFFFFF"/>
           <w:lang w:eastAsia="es-PE"/>
-          <ns2:ligatures ns2:val="none"/>
+          <w14:ligatures w14:val="none"/>
         </w:rPr>
         <w:t xml:space="preserve"> </w:t>
       </w:r>
@@ -5416,7 +5353,7 @@
           <w:kern w:val="0"/>
           <w:shd w:val="clear" w:color="auto" w:fill="FFFFFF"/>
           <w:lang w:eastAsia="es-PE"/>
-          <ns2:ligatures ns2:val="none"/>
+          <w14:ligatures w14:val="none"/>
         </w:rPr>
         <w:t>Banco BBVA Perú S.A. habría informado erróneamente al denunciante que no habría presentado ninguna solicitud de cobertura del Seguro de Desgravamen - Certificado 00110178194000138341, pese a tener los documentos con cargo de recepción</w:t>
       </w:r>
@@ -5424,7 +5361,7 @@
         <w:rPr>
           <w:rFonts w:ascii="Arial Narrow" w:eastAsia="Arial Narrow" w:hAnsi="Arial Narrow" w:cs="Arial Narrow"/>
           <w:kern w:val="0"/>
-          <ns2:ligatures ns2:val="none"/>
+          <w14:ligatures w14:val="none"/>
         </w:rPr>
         <w:t>. Por consiguiente, corresponde calificar el hecho materia de denuncia como una presunta infracción al deber de información, tipificado en el artículo 1, numeral 1, literal b) y al artículo 2 del Código</w:t>
       </w:r>
@@ -5437,7 +5374,7 @@
           <w:kern w:val="0"/>
           <w:vertAlign w:val="superscript"/>
           <w:lang w:eastAsia="es-PE"/>
-          <ns2:ligatures ns2:val="none"/>
+          <w14:ligatures w14:val="none"/>
         </w:rPr>
         <w:footnoteReference w:id="8"/>
       </w:r>
@@ -5448,12 +5385,12 @@
           <w:color w:val="000000"/>
           <w:kern w:val="0"/>
           <w:lang w:eastAsia="es-PE"/>
-          <ns2:ligatures ns2:val="none"/>
+          <w14:ligatures w14:val="none"/>
         </w:rPr>
         <w:t>.</w:t>
       </w:r>
     </w:p>
-    <w:p ns2:paraId="2E7770E0" ns2:textId="77777777">
+    <w:p>
       <w:pPr>
         <w:spacing w:after="0" w:line="240" w:lineRule="auto"/>
         <w:jc w:val="both"/>
@@ -5461,11 +5398,11 @@
           <w:rFonts w:ascii="Arial Narrow" w:eastAsia="Calibri" w:hAnsi="Arial Narrow" w:cs="Arial Narrow"/>
           <w:kern w:val="0"/>
           <w:lang w:eastAsia="es-PE"/>
-          <ns2:ligatures ns2:val="none"/>
-        </w:rPr>
-      </w:pPr>
-    </w:p>
-    <w:p ns2:paraId="37321452" ns2:textId="77777777">
+          <w14:ligatures w14:val="none"/>
+        </w:rPr>
+      </w:pPr>
+    </w:p>
+    <w:p>
       <w:pPr>
         <w:pStyle w:val="Prrafodelista"/>
         <w:numPr>
@@ -5479,7 +5416,7 @@
           <w:rFonts w:ascii="Arial Narrow" w:eastAsia="Calibri" w:hAnsi="Arial Narrow" w:cs="Arial Narrow"/>
           <w:kern w:val="0"/>
           <w:lang w:eastAsia="es-PE"/>
-          <ns2:ligatures ns2:val="none"/>
+          <w14:ligatures w14:val="none"/>
         </w:rPr>
       </w:pPr>
       <w:r>
@@ -5488,7 +5425,7 @@
           <w:color w:val="000000"/>
           <w:kern w:val="0"/>
           <w:lang w:eastAsia="es-PE"/>
-          <ns2:ligatures ns2:val="none"/>
+          <w14:ligatures w14:val="none"/>
         </w:rPr>
         <w:t>En tanto la denuncia reúne los requisitos establecidos por la norma citada, corresponde admitirla a trámite</w:t>
       </w:r>
@@ -5498,7 +5435,7 @@
           <w:rFonts w:ascii="Arial Narrow" w:eastAsia="Arial Narrow" w:hAnsi="Arial Narrow" w:cs="Arial Narrow"/>
           <w:kern w:val="0"/>
           <w:vertAlign w:val="superscript"/>
-          <ns2:ligatures ns2:val="none"/>
+          <w14:ligatures w14:val="none"/>
         </w:rPr>
         <w:footnoteReference w:id="9"/>
       </w:r>
@@ -5508,12 +5445,12 @@
           <w:color w:val="000000"/>
           <w:kern w:val="0"/>
           <w:lang w:eastAsia="es-PE"/>
-          <ns2:ligatures ns2:val="none"/>
+          <w14:ligatures w14:val="none"/>
         </w:rPr>
         <w:t>.</w:t>
       </w:r>
     </w:p>
-    <w:p ns2:paraId="17426A8E" ns2:textId="77777777">
+    <w:p>
       <w:pPr>
         <w:spacing w:after="0" w:line="240" w:lineRule="auto"/>
         <w:ind w:left="567"/>
@@ -5524,11 +5461,11 @@
           <w:color w:val="000000"/>
           <w:kern w:val="0"/>
           <w:lang w:eastAsia="es-PE"/>
-          <ns2:ligatures ns2:val="none"/>
-        </w:rPr>
-      </w:pPr>
-    </w:p>
-    <w:p ns2:paraId="69FE781D" ns2:textId="77777777">
+          <w14:ligatures w14:val="none"/>
+        </w:rPr>
+      </w:pPr>
+    </w:p>
+    <w:p>
       <w:pPr>
         <w:pStyle w:val="Prrafodelista"/>
         <w:numPr>
@@ -5548,35 +5485,35 @@
           <w:color w:val="000000"/>
           <w:kern w:val="0"/>
           <w:lang w:eastAsia="es-PE"/>
-          <ns2:ligatures ns2:val="none"/>
-        </w:rPr>
-      </w:pPr>
-      <w:r>
-        <w:rPr>
-          <w:rFonts w:ascii="Arial Narrow" w:eastAsia="Arial Narrow" w:hAnsi="Arial Narrow" w:cs="Arial Narrow"/>
-          <w:b/>
-          <w:color w:val="000000"/>
-          <w:kern w:val="0"/>
-          <w:lang w:eastAsia="es-PE"/>
-          <ns2:ligatures ns2:val="none"/>
+          <w14:ligatures w14:val="none"/>
+        </w:rPr>
+      </w:pPr>
+      <w:r>
+        <w:rPr>
+          <w:rFonts w:ascii="Arial Narrow" w:eastAsia="Arial Narrow" w:hAnsi="Arial Narrow" w:cs="Arial Narrow"/>
+          <w:b/>
+          <w:color w:val="000000"/>
+          <w:kern w:val="0"/>
+          <w:lang w:eastAsia="es-PE"/>
+          <w14:ligatures w14:val="none"/>
         </w:rPr>
         <w:t>REQUERIMIENTO DE INFORMACION</w:t>
       </w:r>
     </w:p>
-    <w:p ns2:paraId="6252E905" ns2:textId="77777777">
-      <w:pPr>
-        <w:spacing w:after="0" w:line="240" w:lineRule="auto"/>
-        <w:jc w:val="both"/>
-        <w:rPr>
-          <w:rFonts w:ascii="Arial Narrow" w:eastAsia="Times New Roman" w:hAnsi="Arial Narrow" w:cs="Arial"/>
-          <w:color w:val="000000"/>
-          <w:kern w:val="0"/>
-          <w:lang w:val="es-ES" w:eastAsia="es-ES"/>
-          <ns2:ligatures ns2:val="none"/>
-        </w:rPr>
-      </w:pPr>
-    </w:p>
-    <w:p ns2:paraId="21C241A8" ns2:textId="77777777">
+    <w:p>
+      <w:pPr>
+        <w:spacing w:after="0" w:line="240" w:lineRule="auto"/>
+        <w:jc w:val="both"/>
+        <w:rPr>
+          <w:rFonts w:ascii="Arial Narrow" w:eastAsia="Times New Roman" w:hAnsi="Arial Narrow" w:cs="Arial"/>
+          <w:color w:val="000000"/>
+          <w:kern w:val="0"/>
+          <w:lang w:val="es-ES" w:eastAsia="es-ES"/>
+          <w14:ligatures w14:val="none"/>
+        </w:rPr>
+      </w:pPr>
+    </w:p>
+    <w:p>
       <w:pPr>
         <w:pStyle w:val="Prrafodelista"/>
         <w:numPr>
@@ -5591,16 +5528,16 @@
           <w:color w:val="000000"/>
           <w:kern w:val="0"/>
           <w:lang w:val="es-ES" w:eastAsia="es-ES"/>
-          <ns2:ligatures ns2:val="none"/>
-        </w:rPr>
-      </w:pPr>
-      <w:r>
-        <w:rPr>
-          <w:rFonts w:ascii="Arial Narrow" w:eastAsia="Times New Roman" w:hAnsi="Arial Narrow" w:cs="Arial"/>
-          <w:color w:val="000000"/>
-          <w:kern w:val="0"/>
-          <w:lang w:val="es-ES" w:eastAsia="es-ES"/>
-          <ns2:ligatures ns2:val="none"/>
+          <w14:ligatures w14:val="none"/>
+        </w:rPr>
+      </w:pPr>
+      <w:r>
+        <w:rPr>
+          <w:rFonts w:ascii="Arial Narrow" w:eastAsia="Times New Roman" w:hAnsi="Arial Narrow" w:cs="Arial"/>
+          <w:color w:val="000000"/>
+          <w:kern w:val="0"/>
+          <w:lang w:val="es-ES" w:eastAsia="es-ES"/>
+          <w14:ligatures w14:val="none"/>
         </w:rPr>
         <w:t xml:space="preserve">A efectos de tener mayores elementos que sirvan para la resolución definitiva del presente caso, </w:t>
       </w:r>
@@ -5610,7 +5547,7 @@
           <w:color w:val="000000"/>
           <w:kern w:val="0"/>
           <w:lang w:val="es-ES" w:eastAsia="es-ES"/>
-          <ns2:ligatures ns2:val="none"/>
+          <w14:ligatures w14:val="none"/>
         </w:rPr>
         <w:t xml:space="preserve">la Secretaría Técnica, </w:t>
       </w:r>
@@ -5620,7 +5557,7 @@
           <w:color w:val="000000"/>
           <w:kern w:val="0"/>
           <w:lang w:val="es-ES" w:eastAsia="es-ES"/>
-          <ns2:ligatures ns2:val="none"/>
+          <w14:ligatures w14:val="none"/>
         </w:rPr>
         <w:t>en ejercicio de las facultades que la ley le confiere</w:t>
       </w:r>
@@ -5630,7 +5567,7 @@
           <w:color w:val="000000"/>
           <w:kern w:val="0"/>
           <w:lang w:val="es-ES" w:eastAsia="es-ES"/>
-          <ns2:ligatures ns2:val="none"/>
+          <w14:ligatures w14:val="none"/>
         </w:rPr>
         <w:t xml:space="preserve">, </w:t>
       </w:r>
@@ -5641,7 +5578,7 @@
           <w:color w:val="000000"/>
           <w:kern w:val="0"/>
           <w:lang w:val="es-ES" w:eastAsia="es-ES"/>
-          <ns2:ligatures ns2:val="none"/>
+          <w14:ligatures w14:val="none"/>
         </w:rPr>
         <w:t xml:space="preserve">conviene requerir a los proveedores denunciados </w:t>
       </w:r>
@@ -5652,7 +5589,7 @@
           <w:color w:val="000000"/>
           <w:kern w:val="0"/>
           <w:lang w:val="es-ES" w:eastAsia="es-ES"/>
-          <ns2:ligatures ns2:val="none"/>
+          <w14:ligatures w14:val="none"/>
         </w:rPr>
         <w:t>que, en un plazo no mayor de cinco (5) días hábi</w:t>
       </w:r>
@@ -5662,7 +5599,7 @@
           <w:color w:val="000000"/>
           <w:kern w:val="0"/>
           <w:lang w:val="es-ES" w:eastAsia="es-ES"/>
-          <ns2:ligatures ns2:val="none"/>
+          <w14:ligatures w14:val="none"/>
         </w:rPr>
         <w:t xml:space="preserve">les contado a partir del día siguiente de la notificación de la </w:t>
       </w:r>
@@ -5672,7 +5609,7 @@
           <w:color w:val="000000"/>
           <w:kern w:val="0"/>
           <w:lang w:val="es-ES" w:eastAsia="es-ES"/>
-          <ns2:ligatures ns2:val="none"/>
+          <w14:ligatures w14:val="none"/>
         </w:rPr>
         <w:t xml:space="preserve">presente resolución, </w:t>
       </w:r>
@@ -5683,12 +5620,12 @@
           <w:color w:val="000000"/>
           <w:kern w:val="0"/>
           <w:lang w:val="es-ES" w:eastAsia="es-ES"/>
-          <ns2:ligatures ns2:val="none"/>
+          <w14:ligatures w14:val="none"/>
         </w:rPr>
         <w:t>cumplan con lo siguiente:</w:t>
       </w:r>
     </w:p>
-    <w:p ns2:paraId="345D7F88" ns2:textId="77777777">
+    <w:p>
       <w:pPr>
         <w:pStyle w:val="Prrafodelista"/>
         <w:spacing w:after="0" w:line="240" w:lineRule="auto"/>
@@ -5699,11 +5636,11 @@
           <w:color w:val="000000"/>
           <w:kern w:val="0"/>
           <w:lang w:val="es-ES" w:eastAsia="es-ES"/>
-          <ns2:ligatures ns2:val="none"/>
-        </w:rPr>
-      </w:pPr>
-    </w:p>
-    <w:p ns2:paraId="01F25269" ns2:textId="457823B2">
+          <w14:ligatures w14:val="none"/>
+        </w:rPr>
+      </w:pPr>
+    </w:p>
+    <w:p>
       <w:pPr>
         <w:pStyle w:val="Prrafodelista"/>
         <w:spacing w:after="0" w:line="240" w:lineRule="auto"/>
@@ -5714,7 +5651,7 @@
           <w:color w:val="000000"/>
           <w:kern w:val="0"/>
           <w:lang w:val="es-ES" w:eastAsia="es-ES"/>
-          <ns2:ligatures ns2:val="none"/>
+          <w14:ligatures w14:val="none"/>
         </w:rPr>
       </w:pPr>
       <w:r>
@@ -5724,7 +5661,7 @@
           <w:kern w:val="0"/>
           <w:u w:val="single"/>
           <w:lang w:val="es-ES" w:eastAsia="es-ES"/>
-          <ns2:ligatures ns2:val="none"/>
+          <w14:ligatures w14:val="none"/>
         </w:rPr>
         <w:t xml:space="preserve">A </w:t>
       </w:r>
@@ -5735,7 +5672,7 @@
           <w:kern w:val="0"/>
           <w:u w:val="single"/>
           <w:lang w:val="es-ES" w:eastAsia="es-ES"/>
-          <ns2:ligatures ns2:val="none"/>
+          <w14:ligatures w14:val="none"/>
         </w:rPr>
         <w:t>Rímac</w:t>
       </w:r>
@@ -5745,7 +5682,7 @@
           <w:color w:val="000000"/>
           <w:kern w:val="0"/>
           <w:lang w:val="es-ES" w:eastAsia="es-ES"/>
-          <ns2:ligatures ns2:val="none"/>
+          <w14:ligatures w14:val="none"/>
         </w:rPr>
         <w:t xml:space="preserve">: </w:t>
       </w:r>
@@ -5755,7 +5692,7 @@
           <w:color w:val="000000"/>
           <w:kern w:val="0"/>
           <w:lang w:val="es-ES" w:eastAsia="es-ES"/>
-          <ns2:ligatures ns2:val="none"/>
+          <w14:ligatures w14:val="none"/>
         </w:rPr>
         <w:t>(i) entregar copia del Certificado 00110178194000138341 del Seguro de desgravamen materia de denuncia; (</w:t>
       </w:r>
@@ -5766,7 +5703,7 @@
           <w:color w:val="000000"/>
           <w:kern w:val="0"/>
           <w:lang w:val="es-ES" w:eastAsia="es-ES"/>
-          <ns2:ligatures ns2:val="none"/>
+          <w14:ligatures w14:val="none"/>
         </w:rPr>
         <w:t>ii</w:t>
       </w:r>
@@ -5777,7 +5714,7 @@
           <w:color w:val="000000"/>
           <w:kern w:val="0"/>
           <w:lang w:val="es-ES" w:eastAsia="es-ES"/>
-          <ns2:ligatures ns2:val="none"/>
+          <w14:ligatures w14:val="none"/>
         </w:rPr>
         <w:t>) presentar los medios probatorios que acrediten que la negativa de otorgamiento de cobertura del Seguro de desgravamen fue justificado; (</w:t>
       </w:r>
@@ -5788,7 +5725,7 @@
           <w:color w:val="000000"/>
           <w:kern w:val="0"/>
           <w:lang w:val="es-ES" w:eastAsia="es-ES"/>
-          <ns2:ligatures ns2:val="none"/>
+          <w14:ligatures w14:val="none"/>
         </w:rPr>
         <w:t>iii</w:t>
       </w:r>
@@ -5799,7 +5736,7 @@
           <w:color w:val="000000"/>
           <w:kern w:val="0"/>
           <w:lang w:val="es-ES" w:eastAsia="es-ES"/>
-          <ns2:ligatures ns2:val="none"/>
+          <w14:ligatures w14:val="none"/>
         </w:rPr>
         <w:t xml:space="preserve">) señalar el motivo por el </w:t>
       </w:r>
@@ -5809,7 +5746,7 @@
           <w:color w:val="000000"/>
           <w:kern w:val="0"/>
           <w:lang w:val="es-ES" w:eastAsia="es-ES"/>
-          <ns2:ligatures ns2:val="none"/>
+          <w14:ligatures w14:val="none"/>
         </w:rPr>
         <w:lastRenderedPageBreak/>
         <w:t>cual se siguió requiriendo al denunciante el dictamen emitido por COMECI, pese a que informó que no era posible atenderlo; y, (</w:t>
@@ -5821,7 +5758,7 @@
           <w:color w:val="000000"/>
           <w:kern w:val="0"/>
           <w:lang w:val="es-ES" w:eastAsia="es-ES"/>
-          <ns2:ligatures ns2:val="none"/>
+          <w14:ligatures w14:val="none"/>
         </w:rPr>
         <w:t>iv</w:t>
       </w:r>
@@ -5832,7 +5769,7 @@
           <w:color w:val="000000"/>
           <w:kern w:val="0"/>
           <w:lang w:val="es-ES" w:eastAsia="es-ES"/>
-          <ns2:ligatures ns2:val="none"/>
+          <w14:ligatures w14:val="none"/>
         </w:rPr>
         <w:t>) presentar los medios probatorios que evidencien que brindó una respuesta oportuna a las solicitudes de cobertura presentadas por el consumidor</w:t>
       </w:r>
@@ -5842,12 +5779,12 @@
           <w:color w:val="000000"/>
           <w:kern w:val="0"/>
           <w:lang w:val="es-ES" w:eastAsia="es-ES"/>
-          <ns2:ligatures ns2:val="none"/>
+          <w14:ligatures w14:val="none"/>
         </w:rPr>
         <w:t>.</w:t>
       </w:r>
     </w:p>
-    <w:p ns2:paraId="48503CFE" ns2:textId="77777777">
+    <w:p>
       <w:pPr>
         <w:pStyle w:val="Prrafodelista"/>
         <w:spacing w:after="0" w:line="240" w:lineRule="auto"/>
@@ -5859,11 +5796,11 @@
           <w:kern w:val="0"/>
           <w:u w:val="single"/>
           <w:lang w:val="es-ES" w:eastAsia="es-ES"/>
-          <ns2:ligatures ns2:val="none"/>
-        </w:rPr>
-      </w:pPr>
-    </w:p>
-    <w:p ns2:paraId="4940B49E" ns2:textId="473E6919">
+          <w14:ligatures w14:val="none"/>
+        </w:rPr>
+      </w:pPr>
+    </w:p>
+    <w:p>
       <w:pPr>
         <w:pStyle w:val="Prrafodelista"/>
         <w:spacing w:after="0" w:line="240" w:lineRule="auto"/>
@@ -5875,7 +5812,7 @@
           <w:kern w:val="0"/>
           <w:u w:val="single"/>
           <w:lang w:val="es-ES" w:eastAsia="es-ES"/>
-          <ns2:ligatures ns2:val="none"/>
+          <w14:ligatures w14:val="none"/>
         </w:rPr>
       </w:pPr>
       <w:r>
@@ -5885,7 +5822,7 @@
           <w:kern w:val="0"/>
           <w:u w:val="single"/>
           <w:lang w:val="es-ES" w:eastAsia="es-ES"/>
-          <ns2:ligatures ns2:val="none"/>
+          <w14:ligatures w14:val="none"/>
         </w:rPr>
         <w:t>A</w:t>
       </w:r>
@@ -5896,7 +5833,7 @@
           <w:kern w:val="0"/>
           <w:u w:val="single"/>
           <w:lang w:val="es-ES" w:eastAsia="es-ES"/>
-          <ns2:ligatures ns2:val="none"/>
+          <w14:ligatures w14:val="none"/>
         </w:rPr>
         <w:t>l</w:t>
       </w:r>
@@ -5907,7 +5844,7 @@
           <w:kern w:val="0"/>
           <w:u w:val="single"/>
           <w:lang w:val="es-ES" w:eastAsia="es-ES"/>
-          <ns2:ligatures ns2:val="none"/>
+          <w14:ligatures w14:val="none"/>
         </w:rPr>
         <w:t xml:space="preserve"> </w:t>
       </w:r>
@@ -5918,7 +5855,7 @@
           <w:kern w:val="0"/>
           <w:u w:val="single"/>
           <w:lang w:val="es-ES" w:eastAsia="es-ES"/>
-          <ns2:ligatures ns2:val="none"/>
+          <w14:ligatures w14:val="none"/>
         </w:rPr>
         <w:t>Banco</w:t>
       </w:r>
@@ -5928,7 +5865,7 @@
           <w:color w:val="000000"/>
           <w:kern w:val="0"/>
           <w:lang w:val="es-ES" w:eastAsia="es-ES"/>
-          <ns2:ligatures ns2:val="none"/>
+          <w14:ligatures w14:val="none"/>
         </w:rPr>
         <w:t>:</w:t>
       </w:r>
@@ -5938,7 +5875,7 @@
           <w:color w:val="000000"/>
           <w:kern w:val="0"/>
           <w:lang w:eastAsia="es-ES"/>
-          <ns2:ligatures ns2:val="none"/>
+          <w14:ligatures w14:val="none"/>
         </w:rPr>
         <w:t xml:space="preserve"> </w:t>
       </w:r>
@@ -5948,7 +5885,7 @@
           <w:color w:val="000000"/>
           <w:kern w:val="0"/>
           <w:lang w:val="es-ES" w:eastAsia="es-ES"/>
-          <ns2:ligatures ns2:val="none"/>
+          <w14:ligatures w14:val="none"/>
         </w:rPr>
         <w:t>(i) presentar una copia debidamente suscrita del Certificado del Seguro de desgravamen materia de denuncia; y, (</w:t>
       </w:r>
@@ -5959,7 +5896,7 @@
           <w:color w:val="000000"/>
           <w:kern w:val="0"/>
           <w:lang w:val="es-ES" w:eastAsia="es-ES"/>
-          <ns2:ligatures ns2:val="none"/>
+          <w14:ligatures w14:val="none"/>
         </w:rPr>
         <w:t>ii</w:t>
       </w:r>
@@ -5970,7 +5907,7 @@
           <w:color w:val="000000"/>
           <w:kern w:val="0"/>
           <w:lang w:val="es-ES" w:eastAsia="es-ES"/>
-          <ns2:ligatures ns2:val="none"/>
+          <w14:ligatures w14:val="none"/>
         </w:rPr>
         <w:t>) presentar todas las comunicaciones cursadas con la parte denunciante en virtud de los hechos materia de denuncia</w:t>
       </w:r>
@@ -5980,26 +5917,26 @@
           <w:color w:val="000000"/>
           <w:kern w:val="0"/>
           <w:lang w:val="es-ES" w:eastAsia="es-ES"/>
-          <ns2:ligatures ns2:val="none"/>
+          <w14:ligatures w14:val="none"/>
         </w:rPr>
         <w:t>.</w:t>
       </w:r>
     </w:p>
     <w:bookmarkEnd w:id="6"/>
-    <w:p ns2:paraId="525DE1CC" ns2:textId="77777777">
-      <w:pPr>
-        <w:spacing w:after="0" w:line="240" w:lineRule="auto"/>
-        <w:jc w:val="both"/>
-        <w:rPr>
-          <w:rFonts w:ascii="Arial Narrow" w:eastAsia="Times New Roman" w:hAnsi="Arial Narrow" w:cs="Arial"/>
-          <w:color w:val="000000"/>
-          <w:kern w:val="0"/>
-          <w:lang w:val="es-ES" w:eastAsia="es-ES"/>
-          <ns2:ligatures ns2:val="none"/>
-        </w:rPr>
-      </w:pPr>
-    </w:p>
-    <w:p ns2:paraId="76AC2520" ns2:textId="77777777">
+    <w:p>
+      <w:pPr>
+        <w:spacing w:after="0" w:line="240" w:lineRule="auto"/>
+        <w:jc w:val="both"/>
+        <w:rPr>
+          <w:rFonts w:ascii="Arial Narrow" w:eastAsia="Times New Roman" w:hAnsi="Arial Narrow" w:cs="Arial"/>
+          <w:color w:val="000000"/>
+          <w:kern w:val="0"/>
+          <w:lang w:val="es-ES" w:eastAsia="es-ES"/>
+          <w14:ligatures w14:val="none"/>
+        </w:rPr>
+      </w:pPr>
+    </w:p>
+    <w:p>
       <w:pPr>
         <w:pStyle w:val="Prrafodelista"/>
         <w:spacing w:after="0" w:line="240" w:lineRule="auto"/>
@@ -6010,11 +5947,11 @@
           <w:color w:val="000000"/>
           <w:kern w:val="0"/>
           <w:lang w:val="es-ES" w:eastAsia="es-ES"/>
-          <ns2:ligatures ns2:val="none"/>
-        </w:rPr>
-      </w:pPr>
-    </w:p>
-    <w:p ns2:paraId="45192A8B" ns2:textId="77777777">
+          <w14:ligatures w14:val="none"/>
+        </w:rPr>
+      </w:pPr>
+    </w:p>
+    <w:p>
       <w:pPr>
         <w:pStyle w:val="Prrafodelista"/>
         <w:numPr>
@@ -6034,36 +5971,36 @@
           <w:color w:val="000000"/>
           <w:kern w:val="0"/>
           <w:lang w:eastAsia="es-PE"/>
-          <ns2:ligatures ns2:val="none"/>
-        </w:rPr>
-      </w:pPr>
-      <w:r>
-        <w:rPr>
-          <w:rFonts w:ascii="Arial Narrow" w:eastAsia="Arial Narrow" w:hAnsi="Arial Narrow" w:cs="Arial Narrow"/>
-          <w:b/>
-          <w:color w:val="000000"/>
-          <w:kern w:val="0"/>
-          <w:lang w:eastAsia="es-PE"/>
-          <ns2:ligatures ns2:val="none"/>
+          <w14:ligatures w14:val="none"/>
+        </w:rPr>
+      </w:pPr>
+      <w:r>
+        <w:rPr>
+          <w:rFonts w:ascii="Arial Narrow" w:eastAsia="Arial Narrow" w:hAnsi="Arial Narrow" w:cs="Arial Narrow"/>
+          <w:b/>
+          <w:color w:val="000000"/>
+          <w:kern w:val="0"/>
+          <w:lang w:eastAsia="es-PE"/>
+          <w14:ligatures w14:val="none"/>
         </w:rPr>
         <w:t xml:space="preserve">RESOLUCIÓN DE LA SECRETARÍA TÉCNICA </w:t>
       </w:r>
     </w:p>
-    <w:p ns2:paraId="71820251" ns2:textId="77777777">
-      <w:pPr>
-        <w:spacing w:after="0" w:line="240" w:lineRule="auto"/>
-        <w:jc w:val="both"/>
-        <w:rPr>
-          <w:rFonts w:ascii="Arial Narrow" w:eastAsia="Arial Narrow" w:hAnsi="Arial Narrow" w:cs="Arial Narrow"/>
-          <w:b/>
-          <w:color w:val="000000"/>
-          <w:kern w:val="0"/>
-          <w:lang w:eastAsia="es-PE"/>
-          <ns2:ligatures ns2:val="none"/>
-        </w:rPr>
-      </w:pPr>
-    </w:p>
-    <w:p ns2:paraId="5E432484" ns2:textId="175111F5">
+    <w:p>
+      <w:pPr>
+        <w:spacing w:after="0" w:line="240" w:lineRule="auto"/>
+        <w:jc w:val="both"/>
+        <w:rPr>
+          <w:rFonts w:ascii="Arial Narrow" w:eastAsia="Arial Narrow" w:hAnsi="Arial Narrow" w:cs="Arial Narrow"/>
+          <w:b/>
+          <w:color w:val="000000"/>
+          <w:kern w:val="0"/>
+          <w:lang w:eastAsia="es-PE"/>
+          <w14:ligatures w14:val="none"/>
+        </w:rPr>
+      </w:pPr>
+    </w:p>
+    <w:p>
       <w:pPr>
         <w:spacing w:after="0" w:line="240" w:lineRule="auto"/>
         <w:jc w:val="both"/>
@@ -6072,17 +6009,17 @@
           <w:color w:val="000000"/>
           <w:kern w:val="0"/>
           <w:lang w:eastAsia="es-PE"/>
-          <ns2:ligatures ns2:val="none"/>
-        </w:rPr>
-      </w:pPr>
-      <w:r>
-        <w:rPr>
-          <w:rFonts w:ascii="Arial Narrow" w:eastAsia="Arial Narrow" w:hAnsi="Arial Narrow" w:cs="Arial Narrow"/>
-          <w:b/>
-          <w:color w:val="000000"/>
-          <w:kern w:val="0"/>
-          <w:lang w:eastAsia="es-PE"/>
-          <ns2:ligatures ns2:val="none"/>
+          <w14:ligatures w14:val="none"/>
+        </w:rPr>
+      </w:pPr>
+      <w:r>
+        <w:rPr>
+          <w:rFonts w:ascii="Arial Narrow" w:eastAsia="Arial Narrow" w:hAnsi="Arial Narrow" w:cs="Arial Narrow"/>
+          <w:b/>
+          <w:color w:val="000000"/>
+          <w:kern w:val="0"/>
+          <w:lang w:eastAsia="es-PE"/>
+          <w14:ligatures w14:val="none"/>
         </w:rPr>
         <w:t xml:space="preserve">PRIMERO: admitir a trámite la denuncia del 29 de setiembre de 2025, complementado mediante escrito del 10 de octubre de 2025, interpuesta por el señor [DENUNCIANTE] contra Rímac Seguros y Reaseguros S.A. y Banco BBVA Perú S.A., por lo siguiente:</w:t>
       </w:r>
@@ -6093,7 +6030,7 @@
           <w:kern w:val="0"/>
           <w:shd w:val="clear" w:color="auto" w:fill="FFFFFF"/>
           <w:lang w:eastAsia="es-PE"/>
-          <ns2:ligatures ns2:val="none"/>
+          <w14:ligatures w14:val="none"/>
         </w:rPr>
         <w:t xml:space="preserve"/>
       </w:r>
@@ -6103,7 +6040,7 @@
           <w:color w:val="000000"/>
           <w:kern w:val="0"/>
           <w:lang w:val="es-ES" w:eastAsia="es-ES"/>
-          <ns2:ligatures ns2:val="none"/>
+          <w14:ligatures w14:val="none"/>
         </w:rPr>
         <w:t xml:space="preserve"/>
       </w:r>
@@ -6113,7 +6050,7 @@
           <w:color w:val="000000"/>
           <w:kern w:val="0"/>
           <w:lang w:val="es-ES" w:eastAsia="es-ES"/>
-          <ns2:ligatures ns2:val="none"/>
+          <w14:ligatures w14:val="none"/>
         </w:rPr>
         <w:t/>
       </w:r>
@@ -6123,7 +6060,7 @@
           <w:color w:val="000000"/>
           <w:kern w:val="0"/>
           <w:lang w:val="es-ES" w:eastAsia="es-ES"/>
-          <ns2:ligatures ns2:val="none"/>
+          <w14:ligatures w14:val="none"/>
         </w:rPr>
         <w:t xml:space="preserve"/>
       </w:r>
@@ -6134,7 +6071,7 @@
           <w:kern w:val="0"/>
           <w:shd w:val="clear" w:color="auto" w:fill="FFFFFF"/>
           <w:lang w:eastAsia="es-PE"/>
-          <ns2:ligatures ns2:val="none"/>
+          <w14:ligatures w14:val="none"/>
         </w:rPr>
         <w:t xml:space="preserve"/>
       </w:r>
@@ -6145,7 +6082,7 @@
           <w:kern w:val="0"/>
           <w:shd w:val="clear" w:color="auto" w:fill="FFFFFF"/>
           <w:lang w:eastAsia="es-PE"/>
-          <ns2:ligatures ns2:val="none"/>
+          <w14:ligatures w14:val="none"/>
         </w:rPr>
         <w:t xml:space="preserve"/>
       </w:r>
@@ -6155,7 +6092,7 @@
           <w:bCs/>
           <w:spacing w:val="-3"/>
           <w:kern w:val="0"/>
-          <ns2:ligatures ns2:val="none"/>
+          <w14:ligatures w14:val="none"/>
         </w:rPr>
         <w:t xml:space="preserve"/>
       </w:r>
@@ -6166,7 +6103,7 @@
           <w:kern w:val="0"/>
           <w:shd w:val="clear" w:color="auto" w:fill="FFFFFF"/>
           <w:lang w:eastAsia="es-PE"/>
-          <ns2:ligatures ns2:val="none"/>
+          <w14:ligatures w14:val="none"/>
         </w:rPr>
         <w:t xml:space="preserve"/>
       </w:r>
@@ -6184,7 +6121,7 @@
           <w:kern w:val="0"/>
           <w:shd w:val="clear" w:color="auto" w:fill="FFFFFF"/>
           <w:lang w:eastAsia="es-PE"/>
-          <ns2:ligatures ns2:val="none"/>
+          <w14:ligatures w14:val="none"/>
         </w:rPr>
         <w:t xml:space="preserve"/>
       </w:r>
@@ -6195,12 +6132,12 @@
           <w:kern w:val="0"/>
           <w:shd w:val="clear" w:color="auto" w:fill="FFFFFF"/>
           <w:lang w:eastAsia="es-PE"/>
-          <ns2:ligatures ns2:val="none"/>
+          <w14:ligatures w14:val="none"/>
         </w:rPr>
         <w:t/>
       </w:r>
     </w:p>
-    <w:p ns2:paraId="50DCBB7C" ns2:textId="77777777">
+    <w:p>
       <w:pPr>
         <w:spacing w:after="0" w:line="240" w:lineRule="auto"/>
         <w:jc w:val="both"/>
@@ -6209,11 +6146,11 @@
           <w:color w:val="000000"/>
           <w:kern w:val="0"/>
           <w:lang w:eastAsia="es-PE"/>
-          <ns2:ligatures ns2:val="none"/>
-        </w:rPr>
-      </w:pPr>
-    </w:p>
-    <w:p ns2:paraId="6294426F" ns2:textId="25C15159">
+          <w14:ligatures w14:val="none"/>
+        </w:rPr>
+      </w:pPr>
+    </w:p>
+    <w:p>
       <w:pPr>
         <w:pStyle w:val="Prrafodelista"/>
         <w:numPr>
@@ -6232,7 +6169,7 @@
           <w:kern w:val="0"/>
           <w:shd w:val="clear" w:color="auto" w:fill="FFFFFF"/>
           <w:lang w:eastAsia="es-PE"/>
-          <ns2:ligatures ns2:val="none"/>
+          <w14:ligatures w14:val="none"/>
         </w:rPr>
       </w:pPr>
       <w:r>
@@ -6241,7 +6178,7 @@
           <w:color w:val="000000"/>
           <w:kern w:val="0"/>
           <w:lang w:eastAsia="es-PE"/>
-          <ns2:ligatures ns2:val="none"/>
+          <w14:ligatures w14:val="none"/>
         </w:rPr>
         <w:t>Presunta</w:t>
       </w:r>
@@ -6251,7 +6188,7 @@
           <w:kern w:val="0"/>
           <w:shd w:val="clear" w:color="auto" w:fill="FFFFFF"/>
           <w:lang w:eastAsia="es-PE"/>
-          <ns2:ligatures ns2:val="none"/>
+          <w14:ligatures w14:val="none"/>
         </w:rPr>
         <w:t xml:space="preserve"> infracción a los artículos 18 y 19</w:t>
       </w:r>
@@ -6260,7 +6197,7 @@
           <w:rFonts w:ascii="Arial Narrow" w:eastAsia="Calibri" w:hAnsi="Arial Narrow" w:cs="Arial Narrow"/>
           <w:kern w:val="0"/>
           <w:lang w:eastAsia="es-PE"/>
-          <ns2:ligatures ns2:val="none"/>
+          <w14:ligatures w14:val="none"/>
         </w:rPr>
         <w:t xml:space="preserve"> de </w:t>
       </w:r>
@@ -6270,12 +6207,12 @@
           <w:kern w:val="0"/>
           <w:shd w:val="clear" w:color="auto" w:fill="FFFFFF"/>
           <w:lang w:eastAsia="es-PE"/>
-          <ns2:ligatures ns2:val="none"/>
+          <w14:ligatures w14:val="none"/>
         </w:rPr>
         <w:t>la Ley 29571, Código de Protección y Defensa del Consumidor, en tanto los proveedores denunciados no habrían cumplido con brindar una respuesta oportuna a la solicitud de cobertura del Seguro de Desgravamen - Certificado 00110178194000138341 presentada por el denunciante el 21 de setiembre de 2023.</w:t>
       </w:r>
     </w:p>
-    <w:p ns2:paraId="7489B93D" ns2:textId="77777777">
+    <w:p>
       <w:pPr>
         <w:spacing w:after="0" w:line="240" w:lineRule="auto"/>
         <w:jc w:val="both"/>
@@ -6284,11 +6221,11 @@
           <w:color w:val="000000"/>
           <w:kern w:val="0"/>
           <w:lang w:eastAsia="es-PE"/>
-          <ns2:ligatures ns2:val="none"/>
-        </w:rPr>
-      </w:pPr>
-    </w:p>
-    <w:p ns2:paraId="1051879B" ns2:textId="232F8D87">
+          <w14:ligatures w14:val="none"/>
+        </w:rPr>
+      </w:pPr>
+    </w:p>
+    <w:p>
       <w:pPr>
         <w:pStyle w:val="Prrafodelista"/>
         <w:numPr>
@@ -6306,7 +6243,7 @@
           <w:rFonts w:ascii="Arial Narrow" w:eastAsia="Calibri" w:hAnsi="Arial Narrow" w:cs="Arial Narrow"/>
           <w:kern w:val="0"/>
           <w:lang w:eastAsia="es-PE"/>
-          <ns2:ligatures ns2:val="none"/>
+          <w14:ligatures w14:val="none"/>
         </w:rPr>
       </w:pPr>
       <w:r>
@@ -6315,7 +6252,7 @@
           <w:color w:val="000000"/>
           <w:kern w:val="0"/>
           <w:lang w:eastAsia="es-PE"/>
-          <ns2:ligatures ns2:val="none"/>
+          <w14:ligatures w14:val="none"/>
         </w:rPr>
         <w:t>Presunta</w:t>
       </w:r>
@@ -6325,7 +6262,7 @@
           <w:kern w:val="0"/>
           <w:shd w:val="clear" w:color="auto" w:fill="FFFFFF"/>
           <w:lang w:eastAsia="es-PE"/>
-          <ns2:ligatures ns2:val="none"/>
+          <w14:ligatures w14:val="none"/>
         </w:rPr>
         <w:t xml:space="preserve"> infracción a los artículos 18 y 19</w:t>
       </w:r>
@@ -6334,7 +6271,7 @@
           <w:rFonts w:ascii="Arial Narrow" w:eastAsia="Calibri" w:hAnsi="Arial Narrow" w:cs="Arial Narrow"/>
           <w:kern w:val="0"/>
           <w:lang w:eastAsia="es-PE"/>
-          <ns2:ligatures ns2:val="none"/>
+          <w14:ligatures w14:val="none"/>
         </w:rPr>
         <w:t xml:space="preserve"> de </w:t>
       </w:r>
@@ -6344,7 +6281,7 @@
           <w:kern w:val="0"/>
           <w:shd w:val="clear" w:color="auto" w:fill="FFFFFF"/>
           <w:lang w:eastAsia="es-PE"/>
-          <ns2:ligatures ns2:val="none"/>
+          <w14:ligatures w14:val="none"/>
         </w:rPr>
         <w:t xml:space="preserve">la Ley 29571, Código de Protección y Defensa del Consumidor, en tanto los proveedores denunciados no habrían cumplido con </w:t>
       </w:r>
@@ -6354,12 +6291,12 @@
           <w:kern w:val="0"/>
           <w:shd w:val="clear" w:color="auto" w:fill="FFFFFF"/>
           <w:lang w:eastAsia="es-PE"/>
-          <ns2:ligatures ns2:val="none"/>
+          <w14:ligatures w14:val="none"/>
         </w:rPr>
         <w:t>brindar una respuesta oportuna a la solicitud de cobertura del Seguro de Desgravamen presentada por el denunciante el 4 de octubre de 2023.</w:t>
       </w:r>
     </w:p>
-    <w:p ns2:paraId="650873DB" ns2:textId="77777777">
+    <w:p>
       <w:pPr>
         <w:spacing w:after="0" w:line="240" w:lineRule="auto"/>
         <w:jc w:val="both"/>
@@ -6368,11 +6305,11 @@
           <w:color w:val="000000"/>
           <w:kern w:val="0"/>
           <w:lang w:eastAsia="es-PE"/>
-          <ns2:ligatures ns2:val="none"/>
-        </w:rPr>
-      </w:pPr>
-    </w:p>
-    <w:p ns2:paraId="1CEABDDE" ns2:textId="4E1E736B">
+          <w14:ligatures w14:val="none"/>
+        </w:rPr>
+      </w:pPr>
+    </w:p>
+    <w:p>
       <w:pPr>
         <w:pStyle w:val="Prrafodelista"/>
         <w:numPr>
@@ -6390,7 +6327,7 @@
           <w:rFonts w:ascii="Arial Narrow" w:eastAsia="Calibri" w:hAnsi="Arial Narrow" w:cs="Arial Narrow"/>
           <w:kern w:val="0"/>
           <w:lang w:eastAsia="es-PE"/>
-          <ns2:ligatures ns2:val="none"/>
+          <w14:ligatures w14:val="none"/>
         </w:rPr>
       </w:pPr>
       <w:r>
@@ -6399,7 +6336,7 @@
           <w:color w:val="000000"/>
           <w:kern w:val="0"/>
           <w:lang w:eastAsia="es-PE"/>
-          <ns2:ligatures ns2:val="none"/>
+          <w14:ligatures w14:val="none"/>
         </w:rPr>
         <w:t>Presunta</w:t>
       </w:r>
@@ -6409,7 +6346,7 @@
           <w:kern w:val="0"/>
           <w:shd w:val="clear" w:color="auto" w:fill="FFFFFF"/>
           <w:lang w:eastAsia="es-PE"/>
-          <ns2:ligatures ns2:val="none"/>
+          <w14:ligatures w14:val="none"/>
         </w:rPr>
         <w:t xml:space="preserve"> infracción a los artículos 18 y 19</w:t>
       </w:r>
@@ -6418,7 +6355,7 @@
           <w:rFonts w:ascii="Arial Narrow" w:eastAsia="Calibri" w:hAnsi="Arial Narrow" w:cs="Arial Narrow"/>
           <w:kern w:val="0"/>
           <w:lang w:eastAsia="es-PE"/>
-          <ns2:ligatures ns2:val="none"/>
+          <w14:ligatures w14:val="none"/>
         </w:rPr>
         <w:t xml:space="preserve"> de </w:t>
       </w:r>
@@ -6428,7 +6365,7 @@
           <w:kern w:val="0"/>
           <w:shd w:val="clear" w:color="auto" w:fill="FFFFFF"/>
           <w:lang w:eastAsia="es-PE"/>
-          <ns2:ligatures ns2:val="none"/>
+          <w14:ligatures w14:val="none"/>
         </w:rPr>
         <w:t xml:space="preserve">la Ley 29571, Código de Protección y Defensa del Consumidor, en tanto los proveedores denunciados no habrían cumplido con brindar una respuesta oportuna a la solicitud </w:t>
       </w:r>
@@ -6438,12 +6375,12 @@
           <w:kern w:val="0"/>
           <w:shd w:val="clear" w:color="auto" w:fill="FFFFFF"/>
           <w:lang w:eastAsia="es-PE"/>
-          <ns2:ligatures ns2:val="none"/>
+          <w14:ligatures w14:val="none"/>
         </w:rPr>
         <w:t>de cobertura del Seguro de Desgravamen - Certificado 00110178194000138341 presentada por el denunciante el 15 de noviembre de 2023.</w:t>
       </w:r>
     </w:p>
-    <w:p ns2:paraId="6E2FF219" ns2:textId="77777777">
+    <w:p>
       <w:pPr>
         <w:pStyle w:val="Prrafodelista"/>
         <w:spacing w:after="0" w:line="240" w:lineRule="auto"/>
@@ -6453,11 +6390,11 @@
           <w:rFonts w:ascii="Arial Narrow" w:eastAsia="Calibri" w:hAnsi="Arial Narrow" w:cs="Arial Narrow"/>
           <w:kern w:val="0"/>
           <w:lang w:eastAsia="es-PE"/>
-          <ns2:ligatures ns2:val="none"/>
-        </w:rPr>
-      </w:pPr>
-    </w:p>
-    <w:p ns2:paraId="40678B63" ns2:textId="77777777">
+          <w14:ligatures w14:val="none"/>
+        </w:rPr>
+      </w:pPr>
+    </w:p>
+    <w:p>
       <w:pPr>
         <w:pStyle w:val="Prrafodelista"/>
         <w:numPr>
@@ -6475,7 +6412,7 @@
           <w:rFonts w:ascii="Arial Narrow" w:eastAsia="Calibri" w:hAnsi="Arial Narrow" w:cs="Arial Narrow"/>
           <w:kern w:val="0"/>
           <w:lang w:eastAsia="es-PE"/>
-          <ns2:ligatures ns2:val="none"/>
+          <w14:ligatures w14:val="none"/>
         </w:rPr>
       </w:pPr>
       <w:r>
@@ -6484,7 +6421,7 @@
           <w:color w:val="000000"/>
           <w:kern w:val="0"/>
           <w:lang w:eastAsia="es-PE"/>
-          <ns2:ligatures ns2:val="none"/>
+          <w14:ligatures w14:val="none"/>
         </w:rPr>
         <w:t>Presunta</w:t>
       </w:r>
@@ -6494,7 +6431,7 @@
           <w:kern w:val="0"/>
           <w:shd w:val="clear" w:color="auto" w:fill="FFFFFF"/>
           <w:lang w:eastAsia="es-PE"/>
-          <ns2:ligatures ns2:val="none"/>
+          <w14:ligatures w14:val="none"/>
         </w:rPr>
         <w:t xml:space="preserve"> infracción a los artículos 18 y 19</w:t>
       </w:r>
@@ -6503,7 +6440,7 @@
           <w:rFonts w:ascii="Arial Narrow" w:eastAsia="Calibri" w:hAnsi="Arial Narrow" w:cs="Arial Narrow"/>
           <w:kern w:val="0"/>
           <w:lang w:eastAsia="es-PE"/>
-          <ns2:ligatures ns2:val="none"/>
+          <w14:ligatures w14:val="none"/>
         </w:rPr>
         <w:t xml:space="preserve"> de </w:t>
       </w:r>
@@ -6513,12 +6450,12 @@
           <w:kern w:val="0"/>
           <w:shd w:val="clear" w:color="auto" w:fill="FFFFFF"/>
           <w:lang w:eastAsia="es-PE"/>
-          <ns2:ligatures ns2:val="none"/>
+          <w14:ligatures w14:val="none"/>
         </w:rPr>
         <w:t xml:space="preserve">la Ley 29571, Código de Protección y Defensa del Consumidor, en tanto Rímac Seguros y Reaseguros S.A. mediante carta del 4 de febrero de 2025 habría requerido documentos adicionales al denunciante para atender su solicitud de cobertura del Seguro de Desgravamen, pese haberlo dado de baja el 27 de octubre de 2023, evidenciando dilación y gastos innecesarios. </w:t>
       </w:r>
     </w:p>
-    <w:p ns2:paraId="5F5B3ACA" ns2:textId="77777777">
+    <w:p>
       <w:pPr>
         <w:pStyle w:val="Prrafodelista"/>
         <w:spacing w:after="0" w:line="240" w:lineRule="auto"/>
@@ -6528,11 +6465,11 @@
           <w:rFonts w:ascii="Arial Narrow" w:eastAsia="Calibri" w:hAnsi="Arial Narrow" w:cs="Arial Narrow"/>
           <w:kern w:val="0"/>
           <w:lang w:eastAsia="es-PE"/>
-          <ns2:ligatures ns2:val="none"/>
-        </w:rPr>
-      </w:pPr>
-    </w:p>
-    <w:p ns2:paraId="49EB51D1" ns2:textId="77777777">
+          <w14:ligatures w14:val="none"/>
+        </w:rPr>
+      </w:pPr>
+    </w:p>
+    <w:p>
       <w:pPr>
         <w:pStyle w:val="Prrafodelista"/>
         <w:numPr>
@@ -6550,7 +6487,7 @@
           <w:rFonts w:ascii="Arial Narrow" w:eastAsia="Calibri" w:hAnsi="Arial Narrow" w:cs="Arial Narrow"/>
           <w:kern w:val="0"/>
           <w:lang w:eastAsia="es-PE"/>
-          <ns2:ligatures ns2:val="none"/>
+          <w14:ligatures w14:val="none"/>
         </w:rPr>
       </w:pPr>
       <w:r>
@@ -6559,7 +6496,7 @@
           <w:color w:val="000000"/>
           <w:kern w:val="0"/>
           <w:lang w:eastAsia="es-PE"/>
-          <ns2:ligatures ns2:val="none"/>
+          <w14:ligatures w14:val="none"/>
         </w:rPr>
         <w:t>Presunta</w:t>
       </w:r>
@@ -6569,7 +6506,7 @@
           <w:kern w:val="0"/>
           <w:shd w:val="clear" w:color="auto" w:fill="FFFFFF"/>
           <w:lang w:eastAsia="es-PE"/>
-          <ns2:ligatures ns2:val="none"/>
+          <w14:ligatures w14:val="none"/>
         </w:rPr>
         <w:t xml:space="preserve"> infracción a los artículos 18 y 19</w:t>
       </w:r>
@@ -6578,7 +6515,7 @@
           <w:rFonts w:ascii="Arial Narrow" w:eastAsia="Calibri" w:hAnsi="Arial Narrow" w:cs="Arial Narrow"/>
           <w:kern w:val="0"/>
           <w:lang w:eastAsia="es-PE"/>
-          <ns2:ligatures ns2:val="none"/>
+          <w14:ligatures w14:val="none"/>
         </w:rPr>
         <w:t xml:space="preserve"> de </w:t>
       </w:r>
@@ -6588,7 +6525,7 @@
           <w:kern w:val="0"/>
           <w:shd w:val="clear" w:color="auto" w:fill="FFFFFF"/>
           <w:lang w:eastAsia="es-PE"/>
-          <ns2:ligatures ns2:val="none"/>
+          <w14:ligatures w14:val="none"/>
         </w:rPr>
         <w:t xml:space="preserve">la Ley 29571, Código de Protección y Defensa del Consumidor, en tanto Rímac Seguros y Reaseguros S.A. habría rechazado injustificadamente al denunciante la cobertura del </w:t>
       </w:r>
@@ -6598,7 +6535,7 @@
           <w:color w:val="000000"/>
           <w:kern w:val="0"/>
           <w:lang w:eastAsia="es-ES"/>
-          <ns2:ligatures ns2:val="none"/>
+          <w14:ligatures w14:val="none"/>
         </w:rPr>
         <w:t xml:space="preserve">Seguro de desgravamen – </w:t>
       </w:r>
@@ -6608,7 +6545,7 @@
           <w:kern w:val="0"/>
           <w:shd w:val="clear" w:color="auto" w:fill="FFFFFF"/>
           <w:lang w:eastAsia="es-PE"/>
-          <ns2:ligatures ns2:val="none"/>
+          <w14:ligatures w14:val="none"/>
         </w:rPr>
         <w:t xml:space="preserve">Certificado 00110178194000138341 </w:t>
       </w:r>
@@ -6618,7 +6555,7 @@
           <w:color w:val="000000"/>
           <w:kern w:val="0"/>
           <w:lang w:eastAsia="es-ES"/>
-          <ns2:ligatures ns2:val="none"/>
+          <w14:ligatures w14:val="none"/>
         </w:rPr>
         <w:t>por la invalidez que padece</w:t>
       </w:r>
@@ -6628,12 +6565,12 @@
           <w:kern w:val="0"/>
           <w:shd w:val="clear" w:color="auto" w:fill="FFFFFF"/>
           <w:lang w:eastAsia="es-PE"/>
-          <ns2:ligatures ns2:val="none"/>
+          <w14:ligatures w14:val="none"/>
         </w:rPr>
         <w:t>.</w:t>
       </w:r>
     </w:p>
-    <w:p ns2:paraId="63AE911F" ns2:textId="77777777">
+    <w:p>
       <w:pPr>
         <w:spacing w:after="0" w:line="240" w:lineRule="auto"/>
         <w:jc w:val="both"/>
@@ -6641,11 +6578,11 @@
           <w:rFonts w:ascii="Arial Narrow" w:eastAsia="Calibri" w:hAnsi="Arial Narrow" w:cs="Arial Narrow"/>
           <w:kern w:val="0"/>
           <w:lang w:eastAsia="es-PE"/>
-          <ns2:ligatures ns2:val="none"/>
-        </w:rPr>
-      </w:pPr>
-    </w:p>
-    <w:p ns2:paraId="3B023611" ns2:textId="77777777">
+          <w14:ligatures w14:val="none"/>
+        </w:rPr>
+      </w:pPr>
+    </w:p>
+    <w:p>
       <w:pPr>
         <w:pStyle w:val="Prrafodelista"/>
         <w:numPr>
@@ -6663,7 +6600,7 @@
           <w:rFonts w:ascii="Arial Narrow" w:eastAsia="Calibri" w:hAnsi="Arial Narrow" w:cs="Arial Narrow"/>
           <w:kern w:val="0"/>
           <w:lang w:eastAsia="es-PE"/>
-          <ns2:ligatures ns2:val="none"/>
+          <w14:ligatures w14:val="none"/>
         </w:rPr>
       </w:pPr>
       <w:r>
@@ -6672,7 +6609,7 @@
           <w:color w:val="000000"/>
           <w:kern w:val="0"/>
           <w:lang w:eastAsia="es-PE"/>
-          <ns2:ligatures ns2:val="none"/>
+          <w14:ligatures w14:val="none"/>
         </w:rPr>
         <w:t>Presunta</w:t>
       </w:r>
@@ -6682,7 +6619,7 @@
           <w:kern w:val="0"/>
           <w:shd w:val="clear" w:color="auto" w:fill="FFFFFF"/>
           <w:lang w:eastAsia="es-PE"/>
-          <ns2:ligatures ns2:val="none"/>
+          <w14:ligatures w14:val="none"/>
         </w:rPr>
         <w:t xml:space="preserve"> infracción a los artículos 18 y 19</w:t>
       </w:r>
@@ -6691,7 +6628,7 @@
           <w:rFonts w:ascii="Arial Narrow" w:eastAsia="Calibri" w:hAnsi="Arial Narrow" w:cs="Arial Narrow"/>
           <w:kern w:val="0"/>
           <w:lang w:eastAsia="es-PE"/>
-          <ns2:ligatures ns2:val="none"/>
+          <w14:ligatures w14:val="none"/>
         </w:rPr>
         <w:t xml:space="preserve"> de </w:t>
       </w:r>
@@ -6701,7 +6638,7 @@
           <w:kern w:val="0"/>
           <w:shd w:val="clear" w:color="auto" w:fill="FFFFFF"/>
           <w:lang w:eastAsia="es-PE"/>
-          <ns2:ligatures ns2:val="none"/>
+          <w14:ligatures w14:val="none"/>
         </w:rPr>
         <w:t xml:space="preserve">la Ley 29571, Código de Protección y Defensa del Consumidor, en tanto los proveedores denunciados habría remitido al denunciante dos (2) versiones distintas de la póliza del Seguro de Desgravamen, las cuales no </w:t>
       </w:r>
@@ -6711,12 +6648,12 @@
           <w:kern w:val="0"/>
           <w:shd w:val="clear" w:color="auto" w:fill="FFFFFF"/>
           <w:lang w:eastAsia="es-PE"/>
-          <ns2:ligatures ns2:val="none"/>
+          <w14:ligatures w14:val="none"/>
         </w:rPr>
         <w:t>corresponden a las condiciones que contrató en 2014, por lo cual no conoce las condiciones contratadas.</w:t>
       </w:r>
     </w:p>
-    <w:p ns2:paraId="5EE101EA" ns2:textId="77777777">
+    <w:p>
       <w:pPr>
         <w:spacing w:after="0" w:line="240" w:lineRule="auto"/>
         <w:jc w:val="both"/>
@@ -6724,11 +6661,11 @@
           <w:rFonts w:ascii="Arial Narrow" w:eastAsia="Calibri" w:hAnsi="Arial Narrow" w:cs="Arial Narrow"/>
           <w:kern w:val="0"/>
           <w:lang w:eastAsia="es-PE"/>
-          <ns2:ligatures ns2:val="none"/>
-        </w:rPr>
-      </w:pPr>
-    </w:p>
-    <w:p ns2:paraId="791362BE" ns2:textId="6469A7D2">
+          <w14:ligatures w14:val="none"/>
+        </w:rPr>
+      </w:pPr>
+    </w:p>
+    <w:p>
       <w:pPr>
         <w:pStyle w:val="Prrafodelista"/>
         <w:numPr>
@@ -6746,7 +6683,7 @@
           <w:rFonts w:ascii="Arial Narrow" w:eastAsia="Calibri" w:hAnsi="Arial Narrow" w:cs="Arial Narrow"/>
           <w:kern w:val="0"/>
           <w:lang w:eastAsia="es-PE"/>
-          <ns2:ligatures ns2:val="none"/>
+          <w14:ligatures w14:val="none"/>
         </w:rPr>
       </w:pPr>
       <w:r>
@@ -6755,7 +6692,7 @@
           <w:color w:val="000000"/>
           <w:kern w:val="0"/>
           <w:lang w:eastAsia="es-PE"/>
-          <ns2:ligatures ns2:val="none"/>
+          <w14:ligatures w14:val="none"/>
         </w:rPr>
         <w:t>Presunta</w:t>
       </w:r>
@@ -6765,7 +6702,7 @@
           <w:kern w:val="0"/>
           <w:shd w:val="clear" w:color="auto" w:fill="FFFFFF"/>
           <w:lang w:eastAsia="es-PE"/>
-          <ns2:ligatures ns2:val="none"/>
+          <w14:ligatures w14:val="none"/>
         </w:rPr>
         <w:t xml:space="preserve"> infracción a los artículos 18 y 19</w:t>
       </w:r>
@@ -6774,7 +6711,7 @@
           <w:rFonts w:ascii="Arial Narrow" w:eastAsia="Calibri" w:hAnsi="Arial Narrow" w:cs="Arial Narrow"/>
           <w:kern w:val="0"/>
           <w:lang w:eastAsia="es-PE"/>
-          <ns2:ligatures ns2:val="none"/>
+          <w14:ligatures w14:val="none"/>
         </w:rPr>
         <w:t xml:space="preserve"> de </w:t>
       </w:r>
@@ -6784,12 +6721,12 @@
           <w:kern w:val="0"/>
           <w:shd w:val="clear" w:color="auto" w:fill="FFFFFF"/>
           <w:lang w:eastAsia="es-PE"/>
-          <ns2:ligatures ns2:val="none"/>
+          <w14:ligatures w14:val="none"/>
         </w:rPr>
         <w:t>la Ley 29571, Código de Protección y Defensa del Consumidor, en tanto el Banco BBVA Perú S.A. habría vendido la deuda asociada al Seguro de Desgravamen que tenía el denunciante a un tercero generando cobranzas abusivas, pese a que la solicitud de cobertura del Seguro de Desgravamen se encontraba en trámite.</w:t>
       </w:r>
     </w:p>
-    <w:p ns2:paraId="77C01313" ns2:textId="77777777">
+    <w:p>
       <w:pPr>
         <w:pStyle w:val="Prrafodelista"/>
         <w:spacing w:after="0" w:line="240" w:lineRule="auto"/>
@@ -6799,11 +6736,11 @@
           <w:rFonts w:ascii="Arial Narrow" w:eastAsia="Calibri" w:hAnsi="Arial Narrow" w:cs="Arial Narrow"/>
           <w:kern w:val="0"/>
           <w:lang w:eastAsia="es-PE"/>
-          <ns2:ligatures ns2:val="none"/>
-        </w:rPr>
-      </w:pPr>
-    </w:p>
-    <w:p ns2:paraId="29B4ECBC" ns2:textId="72628653">
+          <w14:ligatures w14:val="none"/>
+        </w:rPr>
+      </w:pPr>
+    </w:p>
+    <w:p>
       <w:pPr>
         <w:pStyle w:val="Prrafodelista"/>
         <w:numPr>
@@ -6821,7 +6758,7 @@
           <w:rFonts w:ascii="Arial Narrow" w:eastAsia="Calibri" w:hAnsi="Arial Narrow" w:cs="Arial Narrow"/>
           <w:kern w:val="0"/>
           <w:lang w:eastAsia="es-PE"/>
-          <ns2:ligatures ns2:val="none"/>
+          <w14:ligatures w14:val="none"/>
         </w:rPr>
       </w:pPr>
       <w:r>
@@ -6830,7 +6767,7 @@
           <w:color w:val="000000"/>
           <w:kern w:val="0"/>
           <w:lang w:eastAsia="es-PE"/>
-          <ns2:ligatures ns2:val="none"/>
+          <w14:ligatures w14:val="none"/>
         </w:rPr>
         <w:lastRenderedPageBreak/>
         <w:t>Presunta</w:t>
@@ -6841,7 +6778,7 @@
           <w:kern w:val="0"/>
           <w:shd w:val="clear" w:color="auto" w:fill="FFFFFF"/>
           <w:lang w:eastAsia="es-PE"/>
-          <ns2:ligatures ns2:val="none"/>
+          <w14:ligatures w14:val="none"/>
         </w:rPr>
         <w:t xml:space="preserve"> infracción a los artículos 18 y 19</w:t>
       </w:r>
@@ -6850,7 +6787,7 @@
           <w:rFonts w:ascii="Arial Narrow" w:eastAsia="Calibri" w:hAnsi="Arial Narrow" w:cs="Arial Narrow"/>
           <w:kern w:val="0"/>
           <w:lang w:eastAsia="es-PE"/>
-          <ns2:ligatures ns2:val="none"/>
+          <w14:ligatures w14:val="none"/>
         </w:rPr>
         <w:t xml:space="preserve"> de </w:t>
       </w:r>
@@ -6860,7 +6797,7 @@
           <w:kern w:val="0"/>
           <w:shd w:val="clear" w:color="auto" w:fill="FFFFFF"/>
           <w:lang w:eastAsia="es-PE"/>
-          <ns2:ligatures ns2:val="none"/>
+          <w14:ligatures w14:val="none"/>
         </w:rPr>
         <w:t>la Ley 29571, Código de Protección y Defensa del Consumidor, en tanto los proveedores denunciados no habría</w:t>
       </w:r>
@@ -6870,7 +6807,7 @@
           <w:kern w:val="0"/>
           <w:shd w:val="clear" w:color="auto" w:fill="FFFFFF"/>
           <w:lang w:eastAsia="es-PE"/>
-          <ns2:ligatures ns2:val="none"/>
+          <w14:ligatures w14:val="none"/>
         </w:rPr>
         <w:t>n</w:t>
       </w:r>
@@ -6880,12 +6817,12 @@
           <w:kern w:val="0"/>
           <w:shd w:val="clear" w:color="auto" w:fill="FFFFFF"/>
           <w:lang w:eastAsia="es-PE"/>
-          <ns2:ligatures ns2:val="none"/>
+          <w14:ligatures w14:val="none"/>
         </w:rPr>
         <w:t xml:space="preserve"> cumplido con entregar el certificado del Seguro de Desgravamen contratado por el denunciante en 2014, pese a su solicitud.</w:t>
       </w:r>
     </w:p>
-    <w:p ns2:paraId="66891A73" ns2:textId="77777777">
+    <w:p>
       <w:pPr>
         <w:pStyle w:val="Prrafodelista"/>
         <w:spacing w:after="0" w:line="240" w:lineRule="auto"/>
@@ -6895,11 +6832,11 @@
           <w:rFonts w:ascii="Arial Narrow" w:eastAsia="Calibri" w:hAnsi="Arial Narrow" w:cs="Arial Narrow"/>
           <w:kern w:val="0"/>
           <w:lang w:eastAsia="es-PE"/>
-          <ns2:ligatures ns2:val="none"/>
-        </w:rPr>
-      </w:pPr>
-    </w:p>
-    <w:p ns2:paraId="7B4B47B3" ns2:textId="717A3BCA">
+          <w14:ligatures w14:val="none"/>
+        </w:rPr>
+      </w:pPr>
+    </w:p>
+    <w:p>
       <w:pPr>
         <w:pStyle w:val="Prrafodelista"/>
         <w:numPr>
@@ -6917,7 +6854,7 @@
           <w:rFonts w:ascii="Arial Narrow" w:eastAsia="Calibri" w:hAnsi="Arial Narrow" w:cs="Arial Narrow"/>
           <w:kern w:val="0"/>
           <w:lang w:eastAsia="es-PE"/>
-          <ns2:ligatures ns2:val="none"/>
+          <w14:ligatures w14:val="none"/>
         </w:rPr>
       </w:pPr>
       <w:r>
@@ -6926,7 +6863,7 @@
           <w:color w:val="000000"/>
           <w:kern w:val="0"/>
           <w:lang w:eastAsia="es-PE"/>
-          <ns2:ligatures ns2:val="none"/>
+          <w14:ligatures w14:val="none"/>
         </w:rPr>
         <w:t>Presunta</w:t>
       </w:r>
@@ -6936,7 +6873,7 @@
           <w:kern w:val="0"/>
           <w:shd w:val="clear" w:color="auto" w:fill="FFFFFF"/>
           <w:lang w:eastAsia="es-PE"/>
-          <ns2:ligatures ns2:val="none"/>
+          <w14:ligatures w14:val="none"/>
         </w:rPr>
         <w:t xml:space="preserve"> infracción a los artículos 18 y 19</w:t>
       </w:r>
@@ -6945,7 +6882,7 @@
           <w:rFonts w:ascii="Arial Narrow" w:eastAsia="Calibri" w:hAnsi="Arial Narrow" w:cs="Arial Narrow"/>
           <w:kern w:val="0"/>
           <w:lang w:eastAsia="es-PE"/>
-          <ns2:ligatures ns2:val="none"/>
+          <w14:ligatures w14:val="none"/>
         </w:rPr>
         <w:t xml:space="preserve"> de </w:t>
       </w:r>
@@ -6955,7 +6892,7 @@
           <w:kern w:val="0"/>
           <w:shd w:val="clear" w:color="auto" w:fill="FFFFFF"/>
           <w:lang w:eastAsia="es-PE"/>
-          <ns2:ligatures ns2:val="none"/>
+          <w14:ligatures w14:val="none"/>
         </w:rPr>
         <w:t>la Ley 29571, Código de Protección y Defensa del Consumidor, en tanto</w:t>
       </w:r>
@@ -6965,7 +6902,7 @@
           <w:kern w:val="0"/>
           <w:shd w:val="clear" w:color="auto" w:fill="FFFFFF"/>
           <w:lang w:eastAsia="es-PE"/>
-          <ns2:ligatures ns2:val="none"/>
+          <w14:ligatures w14:val="none"/>
         </w:rPr>
         <w:t xml:space="preserve"> </w:t>
       </w:r>
@@ -6975,7 +6912,7 @@
           <w:kern w:val="0"/>
           <w:shd w:val="clear" w:color="auto" w:fill="FFFFFF"/>
           <w:lang w:eastAsia="es-PE"/>
-          <ns2:ligatures ns2:val="none"/>
+          <w14:ligatures w14:val="none"/>
         </w:rPr>
         <w:t xml:space="preserve">Rímac Seguros y Reaseguros S.A. habría dado de baja el Seguro de Desgravamen - Certificado 00110178194000138341 </w:t>
       </w:r>
@@ -6985,7 +6922,7 @@
           <w:kern w:val="0"/>
           <w:shd w:val="clear" w:color="auto" w:fill="FFFFFF"/>
           <w:lang w:eastAsia="es-PE"/>
-          <ns2:ligatures ns2:val="none"/>
+          <w14:ligatures w14:val="none"/>
         </w:rPr>
         <w:t xml:space="preserve">el 27 de octubre de 2023 </w:t>
       </w:r>
@@ -6995,7 +6932,7 @@
           <w:kern w:val="0"/>
           <w:shd w:val="clear" w:color="auto" w:fill="FFFFFF"/>
           <w:lang w:eastAsia="es-PE"/>
-          <ns2:ligatures ns2:val="none"/>
+          <w14:ligatures w14:val="none"/>
         </w:rPr>
         <w:t>sin previa información al denunciante y pese a que se encontraba una solicitud de cobertura en trámite</w:t>
       </w:r>
@@ -7005,12 +6942,12 @@
           <w:kern w:val="0"/>
           <w:shd w:val="clear" w:color="auto" w:fill="FFFFFF"/>
           <w:lang w:eastAsia="es-PE"/>
-          <ns2:ligatures ns2:val="none"/>
+          <w14:ligatures w14:val="none"/>
         </w:rPr>
         <w:t>.</w:t>
       </w:r>
     </w:p>
-    <w:p ns2:paraId="30DCAD7C" ns2:textId="77777777">
+    <w:p>
       <w:pPr>
         <w:spacing w:after="0" w:line="240" w:lineRule="auto"/>
         <w:jc w:val="both"/>
@@ -7018,11 +6955,11 @@
           <w:rFonts w:ascii="Arial Narrow" w:eastAsia="Calibri" w:hAnsi="Arial Narrow" w:cs="Arial Narrow"/>
           <w:kern w:val="0"/>
           <w:lang w:eastAsia="es-PE"/>
-          <ns2:ligatures ns2:val="none"/>
-        </w:rPr>
-      </w:pPr>
-    </w:p>
-    <w:p ns2:paraId="0870ABE1" ns2:textId="244A3DC7">
+          <w14:ligatures w14:val="none"/>
+        </w:rPr>
+      </w:pPr>
+    </w:p>
+    <w:p>
       <w:pPr>
         <w:pStyle w:val="Prrafodelista"/>
         <w:numPr>
@@ -7040,7 +6977,7 @@
           <w:rFonts w:ascii="Arial Narrow" w:eastAsia="Calibri" w:hAnsi="Arial Narrow" w:cs="Arial Narrow"/>
           <w:kern w:val="0"/>
           <w:lang w:eastAsia="es-PE"/>
-          <ns2:ligatures ns2:val="none"/>
+          <w14:ligatures w14:val="none"/>
         </w:rPr>
       </w:pPr>
       <w:r>
@@ -7049,7 +6986,7 @@
           <w:color w:val="000000"/>
           <w:kern w:val="0"/>
           <w:lang w:eastAsia="es-PE"/>
-          <ns2:ligatures ns2:val="none"/>
+          <w14:ligatures w14:val="none"/>
         </w:rPr>
         <w:t>Presunta</w:t>
       </w:r>
@@ -7059,7 +6996,7 @@
           <w:kern w:val="0"/>
           <w:shd w:val="clear" w:color="auto" w:fill="FFFFFF"/>
           <w:lang w:eastAsia="es-PE"/>
-          <ns2:ligatures ns2:val="none"/>
+          <w14:ligatures w14:val="none"/>
         </w:rPr>
         <w:t xml:space="preserve"> infracción a los artículos 18 y 19</w:t>
       </w:r>
@@ -7068,7 +7005,7 @@
           <w:rFonts w:ascii="Arial Narrow" w:eastAsia="Calibri" w:hAnsi="Arial Narrow" w:cs="Arial Narrow"/>
           <w:kern w:val="0"/>
           <w:lang w:eastAsia="es-PE"/>
-          <ns2:ligatures ns2:val="none"/>
+          <w14:ligatures w14:val="none"/>
         </w:rPr>
         <w:t xml:space="preserve"> de </w:t>
       </w:r>
@@ -7078,12 +7015,12 @@
           <w:kern w:val="0"/>
           <w:shd w:val="clear" w:color="auto" w:fill="FFFFFF"/>
           <w:lang w:eastAsia="es-PE"/>
-          <ns2:ligatures ns2:val="none"/>
+          <w14:ligatures w14:val="none"/>
         </w:rPr>
         <w:t>la Ley 29571, Código de Protección y Defensa del Consumidor, en tanto Rímac Seguros y Reaseguros S.A. habría exigido que el denunciante presente la historia clínica, pese a encontrarse facultado y autorizado para requerirlo a los centros de salud, evidenciando una carga inmisaria al consumidor.</w:t>
       </w:r>
     </w:p>
-    <w:p ns2:paraId="3F114DBA" ns2:textId="77777777">
+    <w:p>
       <w:pPr>
         <w:spacing w:after="0" w:line="240" w:lineRule="auto"/>
         <w:jc w:val="both"/>
@@ -7091,11 +7028,11 @@
           <w:rFonts w:ascii="Arial Narrow" w:eastAsia="Calibri" w:hAnsi="Arial Narrow" w:cs="Arial Narrow"/>
           <w:kern w:val="0"/>
           <w:lang w:eastAsia="es-PE"/>
-          <ns2:ligatures ns2:val="none"/>
-        </w:rPr>
-      </w:pPr>
-    </w:p>
-    <w:p ns2:paraId="57D15B34" ns2:textId="2973DBE1">
+          <w14:ligatures w14:val="none"/>
+        </w:rPr>
+      </w:pPr>
+    </w:p>
+    <w:p>
       <w:pPr>
         <w:pStyle w:val="Prrafodelista"/>
         <w:numPr>
@@ -7113,7 +7050,7 @@
           <w:rFonts w:ascii="Arial Narrow" w:eastAsia="Calibri" w:hAnsi="Arial Narrow" w:cs="Arial Narrow"/>
           <w:kern w:val="0"/>
           <w:lang w:eastAsia="es-PE"/>
-          <ns2:ligatures ns2:val="none"/>
+          <w14:ligatures w14:val="none"/>
         </w:rPr>
       </w:pPr>
       <w:r>
@@ -7122,7 +7059,7 @@
           <w:color w:val="000000"/>
           <w:kern w:val="0"/>
           <w:lang w:eastAsia="es-PE"/>
-          <ns2:ligatures ns2:val="none"/>
+          <w14:ligatures w14:val="none"/>
         </w:rPr>
         <w:t>Presunta infracción</w:t>
       </w:r>
@@ -7132,7 +7069,7 @@
           <w:color w:val="000000"/>
           <w:kern w:val="0"/>
           <w:lang w:eastAsia="es-PE"/>
-          <ns2:ligatures ns2:val="none"/>
+          <w14:ligatures w14:val="none"/>
         </w:rPr>
         <w:t xml:space="preserve"> al literal g) del artículo 56 de la Ley 29571</w:t>
       </w:r>
@@ -7142,7 +7079,7 @@
           <w:color w:val="000000"/>
           <w:kern w:val="0"/>
           <w:lang w:eastAsia="es-PE"/>
-          <ns2:ligatures ns2:val="none"/>
+          <w14:ligatures w14:val="none"/>
         </w:rPr>
         <w:t>, Código de Protección y Defensa del Consumidor</w:t>
       </w:r>
@@ -7152,7 +7089,7 @@
           <w:kern w:val="0"/>
           <w:shd w:val="clear" w:color="auto" w:fill="FFFFFF"/>
           <w:lang w:eastAsia="es-PE"/>
-          <ns2:ligatures ns2:val="none"/>
+          <w14:ligatures w14:val="none"/>
         </w:rPr>
         <w:t xml:space="preserve">, en tanto Rímac Seguros y Reaseguros S.A. habría exigido indebidamente al denunciante el </w:t>
       </w:r>
@@ -7168,7 +7105,7 @@
           <w:kern w:val="0"/>
           <w:shd w:val="clear" w:color="auto" w:fill="FFFFFF"/>
           <w:lang w:eastAsia="es-PE"/>
-          <ns2:ligatures ns2:val="none"/>
+          <w14:ligatures w14:val="none"/>
         </w:rPr>
         <w:t xml:space="preserve"> para atender su solicitud de otorgamiento de cobertura </w:t>
       </w:r>
@@ -7178,7 +7115,7 @@
           <w:color w:val="000000"/>
           <w:kern w:val="0"/>
           <w:lang w:val="es-ES" w:eastAsia="es-ES"/>
-          <ns2:ligatures ns2:val="none"/>
+          <w14:ligatures w14:val="none"/>
         </w:rPr>
         <w:t>del Seguro de Desgravamen</w:t>
       </w:r>
@@ -7188,12 +7125,12 @@
           <w:kern w:val="0"/>
           <w:shd w:val="clear" w:color="auto" w:fill="FFFFFF"/>
           <w:lang w:eastAsia="es-PE"/>
-          <ns2:ligatures ns2:val="none"/>
+          <w14:ligatures w14:val="none"/>
         </w:rPr>
         <w:t>.</w:t>
       </w:r>
     </w:p>
-    <w:p ns2:paraId="72C3AD04" ns2:textId="3749A072">
+    <w:p>
       <w:pPr>
         <w:pStyle w:val="Prrafodelista"/>
         <w:spacing w:after="0" w:line="240" w:lineRule="auto"/>
@@ -7203,11 +7140,11 @@
           <w:rFonts w:ascii="Arial Narrow" w:eastAsia="Calibri" w:hAnsi="Arial Narrow" w:cs="Arial Narrow"/>
           <w:kern w:val="0"/>
           <w:lang w:eastAsia="es-PE"/>
-          <ns2:ligatures ns2:val="none"/>
-        </w:rPr>
-      </w:pPr>
-    </w:p>
-    <w:p ns2:paraId="0280163E" ns2:textId="70DB266B">
+          <w14:ligatures w14:val="none"/>
+        </w:rPr>
+      </w:pPr>
+    </w:p>
+    <w:p>
       <w:pPr>
         <w:pStyle w:val="Prrafodelista"/>
         <w:numPr>
@@ -7225,7 +7162,7 @@
           <w:rFonts w:ascii="Arial Narrow" w:eastAsia="Calibri" w:hAnsi="Arial Narrow" w:cs="Arial Narrow"/>
           <w:kern w:val="0"/>
           <w:lang w:eastAsia="es-PE"/>
-          <ns2:ligatures ns2:val="none"/>
+          <w14:ligatures w14:val="none"/>
         </w:rPr>
       </w:pPr>
       <w:r>
@@ -7234,7 +7171,7 @@
           <w:color w:val="000000"/>
           <w:kern w:val="0"/>
           <w:lang w:eastAsia="es-PE"/>
-          <ns2:ligatures ns2:val="none"/>
+          <w14:ligatures w14:val="none"/>
         </w:rPr>
         <w:t>Presunta infracción al literal</w:t>
       </w:r>
@@ -7244,7 +7181,7 @@
           <w:color w:val="000000"/>
           <w:kern w:val="0"/>
           <w:lang w:eastAsia="es-PE"/>
-          <ns2:ligatures ns2:val="none"/>
+          <w14:ligatures w14:val="none"/>
         </w:rPr>
         <w:t xml:space="preserve"> g) del </w:t>
       </w:r>
@@ -7254,7 +7191,7 @@
           <w:color w:val="000000"/>
           <w:kern w:val="0"/>
           <w:lang w:eastAsia="es-PE"/>
-          <ns2:ligatures ns2:val="none"/>
+          <w14:ligatures w14:val="none"/>
         </w:rPr>
         <w:t>artículo 56 de la Ley 29571, Código de Protección y Defensa del Consumidor</w:t>
       </w:r>
@@ -7264,7 +7201,7 @@
           <w:kern w:val="0"/>
           <w:shd w:val="clear" w:color="auto" w:fill="FFFFFF"/>
           <w:lang w:eastAsia="es-PE"/>
-          <ns2:ligatures ns2:val="none"/>
+          <w14:ligatures w14:val="none"/>
         </w:rPr>
         <w:t xml:space="preserve">, en tanto </w:t>
       </w:r>
@@ -7274,7 +7211,7 @@
           <w:kern w:val="0"/>
           <w:shd w:val="clear" w:color="auto" w:fill="FFFFFF"/>
           <w:lang w:eastAsia="es-PE"/>
-          <ns2:ligatures ns2:val="none"/>
+          <w14:ligatures w14:val="none"/>
         </w:rPr>
         <w:t xml:space="preserve">Rímac Seguros y Reaseguros S.A. habría continuado exigiendo indebidamente al denunciante el </w:t>
       </w:r>
@@ -7290,7 +7227,7 @@
           <w:kern w:val="0"/>
           <w:shd w:val="clear" w:color="auto" w:fill="FFFFFF"/>
           <w:lang w:eastAsia="es-PE"/>
-          <ns2:ligatures ns2:val="none"/>
+          <w14:ligatures w14:val="none"/>
         </w:rPr>
         <w:t xml:space="preserve"> para atender su solicitud de otorgamiento de cobertura </w:t>
       </w:r>
@@ -7300,7 +7237,7 @@
           <w:color w:val="000000"/>
           <w:kern w:val="0"/>
           <w:lang w:val="es-ES" w:eastAsia="es-ES"/>
-          <ns2:ligatures ns2:val="none"/>
+          <w14:ligatures w14:val="none"/>
         </w:rPr>
         <w:t>del Seguro de Desgravamen</w:t>
       </w:r>
@@ -7310,7 +7247,7 @@
           <w:kern w:val="0"/>
           <w:shd w:val="clear" w:color="auto" w:fill="FFFFFF"/>
           <w:lang w:eastAsia="es-PE"/>
-          <ns2:ligatures ns2:val="none"/>
+          <w14:ligatures w14:val="none"/>
         </w:rPr>
         <w:t>, pese a que informó que no era posible de obtenerlo en su calidad de jubilado</w:t>
       </w:r>
@@ -7320,12 +7257,12 @@
           <w:kern w:val="0"/>
           <w:shd w:val="clear" w:color="auto" w:fill="FFFFFF"/>
           <w:lang w:eastAsia="es-PE"/>
-          <ns2:ligatures ns2:val="none"/>
+          <w14:ligatures w14:val="none"/>
         </w:rPr>
         <w:t>.</w:t>
       </w:r>
     </w:p>
-    <w:p ns2:paraId="5FA1AA51" ns2:textId="77777777">
+    <w:p>
       <w:pPr>
         <w:pStyle w:val="Prrafodelista"/>
         <w:spacing w:line="240" w:lineRule="auto"/>
@@ -7333,11 +7270,11 @@
           <w:rFonts w:ascii="Arial Narrow" w:eastAsia="Calibri" w:hAnsi="Arial Narrow" w:cs="Arial Narrow"/>
           <w:kern w:val="0"/>
           <w:lang w:eastAsia="es-PE"/>
-          <ns2:ligatures ns2:val="none"/>
-        </w:rPr>
-      </w:pPr>
-    </w:p>
-    <w:p ns2:paraId="580FBF6A" ns2:textId="77777777">
+          <w14:ligatures w14:val="none"/>
+        </w:rPr>
+      </w:pPr>
+    </w:p>
+    <w:p>
       <w:pPr>
         <w:pStyle w:val="Prrafodelista"/>
         <w:numPr>
@@ -7355,7 +7292,7 @@
           <w:rFonts w:ascii="Arial Narrow" w:eastAsia="Calibri" w:hAnsi="Arial Narrow" w:cs="Arial Narrow"/>
           <w:kern w:val="0"/>
           <w:lang w:eastAsia="es-PE"/>
-          <ns2:ligatures ns2:val="none"/>
+          <w14:ligatures w14:val="none"/>
         </w:rPr>
       </w:pPr>
       <w:r>
@@ -7364,7 +7301,7 @@
           <w:color w:val="000000"/>
           <w:kern w:val="0"/>
           <w:lang w:eastAsia="es-PE"/>
-          <ns2:ligatures ns2:val="none"/>
+          <w14:ligatures w14:val="none"/>
         </w:rPr>
         <w:t xml:space="preserve">Presunta infracción al </w:t>
       </w:r>
@@ -7374,7 +7311,7 @@
           <w:color w:val="000000"/>
           <w:kern w:val="0"/>
           <w:lang w:eastAsia="es-PE"/>
-          <ns2:ligatures ns2:val="none"/>
+          <w14:ligatures w14:val="none"/>
         </w:rPr>
         <w:t>literal g) del artículo 56 de la Ley 29571, Código de Protección y Defensa del Consumidor</w:t>
       </w:r>
@@ -7384,7 +7321,7 @@
           <w:kern w:val="0"/>
           <w:shd w:val="clear" w:color="auto" w:fill="FFFFFF"/>
           <w:lang w:eastAsia="es-PE"/>
-          <ns2:ligatures ns2:val="none"/>
+          <w14:ligatures w14:val="none"/>
         </w:rPr>
         <w:t xml:space="preserve">, en tanto </w:t>
       </w:r>
@@ -7394,7 +7331,7 @@
           <w:color w:val="000000"/>
           <w:kern w:val="0"/>
           <w:lang w:val="es-ES" w:eastAsia="es-ES"/>
-          <ns2:ligatures ns2:val="none"/>
+          <w14:ligatures w14:val="none"/>
         </w:rPr>
         <w:t xml:space="preserve">el Banco BBVA Perú S.A. </w:t>
       </w:r>
@@ -7402,7 +7339,7 @@
         <w:rPr>
           <w:rFonts w:ascii="Arial Narrow" w:eastAsia="Arial Narrow" w:hAnsi="Arial Narrow" w:cs="Arial Narrow"/>
           <w:kern w:val="0"/>
-          <ns2:ligatures ns2:val="none"/>
+          <w14:ligatures w14:val="none"/>
         </w:rPr>
         <w:t xml:space="preserve">le habría solicitado indebidamente al denunciante un dictamen de invalidez. como requisito para atender su solicitud de otorgamiento de cobertura del Seguro de Desgravamen - </w:t>
       </w:r>
@@ -7412,7 +7349,7 @@
           <w:kern w:val="0"/>
           <w:shd w:val="clear" w:color="auto" w:fill="FFFFFF"/>
           <w:lang w:eastAsia="es-PE"/>
-          <ns2:ligatures ns2:val="none"/>
+          <w14:ligatures w14:val="none"/>
         </w:rPr>
         <w:t>Certificado 00110178194000138341</w:t>
       </w:r>
@@ -7420,12 +7357,12 @@
         <w:rPr>
           <w:rFonts w:ascii="Arial Narrow" w:eastAsia="Arial Narrow" w:hAnsi="Arial Narrow" w:cs="Arial Narrow"/>
           <w:kern w:val="0"/>
-          <ns2:ligatures ns2:val="none"/>
+          <w14:ligatures w14:val="none"/>
         </w:rPr>
         <w:t>, pese a que dicho requisito no es posible de obtener en su calidad de jubilado.</w:t>
       </w:r>
     </w:p>
-    <w:p ns2:paraId="00C3D71C" ns2:textId="77777777">
+    <w:p>
       <w:pPr>
         <w:spacing w:after="0" w:line="240" w:lineRule="auto"/>
         <w:jc w:val="both"/>
@@ -7433,11 +7370,11 @@
           <w:rFonts w:ascii="Arial Narrow" w:eastAsia="Calibri" w:hAnsi="Arial Narrow" w:cs="Arial Narrow"/>
           <w:kern w:val="0"/>
           <w:lang w:eastAsia="es-PE"/>
-          <ns2:ligatures ns2:val="none"/>
-        </w:rPr>
-      </w:pPr>
-    </w:p>
-    <w:p ns2:paraId="6E5BF98E" ns2:textId="32F37F07">
+          <w14:ligatures w14:val="none"/>
+        </w:rPr>
+      </w:pPr>
+    </w:p>
+    <w:p>
       <w:pPr>
         <w:pStyle w:val="Prrafodelista"/>
         <w:numPr>
@@ -7455,7 +7392,7 @@
           <w:rFonts w:ascii="Arial Narrow" w:eastAsia="Calibri" w:hAnsi="Arial Narrow" w:cs="Arial Narrow"/>
           <w:kern w:val="0"/>
           <w:lang w:eastAsia="es-PE"/>
-          <ns2:ligatures ns2:val="none"/>
+          <w14:ligatures w14:val="none"/>
         </w:rPr>
       </w:pPr>
       <w:r>
@@ -7464,7 +7401,7 @@
           <w:color w:val="000000"/>
           <w:kern w:val="0"/>
           <w:lang w:eastAsia="es-PE"/>
-          <ns2:ligatures ns2:val="none"/>
+          <w14:ligatures w14:val="none"/>
         </w:rPr>
         <w:t xml:space="preserve">Presunta infracción al numeral 49.1. del artículo 49 y al </w:t>
       </w:r>
@@ -7474,7 +7411,7 @@
           <w:color w:val="000000"/>
           <w:kern w:val="0"/>
           <w:lang w:eastAsia="es-PE"/>
-          <ns2:ligatures ns2:val="none"/>
+          <w14:ligatures w14:val="none"/>
         </w:rPr>
         <w:t xml:space="preserve">literal a) del </w:t>
       </w:r>
@@ -7484,7 +7421,7 @@
           <w:color w:val="000000"/>
           <w:kern w:val="0"/>
           <w:lang w:eastAsia="es-PE"/>
-          <ns2:ligatures ns2:val="none"/>
+          <w14:ligatures w14:val="none"/>
         </w:rPr>
         <w:t>artículo 5</w:t>
       </w:r>
@@ -7494,7 +7431,7 @@
           <w:color w:val="000000"/>
           <w:kern w:val="0"/>
           <w:lang w:eastAsia="es-PE"/>
-          <ns2:ligatures ns2:val="none"/>
+          <w14:ligatures w14:val="none"/>
         </w:rPr>
         <w:t>1</w:t>
       </w:r>
@@ -7504,7 +7441,7 @@
           <w:color w:val="000000"/>
           <w:kern w:val="0"/>
           <w:lang w:eastAsia="es-PE"/>
-          <ns2:ligatures ns2:val="none"/>
+          <w14:ligatures w14:val="none"/>
         </w:rPr>
         <w:t xml:space="preserve"> </w:t>
       </w:r>
@@ -7514,7 +7451,7 @@
           <w:color w:val="000000"/>
           <w:kern w:val="0"/>
           <w:lang w:eastAsia="es-PE"/>
-          <ns2:ligatures ns2:val="none"/>
+          <w14:ligatures w14:val="none"/>
         </w:rPr>
         <w:t xml:space="preserve">de la Ley </w:t>
       </w:r>
@@ -7525,7 +7462,7 @@
           <w:color w:val="000000"/>
           <w:kern w:val="0"/>
           <w:lang w:eastAsia="es-PE"/>
-          <ns2:ligatures ns2:val="none"/>
+          <w14:ligatures w14:val="none"/>
         </w:rPr>
         <w:t/>
       </w:r>
@@ -7536,7 +7473,7 @@
           <w:color w:val="000000"/>
           <w:kern w:val="0"/>
           <w:lang w:eastAsia="es-PE"/>
-          <ns2:ligatures ns2:val="none"/>
+          <w14:ligatures w14:val="none"/>
         </w:rPr>
         <w:t xml:space="preserve"> 29571, Código de Protección y Defensa del Consumidor</w:t>
       </w:r>
@@ -7546,7 +7483,7 @@
           <w:kern w:val="0"/>
           <w:shd w:val="clear" w:color="auto" w:fill="FFFFFF"/>
           <w:lang w:eastAsia="es-PE"/>
-          <ns2:ligatures ns2:val="none"/>
+          <w14:ligatures w14:val="none"/>
         </w:rPr>
         <w:t xml:space="preserve">, en tanto Rímac Seguros y Reaseguros S.A. habría consignado una cláusula abusiva en la </w:t>
       </w:r>
@@ -7554,7 +7491,7 @@
         <w:rPr>
           <w:rFonts w:ascii="Arial Narrow" w:eastAsia="Arial Narrow" w:hAnsi="Arial Narrow" w:cs="Arial Narrow"/>
           <w:kern w:val="0"/>
-          <ns2:ligatures ns2:val="none"/>
+          <w14:ligatures w14:val="none"/>
         </w:rPr>
         <w:t xml:space="preserve">Póliza </w:t>
       </w:r>
@@ -7563,7 +7500,7 @@
         <w:rPr>
           <w:rFonts w:ascii="Arial Narrow" w:eastAsia="Arial Narrow" w:hAnsi="Arial Narrow" w:cs="Arial Narrow"/>
           <w:kern w:val="0"/>
-          <ns2:ligatures ns2:val="none"/>
+          <w14:ligatures w14:val="none"/>
         </w:rPr>
         <w:t/>
       </w:r>
@@ -7572,7 +7509,7 @@
         <w:rPr>
           <w:rFonts w:ascii="Arial Narrow" w:eastAsia="Arial Narrow" w:hAnsi="Arial Narrow" w:cs="Arial Narrow"/>
           <w:kern w:val="0"/>
-          <ns2:ligatures ns2:val="none"/>
+          <w14:ligatures w14:val="none"/>
         </w:rPr>
         <w:t xml:space="preserve"> 00010158018646900 respecto a que “</w:t>
       </w:r>
@@ -7583,7 +7520,7 @@
           <w:iCs/>
           <w:kern w:val="0"/>
           <w:lang w:eastAsia="es-PE"/>
-          <ns2:ligatures ns2:val="none"/>
+          <w14:ligatures w14:val="none"/>
         </w:rPr>
         <w:t xml:space="preserve">en el caso de invalidez total y permanente por enfermedad se considera como la fecha de configuración del siniestro, a la fecha inicio de vigencia del dictamen de Invalidez solicitado como documento en </w:t>
       </w:r>
@@ -7594,7 +7531,7 @@
           <w:iCs/>
           <w:kern w:val="0"/>
           <w:lang w:eastAsia="es-PE"/>
-          <ns2:ligatures ns2:val="none"/>
+          <w14:ligatures w14:val="none"/>
         </w:rPr>
         <w:t>caso de siniestros</w:t>
       </w:r>
@@ -7603,12 +7540,12 @@
           <w:rFonts w:ascii="Arial Narrow" w:eastAsia="Calibri" w:hAnsi="Arial Narrow" w:cs="Arial Narrow"/>
           <w:kern w:val="0"/>
           <w:lang w:eastAsia="es-PE"/>
-          <ns2:ligatures ns2:val="none"/>
+          <w14:ligatures w14:val="none"/>
         </w:rPr>
         <w:t>”.</w:t>
       </w:r>
     </w:p>
-    <w:p ns2:paraId="36CCEAE4" ns2:textId="77777777">
+    <w:p>
       <w:pPr>
         <w:pStyle w:val="Prrafodelista"/>
         <w:spacing w:after="0" w:line="240" w:lineRule="auto"/>
@@ -7618,11 +7555,11 @@
           <w:rFonts w:ascii="Arial Narrow" w:eastAsia="Calibri" w:hAnsi="Arial Narrow" w:cs="Arial Narrow"/>
           <w:kern w:val="0"/>
           <w:lang w:eastAsia="es-PE"/>
-          <ns2:ligatures ns2:val="none"/>
-        </w:rPr>
-      </w:pPr>
-    </w:p>
-    <w:p ns2:paraId="0E87824F" ns2:textId="4D291937">
+          <w14:ligatures w14:val="none"/>
+        </w:rPr>
+      </w:pPr>
+    </w:p>
+    <w:p>
       <w:pPr>
         <w:pStyle w:val="Prrafodelista"/>
         <w:numPr>
@@ -7640,7 +7577,7 @@
           <w:rFonts w:ascii="Arial Narrow" w:eastAsia="Calibri" w:hAnsi="Arial Narrow" w:cs="Arial Narrow"/>
           <w:kern w:val="0"/>
           <w:lang w:eastAsia="es-PE"/>
-          <ns2:ligatures ns2:val="none"/>
+          <w14:ligatures w14:val="none"/>
         </w:rPr>
       </w:pPr>
       <w:r>
@@ -7649,7 +7586,7 @@
           <w:color w:val="000000"/>
           <w:kern w:val="0"/>
           <w:lang w:eastAsia="es-PE"/>
-          <ns2:ligatures ns2:val="none"/>
+          <w14:ligatures w14:val="none"/>
         </w:rPr>
         <w:t xml:space="preserve">Presunta infracción al numeral 49.1. del artículo 49 y </w:t>
       </w:r>
@@ -7659,7 +7596,7 @@
           <w:color w:val="000000"/>
           <w:kern w:val="0"/>
           <w:lang w:eastAsia="es-PE"/>
-          <ns2:ligatures ns2:val="none"/>
+          <w14:ligatures w14:val="none"/>
         </w:rPr>
         <w:t xml:space="preserve">al </w:t>
       </w:r>
@@ -7669,7 +7606,7 @@
           <w:color w:val="000000"/>
           <w:kern w:val="0"/>
           <w:lang w:eastAsia="es-PE"/>
-          <ns2:ligatures ns2:val="none"/>
+          <w14:ligatures w14:val="none"/>
         </w:rPr>
         <w:t>literal h) del artículo</w:t>
       </w:r>
@@ -7679,7 +7616,7 @@
           <w:color w:val="000000"/>
           <w:kern w:val="0"/>
           <w:lang w:eastAsia="es-PE"/>
-          <ns2:ligatures ns2:val="none"/>
+          <w14:ligatures w14:val="none"/>
         </w:rPr>
         <w:t xml:space="preserve"> 5</w:t>
       </w:r>
@@ -7689,7 +7626,7 @@
           <w:color w:val="000000"/>
           <w:kern w:val="0"/>
           <w:lang w:eastAsia="es-PE"/>
-          <ns2:ligatures ns2:val="none"/>
+          <w14:ligatures w14:val="none"/>
         </w:rPr>
         <w:t>0</w:t>
       </w:r>
@@ -7699,7 +7636,7 @@
           <w:color w:val="000000"/>
           <w:kern w:val="0"/>
           <w:lang w:eastAsia="es-PE"/>
-          <ns2:ligatures ns2:val="none"/>
+          <w14:ligatures w14:val="none"/>
         </w:rPr>
         <w:t xml:space="preserve"> </w:t>
       </w:r>
@@ -7709,7 +7646,7 @@
           <w:color w:val="000000"/>
           <w:kern w:val="0"/>
           <w:lang w:eastAsia="es-PE"/>
-          <ns2:ligatures ns2:val="none"/>
+          <w14:ligatures w14:val="none"/>
         </w:rPr>
         <w:t xml:space="preserve">de la Ley </w:t>
       </w:r>
@@ -7720,7 +7657,7 @@
           <w:color w:val="000000"/>
           <w:kern w:val="0"/>
           <w:lang w:eastAsia="es-PE"/>
-          <ns2:ligatures ns2:val="none"/>
+          <w14:ligatures w14:val="none"/>
         </w:rPr>
         <w:t/>
       </w:r>
@@ -7731,7 +7668,7 @@
           <w:color w:val="000000"/>
           <w:kern w:val="0"/>
           <w:lang w:eastAsia="es-PE"/>
-          <ns2:ligatures ns2:val="none"/>
+          <w14:ligatures w14:val="none"/>
         </w:rPr>
         <w:t xml:space="preserve"> 29571, Código de Protección y Defensa del Consumidor</w:t>
       </w:r>
@@ -7741,7 +7678,7 @@
           <w:color w:val="000000"/>
           <w:kern w:val="0"/>
           <w:lang w:eastAsia="es-PE"/>
-          <ns2:ligatures ns2:val="none"/>
+          <w14:ligatures w14:val="none"/>
         </w:rPr>
         <w:t xml:space="preserve">, </w:t>
       </w:r>
@@ -7751,7 +7688,7 @@
           <w:kern w:val="0"/>
           <w:shd w:val="clear" w:color="auto" w:fill="FFFFFF"/>
           <w:lang w:eastAsia="es-PE"/>
-          <ns2:ligatures ns2:val="none"/>
+          <w14:ligatures w14:val="none"/>
         </w:rPr>
         <w:t xml:space="preserve">en tanto Rímac Seguros y Reaseguros S.A. habría consignado una cláusula abusiva en la </w:t>
       </w:r>
@@ -7759,7 +7696,7 @@
         <w:rPr>
           <w:rFonts w:ascii="Arial Narrow" w:eastAsia="Arial Narrow" w:hAnsi="Arial Narrow" w:cs="Arial Narrow"/>
           <w:kern w:val="0"/>
-          <ns2:ligatures ns2:val="none"/>
+          <w14:ligatures w14:val="none"/>
         </w:rPr>
         <w:t xml:space="preserve">Póliza </w:t>
       </w:r>
@@ -7768,7 +7705,7 @@
         <w:rPr>
           <w:rFonts w:ascii="Arial Narrow" w:eastAsia="Arial Narrow" w:hAnsi="Arial Narrow" w:cs="Arial Narrow"/>
           <w:kern w:val="0"/>
-          <ns2:ligatures ns2:val="none"/>
+          <w14:ligatures w14:val="none"/>
         </w:rPr>
         <w:t/>
       </w:r>
@@ -7777,7 +7714,7 @@
         <w:rPr>
           <w:rFonts w:ascii="Arial Narrow" w:eastAsia="Arial Narrow" w:hAnsi="Arial Narrow" w:cs="Arial Narrow"/>
           <w:kern w:val="0"/>
-          <ns2:ligatures ns2:val="none"/>
+          <w14:ligatures w14:val="none"/>
         </w:rPr>
         <w:t xml:space="preserve"> 00010158018646900 respecto a que </w:t>
       </w:r>
@@ -7787,7 +7724,7 @@
           <w:i/>
           <w:iCs/>
           <w:kern w:val="0"/>
-          <ns2:ligatures ns2:val="none"/>
+          <w14:ligatures w14:val="none"/>
         </w:rPr>
         <w:t xml:space="preserve">“el </w:t>
       </w:r>
@@ -7798,12 +7735,12 @@
           <w:iCs/>
           <w:kern w:val="0"/>
           <w:lang w:eastAsia="es-PE"/>
-          <ns2:ligatures ns2:val="none"/>
+          <w14:ligatures w14:val="none"/>
         </w:rPr>
         <w:t>asegurado brinda su consentimiento libre, previo, expreso, inequívoco e informado, para que Rímac y/o la entidad financiera, esta última en su calidad de beneficiario de la solicitud certificado de seguro y solo con la finalidad de gestionar la solicitud de cobertura, puedan solicitar a la clínica, centro médico, hospital, o cualquier otro establecimiento que preste servicios en salud, así como a los médicos tratantes, la exhibición y entrega de su historia clínica y cualquier información complementaria que se encuentre en poder de estos, a fin de solicitar o evaluar la cobertura del presente seguro".</w:t>
       </w:r>
     </w:p>
-    <w:p ns2:paraId="42E997DC" ns2:textId="77777777">
+    <w:p>
       <w:pPr>
         <w:spacing w:after="0" w:line="240" w:lineRule="auto"/>
         <w:jc w:val="both"/>
@@ -7811,11 +7748,11 @@
           <w:rFonts w:ascii="Arial Narrow" w:eastAsia="Calibri" w:hAnsi="Arial Narrow" w:cs="Arial Narrow"/>
           <w:kern w:val="0"/>
           <w:lang w:eastAsia="es-PE"/>
-          <ns2:ligatures ns2:val="none"/>
-        </w:rPr>
-      </w:pPr>
-    </w:p>
-    <w:p ns2:paraId="181D8FB4" ns2:textId="6B45084B">
+          <w14:ligatures w14:val="none"/>
+        </w:rPr>
+      </w:pPr>
+    </w:p>
+    <w:p>
       <w:pPr>
         <w:pStyle w:val="Prrafodelista"/>
         <w:numPr>
@@ -7833,14 +7770,14 @@
           <w:rFonts w:ascii="Arial Narrow" w:eastAsia="Calibri" w:hAnsi="Arial Narrow" w:cs="Arial Narrow"/>
           <w:kern w:val="0"/>
           <w:lang w:eastAsia="es-PE"/>
-          <ns2:ligatures ns2:val="none"/>
-        </w:rPr>
-      </w:pPr>
-      <w:r>
-        <w:rPr>
-          <w:rFonts w:ascii="Arial Narrow" w:eastAsia="Arial Narrow" w:hAnsi="Arial Narrow" w:cs="Arial Narrow"/>
-          <w:kern w:val="0"/>
-          <ns2:ligatures ns2:val="none"/>
+          <w14:ligatures w14:val="none"/>
+        </w:rPr>
+      </w:pPr>
+      <w:r>
+        <w:rPr>
+          <w:rFonts w:ascii="Arial Narrow" w:eastAsia="Arial Narrow" w:hAnsi="Arial Narrow" w:cs="Arial Narrow"/>
+          <w:kern w:val="0"/>
+          <w14:ligatures w14:val="none"/>
         </w:rPr>
         <w:t xml:space="preserve">Presunta </w:t>
       </w:r>
@@ -7850,7 +7787,7 @@
           <w:kern w:val="0"/>
           <w:shd w:val="clear" w:color="auto" w:fill="FFFFFF"/>
           <w:lang w:eastAsia="es-PE"/>
-          <ns2:ligatures ns2:val="none"/>
+          <w14:ligatures w14:val="none"/>
         </w:rPr>
         <w:t>infracción al literal e) del artículo 47</w:t>
       </w:r>
@@ -7861,7 +7798,7 @@
           <w:color w:val="000000"/>
           <w:kern w:val="0"/>
           <w:lang w:eastAsia="es-PE"/>
-          <ns2:ligatures ns2:val="none"/>
+          <w14:ligatures w14:val="none"/>
         </w:rPr>
         <w:t/>
       </w:r>
@@ -7871,7 +7808,7 @@
           <w:kern w:val="0"/>
           <w:shd w:val="clear" w:color="auto" w:fill="FFFFFF"/>
           <w:lang w:eastAsia="es-PE"/>
-          <ns2:ligatures ns2:val="none"/>
+          <w14:ligatures w14:val="none"/>
         </w:rPr>
         <w:t xml:space="preserve"> </w:t>
       </w:r>
@@ -7879,7 +7816,7 @@
         <w:rPr>
           <w:rFonts w:ascii="Arial Narrow" w:eastAsia="Calibri" w:hAnsi="Arial Narrow" w:cs="Arial"/>
           <w:kern w:val="0"/>
-          <ns2:ligatures ns2:val="none"/>
+          <w14:ligatures w14:val="none"/>
         </w:rPr>
         <w:t>de</w:t>
       </w:r>
@@ -7889,7 +7826,7 @@
           <w:kern w:val="0"/>
           <w:shd w:val="clear" w:color="auto" w:fill="FFFFFF"/>
           <w:lang w:eastAsia="es-PE"/>
-          <ns2:ligatures ns2:val="none"/>
+          <w14:ligatures w14:val="none"/>
         </w:rPr>
         <w:t xml:space="preserve"> la Ley 29571, Código de Protección y Defensa del Consumidor, </w:t>
       </w:r>
@@ -7900,7 +7837,7 @@
           <w:color w:val="000000"/>
           <w:kern w:val="0"/>
           <w:lang w:eastAsia="es-PE"/>
-          <ns2:ligatures ns2:val="none"/>
+          <w14:ligatures w14:val="none"/>
         </w:rPr>
         <w:t xml:space="preserve">en tanto </w:t>
       </w:r>
@@ -7910,7 +7847,7 @@
           <w:kern w:val="0"/>
           <w:shd w:val="clear" w:color="auto" w:fill="FFFFFF"/>
           <w:lang w:eastAsia="es-PE"/>
-          <ns2:ligatures ns2:val="none"/>
+          <w14:ligatures w14:val="none"/>
         </w:rPr>
         <w:t>Rímac Seguros y Reaseguros S.A. no habría cumplido oportunamente con entregar al denunciante el Certificado del Seguro de Desgravamen 00110178194000138341</w:t>
       </w:r>
@@ -7920,23 +7857,23 @@
           <w:kern w:val="0"/>
           <w:shd w:val="clear" w:color="auto" w:fill="FFFFFF"/>
           <w:lang w:eastAsia="es-PE"/>
-          <ns2:ligatures ns2:val="none"/>
+          <w14:ligatures w14:val="none"/>
         </w:rPr>
         <w:t>.</w:t>
       </w:r>
     </w:p>
-    <w:p ns2:paraId="5BF79043" ns2:textId="77777777">
+    <w:p>
       <w:pPr>
         <w:pStyle w:val="Prrafodelista"/>
         <w:rPr>
           <w:rFonts w:ascii="Arial Narrow" w:eastAsia="Calibri" w:hAnsi="Arial Narrow" w:cs="Arial Narrow"/>
           <w:kern w:val="0"/>
           <w:lang w:eastAsia="es-PE"/>
-          <ns2:ligatures ns2:val="none"/>
-        </w:rPr>
-      </w:pPr>
-    </w:p>
-    <w:p ns2:paraId="5C1991B4" ns2:textId="55EC1550">
+          <w14:ligatures w14:val="none"/>
+        </w:rPr>
+      </w:pPr>
+    </w:p>
+    <w:p>
       <w:pPr>
         <w:pStyle w:val="Prrafodelista"/>
         <w:numPr>
@@ -7954,7 +7891,7 @@
           <w:rFonts w:ascii="Arial Narrow" w:eastAsia="Calibri" w:hAnsi="Arial Narrow" w:cs="Arial Narrow"/>
           <w:kern w:val="0"/>
           <w:lang w:eastAsia="es-PE"/>
-          <ns2:ligatures ns2:val="none"/>
+          <w14:ligatures w14:val="none"/>
         </w:rPr>
       </w:pPr>
       <w:r>
@@ -7963,7 +7900,7 @@
           <w:color w:val="000000"/>
           <w:kern w:val="0"/>
           <w:lang w:eastAsia="es-PE"/>
-          <ns2:ligatures ns2:val="none"/>
+          <w14:ligatures w14:val="none"/>
         </w:rPr>
         <w:lastRenderedPageBreak/>
         <w:t>Presunta</w:t>
@@ -7974,7 +7911,7 @@
           <w:kern w:val="0"/>
           <w:shd w:val="clear" w:color="auto" w:fill="FFFFFF"/>
           <w:lang w:eastAsia="es-PE"/>
-          <ns2:ligatures ns2:val="none"/>
+          <w14:ligatures w14:val="none"/>
         </w:rPr>
         <w:t xml:space="preserve"> infracción a</w:t>
       </w:r>
@@ -7984,7 +7921,7 @@
           <w:kern w:val="0"/>
           <w:shd w:val="clear" w:color="auto" w:fill="FFFFFF"/>
           <w:lang w:eastAsia="es-PE"/>
-          <ns2:ligatures ns2:val="none"/>
+          <w14:ligatures w14:val="none"/>
         </w:rPr>
         <w:t xml:space="preserve">l </w:t>
       </w:r>
@@ -7992,7 +7929,7 @@
         <w:rPr>
           <w:rFonts w:ascii="Arial Narrow" w:eastAsia="Arial Narrow" w:hAnsi="Arial Narrow" w:cs="Arial Narrow"/>
           <w:kern w:val="0"/>
-          <ns2:ligatures ns2:val="none"/>
+          <w14:ligatures w14:val="none"/>
         </w:rPr>
         <w:t>artículo 1, numeral 1, literal b) y al artículo 2</w:t>
       </w:r>
@@ -8000,7 +7937,7 @@
         <w:rPr>
           <w:rFonts w:ascii="Arial Narrow" w:eastAsia="Arial Narrow" w:hAnsi="Arial Narrow" w:cs="Arial Narrow"/>
           <w:kern w:val="0"/>
-          <ns2:ligatures ns2:val="none"/>
+          <w14:ligatures w14:val="none"/>
         </w:rPr>
         <w:t xml:space="preserve"> </w:t>
       </w:r>
@@ -8009,7 +7946,7 @@
           <w:rFonts w:ascii="Arial Narrow" w:eastAsia="Calibri" w:hAnsi="Arial Narrow" w:cs="Arial Narrow"/>
           <w:kern w:val="0"/>
           <w:lang w:eastAsia="es-PE"/>
-          <ns2:ligatures ns2:val="none"/>
+          <w14:ligatures w14:val="none"/>
         </w:rPr>
         <w:t xml:space="preserve">de </w:t>
       </w:r>
@@ -8019,7 +7956,7 @@
           <w:kern w:val="0"/>
           <w:shd w:val="clear" w:color="auto" w:fill="FFFFFF"/>
           <w:lang w:eastAsia="es-PE"/>
-          <ns2:ligatures ns2:val="none"/>
+          <w14:ligatures w14:val="none"/>
         </w:rPr>
         <w:t xml:space="preserve">la Ley 29571, Código de Protección y Defensa del Consumidor, en tanto </w:t>
       </w:r>
@@ -8029,7 +7966,7 @@
           <w:kern w:val="0"/>
           <w:shd w:val="clear" w:color="auto" w:fill="FFFFFF"/>
           <w:lang w:eastAsia="es-PE"/>
-          <ns2:ligatures ns2:val="none"/>
+          <w14:ligatures w14:val="none"/>
         </w:rPr>
         <w:t>el Banco BBVA Perú S.A. habría informado erróneamente al denunciante que no habría presentado ninguna solicitud de cobertura del Seguro de Desgravamen - Certificado 00110178194000138341</w:t>
       </w:r>
@@ -8039,7 +7976,7 @@
           <w:color w:val="000000"/>
           <w:kern w:val="0"/>
           <w:lang w:val="es-ES" w:eastAsia="es-ES"/>
-          <ns2:ligatures ns2:val="none"/>
+          <w14:ligatures w14:val="none"/>
         </w:rPr>
         <w:t>, pese a tener los documentos con cargo de recepción</w:t>
       </w:r>
@@ -8049,12 +7986,12 @@
           <w:color w:val="000000"/>
           <w:kern w:val="0"/>
           <w:lang w:val="es-ES" w:eastAsia="es-ES"/>
-          <ns2:ligatures ns2:val="none"/>
+          <w14:ligatures w14:val="none"/>
         </w:rPr>
         <w:t xml:space="preserve">. </w:t>
       </w:r>
     </w:p>
-    <w:p ns2:paraId="16004FE1" ns2:textId="77777777">
+    <w:p>
       <w:pPr>
         <w:spacing w:after="0" w:line="240" w:lineRule="auto"/>
         <w:jc w:val="both"/>
@@ -8062,11 +7999,11 @@
           <w:rFonts w:ascii="Arial Narrow" w:eastAsia="Calibri" w:hAnsi="Arial Narrow" w:cs="Arial Narrow"/>
           <w:kern w:val="0"/>
           <w:lang w:eastAsia="es-PE"/>
-          <ns2:ligatures ns2:val="none"/>
-        </w:rPr>
-      </w:pPr>
-    </w:p>
-    <w:p ns2:paraId="634A0D61" ns2:textId="68E2766A">
+          <w14:ligatures w14:val="none"/>
+        </w:rPr>
+      </w:pPr>
+    </w:p>
+    <w:p>
       <w:pPr>
         <w:spacing w:line="240" w:lineRule="auto"/>
         <w:contextualSpacing/>
@@ -8074,17 +8011,17 @@
         <w:rPr>
           <w:rFonts w:ascii="Arial Narrow" w:eastAsia="Calibri" w:hAnsi="Arial Narrow" w:cs="Arial"/>
           <w:kern w:val="0"/>
-          <ns2:ligatures ns2:val="none"/>
-        </w:rPr>
-      </w:pPr>
-      <w:r>
-        <w:rPr>
-          <w:rFonts w:ascii="Arial Narrow" w:eastAsia="Arial Narrow" w:hAnsi="Arial Narrow" w:cs="Arial Narrow"/>
-          <w:b/>
-          <w:color w:val="000000"/>
-          <w:kern w:val="0"/>
-          <w:lang w:eastAsia="es-PE"/>
-          <ns2:ligatures ns2:val="none"/>
+          <w14:ligatures w14:val="none"/>
+        </w:rPr>
+      </w:pPr>
+      <w:r>
+        <w:rPr>
+          <w:rFonts w:ascii="Arial Narrow" w:eastAsia="Arial Narrow" w:hAnsi="Arial Narrow" w:cs="Arial Narrow"/>
+          <w:b/>
+          <w:color w:val="000000"/>
+          <w:kern w:val="0"/>
+          <w:lang w:eastAsia="es-PE"/>
+          <w14:ligatures w14:val="none"/>
         </w:rPr>
         <w:t>SEGUNDO:</w:t>
       </w:r>
@@ -8094,7 +8031,7 @@
           <w:color w:val="000000"/>
           <w:kern w:val="0"/>
           <w:lang w:eastAsia="es-PE"/>
-          <ns2:ligatures ns2:val="none"/>
+          <w14:ligatures w14:val="none"/>
         </w:rPr>
         <w:t xml:space="preserve"> tener por ofrecidos los medios probatorios presentados en el escrito de denuncia </w:t>
       </w:r>
@@ -8104,7 +8041,7 @@
           <w:color w:val="000000"/>
           <w:kern w:val="0"/>
           <w:lang w:val="es-ES" w:eastAsia="es-ES"/>
-          <ns2:ligatures ns2:val="none"/>
+          <w14:ligatures w14:val="none"/>
         </w:rPr>
         <w:t xml:space="preserve">del </w:t>
       </w:r>
@@ -8114,7 +8051,7 @@
           <w:color w:val="000000"/>
           <w:kern w:val="0"/>
           <w:lang w:val="es-ES" w:eastAsia="es-ES"/>
-          <ns2:ligatures ns2:val="none"/>
+          <w14:ligatures w14:val="none"/>
         </w:rPr>
         <w:t>29 de setiembre de 2025, complementado mediante escrito del 10 de octubre de 2025</w:t>
       </w:r>
@@ -8122,12 +8059,12 @@
         <w:rPr>
           <w:rFonts w:ascii="Arial Narrow" w:eastAsia="Calibri" w:hAnsi="Arial Narrow" w:cs="Arial"/>
           <w:kern w:val="0"/>
-          <ns2:ligatures ns2:val="none"/>
+          <w14:ligatures w14:val="none"/>
         </w:rPr>
         <w:t>.</w:t>
       </w:r>
     </w:p>
-    <w:p ns2:paraId="2AF03E3F" ns2:textId="77777777">
+    <w:p>
       <w:pPr>
         <w:spacing w:line="240" w:lineRule="auto"/>
         <w:contextualSpacing/>
@@ -8137,30 +8074,30 @@
           <w:color w:val="000000"/>
           <w:kern w:val="0"/>
           <w:lang w:eastAsia="es-PE"/>
-          <ns2:ligatures ns2:val="none"/>
-        </w:rPr>
-      </w:pPr>
-    </w:p>
-    <w:p ns2:paraId="5D90C1F7" ns2:textId="65CD6F22">
-      <w:pPr>
-        <w:spacing w:after="0" w:line="240" w:lineRule="auto"/>
-        <w:jc w:val="both"/>
-        <w:rPr>
-          <w:rFonts w:ascii="Arial Narrow" w:eastAsia="Arial Narrow" w:hAnsi="Arial Narrow" w:cs="Arial Narrow"/>
-          <w:color w:val="000000"/>
-          <w:kern w:val="0"/>
-          <w:lang w:eastAsia="es-PE"/>
-          <ns2:ligatures ns2:val="none"/>
-        </w:rPr>
-      </w:pPr>
-      <w:r>
-        <w:rPr>
-          <w:rFonts w:ascii="Arial Narrow" w:eastAsia="Arial Narrow" w:hAnsi="Arial Narrow" w:cs="Arial Narrow"/>
-          <w:b/>
-          <w:color w:val="000000"/>
-          <w:kern w:val="0"/>
-          <w:lang w:eastAsia="es-PE"/>
-          <ns2:ligatures ns2:val="none"/>
+          <w14:ligatures w14:val="none"/>
+        </w:rPr>
+      </w:pPr>
+    </w:p>
+    <w:p>
+      <w:pPr>
+        <w:spacing w:after="0" w:line="240" w:lineRule="auto"/>
+        <w:jc w:val="both"/>
+        <w:rPr>
+          <w:rFonts w:ascii="Arial Narrow" w:eastAsia="Arial Narrow" w:hAnsi="Arial Narrow" w:cs="Arial Narrow"/>
+          <w:color w:val="000000"/>
+          <w:kern w:val="0"/>
+          <w:lang w:eastAsia="es-PE"/>
+          <w14:ligatures w14:val="none"/>
+        </w:rPr>
+      </w:pPr>
+      <w:r>
+        <w:rPr>
+          <w:rFonts w:ascii="Arial Narrow" w:eastAsia="Arial Narrow" w:hAnsi="Arial Narrow" w:cs="Arial Narrow"/>
+          <w:b/>
+          <w:color w:val="000000"/>
+          <w:kern w:val="0"/>
+          <w:lang w:eastAsia="es-PE"/>
+          <w14:ligatures w14:val="none"/>
         </w:rPr>
         <w:t xml:space="preserve">TERCERO: </w:t>
       </w:r>
@@ -8170,7 +8107,7 @@
           <w:color w:val="000000"/>
           <w:kern w:val="0"/>
           <w:lang w:eastAsia="es-PE"/>
-          <ns2:ligatures ns2:val="none"/>
+          <w14:ligatures w14:val="none"/>
         </w:rPr>
         <w:t xml:space="preserve">requerir a </w:t>
       </w:r>
@@ -8201,7 +8138,7 @@
           <w:color w:val="000000"/>
           <w:kern w:val="0"/>
           <w:lang w:eastAsia="es-PE"/>
-          <ns2:ligatures ns2:val="none"/>
+          <w14:ligatures w14:val="none"/>
         </w:rPr>
         <w:t>que cumpla</w:t>
       </w:r>
@@ -8211,7 +8148,7 @@
           <w:color w:val="000000"/>
           <w:kern w:val="0"/>
           <w:lang w:eastAsia="es-PE"/>
-          <ns2:ligatures ns2:val="none"/>
+          <w14:ligatures w14:val="none"/>
         </w:rPr>
         <w:t>n</w:t>
       </w:r>
@@ -8221,12 +8158,12 @@
           <w:color w:val="000000"/>
           <w:kern w:val="0"/>
           <w:lang w:eastAsia="es-PE"/>
-          <ns2:ligatures ns2:val="none"/>
+          <w14:ligatures w14:val="none"/>
         </w:rPr>
         <w:t xml:space="preserve"> con lo siguiente:</w:t>
       </w:r>
     </w:p>
-    <w:p ns2:paraId="156DFAB9" ns2:textId="77777777">
+    <w:p>
       <w:pPr>
         <w:spacing w:after="0" w:line="240" w:lineRule="auto"/>
         <w:jc w:val="both"/>
@@ -8235,11 +8172,11 @@
           <w:color w:val="000000"/>
           <w:kern w:val="0"/>
           <w:lang w:eastAsia="es-PE"/>
-          <ns2:ligatures ns2:val="none"/>
-        </w:rPr>
-      </w:pPr>
-    </w:p>
-    <w:p ns2:paraId="37384474" ns2:textId="77777777">
+          <w14:ligatures w14:val="none"/>
+        </w:rPr>
+      </w:pPr>
+    </w:p>
+    <w:p>
       <w:pPr>
         <w:numPr>
           <w:ilvl w:val="0"/>
@@ -8253,21 +8190,21 @@
           <w:color w:val="000000"/>
           <w:kern w:val="0"/>
           <w:lang w:eastAsia="es-PE"/>
-          <ns2:ligatures ns2:val="none"/>
-        </w:rPr>
-      </w:pPr>
-      <w:r>
-        <w:rPr>
-          <w:rFonts w:ascii="Arial Narrow" w:eastAsia="Arial Narrow" w:hAnsi="Arial Narrow" w:cs="Arial Narrow"/>
-          <w:color w:val="000000"/>
-          <w:kern w:val="0"/>
-          <w:lang w:eastAsia="es-PE"/>
-          <ns2:ligatures ns2:val="none"/>
+          <w14:ligatures w14:val="none"/>
+        </w:rPr>
+      </w:pPr>
+      <w:r>
+        <w:rPr>
+          <w:rFonts w:ascii="Arial Narrow" w:eastAsia="Arial Narrow" w:hAnsi="Arial Narrow" w:cs="Arial Narrow"/>
+          <w:color w:val="000000"/>
+          <w:kern w:val="0"/>
+          <w:lang w:eastAsia="es-PE"/>
+          <w14:ligatures w14:val="none"/>
         </w:rPr>
         <w:t>presentar documentos que acrediten su inscripción en los Registros Públicos o una declaración jurada que indique que cuenta con dicha inscripción;</w:t>
       </w:r>
     </w:p>
-    <w:p ns2:paraId="04A6E74B" ns2:textId="77777777">
+    <w:p>
       <w:pPr>
         <w:numPr>
           <w:ilvl w:val="0"/>
@@ -8281,21 +8218,21 @@
           <w:color w:val="000000"/>
           <w:kern w:val="0"/>
           <w:lang w:eastAsia="es-PE"/>
-          <ns2:ligatures ns2:val="none"/>
-        </w:rPr>
-      </w:pPr>
-      <w:r>
-        <w:rPr>
-          <w:rFonts w:ascii="Arial Narrow" w:eastAsia="Arial Narrow" w:hAnsi="Arial Narrow" w:cs="Arial Narrow"/>
-          <w:color w:val="000000"/>
-          <w:kern w:val="0"/>
-          <w:lang w:eastAsia="es-PE"/>
-          <ns2:ligatures ns2:val="none"/>
+          <w14:ligatures w14:val="none"/>
+        </w:rPr>
+      </w:pPr>
+      <w:r>
+        <w:rPr>
+          <w:rFonts w:ascii="Arial Narrow" w:eastAsia="Arial Narrow" w:hAnsi="Arial Narrow" w:cs="Arial Narrow"/>
+          <w:color w:val="000000"/>
+          <w:kern w:val="0"/>
+          <w:lang w:eastAsia="es-PE"/>
+          <w14:ligatures w14:val="none"/>
         </w:rPr>
         <w:t>presentar copia simple de las facultades de representación de su representante legal en el presente procedimiento o la declaración jurada que indique que cuenta con dichas facultades y que estas se encuentran vigentes;</w:t>
       </w:r>
     </w:p>
-    <w:p ns2:paraId="1203D0DC" ns2:textId="77777777">
+    <w:p>
       <w:pPr>
         <w:numPr>
           <w:ilvl w:val="0"/>
@@ -8309,21 +8246,21 @@
           <w:color w:val="000000"/>
           <w:kern w:val="0"/>
           <w:lang w:eastAsia="es-PE"/>
-          <ns2:ligatures ns2:val="none"/>
-        </w:rPr>
-      </w:pPr>
-      <w:r>
-        <w:rPr>
-          <w:rFonts w:ascii="Arial Narrow" w:eastAsia="Arial Narrow" w:hAnsi="Arial Narrow" w:cs="Arial Narrow"/>
-          <w:color w:val="000000"/>
-          <w:kern w:val="0"/>
-          <w:lang w:eastAsia="es-PE"/>
-          <ns2:ligatures ns2:val="none"/>
+          <w14:ligatures w14:val="none"/>
+        </w:rPr>
+      </w:pPr>
+      <w:r>
+        <w:rPr>
+          <w:rFonts w:ascii="Arial Narrow" w:eastAsia="Arial Narrow" w:hAnsi="Arial Narrow" w:cs="Arial Narrow"/>
+          <w:color w:val="000000"/>
+          <w:kern w:val="0"/>
+          <w:lang w:eastAsia="es-PE"/>
+          <w14:ligatures w14:val="none"/>
         </w:rPr>
         <w:t>consignar el Número de Registro Único de Contribuyentes (RUC); y,</w:t>
       </w:r>
     </w:p>
-    <w:p ns2:paraId="37704CA2" ns2:textId="77777777">
+    <w:p>
       <w:pPr>
         <w:numPr>
           <w:ilvl w:val="0"/>
@@ -8335,16 +8272,16 @@
         <w:rPr>
           <w:rFonts w:ascii="Arial Narrow" w:eastAsia="Calibri" w:hAnsi="Arial Narrow" w:cs="Arial"/>
           <w:kern w:val="0"/>
-          <ns2:ligatures ns2:val="none"/>
-        </w:rPr>
-      </w:pPr>
-      <w:r>
-        <w:rPr>
-          <w:rFonts w:ascii="Arial Narrow" w:eastAsia="Arial Narrow" w:hAnsi="Arial Narrow" w:cs="Arial Narrow"/>
-          <w:color w:val="000000"/>
-          <w:kern w:val="0"/>
-          <w:lang w:eastAsia="es-PE"/>
-          <ns2:ligatures ns2:val="none"/>
+          <w14:ligatures w14:val="none"/>
+        </w:rPr>
+      </w:pPr>
+      <w:r>
+        <w:rPr>
+          <w:rFonts w:ascii="Arial Narrow" w:eastAsia="Arial Narrow" w:hAnsi="Arial Narrow" w:cs="Arial Narrow"/>
+          <w:color w:val="000000"/>
+          <w:kern w:val="0"/>
+          <w:lang w:eastAsia="es-PE"/>
+          <w14:ligatures w14:val="none"/>
         </w:rPr>
         <w:t>fijar domicilio procesal para el procedimiento, de conformidad con el numeral 1 del artículo 442</w:t>
       </w:r>
@@ -8354,7 +8291,7 @@
           <w:color w:val="000000"/>
           <w:kern w:val="0"/>
           <w:lang w:eastAsia="es-PE"/>
-          <ns2:ligatures ns2:val="none"/>
+          <w14:ligatures w14:val="none"/>
         </w:rPr>
         <w:t/>
       </w:r>
@@ -8364,7 +8301,7 @@
           <w:color w:val="000000"/>
           <w:kern w:val="0"/>
           <w:lang w:eastAsia="es-PE"/>
-          <ns2:ligatures ns2:val="none"/>
+          <w14:ligatures w14:val="none"/>
         </w:rPr>
         <w:t xml:space="preserve"> del Código Procesal Civil. </w:t>
       </w:r>
@@ -8372,7 +8309,7 @@
         <w:rPr>
           <w:rFonts w:ascii="Arial Narrow" w:eastAsia="Calibri" w:hAnsi="Arial Narrow" w:cs="Arial"/>
           <w:kern w:val="0"/>
-          <ns2:ligatures ns2:val="none"/>
+          <w14:ligatures w14:val="none"/>
         </w:rPr>
         <w:t>Para ello podrá señalar domicilio físico o una dirección electrónica a la que pueda remitirse las notificaciones</w:t>
       </w:r>
@@ -8381,12 +8318,12 @@
           <w:rFonts w:ascii="Arial Narrow" w:eastAsia="Arial" w:hAnsi="Arial Narrow" w:cs="Arial"/>
           <w:kern w:val="0"/>
           <w:lang w:val="es"/>
-          <ns2:ligatures ns2:val="none"/>
+          <w14:ligatures w14:val="none"/>
         </w:rPr>
         <w:t>;</w:t>
       </w:r>
     </w:p>
-    <w:p ns2:paraId="6A38ABFB" ns2:textId="77777777">
+    <w:p>
       <w:pPr>
         <w:numPr>
           <w:ilvl w:val="0"/>
@@ -8398,14 +8335,14 @@
         <w:rPr>
           <w:rFonts w:ascii="Arial Narrow" w:eastAsia="Calibri" w:hAnsi="Arial Narrow" w:cs="Arial"/>
           <w:kern w:val="0"/>
-          <ns2:ligatures ns2:val="none"/>
+          <w14:ligatures w14:val="none"/>
         </w:rPr>
       </w:pPr>
       <w:r>
         <w:rPr>
           <w:rFonts w:ascii="Arial Narrow" w:eastAsia="Calibri" w:hAnsi="Arial Narrow" w:cs="Arial"/>
           <w:kern w:val="0"/>
-          <ns2:ligatures ns2:val="none"/>
+          <w14:ligatures w14:val="none"/>
         </w:rPr>
         <w:t>en caso califique como micro empresa o pequeña empresa, presentar los documentos que acrediten su volumen de ventas o ingresos brutos percibidos el año anterior relativo a todas sus actividades económicas y el número de trabajadores con el que cuenta</w:t>
       </w:r>
@@ -8415,7 +8352,7 @@
           <w:rFonts w:ascii="Arial Narrow" w:eastAsia="Calibri" w:hAnsi="Arial Narrow" w:cs="Arial"/>
           <w:kern w:val="0"/>
           <w:vertAlign w:val="superscript"/>
-          <ns2:ligatures ns2:val="none"/>
+          <w14:ligatures w14:val="none"/>
         </w:rPr>
         <w:footnoteReference w:id="10"/>
       </w:r>
@@ -8423,7 +8360,7 @@
         <w:rPr>
           <w:rFonts w:ascii="Arial Narrow" w:eastAsia="Calibri" w:hAnsi="Arial Narrow" w:cs="Arial"/>
           <w:kern w:val="0"/>
-          <ns2:ligatures ns2:val="none"/>
+          <w14:ligatures w14:val="none"/>
         </w:rPr>
         <w:t>. Ello, a fin de que la Comisión pueda meritar dicha documentación, conforme lo establece el artículo 110</w:t>
       </w:r>
@@ -8433,7 +8370,7 @@
           <w:color w:val="000000"/>
           <w:kern w:val="0"/>
           <w:lang w:eastAsia="es-PE"/>
-          <ns2:ligatures ns2:val="none"/>
+          <w14:ligatures w14:val="none"/>
         </w:rPr>
         <w:t/>
       </w:r>
@@ -8441,7 +8378,7 @@
         <w:rPr>
           <w:rFonts w:ascii="Arial Narrow" w:eastAsia="Calibri" w:hAnsi="Arial Narrow" w:cs="Arial"/>
           <w:kern w:val="0"/>
-          <ns2:ligatures ns2:val="none"/>
+          <w14:ligatures w14:val="none"/>
         </w:rPr>
         <w:t xml:space="preserve"> del </w:t>
       </w:r>
@@ -8450,7 +8387,7 @@
           <w:rFonts w:ascii="Arial Narrow" w:eastAsia="Calibri" w:hAnsi="Arial Narrow" w:cs="Arial"/>
           <w:spacing w:val="-2"/>
           <w:kern w:val="0"/>
-          <ns2:ligatures ns2:val="none"/>
+          <w14:ligatures w14:val="none"/>
         </w:rPr>
         <w:t>Código</w:t>
       </w:r>
@@ -8461,7 +8398,7 @@
           <w:spacing w:val="-2"/>
           <w:kern w:val="0"/>
           <w:vertAlign w:val="superscript"/>
-          <ns2:ligatures ns2:val="none"/>
+          <w14:ligatures w14:val="none"/>
         </w:rPr>
         <w:footnoteReference w:id="11"/>
       </w:r>
@@ -8470,12 +8407,12 @@
           <w:rFonts w:ascii="Arial Narrow" w:eastAsia="Calibri" w:hAnsi="Arial Narrow" w:cs="Arial"/>
           <w:spacing w:val="-2"/>
           <w:kern w:val="0"/>
-          <ns2:ligatures ns2:val="none"/>
+          <w14:ligatures w14:val="none"/>
         </w:rPr>
         <w:t>.</w:t>
       </w:r>
     </w:p>
-    <w:p ns2:paraId="1B2AA0D1" ns2:textId="77777777">
+    <w:p>
       <w:pPr>
         <w:spacing w:after="0" w:line="240" w:lineRule="auto"/>
         <w:ind w:left="567"/>
@@ -8485,20 +8422,20 @@
           <w:color w:val="000000"/>
           <w:kern w:val="0"/>
           <w:lang w:eastAsia="es-PE"/>
-          <ns2:ligatures ns2:val="none"/>
-        </w:rPr>
-      </w:pPr>
-    </w:p>
-    <w:p>
-      <w:pPr>
-        <w:spacing w:after="0" w:line="240" w:lineRule="auto"/>
-        <w:jc w:val="both"/>
-        <w:rPr>
-          <w:rFonts w:ascii="Arial Narrow" w:eastAsia="Arial Narrow" w:hAnsi="Arial Narrow" w:cs="Arial Narrow"/>
-          <w:color w:val="000000"/>
-          <w:kern w:val="0"/>
-          <w:lang w:eastAsia="es-PE"/>
-          <ns2:ligatures ns2:val="none"/>
+          <w14:ligatures w14:val="none"/>
+        </w:rPr>
+      </w:pPr>
+    </w:p>
+    <w:p>
+      <w:pPr>
+        <w:spacing w:after="0" w:line="240" w:lineRule="auto"/>
+        <w:jc w:val="both"/>
+        <w:rPr>
+          <w:rFonts w:ascii="Arial Narrow" w:eastAsia="Arial Narrow" w:hAnsi="Arial Narrow" w:cs="Arial Narrow"/>
+          <w:color w:val="000000"/>
+          <w:kern w:val="0"/>
+          <w:lang w:eastAsia="es-PE"/>
+          <w14:ligatures w14:val="none"/>
         </w:rPr>
       </w:pPr>
       <w:r>
@@ -8517,42 +8454,82 @@
           <w:sz w:val="20"/>
           <w:szCs w:val="20"/>
         </w:rPr>
-        <w:t xml:space="preserve">correr traslado de la presente resolución a Rímac Seguros y Reaseguros S.A. y al Banco BBVA Perú S.A. para que, de conformidad con lo dispuesto por el artículo 26 de la Ley sobre Facultades, Normas y Organización del Indecopi, aprobada por Decreto Legislativo 807, presenten sus descargos sobre la imputación de cargos realizada en un plazo no mayor a cinco (5) días hábiles contado a partir del día siguiente de la notificación de la presente resolución, vencido el cual, el Secretario Técnico declarará en rebeldía a los denunciados que no lo hubieran presentado. Debe precisarse que de conformidad con lo establecido por el artículo 223 del Texto Único Ordenado de la Ley 27444, Ley del Procedimiento Administrativo General, las alegaciones y los hechos relevantes de la reclamación, salvo que hayan sido específicamente negadas en la contestación, se tendrán por aceptadas o merituadas como ciertas.</w:t>
-      </w:r>
-    </w:p>
-    <w:p ns2:paraId="2F1C55D7" ns2:textId="77777777">
-      <w:pPr>
-        <w:spacing w:after="0" w:line="240" w:lineRule="auto"/>
-        <w:jc w:val="both"/>
-        <w:rPr>
-          <w:rFonts w:ascii="Arial Narrow" w:eastAsia="Arial Narrow" w:hAnsi="Arial Narrow" w:cs="Arial Narrow"/>
-          <w:color w:val="000000"/>
-          <w:kern w:val="0"/>
-          <w:lang w:eastAsia="es-PE"/>
-          <ns2:ligatures ns2:val="none"/>
-        </w:rPr>
-      </w:pPr>
-    </w:p>
-    <w:p ns2:paraId="6D15F6EA" ns2:textId="62C6B857">
-      <w:pPr>
-        <w:spacing w:after="0" w:line="240" w:lineRule="auto"/>
-        <w:jc w:val="both"/>
-        <w:rPr>
-          <w:rFonts w:ascii="Arial Narrow" w:eastAsia="Times New Roman" w:hAnsi="Arial Narrow" w:cs="Arial"/>
-          <w:color w:val="000000"/>
-          <w:kern w:val="0"/>
-          <w:lang w:val="es-ES" w:eastAsia="es-ES"/>
-          <ns2:ligatures ns2:val="none"/>
-        </w:rPr>
-      </w:pPr>
-      <w:r>
-        <w:rPr>
-          <w:rFonts w:ascii="Arial Narrow" w:eastAsia="Arial Narrow" w:hAnsi="Arial Narrow" w:cs="Arial Narrow"/>
-          <w:b/>
-          <w:color w:val="000000"/>
-          <w:kern w:val="0"/>
-          <w:lang w:eastAsia="es-PE"/>
-          <ns2:ligatures ns2:val="none"/>
+        <w:t xml:space="preserve">correr traslado de la presente resolución a Rímac Seguros y Reaseguros S.A. y al Banco BBVA Perú S.A. para que, de conformidad con lo dispuesto por el artículo 26 de la Ley sobre Facultades, Normas y Organización del Indecopi, aprobada por Decreto Legislativo 807</w:t>
+      </w:r>
+      <w:r>
+        <w:rPr>
+          <w:rStyle w:val="Refdenotaalpie"/>
+          <w:rFonts w:ascii="Arial Narrow" w:eastAsia="Times New Roman" w:hAnsi="Arial Narrow" w:cs="Times New Roman"/>
+          <w:color w:val="000000"/>
+          <w:kern w:val="0"/>
+          <w:vertAlign w:val="superscript"/>
+          <w:lang w:val="es-ES" w:eastAsia="es-ES"/>
+          <w14:ligatures w14:val="none"/>
+        </w:rPr>
+        <w:footnoteReference w:id="17"/>
+      </w:r>
+      <w:r>
+        <w:rPr>
+          <w:rFonts w:ascii="Arial Narrow" w:hAnsi="Arial Narrow" w:cs="Arial Narrow"/>
+          <w:sz w:val="20"/>
+          <w:szCs w:val="20"/>
+        </w:rPr>
+        <w:t xml:space="preserve">, presenten sus descargos sobre la imputación de cargos realizada en un plazo no mayor a cinco (5) días hábiles contado a partir del día siguiente de la notificación de la presente resolución, vencido el cual, el Secretario Técnico declarará en rebeldía a los denunciados que no lo hubieran presentado. Debe precisarse que de conformidad con lo establecido por el artículo 223 del Texto Único Ordenado de la Ley 27444, Ley del Procedimiento Administrativo General</w:t>
+      </w:r>
+      <w:r>
+        <w:rPr>
+          <w:rStyle w:val="Refdenotaalpie"/>
+          <w:rFonts w:ascii="Arial Narrow" w:eastAsia="Times New Roman" w:hAnsi="Arial Narrow" w:cs="Times New Roman"/>
+          <w:color w:val="000000"/>
+          <w:kern w:val="0"/>
+          <w:vertAlign w:val="superscript"/>
+          <w:lang w:val="es-ES" w:eastAsia="es-ES"/>
+          <w14:ligatures w14:val="none"/>
+        </w:rPr>
+        <w:footnoteReference w:id="18"/>
+      </w:r>
+      <w:r>
+        <w:rPr>
+          <w:rFonts w:ascii="Arial Narrow" w:hAnsi="Arial Narrow" w:cs="Arial Narrow"/>
+          <w:sz w:val="20"/>
+          <w:szCs w:val="20"/>
+        </w:rPr>
+        <w:t xml:space="preserve">, las alegaciones y los hechos relevantes de la reclamación, salvo que hayan sido específicamente negadas en la contestación, se tendrán por aceptadas o merituadas como ciertas.</w:t>
+      </w:r>
+    </w:p>
+    <w:p>
+      <w:pPr>
+        <w:spacing w:after="0" w:line="240" w:lineRule="auto"/>
+        <w:jc w:val="both"/>
+        <w:rPr>
+          <w:rFonts w:ascii="Arial Narrow" w:eastAsia="Arial Narrow" w:hAnsi="Arial Narrow" w:cs="Arial Narrow"/>
+          <w:color w:val="000000"/>
+          <w:kern w:val="0"/>
+          <w:lang w:eastAsia="es-PE"/>
+          <w14:ligatures w14:val="none"/>
+        </w:rPr>
+      </w:pPr>
+    </w:p>
+    <w:p>
+      <w:pPr>
+        <w:spacing w:after="0" w:line="240" w:lineRule="auto"/>
+        <w:jc w:val="both"/>
+        <w:rPr>
+          <w:rFonts w:ascii="Arial Narrow" w:eastAsia="Times New Roman" w:hAnsi="Arial Narrow" w:cs="Arial"/>
+          <w:color w:val="000000"/>
+          <w:kern w:val="0"/>
+          <w:lang w:val="es-ES" w:eastAsia="es-ES"/>
+          <w14:ligatures w14:val="none"/>
+        </w:rPr>
+      </w:pPr>
+      <w:r>
+        <w:rPr>
+          <w:rFonts w:ascii="Arial Narrow" w:eastAsia="Arial Narrow" w:hAnsi="Arial Narrow" w:cs="Arial Narrow"/>
+          <w:b/>
+          <w:color w:val="000000"/>
+          <w:kern w:val="0"/>
+          <w:lang w:eastAsia="es-PE"/>
+          <w14:ligatures w14:val="none"/>
         </w:rPr>
         <w:t xml:space="preserve">QUINTO: </w:t>
       </w:r>
@@ -8563,7 +8540,7 @@
           <w:color w:val="000000"/>
           <w:kern w:val="0"/>
           <w:lang w:eastAsia="es-ES"/>
-          <ns2:ligatures ns2:val="none"/>
+          <w14:ligatures w14:val="none"/>
         </w:rPr>
         <w:t xml:space="preserve">requerir </w:t>
       </w:r>
@@ -8573,7 +8550,7 @@
           <w:color w:val="000000"/>
           <w:kern w:val="0"/>
           <w:lang w:val="es-ES" w:eastAsia="es-ES"/>
-          <ns2:ligatures ns2:val="none"/>
+          <w14:ligatures w14:val="none"/>
         </w:rPr>
         <w:t xml:space="preserve">que, en un </w:t>
       </w:r>
@@ -8583,7 +8560,7 @@
           <w:color w:val="000000"/>
           <w:kern w:val="0"/>
           <w:lang w:eastAsia="es-ES"/>
-          <ns2:ligatures ns2:val="none"/>
+          <w14:ligatures w14:val="none"/>
         </w:rPr>
         <w:t>plazo no mayor de cinco (5) días hábiles contado a partir del día siguiente de la notificación de la presente resolución</w:t>
       </w:r>
@@ -8594,7 +8571,7 @@
           <w:color w:val="000000"/>
           <w:kern w:val="0"/>
           <w:lang w:eastAsia="es-ES"/>
-          <ns2:ligatures ns2:val="none"/>
+          <w14:ligatures w14:val="none"/>
         </w:rPr>
         <w:t xml:space="preserve">, </w:t>
       </w:r>
@@ -8612,7 +8589,7 @@
           <w:color w:val="000000"/>
           <w:kern w:val="0"/>
           <w:lang w:eastAsia="es-ES"/>
-          <ns2:ligatures ns2:val="none"/>
+          <w14:ligatures w14:val="none"/>
         </w:rPr>
         <w:t xml:space="preserve">, </w:t>
       </w:r>
@@ -8623,7 +8600,7 @@
           <w:color w:val="000000"/>
           <w:kern w:val="0"/>
           <w:lang w:val="es-ES" w:eastAsia="es-ES"/>
-          <ns2:ligatures ns2:val="none"/>
+          <w14:ligatures w14:val="none"/>
         </w:rPr>
         <w:t>cumpla</w:t>
       </w:r>
@@ -8633,7 +8610,7 @@
           <w:color w:val="000000"/>
           <w:kern w:val="0"/>
           <w:lang w:val="es-ES" w:eastAsia="es-ES"/>
-          <ns2:ligatures ns2:val="none"/>
+          <w14:ligatures w14:val="none"/>
         </w:rPr>
         <w:t xml:space="preserve"> con: </w:t>
       </w:r>
@@ -8643,7 +8620,7 @@
           <w:color w:val="000000"/>
           <w:kern w:val="0"/>
           <w:lang w:val="es-ES" w:eastAsia="es-ES"/>
-          <ns2:ligatures ns2:val="none"/>
+          <w14:ligatures w14:val="none"/>
         </w:rPr>
         <w:t>(i) entregar copia del Certificado 00110178194000138341 del Seguro de desgravamen materia de denuncia; (</w:t>
       </w:r>
@@ -8654,7 +8631,7 @@
           <w:color w:val="000000"/>
           <w:kern w:val="0"/>
           <w:lang w:val="es-ES" w:eastAsia="es-ES"/>
-          <ns2:ligatures ns2:val="none"/>
+          <w14:ligatures w14:val="none"/>
         </w:rPr>
         <w:t>ii</w:t>
       </w:r>
@@ -8665,7 +8642,7 @@
           <w:color w:val="000000"/>
           <w:kern w:val="0"/>
           <w:lang w:val="es-ES" w:eastAsia="es-ES"/>
-          <ns2:ligatures ns2:val="none"/>
+          <w14:ligatures w14:val="none"/>
         </w:rPr>
         <w:t>) presentar los medios probatorios que acrediten que la negativa de otorgamiento de cobertura del Seguro de desgravamen fue justificado; (</w:t>
       </w:r>
@@ -8676,7 +8653,7 @@
           <w:color w:val="000000"/>
           <w:kern w:val="0"/>
           <w:lang w:val="es-ES" w:eastAsia="es-ES"/>
-          <ns2:ligatures ns2:val="none"/>
+          <w14:ligatures w14:val="none"/>
         </w:rPr>
         <w:t>iii</w:t>
       </w:r>
@@ -8687,7 +8664,7 @@
           <w:color w:val="000000"/>
           <w:kern w:val="0"/>
           <w:lang w:val="es-ES" w:eastAsia="es-ES"/>
-          <ns2:ligatures ns2:val="none"/>
+          <w14:ligatures w14:val="none"/>
         </w:rPr>
         <w:t>) señalar el motivo por el cual se siguió requiriendo al denunciante el dictamen emitido por COMECI, pese a que informó que no era posible atenderlo;</w:t>
       </w:r>
@@ -8697,7 +8674,7 @@
           <w:color w:val="000000"/>
           <w:kern w:val="0"/>
           <w:lang w:val="es-ES" w:eastAsia="es-ES"/>
-          <ns2:ligatures ns2:val="none"/>
+          <w14:ligatures w14:val="none"/>
         </w:rPr>
         <w:t xml:space="preserve"> y, (</w:t>
       </w:r>
@@ -8708,7 +8685,7 @@
           <w:color w:val="000000"/>
           <w:kern w:val="0"/>
           <w:lang w:val="es-ES" w:eastAsia="es-ES"/>
-          <ns2:ligatures ns2:val="none"/>
+          <w14:ligatures w14:val="none"/>
         </w:rPr>
         <w:t>iv</w:t>
       </w:r>
@@ -8719,7 +8696,7 @@
           <w:color w:val="000000"/>
           <w:kern w:val="0"/>
           <w:lang w:val="es-ES" w:eastAsia="es-ES"/>
-          <ns2:ligatures ns2:val="none"/>
+          <w14:ligatures w14:val="none"/>
         </w:rPr>
         <w:t>)</w:t>
       </w:r>
@@ -8729,7 +8706,7 @@
           <w:color w:val="000000"/>
           <w:kern w:val="0"/>
           <w:lang w:val="es-ES" w:eastAsia="es-ES"/>
-          <ns2:ligatures ns2:val="none"/>
+          <w14:ligatures w14:val="none"/>
         </w:rPr>
         <w:t xml:space="preserve"> presentar los medios </w:t>
       </w:r>
@@ -8739,7 +8716,7 @@
           <w:color w:val="000000"/>
           <w:kern w:val="0"/>
           <w:lang w:val="es-ES" w:eastAsia="es-ES"/>
-          <ns2:ligatures ns2:val="none"/>
+          <w14:ligatures w14:val="none"/>
         </w:rPr>
         <w:lastRenderedPageBreak/>
         <w:t>probatorios que evidencien que brindó una respuesta oportuna a las solicitudes de cobertura presentadas por el consumidor</w:t>
@@ -8750,44 +8727,44 @@
           <w:color w:val="000000"/>
           <w:kern w:val="0"/>
           <w:lang w:val="es-ES" w:eastAsia="es-ES"/>
-          <ns2:ligatures ns2:val="none"/>
+          <w14:ligatures w14:val="none"/>
         </w:rPr>
         <w:t>.</w:t>
       </w:r>
     </w:p>
-    <w:p ns2:paraId="7EAE58BA" ns2:textId="77777777">
-      <w:pPr>
-        <w:spacing w:after="0" w:line="240" w:lineRule="auto"/>
-        <w:jc w:val="both"/>
-        <w:rPr>
-          <w:rFonts w:ascii="Arial Narrow" w:eastAsia="Times New Roman" w:hAnsi="Arial Narrow" w:cs="Arial"/>
-          <w:color w:val="000000"/>
-          <w:kern w:val="0"/>
-          <w:lang w:val="es-ES" w:eastAsia="es-ES"/>
-          <ns2:ligatures ns2:val="none"/>
-        </w:rPr>
-      </w:pPr>
-    </w:p>
-    <w:p ns2:paraId="018EE32A" ns2:textId="4E91D492">
-      <w:pPr>
-        <w:spacing w:after="0" w:line="240" w:lineRule="auto"/>
-        <w:jc w:val="both"/>
-        <w:rPr>
-          <w:rFonts w:ascii="Arial Narrow" w:eastAsia="Times New Roman" w:hAnsi="Arial Narrow" w:cs="Arial"/>
-          <w:color w:val="000000"/>
-          <w:kern w:val="0"/>
-          <w:lang w:val="es-ES" w:eastAsia="es-ES"/>
-          <ns2:ligatures ns2:val="none"/>
-        </w:rPr>
-      </w:pPr>
-      <w:r>
-        <w:rPr>
-          <w:rFonts w:ascii="Arial Narrow" w:eastAsia="Arial Narrow" w:hAnsi="Arial Narrow" w:cs="Arial Narrow"/>
-          <w:b/>
-          <w:color w:val="000000"/>
-          <w:kern w:val="0"/>
-          <w:lang w:eastAsia="es-PE"/>
-          <ns2:ligatures ns2:val="none"/>
+    <w:p>
+      <w:pPr>
+        <w:spacing w:after="0" w:line="240" w:lineRule="auto"/>
+        <w:jc w:val="both"/>
+        <w:rPr>
+          <w:rFonts w:ascii="Arial Narrow" w:eastAsia="Times New Roman" w:hAnsi="Arial Narrow" w:cs="Arial"/>
+          <w:color w:val="000000"/>
+          <w:kern w:val="0"/>
+          <w:lang w:val="es-ES" w:eastAsia="es-ES"/>
+          <w14:ligatures w14:val="none"/>
+        </w:rPr>
+      </w:pPr>
+    </w:p>
+    <w:p>
+      <w:pPr>
+        <w:spacing w:after="0" w:line="240" w:lineRule="auto"/>
+        <w:jc w:val="both"/>
+        <w:rPr>
+          <w:rFonts w:ascii="Arial Narrow" w:eastAsia="Times New Roman" w:hAnsi="Arial Narrow" w:cs="Arial"/>
+          <w:color w:val="000000"/>
+          <w:kern w:val="0"/>
+          <w:lang w:val="es-ES" w:eastAsia="es-ES"/>
+          <w14:ligatures w14:val="none"/>
+        </w:rPr>
+      </w:pPr>
+      <w:r>
+        <w:rPr>
+          <w:rFonts w:ascii="Arial Narrow" w:eastAsia="Arial Narrow" w:hAnsi="Arial Narrow" w:cs="Arial Narrow"/>
+          <w:b/>
+          <w:color w:val="000000"/>
+          <w:kern w:val="0"/>
+          <w:lang w:eastAsia="es-PE"/>
+          <w14:ligatures w14:val="none"/>
         </w:rPr>
         <w:t xml:space="preserve">SEXTO: </w:t>
       </w:r>
@@ -8797,7 +8774,7 @@
           <w:color w:val="000000"/>
           <w:kern w:val="0"/>
           <w:lang w:eastAsia="es-ES"/>
-          <ns2:ligatures ns2:val="none"/>
+          <w14:ligatures w14:val="none"/>
         </w:rPr>
         <w:t xml:space="preserve">requerir </w:t>
       </w:r>
@@ -8807,7 +8784,7 @@
           <w:color w:val="000000"/>
           <w:kern w:val="0"/>
           <w:lang w:val="es-ES" w:eastAsia="es-ES"/>
-          <ns2:ligatures ns2:val="none"/>
+          <w14:ligatures w14:val="none"/>
         </w:rPr>
         <w:t xml:space="preserve">que, en un </w:t>
       </w:r>
@@ -8817,7 +8794,7 @@
           <w:color w:val="000000"/>
           <w:kern w:val="0"/>
           <w:lang w:eastAsia="es-ES"/>
-          <ns2:ligatures ns2:val="none"/>
+          <w14:ligatures w14:val="none"/>
         </w:rPr>
         <w:t xml:space="preserve">plazo no mayor de cinco (5) días hábiles contado a partir del día siguiente de la notificación de la presente resolución, </w:t>
       </w:r>
@@ -8841,7 +8818,7 @@
           <w:color w:val="000000"/>
           <w:kern w:val="0"/>
           <w:lang w:eastAsia="es-ES"/>
-          <ns2:ligatures ns2:val="none"/>
+          <w14:ligatures w14:val="none"/>
         </w:rPr>
         <w:t xml:space="preserve">, </w:t>
       </w:r>
@@ -8851,7 +8828,7 @@
           <w:color w:val="000000"/>
           <w:kern w:val="0"/>
           <w:lang w:val="es-ES" w:eastAsia="es-ES"/>
-          <ns2:ligatures ns2:val="none"/>
+          <w14:ligatures w14:val="none"/>
         </w:rPr>
         <w:t xml:space="preserve">cumpla con: </w:t>
       </w:r>
@@ -8861,7 +8838,7 @@
           <w:color w:val="000000"/>
           <w:kern w:val="0"/>
           <w:lang w:val="es-ES" w:eastAsia="es-ES"/>
-          <ns2:ligatures ns2:val="none"/>
+          <w14:ligatures w14:val="none"/>
         </w:rPr>
         <w:t>(i) presentar una copia debidamente suscrita de</w:t>
       </w:r>
@@ -8871,7 +8848,7 @@
           <w:color w:val="000000"/>
           <w:kern w:val="0"/>
           <w:lang w:val="es-ES" w:eastAsia="es-ES"/>
-          <ns2:ligatures ns2:val="none"/>
+          <w14:ligatures w14:val="none"/>
         </w:rPr>
         <w:t xml:space="preserve">l Certificado </w:t>
       </w:r>
@@ -8881,7 +8858,7 @@
           <w:color w:val="000000"/>
           <w:kern w:val="0"/>
           <w:lang w:val="es-ES" w:eastAsia="es-ES"/>
-          <ns2:ligatures ns2:val="none"/>
+          <w14:ligatures w14:val="none"/>
         </w:rPr>
         <w:t>del Seguro de desgravamen materia de denuncia; y, (</w:t>
       </w:r>
@@ -8892,7 +8869,7 @@
           <w:color w:val="000000"/>
           <w:kern w:val="0"/>
           <w:lang w:val="es-ES" w:eastAsia="es-ES"/>
-          <ns2:ligatures ns2:val="none"/>
+          <w14:ligatures w14:val="none"/>
         </w:rPr>
         <w:t>ii</w:t>
       </w:r>
@@ -8903,7 +8880,7 @@
           <w:color w:val="000000"/>
           <w:kern w:val="0"/>
           <w:lang w:val="es-ES" w:eastAsia="es-ES"/>
-          <ns2:ligatures ns2:val="none"/>
+          <w14:ligatures w14:val="none"/>
         </w:rPr>
         <w:t>) presentar todas las comunicaciones cursadas con la parte denunciante en virtud de los hechos materia de denuncia</w:t>
       </w:r>
@@ -8913,12 +8890,12 @@
           <w:color w:val="000000"/>
           <w:kern w:val="0"/>
           <w:lang w:val="es-ES" w:eastAsia="es-ES"/>
-          <ns2:ligatures ns2:val="none"/>
+          <w14:ligatures w14:val="none"/>
         </w:rPr>
         <w:t>.</w:t>
       </w:r>
     </w:p>
-    <w:p ns2:paraId="61AD8504" ns2:textId="77777777">
+    <w:p>
       <w:pPr>
         <w:spacing w:after="0" w:line="240" w:lineRule="auto"/>
         <w:jc w:val="both"/>
@@ -8928,30 +8905,30 @@
           <w:color w:val="000000"/>
           <w:kern w:val="0"/>
           <w:lang w:val="es-ES" w:eastAsia="es-PE"/>
-          <ns2:ligatures ns2:val="none"/>
-        </w:rPr>
-      </w:pPr>
-    </w:p>
-    <w:p ns2:paraId="58D4E496" ns2:textId="77777777">
-      <w:pPr>
-        <w:spacing w:after="0" w:line="240" w:lineRule="auto"/>
-        <w:jc w:val="both"/>
-        <w:rPr>
-          <w:rFonts w:ascii="Arial Narrow" w:eastAsia="Arial Narrow" w:hAnsi="Arial Narrow" w:cs="Arial Narrow"/>
-          <w:color w:val="000000"/>
-          <w:kern w:val="0"/>
-          <w:lang w:eastAsia="es-PE"/>
-          <ns2:ligatures ns2:val="none"/>
-        </w:rPr>
-      </w:pPr>
-      <w:r>
-        <w:rPr>
-          <w:rFonts w:ascii="Arial Narrow" w:eastAsia="Arial Narrow" w:hAnsi="Arial Narrow" w:cs="Arial Narrow"/>
-          <w:b/>
-          <w:color w:val="000000"/>
-          <w:kern w:val="0"/>
-          <w:lang w:eastAsia="es-PE"/>
-          <ns2:ligatures ns2:val="none"/>
+          <w14:ligatures w14:val="none"/>
+        </w:rPr>
+      </w:pPr>
+    </w:p>
+    <w:p>
+      <w:pPr>
+        <w:spacing w:after="0" w:line="240" w:lineRule="auto"/>
+        <w:jc w:val="both"/>
+        <w:rPr>
+          <w:rFonts w:ascii="Arial Narrow" w:eastAsia="Arial Narrow" w:hAnsi="Arial Narrow" w:cs="Arial Narrow"/>
+          <w:color w:val="000000"/>
+          <w:kern w:val="0"/>
+          <w:lang w:eastAsia="es-PE"/>
+          <w14:ligatures w14:val="none"/>
+        </w:rPr>
+      </w:pPr>
+      <w:r>
+        <w:rPr>
+          <w:rFonts w:ascii="Arial Narrow" w:eastAsia="Arial Narrow" w:hAnsi="Arial Narrow" w:cs="Arial Narrow"/>
+          <w:b/>
+          <w:color w:val="000000"/>
+          <w:kern w:val="0"/>
+          <w:lang w:eastAsia="es-PE"/>
+          <w14:ligatures w14:val="none"/>
         </w:rPr>
         <w:t>SÉTIMO:</w:t>
       </w:r>
@@ -8961,7 +8938,7 @@
           <w:color w:val="000000"/>
           <w:kern w:val="0"/>
           <w:lang w:eastAsia="es-PE"/>
-          <ns2:ligatures ns2:val="none"/>
+          <w14:ligatures w14:val="none"/>
         </w:rPr>
         <w:t xml:space="preserve"> </w:t>
       </w:r>
@@ -8972,7 +8949,7 @@
           <w:color w:val="000000"/>
           <w:kern w:val="0"/>
           <w:lang w:eastAsia="es-PE"/>
-          <ns2:ligatures ns2:val="none"/>
+          <w14:ligatures w14:val="none"/>
         </w:rPr>
         <w:t>informar a las partes que el artículo 110</w:t>
       </w:r>
@@ -8982,7 +8959,7 @@
           <w:color w:val="000000"/>
           <w:kern w:val="0"/>
           <w:lang w:eastAsia="es-PE"/>
-          <ns2:ligatures ns2:val="none"/>
+          <w14:ligatures w14:val="none"/>
         </w:rPr>
         <w:t/>
       </w:r>
@@ -8992,7 +8969,7 @@
           <w:color w:val="000000"/>
           <w:kern w:val="0"/>
           <w:lang w:eastAsia="es-PE"/>
-          <ns2:ligatures ns2:val="none"/>
+          <w14:ligatures w14:val="none"/>
         </w:rPr>
         <w:t xml:space="preserve"> de la Ley 29571, Código de Protección y Defensa del Consumidor</w:t>
       </w:r>
@@ -9004,7 +8981,7 @@
           <w:kern w:val="0"/>
           <w:vertAlign w:val="superscript"/>
           <w:lang w:eastAsia="es-PE"/>
-          <ns2:ligatures ns2:val="none"/>
+          <w14:ligatures w14:val="none"/>
         </w:rPr>
         <w:footnoteReference w:id="12"/>
       </w:r>
@@ -9014,7 +8991,7 @@
           <w:color w:val="000000"/>
           <w:kern w:val="0"/>
           <w:lang w:eastAsia="es-PE"/>
-          <ns2:ligatures ns2:val="none"/>
+          <w14:ligatures w14:val="none"/>
         </w:rPr>
         <w:t>, faculta a la Comisión a calificar las infracciones de la referida norma como leves, graves o muy graves e imponer sanciones que van desde una amonestación hasta una multa por un máximo de 450 Unidades Impositivas Tributarias, sin perjuicio de las medidas correctivas, reparadoras y complementarias, que puedan ordenarse de acuerdo a lo estipulado en los artículos 114</w:t>
       </w:r>
@@ -9024,7 +9001,7 @@
           <w:color w:val="000000"/>
           <w:kern w:val="0"/>
           <w:lang w:eastAsia="es-PE"/>
-          <ns2:ligatures ns2:val="none"/>
+          <w14:ligatures w14:val="none"/>
         </w:rPr>
         <w:t/>
       </w:r>
@@ -9034,7 +9011,7 @@
           <w:color w:val="000000"/>
           <w:kern w:val="0"/>
           <w:lang w:eastAsia="es-PE"/>
-          <ns2:ligatures ns2:val="none"/>
+          <w14:ligatures w14:val="none"/>
         </w:rPr>
         <w:t>, 115</w:t>
       </w:r>
@@ -9044,7 +9021,7 @@
           <w:color w:val="000000"/>
           <w:kern w:val="0"/>
           <w:lang w:eastAsia="es-PE"/>
-          <ns2:ligatures ns2:val="none"/>
+          <w14:ligatures w14:val="none"/>
         </w:rPr>
         <w:t/>
       </w:r>
@@ -9054,7 +9031,7 @@
           <w:color w:val="000000"/>
           <w:kern w:val="0"/>
           <w:lang w:eastAsia="es-PE"/>
-          <ns2:ligatures ns2:val="none"/>
+          <w14:ligatures w14:val="none"/>
         </w:rPr>
         <w:t xml:space="preserve"> y 116</w:t>
       </w:r>
@@ -9064,7 +9041,7 @@
           <w:color w:val="000000"/>
           <w:kern w:val="0"/>
           <w:lang w:eastAsia="es-PE"/>
-          <ns2:ligatures ns2:val="none"/>
+          <w14:ligatures w14:val="none"/>
         </w:rPr>
         <w:t/>
       </w:r>
@@ -9074,7 +9051,7 @@
           <w:color w:val="000000"/>
           <w:kern w:val="0"/>
           <w:lang w:eastAsia="es-PE"/>
-          <ns2:ligatures ns2:val="none"/>
+          <w14:ligatures w14:val="none"/>
         </w:rPr>
         <w:t xml:space="preserve"> de la referida norma</w:t>
       </w:r>
@@ -9086,7 +9063,7 @@
           <w:kern w:val="0"/>
           <w:vertAlign w:val="superscript"/>
           <w:lang w:eastAsia="es-PE"/>
-          <ns2:ligatures ns2:val="none"/>
+          <w14:ligatures w14:val="none"/>
         </w:rPr>
         <w:footnoteReference w:id="13"/>
       </w:r>
@@ -9096,7 +9073,7 @@
           <w:color w:val="000000"/>
           <w:kern w:val="0"/>
           <w:lang w:eastAsia="es-PE"/>
-          <ns2:ligatures ns2:val="none"/>
+          <w14:ligatures w14:val="none"/>
         </w:rPr>
         <w:t xml:space="preserve">. </w:t>
       </w:r>
@@ -9107,7 +9084,7 @@
           <w:color w:val="000000"/>
           <w:kern w:val="0"/>
           <w:lang w:eastAsia="es-PE"/>
-          <ns2:ligatures ns2:val="none"/>
+          <w14:ligatures w14:val="none"/>
         </w:rPr>
         <w:lastRenderedPageBreak/>
         <w:t>Asimismo, se consideran circunstancias atenuantes para la graduación de la sanción, el allanamiento de la denuncia o el reconocimiento de las pretensiones en ella contenidas, de acuerdo con el artículo 112</w:t>
@@ -9118,7 +9095,7 @@
           <w:color w:val="000000"/>
           <w:kern w:val="0"/>
           <w:lang w:eastAsia="es-PE"/>
-          <ns2:ligatures ns2:val="none"/>
+          <w14:ligatures w14:val="none"/>
         </w:rPr>
         <w:t/>
       </w:r>
@@ -9128,7 +9105,7 @@
           <w:color w:val="000000"/>
           <w:kern w:val="0"/>
           <w:lang w:eastAsia="es-PE"/>
-          <ns2:ligatures ns2:val="none"/>
+          <w14:ligatures w14:val="none"/>
         </w:rPr>
         <w:t xml:space="preserve"> del Código</w:t>
       </w:r>
@@ -9140,7 +9117,7 @@
           <w:kern w:val="0"/>
           <w:vertAlign w:val="superscript"/>
           <w:lang w:eastAsia="es-PE"/>
-          <ns2:ligatures ns2:val="none"/>
+          <w14:ligatures w14:val="none"/>
         </w:rPr>
         <w:footnoteReference w:id="14"/>
       </w:r>
@@ -9150,12 +9127,12 @@
           <w:color w:val="000000"/>
           <w:kern w:val="0"/>
           <w:lang w:eastAsia="es-PE"/>
-          <ns2:ligatures ns2:val="none"/>
+          <w14:ligatures w14:val="none"/>
         </w:rPr>
         <w:t>.</w:t>
       </w:r>
     </w:p>
-    <w:p ns2:paraId="7A5236A4" ns2:textId="77777777">
+    <w:p>
       <w:pPr>
         <w:shd w:val="clear" w:color="auto" w:fill="FFFFFF"/>
         <w:spacing w:after="0" w:line="240" w:lineRule="auto"/>
@@ -9166,11 +9143,11 @@
           <w:color w:val="000000"/>
           <w:kern w:val="0"/>
           <w:lang w:eastAsia="es-PE"/>
-          <ns2:ligatures ns2:val="none"/>
-        </w:rPr>
-      </w:pPr>
-    </w:p>
-    <w:p ns2:paraId="3F071DDA" ns2:textId="77777777">
+          <w14:ligatures w14:val="none"/>
+        </w:rPr>
+      </w:pPr>
+    </w:p>
+    <w:p>
       <w:pPr>
         <w:shd w:val="clear" w:color="auto" w:fill="FFFFFF"/>
         <w:spacing w:after="0" w:line="240" w:lineRule="auto"/>
@@ -9180,7 +9157,7 @@
           <w:color w:val="000000"/>
           <w:kern w:val="0"/>
           <w:lang w:eastAsia="es-PE"/>
-          <ns2:ligatures ns2:val="none"/>
+          <w14:ligatures w14:val="none"/>
         </w:rPr>
       </w:pPr>
       <w:r>
@@ -9189,7 +9166,7 @@
           <w:b/>
           <w:bCs/>
           <w:kern w:val="0"/>
-          <ns2:ligatures ns2:val="none"/>
+          <w14:ligatures w14:val="none"/>
         </w:rPr>
         <w:t>OCTAVO</w:t>
       </w:r>
@@ -9200,7 +9177,7 @@
           <w:color w:val="000000"/>
           <w:kern w:val="0"/>
           <w:lang w:eastAsia="es-PE"/>
-          <ns2:ligatures ns2:val="none"/>
+          <w14:ligatures w14:val="none"/>
         </w:rPr>
         <w:t>:</w:t>
       </w:r>
@@ -9210,7 +9187,7 @@
           <w:color w:val="000000"/>
           <w:kern w:val="0"/>
           <w:lang w:eastAsia="es-PE"/>
-          <ns2:ligatures ns2:val="none"/>
+          <w14:ligatures w14:val="none"/>
         </w:rPr>
         <w:t xml:space="preserve"> informar a las partes que conforme a lo establecido en el artículo 39</w:t>
       </w:r>
@@ -9220,7 +9197,7 @@
           <w:color w:val="000000"/>
           <w:kern w:val="0"/>
           <w:lang w:eastAsia="es-PE"/>
-          <ns2:ligatures ns2:val="none"/>
+          <w14:ligatures w14:val="none"/>
         </w:rPr>
         <w:t/>
       </w:r>
@@ -9230,12 +9207,12 @@
           <w:color w:val="000000"/>
           <w:kern w:val="0"/>
           <w:lang w:eastAsia="es-PE"/>
-          <ns2:ligatures ns2:val="none"/>
+          <w14:ligatures w14:val="none"/>
         </w:rPr>
         <w:t xml:space="preserve"> de la Ley sobre Facultades, Normas y Organización del Indecopi, aprobada por Decreto Legislativo 807, los gastos por los peritajes realizados, actuación de pruebas, inspecciones y otros derivados de la tramitación del proceso serán de cargo de la parte que solicita la prueba, salvo pacto en contrario. En todos los casos, la resolución final determinará si los gastos deben ser asumidos por alguna de las partes, o reembolsados a la otra parte o al Indecopi, según sea el caso, de manera adicional a la sanción que haya podido imponerse. </w:t>
       </w:r>
     </w:p>
-    <w:p ns2:paraId="0F10F9CF" ns2:textId="77777777">
+    <w:p>
       <w:pPr>
         <w:shd w:val="clear" w:color="auto" w:fill="FFFFFF"/>
         <w:spacing w:after="0" w:line="240" w:lineRule="auto"/>
@@ -9245,11 +9222,11 @@
           <w:color w:val="000000"/>
           <w:kern w:val="0"/>
           <w:lang w:eastAsia="es-PE"/>
-          <ns2:ligatures ns2:val="none"/>
-        </w:rPr>
-      </w:pPr>
-    </w:p>
-    <w:p ns2:paraId="194C23DD" ns2:textId="77777777">
+          <w14:ligatures w14:val="none"/>
+        </w:rPr>
+      </w:pPr>
+    </w:p>
+    <w:p>
       <w:pPr>
         <w:suppressAutoHyphens/>
         <w:spacing w:after="0" w:line="240" w:lineRule="auto"/>
@@ -9258,7 +9235,7 @@
           <w:rFonts w:ascii="Arial Narrow" w:eastAsia="Calibri" w:hAnsi="Arial Narrow" w:cs="Arial"/>
           <w:kern w:val="0"/>
           <w:u w:val="single"/>
-          <ns2:ligatures ns2:val="none"/>
+          <w14:ligatures w14:val="none"/>
         </w:rPr>
       </w:pPr>
       <w:r>
@@ -9268,7 +9245,7 @@
           <w:color w:val="000000"/>
           <w:kern w:val="0"/>
           <w:lang w:eastAsia="es-PE"/>
-          <ns2:ligatures ns2:val="none"/>
+          <w14:ligatures w14:val="none"/>
         </w:rPr>
         <w:t>NOVENO</w:t>
       </w:r>
@@ -9277,7 +9254,7 @@
           <w:rFonts w:ascii="Arial Narrow" w:eastAsia="Calibri" w:hAnsi="Arial Narrow" w:cs="Arial"/>
           <w:b/>
           <w:kern w:val="0"/>
-          <ns2:ligatures ns2:val="none"/>
+          <w14:ligatures w14:val="none"/>
         </w:rPr>
         <w:t>:</w:t>
       </w:r>
@@ -9285,7 +9262,7 @@
         <w:rPr>
           <w:rFonts w:ascii="Arial Narrow" w:eastAsia="Calibri" w:hAnsi="Arial Narrow" w:cs="Arial"/>
           <w:kern w:val="0"/>
-          <ns2:ligatures ns2:val="none"/>
+          <w14:ligatures w14:val="none"/>
         </w:rPr>
         <w:t xml:space="preserve"> comunicar a las partes que, de acuerdo a lo señalado por el artículo 29</w:t>
       </w:r>
@@ -9295,7 +9272,7 @@
           <w:color w:val="000000"/>
           <w:kern w:val="0"/>
           <w:lang w:eastAsia="es-PE"/>
-          <ns2:ligatures ns2:val="none"/>
+          <w14:ligatures w14:val="none"/>
         </w:rPr>
         <w:t/>
       </w:r>
@@ -9303,7 +9280,7 @@
         <w:rPr>
           <w:rFonts w:ascii="Arial Narrow" w:eastAsia="Calibri" w:hAnsi="Arial Narrow" w:cs="Arial"/>
           <w:kern w:val="0"/>
-          <ns2:ligatures ns2:val="none"/>
+          <w14:ligatures w14:val="none"/>
         </w:rPr>
         <w:t xml:space="preserve"> del Decreto Legislativo </w:t>
       </w:r>
@@ -9312,7 +9289,7 @@
         <w:rPr>
           <w:rFonts w:ascii="Arial Narrow" w:eastAsia="Calibri" w:hAnsi="Arial Narrow" w:cs="Arial"/>
           <w:kern w:val="0"/>
-          <ns2:ligatures ns2:val="none"/>
+          <w14:ligatures w14:val="none"/>
         </w:rPr>
         <w:t/>
       </w:r>
@@ -9321,7 +9298,7 @@
         <w:rPr>
           <w:rFonts w:ascii="Arial Narrow" w:eastAsia="Calibri" w:hAnsi="Arial Narrow" w:cs="Arial"/>
           <w:kern w:val="0"/>
-          <ns2:ligatures ns2:val="none"/>
+          <w14:ligatures w14:val="none"/>
         </w:rPr>
         <w:t xml:space="preserve"> 807</w:t>
       </w:r>
@@ -9331,7 +9308,7 @@
           <w:rFonts w:ascii="Arial Narrow" w:eastAsia="Calibri" w:hAnsi="Arial Narrow" w:cs="Arial"/>
           <w:kern w:val="0"/>
           <w:vertAlign w:val="superscript"/>
-          <ns2:ligatures ns2:val="none"/>
+          <w14:ligatures w14:val="none"/>
         </w:rPr>
         <w:footnoteReference w:id="15"/>
       </w:r>
@@ -9339,7 +9316,7 @@
         <w:rPr>
           <w:rFonts w:ascii="Arial Narrow" w:eastAsia="Calibri" w:hAnsi="Arial Narrow" w:cs="Arial"/>
           <w:kern w:val="0"/>
-          <ns2:ligatures ns2:val="none"/>
+          <w14:ligatures w14:val="none"/>
         </w:rPr>
         <w:t xml:space="preserve">, hasta antes de la emisión de la Resolución Final tienen la posibilidad de solicitar una audiencia de conciliación. En caso deleguen a favor de una tercera persona su actuación en la diligencia programada, esta deberá presentar un poder especial con firma legalizada ante Notario Público, donde conste </w:t>
       </w:r>
@@ -9348,7 +9325,7 @@
           <w:rFonts w:ascii="Arial Narrow" w:eastAsia="Calibri" w:hAnsi="Arial Narrow" w:cs="Arial"/>
           <w:kern w:val="0"/>
           <w:u w:val="single"/>
-          <ns2:ligatures ns2:val="none"/>
+          <w14:ligatures w14:val="none"/>
         </w:rPr>
         <w:lastRenderedPageBreak/>
         <w:t>expresamente su facultad para asistir y conciliar en su representación</w:t>
@@ -9358,7 +9335,7 @@
           <w:rFonts w:ascii="Arial Narrow" w:eastAsia="Calibri" w:hAnsi="Arial Narrow" w:cs="Arial"/>
           <w:bCs/>
           <w:kern w:val="0"/>
-          <ns2:ligatures ns2:val="none"/>
+          <w14:ligatures w14:val="none"/>
         </w:rPr>
         <w:t>.</w:t>
       </w:r>
@@ -9368,7 +9345,7 @@
           <w:b/>
           <w:bCs/>
           <w:kern w:val="0"/>
-          <ns2:ligatures ns2:val="none"/>
+          <w14:ligatures w14:val="none"/>
         </w:rPr>
         <w:t xml:space="preserve"> </w:t>
       </w:r>
@@ -9377,12 +9354,12 @@
           <w:rFonts w:ascii="Arial Narrow" w:eastAsia="Calibri" w:hAnsi="Arial Narrow" w:cs="Arial"/>
           <w:kern w:val="0"/>
           <w:u w:val="single"/>
-          <ns2:ligatures ns2:val="none"/>
+          <w14:ligatures w14:val="none"/>
         </w:rPr>
         <w:t xml:space="preserve">Ello bajo apercibimiento de no realizar la audiencia de conciliación y levantar el acta de inasistencia correspondiente. </w:t>
       </w:r>
     </w:p>
-    <w:p ns2:paraId="19088877" ns2:textId="77777777">
+    <w:p>
       <w:pPr>
         <w:suppressAutoHyphens/>
         <w:spacing w:after="0" w:line="240" w:lineRule="auto"/>
@@ -9391,11 +9368,11 @@
           <w:rFonts w:ascii="Arial Narrow" w:eastAsia="Calibri" w:hAnsi="Arial Narrow" w:cs="Arial"/>
           <w:kern w:val="0"/>
           <w:u w:val="single"/>
-          <ns2:ligatures ns2:val="none"/>
-        </w:rPr>
-      </w:pPr>
-    </w:p>
-    <w:p ns2:paraId="7767F307" ns2:textId="77777777">
+          <w14:ligatures w14:val="none"/>
+        </w:rPr>
+      </w:pPr>
+    </w:p>
+    <w:p>
       <w:pPr>
         <w:suppressAutoHyphens/>
         <w:spacing w:after="0" w:line="240" w:lineRule="auto"/>
@@ -9412,7 +9389,7 @@
           <w:b/>
           <w:spacing w:val="-3"/>
           <w:kern w:val="0"/>
-          <ns2:ligatures ns2:val="none"/>
+          <w14:ligatures w14:val="none"/>
         </w:rPr>
         <w:t>DÉCIMO</w:t>
       </w:r>
@@ -9423,7 +9400,7 @@
           <w:color w:val="000000"/>
           <w:kern w:val="0"/>
           <w:lang w:eastAsia="es-PE"/>
-          <ns2:ligatures ns2:val="none"/>
+          <w14:ligatures w14:val="none"/>
         </w:rPr>
         <w:t>:</w:t>
       </w:r>
@@ -9433,14 +9410,14 @@
           <w:color w:val="000000"/>
           <w:kern w:val="0"/>
           <w:lang w:eastAsia="es-PE"/>
-          <ns2:ligatures ns2:val="none"/>
+          <w14:ligatures w14:val="none"/>
         </w:rPr>
         <w:t xml:space="preserve"> poner en conocimiento de las partes que, antes de la emisión de la Resolución Final, tienen la posibilidad de formular su desistimiento o presentar el acuerdo arribado mediante la conciliación, mediación, transacción o cualquier otro que, de forma indubitable, deje constancia que se ha solucionado la controversia materia de denuncia.</w:t>
       </w:r>
       <w:bookmarkStart w:id="10" w:name="h.gjdgxs" w:colFirst="0" w:colLast="0"/>
       <w:bookmarkEnd w:id="10"/>
     </w:p>
-    <w:p ns2:paraId="69E33D6A" ns2:textId="77777777">
+    <w:p>
       <w:pPr>
         <w:suppressAutoHyphens/>
         <w:spacing w:after="0" w:line="240" w:lineRule="auto"/>
@@ -9450,11 +9427,11 @@
           <w:color w:val="000000"/>
           <w:kern w:val="0"/>
           <w:lang w:eastAsia="es-PE"/>
-          <ns2:ligatures ns2:val="none"/>
-        </w:rPr>
-      </w:pPr>
-    </w:p>
-    <w:p ns2:paraId="4DB7FEAC" ns2:textId="0AB41AA9">
+          <w14:ligatures w14:val="none"/>
+        </w:rPr>
+      </w:pPr>
+    </w:p>
+    <w:p>
       <w:pPr>
         <w:suppressAutoHyphens/>
         <w:spacing w:after="0" w:line="240" w:lineRule="auto"/>
@@ -9485,7 +9462,7 @@
           <w:b/>
           <w:spacing w:val="-3"/>
           <w:kern w:val="0"/>
-          <ns2:ligatures ns2:val="none"/>
+          <w14:ligatures w14:val="none"/>
         </w:rPr>
         <w:t/>
       </w:r>
@@ -9495,7 +9472,7 @@
           <w:bCs/>
           <w:spacing w:val="-3"/>
           <w:kern w:val="0"/>
-          <ns2:ligatures ns2:val="none"/>
+          <w14:ligatures w14:val="none"/>
         </w:rPr>
         <w:t xml:space="preserve"/>
       </w:r>
@@ -9505,7 +9482,7 @@
           <w:bCs/>
           <w:spacing w:val="-3"/>
           <w:kern w:val="0"/>
-          <ns2:ligatures ns2:val="none"/>
+          <w14:ligatures w14:val="none"/>
         </w:rPr>
         <w:t/>
       </w:r>
@@ -9515,7 +9492,7 @@
           <w:bCs/>
           <w:spacing w:val="-3"/>
           <w:kern w:val="0"/>
-          <ns2:ligatures ns2:val="none"/>
+          <w14:ligatures w14:val="none"/>
         </w:rPr>
         <w:t/>
       </w:r>
@@ -9525,7 +9502,7 @@
           <w:bCs/>
           <w:spacing w:val="-3"/>
           <w:kern w:val="0"/>
-          <ns2:ligatures ns2:val="none"/>
+          <w14:ligatures w14:val="none"/>
         </w:rPr>
         <w:t xml:space="preserve"/>
       </w:r>
@@ -9535,7 +9512,7 @@
           <w:bCs/>
           <w:spacing w:val="-3"/>
           <w:kern w:val="0"/>
-          <ns2:ligatures ns2:val="none"/>
+          <w14:ligatures w14:val="none"/>
         </w:rPr>
         <w:t xml:space="preserve"/>
       </w:r>
@@ -9545,7 +9522,7 @@
           <w:bCs/>
           <w:spacing w:val="-3"/>
           <w:kern w:val="0"/>
-          <ns2:ligatures ns2:val="none"/>
+          <w14:ligatures w14:val="none"/>
         </w:rPr>
         <w:t/>
       </w:r>
@@ -9555,7 +9532,7 @@
           <w:bCs/>
           <w:spacing w:val="-3"/>
           <w:kern w:val="0"/>
-          <ns2:ligatures ns2:val="none"/>
+          <w14:ligatures w14:val="none"/>
         </w:rPr>
         <w:t xml:space="preserve"/>
       </w:r>
@@ -9670,7 +9647,7 @@
           <w:color w:val="000000"/>
           <w:kern w:val="0"/>
           <w:lang w:eastAsia="es-PE"/>
-          <ns2:ligatures ns2:val="none"/>
+          <w14:ligatures w14:val="none"/>
         </w:rPr>
         <w:t/>
       </w:r>
@@ -9710,7 +9687,7 @@
           <w:color w:val="000000"/>
           <w:kern w:val="0"/>
           <w:lang w:eastAsia="es-PE"/>
-          <ns2:ligatures ns2:val="none"/>
+          <w14:ligatures w14:val="none"/>
         </w:rPr>
         <w:t/>
       </w:r>
@@ -9736,7 +9713,7 @@
         <w:t/>
       </w:r>
     </w:p>
-    <w:p ns2:paraId="26B1ED4B" ns2:textId="77777777">
+    <w:p>
       <w:pPr>
         <w:suppressAutoHyphens/>
         <w:spacing w:after="0" w:line="240" w:lineRule="auto"/>
@@ -9746,7 +9723,7 @@
         </w:rPr>
       </w:pPr>
     </w:p>
-    <w:p ns2:paraId="12E923CD" ns2:textId="4D0C3DA4">
+    <w:p>
       <w:pPr>
         <w:suppressAutoHyphens/>
         <w:spacing w:line="240" w:lineRule="auto"/>
@@ -9833,7 +9810,7 @@
         <w:t xml:space="preserve"> notificación.</w:t>
       </w:r>
     </w:p>
-    <w:p ns2:paraId="00B9B615" ns2:textId="77777777">
+    <w:p>
       <w:pPr>
         <w:suppressAutoHyphens/>
         <w:spacing w:after="0" w:line="240" w:lineRule="auto"/>
@@ -9843,11 +9820,11 @@
           <w:b/>
           <w:spacing w:val="-3"/>
           <w:kern w:val="0"/>
-          <ns2:ligatures ns2:val="none"/>
-        </w:rPr>
-      </w:pPr>
-    </w:p>
-    <w:p ns2:paraId="13FF9B66" ns2:textId="77777777">
+          <w14:ligatures w14:val="none"/>
+        </w:rPr>
+      </w:pPr>
+    </w:p>
+    <w:p>
       <w:pPr>
         <w:suppressAutoHyphens/>
         <w:spacing w:after="0" w:line="240" w:lineRule="auto"/>
@@ -9858,40 +9835,40 @@
           <w:color w:val="000000"/>
           <w:kern w:val="0"/>
           <w:lang w:eastAsia="es-PE"/>
-          <ns2:ligatures ns2:val="none"/>
+          <w14:ligatures w14:val="none"/>
         </w:rPr>
       </w:pPr>
     </w:p>
     <w:bookmarkEnd w:id="0"/>
-    <w:p ns2:paraId="6F8AFAC6" ns2:textId="77777777">
-      <w:pPr>
-        <w:spacing w:after="0" w:line="240" w:lineRule="auto"/>
-        <w:jc w:val="both"/>
-        <w:rPr>
-          <w:rFonts w:ascii="Arial Narrow" w:eastAsia="Arial Narrow" w:hAnsi="Arial Narrow" w:cs="Arial Narrow"/>
-          <w:b/>
-          <w:color w:val="000000"/>
-          <w:kern w:val="0"/>
-          <w:lang w:eastAsia="es-PE"/>
-          <ns2:ligatures ns2:val="none"/>
-        </w:rPr>
-      </w:pPr>
-    </w:p>
-    <w:p ns2:paraId="41C37225" ns2:textId="77777777">
-      <w:pPr>
-        <w:spacing w:after="0" w:line="240" w:lineRule="auto"/>
-        <w:jc w:val="both"/>
-        <w:rPr>
-          <w:rFonts w:ascii="Arial Narrow" w:eastAsia="Arial Narrow" w:hAnsi="Arial Narrow" w:cs="Arial Narrow"/>
-          <w:b/>
-          <w:color w:val="000000"/>
-          <w:kern w:val="0"/>
-          <w:lang w:eastAsia="es-PE"/>
-          <ns2:ligatures ns2:val="none"/>
-        </w:rPr>
-      </w:pPr>
-    </w:p>
-    <w:p ns2:paraId="44C416C1" ns2:textId="77777777">
+    <w:p>
+      <w:pPr>
+        <w:spacing w:after="0" w:line="240" w:lineRule="auto"/>
+        <w:jc w:val="both"/>
+        <w:rPr>
+          <w:rFonts w:ascii="Arial Narrow" w:eastAsia="Arial Narrow" w:hAnsi="Arial Narrow" w:cs="Arial Narrow"/>
+          <w:b/>
+          <w:color w:val="000000"/>
+          <w:kern w:val="0"/>
+          <w:lang w:eastAsia="es-PE"/>
+          <w14:ligatures w14:val="none"/>
+        </w:rPr>
+      </w:pPr>
+    </w:p>
+    <w:p>
+      <w:pPr>
+        <w:spacing w:after="0" w:line="240" w:lineRule="auto"/>
+        <w:jc w:val="both"/>
+        <w:rPr>
+          <w:rFonts w:ascii="Arial Narrow" w:eastAsia="Arial Narrow" w:hAnsi="Arial Narrow" w:cs="Arial Narrow"/>
+          <w:b/>
+          <w:color w:val="000000"/>
+          <w:kern w:val="0"/>
+          <w:lang w:eastAsia="es-PE"/>
+          <w14:ligatures w14:val="none"/>
+        </w:rPr>
+      </w:pPr>
+    </w:p>
+    <w:p>
       <w:pPr>
         <w:shd w:val="clear" w:color="auto" w:fill="FFFFFF"/>
         <w:spacing w:after="0" w:line="240" w:lineRule="auto"/>
@@ -9902,7 +9879,7 @@
           <w:bCs/>
           <w:color w:val="000000"/>
           <w:kern w:val="0"/>
-          <ns2:ligatures ns2:val="none"/>
+          <w14:ligatures w14:val="none"/>
         </w:rPr>
       </w:pPr>
       <w:r>
@@ -9912,12 +9889,12 @@
           <w:bCs/>
           <w:color w:val="000000"/>
           <w:kern w:val="0"/>
-          <ns2:ligatures ns2:val="none"/>
+          <w14:ligatures w14:val="none"/>
         </w:rPr>
         <w:t xml:space="preserve">LUISA ANALÍ SILVA MALPARTIDA</w:t>
       </w:r>
     </w:p>
-    <w:p ns2:paraId="31A9CE85" ns2:textId="77777777">
+    <w:p>
       <w:pPr>
         <w:shd w:val="clear" w:color="auto" w:fill="FFFFFF"/>
         <w:spacing w:after="0" w:line="240" w:lineRule="auto"/>
@@ -9928,7 +9905,7 @@
           <w:bCs/>
           <w:color w:val="000000"/>
           <w:kern w:val="0"/>
-          <ns2:ligatures ns2:val="none"/>
+          <w14:ligatures w14:val="none"/>
         </w:rPr>
       </w:pPr>
       <w:r>
@@ -9938,12 +9915,12 @@
           <w:bCs/>
           <w:color w:val="000000"/>
           <w:kern w:val="0"/>
-          <ns2:ligatures ns2:val="none"/>
+          <w14:ligatures w14:val="none"/>
         </w:rPr>
         <w:t xml:space="preserve">Secretaria Técnica Ad Hoc</w:t>
       </w:r>
     </w:p>
-    <w:p ns2:paraId="5A648714" ns2:textId="77777777">
+    <w:p>
       <w:pPr>
         <w:shd w:val="clear" w:color="auto" w:fill="FFFFFF"/>
         <w:spacing w:after="0" w:line="240" w:lineRule="auto"/>
@@ -9954,7 +9931,7 @@
           <w:bCs/>
           <w:color w:val="000000"/>
           <w:kern w:val="0"/>
-          <ns2:ligatures ns2:val="none"/>
+          <w14:ligatures w14:val="none"/>
         </w:rPr>
       </w:pPr>
       <w:r>
@@ -9964,49 +9941,49 @@
           <w:bCs/>
           <w:color w:val="000000"/>
           <w:kern w:val="0"/>
-          <ns2:ligatures ns2:val="none"/>
+          <w14:ligatures w14:val="none"/>
         </w:rPr>
         <w:t>Comisión de Protección al Consumidor 1</w:t>
       </w:r>
     </w:p>
-    <w:p ns2:paraId="5D9EDE09" ns2:textId="77777777">
-      <w:pPr>
-        <w:spacing w:after="0" w:line="240" w:lineRule="auto"/>
-        <w:jc w:val="both"/>
-        <w:rPr>
-          <w:rFonts w:ascii="Arial Narrow" w:eastAsia="Arial Narrow" w:hAnsi="Arial Narrow" w:cs="Arial Narrow"/>
-          <w:b/>
-          <w:color w:val="000000"/>
-          <w:kern w:val="0"/>
-          <w:lang w:eastAsia="es-PE"/>
-          <ns2:ligatures ns2:val="none"/>
-        </w:rPr>
-      </w:pPr>
-    </w:p>
-    <w:p ns2:paraId="32B8DBF5" ns2:textId="77777777">
-      <w:pPr>
-        <w:spacing w:after="0" w:line="240" w:lineRule="auto"/>
-        <w:jc w:val="both"/>
-        <w:rPr>
-          <w:rFonts w:ascii="Arial Narrow" w:hAnsi="Arial Narrow"/>
-          <w:sz w:val="16"/>
-          <w:szCs w:val="16"/>
-        </w:rPr>
-      </w:pPr>
-      <w:r>
-        <w:rPr>
-          <w:rFonts w:ascii="Arial Narrow" w:eastAsia="Arial Narrow" w:hAnsi="Arial Narrow" w:cs="Arial"/>
-          <w:color w:val="000000"/>
-          <w:kern w:val="0"/>
-          <w:sz w:val="16"/>
-          <w:szCs w:val="16"/>
-          <w:lang w:eastAsia="es-PE"/>
-          <ns2:ligatures ns2:val="none"/>
+    <w:p>
+      <w:pPr>
+        <w:spacing w:after="0" w:line="240" w:lineRule="auto"/>
+        <w:jc w:val="both"/>
+        <w:rPr>
+          <w:rFonts w:ascii="Arial Narrow" w:eastAsia="Arial Narrow" w:hAnsi="Arial Narrow" w:cs="Arial Narrow"/>
+          <w:b/>
+          <w:color w:val="000000"/>
+          <w:kern w:val="0"/>
+          <w:lang w:eastAsia="es-PE"/>
+          <w14:ligatures w14:val="none"/>
+        </w:rPr>
+      </w:pPr>
+    </w:p>
+    <w:p>
+      <w:pPr>
+        <w:spacing w:after="0" w:line="240" w:lineRule="auto"/>
+        <w:jc w:val="both"/>
+        <w:rPr>
+          <w:rFonts w:ascii="Arial Narrow" w:hAnsi="Arial Narrow"/>
+          <w:sz w:val="16"/>
+          <w:szCs w:val="16"/>
+        </w:rPr>
+      </w:pPr>
+      <w:r>
+        <w:rPr>
+          <w:rFonts w:ascii="Arial Narrow" w:eastAsia="Arial Narrow" w:hAnsi="Arial Narrow" w:cs="Arial"/>
+          <w:color w:val="000000"/>
+          <w:kern w:val="0"/>
+          <w:sz w:val="16"/>
+          <w:szCs w:val="16"/>
+          <w:lang w:eastAsia="es-PE"/>
+          <w14:ligatures w14:val="none"/>
         </w:rPr>
         <w:t>LSM/JCQ</w:t>
       </w:r>
     </w:p>
-    <w:p ns2:paraId="68107EE2" ns2:textId="77777777">
+    <w:p>
       <w:pPr>
         <w:spacing w:line="240" w:lineRule="auto"/>
         <w:rPr>
@@ -10015,8 +9992,8 @@
       </w:pPr>
     </w:p>
     <w:sectPr>
-      <w:headerReference w:type="default" ns3:id="rId8"/>
-      <w:footerReference w:type="default" ns3:id="rId9"/>
+      <w:headerReference w:type="default" r:id="rId8"/>
+      <w:footerReference w:type="default" r:id="rId9"/>
       <w:pgSz w:w="11906" w:h="16838"/>
       <w:pgMar w:top="1417" w:right="1701" w:bottom="1417" w:left="1701" w:header="708" w:footer="708" w:gutter="0"/>
       <w:cols w:space="708"/>
@@ -10027,7 +10004,7 @@
 </file>
 
 <file path=word/endnotes.xml><?xml version="1.0" encoding="utf-8"?>
-<w:endnotes xmlns:wpc="http://schemas.microsoft.com/office/word/2010/wordprocessingCanvas" xmlns:cx="http://schemas.microsoft.com/office/drawing/2014/chartex" xmlns:cx1="http://schemas.microsoft.com/office/drawing/2015/9/8/chartex" xmlns:cx2="http://schemas.microsoft.com/office/drawing/2015/10/21/chartex" xmlns:cx3="http://schemas.microsoft.com/office/drawing/2016/5/9/chartex" xmlns:cx4="http://schemas.microsoft.com/office/drawing/2016/5/10/chartex" xmlns:cx5="http://schemas.microsoft.com/office/drawing/2016/5/11/chartex" xmlns:cx6="http://schemas.microsoft.com/office/drawing/2016/5/12/chartex" xmlns:cx7="http://schemas.microsoft.com/office/drawing/2016/5/13/chartex" xmlns:cx8="http://schemas.microsoft.com/office/drawing/2016/5/14/chartex" xmlns:mc="http://schemas.openxmlformats.org/markup-compatibility/2006" xmlns:aink="http://schemas.microsoft.com/office/drawing/2016/ink" xmlns:am3d="http://schemas.microsoft.com/office/drawing/2017/model3d" xmlns:o="urn:schemas-microsoft-com:office:office" xmlns:oel="http://schemas.microsoft.com/office/2019/extlst" xmlns:r="http://schemas.openxmlformats.org/officeDocument/2006/relationships" xmlns:m="http://schemas.openxmlformats.org/officeDocument/2006/math" xmlns:v="urn:schemas-microsoft-com:vml" xmlns:wp14="http://schemas.microsoft.com/office/word/2010/wordprocessingDrawing" xmlns:wp="http://schemas.openxmlformats.org/drawingml/2006/wordprocessingDrawing" xmlns:w10="urn:schemas-microsoft-com:office:word" xmlns:w="http://schemas.openxmlformats.org/wordprocessingml/2006/main" xmlns:w14="http://schemas.microsoft.com/office/word/2010/wordml" xmlns:w15="http://schemas.microsoft.com/office/word/2012/wordml" xmlns:w16cex="http://schemas.microsoft.com/office/word/2018/wordml/cex" xmlns:w16cid="http://schemas.microsoft.com/office/word/2016/wordml/cid" xmlns:w16="http://schemas.microsoft.com/office/word/2018/wordml" xmlns:w16du="http://schemas.microsoft.com/office/word/2023/wordml/word16du" xmlns:w16sdtdh="http://schemas.microsoft.com/office/word/2020/wordml/sdtdatahash" xmlns:w16sdtfl="http://schemas.microsoft.com/office/word/2024/wordml/sdtformatlock" xmlns:w16se="http://schemas.microsoft.com/office/word/2015/wordml/symex" xmlns:wpg="http://schemas.microsoft.com/office/word/2010/wordprocessingGroup" xmlns:wpi="http://schemas.microsoft.com/office/word/2010/wordprocessingInk" xmlns:wne="http://schemas.microsoft.com/office/word/2006/wordml" xmlns:wps="http://schemas.microsoft.com/office/word/2010/wordprocessingShape" mc:Ignorable="w14 w15 w16se w16cid w16 w16cex w16sdtdh w16sdtfl w16du wp14">
+<w:endnotes xmlns:mc="http://schemas.openxmlformats.org/markup-compatibility/2006" xmlns:r="http://schemas.openxmlformats.org/officeDocument/2006/relationships" xmlns:w="http://schemas.openxmlformats.org/wordprocessingml/2006/main" xmlns:w14="http://schemas.microsoft.com/office/word/2010/wordml" xmlns:w15="http://schemas.microsoft.com/office/word/2012/wordml" xmlns:w16="http://schemas.microsoft.com/office/word/2018/wordml" xmlns:w16cex="http://schemas.microsoft.com/office/word/2018/wordml/cex" xmlns:w16cid="http://schemas.microsoft.com/office/word/2016/wordml/cid" xmlns:w16du="http://schemas.microsoft.com/office/word/2023/wordml/word16du" xmlns:w16sdtdh="http://schemas.microsoft.com/office/word/2020/wordml/sdtdatahash" xmlns:w16se="http://schemas.microsoft.com/office/word/2015/wordml/symex" xmlns:wp14="http://schemas.microsoft.com/office/word/2010/wordprocessingDrawing" mc:Ignorable="w14 w15 w16se w16cid w16 w16cex w16sdtdh w16du wp14">
   <w:endnote w:type="separator" w:id="-1">
     <w:p>
       <w:pPr>
@@ -10052,7 +10029,7 @@
 </file>
 
 <file path=word/footer1.xml><?xml version="1.0" encoding="utf-8"?>
-<w:ftr xmlns:wpc="http://schemas.microsoft.com/office/word/2010/wordprocessingCanvas" xmlns:cx="http://schemas.microsoft.com/office/drawing/2014/chartex" xmlns:cx1="http://schemas.microsoft.com/office/drawing/2015/9/8/chartex" xmlns:cx2="http://schemas.microsoft.com/office/drawing/2015/10/21/chartex" xmlns:cx3="http://schemas.microsoft.com/office/drawing/2016/5/9/chartex" xmlns:cx4="http://schemas.microsoft.com/office/drawing/2016/5/10/chartex" xmlns:cx5="http://schemas.microsoft.com/office/drawing/2016/5/11/chartex" xmlns:cx6="http://schemas.microsoft.com/office/drawing/2016/5/12/chartex" xmlns:cx7="http://schemas.microsoft.com/office/drawing/2016/5/13/chartex" xmlns:cx8="http://schemas.microsoft.com/office/drawing/2016/5/14/chartex" xmlns:mc="http://schemas.openxmlformats.org/markup-compatibility/2006" xmlns:aink="http://schemas.microsoft.com/office/drawing/2016/ink" xmlns:am3d="http://schemas.microsoft.com/office/drawing/2017/model3d" xmlns:o="urn:schemas-microsoft-com:office:office" xmlns:oel="http://schemas.microsoft.com/office/2019/extlst" xmlns:r="http://schemas.openxmlformats.org/officeDocument/2006/relationships" xmlns:m="http://schemas.openxmlformats.org/officeDocument/2006/math" xmlns:v="urn:schemas-microsoft-com:vml" xmlns:wp14="http://schemas.microsoft.com/office/word/2010/wordprocessingDrawing" xmlns:wp="http://schemas.openxmlformats.org/drawingml/2006/wordprocessingDrawing" xmlns:w10="urn:schemas-microsoft-com:office:word" xmlns:w="http://schemas.openxmlformats.org/wordprocessingml/2006/main" xmlns:w14="http://schemas.microsoft.com/office/word/2010/wordml" xmlns:w15="http://schemas.microsoft.com/office/word/2012/wordml" xmlns:w16cex="http://schemas.microsoft.com/office/word/2018/wordml/cex" xmlns:w16cid="http://schemas.microsoft.com/office/word/2016/wordml/cid" xmlns:w16="http://schemas.microsoft.com/office/word/2018/wordml" xmlns:w16du="http://schemas.microsoft.com/office/word/2023/wordml/word16du" xmlns:w16sdtdh="http://schemas.microsoft.com/office/word/2020/wordml/sdtdatahash" xmlns:w16sdtfl="http://schemas.microsoft.com/office/word/2024/wordml/sdtformatlock" xmlns:w16se="http://schemas.microsoft.com/office/word/2015/wordml/symex" xmlns:wpg="http://schemas.microsoft.com/office/word/2010/wordprocessingGroup" xmlns:wpi="http://schemas.microsoft.com/office/word/2010/wordprocessingInk" xmlns:wne="http://schemas.microsoft.com/office/word/2006/wordml" xmlns:wps="http://schemas.microsoft.com/office/word/2010/wordprocessingShape" mc:Ignorable="w14 w15 w16se w16cid w16 w16cex w16sdtdh w16sdtfl w16du wp14">
+<w:ftr xmlns:mc="http://schemas.openxmlformats.org/markup-compatibility/2006" xmlns:r="http://schemas.openxmlformats.org/officeDocument/2006/relationships" xmlns:w="http://schemas.openxmlformats.org/wordprocessingml/2006/main" xmlns:w14="http://schemas.microsoft.com/office/word/2010/wordml" xmlns:w15="http://schemas.microsoft.com/office/word/2012/wordml" xmlns:w16="http://schemas.microsoft.com/office/word/2018/wordml" xmlns:w16cex="http://schemas.microsoft.com/office/word/2018/wordml/cex" xmlns:w16cid="http://schemas.microsoft.com/office/word/2016/wordml/cid" xmlns:w16du="http://schemas.microsoft.com/office/word/2023/wordml/word16du" xmlns:w16sdtdh="http://schemas.microsoft.com/office/word/2020/wordml/sdtdatahash" xmlns:w16se="http://schemas.microsoft.com/office/word/2015/wordml/symex" xmlns:wp14="http://schemas.microsoft.com/office/word/2010/wordprocessingDrawing" mc:Ignorable="w14 w15 w16se w16cid w16 w16cex w16sdtdh w16du wp14">
   <w:p>
     <w:pPr>
       <w:pBdr>
@@ -10131,7 +10108,7 @@
 </file>
 
 <file path=word/footnotes.xml><?xml version="1.0" encoding="utf-8"?>
-<w:footnotes xmlns:wpc="http://schemas.microsoft.com/office/word/2010/wordprocessingCanvas" xmlns:cx="http://schemas.microsoft.com/office/drawing/2014/chartex" xmlns:cx1="http://schemas.microsoft.com/office/drawing/2015/9/8/chartex" xmlns:cx2="http://schemas.microsoft.com/office/drawing/2015/10/21/chartex" xmlns:cx3="http://schemas.microsoft.com/office/drawing/2016/5/9/chartex" xmlns:cx4="http://schemas.microsoft.com/office/drawing/2016/5/10/chartex" xmlns:cx5="http://schemas.microsoft.com/office/drawing/2016/5/11/chartex" xmlns:cx6="http://schemas.microsoft.com/office/drawing/2016/5/12/chartex" xmlns:cx7="http://schemas.microsoft.com/office/drawing/2016/5/13/chartex" xmlns:cx8="http://schemas.microsoft.com/office/drawing/2016/5/14/chartex" xmlns:mc="http://schemas.openxmlformats.org/markup-compatibility/2006" xmlns:aink="http://schemas.microsoft.com/office/drawing/2016/ink" xmlns:am3d="http://schemas.microsoft.com/office/drawing/2017/model3d" xmlns:o="urn:schemas-microsoft-com:office:office" xmlns:oel="http://schemas.microsoft.com/office/2019/extlst" xmlns:r="http://schemas.openxmlformats.org/officeDocument/2006/relationships" xmlns:m="http://schemas.openxmlformats.org/officeDocument/2006/math" xmlns:v="urn:schemas-microsoft-com:vml" xmlns:wp14="http://schemas.microsoft.com/office/word/2010/wordprocessingDrawing" xmlns:wp="http://schemas.openxmlformats.org/drawingml/2006/wordprocessingDrawing" xmlns:w10="urn:schemas-microsoft-com:office:word" xmlns:w="http://schemas.openxmlformats.org/wordprocessingml/2006/main" xmlns:w14="http://schemas.microsoft.com/office/word/2010/wordml" xmlns:w15="http://schemas.microsoft.com/office/word/2012/wordml" xmlns:w16cex="http://schemas.microsoft.com/office/word/2018/wordml/cex" xmlns:w16cid="http://schemas.microsoft.com/office/word/2016/wordml/cid" xmlns:w16="http://schemas.microsoft.com/office/word/2018/wordml" xmlns:w16du="http://schemas.microsoft.com/office/word/2023/wordml/word16du" xmlns:w16sdtdh="http://schemas.microsoft.com/office/word/2020/wordml/sdtdatahash" xmlns:w16sdtfl="http://schemas.microsoft.com/office/word/2024/wordml/sdtformatlock" xmlns:w16se="http://schemas.microsoft.com/office/word/2015/wordml/symex" xmlns:wpg="http://schemas.microsoft.com/office/word/2010/wordprocessingGroup" xmlns:wpi="http://schemas.microsoft.com/office/word/2010/wordprocessingInk" xmlns:wne="http://schemas.microsoft.com/office/word/2006/wordml" xmlns:wps="http://schemas.microsoft.com/office/word/2010/wordprocessingShape" mc:Ignorable="w14 w15 w16se w16cid w16 w16cex w16sdtdh w16sdtfl w16du wp14">
+<w:footnotes xmlns:mc="http://schemas.openxmlformats.org/markup-compatibility/2006" xmlns:r="http://schemas.openxmlformats.org/officeDocument/2006/relationships" xmlns:w="http://schemas.openxmlformats.org/wordprocessingml/2006/main" xmlns:w14="http://schemas.microsoft.com/office/word/2010/wordml" xmlns:w15="http://schemas.microsoft.com/office/word/2012/wordml" xmlns:w16="http://schemas.microsoft.com/office/word/2018/wordml" xmlns:w16cex="http://schemas.microsoft.com/office/word/2018/wordml/cex" xmlns:w16cid="http://schemas.microsoft.com/office/word/2016/wordml/cid" xmlns:w16du="http://schemas.microsoft.com/office/word/2023/wordml/word16du" xmlns:w16sdtdh="http://schemas.microsoft.com/office/word/2020/wordml/sdtdatahash" xmlns:w16se="http://schemas.microsoft.com/office/word/2015/wordml/symex" xmlns:wp14="http://schemas.microsoft.com/office/word/2010/wordprocessingDrawing" mc:Ignorable="w14 w15 w16se w16cid w16 w16cex w16sdtdh w16du wp14">
   <w:footnote w:type="separator" w:id="-1">
     <w:p>
       <w:pPr>
@@ -12876,6 +12853,161 @@
       </w:pPr>
     </w:p>
   </w:footnote>
+  <w:footnote w:id="17">
+    <w:p>
+      <w:pPr>
+        <w:pStyle w:val="Textonotapie"/>
+        <w:ind w:left="567" w:hanging="567"/>
+        <w:jc w:val="both"/>
+      </w:pPr>
+      <w:r>
+        <w:rPr>
+          <w:rStyle w:val="Refdenotaalpie"/>
+          <w:rFonts w:ascii="Arial Narrow" w:hAnsi="Arial Narrow" w:cs="Arial"/>
+          <w:sz w:val="16"/>
+          <w:szCs w:val="16"/>
+          <w:vertAlign w:val="superscript"/>
+        </w:rPr>
+        <w:footnoteRef/>
+      </w:r>
+      <w:r>
+        <w:rPr>
+          <w:rFonts w:ascii="Arial Narrow" w:hAnsi="Arial Narrow" w:cs="Arial"/>
+          <w:sz w:val="16"/>
+          <w:szCs w:val="16"/>
+        </w:rPr>
+        <w:tab/>
+      </w:r>
+      <w:r>
+        <w:rPr>
+          <w:rFonts w:ascii="Arial Narrow" w:hAnsi="Arial Narrow" w:cs="Arial"/>
+          <w:b/>
+          <w:bCs/>
+          <w:sz w:val="16"/>
+          <w:szCs w:val="16"/>
+        </w:rPr>
+        <w:t xml:space="preserve">DECRETO LEGISLATIVO 807, LEY SOBRE FACULTADES, NORMAS Y ORGANIZACIÓN DEL INDECOPI, publicado el 18 de abril de 1996</w:t>
+      </w:r>
+    </w:p>
+    <w:p>
+      <w:pPr>
+        <w:pStyle w:val="Textonotapie"/>
+        <w:ind w:left="567" w:hanging="567"/>
+        <w:jc w:val="both"/>
+      </w:pPr>
+      <w:r>
+        <w:rPr>
+          <w:rFonts w:ascii="Arial Narrow" w:hAnsi="Arial Narrow" w:cs="Arial"/>
+          <w:sz w:val="16"/>
+          <w:szCs w:val="16"/>
+        </w:rPr>
+        <w:tab/>
+      </w:r>
+      <w:r>
+        <w:rPr>
+          <w:rFonts w:ascii="Arial Narrow" w:hAnsi="Arial Narrow" w:cs="Arial"/>
+          <w:b/>
+          <w:bCs/>
+          <w:sz w:val="16"/>
+          <w:szCs w:val="16"/>
+        </w:rPr>
+        <w:t xml:space="preserve">Artículo 26.-</w:t>
+      </w:r>
+      <w:r>
+        <w:rPr>
+          <w:rFonts w:ascii="Arial Narrow" w:hAnsi="Arial Narrow" w:cs="Arial"/>
+          <w:sz w:val="16"/>
+          <w:szCs w:val="16"/>
+        </w:rPr>
+        <w:t xml:space="preserve"> Una vez admitida a trámite la denuncia, se correrá traslado de la misma al denunciado, a fin de que éste presente su descargo. El plazo para la presentación del descargo será de cinco (5) días contados desde la notificación, vencido el cual, el Secretario Técnico declarará en rebeldía al denunciado que no lo hubiera presentado.</w:t>
+      </w:r>
+    </w:p>
+  </w:footnote>
+  <w:footnote w:id="18">
+    <w:p>
+      <w:pPr>
+        <w:pStyle w:val="Textonotapie"/>
+        <w:ind w:left="567" w:hanging="567"/>
+        <w:jc w:val="both"/>
+      </w:pPr>
+      <w:r>
+        <w:rPr>
+          <w:rStyle w:val="Refdenotaalpie"/>
+          <w:rFonts w:ascii="Arial Narrow" w:hAnsi="Arial Narrow" w:cs="Arial"/>
+          <w:sz w:val="16"/>
+          <w:szCs w:val="16"/>
+          <w:vertAlign w:val="superscript"/>
+        </w:rPr>
+        <w:footnoteRef/>
+      </w:r>
+      <w:r>
+        <w:rPr>
+          <w:rFonts w:ascii="Arial Narrow" w:hAnsi="Arial Narrow" w:cs="Arial"/>
+          <w:sz w:val="16"/>
+          <w:szCs w:val="16"/>
+        </w:rPr>
+        <w:tab/>
+      </w:r>
+      <w:r>
+        <w:rPr>
+          <w:rFonts w:ascii="Arial Narrow" w:hAnsi="Arial Narrow" w:cs="Arial"/>
+          <w:b/>
+          <w:bCs/>
+          <w:sz w:val="16"/>
+          <w:szCs w:val="16"/>
+        </w:rPr>
+        <w:t xml:space="preserve">DECRETO SUPREMO 006-2026-JUS, TEXTO ÚNICO ORDENADO DE LA LEY 27444, LEY DEL PROCEDIMIENTO ADMINISTRATIVO GENERAL, publicado el 30 de abril de 2026</w:t>
+      </w:r>
+    </w:p>
+    <w:p>
+      <w:pPr>
+        <w:pStyle w:val="Textonotapie"/>
+        <w:ind w:left="567" w:hanging="567"/>
+        <w:jc w:val="both"/>
+      </w:pPr>
+      <w:r>
+        <w:rPr>
+          <w:rFonts w:ascii="Arial Narrow" w:hAnsi="Arial Narrow" w:cs="Arial"/>
+          <w:sz w:val="16"/>
+          <w:szCs w:val="16"/>
+        </w:rPr>
+        <w:tab/>
+      </w:r>
+      <w:r>
+        <w:rPr>
+          <w:rFonts w:ascii="Arial Narrow" w:hAnsi="Arial Narrow" w:cs="Arial"/>
+          <w:b/>
+          <w:bCs/>
+          <w:sz w:val="16"/>
+          <w:szCs w:val="16"/>
+        </w:rPr>
+        <w:t xml:space="preserve">Artículo 223.- Contestación de la reclamación</w:t>
+      </w:r>
+    </w:p>
+    <w:p>
+      <w:pPr>
+        <w:pStyle w:val="Textonotapie"/>
+        <w:ind w:left="567" w:hanging="567"/>
+        <w:jc w:val="both"/>
+      </w:pPr>
+      <w:r>
+        <w:rPr>
+          <w:rFonts w:ascii="Arial Narrow" w:hAnsi="Arial Narrow" w:cs="Arial"/>
+          <w:sz w:val="16"/>
+          <w:szCs w:val="16"/>
+        </w:rPr>
+        <w:tab/>
+      </w:r>
+      <w:r>
+        <w:rPr>
+          <w:rFonts w:ascii="Arial Narrow" w:hAnsi="Arial Narrow" w:cs="Arial"/>
+          <w:sz w:val="16"/>
+          <w:szCs w:val="16"/>
+        </w:rPr>
+        <w:t xml:space="preserve">223.1 El reclamado deberá presentar la contestación de la reclamación dentro de los quince (15) días posteriores a la notificación de ésta; vencido este plazo, la Administración declarará en rebeldía al reclamado que no la hubiera presentado. La contestación deberá contener los requisitos de los escritos previstos en el artículo 113 de la presente Ley, así como la absolución de todos los asuntos controvertidos de hecho y de derecho, Las alegaciones y los hechos relevantes de la reclamación, salvo que hayan sido específicamente negadas en la contestación, se tendrán por aceptadas o merituadas como ciertas.</w:t>
+      </w:r>
+    </w:p>
+  </w:footnote>
   <w:footnote w:id="12">
     <w:p>
       <w:pPr>
@@ -14498,7 +14630,7 @@
 </file>
 
 <file path=word/header1.xml><?xml version="1.0" encoding="utf-8"?>
-<w:hdr xmlns:wpc="http://schemas.microsoft.com/office/word/2010/wordprocessingCanvas" xmlns:cx="http://schemas.microsoft.com/office/drawing/2014/chartex" xmlns:cx1="http://schemas.microsoft.com/office/drawing/2015/9/8/chartex" xmlns:cx2="http://schemas.microsoft.com/office/drawing/2015/10/21/chartex" xmlns:cx3="http://schemas.microsoft.com/office/drawing/2016/5/9/chartex" xmlns:cx4="http://schemas.microsoft.com/office/drawing/2016/5/10/chartex" xmlns:cx5="http://schemas.microsoft.com/office/drawing/2016/5/11/chartex" xmlns:cx6="http://schemas.microsoft.com/office/drawing/2016/5/12/chartex" xmlns:cx7="http://schemas.microsoft.com/office/drawing/2016/5/13/chartex" xmlns:cx8="http://schemas.microsoft.com/office/drawing/2016/5/14/chartex" xmlns:mc="http://schemas.openxmlformats.org/markup-compatibility/2006" xmlns:aink="http://schemas.microsoft.com/office/drawing/2016/ink" xmlns:am3d="http://schemas.microsoft.com/office/drawing/2017/model3d" xmlns:o="urn:schemas-microsoft-com:office:office" xmlns:oel="http://schemas.microsoft.com/office/2019/extlst" xmlns:r="http://schemas.openxmlformats.org/officeDocument/2006/relationships" xmlns:m="http://schemas.openxmlformats.org/officeDocument/2006/math" xmlns:v="urn:schemas-microsoft-com:vml" xmlns:wp14="http://schemas.microsoft.com/office/word/2010/wordprocessingDrawing" xmlns:wp="http://schemas.openxmlformats.org/drawingml/2006/wordprocessingDrawing" xmlns:w10="urn:schemas-microsoft-com:office:word" xmlns:w="http://schemas.openxmlformats.org/wordprocessingml/2006/main" xmlns:w14="http://schemas.microsoft.com/office/word/2010/wordml" xmlns:w15="http://schemas.microsoft.com/office/word/2012/wordml" xmlns:w16cex="http://schemas.microsoft.com/office/word/2018/wordml/cex" xmlns:w16cid="http://schemas.microsoft.com/office/word/2016/wordml/cid" xmlns:w16="http://schemas.microsoft.com/office/word/2018/wordml" xmlns:w16du="http://schemas.microsoft.com/office/word/2023/wordml/word16du" xmlns:w16sdtdh="http://schemas.microsoft.com/office/word/2020/wordml/sdtdatahash" xmlns:w16sdtfl="http://schemas.microsoft.com/office/word/2024/wordml/sdtformatlock" xmlns:w16se="http://schemas.microsoft.com/office/word/2015/wordml/symex" xmlns:wpg="http://schemas.microsoft.com/office/word/2010/wordprocessingGroup" xmlns:wpi="http://schemas.microsoft.com/office/word/2010/wordprocessingInk" xmlns:wne="http://schemas.microsoft.com/office/word/2006/wordml" xmlns:wps="http://schemas.microsoft.com/office/word/2010/wordprocessingShape" mc:Ignorable="w14 w15 w16se w16cid w16 w16cex w16sdtdh w16sdtfl w16du wp14">
+<w:hdr xmlns:a="http://schemas.openxmlformats.org/drawingml/2006/main" xmlns:a14="http://schemas.microsoft.com/office/drawing/2010/main" xmlns:mc="http://schemas.openxmlformats.org/markup-compatibility/2006" xmlns:pic="http://schemas.openxmlformats.org/drawingml/2006/picture" xmlns:r="http://schemas.openxmlformats.org/officeDocument/2006/relationships" xmlns:w="http://schemas.openxmlformats.org/wordprocessingml/2006/main" xmlns:w14="http://schemas.microsoft.com/office/word/2010/wordml" xmlns:w15="http://schemas.microsoft.com/office/word/2012/wordml" xmlns:w16="http://schemas.microsoft.com/office/word/2018/wordml" xmlns:w16cex="http://schemas.microsoft.com/office/word/2018/wordml/cex" xmlns:w16cid="http://schemas.microsoft.com/office/word/2016/wordml/cid" xmlns:w16du="http://schemas.microsoft.com/office/word/2023/wordml/word16du" xmlns:w16sdtdh="http://schemas.microsoft.com/office/word/2020/wordml/sdtdatahash" xmlns:w16se="http://schemas.microsoft.com/office/word/2015/wordml/symex" xmlns:wp="http://schemas.openxmlformats.org/drawingml/2006/wordprocessingDrawing" xmlns:wp14="http://schemas.microsoft.com/office/word/2010/wordprocessingDrawing" mc:Ignorable="w14 w15 w16se w16cid w16 w16cex w16sdtdh w16du wp14">
   <w:tbl>
     <w:tblPr>
       <w:tblW w:w="8645" w:type="dxa"/>

--- a/plantillas_maestras/03_seguro_desgravamen/anulacion_indebida/2_ddos_banco_y_aseguradora/varon/TPL_2428_2025_SEGURO_DESGRAVAMEN_ANULACION_INDEBIDA_BANCO_VARON_R2.docx
+++ b/plantillas_maestras/03_seguro_desgravamen/anulacion_indebida/2_ddos_banco_y_aseguradora/varon/TPL_2428_2025_SEGURO_DESGRAVAMEN_ANULACION_INDEBIDA_BANCO_VARON_R2.docx
@@ -718,205 +718,7 @@
           <w:lang w:val="es-ES" w:eastAsia="es-ES"/>
           <w14:ligatures w14:val="none"/>
         </w:rPr>
-        <w:t xml:space="preserve">Mediante la denuncia del 29 de setiembre de 2025, complementado mediante escrito del 10 de octubre de 2025, el señor [APELLIDO] denunció a Rímac y el Banco por presuntas infracciones a la Ley 29571, Código de Protección y Defensa del Consumidor (en adelante, Código), señalando lo siguiente:</w:t>
-      </w:r>
-      <w:r>
-        <w:rPr>
-          <w:rFonts w:ascii="Arial Narrow" w:eastAsia="Arial Narrow" w:hAnsi="Arial Narrow" w:cs="Arial Narrow"/>
-          <w:color w:val="000000"/>
-          <w:kern w:val="0"/>
-          <w:sz w:val="22"/>
-          <w:szCs w:val="22"/>
-          <w:lang w:val="es-ES" w:eastAsia="es-ES"/>
-          <w14:ligatures w14:val="none"/>
-        </w:rPr>
-        <w:t/>
-      </w:r>
-      <w:r>
-        <w:rPr>
-          <w:rFonts w:ascii="Arial Narrow" w:eastAsia="Arial Narrow" w:hAnsi="Arial Narrow" w:cs="Arial Narrow"/>
-          <w:color w:val="000000"/>
-          <w:kern w:val="0"/>
-          <w:sz w:val="22"/>
-          <w:szCs w:val="22"/>
-          <w:lang w:val="es-ES" w:eastAsia="es-ES"/>
-          <w14:ligatures w14:val="none"/>
-        </w:rPr>
-        <w:t xml:space="preserve"/>
-      </w:r>
-      <w:r>
-        <w:rPr>
-          <w:rFonts w:ascii="Arial Narrow" w:eastAsia="Arial Narrow" w:hAnsi="Arial Narrow" w:cs="Arial Narrow"/>
-          <w:color w:val="000000"/>
-          <w:kern w:val="0"/>
-          <w:sz w:val="22"/>
-          <w:szCs w:val="22"/>
-          <w:lang w:val="es-ES" w:eastAsia="es-ES"/>
-          <w14:ligatures w14:val="none"/>
-        </w:rPr>
-        <w:t xml:space="preserve"/>
-      </w:r>
-      <w:r>
-        <w:rPr>
-          <w:rFonts w:ascii="Arial Narrow" w:eastAsia="Arial Narrow" w:hAnsi="Arial Narrow" w:cs="Arial Narrow"/>
-          <w:color w:val="000000"/>
-          <w:kern w:val="0"/>
-          <w:sz w:val="22"/>
-          <w:szCs w:val="22"/>
-          <w:lang w:val="es-ES" w:eastAsia="es-ES"/>
-          <w14:ligatures w14:val="none"/>
-        </w:rPr>
-        <w:t/>
-      </w:r>
-      <w:r>
-        <w:rPr>
-          <w:rFonts w:ascii="Arial Narrow" w:eastAsia="Arial Narrow" w:hAnsi="Arial Narrow" w:cs="Arial Narrow"/>
-          <w:color w:val="000000"/>
-          <w:kern w:val="0"/>
-          <w:sz w:val="22"/>
-          <w:szCs w:val="22"/>
-          <w:lang w:val="es-ES" w:eastAsia="es-ES"/>
-          <w14:ligatures w14:val="none"/>
-        </w:rPr>
-        <w:t xml:space="preserve"/>
-      </w:r>
-      <w:r>
-        <w:rPr>
-          <w:rFonts w:ascii="Arial Narrow" w:eastAsia="Arial Narrow" w:hAnsi="Arial Narrow" w:cs="Arial Narrow"/>
-          <w:color w:val="000000"/>
-          <w:kern w:val="0"/>
-          <w:sz w:val="22"/>
-          <w:szCs w:val="22"/>
-          <w:lang w:val="es-ES" w:eastAsia="es-ES"/>
-          <w14:ligatures w14:val="none"/>
-        </w:rPr>
-        <w:t xml:space="preserve"/>
-      </w:r>
-      <w:r>
-        <w:rPr>
-          <w:rFonts w:ascii="Arial Narrow" w:eastAsia="Arial Narrow" w:hAnsi="Arial Narrow" w:cs="Arial Narrow"/>
-          <w:color w:val="000000"/>
-          <w:kern w:val="0"/>
-          <w:sz w:val="22"/>
-          <w:szCs w:val="22"/>
-          <w:lang w:val="es-ES" w:eastAsia="es-ES"/>
-          <w14:ligatures w14:val="none"/>
-        </w:rPr>
-        <w:t xml:space="preserve"/>
-      </w:r>
-      <w:r>
-        <w:rPr>
-          <w:rFonts w:ascii="Arial Narrow" w:eastAsia="Arial Narrow" w:hAnsi="Arial Narrow" w:cs="Arial Narrow"/>
-          <w:color w:val="000000"/>
-          <w:kern w:val="0"/>
-          <w:sz w:val="22"/>
-          <w:szCs w:val="22"/>
-          <w:lang w:val="es-ES" w:eastAsia="es-ES"/>
-          <w14:ligatures w14:val="none"/>
-        </w:rPr>
-        <w:t/>
-      </w:r>
-      <w:r>
-        <w:rPr>
-          <w:rFonts w:ascii="Arial Narrow" w:eastAsia="Arial Narrow" w:hAnsi="Arial Narrow" w:cs="Arial Narrow"/>
-          <w:kern w:val="0"/>
-          <w14:ligatures w14:val="none"/>
-          <w:sz w:val="22"/>
-          <w:szCs w:val="22"/>
-        </w:rPr>
-        <w:t xml:space="preserve"/>
-      </w:r>
-      <w:r>
-        <w:rPr>
-          <w:rFonts w:ascii="Arial Narrow" w:eastAsia="Arial Narrow" w:hAnsi="Arial Narrow" w:cs="Arial Narrow"/>
-          <w:kern w:val="0"/>
-          <w14:ligatures w14:val="none"/>
-          <w:sz w:val="22"/>
-          <w:szCs w:val="22"/>
-        </w:rPr>
-        <w:t xml:space="preserve"/>
-      </w:r>
-      <w:r>
-        <w:rPr>
-          <w:rFonts w:ascii="Arial Narrow" w:eastAsia="Arial Narrow" w:hAnsi="Arial Narrow" w:cs="Arial Narrow"/>
-          <w:kern w:val="0"/>
-          <w14:ligatures w14:val="none"/>
-          <w:sz w:val="22"/>
-          <w:szCs w:val="22"/>
-        </w:rPr>
-        <w:t/>
-      </w:r>
-      <w:r>
-        <w:rPr>
-          <w:rFonts w:ascii="Arial Narrow" w:eastAsia="Arial Narrow" w:hAnsi="Arial Narrow" w:cs="Arial Narrow"/>
-          <w:color w:val="000000"/>
-          <w:kern w:val="0"/>
-          <w:sz w:val="22"/>
-          <w:szCs w:val="22"/>
-          <w:lang w:val="es-ES" w:eastAsia="es-ES"/>
-          <w14:ligatures w14:val="none"/>
-        </w:rPr>
-        <w:t xml:space="preserve"/>
-      </w:r>
-      <w:r>
-        <w:rPr>
-          <w:rFonts w:ascii="Arial Narrow" w:eastAsia="Arial Narrow" w:hAnsi="Arial Narrow" w:cs="Arial Narrow"/>
-          <w:color w:val="000000"/>
-          <w:kern w:val="0"/>
-          <w:sz w:val="22"/>
-          <w:szCs w:val="22"/>
-          <w:lang w:val="es-ES" w:eastAsia="es-ES"/>
-          <w14:ligatures w14:val="none"/>
-        </w:rPr>
-        <w:t xml:space="preserve"/>
-      </w:r>
-      <w:r>
-        <w:rPr>
-          <w:rFonts w:ascii="Arial Narrow" w:eastAsia="Arial Narrow" w:hAnsi="Arial Narrow" w:cs="Arial Narrow"/>
-          <w:color w:val="000000"/>
-          <w:kern w:val="0"/>
-          <w:sz w:val="22"/>
-          <w:szCs w:val="22"/>
-          <w:lang w:val="es-ES" w:eastAsia="es-ES"/>
-          <w14:ligatures w14:val="none"/>
-        </w:rPr>
-        <w:t xml:space="preserve"/>
-      </w:r>
-      <w:r>
-        <w:rPr>
-          <w:rFonts w:ascii="Arial Narrow" w:eastAsia="Arial Narrow" w:hAnsi="Arial Narrow" w:cs="Arial Narrow"/>
-          <w:color w:val="000000"/>
-          <w:kern w:val="0"/>
-          <w:sz w:val="22"/>
-          <w:szCs w:val="22"/>
-          <w:lang w:val="es-ES" w:eastAsia="es-ES"/>
-          <w14:ligatures w14:val="none"/>
-        </w:rPr>
-        <w:t xml:space="preserve"/>
-      </w:r>
-      <w:r>
-        <w:rPr>
-          <w:rFonts w:ascii="Arial Narrow" w:eastAsia="Arial Narrow" w:hAnsi="Arial Narrow" w:cs="Arial Narrow"/>
-          <w:color w:val="000000"/>
-          <w:kern w:val="0"/>
-          <w:sz w:val="22"/>
-          <w:szCs w:val="22"/>
-          <w:lang w:val="es-ES" w:eastAsia="es-ES"/>
-          <w14:ligatures w14:val="none"/>
-        </w:rPr>
-        <w:t/>
-      </w:r>
-      <w:r>
-        <w:rPr>
-          <w:rFonts w:ascii="Arial Narrow" w:eastAsia="Arial Narrow" w:hAnsi="Arial Narrow" w:cs="Arial Narrow"/>
-          <w:color w:val="000000"/>
-          <w:kern w:val="0"/>
-          <w:sz w:val="22"/>
-          <w:szCs w:val="22"/>
-          <w:lang w:val="es-ES" w:eastAsia="es-ES"/>
-          <w14:ligatures w14:val="none"/>
-        </w:rPr>
-        <w:t/>
+        <w:t xml:space="preserve">Mediante la denuncia del 29 de setiembre de 2025, complementado mediante escrito del 10 de octubre de 2025, el señor [APELLIDO] denunció a Rímac y el Banco por presuntas infracciones a la Ley 29571, Código de Protección y Defensa del Consumidor</w:t>
       </w:r>
       <w:r>
         <w:rPr>
@@ -931,6 +733,216 @@
           <w14:ligatures w14:val="none"/>
         </w:rPr>
         <w:footnoteReference w:id="1"/>
+      </w:r>
+      <w:r>
+        <w:rPr>
+          <w:rFonts w:ascii="Arial Narrow" w:eastAsia="Arial Narrow" w:hAnsi="Arial Narrow" w:cs="Arial Narrow"/>
+          <w:color w:val="000000"/>
+          <w:kern w:val="0"/>
+          <w:sz w:val="22"/>
+          <w:szCs w:val="22"/>
+          <w:lang w:val="es-ES" w:eastAsia="es-ES"/>
+          <w14:ligatures w14:val="none"/>
+        </w:rPr>
+        <w:t xml:space="preserve"> (en adelante, Código), señalando lo siguiente:</w:t>
+      </w:r>
+      <w:r>
+        <w:rPr>
+          <w:rFonts w:ascii="Arial Narrow" w:eastAsia="Arial Narrow" w:hAnsi="Arial Narrow" w:cs="Arial Narrow"/>
+          <w:color w:val="000000"/>
+          <w:kern w:val="0"/>
+          <w:sz w:val="22"/>
+          <w:szCs w:val="22"/>
+          <w:lang w:val="es-ES" w:eastAsia="es-ES"/>
+          <w14:ligatures w14:val="none"/>
+        </w:rPr>
+        <w:t/>
+      </w:r>
+      <w:r>
+        <w:rPr>
+          <w:rFonts w:ascii="Arial Narrow" w:eastAsia="Arial Narrow" w:hAnsi="Arial Narrow" w:cs="Arial Narrow"/>
+          <w:color w:val="000000"/>
+          <w:kern w:val="0"/>
+          <w:sz w:val="22"/>
+          <w:szCs w:val="22"/>
+          <w:lang w:val="es-ES" w:eastAsia="es-ES"/>
+          <w14:ligatures w14:val="none"/>
+        </w:rPr>
+        <w:t xml:space="preserve"/>
+      </w:r>
+      <w:r>
+        <w:rPr>
+          <w:rFonts w:ascii="Arial Narrow" w:eastAsia="Arial Narrow" w:hAnsi="Arial Narrow" w:cs="Arial Narrow"/>
+          <w:color w:val="000000"/>
+          <w:kern w:val="0"/>
+          <w:sz w:val="22"/>
+          <w:szCs w:val="22"/>
+          <w:lang w:val="es-ES" w:eastAsia="es-ES"/>
+          <w14:ligatures w14:val="none"/>
+        </w:rPr>
+        <w:t xml:space="preserve"/>
+      </w:r>
+      <w:r>
+        <w:rPr>
+          <w:rFonts w:ascii="Arial Narrow" w:eastAsia="Arial Narrow" w:hAnsi="Arial Narrow" w:cs="Arial Narrow"/>
+          <w:color w:val="000000"/>
+          <w:kern w:val="0"/>
+          <w:sz w:val="22"/>
+          <w:szCs w:val="22"/>
+          <w:lang w:val="es-ES" w:eastAsia="es-ES"/>
+          <w14:ligatures w14:val="none"/>
+        </w:rPr>
+        <w:t/>
+      </w:r>
+      <w:r>
+        <w:rPr>
+          <w:rFonts w:ascii="Arial Narrow" w:eastAsia="Arial Narrow" w:hAnsi="Arial Narrow" w:cs="Arial Narrow"/>
+          <w:color w:val="000000"/>
+          <w:kern w:val="0"/>
+          <w:sz w:val="22"/>
+          <w:szCs w:val="22"/>
+          <w:lang w:val="es-ES" w:eastAsia="es-ES"/>
+          <w14:ligatures w14:val="none"/>
+        </w:rPr>
+        <w:t xml:space="preserve"/>
+      </w:r>
+      <w:r>
+        <w:rPr>
+          <w:rFonts w:ascii="Arial Narrow" w:eastAsia="Arial Narrow" w:hAnsi="Arial Narrow" w:cs="Arial Narrow"/>
+          <w:color w:val="000000"/>
+          <w:kern w:val="0"/>
+          <w:sz w:val="22"/>
+          <w:szCs w:val="22"/>
+          <w:lang w:val="es-ES" w:eastAsia="es-ES"/>
+          <w14:ligatures w14:val="none"/>
+        </w:rPr>
+        <w:t xml:space="preserve"/>
+      </w:r>
+      <w:r>
+        <w:rPr>
+          <w:rFonts w:ascii="Arial Narrow" w:eastAsia="Arial Narrow" w:hAnsi="Arial Narrow" w:cs="Arial Narrow"/>
+          <w:color w:val="000000"/>
+          <w:kern w:val="0"/>
+          <w:sz w:val="22"/>
+          <w:szCs w:val="22"/>
+          <w:lang w:val="es-ES" w:eastAsia="es-ES"/>
+          <w14:ligatures w14:val="none"/>
+        </w:rPr>
+        <w:t xml:space="preserve"/>
+      </w:r>
+      <w:r>
+        <w:rPr>
+          <w:rFonts w:ascii="Arial Narrow" w:eastAsia="Arial Narrow" w:hAnsi="Arial Narrow" w:cs="Arial Narrow"/>
+          <w:color w:val="000000"/>
+          <w:kern w:val="0"/>
+          <w:sz w:val="22"/>
+          <w:szCs w:val="22"/>
+          <w:lang w:val="es-ES" w:eastAsia="es-ES"/>
+          <w14:ligatures w14:val="none"/>
+        </w:rPr>
+        <w:t/>
+      </w:r>
+      <w:r>
+        <w:rPr>
+          <w:rFonts w:ascii="Arial Narrow" w:eastAsia="Arial Narrow" w:hAnsi="Arial Narrow" w:cs="Arial Narrow"/>
+          <w:kern w:val="0"/>
+          <w14:ligatures w14:val="none"/>
+          <w:sz w:val="22"/>
+          <w:szCs w:val="22"/>
+        </w:rPr>
+        <w:t xml:space="preserve"/>
+      </w:r>
+      <w:r>
+        <w:rPr>
+          <w:rFonts w:ascii="Arial Narrow" w:eastAsia="Arial Narrow" w:hAnsi="Arial Narrow" w:cs="Arial Narrow"/>
+          <w:kern w:val="0"/>
+          <w14:ligatures w14:val="none"/>
+          <w:sz w:val="22"/>
+          <w:szCs w:val="22"/>
+        </w:rPr>
+        <w:t xml:space="preserve"/>
+      </w:r>
+      <w:r>
+        <w:rPr>
+          <w:rFonts w:ascii="Arial Narrow" w:eastAsia="Arial Narrow" w:hAnsi="Arial Narrow" w:cs="Arial Narrow"/>
+          <w:kern w:val="0"/>
+          <w14:ligatures w14:val="none"/>
+          <w:sz w:val="22"/>
+          <w:szCs w:val="22"/>
+        </w:rPr>
+        <w:t/>
+      </w:r>
+      <w:r>
+        <w:rPr>
+          <w:rFonts w:ascii="Arial Narrow" w:eastAsia="Arial Narrow" w:hAnsi="Arial Narrow" w:cs="Arial Narrow"/>
+          <w:color w:val="000000"/>
+          <w:kern w:val="0"/>
+          <w:sz w:val="22"/>
+          <w:szCs w:val="22"/>
+          <w:lang w:val="es-ES" w:eastAsia="es-ES"/>
+          <w14:ligatures w14:val="none"/>
+        </w:rPr>
+        <w:t xml:space="preserve"/>
+      </w:r>
+      <w:r>
+        <w:rPr>
+          <w:rFonts w:ascii="Arial Narrow" w:eastAsia="Arial Narrow" w:hAnsi="Arial Narrow" w:cs="Arial Narrow"/>
+          <w:color w:val="000000"/>
+          <w:kern w:val="0"/>
+          <w:sz w:val="22"/>
+          <w:szCs w:val="22"/>
+          <w:lang w:val="es-ES" w:eastAsia="es-ES"/>
+          <w14:ligatures w14:val="none"/>
+        </w:rPr>
+        <w:t xml:space="preserve"/>
+      </w:r>
+      <w:r>
+        <w:rPr>
+          <w:rFonts w:ascii="Arial Narrow" w:eastAsia="Arial Narrow" w:hAnsi="Arial Narrow" w:cs="Arial Narrow"/>
+          <w:color w:val="000000"/>
+          <w:kern w:val="0"/>
+          <w:sz w:val="22"/>
+          <w:szCs w:val="22"/>
+          <w:lang w:val="es-ES" w:eastAsia="es-ES"/>
+          <w14:ligatures w14:val="none"/>
+        </w:rPr>
+        <w:t xml:space="preserve"/>
+      </w:r>
+      <w:r>
+        <w:rPr>
+          <w:rFonts w:ascii="Arial Narrow" w:eastAsia="Arial Narrow" w:hAnsi="Arial Narrow" w:cs="Arial Narrow"/>
+          <w:color w:val="000000"/>
+          <w:kern w:val="0"/>
+          <w:sz w:val="22"/>
+          <w:szCs w:val="22"/>
+          <w:lang w:val="es-ES" w:eastAsia="es-ES"/>
+          <w14:ligatures w14:val="none"/>
+        </w:rPr>
+        <w:t xml:space="preserve"/>
+      </w:r>
+      <w:r>
+        <w:rPr>
+          <w:rFonts w:ascii="Arial Narrow" w:eastAsia="Arial Narrow" w:hAnsi="Arial Narrow" w:cs="Arial Narrow"/>
+          <w:color w:val="000000"/>
+          <w:kern w:val="0"/>
+          <w:sz w:val="22"/>
+          <w:szCs w:val="22"/>
+          <w:lang w:val="es-ES" w:eastAsia="es-ES"/>
+          <w14:ligatures w14:val="none"/>
+        </w:rPr>
+        <w:t/>
+      </w:r>
+      <w:r>
+        <w:rPr>
+          <w:rFonts w:ascii="Arial Narrow" w:eastAsia="Arial Narrow" w:hAnsi="Arial Narrow" w:cs="Arial Narrow"/>
+          <w:color w:val="000000"/>
+          <w:kern w:val="0"/>
+          <w:sz w:val="22"/>
+          <w:szCs w:val="22"/>
+          <w:lang w:val="es-ES" w:eastAsia="es-ES"/>
+          <w14:ligatures w14:val="none"/>
+        </w:rPr>
+        <w:t/>
       </w:r>
       <w:r>
         <w:rPr>
@@ -7198,23 +7210,6 @@
     <w:p>
       <w:pPr>
         <w:pStyle w:val="Prrafodelista"/>
-        <w:spacing w:after="0" w:line="240" w:lineRule="auto"/>
-        <w:ind w:left="567"/>
-        <w:jc w:val="both"/>
-        <w:rPr>
-          <w:rFonts w:ascii="Arial Narrow" w:eastAsia="Arial Narrow" w:hAnsi="Arial Narrow" w:cs="Arial Narrow"/>
-          <w:color w:val="000000"/>
-          <w:kern w:val="0"/>
-          <w:sz w:val="22"/>
-          <w:szCs w:val="22"/>
-          <w:lang w:val="es-ES" w:eastAsia="es-ES"/>
-          <w14:ligatures w14:val="none"/>
-        </w:rPr>
-      </w:pPr>
-    </w:p>
-    <w:p>
-      <w:pPr>
-        <w:pStyle w:val="Prrafodelista"/>
         <w:numPr>
           <w:ilvl w:val="0"/>
           <w:numId w:val="5"/>
@@ -7292,7 +7287,19 @@
           <w:lang w:eastAsia="es-PE"/>
           <w14:ligatures w14:val="none"/>
         </w:rPr>
-        <w:t xml:space="preserve">PRIMERO: admitir a trámite la denuncia del 29 de setiembre de 2025, complementado mediante escrito del 10 de octubre de 2025, interpuesta por el señor [DENUNCIANTE] contra Rímac Seguros y Reaseguros S.A. y Banco BBVA Perú S.A., por lo siguiente:</w:t>
+        <w:t xml:space="preserve">PRIMERO:</w:t>
+      </w:r>
+      <w:r>
+        <w:rPr>
+          <w:rFonts w:ascii="Arial Narrow" w:eastAsia="Arial Narrow" w:hAnsi="Arial Narrow" w:cs="Arial Narrow"/>
+          <w:color w:val="000000"/>
+          <w:kern w:val="0"/>
+          <w:sz w:val="22"/>
+          <w:szCs w:val="22"/>
+          <w:lang w:eastAsia="es-PE"/>
+          <w14:ligatures w14:val="none"/>
+        </w:rPr>
+        <w:t xml:space="preserve"> admitir a trámite la denuncia del 29 de setiembre de 2025, complementado mediante escrito del 10 de octubre de 2025, interpuesta por el señor [DENUNCIANTE] contra Rímac Seguros y Reaseguros S.A. y Banco BBVA Perú S.A., por lo siguiente:</w:t>
       </w:r>
       <w:r>
         <w:rPr>
@@ -7372,7 +7379,6 @@
       <w:r>
         <w:rPr>
           <w:rFonts w:ascii="Arial Narrow" w:eastAsia="Arial Narrow" w:hAnsi="Arial Narrow" w:cs="Arial Narrow"/>
-          <w:bCs/>
           <w:spacing w:val="-3"/>
           <w:kern w:val="0"/>
           <w14:ligatures w14:val="none"/>
@@ -7397,7 +7403,6 @@
       <w:r>
         <w:rPr>
           <w:rFonts w:ascii="Arial Narrow" w:eastAsia="Arial Narrow" w:hAnsi="Arial Narrow" w:cs="Arial Narrow"/>
-          <w:bCs/>
           <w:sz w:val="22"/>
           <w:szCs w:val="22"/>
         </w:rPr>
@@ -9738,7 +9743,19 @@
           <w:lang w:eastAsia="es-PE"/>
           <w14:ligatures w14:val="none"/>
         </w:rPr>
-        <w:t xml:space="preserve">TERCERO: </w:t>
+        <w:t xml:space="preserve">TERCERO:</w:t>
+      </w:r>
+      <w:r>
+        <w:rPr>
+          <w:rFonts w:ascii="Arial Narrow" w:eastAsia="Arial Narrow" w:hAnsi="Arial Narrow" w:cs="Arial Narrow"/>
+          <w:color w:val="000000"/>
+          <w:kern w:val="0"/>
+          <w:sz w:val="22"/>
+          <w:szCs w:val="22"/>
+          <w:lang w:eastAsia="es-PE"/>
+          <w14:ligatures w14:val="none"/>
+        </w:rPr>
+        <w:t xml:space="preserve"> </w:t>
       </w:r>
       <w:r>
         <w:rPr>
@@ -9755,7 +9772,6 @@
       <w:r>
         <w:rPr>
           <w:rFonts w:ascii="Arial Narrow" w:eastAsia="Arial Narrow" w:hAnsi="Arial Narrow" w:cs="Arial Narrow"/>
-          <w:bCs/>
           <w:sz w:val="22"/>
           <w:szCs w:val="22"/>
         </w:rPr>
@@ -9764,7 +9780,6 @@
       <w:r>
         <w:rPr>
           <w:rFonts w:ascii="Arial Narrow" w:eastAsia="Arial Narrow" w:hAnsi="Arial Narrow" w:cs="Arial Narrow"/>
-          <w:bCs/>
           <w:sz w:val="22"/>
           <w:szCs w:val="22"/>
         </w:rPr>
@@ -9773,7 +9788,6 @@
       <w:r>
         <w:rPr>
           <w:rFonts w:ascii="Arial Narrow" w:eastAsia="Arial Narrow" w:hAnsi="Arial Narrow" w:cs="Arial Narrow"/>
-          <w:bCs/>
           <w:sz w:val="22"/>
           <w:szCs w:val="22"/>
         </w:rPr>
@@ -10147,7 +10161,15 @@
           <w:sz w:val="22"/>
           <w:szCs w:val="22"/>
         </w:rPr>
-        <w:t xml:space="preserve">CUARTO: </w:t>
+        <w:t xml:space="preserve">CUARTO:</w:t>
+      </w:r>
+      <w:r>
+        <w:rPr>
+          <w:rFonts w:ascii="Arial Narrow" w:eastAsia="Arial Narrow" w:hAnsi="Arial Narrow" w:cs="Arial Narrow"/>
+          <w:sz w:val="22"/>
+          <w:szCs w:val="22"/>
+        </w:rPr>
+        <w:t xml:space="preserve"> </w:t>
       </w:r>
       <w:r>
         <w:rPr>
@@ -10169,7 +10191,7 @@
           <w:lang w:val="es-ES" w:eastAsia="es-ES"/>
           <w14:ligatures w14:val="none"/>
         </w:rPr>
-        <w:footnoteReference w:id="17"/>
+        <w:footnoteReference w:id="12"/>
       </w:r>
       <w:r>
         <w:rPr>
@@ -10191,7 +10213,7 @@
           <w:lang w:val="es-ES" w:eastAsia="es-ES"/>
           <w14:ligatures w14:val="none"/>
         </w:rPr>
-        <w:footnoteReference w:id="18"/>
+        <w:footnoteReference w:id="13"/>
       </w:r>
       <w:r>
         <w:rPr>
@@ -10242,7 +10264,19 @@
           <w:lang w:eastAsia="es-PE"/>
           <w14:ligatures w14:val="none"/>
         </w:rPr>
-        <w:t xml:space="preserve">QUINTO: </w:t>
+        <w:t xml:space="preserve">QUINTO:</w:t>
+      </w:r>
+      <w:r>
+        <w:rPr>
+          <w:rFonts w:ascii="Arial Narrow" w:eastAsia="Arial Narrow" w:hAnsi="Arial Narrow" w:cs="Arial Narrow"/>
+          <w:color w:val="000000"/>
+          <w:kern w:val="0"/>
+          <w:sz w:val="22"/>
+          <w:szCs w:val="22"/>
+          <w:lang w:eastAsia="es-PE"/>
+          <w14:ligatures w14:val="none"/>
+        </w:rPr>
+        <w:t xml:space="preserve"> </w:t>
       </w:r>
       <w:bookmarkStart w:id="7" w:name="_Hlk188286813"/>
       <w:r>
@@ -10298,7 +10332,6 @@
       <w:r>
         <w:rPr>
           <w:rFonts w:ascii="Arial Narrow" w:eastAsia="Arial Narrow" w:hAnsi="Arial Narrow" w:cs="Arial Narrow"/>
-          <w:bCs/>
           <w:sz w:val="22"/>
           <w:szCs w:val="22"/>
         </w:rPr>
@@ -10521,7 +10554,19 @@
           <w:lang w:eastAsia="es-PE"/>
           <w14:ligatures w14:val="none"/>
         </w:rPr>
-        <w:t xml:space="preserve">SEXTO: </w:t>
+        <w:t xml:space="preserve">SEXTO:</w:t>
+      </w:r>
+      <w:r>
+        <w:rPr>
+          <w:rFonts w:ascii="Arial Narrow" w:eastAsia="Arial Narrow" w:hAnsi="Arial Narrow" w:cs="Arial Narrow"/>
+          <w:color w:val="000000"/>
+          <w:kern w:val="0"/>
+          <w:sz w:val="22"/>
+          <w:szCs w:val="22"/>
+          <w:lang w:eastAsia="es-PE"/>
+          <w14:ligatures w14:val="none"/>
+        </w:rPr>
+        <w:t xml:space="preserve"> </w:t>
       </w:r>
       <w:r>
         <w:rPr>
@@ -10562,7 +10607,6 @@
       <w:r>
         <w:rPr>
           <w:rFonts w:ascii="Arial Narrow" w:eastAsia="Arial Narrow" w:hAnsi="Arial Narrow" w:cs="Arial Narrow"/>
-          <w:bCs/>
           <w:sz w:val="22"/>
           <w:szCs w:val="22"/>
         </w:rPr>
@@ -10571,7 +10615,6 @@
       <w:r>
         <w:rPr>
           <w:rFonts w:ascii="Arial Narrow" w:eastAsia="Arial Narrow" w:hAnsi="Arial Narrow" w:cs="Arial Narrow"/>
-          <w:bCs/>
           <w:sz w:val="22"/>
           <w:szCs w:val="22"/>
         </w:rPr>
@@ -10780,7 +10823,7 @@
           <w:lang w:eastAsia="es-PE"/>
           <w14:ligatures w14:val="none"/>
         </w:rPr>
-        <w:footnoteReference w:id="12"/>
+        <w:footnoteReference w:id="14"/>
       </w:r>
       <w:r>
         <w:rPr>
@@ -10878,7 +10921,7 @@
           <w:lang w:eastAsia="es-PE"/>
           <w14:ligatures w14:val="none"/>
         </w:rPr>
-        <w:footnoteReference w:id="13"/>
+        <w:footnoteReference w:id="15"/>
       </w:r>
       <w:r>
         <w:rPr>
@@ -10942,7 +10985,7 @@
           <w:lang w:eastAsia="es-PE"/>
           <w14:ligatures w14:val="none"/>
         </w:rPr>
-        <w:footnoteReference w:id="14"/>
+        <w:footnoteReference w:id="16"/>
       </w:r>
       <w:r>
         <w:rPr>
@@ -11169,7 +11212,7 @@
           <w:vertAlign w:val="superscript"/>
           <w14:ligatures w14:val="none"/>
         </w:rPr>
-        <w:footnoteReference w:id="15"/>
+        <w:footnoteReference w:id="17"/>
       </w:r>
       <w:r>
         <w:rPr>
@@ -11187,7 +11230,6 @@
           <w:kern w:val="0"/>
           <w:sz w:val="22"/>
           <w:szCs w:val="22"/>
-          <w:u w:val="single"/>
           <w14:ligatures w14:val="none"/>
         </w:rPr>
         <w:lastRenderedPageBreak/>
@@ -11196,7 +11238,6 @@
       <w:r>
         <w:rPr>
           <w:rFonts w:ascii="Arial Narrow" w:eastAsia="Arial Narrow" w:hAnsi="Arial Narrow" w:cs="Arial Narrow"/>
-          <w:bCs/>
           <w:kern w:val="0"/>
           <w14:ligatures w14:val="none"/>
           <w:sz w:val="22"/>
@@ -11207,8 +11248,6 @@
       <w:r>
         <w:rPr>
           <w:rFonts w:ascii="Arial Narrow" w:eastAsia="Arial Narrow" w:hAnsi="Arial Narrow" w:cs="Arial Narrow"/>
-          <w:b/>
-          <w:bCs/>
           <w:kern w:val="0"/>
           <w14:ligatures w14:val="none"/>
           <w:sz w:val="22"/>
@@ -11222,7 +11261,6 @@
           <w:kern w:val="0"/>
           <w:sz w:val="22"/>
           <w:szCs w:val="22"/>
-          <w:u w:val="single"/>
           <w14:ligatures w14:val="none"/>
         </w:rPr>
         <w:t xml:space="preserve">Ello bajo apercibimiento de no realizar la audiencia de conciliación y levantar el acta de inasistencia correspondiente. </w:t>
@@ -11343,15 +11381,23 @@
           <w:sz w:val="22"/>
           <w:szCs w:val="22"/>
         </w:rPr>
-        <w:t xml:space="preserve">DÉCIMO PRIMERO: </w:t>
-      </w:r>
-      <w:r>
-        <w:rPr>
-          <w:rFonts w:ascii="Arial Narrow" w:eastAsia="Arial Narrow" w:hAnsi="Arial Narrow" w:cs="Arial Narrow"/>
-          <w:sz w:val="22"/>
-          <w:szCs w:val="22"/>
-        </w:rPr>
-        <w:t xml:space="preserve">requerir al señor [DENUNCIANTE] y Rímac Seguros y Reaseguros S.A. para que, dentro del plazo de dos (2) días hábiles siguientes a la fecha en que reciban la notificación en sus bandejas de correo electrónico, efectúen la confirmación de recepción de la notificación remitida por este despacho a sus correos electrónicos, de conformidad con el segundo párrafo del numeral 4 del artículo 20 del Texto Único Ordenado de la Ley del Procedimiento Administrativo General, aprobado mediante Decreto Supremo 006-2026-JUS, bajo apercibimiento de rehacer el acto de notificación y notificarle conforme al numeral 1 del artículo 20 del citado cuerpo normativo.</w:t>
+        <w:t xml:space="preserve">DÉCIMO PRIMERO:</w:t>
+      </w:r>
+      <w:r>
+        <w:rPr>
+          <w:rFonts w:ascii="Arial Narrow" w:eastAsia="Arial Narrow" w:hAnsi="Arial Narrow" w:cs="Arial Narrow"/>
+          <w:sz w:val="22"/>
+          <w:szCs w:val="22"/>
+        </w:rPr>
+        <w:t xml:space="preserve"> </w:t>
+      </w:r>
+      <w:r>
+        <w:rPr>
+          <w:rFonts w:ascii="Arial Narrow" w:eastAsia="Arial Narrow" w:hAnsi="Arial Narrow" w:cs="Arial Narrow"/>
+          <w:sz w:val="22"/>
+          <w:szCs w:val="22"/>
+        </w:rPr>
+        <w:t xml:space="preserve">requerir al señor [DENUNCIANTE] y Rímac Seguros y Reaseguros S.A. para que, dentro del plazo de dos (2) días hábiles siguientes a la fecha en que reciban la notificación en sus bandejas de correo electrónico, efectúen la confirmación de recepción de la notificación remitida por este despacho a sus correos electrónicos, de conformidad con el segundo párrafo del numeral 4 del artículo 20 del Texto Único Ordenado de la Ley del Procedimiento Administrativo General, aprobado mediante Decreto Supremo 006-2026-JUS, bajo apercibimiento de rehacer el acto de notificación y notificarles conforme al numeral 1 del artículo 20 del citado cuerpo normativo.</w:t>
       </w:r>
       <w:r>
         <w:rPr>
@@ -11663,7 +11709,7 @@
           <w:szCs w:val="22"/>
           <w:vertAlign w:val="superscript"/>
         </w:rPr>
-        <w:footnoteReference w:id="16"/>
+        <w:footnoteReference w:id="18"/>
       </w:r>
       <w:r>
         <w:rPr>
@@ -11860,6 +11906,36 @@
           <w14:ligatures w14:val="none"/>
         </w:rPr>
       </w:pPr>
+    </w:p>
+    <w:p>
+      <w:pPr>
+        <w:shd w:val="clear" w:color="auto" w:fill="FFFFFF"/>
+        <w:spacing w:after="0" w:line="240" w:lineRule="auto"/>
+        <w:jc w:val="center"/>
+        <w:rPr>
+          <w:rFonts w:ascii="Arial Narrow" w:eastAsia="Arial Narrow" w:hAnsi="Arial Narrow" w:cs="Arial Narrow"/>
+          <w:b/>
+          <w:bCs/>
+          <w:color w:val="000000"/>
+          <w:kern w:val="0"/>
+          <w14:ligatures w14:val="none"/>
+          <w:sz w:val="22"/>
+          <w:szCs w:val="22"/>
+        </w:rPr>
+      </w:pPr>
+      <w:r>
+        <w:rPr>
+          <w:rFonts w:ascii="Arial Narrow" w:eastAsia="Arial Narrow" w:hAnsi="Arial Narrow" w:cs="Arial Narrow"/>
+          <w:b/>
+          <w:bCs/>
+          <w:color w:val="000000"/>
+          <w:kern w:val="0"/>
+          <w14:ligatures w14:val="none"/>
+          <w:sz w:val="22"/>
+          <w:szCs w:val="22"/>
+        </w:rPr>
+        <w:t xml:space="preserve">Firmado digitalmente por</w:t>
+      </w:r>
     </w:p>
     <w:p>
       <w:pPr>
@@ -12143,6 +12219,9 @@
     <w:p>
       <w:pPr>
         <w:pStyle w:val="Textonotapie"/>
+        <w:tabs>
+          <w:tab w:val="left" w:pos="567"/>
+        </w:tabs>
         <w:ind w:left="567" w:hanging="567"/>
         <w:jc w:val="both"/>
         <w:rPr>
@@ -12167,7 +12246,8 @@
           <w:sz w:val="16"/>
           <w:szCs w:val="16"/>
         </w:rPr>
-        <w:t xml:space="preserve"> </w:t>
+        <w:tab/>
+        <w:t xml:space="preserve"/>
       </w:r>
       <w:r>
         <w:rPr>
@@ -12242,15 +12322,16 @@
           <w:sz w:val="16"/>
           <w:szCs w:val="16"/>
         </w:rPr>
-        <w:t xml:space="preserve"> </w:t>
-      </w:r>
-      <w:r>
-        <w:rPr>
-          <w:rFonts w:ascii="Arial Narrow" w:eastAsia="Arial Narrow" w:hAnsi="Arial Narrow" w:cs="Arial Narrow"/>
-          <w:sz w:val="16"/>
-          <w:szCs w:val="16"/>
-        </w:rPr>
         <w:tab/>
+        <w:t xml:space="preserve"/>
+      </w:r>
+      <w:r>
+        <w:rPr>
+          <w:rFonts w:ascii="Arial Narrow" w:eastAsia="Arial Narrow" w:hAnsi="Arial Narrow" w:cs="Arial Narrow"/>
+          <w:sz w:val="16"/>
+          <w:szCs w:val="16"/>
+        </w:rPr>
+        <w:tab/>
       </w:r>
       <w:r>
         <w:rPr>
@@ -12282,7 +12363,7 @@
           <w:sz w:val="16"/>
           <w:szCs w:val="16"/>
         </w:rPr>
-        <w:t xml:space="preserve"> 29571, CÓDIGO DE PROTECCIÓN Y DEFENSA DEL CONSUMIDOR, publicado el 2 de setiembre de 2010 y modificado por Decreto Legislativo </w:t>
+        <w:t xml:space="preserve">29571, CÓDIGO DE PROTECCIÓN Y DEFENSA DEL CONSUMIDOR, publicado el 2 de setiembre de 2010 y modificado por Decreto Legislativo </w:t>
       </w:r>
       <w:proofErr w:type="spellStart"/>
       <w:r>
@@ -12304,7 +12385,7 @@
           <w:sz w:val="16"/>
           <w:szCs w:val="16"/>
         </w:rPr>
-        <w:t xml:space="preserve"> 1308 </w:t>
+        <w:t xml:space="preserve">1308 </w:t>
       </w:r>
     </w:p>
     <w:p>
@@ -12374,7 +12455,7 @@
           <w:sz w:val="16"/>
           <w:szCs w:val="16"/>
         </w:rPr>
-        <w:t xml:space="preserve"> 1033, Ley de Organización y Funciones del Indecopi. Dicha competencia solo puede ser negada cuando ella haya sido asignada o se asigne a favor de otro organismo por norma expresa con rango de ley. </w:t>
+        <w:t xml:space="preserve">1033, Ley de Organización y Funciones del Indecopi. Dicha competencia solo puede ser negada cuando ella haya sido asignada o se asigne a favor de otro organismo por norma expresa con rango de ley. </w:t>
       </w:r>
     </w:p>
     <w:p>
@@ -12411,10 +12492,52 @@
         <w:jc w:val="both"/>
         <w:rPr>
           <w:rFonts w:ascii="Arial Narrow" w:eastAsia="Arial Narrow" w:hAnsi="Arial Narrow" w:cs="Arial Narrow"/>
-          <w:sz w:val="16"/>
-          <w:szCs w:val="16"/>
-        </w:rPr>
-      </w:pPr>
+          <w:b/>
+          <w:bCs/>
+          <w:sz w:val="16"/>
+          <w:szCs w:val="16"/>
+        </w:rPr>
+      </w:pPr>
+      <w:r>
+        <w:rPr>
+          <w:rFonts w:ascii="Arial Narrow" w:eastAsia="Arial Narrow" w:hAnsi="Arial Narrow" w:cs="Arial Narrow"/>
+          <w:sz w:val="16"/>
+          <w:szCs w:val="16"/>
+        </w:rPr>
+        <w:tab/>
+      </w:r>
+      <w:r>
+        <w:rPr>
+          <w:rFonts w:ascii="Arial Narrow" w:eastAsia="Arial Narrow" w:hAnsi="Arial Narrow" w:cs="Arial Narrow"/>
+          <w:b/>
+          <w:bCs/>
+          <w:sz w:val="16"/>
+          <w:szCs w:val="16"/>
+        </w:rPr>
+        <w:t xml:space="preserve">LEY DE ORGANIZACIÓN Y FUNCIONES DEL INDECOPI, APROBADA POR DECRETO LEGISLATIVO </w:t>
+      </w:r>
+      <w:proofErr w:type="spellStart"/>
+      <w:r>
+        <w:rPr>
+          <w:rFonts w:ascii="Arial Narrow" w:eastAsia="Arial Narrow" w:hAnsi="Arial Narrow" w:cs="Arial Narrow"/>
+          <w:b/>
+          <w:bCs/>
+          <w:sz w:val="16"/>
+          <w:szCs w:val="16"/>
+        </w:rPr>
+        <w:t/>
+      </w:r>
+      <w:proofErr w:type="spellEnd"/>
+      <w:r>
+        <w:rPr>
+          <w:rFonts w:ascii="Arial Narrow" w:eastAsia="Arial Narrow" w:hAnsi="Arial Narrow" w:cs="Arial Narrow"/>
+          <w:b/>
+          <w:bCs/>
+          <w:sz w:val="16"/>
+          <w:szCs w:val="16"/>
+        </w:rPr>
+        <w:t xml:space="preserve">1033 </w:t>
+      </w:r>
     </w:p>
     <w:p>
       <w:pPr>
@@ -12426,51 +12549,46 @@
         <w:jc w:val="both"/>
         <w:rPr>
           <w:rFonts w:ascii="Arial Narrow" w:eastAsia="Arial Narrow" w:hAnsi="Arial Narrow" w:cs="Arial Narrow"/>
+          <w:sz w:val="16"/>
+          <w:szCs w:val="16"/>
+        </w:rPr>
+      </w:pPr>
+      <w:r>
+        <w:rPr>
+          <w:rFonts w:ascii="Arial Narrow" w:eastAsia="Arial Narrow" w:hAnsi="Arial Narrow" w:cs="Arial Narrow"/>
           <w:b/>
           <w:bCs/>
           <w:sz w:val="16"/>
           <w:szCs w:val="16"/>
         </w:rPr>
-      </w:pPr>
-      <w:r>
-        <w:rPr>
-          <w:rFonts w:ascii="Arial Narrow" w:eastAsia="Arial Narrow" w:hAnsi="Arial Narrow" w:cs="Arial Narrow"/>
-          <w:sz w:val="16"/>
-          <w:szCs w:val="16"/>
-        </w:rPr>
         <w:tab/>
-      </w:r>
-      <w:r>
-        <w:rPr>
-          <w:rFonts w:ascii="Arial Narrow" w:eastAsia="Arial Narrow" w:hAnsi="Arial Narrow" w:cs="Arial Narrow"/>
-          <w:b/>
-          <w:bCs/>
-          <w:sz w:val="16"/>
-          <w:szCs w:val="16"/>
-        </w:rPr>
-        <w:t xml:space="preserve">LEY DE ORGANIZACIÓN Y FUNCIONES DEL INDECOPI, APROBADA POR DECRETO LEGISLATIVO </w:t>
-      </w:r>
-      <w:proofErr w:type="spellStart"/>
-      <w:r>
-        <w:rPr>
-          <w:rFonts w:ascii="Arial Narrow" w:eastAsia="Arial Narrow" w:hAnsi="Arial Narrow" w:cs="Arial Narrow"/>
-          <w:b/>
-          <w:bCs/>
-          <w:sz w:val="16"/>
-          <w:szCs w:val="16"/>
-        </w:rPr>
-        <w:t/>
-      </w:r>
-      <w:proofErr w:type="spellEnd"/>
-      <w:r>
-        <w:rPr>
-          <w:rFonts w:ascii="Arial Narrow" w:eastAsia="Arial Narrow" w:hAnsi="Arial Narrow" w:cs="Arial Narrow"/>
-          <w:b/>
-          <w:bCs/>
-          <w:sz w:val="16"/>
-          <w:szCs w:val="16"/>
-        </w:rPr>
-        <w:t xml:space="preserve"> 1033 </w:t>
+        <w:t>Artículo 27.-</w:t>
+      </w:r>
+      <w:r>
+        <w:rPr>
+          <w:rFonts w:ascii="Arial Narrow" w:eastAsia="Arial Narrow" w:hAnsi="Arial Narrow" w:cs="Arial Narrow"/>
+          <w:sz w:val="16"/>
+          <w:szCs w:val="16"/>
+        </w:rPr>
+        <w:t xml:space="preserve"> De la Comisión de Protección al </w:t>
+      </w:r>
+      <w:proofErr w:type="gramStart"/>
+      <w:r>
+        <w:rPr>
+          <w:rFonts w:ascii="Arial Narrow" w:eastAsia="Arial Narrow" w:hAnsi="Arial Narrow" w:cs="Arial Narrow"/>
+          <w:sz w:val="16"/>
+          <w:szCs w:val="16"/>
+        </w:rPr>
+        <w:t>Consumidor.-</w:t>
+      </w:r>
+      <w:proofErr w:type="gramEnd"/>
+      <w:r>
+        <w:rPr>
+          <w:rFonts w:ascii="Arial Narrow" w:eastAsia="Arial Narrow" w:hAnsi="Arial Narrow" w:cs="Arial Narrow"/>
+          <w:sz w:val="16"/>
+          <w:szCs w:val="16"/>
+        </w:rPr>
+        <w:t xml:space="preserve"> </w:t>
       </w:r>
     </w:p>
     <w:p>
@@ -12490,39 +12608,11 @@
       <w:r>
         <w:rPr>
           <w:rFonts w:ascii="Arial Narrow" w:eastAsia="Arial Narrow" w:hAnsi="Arial Narrow" w:cs="Arial Narrow"/>
-          <w:b/>
-          <w:bCs/>
           <w:sz w:val="16"/>
           <w:szCs w:val="16"/>
         </w:rPr>
         <w:tab/>
-        <w:t>Artículo 27.-</w:t>
-      </w:r>
-      <w:r>
-        <w:rPr>
-          <w:rFonts w:ascii="Arial Narrow" w:eastAsia="Arial Narrow" w:hAnsi="Arial Narrow" w:cs="Arial Narrow"/>
-          <w:sz w:val="16"/>
-          <w:szCs w:val="16"/>
-        </w:rPr>
-        <w:t xml:space="preserve"> De la Comisión de Protección al </w:t>
-      </w:r>
-      <w:proofErr w:type="gramStart"/>
-      <w:r>
-        <w:rPr>
-          <w:rFonts w:ascii="Arial Narrow" w:eastAsia="Arial Narrow" w:hAnsi="Arial Narrow" w:cs="Arial Narrow"/>
-          <w:sz w:val="16"/>
-          <w:szCs w:val="16"/>
-        </w:rPr>
-        <w:t>Consumidor.-</w:t>
-      </w:r>
-      <w:proofErr w:type="gramEnd"/>
-      <w:r>
-        <w:rPr>
-          <w:rFonts w:ascii="Arial Narrow" w:eastAsia="Arial Narrow" w:hAnsi="Arial Narrow" w:cs="Arial Narrow"/>
-          <w:sz w:val="16"/>
-          <w:szCs w:val="16"/>
-        </w:rPr>
-        <w:t xml:space="preserve"> </w:t>
+        <w:t>Corresponde a la Comisión de Protección al Consumidor velar por el cumplimiento de la Ley de Protección al Consumidor y de las leyes que, en general, protegen a los consumidores de la falta de idoneidad de los bienes y servicios en función de la información brindada, de las omisiones de información y de la discriminación en el consumo, así como de aquellas que complementen o sustituyan a las anteriores.</w:t>
       </w:r>
     </w:p>
     <w:p>
@@ -12535,20 +12625,15 @@
         <w:jc w:val="both"/>
         <w:rPr>
           <w:rFonts w:ascii="Arial Narrow" w:eastAsia="Arial Narrow" w:hAnsi="Arial Narrow" w:cs="Arial Narrow"/>
-          <w:sz w:val="16"/>
-          <w:szCs w:val="16"/>
-        </w:rPr>
-      </w:pPr>
-      <w:r>
-        <w:rPr>
-          <w:rFonts w:ascii="Arial Narrow" w:eastAsia="Arial Narrow" w:hAnsi="Arial Narrow" w:cs="Arial Narrow"/>
-          <w:sz w:val="16"/>
-          <w:szCs w:val="16"/>
-        </w:rPr>
-        <w:tab/>
-        <w:t>Corresponde a la Comisión de Protección al Consumidor velar por el cumplimiento de la Ley de Protección al Consumidor y de las leyes que, en general, protegen a los consumidores de la falta de idoneidad de los bienes y servicios en función de la información brindada, de las omisiones de información y de la discriminación en el consumo, así como de aquellas que complementen o sustituyan a las anteriores.</w:t>
-      </w:r>
-    </w:p>
+          <w:b/>
+          <w:bCs/>
+          <w:sz w:val="16"/>
+          <w:szCs w:val="16"/>
+        </w:rPr>
+      </w:pPr>
+    </w:p>
+  </w:footnote>
+  <w:footnote w:id="3">
     <w:p>
       <w:pPr>
         <w:pStyle w:val="Textonotapie"/>
@@ -12565,9 +12650,194 @@
           <w:szCs w:val="16"/>
         </w:rPr>
       </w:pPr>
-    </w:p>
-  </w:footnote>
-  <w:footnote w:id="3">
+      <w:r>
+        <w:rPr>
+          <w:rStyle w:val="Refdenotaalpie"/>
+          <w:rFonts w:ascii="Arial Narrow" w:eastAsia="Arial Narrow" w:hAnsi="Arial Narrow" w:cs="Arial Narrow"/>
+          <w:sz w:val="16"/>
+          <w:szCs w:val="16"/>
+          <w:vertAlign w:val="superscript"/>
+        </w:rPr>
+        <w:footnoteRef/>
+      </w:r>
+      <w:r>
+        <w:rPr>
+          <w:rFonts w:ascii="Arial Narrow" w:eastAsia="Arial Narrow" w:hAnsi="Arial Narrow" w:cs="Arial Narrow"/>
+          <w:sz w:val="16"/>
+          <w:szCs w:val="16"/>
+        </w:rPr>
+        <w:tab/>
+        <w:t xml:space="preserve"/>
+      </w:r>
+      <w:r>
+        <w:rPr>
+          <w:rFonts w:ascii="Arial Narrow" w:eastAsia="Arial Narrow" w:hAnsi="Arial Narrow" w:cs="Arial Narrow"/>
+          <w:sz w:val="16"/>
+          <w:szCs w:val="16"/>
+        </w:rPr>
+        <w:tab/>
+      </w:r>
+      <w:r>
+        <w:rPr>
+          <w:rFonts w:ascii="Arial Narrow" w:eastAsia="Arial Narrow" w:hAnsi="Arial Narrow" w:cs="Arial Narrow"/>
+          <w:b/>
+          <w:bCs/>
+          <w:sz w:val="16"/>
+          <w:szCs w:val="16"/>
+        </w:rPr>
+        <w:t xml:space="preserve">LEY </w:t>
+      </w:r>
+      <w:proofErr w:type="spellStart"/>
+      <w:r>
+        <w:rPr>
+          <w:rFonts w:ascii="Arial Narrow" w:eastAsia="Arial Narrow" w:hAnsi="Arial Narrow" w:cs="Arial Narrow"/>
+          <w:b/>
+          <w:bCs/>
+          <w:sz w:val="16"/>
+          <w:szCs w:val="16"/>
+        </w:rPr>
+        <w:t/>
+      </w:r>
+      <w:proofErr w:type="spellEnd"/>
+      <w:r>
+        <w:rPr>
+          <w:rFonts w:ascii="Arial Narrow" w:eastAsia="Arial Narrow" w:hAnsi="Arial Narrow" w:cs="Arial Narrow"/>
+          <w:b/>
+          <w:bCs/>
+          <w:sz w:val="16"/>
+          <w:szCs w:val="16"/>
+        </w:rPr>
+        <w:t xml:space="preserve">29571, CÓDIGO DE PROTECCIÓN Y DEFENSA DEL CONSUMIDOR, publicado el 2 de setiembre de 2010 y modificado por Decreto Legislativo </w:t>
+      </w:r>
+      <w:proofErr w:type="spellStart"/>
+      <w:r>
+        <w:rPr>
+          <w:rFonts w:ascii="Arial Narrow" w:eastAsia="Arial Narrow" w:hAnsi="Arial Narrow" w:cs="Arial Narrow"/>
+          <w:b/>
+          <w:bCs/>
+          <w:sz w:val="16"/>
+          <w:szCs w:val="16"/>
+        </w:rPr>
+        <w:t/>
+      </w:r>
+      <w:proofErr w:type="spellEnd"/>
+      <w:r>
+        <w:rPr>
+          <w:rFonts w:ascii="Arial Narrow" w:eastAsia="Arial Narrow" w:hAnsi="Arial Narrow" w:cs="Arial Narrow"/>
+          <w:b/>
+          <w:bCs/>
+          <w:sz w:val="16"/>
+          <w:szCs w:val="16"/>
+        </w:rPr>
+        <w:t xml:space="preserve">1308 </w:t>
+      </w:r>
+    </w:p>
+    <w:p>
+      <w:pPr>
+        <w:pStyle w:val="Textonotapie"/>
+        <w:ind w:left="567" w:right="-1"/>
+        <w:jc w:val="both"/>
+        <w:rPr>
+          <w:rFonts w:ascii="Arial Narrow" w:eastAsia="Arial Narrow" w:hAnsi="Arial Narrow" w:cs="Arial Narrow"/>
+          <w:b/>
+          <w:bCs/>
+          <w:sz w:val="16"/>
+          <w:szCs w:val="16"/>
+        </w:rPr>
+      </w:pPr>
+      <w:r>
+        <w:rPr>
+          <w:rFonts w:ascii="Arial Narrow" w:eastAsia="Arial Narrow" w:hAnsi="Arial Narrow" w:cs="Arial Narrow"/>
+          <w:b/>
+          <w:bCs/>
+          <w:sz w:val="16"/>
+          <w:szCs w:val="16"/>
+        </w:rPr>
+        <w:t xml:space="preserve">Artículo 18.- Idoneidad </w:t>
+      </w:r>
+    </w:p>
+    <w:p>
+      <w:pPr>
+        <w:pStyle w:val="Textonotapie"/>
+        <w:ind w:left="567" w:right="-1"/>
+        <w:jc w:val="both"/>
+        <w:rPr>
+          <w:rFonts w:ascii="Arial Narrow" w:eastAsia="Arial Narrow" w:hAnsi="Arial Narrow" w:cs="Arial Narrow"/>
+          <w:sz w:val="16"/>
+          <w:szCs w:val="16"/>
+        </w:rPr>
+      </w:pPr>
+      <w:r>
+        <w:rPr>
+          <w:rFonts w:ascii="Arial Narrow" w:eastAsia="Arial Narrow" w:hAnsi="Arial Narrow" w:cs="Arial Narrow"/>
+          <w:sz w:val="16"/>
+          <w:szCs w:val="16"/>
+        </w:rPr>
+        <w:t xml:space="preserve">Se entiende por idoneidad la correspondencia entre lo que un consumidor espera y lo que efectivamente recibe, en función a lo que se le hubiera ofrecido, la publicidad e información transmitida, las condiciones y circunstancias de la transacción, las características y naturaleza del producto o servicio, el precio, entre otros factores, atendiendo a las circunstancias del caso. </w:t>
+      </w:r>
+    </w:p>
+    <w:p>
+      <w:pPr>
+        <w:pStyle w:val="Textonotapie"/>
+        <w:ind w:left="567" w:right="-1"/>
+        <w:jc w:val="both"/>
+        <w:rPr>
+          <w:rFonts w:ascii="Arial Narrow" w:eastAsia="Arial Narrow" w:hAnsi="Arial Narrow" w:cs="Arial Narrow"/>
+          <w:sz w:val="16"/>
+          <w:szCs w:val="16"/>
+        </w:rPr>
+      </w:pPr>
+      <w:r>
+        <w:rPr>
+          <w:rFonts w:ascii="Arial Narrow" w:eastAsia="Arial Narrow" w:hAnsi="Arial Narrow" w:cs="Arial Narrow"/>
+          <w:sz w:val="16"/>
+          <w:szCs w:val="16"/>
+        </w:rPr>
+        <w:t xml:space="preserve">La idoneidad es evaluada en función a la propia naturaleza del producto o servicio y a su aptitud para satisfacer la finalidad para la cual ha sido puesto en el mercado. Las autorizaciones por parte de los organismos del Estado para la fabricación de un producto o la prestación de un servicio, en los casos que sea necesario, no eximen de responsabilidad al proveedor frente al consumidor. </w:t>
+      </w:r>
+    </w:p>
+    <w:p>
+      <w:pPr>
+        <w:pStyle w:val="Textonotapie"/>
+        <w:ind w:left="567" w:right="-1"/>
+        <w:jc w:val="both"/>
+        <w:rPr>
+          <w:rFonts w:ascii="Arial Narrow" w:eastAsia="Arial Narrow" w:hAnsi="Arial Narrow" w:cs="Arial Narrow"/>
+          <w:sz w:val="16"/>
+          <w:szCs w:val="16"/>
+        </w:rPr>
+      </w:pPr>
+      <w:r>
+        <w:rPr>
+          <w:rFonts w:ascii="Arial Narrow" w:eastAsia="Arial Narrow" w:hAnsi="Arial Narrow" w:cs="Arial Narrow"/>
+          <w:b/>
+          <w:bCs/>
+          <w:sz w:val="16"/>
+          <w:szCs w:val="16"/>
+        </w:rPr>
+        <w:t xml:space="preserve">Artículo 19.- Obligación de los proveedores </w:t>
+      </w:r>
+    </w:p>
+    <w:p>
+      <w:pPr>
+        <w:pStyle w:val="Textonotapie"/>
+        <w:ind w:left="567" w:right="-1"/>
+        <w:jc w:val="both"/>
+        <w:rPr>
+          <w:rFonts w:ascii="Arial Narrow" w:eastAsia="Arial Narrow" w:hAnsi="Arial Narrow" w:cs="Arial Narrow"/>
+          <w:sz w:val="16"/>
+          <w:szCs w:val="16"/>
+        </w:rPr>
+      </w:pPr>
+      <w:r>
+        <w:rPr>
+          <w:rFonts w:ascii="Arial Narrow" w:eastAsia="Arial Narrow" w:hAnsi="Arial Narrow" w:cs="Arial Narrow"/>
+          <w:sz w:val="16"/>
+          <w:szCs w:val="16"/>
+        </w:rPr>
+        <w:t>El proveedor responde por la idoneidad y calidad de los productos y servicios ofrecidos; por la autenticidad de las marcas y leyendas que exhiben sus productos o del signo que respalda al prestador del servicio, por la falta de conformidad entre la publicidad comercial de los productos y servicios y estos, así como por el contenido y la vida útil del producto indicado en el envase, en lo que corresponda.</w:t>
+      </w:r>
+    </w:p>
     <w:p>
       <w:pPr>
         <w:pStyle w:val="Textonotapie"/>
@@ -12584,205 +12854,9 @@
           <w:szCs w:val="16"/>
         </w:rPr>
       </w:pPr>
-      <w:r>
-        <w:rPr>
-          <w:rStyle w:val="Refdenotaalpie"/>
-          <w:rFonts w:ascii="Arial Narrow" w:eastAsia="Arial Narrow" w:hAnsi="Arial Narrow" w:cs="Arial Narrow"/>
-          <w:sz w:val="16"/>
-          <w:szCs w:val="16"/>
-          <w:vertAlign w:val="superscript"/>
-        </w:rPr>
-        <w:footnoteRef/>
-      </w:r>
-      <w:r>
-        <w:rPr>
-          <w:rFonts w:ascii="Arial Narrow" w:eastAsia="Arial Narrow" w:hAnsi="Arial Narrow" w:cs="Arial Narrow"/>
-          <w:sz w:val="16"/>
-          <w:szCs w:val="16"/>
-        </w:rPr>
-        <w:t xml:space="preserve"> </w:t>
-      </w:r>
-      <w:r>
-        <w:rPr>
-          <w:rFonts w:ascii="Arial Narrow" w:eastAsia="Arial Narrow" w:hAnsi="Arial Narrow" w:cs="Arial Narrow"/>
-          <w:sz w:val="16"/>
-          <w:szCs w:val="16"/>
-        </w:rPr>
-        <w:tab/>
-      </w:r>
-      <w:r>
-        <w:rPr>
-          <w:rFonts w:ascii="Arial Narrow" w:eastAsia="Arial Narrow" w:hAnsi="Arial Narrow" w:cs="Arial Narrow"/>
-          <w:b/>
-          <w:bCs/>
-          <w:sz w:val="16"/>
-          <w:szCs w:val="16"/>
-        </w:rPr>
-        <w:t xml:space="preserve">LEY </w:t>
-      </w:r>
-      <w:proofErr w:type="spellStart"/>
-      <w:r>
-        <w:rPr>
-          <w:rFonts w:ascii="Arial Narrow" w:eastAsia="Arial Narrow" w:hAnsi="Arial Narrow" w:cs="Arial Narrow"/>
-          <w:b/>
-          <w:bCs/>
-          <w:sz w:val="16"/>
-          <w:szCs w:val="16"/>
-        </w:rPr>
-        <w:t/>
-      </w:r>
-      <w:proofErr w:type="spellEnd"/>
-      <w:r>
-        <w:rPr>
-          <w:rFonts w:ascii="Arial Narrow" w:eastAsia="Arial Narrow" w:hAnsi="Arial Narrow" w:cs="Arial Narrow"/>
-          <w:b/>
-          <w:bCs/>
-          <w:sz w:val="16"/>
-          <w:szCs w:val="16"/>
-        </w:rPr>
-        <w:t xml:space="preserve"> 29571, CÓDIGO DE PROTECCIÓN Y DEFENSA DEL CONSUMIDOR, publicado el 2 de setiembre de 2010 y modificado por Decreto Legislativo </w:t>
-      </w:r>
-      <w:proofErr w:type="spellStart"/>
-      <w:r>
-        <w:rPr>
-          <w:rFonts w:ascii="Arial Narrow" w:eastAsia="Arial Narrow" w:hAnsi="Arial Narrow" w:cs="Arial Narrow"/>
-          <w:b/>
-          <w:bCs/>
-          <w:sz w:val="16"/>
-          <w:szCs w:val="16"/>
-        </w:rPr>
-        <w:t/>
-      </w:r>
-      <w:proofErr w:type="spellEnd"/>
-      <w:r>
-        <w:rPr>
-          <w:rFonts w:ascii="Arial Narrow" w:eastAsia="Arial Narrow" w:hAnsi="Arial Narrow" w:cs="Arial Narrow"/>
-          <w:b/>
-          <w:bCs/>
-          <w:sz w:val="16"/>
-          <w:szCs w:val="16"/>
-        </w:rPr>
-        <w:t xml:space="preserve"> 1308 </w:t>
-      </w:r>
-    </w:p>
-    <w:p>
-      <w:pPr>
-        <w:pStyle w:val="Textonotapie"/>
-        <w:ind w:left="567" w:right="-1"/>
-        <w:jc w:val="both"/>
-        <w:rPr>
-          <w:rFonts w:ascii="Arial Narrow" w:eastAsia="Arial Narrow" w:hAnsi="Arial Narrow" w:cs="Arial Narrow"/>
-          <w:b/>
-          <w:bCs/>
-          <w:sz w:val="16"/>
-          <w:szCs w:val="16"/>
-        </w:rPr>
-      </w:pPr>
-      <w:r>
-        <w:rPr>
-          <w:rFonts w:ascii="Arial Narrow" w:eastAsia="Arial Narrow" w:hAnsi="Arial Narrow" w:cs="Arial Narrow"/>
-          <w:b/>
-          <w:bCs/>
-          <w:sz w:val="16"/>
-          <w:szCs w:val="16"/>
-        </w:rPr>
-        <w:t xml:space="preserve">Artículo 18.- Idoneidad </w:t>
-      </w:r>
-    </w:p>
-    <w:p>
-      <w:pPr>
-        <w:pStyle w:val="Textonotapie"/>
-        <w:ind w:left="567" w:right="-1"/>
-        <w:jc w:val="both"/>
-        <w:rPr>
-          <w:rFonts w:ascii="Arial Narrow" w:eastAsia="Arial Narrow" w:hAnsi="Arial Narrow" w:cs="Arial Narrow"/>
-          <w:sz w:val="16"/>
-          <w:szCs w:val="16"/>
-        </w:rPr>
-      </w:pPr>
-      <w:r>
-        <w:rPr>
-          <w:rFonts w:ascii="Arial Narrow" w:eastAsia="Arial Narrow" w:hAnsi="Arial Narrow" w:cs="Arial Narrow"/>
-          <w:sz w:val="16"/>
-          <w:szCs w:val="16"/>
-        </w:rPr>
-        <w:t xml:space="preserve">Se entiende por idoneidad la correspondencia entre lo que un consumidor espera y lo que efectivamente recibe, en función a lo que se le hubiera ofrecido, la publicidad e información transmitida, las condiciones y circunstancias de la transacción, las características y naturaleza del producto o servicio, el precio, entre otros factores, atendiendo a las circunstancias del caso. </w:t>
-      </w:r>
-    </w:p>
-    <w:p>
-      <w:pPr>
-        <w:pStyle w:val="Textonotapie"/>
-        <w:ind w:left="567" w:right="-1"/>
-        <w:jc w:val="both"/>
-        <w:rPr>
-          <w:rFonts w:ascii="Arial Narrow" w:eastAsia="Arial Narrow" w:hAnsi="Arial Narrow" w:cs="Arial Narrow"/>
-          <w:sz w:val="16"/>
-          <w:szCs w:val="16"/>
-        </w:rPr>
-      </w:pPr>
-      <w:r>
-        <w:rPr>
-          <w:rFonts w:ascii="Arial Narrow" w:eastAsia="Arial Narrow" w:hAnsi="Arial Narrow" w:cs="Arial Narrow"/>
-          <w:sz w:val="16"/>
-          <w:szCs w:val="16"/>
-        </w:rPr>
-        <w:t xml:space="preserve">La idoneidad es evaluada en función a la propia naturaleza del producto o servicio y a su aptitud para satisfacer la finalidad para la cual ha sido puesto en el mercado. Las autorizaciones por parte de los organismos del Estado para la fabricación de un producto o la prestación de un servicio, en los casos que sea necesario, no eximen de responsabilidad al proveedor frente al consumidor. </w:t>
-      </w:r>
-    </w:p>
-    <w:p>
-      <w:pPr>
-        <w:pStyle w:val="Textonotapie"/>
-        <w:ind w:left="567" w:right="-1"/>
-        <w:jc w:val="both"/>
-        <w:rPr>
-          <w:rFonts w:ascii="Arial Narrow" w:eastAsia="Arial Narrow" w:hAnsi="Arial Narrow" w:cs="Arial Narrow"/>
-          <w:sz w:val="16"/>
-          <w:szCs w:val="16"/>
-        </w:rPr>
-      </w:pPr>
-    </w:p>
-    <w:p>
-      <w:pPr>
-        <w:pStyle w:val="Textonotapie"/>
-        <w:ind w:left="567" w:right="-1"/>
-        <w:jc w:val="both"/>
-        <w:rPr>
-          <w:rFonts w:ascii="Arial Narrow" w:eastAsia="Arial Narrow" w:hAnsi="Arial Narrow" w:cs="Arial Narrow"/>
-          <w:sz w:val="16"/>
-          <w:szCs w:val="16"/>
-        </w:rPr>
-      </w:pPr>
-      <w:r>
-        <w:rPr>
-          <w:rFonts w:ascii="Arial Narrow" w:eastAsia="Arial Narrow" w:hAnsi="Arial Narrow" w:cs="Arial Narrow"/>
-          <w:b/>
-          <w:bCs/>
-          <w:sz w:val="16"/>
-          <w:szCs w:val="16"/>
-        </w:rPr>
-        <w:t xml:space="preserve">Artículo 19.- Obligación de los proveedores </w:t>
-      </w:r>
-    </w:p>
-    <w:p>
-      <w:pPr>
-        <w:pStyle w:val="Textonotapie"/>
-        <w:ind w:left="567" w:right="-1"/>
-        <w:jc w:val="both"/>
-        <w:rPr>
-          <w:rFonts w:ascii="Arial Narrow" w:eastAsia="Arial Narrow" w:hAnsi="Arial Narrow" w:cs="Arial Narrow"/>
-          <w:sz w:val="16"/>
-          <w:szCs w:val="16"/>
-        </w:rPr>
-      </w:pPr>
-      <w:r>
-        <w:rPr>
-          <w:rFonts w:ascii="Arial Narrow" w:eastAsia="Arial Narrow" w:hAnsi="Arial Narrow" w:cs="Arial Narrow"/>
-          <w:sz w:val="16"/>
-          <w:szCs w:val="16"/>
-        </w:rPr>
-        <w:t>El proveedor responde por la idoneidad y calidad de los productos y servicios ofrecidos; por la autenticidad de las marcas y leyendas que exhiben sus productos o del signo que respalda al prestador del servicio, por la falta de conformidad entre la publicidad comercial de los productos y servicios y estos, así como por el contenido y la vida útil del producto indicado en el envase, en lo que corresponda.</w:t>
-      </w:r>
-    </w:p>
+    </w:p>
+  </w:footnote>
+  <w:footnote w:id="4">
     <w:p>
       <w:pPr>
         <w:pStyle w:val="Textonotapie"/>
@@ -12799,9 +12873,333 @@
           <w:szCs w:val="16"/>
         </w:rPr>
       </w:pPr>
-    </w:p>
-  </w:footnote>
-  <w:footnote w:id="4">
+      <w:r>
+        <w:rPr>
+          <w:rStyle w:val="Refdenotaalpie"/>
+          <w:rFonts w:ascii="Arial Narrow" w:eastAsia="Arial Narrow" w:hAnsi="Arial Narrow" w:cs="Arial Narrow"/>
+          <w:sz w:val="16"/>
+          <w:szCs w:val="16"/>
+          <w:vertAlign w:val="superscript"/>
+        </w:rPr>
+        <w:footnoteRef/>
+      </w:r>
+      <w:r>
+        <w:rPr>
+          <w:rFonts w:ascii="Arial Narrow" w:eastAsia="Arial Narrow" w:hAnsi="Arial Narrow" w:cs="Arial Narrow"/>
+          <w:sz w:val="16"/>
+          <w:szCs w:val="16"/>
+        </w:rPr>
+        <w:tab/>
+        <w:t xml:space="preserve"/>
+      </w:r>
+      <w:r>
+        <w:rPr>
+          <w:rFonts w:ascii="Arial Narrow" w:eastAsia="Arial Narrow" w:hAnsi="Arial Narrow" w:cs="Arial Narrow"/>
+          <w:sz w:val="16"/>
+          <w:szCs w:val="16"/>
+        </w:rPr>
+        <w:tab/>
+      </w:r>
+      <w:r>
+        <w:rPr>
+          <w:rFonts w:ascii="Arial Narrow" w:eastAsia="Arial Narrow" w:hAnsi="Arial Narrow" w:cs="Arial Narrow"/>
+          <w:b/>
+          <w:bCs/>
+          <w:sz w:val="16"/>
+          <w:szCs w:val="16"/>
+        </w:rPr>
+        <w:t xml:space="preserve">LEY </w:t>
+      </w:r>
+      <w:proofErr w:type="spellStart"/>
+      <w:r>
+        <w:rPr>
+          <w:rFonts w:ascii="Arial Narrow" w:eastAsia="Arial Narrow" w:hAnsi="Arial Narrow" w:cs="Arial Narrow"/>
+          <w:b/>
+          <w:bCs/>
+          <w:sz w:val="16"/>
+          <w:szCs w:val="16"/>
+        </w:rPr>
+        <w:t/>
+      </w:r>
+      <w:proofErr w:type="spellEnd"/>
+      <w:r>
+        <w:rPr>
+          <w:rFonts w:ascii="Arial Narrow" w:eastAsia="Arial Narrow" w:hAnsi="Arial Narrow" w:cs="Arial Narrow"/>
+          <w:b/>
+          <w:bCs/>
+          <w:sz w:val="16"/>
+          <w:szCs w:val="16"/>
+        </w:rPr>
+        <w:t xml:space="preserve">29571, CÓDIGO DE PROTECCIÓN Y DEFENSA DEL CONSUMIDOR, publicado el 2 de setiembre de 2010 y modificado por Decreto Legislativo </w:t>
+      </w:r>
+      <w:proofErr w:type="spellStart"/>
+      <w:r>
+        <w:rPr>
+          <w:rFonts w:ascii="Arial Narrow" w:eastAsia="Arial Narrow" w:hAnsi="Arial Narrow" w:cs="Arial Narrow"/>
+          <w:b/>
+          <w:bCs/>
+          <w:sz w:val="16"/>
+          <w:szCs w:val="16"/>
+        </w:rPr>
+        <w:t/>
+      </w:r>
+      <w:proofErr w:type="spellEnd"/>
+      <w:r>
+        <w:rPr>
+          <w:rFonts w:ascii="Arial Narrow" w:eastAsia="Arial Narrow" w:hAnsi="Arial Narrow" w:cs="Arial Narrow"/>
+          <w:b/>
+          <w:bCs/>
+          <w:sz w:val="16"/>
+          <w:szCs w:val="16"/>
+        </w:rPr>
+        <w:t xml:space="preserve">1308 </w:t>
+      </w:r>
+    </w:p>
+    <w:p>
+      <w:pPr>
+        <w:pStyle w:val="Textonotapie"/>
+        <w:tabs>
+          <w:tab w:val="left" w:pos="567"/>
+        </w:tabs>
+        <w:jc w:val="both"/>
+        <w:rPr>
+          <w:rFonts w:ascii="Arial Narrow" w:eastAsia="Arial Narrow" w:hAnsi="Arial Narrow" w:cs="Arial Narrow"/>
+          <w:sz w:val="16"/>
+          <w:szCs w:val="16"/>
+        </w:rPr>
+      </w:pPr>
+      <w:r>
+        <w:rPr>
+          <w:rFonts w:ascii="Arial Narrow" w:eastAsia="Arial Narrow" w:hAnsi="Arial Narrow" w:cs="Arial Narrow"/>
+          <w:b/>
+          <w:bCs/>
+          <w:sz w:val="16"/>
+          <w:szCs w:val="16"/>
+        </w:rPr>
+        <w:tab/>
+        <w:t>Artículo 61.- Procedimientos de cobranza</w:t>
+      </w:r>
+    </w:p>
+    <w:p>
+      <w:pPr>
+        <w:pStyle w:val="Textonotapie"/>
+        <w:ind w:left="567"/>
+        <w:jc w:val="both"/>
+        <w:rPr>
+          <w:rFonts w:ascii="Arial Narrow" w:eastAsia="Arial Narrow" w:hAnsi="Arial Narrow" w:cs="Arial Narrow"/>
+          <w:sz w:val="16"/>
+          <w:szCs w:val="16"/>
+        </w:rPr>
+      </w:pPr>
+      <w:r>
+        <w:rPr>
+          <w:rFonts w:ascii="Arial Narrow" w:eastAsia="Arial Narrow" w:hAnsi="Arial Narrow" w:cs="Arial Narrow"/>
+          <w:sz w:val="16"/>
+          <w:szCs w:val="16"/>
+        </w:rPr>
+        <w:t>El proveedor debe utilizar los procedimientos de cobranza previstos en las leyes. Se prohíbe el uso de métodos de cobranza que afecten la reputación del consumidor, que atenten contra la privacidad de su hogar, que afecten sus actividades laborales o su imagen ante terceros.</w:t>
+      </w:r>
+    </w:p>
+    <w:p>
+      <w:pPr>
+        <w:pStyle w:val="Textonotapie"/>
+        <w:ind w:left="567"/>
+        <w:jc w:val="both"/>
+        <w:rPr>
+          <w:rFonts w:ascii="Arial Narrow" w:eastAsia="Arial Narrow" w:hAnsi="Arial Narrow" w:cs="Arial Narrow"/>
+          <w:sz w:val="16"/>
+          <w:szCs w:val="16"/>
+        </w:rPr>
+      </w:pPr>
+      <w:r>
+        <w:rPr>
+          <w:rFonts w:ascii="Arial Narrow" w:eastAsia="Arial Narrow" w:hAnsi="Arial Narrow" w:cs="Arial Narrow"/>
+          <w:b/>
+          <w:bCs/>
+          <w:sz w:val="16"/>
+          <w:szCs w:val="16"/>
+        </w:rPr>
+        <w:t>Artículo 62.- Procedimientos de cobranza</w:t>
+      </w:r>
+    </w:p>
+    <w:p>
+      <w:pPr>
+        <w:pStyle w:val="Textonotapie"/>
+        <w:ind w:left="567"/>
+        <w:jc w:val="both"/>
+        <w:rPr>
+          <w:rFonts w:ascii="Arial Narrow" w:eastAsia="Arial Narrow" w:hAnsi="Arial Narrow" w:cs="Arial Narrow"/>
+          <w:sz w:val="16"/>
+          <w:szCs w:val="16"/>
+        </w:rPr>
+      </w:pPr>
+      <w:r>
+        <w:rPr>
+          <w:rFonts w:ascii="Arial Narrow" w:eastAsia="Arial Narrow" w:hAnsi="Arial Narrow" w:cs="Arial Narrow"/>
+          <w:sz w:val="16"/>
+          <w:szCs w:val="16"/>
+        </w:rPr>
+        <w:t xml:space="preserve">A efectos de la aplicación del artículo 61, se prohíbe: </w:t>
+      </w:r>
+    </w:p>
+    <w:p>
+      <w:pPr>
+        <w:pStyle w:val="Textonotapie"/>
+        <w:ind w:left="567"/>
+        <w:jc w:val="both"/>
+        <w:rPr>
+          <w:rFonts w:ascii="Arial Narrow" w:eastAsia="Arial Narrow" w:hAnsi="Arial Narrow" w:cs="Arial Narrow"/>
+          <w:sz w:val="16"/>
+          <w:szCs w:val="16"/>
+        </w:rPr>
+      </w:pPr>
+      <w:r>
+        <w:rPr>
+          <w:rFonts w:ascii="Arial Narrow" w:eastAsia="Arial Narrow" w:hAnsi="Arial Narrow" w:cs="Arial Narrow"/>
+          <w:sz w:val="16"/>
+          <w:szCs w:val="16"/>
+        </w:rPr>
+        <w:t xml:space="preserve">a. Enviar al deudor, o a su garante, documentos que aparenten ser notificaciones o escritos judiciales. </w:t>
+      </w:r>
+    </w:p>
+    <w:p>
+      <w:pPr>
+        <w:pStyle w:val="Textonotapie"/>
+        <w:ind w:left="567"/>
+        <w:jc w:val="both"/>
+        <w:rPr>
+          <w:rFonts w:ascii="Arial Narrow" w:eastAsia="Arial Narrow" w:hAnsi="Arial Narrow" w:cs="Arial Narrow"/>
+          <w:sz w:val="16"/>
+          <w:szCs w:val="16"/>
+        </w:rPr>
+      </w:pPr>
+      <w:r>
+        <w:rPr>
+          <w:rFonts w:ascii="Arial Narrow" w:eastAsia="Arial Narrow" w:hAnsi="Arial Narrow" w:cs="Arial Narrow"/>
+          <w:sz w:val="16"/>
+          <w:szCs w:val="16"/>
+        </w:rPr>
+        <w:t xml:space="preserve">b. Realizar visitas o llamadas telefónicas entre las 20.00 horas y las 07.00 horas o los </w:t>
+      </w:r>
+      <w:proofErr w:type="gramStart"/>
+      <w:r>
+        <w:rPr>
+          <w:rFonts w:ascii="Arial Narrow" w:eastAsia="Arial Narrow" w:hAnsi="Arial Narrow" w:cs="Arial Narrow"/>
+          <w:sz w:val="16"/>
+          <w:szCs w:val="16"/>
+        </w:rPr>
+        <w:t>días sábados</w:t>
+      </w:r>
+      <w:proofErr w:type="gramEnd"/>
+      <w:r>
+        <w:rPr>
+          <w:rFonts w:ascii="Arial Narrow" w:eastAsia="Arial Narrow" w:hAnsi="Arial Narrow" w:cs="Arial Narrow"/>
+          <w:sz w:val="16"/>
+          <w:szCs w:val="16"/>
+        </w:rPr>
+        <w:t xml:space="preserve">, domingos y feriados. c. Colocar o exhibir a vista del público carteles o escritos en el domicilio del deudor o del garante, o en locales diferentes de estos, requiriéndole el pago de sus obligaciones. </w:t>
+      </w:r>
+    </w:p>
+    <w:p>
+      <w:pPr>
+        <w:pStyle w:val="Textonotapie"/>
+        <w:ind w:left="567"/>
+        <w:jc w:val="both"/>
+        <w:rPr>
+          <w:rFonts w:ascii="Arial Narrow" w:eastAsia="Arial Narrow" w:hAnsi="Arial Narrow" w:cs="Arial Narrow"/>
+          <w:sz w:val="16"/>
+          <w:szCs w:val="16"/>
+        </w:rPr>
+      </w:pPr>
+      <w:r>
+        <w:rPr>
+          <w:rFonts w:ascii="Arial Narrow" w:eastAsia="Arial Narrow" w:hAnsi="Arial Narrow" w:cs="Arial Narrow"/>
+          <w:sz w:val="16"/>
+          <w:szCs w:val="16"/>
+        </w:rPr>
+        <w:t xml:space="preserve">d. Ubicar a personas con carteles alusivos a la deuda, con vestimenta inusual o medios similares, en las inmediaciones del domicilio o del centro de trabajo del deudor, requiriéndole el pago de una obligación. </w:t>
+      </w:r>
+    </w:p>
+    <w:p>
+      <w:pPr>
+        <w:pStyle w:val="Textonotapie"/>
+        <w:ind w:left="567"/>
+        <w:jc w:val="both"/>
+        <w:rPr>
+          <w:rFonts w:ascii="Arial Narrow" w:eastAsia="Arial Narrow" w:hAnsi="Arial Narrow" w:cs="Arial Narrow"/>
+          <w:sz w:val="16"/>
+          <w:szCs w:val="16"/>
+        </w:rPr>
+      </w:pPr>
+      <w:r>
+        <w:rPr>
+          <w:rFonts w:ascii="Arial Narrow" w:eastAsia="Arial Narrow" w:hAnsi="Arial Narrow" w:cs="Arial Narrow"/>
+          <w:sz w:val="16"/>
+          <w:szCs w:val="16"/>
+        </w:rPr>
+        <w:t xml:space="preserve">e. Difundir a través de los medios de comunicación nóminas de deudores y requerimientos de pago sin mediar orden judicial. Lo anterior no comprende a la información que se proporcione a las centrales privadas de información de riesgos reguladas por ley especial, la información brindada a la Central de Riesgos de la Superintendencia de Banca, Seguros y Administradoras Privadas de Fondos de Pensiones ni la información que por norma legal proporcione el Estado. </w:t>
+      </w:r>
+    </w:p>
+    <w:p>
+      <w:pPr>
+        <w:pStyle w:val="Textonotapie"/>
+        <w:ind w:left="567"/>
+        <w:jc w:val="both"/>
+        <w:rPr>
+          <w:rFonts w:ascii="Arial Narrow" w:eastAsia="Arial Narrow" w:hAnsi="Arial Narrow" w:cs="Arial Narrow"/>
+          <w:sz w:val="16"/>
+          <w:szCs w:val="16"/>
+        </w:rPr>
+      </w:pPr>
+      <w:r>
+        <w:rPr>
+          <w:rFonts w:ascii="Arial Narrow" w:eastAsia="Arial Narrow" w:hAnsi="Arial Narrow" w:cs="Arial Narrow"/>
+          <w:sz w:val="16"/>
+          <w:szCs w:val="16"/>
+        </w:rPr>
+        <w:t xml:space="preserve">f. Enviar comunicaciones o realizar llamadas a terceros ajenos a la obligación informando sobre la morosidad del consumidor. </w:t>
+      </w:r>
+    </w:p>
+    <w:p>
+      <w:pPr>
+        <w:pStyle w:val="Textonotapie"/>
+        <w:ind w:left="567"/>
+        <w:jc w:val="both"/>
+        <w:rPr>
+          <w:rFonts w:ascii="Arial Narrow" w:eastAsia="Arial Narrow" w:hAnsi="Arial Narrow" w:cs="Arial Narrow"/>
+          <w:sz w:val="16"/>
+          <w:szCs w:val="16"/>
+        </w:rPr>
+      </w:pPr>
+      <w:r>
+        <w:rPr>
+          <w:rFonts w:ascii="Arial Narrow" w:eastAsia="Arial Narrow" w:hAnsi="Arial Narrow" w:cs="Arial Narrow"/>
+          <w:sz w:val="16"/>
+          <w:szCs w:val="16"/>
+        </w:rPr>
+        <w:t xml:space="preserve">g. Enviar estados de cuenta, facturas por pagar y notificaciones de cobranza, sea cual fuera la naturaleza de estas últimas, al domicilio de un tercero ajeno a la relación de consumo, salvo que se trate de un domicilio contractualmente acordado o que el deudor haya señalado un nuevo domicilio válido. </w:t>
+      </w:r>
+    </w:p>
+    <w:p>
+      <w:pPr>
+        <w:pStyle w:val="Textonotapie"/>
+        <w:ind w:left="567"/>
+        <w:jc w:val="both"/>
+        <w:rPr>
+          <w:rFonts w:ascii="Arial Narrow" w:eastAsia="Arial Narrow" w:hAnsi="Arial Narrow" w:cs="Arial Narrow"/>
+          <w:sz w:val="16"/>
+          <w:szCs w:val="16"/>
+        </w:rPr>
+      </w:pPr>
+      <w:r>
+        <w:rPr>
+          <w:rFonts w:ascii="Arial Narrow" w:eastAsia="Arial Narrow" w:hAnsi="Arial Narrow" w:cs="Arial Narrow"/>
+          <w:sz w:val="16"/>
+          <w:szCs w:val="16"/>
+        </w:rPr>
+        <w:t>h. Cualquier otra modalidad análoga a lo señalado anteriormente.</w:t>
+      </w:r>
+    </w:p>
     <w:p>
       <w:pPr>
         <w:pStyle w:val="Textonotapie"/>
@@ -12818,332 +13216,9 @@
           <w:szCs w:val="16"/>
         </w:rPr>
       </w:pPr>
-      <w:r>
-        <w:rPr>
-          <w:rStyle w:val="Refdenotaalpie"/>
-          <w:rFonts w:ascii="Arial Narrow" w:eastAsia="Arial Narrow" w:hAnsi="Arial Narrow" w:cs="Arial Narrow"/>
-          <w:sz w:val="16"/>
-          <w:szCs w:val="16"/>
-          <w:vertAlign w:val="superscript"/>
-        </w:rPr>
-        <w:footnoteRef/>
-      </w:r>
-      <w:r>
-        <w:rPr>
-          <w:rFonts w:ascii="Arial Narrow" w:eastAsia="Arial Narrow" w:hAnsi="Arial Narrow" w:cs="Arial Narrow"/>
-          <w:sz w:val="16"/>
-          <w:szCs w:val="16"/>
-        </w:rPr>
-        <w:t xml:space="preserve"> </w:t>
-      </w:r>
-      <w:r>
-        <w:rPr>
-          <w:rFonts w:ascii="Arial Narrow" w:eastAsia="Arial Narrow" w:hAnsi="Arial Narrow" w:cs="Arial Narrow"/>
-          <w:sz w:val="16"/>
-          <w:szCs w:val="16"/>
-        </w:rPr>
-        <w:tab/>
-      </w:r>
-      <w:r>
-        <w:rPr>
-          <w:rFonts w:ascii="Arial Narrow" w:eastAsia="Arial Narrow" w:hAnsi="Arial Narrow" w:cs="Arial Narrow"/>
-          <w:b/>
-          <w:bCs/>
-          <w:sz w:val="16"/>
-          <w:szCs w:val="16"/>
-        </w:rPr>
-        <w:t xml:space="preserve">LEY </w:t>
-      </w:r>
-      <w:proofErr w:type="spellStart"/>
-      <w:r>
-        <w:rPr>
-          <w:rFonts w:ascii="Arial Narrow" w:eastAsia="Arial Narrow" w:hAnsi="Arial Narrow" w:cs="Arial Narrow"/>
-          <w:b/>
-          <w:bCs/>
-          <w:sz w:val="16"/>
-          <w:szCs w:val="16"/>
-        </w:rPr>
-        <w:t/>
-      </w:r>
-      <w:proofErr w:type="spellEnd"/>
-      <w:r>
-        <w:rPr>
-          <w:rFonts w:ascii="Arial Narrow" w:eastAsia="Arial Narrow" w:hAnsi="Arial Narrow" w:cs="Arial Narrow"/>
-          <w:b/>
-          <w:bCs/>
-          <w:sz w:val="16"/>
-          <w:szCs w:val="16"/>
-        </w:rPr>
-        <w:t xml:space="preserve"> 29571, CÓDIGO DE PROTECCIÓN Y DEFENSA DEL CONSUMIDOR, publicado el 2 de setiembre de 2010 y modificado por Decreto Legislativo </w:t>
-      </w:r>
-      <w:proofErr w:type="spellStart"/>
-      <w:r>
-        <w:rPr>
-          <w:rFonts w:ascii="Arial Narrow" w:eastAsia="Arial Narrow" w:hAnsi="Arial Narrow" w:cs="Arial Narrow"/>
-          <w:b/>
-          <w:bCs/>
-          <w:sz w:val="16"/>
-          <w:szCs w:val="16"/>
-        </w:rPr>
-        <w:t/>
-      </w:r>
-      <w:proofErr w:type="spellEnd"/>
-      <w:r>
-        <w:rPr>
-          <w:rFonts w:ascii="Arial Narrow" w:eastAsia="Arial Narrow" w:hAnsi="Arial Narrow" w:cs="Arial Narrow"/>
-          <w:b/>
-          <w:bCs/>
-          <w:sz w:val="16"/>
-          <w:szCs w:val="16"/>
-        </w:rPr>
-        <w:t xml:space="preserve"> 1308 </w:t>
-      </w:r>
-    </w:p>
-    <w:p>
-      <w:pPr>
-        <w:pStyle w:val="Textonotapie"/>
-        <w:tabs>
-          <w:tab w:val="left" w:pos="567"/>
-        </w:tabs>
-        <w:jc w:val="both"/>
-        <w:rPr>
-          <w:rFonts w:ascii="Arial Narrow" w:eastAsia="Arial Narrow" w:hAnsi="Arial Narrow" w:cs="Arial Narrow"/>
-          <w:sz w:val="16"/>
-          <w:szCs w:val="16"/>
-        </w:rPr>
-      </w:pPr>
-      <w:r>
-        <w:rPr>
-          <w:rFonts w:ascii="Arial Narrow" w:eastAsia="Arial Narrow" w:hAnsi="Arial Narrow" w:cs="Arial Narrow"/>
-          <w:b/>
-          <w:bCs/>
-          <w:sz w:val="16"/>
-          <w:szCs w:val="16"/>
-        </w:rPr>
-        <w:tab/>
-        <w:t>Artículo 61.- Procedimientos de cobranza</w:t>
-      </w:r>
-    </w:p>
-    <w:p>
-      <w:pPr>
-        <w:pStyle w:val="Textonotapie"/>
-        <w:ind w:left="567"/>
-        <w:jc w:val="both"/>
-        <w:rPr>
-          <w:rFonts w:ascii="Arial Narrow" w:eastAsia="Arial Narrow" w:hAnsi="Arial Narrow" w:cs="Arial Narrow"/>
-          <w:sz w:val="16"/>
-          <w:szCs w:val="16"/>
-        </w:rPr>
-      </w:pPr>
-      <w:r>
-        <w:rPr>
-          <w:rFonts w:ascii="Arial Narrow" w:eastAsia="Arial Narrow" w:hAnsi="Arial Narrow" w:cs="Arial Narrow"/>
-          <w:sz w:val="16"/>
-          <w:szCs w:val="16"/>
-        </w:rPr>
-        <w:t>El proveedor debe utilizar los procedimientos de cobranza previstos en las leyes. Se prohíbe el uso de métodos de cobranza que afecten la reputación del consumidor, que atenten contra la privacidad de su hogar, que afecten sus actividades laborales o su imagen ante terceros.</w:t>
-      </w:r>
-    </w:p>
-    <w:p>
-      <w:pPr>
-        <w:pStyle w:val="Textonotapie"/>
-        <w:ind w:left="567"/>
-        <w:jc w:val="both"/>
-        <w:rPr>
-          <w:rFonts w:ascii="Arial Narrow" w:eastAsia="Arial Narrow" w:hAnsi="Arial Narrow" w:cs="Arial Narrow"/>
-          <w:sz w:val="16"/>
-          <w:szCs w:val="16"/>
-        </w:rPr>
-      </w:pPr>
-      <w:r>
-        <w:rPr>
-          <w:rFonts w:ascii="Arial Narrow" w:eastAsia="Arial Narrow" w:hAnsi="Arial Narrow" w:cs="Arial Narrow"/>
-          <w:b/>
-          <w:bCs/>
-          <w:sz w:val="16"/>
-          <w:szCs w:val="16"/>
-        </w:rPr>
-        <w:t>Artículo 62.- Procedimientos de cobranza</w:t>
-      </w:r>
-    </w:p>
-    <w:p>
-      <w:pPr>
-        <w:pStyle w:val="Textonotapie"/>
-        <w:ind w:left="567"/>
-        <w:jc w:val="both"/>
-        <w:rPr>
-          <w:rFonts w:ascii="Arial Narrow" w:eastAsia="Arial Narrow" w:hAnsi="Arial Narrow" w:cs="Arial Narrow"/>
-          <w:sz w:val="16"/>
-          <w:szCs w:val="16"/>
-        </w:rPr>
-      </w:pPr>
-      <w:r>
-        <w:rPr>
-          <w:rFonts w:ascii="Arial Narrow" w:eastAsia="Arial Narrow" w:hAnsi="Arial Narrow" w:cs="Arial Narrow"/>
-          <w:sz w:val="16"/>
-          <w:szCs w:val="16"/>
-        </w:rPr>
-        <w:t xml:space="preserve">A efectos de la aplicación del artículo 61, se prohíbe: </w:t>
-      </w:r>
-    </w:p>
-    <w:p>
-      <w:pPr>
-        <w:pStyle w:val="Textonotapie"/>
-        <w:ind w:left="567"/>
-        <w:jc w:val="both"/>
-        <w:rPr>
-          <w:rFonts w:ascii="Arial Narrow" w:eastAsia="Arial Narrow" w:hAnsi="Arial Narrow" w:cs="Arial Narrow"/>
-          <w:sz w:val="16"/>
-          <w:szCs w:val="16"/>
-        </w:rPr>
-      </w:pPr>
-      <w:r>
-        <w:rPr>
-          <w:rFonts w:ascii="Arial Narrow" w:eastAsia="Arial Narrow" w:hAnsi="Arial Narrow" w:cs="Arial Narrow"/>
-          <w:sz w:val="16"/>
-          <w:szCs w:val="16"/>
-        </w:rPr>
-        <w:t xml:space="preserve">a. Enviar al deudor, o a su garante, documentos que aparenten ser notificaciones o escritos judiciales. </w:t>
-      </w:r>
-    </w:p>
-    <w:p>
-      <w:pPr>
-        <w:pStyle w:val="Textonotapie"/>
-        <w:ind w:left="567"/>
-        <w:jc w:val="both"/>
-        <w:rPr>
-          <w:rFonts w:ascii="Arial Narrow" w:eastAsia="Arial Narrow" w:hAnsi="Arial Narrow" w:cs="Arial Narrow"/>
-          <w:sz w:val="16"/>
-          <w:szCs w:val="16"/>
-        </w:rPr>
-      </w:pPr>
-      <w:r>
-        <w:rPr>
-          <w:rFonts w:ascii="Arial Narrow" w:eastAsia="Arial Narrow" w:hAnsi="Arial Narrow" w:cs="Arial Narrow"/>
-          <w:sz w:val="16"/>
-          <w:szCs w:val="16"/>
-        </w:rPr>
-        <w:t xml:space="preserve">b. Realizar visitas o llamadas telefónicas entre las 20.00 horas y las 07.00 horas o los </w:t>
-      </w:r>
-      <w:proofErr w:type="gramStart"/>
-      <w:r>
-        <w:rPr>
-          <w:rFonts w:ascii="Arial Narrow" w:eastAsia="Arial Narrow" w:hAnsi="Arial Narrow" w:cs="Arial Narrow"/>
-          <w:sz w:val="16"/>
-          <w:szCs w:val="16"/>
-        </w:rPr>
-        <w:t>días sábados</w:t>
-      </w:r>
-      <w:proofErr w:type="gramEnd"/>
-      <w:r>
-        <w:rPr>
-          <w:rFonts w:ascii="Arial Narrow" w:eastAsia="Arial Narrow" w:hAnsi="Arial Narrow" w:cs="Arial Narrow"/>
-          <w:sz w:val="16"/>
-          <w:szCs w:val="16"/>
-        </w:rPr>
-        <w:t xml:space="preserve">, domingos y feriados. c. Colocar o exhibir a vista del público carteles o escritos en el domicilio del deudor o del garante, o en locales diferentes de estos, requiriéndole el pago de sus obligaciones. </w:t>
-      </w:r>
-    </w:p>
-    <w:p>
-      <w:pPr>
-        <w:pStyle w:val="Textonotapie"/>
-        <w:ind w:left="567"/>
-        <w:jc w:val="both"/>
-        <w:rPr>
-          <w:rFonts w:ascii="Arial Narrow" w:eastAsia="Arial Narrow" w:hAnsi="Arial Narrow" w:cs="Arial Narrow"/>
-          <w:sz w:val="16"/>
-          <w:szCs w:val="16"/>
-        </w:rPr>
-      </w:pPr>
-      <w:r>
-        <w:rPr>
-          <w:rFonts w:ascii="Arial Narrow" w:eastAsia="Arial Narrow" w:hAnsi="Arial Narrow" w:cs="Arial Narrow"/>
-          <w:sz w:val="16"/>
-          <w:szCs w:val="16"/>
-        </w:rPr>
-        <w:t xml:space="preserve">d. Ubicar a personas con carteles alusivos a la deuda, con vestimenta inusual o medios similares, en las inmediaciones del domicilio o del centro de trabajo del deudor, requiriéndole el pago de una obligación. </w:t>
-      </w:r>
-    </w:p>
-    <w:p>
-      <w:pPr>
-        <w:pStyle w:val="Textonotapie"/>
-        <w:ind w:left="567"/>
-        <w:jc w:val="both"/>
-        <w:rPr>
-          <w:rFonts w:ascii="Arial Narrow" w:eastAsia="Arial Narrow" w:hAnsi="Arial Narrow" w:cs="Arial Narrow"/>
-          <w:sz w:val="16"/>
-          <w:szCs w:val="16"/>
-        </w:rPr>
-      </w:pPr>
-      <w:r>
-        <w:rPr>
-          <w:rFonts w:ascii="Arial Narrow" w:eastAsia="Arial Narrow" w:hAnsi="Arial Narrow" w:cs="Arial Narrow"/>
-          <w:sz w:val="16"/>
-          <w:szCs w:val="16"/>
-        </w:rPr>
-        <w:t xml:space="preserve">e. Difundir a través de los medios de comunicación nóminas de deudores y requerimientos de pago sin mediar orden judicial. Lo anterior no comprende a la información que se proporcione a las centrales privadas de información de riesgos reguladas por ley especial, la información brindada a la Central de Riesgos de la Superintendencia de Banca, Seguros y Administradoras Privadas de Fondos de Pensiones ni la información que por norma legal proporcione el Estado. </w:t>
-      </w:r>
-    </w:p>
-    <w:p>
-      <w:pPr>
-        <w:pStyle w:val="Textonotapie"/>
-        <w:ind w:left="567"/>
-        <w:jc w:val="both"/>
-        <w:rPr>
-          <w:rFonts w:ascii="Arial Narrow" w:eastAsia="Arial Narrow" w:hAnsi="Arial Narrow" w:cs="Arial Narrow"/>
-          <w:sz w:val="16"/>
-          <w:szCs w:val="16"/>
-        </w:rPr>
-      </w:pPr>
-      <w:r>
-        <w:rPr>
-          <w:rFonts w:ascii="Arial Narrow" w:eastAsia="Arial Narrow" w:hAnsi="Arial Narrow" w:cs="Arial Narrow"/>
-          <w:sz w:val="16"/>
-          <w:szCs w:val="16"/>
-        </w:rPr>
-        <w:t xml:space="preserve">f. Enviar comunicaciones o realizar llamadas a terceros ajenos a la obligación informando sobre la morosidad del consumidor. </w:t>
-      </w:r>
-    </w:p>
-    <w:p>
-      <w:pPr>
-        <w:pStyle w:val="Textonotapie"/>
-        <w:ind w:left="567"/>
-        <w:jc w:val="both"/>
-        <w:rPr>
-          <w:rFonts w:ascii="Arial Narrow" w:eastAsia="Arial Narrow" w:hAnsi="Arial Narrow" w:cs="Arial Narrow"/>
-          <w:sz w:val="16"/>
-          <w:szCs w:val="16"/>
-        </w:rPr>
-      </w:pPr>
-      <w:r>
-        <w:rPr>
-          <w:rFonts w:ascii="Arial Narrow" w:eastAsia="Arial Narrow" w:hAnsi="Arial Narrow" w:cs="Arial Narrow"/>
-          <w:sz w:val="16"/>
-          <w:szCs w:val="16"/>
-        </w:rPr>
-        <w:t xml:space="preserve">g. Enviar estados de cuenta, facturas por pagar y notificaciones de cobranza, sea cual fuera la naturaleza de estas últimas, al domicilio de un tercero ajeno a la relación de consumo, salvo que se trate de un domicilio contractualmente acordado o que el deudor haya señalado un nuevo domicilio válido. </w:t>
-      </w:r>
-    </w:p>
-    <w:p>
-      <w:pPr>
-        <w:pStyle w:val="Textonotapie"/>
-        <w:ind w:left="567"/>
-        <w:jc w:val="both"/>
-        <w:rPr>
-          <w:rFonts w:ascii="Arial Narrow" w:eastAsia="Arial Narrow" w:hAnsi="Arial Narrow" w:cs="Arial Narrow"/>
-          <w:sz w:val="16"/>
-          <w:szCs w:val="16"/>
-        </w:rPr>
-      </w:pPr>
-      <w:r>
-        <w:rPr>
-          <w:rFonts w:ascii="Arial Narrow" w:eastAsia="Arial Narrow" w:hAnsi="Arial Narrow" w:cs="Arial Narrow"/>
-          <w:sz w:val="16"/>
-          <w:szCs w:val="16"/>
-        </w:rPr>
-        <w:t>h. Cualquier otra modalidad análoga a lo señalado anteriormente.</w:t>
-      </w:r>
-    </w:p>
+    </w:p>
+  </w:footnote>
+  <w:footnote w:id="5">
     <w:p>
       <w:pPr>
         <w:pStyle w:val="Textonotapie"/>
@@ -13160,9 +13235,292 @@
           <w:szCs w:val="16"/>
         </w:rPr>
       </w:pPr>
-    </w:p>
-  </w:footnote>
-  <w:footnote w:id="5">
+      <w:r>
+        <w:rPr>
+          <w:rStyle w:val="Refdenotaalpie"/>
+          <w:rFonts w:ascii="Arial Narrow" w:eastAsia="Arial Narrow" w:hAnsi="Arial Narrow" w:cs="Arial Narrow"/>
+          <w:sz w:val="16"/>
+          <w:szCs w:val="16"/>
+          <w:vertAlign w:val="superscript"/>
+        </w:rPr>
+        <w:footnoteRef/>
+      </w:r>
+      <w:r>
+        <w:rPr>
+          <w:rFonts w:ascii="Arial Narrow" w:eastAsia="Arial Narrow" w:hAnsi="Arial Narrow" w:cs="Arial Narrow"/>
+          <w:sz w:val="16"/>
+          <w:szCs w:val="16"/>
+        </w:rPr>
+        <w:tab/>
+        <w:t xml:space="preserve"/>
+      </w:r>
+      <w:r>
+        <w:rPr>
+          <w:rFonts w:ascii="Arial Narrow" w:eastAsia="Arial Narrow" w:hAnsi="Arial Narrow" w:cs="Arial Narrow"/>
+          <w:sz w:val="16"/>
+          <w:szCs w:val="16"/>
+        </w:rPr>
+        <w:tab/>
+      </w:r>
+      <w:r>
+        <w:rPr>
+          <w:rFonts w:ascii="Arial Narrow" w:eastAsia="Arial Narrow" w:hAnsi="Arial Narrow" w:cs="Arial Narrow"/>
+          <w:b/>
+          <w:bCs/>
+          <w:sz w:val="16"/>
+          <w:szCs w:val="16"/>
+        </w:rPr>
+        <w:t xml:space="preserve">LEY </w:t>
+      </w:r>
+      <w:proofErr w:type="spellStart"/>
+      <w:r>
+        <w:rPr>
+          <w:rFonts w:ascii="Arial Narrow" w:eastAsia="Arial Narrow" w:hAnsi="Arial Narrow" w:cs="Arial Narrow"/>
+          <w:b/>
+          <w:bCs/>
+          <w:sz w:val="16"/>
+          <w:szCs w:val="16"/>
+        </w:rPr>
+        <w:t/>
+      </w:r>
+      <w:proofErr w:type="spellEnd"/>
+      <w:r>
+        <w:rPr>
+          <w:rFonts w:ascii="Arial Narrow" w:eastAsia="Arial Narrow" w:hAnsi="Arial Narrow" w:cs="Arial Narrow"/>
+          <w:b/>
+          <w:bCs/>
+          <w:sz w:val="16"/>
+          <w:szCs w:val="16"/>
+        </w:rPr>
+        <w:t xml:space="preserve">29571, CÓDIGO DE PROTECCIÓN Y DEFENSA DEL CONSUMIDOR, publicado el 2 de setiembre de 2010 y modificado por Decreto Legislativo </w:t>
+      </w:r>
+      <w:proofErr w:type="spellStart"/>
+      <w:r>
+        <w:rPr>
+          <w:rFonts w:ascii="Arial Narrow" w:eastAsia="Arial Narrow" w:hAnsi="Arial Narrow" w:cs="Arial Narrow"/>
+          <w:b/>
+          <w:bCs/>
+          <w:sz w:val="16"/>
+          <w:szCs w:val="16"/>
+        </w:rPr>
+        <w:t/>
+      </w:r>
+      <w:proofErr w:type="spellEnd"/>
+      <w:r>
+        <w:rPr>
+          <w:rFonts w:ascii="Arial Narrow" w:eastAsia="Arial Narrow" w:hAnsi="Arial Narrow" w:cs="Arial Narrow"/>
+          <w:b/>
+          <w:bCs/>
+          <w:sz w:val="16"/>
+          <w:szCs w:val="16"/>
+        </w:rPr>
+        <w:t xml:space="preserve">1308 </w:t>
+      </w:r>
+    </w:p>
+    <w:p>
+      <w:pPr>
+        <w:pStyle w:val="Textonotapie"/>
+        <w:tabs>
+          <w:tab w:val="left" w:pos="567"/>
+        </w:tabs>
+        <w:jc w:val="both"/>
+        <w:rPr>
+          <w:rFonts w:ascii="Arial Narrow" w:eastAsia="Arial Narrow" w:hAnsi="Arial Narrow" w:cs="Arial Narrow"/>
+          <w:sz w:val="16"/>
+          <w:szCs w:val="16"/>
+        </w:rPr>
+      </w:pPr>
+      <w:r>
+        <w:rPr>
+          <w:rFonts w:ascii="Arial Narrow" w:eastAsia="Arial Narrow" w:hAnsi="Arial Narrow" w:cs="Arial Narrow"/>
+          <w:b/>
+          <w:bCs/>
+          <w:sz w:val="16"/>
+          <w:szCs w:val="16"/>
+        </w:rPr>
+        <w:tab/>
+      </w:r>
+      <w:r>
+        <w:rPr>
+          <w:rFonts w:ascii="Arial Narrow" w:eastAsia="Arial Narrow" w:hAnsi="Arial Narrow" w:cs="Arial Narrow"/>
+          <w:b/>
+          <w:bCs/>
+          <w:sz w:val="16"/>
+          <w:szCs w:val="16"/>
+        </w:rPr>
+        <w:t>Artículo 49.- Definición de cláusulas abusivas</w:t>
+      </w:r>
+    </w:p>
+    <w:p>
+      <w:pPr>
+        <w:pStyle w:val="Textonotapie"/>
+        <w:ind w:left="567"/>
+        <w:jc w:val="both"/>
+        <w:rPr>
+          <w:rFonts w:ascii="Arial Narrow" w:eastAsia="Arial Narrow" w:hAnsi="Arial Narrow" w:cs="Arial Narrow"/>
+          <w:sz w:val="16"/>
+          <w:szCs w:val="16"/>
+        </w:rPr>
+      </w:pPr>
+      <w:r>
+        <w:rPr>
+          <w:rFonts w:ascii="Arial Narrow" w:eastAsia="Arial Narrow" w:hAnsi="Arial Narrow" w:cs="Arial Narrow"/>
+          <w:sz w:val="16"/>
+          <w:szCs w:val="16"/>
+        </w:rPr>
+        <w:t>49.1 En los contratos por adhesión y en las cláusulas generales de contratación no aprobadas administrativamente, se consideran cláusulas abusivas y, por tanto, inexigibles todas aquellas estipulaciones no negociadas individualmente que, en contra de las exigencias de la buena fe, coloquen al consumidor, en su perjuicio, en una situación de desventaja o desigualdad o anulen sus derechos.</w:t>
+      </w:r>
+    </w:p>
+    <w:p>
+      <w:pPr>
+        <w:pStyle w:val="Textonotapie"/>
+        <w:ind w:left="567"/>
+        <w:jc w:val="both"/>
+        <w:rPr>
+          <w:rFonts w:ascii="Arial Narrow" w:eastAsia="Arial Narrow" w:hAnsi="Arial Narrow" w:cs="Arial Narrow"/>
+          <w:sz w:val="16"/>
+          <w:szCs w:val="16"/>
+        </w:rPr>
+      </w:pPr>
+      <w:r>
+        <w:rPr>
+          <w:rFonts w:ascii="Arial Narrow" w:eastAsia="Arial Narrow" w:hAnsi="Arial Narrow" w:cs="Arial Narrow"/>
+          <w:sz w:val="16"/>
+          <w:szCs w:val="16"/>
+        </w:rPr>
+        <w:t>(…).</w:t>
+      </w:r>
+    </w:p>
+    <w:p>
+      <w:pPr>
+        <w:pStyle w:val="Textonotapie"/>
+        <w:ind w:left="567"/>
+        <w:jc w:val="both"/>
+        <w:rPr>
+          <w:rFonts w:ascii="Arial Narrow" w:eastAsia="Arial Narrow" w:hAnsi="Arial Narrow" w:cs="Arial Narrow"/>
+          <w:b/>
+          <w:bCs/>
+          <w:sz w:val="16"/>
+          <w:szCs w:val="16"/>
+        </w:rPr>
+      </w:pPr>
+      <w:r>
+        <w:rPr>
+          <w:rFonts w:ascii="Arial Narrow" w:eastAsia="Arial Narrow" w:hAnsi="Arial Narrow" w:cs="Arial Narrow"/>
+          <w:b/>
+          <w:bCs/>
+          <w:sz w:val="16"/>
+          <w:szCs w:val="16"/>
+        </w:rPr>
+        <w:t>Artículo 5</w:t>
+      </w:r>
+      <w:r>
+        <w:rPr>
+          <w:rFonts w:ascii="Arial Narrow" w:eastAsia="Arial Narrow" w:hAnsi="Arial Narrow" w:cs="Arial Narrow"/>
+          <w:b/>
+          <w:bCs/>
+          <w:sz w:val="16"/>
+          <w:szCs w:val="16"/>
+        </w:rPr>
+        <w:t>1</w:t>
+      </w:r>
+      <w:r>
+        <w:rPr>
+          <w:rFonts w:ascii="Arial Narrow" w:eastAsia="Arial Narrow" w:hAnsi="Arial Narrow" w:cs="Arial Narrow"/>
+          <w:b/>
+          <w:bCs/>
+          <w:sz w:val="16"/>
+          <w:szCs w:val="16"/>
+        </w:rPr>
+        <w:t xml:space="preserve">.- </w:t>
+      </w:r>
+      <w:r>
+        <w:rPr>
+          <w:rFonts w:ascii="Arial Narrow" w:eastAsia="Arial Narrow" w:hAnsi="Arial Narrow" w:cs="Arial Narrow"/>
+          <w:b/>
+          <w:bCs/>
+          <w:sz w:val="16"/>
+          <w:szCs w:val="16"/>
+        </w:rPr>
+        <w:t>Cláusulas abusivas de ineficacia relativa</w:t>
+      </w:r>
+    </w:p>
+    <w:p>
+      <w:pPr>
+        <w:pStyle w:val="Textonotapie"/>
+        <w:ind w:left="567"/>
+        <w:jc w:val="both"/>
+        <w:rPr>
+          <w:rFonts w:ascii="Arial Narrow" w:eastAsia="Arial Narrow" w:hAnsi="Arial Narrow" w:cs="Arial Narrow"/>
+          <w:sz w:val="16"/>
+          <w:szCs w:val="16"/>
+        </w:rPr>
+      </w:pPr>
+      <w:r>
+        <w:rPr>
+          <w:rFonts w:ascii="Arial Narrow" w:eastAsia="Arial Narrow" w:hAnsi="Arial Narrow" w:cs="Arial Narrow"/>
+          <w:sz w:val="16"/>
+          <w:szCs w:val="16"/>
+        </w:rPr>
+        <w:t xml:space="preserve">De manera enunciativa, aunque no limitativa, son cláusulas abusivas atendiendo al caso concreto, las siguientes: </w:t>
+      </w:r>
+    </w:p>
+    <w:p>
+      <w:pPr>
+        <w:pStyle w:val="Textonotapie"/>
+        <w:ind w:left="567"/>
+        <w:jc w:val="both"/>
+        <w:rPr>
+          <w:rFonts w:ascii="Arial Narrow" w:eastAsia="Arial Narrow" w:hAnsi="Arial Narrow" w:cs="Arial Narrow"/>
+          <w:sz w:val="16"/>
+          <w:szCs w:val="16"/>
+        </w:rPr>
+      </w:pPr>
+      <w:r>
+        <w:rPr>
+          <w:rFonts w:ascii="Arial Narrow" w:eastAsia="Arial Narrow" w:hAnsi="Arial Narrow" w:cs="Arial Narrow"/>
+          <w:sz w:val="16"/>
+          <w:szCs w:val="16"/>
+        </w:rPr>
+        <w:t>a. Las que impongan obstáculos onerosos o desproporcionados para el ejercicio de los derechos reconocidos al consumidor en los contratos</w:t>
+      </w:r>
+      <w:r>
+        <w:rPr>
+          <w:rFonts w:ascii="Arial Narrow" w:eastAsia="Arial Narrow" w:hAnsi="Arial Narrow" w:cs="Arial Narrow"/>
+          <w:sz w:val="16"/>
+          <w:szCs w:val="16"/>
+        </w:rPr>
+        <w:t>.</w:t>
+      </w:r>
+    </w:p>
+    <w:p>
+      <w:pPr>
+        <w:pStyle w:val="Textonotapie"/>
+        <w:ind w:left="567"/>
+        <w:jc w:val="both"/>
+        <w:rPr>
+          <w:rFonts w:ascii="Arial Narrow" w:eastAsia="Arial Narrow" w:hAnsi="Arial Narrow" w:cs="Arial Narrow"/>
+          <w:sz w:val="16"/>
+          <w:szCs w:val="16"/>
+        </w:rPr>
+      </w:pPr>
+      <w:r>
+        <w:rPr>
+          <w:rFonts w:ascii="Arial Narrow" w:eastAsia="Arial Narrow" w:hAnsi="Arial Narrow" w:cs="Arial Narrow"/>
+          <w:sz w:val="16"/>
+          <w:szCs w:val="16"/>
+        </w:rPr>
+        <w:t>(…)</w:t>
+      </w:r>
+      <w:r>
+        <w:rPr>
+          <w:rFonts w:ascii="Arial Narrow" w:eastAsia="Arial Narrow" w:hAnsi="Arial Narrow" w:cs="Arial Narrow"/>
+          <w:sz w:val="16"/>
+          <w:szCs w:val="16"/>
+        </w:rPr>
+        <w:t>.</w:t>
+      </w:r>
+    </w:p>
     <w:p>
       <w:pPr>
         <w:pStyle w:val="Textonotapie"/>
@@ -13179,291 +13537,9 @@
           <w:szCs w:val="16"/>
         </w:rPr>
       </w:pPr>
-      <w:r>
-        <w:rPr>
-          <w:rStyle w:val="Refdenotaalpie"/>
-          <w:rFonts w:ascii="Arial Narrow" w:eastAsia="Arial Narrow" w:hAnsi="Arial Narrow" w:cs="Arial Narrow"/>
-          <w:sz w:val="16"/>
-          <w:szCs w:val="16"/>
-          <w:vertAlign w:val="superscript"/>
-        </w:rPr>
-        <w:footnoteRef/>
-      </w:r>
-      <w:r>
-        <w:rPr>
-          <w:rFonts w:ascii="Arial Narrow" w:eastAsia="Arial Narrow" w:hAnsi="Arial Narrow" w:cs="Arial Narrow"/>
-          <w:sz w:val="16"/>
-          <w:szCs w:val="16"/>
-        </w:rPr>
-        <w:t xml:space="preserve"> </w:t>
-      </w:r>
-      <w:r>
-        <w:rPr>
-          <w:rFonts w:ascii="Arial Narrow" w:eastAsia="Arial Narrow" w:hAnsi="Arial Narrow" w:cs="Arial Narrow"/>
-          <w:sz w:val="16"/>
-          <w:szCs w:val="16"/>
-        </w:rPr>
-        <w:tab/>
-      </w:r>
-      <w:r>
-        <w:rPr>
-          <w:rFonts w:ascii="Arial Narrow" w:eastAsia="Arial Narrow" w:hAnsi="Arial Narrow" w:cs="Arial Narrow"/>
-          <w:b/>
-          <w:bCs/>
-          <w:sz w:val="16"/>
-          <w:szCs w:val="16"/>
-        </w:rPr>
-        <w:t xml:space="preserve">LEY </w:t>
-      </w:r>
-      <w:proofErr w:type="spellStart"/>
-      <w:r>
-        <w:rPr>
-          <w:rFonts w:ascii="Arial Narrow" w:eastAsia="Arial Narrow" w:hAnsi="Arial Narrow" w:cs="Arial Narrow"/>
-          <w:b/>
-          <w:bCs/>
-          <w:sz w:val="16"/>
-          <w:szCs w:val="16"/>
-        </w:rPr>
-        <w:t/>
-      </w:r>
-      <w:proofErr w:type="spellEnd"/>
-      <w:r>
-        <w:rPr>
-          <w:rFonts w:ascii="Arial Narrow" w:eastAsia="Arial Narrow" w:hAnsi="Arial Narrow" w:cs="Arial Narrow"/>
-          <w:b/>
-          <w:bCs/>
-          <w:sz w:val="16"/>
-          <w:szCs w:val="16"/>
-        </w:rPr>
-        <w:t xml:space="preserve"> 29571, CÓDIGO DE PROTECCIÓN Y DEFENSA DEL CONSUMIDOR, publicado el 2 de setiembre de 2010 y modificado por Decreto Legislativo </w:t>
-      </w:r>
-      <w:proofErr w:type="spellStart"/>
-      <w:r>
-        <w:rPr>
-          <w:rFonts w:ascii="Arial Narrow" w:eastAsia="Arial Narrow" w:hAnsi="Arial Narrow" w:cs="Arial Narrow"/>
-          <w:b/>
-          <w:bCs/>
-          <w:sz w:val="16"/>
-          <w:szCs w:val="16"/>
-        </w:rPr>
-        <w:t/>
-      </w:r>
-      <w:proofErr w:type="spellEnd"/>
-      <w:r>
-        <w:rPr>
-          <w:rFonts w:ascii="Arial Narrow" w:eastAsia="Arial Narrow" w:hAnsi="Arial Narrow" w:cs="Arial Narrow"/>
-          <w:b/>
-          <w:bCs/>
-          <w:sz w:val="16"/>
-          <w:szCs w:val="16"/>
-        </w:rPr>
-        <w:t xml:space="preserve"> 1308 </w:t>
-      </w:r>
-    </w:p>
-    <w:p>
-      <w:pPr>
-        <w:pStyle w:val="Textonotapie"/>
-        <w:tabs>
-          <w:tab w:val="left" w:pos="567"/>
-        </w:tabs>
-        <w:jc w:val="both"/>
-        <w:rPr>
-          <w:rFonts w:ascii="Arial Narrow" w:eastAsia="Arial Narrow" w:hAnsi="Arial Narrow" w:cs="Arial Narrow"/>
-          <w:sz w:val="16"/>
-          <w:szCs w:val="16"/>
-        </w:rPr>
-      </w:pPr>
-      <w:r>
-        <w:rPr>
-          <w:rFonts w:ascii="Arial Narrow" w:eastAsia="Arial Narrow" w:hAnsi="Arial Narrow" w:cs="Arial Narrow"/>
-          <w:b/>
-          <w:bCs/>
-          <w:sz w:val="16"/>
-          <w:szCs w:val="16"/>
-        </w:rPr>
-        <w:tab/>
-      </w:r>
-      <w:r>
-        <w:rPr>
-          <w:rFonts w:ascii="Arial Narrow" w:eastAsia="Arial Narrow" w:hAnsi="Arial Narrow" w:cs="Arial Narrow"/>
-          <w:b/>
-          <w:bCs/>
-          <w:sz w:val="16"/>
-          <w:szCs w:val="16"/>
-        </w:rPr>
-        <w:t>Artículo 49.- Definición de cláusulas abusivas</w:t>
-      </w:r>
-    </w:p>
-    <w:p>
-      <w:pPr>
-        <w:pStyle w:val="Textonotapie"/>
-        <w:ind w:left="567"/>
-        <w:jc w:val="both"/>
-        <w:rPr>
-          <w:rFonts w:ascii="Arial Narrow" w:eastAsia="Arial Narrow" w:hAnsi="Arial Narrow" w:cs="Arial Narrow"/>
-          <w:sz w:val="16"/>
-          <w:szCs w:val="16"/>
-        </w:rPr>
-      </w:pPr>
-      <w:r>
-        <w:rPr>
-          <w:rFonts w:ascii="Arial Narrow" w:eastAsia="Arial Narrow" w:hAnsi="Arial Narrow" w:cs="Arial Narrow"/>
-          <w:sz w:val="16"/>
-          <w:szCs w:val="16"/>
-        </w:rPr>
-        <w:t>49.1 En los contratos por adhesión y en las cláusulas generales de contratación no aprobadas administrativamente, se consideran cláusulas abusivas y, por tanto, inexigibles todas aquellas estipulaciones no negociadas individualmente que, en contra de las exigencias de la buena fe, coloquen al consumidor, en su perjuicio, en una situación de desventaja o desigualdad o anulen sus derechos.</w:t>
-      </w:r>
-    </w:p>
-    <w:p>
-      <w:pPr>
-        <w:pStyle w:val="Textonotapie"/>
-        <w:ind w:left="567"/>
-        <w:jc w:val="both"/>
-        <w:rPr>
-          <w:rFonts w:ascii="Arial Narrow" w:eastAsia="Arial Narrow" w:hAnsi="Arial Narrow" w:cs="Arial Narrow"/>
-          <w:sz w:val="16"/>
-          <w:szCs w:val="16"/>
-        </w:rPr>
-      </w:pPr>
-      <w:r>
-        <w:rPr>
-          <w:rFonts w:ascii="Arial Narrow" w:eastAsia="Arial Narrow" w:hAnsi="Arial Narrow" w:cs="Arial Narrow"/>
-          <w:sz w:val="16"/>
-          <w:szCs w:val="16"/>
-        </w:rPr>
-        <w:t>(…).</w:t>
-      </w:r>
-    </w:p>
-    <w:p>
-      <w:pPr>
-        <w:pStyle w:val="Textonotapie"/>
-        <w:ind w:left="567"/>
-        <w:jc w:val="both"/>
-        <w:rPr>
-          <w:rFonts w:ascii="Arial Narrow" w:eastAsia="Arial Narrow" w:hAnsi="Arial Narrow" w:cs="Arial Narrow"/>
-          <w:b/>
-          <w:bCs/>
-          <w:sz w:val="16"/>
-          <w:szCs w:val="16"/>
-        </w:rPr>
-      </w:pPr>
-      <w:r>
-        <w:rPr>
-          <w:rFonts w:ascii="Arial Narrow" w:eastAsia="Arial Narrow" w:hAnsi="Arial Narrow" w:cs="Arial Narrow"/>
-          <w:b/>
-          <w:bCs/>
-          <w:sz w:val="16"/>
-          <w:szCs w:val="16"/>
-        </w:rPr>
-        <w:t>Artículo 5</w:t>
-      </w:r>
-      <w:r>
-        <w:rPr>
-          <w:rFonts w:ascii="Arial Narrow" w:eastAsia="Arial Narrow" w:hAnsi="Arial Narrow" w:cs="Arial Narrow"/>
-          <w:b/>
-          <w:bCs/>
-          <w:sz w:val="16"/>
-          <w:szCs w:val="16"/>
-        </w:rPr>
-        <w:t>1</w:t>
-      </w:r>
-      <w:r>
-        <w:rPr>
-          <w:rFonts w:ascii="Arial Narrow" w:eastAsia="Arial Narrow" w:hAnsi="Arial Narrow" w:cs="Arial Narrow"/>
-          <w:b/>
-          <w:bCs/>
-          <w:sz w:val="16"/>
-          <w:szCs w:val="16"/>
-        </w:rPr>
-        <w:t xml:space="preserve">.- </w:t>
-      </w:r>
-      <w:r>
-        <w:rPr>
-          <w:rFonts w:ascii="Arial Narrow" w:eastAsia="Arial Narrow" w:hAnsi="Arial Narrow" w:cs="Arial Narrow"/>
-          <w:b/>
-          <w:bCs/>
-          <w:sz w:val="16"/>
-          <w:szCs w:val="16"/>
-        </w:rPr>
-        <w:t>Cláusulas abusivas de ineficacia relativa</w:t>
-      </w:r>
-    </w:p>
-    <w:p>
-      <w:pPr>
-        <w:pStyle w:val="Textonotapie"/>
-        <w:ind w:left="567"/>
-        <w:jc w:val="both"/>
-        <w:rPr>
-          <w:rFonts w:ascii="Arial Narrow" w:eastAsia="Arial Narrow" w:hAnsi="Arial Narrow" w:cs="Arial Narrow"/>
-          <w:sz w:val="16"/>
-          <w:szCs w:val="16"/>
-        </w:rPr>
-      </w:pPr>
-      <w:r>
-        <w:rPr>
-          <w:rFonts w:ascii="Arial Narrow" w:eastAsia="Arial Narrow" w:hAnsi="Arial Narrow" w:cs="Arial Narrow"/>
-          <w:sz w:val="16"/>
-          <w:szCs w:val="16"/>
-        </w:rPr>
-        <w:t xml:space="preserve">De manera enunciativa, aunque no limitativa, son cláusulas abusivas atendiendo al caso concreto, las siguientes: </w:t>
-      </w:r>
-    </w:p>
-    <w:p>
-      <w:pPr>
-        <w:pStyle w:val="Textonotapie"/>
-        <w:ind w:left="567"/>
-        <w:jc w:val="both"/>
-        <w:rPr>
-          <w:rFonts w:ascii="Arial Narrow" w:eastAsia="Arial Narrow" w:hAnsi="Arial Narrow" w:cs="Arial Narrow"/>
-          <w:sz w:val="16"/>
-          <w:szCs w:val="16"/>
-        </w:rPr>
-      </w:pPr>
-      <w:r>
-        <w:rPr>
-          <w:rFonts w:ascii="Arial Narrow" w:eastAsia="Arial Narrow" w:hAnsi="Arial Narrow" w:cs="Arial Narrow"/>
-          <w:sz w:val="16"/>
-          <w:szCs w:val="16"/>
-        </w:rPr>
-        <w:t>a. Las que impongan obstáculos onerosos o desproporcionados para el ejercicio de los derechos reconocidos al consumidor en los contratos</w:t>
-      </w:r>
-      <w:r>
-        <w:rPr>
-          <w:rFonts w:ascii="Arial Narrow" w:eastAsia="Arial Narrow" w:hAnsi="Arial Narrow" w:cs="Arial Narrow"/>
-          <w:sz w:val="16"/>
-          <w:szCs w:val="16"/>
-        </w:rPr>
-        <w:t>.</w:t>
-      </w:r>
-    </w:p>
-    <w:p>
-      <w:pPr>
-        <w:pStyle w:val="Textonotapie"/>
-        <w:ind w:left="567"/>
-        <w:jc w:val="both"/>
-        <w:rPr>
-          <w:rFonts w:ascii="Arial Narrow" w:eastAsia="Arial Narrow" w:hAnsi="Arial Narrow" w:cs="Arial Narrow"/>
-          <w:sz w:val="16"/>
-          <w:szCs w:val="16"/>
-        </w:rPr>
-      </w:pPr>
-      <w:r>
-        <w:rPr>
-          <w:rFonts w:ascii="Arial Narrow" w:eastAsia="Arial Narrow" w:hAnsi="Arial Narrow" w:cs="Arial Narrow"/>
-          <w:sz w:val="16"/>
-          <w:szCs w:val="16"/>
-        </w:rPr>
-        <w:t>(…)</w:t>
-      </w:r>
-      <w:r>
-        <w:rPr>
-          <w:rFonts w:ascii="Arial Narrow" w:eastAsia="Arial Narrow" w:hAnsi="Arial Narrow" w:cs="Arial Narrow"/>
-          <w:sz w:val="16"/>
-          <w:szCs w:val="16"/>
-        </w:rPr>
-        <w:t>.</w:t>
-      </w:r>
-    </w:p>
+    </w:p>
+  </w:footnote>
+  <w:footnote w:id="6">
     <w:p>
       <w:pPr>
         <w:pStyle w:val="Textonotapie"/>
@@ -13480,9 +13556,270 @@
           <w:szCs w:val="16"/>
         </w:rPr>
       </w:pPr>
-    </w:p>
-  </w:footnote>
-  <w:footnote w:id="6">
+      <w:r>
+        <w:rPr>
+          <w:rStyle w:val="Refdenotaalpie"/>
+          <w:rFonts w:ascii="Arial Narrow" w:eastAsia="Arial Narrow" w:hAnsi="Arial Narrow" w:cs="Arial Narrow"/>
+          <w:sz w:val="16"/>
+          <w:szCs w:val="16"/>
+          <w:vertAlign w:val="superscript"/>
+        </w:rPr>
+        <w:footnoteRef/>
+      </w:r>
+      <w:r>
+        <w:rPr>
+          <w:rFonts w:ascii="Arial Narrow" w:eastAsia="Arial Narrow" w:hAnsi="Arial Narrow" w:cs="Arial Narrow"/>
+          <w:sz w:val="16"/>
+          <w:szCs w:val="16"/>
+        </w:rPr>
+        <w:tab/>
+        <w:t xml:space="preserve"/>
+      </w:r>
+      <w:r>
+        <w:rPr>
+          <w:rFonts w:ascii="Arial Narrow" w:eastAsia="Arial Narrow" w:hAnsi="Arial Narrow" w:cs="Arial Narrow"/>
+          <w:sz w:val="16"/>
+          <w:szCs w:val="16"/>
+        </w:rPr>
+        <w:tab/>
+      </w:r>
+      <w:r>
+        <w:rPr>
+          <w:rFonts w:ascii="Arial Narrow" w:eastAsia="Arial Narrow" w:hAnsi="Arial Narrow" w:cs="Arial Narrow"/>
+          <w:b/>
+          <w:bCs/>
+          <w:sz w:val="16"/>
+          <w:szCs w:val="16"/>
+        </w:rPr>
+        <w:t xml:space="preserve">LEY </w:t>
+      </w:r>
+      <w:proofErr w:type="spellStart"/>
+      <w:r>
+        <w:rPr>
+          <w:rFonts w:ascii="Arial Narrow" w:eastAsia="Arial Narrow" w:hAnsi="Arial Narrow" w:cs="Arial Narrow"/>
+          <w:b/>
+          <w:bCs/>
+          <w:sz w:val="16"/>
+          <w:szCs w:val="16"/>
+        </w:rPr>
+        <w:t/>
+      </w:r>
+      <w:proofErr w:type="spellEnd"/>
+      <w:r>
+        <w:rPr>
+          <w:rFonts w:ascii="Arial Narrow" w:eastAsia="Arial Narrow" w:hAnsi="Arial Narrow" w:cs="Arial Narrow"/>
+          <w:b/>
+          <w:bCs/>
+          <w:sz w:val="16"/>
+          <w:szCs w:val="16"/>
+        </w:rPr>
+        <w:t xml:space="preserve">29571, CÓDIGO DE PROTECCIÓN Y DEFENSA DEL CONSUMIDOR, publicado el 2 de setiembre de 2010 y modificado por Decreto Legislativo </w:t>
+      </w:r>
+      <w:proofErr w:type="spellStart"/>
+      <w:r>
+        <w:rPr>
+          <w:rFonts w:ascii="Arial Narrow" w:eastAsia="Arial Narrow" w:hAnsi="Arial Narrow" w:cs="Arial Narrow"/>
+          <w:b/>
+          <w:bCs/>
+          <w:sz w:val="16"/>
+          <w:szCs w:val="16"/>
+        </w:rPr>
+        <w:t/>
+      </w:r>
+      <w:proofErr w:type="spellEnd"/>
+      <w:r>
+        <w:rPr>
+          <w:rFonts w:ascii="Arial Narrow" w:eastAsia="Arial Narrow" w:hAnsi="Arial Narrow" w:cs="Arial Narrow"/>
+          <w:b/>
+          <w:bCs/>
+          <w:sz w:val="16"/>
+          <w:szCs w:val="16"/>
+        </w:rPr>
+        <w:t xml:space="preserve">1308 </w:t>
+      </w:r>
+    </w:p>
+    <w:p>
+      <w:pPr>
+        <w:pStyle w:val="Textonotapie"/>
+        <w:tabs>
+          <w:tab w:val="left" w:pos="567"/>
+        </w:tabs>
+        <w:jc w:val="both"/>
+        <w:rPr>
+          <w:rFonts w:ascii="Arial Narrow" w:eastAsia="Arial Narrow" w:hAnsi="Arial Narrow" w:cs="Arial Narrow"/>
+          <w:sz w:val="16"/>
+          <w:szCs w:val="16"/>
+        </w:rPr>
+      </w:pPr>
+      <w:r>
+        <w:rPr>
+          <w:rFonts w:ascii="Arial Narrow" w:eastAsia="Arial Narrow" w:hAnsi="Arial Narrow" w:cs="Arial Narrow"/>
+          <w:b/>
+          <w:bCs/>
+          <w:sz w:val="16"/>
+          <w:szCs w:val="16"/>
+        </w:rPr>
+        <w:tab/>
+      </w:r>
+      <w:r>
+        <w:rPr>
+          <w:rFonts w:ascii="Arial Narrow" w:eastAsia="Arial Narrow" w:hAnsi="Arial Narrow" w:cs="Arial Narrow"/>
+          <w:b/>
+          <w:bCs/>
+          <w:sz w:val="16"/>
+          <w:szCs w:val="16"/>
+        </w:rPr>
+        <w:t>Artículo 49.- Definición de cláusulas abusivas</w:t>
+      </w:r>
+    </w:p>
+    <w:p>
+      <w:pPr>
+        <w:pStyle w:val="Textonotapie"/>
+        <w:ind w:left="567"/>
+        <w:jc w:val="both"/>
+        <w:rPr>
+          <w:rFonts w:ascii="Arial Narrow" w:eastAsia="Arial Narrow" w:hAnsi="Arial Narrow" w:cs="Arial Narrow"/>
+          <w:sz w:val="16"/>
+          <w:szCs w:val="16"/>
+        </w:rPr>
+      </w:pPr>
+      <w:r>
+        <w:rPr>
+          <w:rFonts w:ascii="Arial Narrow" w:eastAsia="Arial Narrow" w:hAnsi="Arial Narrow" w:cs="Arial Narrow"/>
+          <w:sz w:val="16"/>
+          <w:szCs w:val="16"/>
+        </w:rPr>
+        <w:t>49.1 En los contratos por adhesión y en las cláusulas generales de contratación no aprobadas administrativamente, se consideran cláusulas abusivas y, por tanto, inexigibles todas aquellas estipulaciones no negociadas individualmente que, en contra de las exigencias de la buena fe, coloquen al consumidor, en su perjuicio, en una situación de desventaja o desigualdad o anulen sus derechos</w:t>
+      </w:r>
+    </w:p>
+    <w:p>
+      <w:pPr>
+        <w:pStyle w:val="Textonotapie"/>
+        <w:ind w:left="567"/>
+        <w:jc w:val="both"/>
+        <w:rPr>
+          <w:rFonts w:ascii="Arial Narrow" w:eastAsia="Arial Narrow" w:hAnsi="Arial Narrow" w:cs="Arial Narrow"/>
+          <w:sz w:val="16"/>
+          <w:szCs w:val="16"/>
+        </w:rPr>
+      </w:pPr>
+      <w:r>
+        <w:rPr>
+          <w:rFonts w:ascii="Arial Narrow" w:eastAsia="Arial Narrow" w:hAnsi="Arial Narrow" w:cs="Arial Narrow"/>
+          <w:sz w:val="16"/>
+          <w:szCs w:val="16"/>
+        </w:rPr>
+        <w:t>(…)</w:t>
+      </w:r>
+      <w:r>
+        <w:rPr>
+          <w:rFonts w:ascii="Arial Narrow" w:eastAsia="Arial Narrow" w:hAnsi="Arial Narrow" w:cs="Arial Narrow"/>
+          <w:sz w:val="16"/>
+          <w:szCs w:val="16"/>
+        </w:rPr>
+        <w:t>.</w:t>
+      </w:r>
+    </w:p>
+    <w:p>
+      <w:pPr>
+        <w:pStyle w:val="Textonotapie"/>
+        <w:ind w:left="567"/>
+        <w:jc w:val="both"/>
+        <w:rPr>
+          <w:rFonts w:ascii="Arial Narrow" w:eastAsia="Arial Narrow" w:hAnsi="Arial Narrow" w:cs="Arial Narrow"/>
+          <w:b/>
+          <w:bCs/>
+          <w:sz w:val="16"/>
+          <w:szCs w:val="16"/>
+        </w:rPr>
+      </w:pPr>
+      <w:r>
+        <w:rPr>
+          <w:rFonts w:ascii="Arial Narrow" w:eastAsia="Arial Narrow" w:hAnsi="Arial Narrow" w:cs="Arial Narrow"/>
+          <w:b/>
+          <w:bCs/>
+          <w:sz w:val="16"/>
+          <w:szCs w:val="16"/>
+        </w:rPr>
+        <w:t>Artículo 50.- Cláusulas abusivas de ineficacia absoluta</w:t>
+      </w:r>
+    </w:p>
+    <w:p>
+      <w:pPr>
+        <w:pStyle w:val="Textonotapie"/>
+        <w:ind w:left="567"/>
+        <w:jc w:val="both"/>
+        <w:rPr>
+          <w:rFonts w:ascii="Arial Narrow" w:eastAsia="Arial Narrow" w:hAnsi="Arial Narrow" w:cs="Arial Narrow"/>
+          <w:sz w:val="16"/>
+          <w:szCs w:val="16"/>
+        </w:rPr>
+      </w:pPr>
+      <w:r>
+        <w:rPr>
+          <w:rFonts w:ascii="Arial Narrow" w:eastAsia="Arial Narrow" w:hAnsi="Arial Narrow" w:cs="Arial Narrow"/>
+          <w:sz w:val="16"/>
+          <w:szCs w:val="16"/>
+        </w:rPr>
+        <w:t xml:space="preserve">De manera enunciativa, aunque no limitativa, son cláusulas abusivas atendiendo al caso concreto, las siguientes: </w:t>
+      </w:r>
+    </w:p>
+    <w:p>
+      <w:pPr>
+        <w:pStyle w:val="Textonotapie"/>
+        <w:ind w:left="567"/>
+        <w:jc w:val="both"/>
+        <w:rPr>
+          <w:rFonts w:ascii="Arial Narrow" w:eastAsia="Arial Narrow" w:hAnsi="Arial Narrow" w:cs="Arial Narrow"/>
+          <w:sz w:val="16"/>
+          <w:szCs w:val="16"/>
+        </w:rPr>
+      </w:pPr>
+      <w:r>
+        <w:rPr>
+          <w:rFonts w:ascii="Arial Narrow" w:eastAsia="Arial Narrow" w:hAnsi="Arial Narrow" w:cs="Arial Narrow"/>
+          <w:sz w:val="16"/>
+          <w:szCs w:val="16"/>
+        </w:rPr>
+        <w:t>h. Las que sean contrarias o violatorias a normas de orden público o de carácter imperativo</w:t>
+      </w:r>
+      <w:r>
+        <w:rPr>
+          <w:rFonts w:ascii="Arial Narrow" w:eastAsia="Arial Narrow" w:hAnsi="Arial Narrow" w:cs="Arial Narrow"/>
+          <w:sz w:val="16"/>
+          <w:szCs w:val="16"/>
+        </w:rPr>
+        <w:t>.</w:t>
+      </w:r>
+    </w:p>
+    <w:p>
+      <w:pPr>
+        <w:pStyle w:val="Textonotapie"/>
+        <w:ind w:left="567"/>
+        <w:jc w:val="both"/>
+        <w:rPr>
+          <w:rFonts w:ascii="Arial Narrow" w:eastAsia="Arial Narrow" w:hAnsi="Arial Narrow" w:cs="Arial Narrow"/>
+          <w:sz w:val="16"/>
+          <w:szCs w:val="16"/>
+        </w:rPr>
+      </w:pPr>
+      <w:r>
+        <w:rPr>
+          <w:rFonts w:ascii="Arial Narrow" w:eastAsia="Arial Narrow" w:hAnsi="Arial Narrow" w:cs="Arial Narrow"/>
+          <w:sz w:val="16"/>
+          <w:szCs w:val="16"/>
+        </w:rPr>
+        <w:t>(…)</w:t>
+      </w:r>
+      <w:r>
+        <w:rPr>
+          <w:rFonts w:ascii="Arial Narrow" w:eastAsia="Arial Narrow" w:hAnsi="Arial Narrow" w:cs="Arial Narrow"/>
+          <w:sz w:val="16"/>
+          <w:szCs w:val="16"/>
+        </w:rPr>
+        <w:t>.</w:t>
+      </w:r>
+    </w:p>
     <w:p>
       <w:pPr>
         <w:pStyle w:val="Textonotapie"/>
@@ -13499,269 +13836,9 @@
           <w:szCs w:val="16"/>
         </w:rPr>
       </w:pPr>
-      <w:r>
-        <w:rPr>
-          <w:rStyle w:val="Refdenotaalpie"/>
-          <w:rFonts w:ascii="Arial Narrow" w:eastAsia="Arial Narrow" w:hAnsi="Arial Narrow" w:cs="Arial Narrow"/>
-          <w:sz w:val="16"/>
-          <w:szCs w:val="16"/>
-          <w:vertAlign w:val="superscript"/>
-        </w:rPr>
-        <w:footnoteRef/>
-      </w:r>
-      <w:r>
-        <w:rPr>
-          <w:rFonts w:ascii="Arial Narrow" w:eastAsia="Arial Narrow" w:hAnsi="Arial Narrow" w:cs="Arial Narrow"/>
-          <w:sz w:val="16"/>
-          <w:szCs w:val="16"/>
-        </w:rPr>
-        <w:t xml:space="preserve"> </w:t>
-      </w:r>
-      <w:r>
-        <w:rPr>
-          <w:rFonts w:ascii="Arial Narrow" w:eastAsia="Arial Narrow" w:hAnsi="Arial Narrow" w:cs="Arial Narrow"/>
-          <w:sz w:val="16"/>
-          <w:szCs w:val="16"/>
-        </w:rPr>
-        <w:tab/>
-      </w:r>
-      <w:r>
-        <w:rPr>
-          <w:rFonts w:ascii="Arial Narrow" w:eastAsia="Arial Narrow" w:hAnsi="Arial Narrow" w:cs="Arial Narrow"/>
-          <w:b/>
-          <w:bCs/>
-          <w:sz w:val="16"/>
-          <w:szCs w:val="16"/>
-        </w:rPr>
-        <w:t xml:space="preserve">LEY </w:t>
-      </w:r>
-      <w:proofErr w:type="spellStart"/>
-      <w:r>
-        <w:rPr>
-          <w:rFonts w:ascii="Arial Narrow" w:eastAsia="Arial Narrow" w:hAnsi="Arial Narrow" w:cs="Arial Narrow"/>
-          <w:b/>
-          <w:bCs/>
-          <w:sz w:val="16"/>
-          <w:szCs w:val="16"/>
-        </w:rPr>
-        <w:t/>
-      </w:r>
-      <w:proofErr w:type="spellEnd"/>
-      <w:r>
-        <w:rPr>
-          <w:rFonts w:ascii="Arial Narrow" w:eastAsia="Arial Narrow" w:hAnsi="Arial Narrow" w:cs="Arial Narrow"/>
-          <w:b/>
-          <w:bCs/>
-          <w:sz w:val="16"/>
-          <w:szCs w:val="16"/>
-        </w:rPr>
-        <w:t xml:space="preserve"> 29571, CÓDIGO DE PROTECCIÓN Y DEFENSA DEL CONSUMIDOR, publicado el 2 de setiembre de 2010 y modificado por Decreto Legislativo </w:t>
-      </w:r>
-      <w:proofErr w:type="spellStart"/>
-      <w:r>
-        <w:rPr>
-          <w:rFonts w:ascii="Arial Narrow" w:eastAsia="Arial Narrow" w:hAnsi="Arial Narrow" w:cs="Arial Narrow"/>
-          <w:b/>
-          <w:bCs/>
-          <w:sz w:val="16"/>
-          <w:szCs w:val="16"/>
-        </w:rPr>
-        <w:t/>
-      </w:r>
-      <w:proofErr w:type="spellEnd"/>
-      <w:r>
-        <w:rPr>
-          <w:rFonts w:ascii="Arial Narrow" w:eastAsia="Arial Narrow" w:hAnsi="Arial Narrow" w:cs="Arial Narrow"/>
-          <w:b/>
-          <w:bCs/>
-          <w:sz w:val="16"/>
-          <w:szCs w:val="16"/>
-        </w:rPr>
-        <w:t xml:space="preserve"> 1308 </w:t>
-      </w:r>
-    </w:p>
-    <w:p>
-      <w:pPr>
-        <w:pStyle w:val="Textonotapie"/>
-        <w:tabs>
-          <w:tab w:val="left" w:pos="567"/>
-        </w:tabs>
-        <w:jc w:val="both"/>
-        <w:rPr>
-          <w:rFonts w:ascii="Arial Narrow" w:eastAsia="Arial Narrow" w:hAnsi="Arial Narrow" w:cs="Arial Narrow"/>
-          <w:sz w:val="16"/>
-          <w:szCs w:val="16"/>
-        </w:rPr>
-      </w:pPr>
-      <w:r>
-        <w:rPr>
-          <w:rFonts w:ascii="Arial Narrow" w:eastAsia="Arial Narrow" w:hAnsi="Arial Narrow" w:cs="Arial Narrow"/>
-          <w:b/>
-          <w:bCs/>
-          <w:sz w:val="16"/>
-          <w:szCs w:val="16"/>
-        </w:rPr>
-        <w:tab/>
-      </w:r>
-      <w:r>
-        <w:rPr>
-          <w:rFonts w:ascii="Arial Narrow" w:eastAsia="Arial Narrow" w:hAnsi="Arial Narrow" w:cs="Arial Narrow"/>
-          <w:b/>
-          <w:bCs/>
-          <w:sz w:val="16"/>
-          <w:szCs w:val="16"/>
-        </w:rPr>
-        <w:t>Artículo 49.- Definición de cláusulas abusivas</w:t>
-      </w:r>
-    </w:p>
-    <w:p>
-      <w:pPr>
-        <w:pStyle w:val="Textonotapie"/>
-        <w:ind w:left="567"/>
-        <w:jc w:val="both"/>
-        <w:rPr>
-          <w:rFonts w:ascii="Arial Narrow" w:eastAsia="Arial Narrow" w:hAnsi="Arial Narrow" w:cs="Arial Narrow"/>
-          <w:sz w:val="16"/>
-          <w:szCs w:val="16"/>
-        </w:rPr>
-      </w:pPr>
-      <w:r>
-        <w:rPr>
-          <w:rFonts w:ascii="Arial Narrow" w:eastAsia="Arial Narrow" w:hAnsi="Arial Narrow" w:cs="Arial Narrow"/>
-          <w:sz w:val="16"/>
-          <w:szCs w:val="16"/>
-        </w:rPr>
-        <w:t>49.1 En los contratos por adhesión y en las cláusulas generales de contratación no aprobadas administrativamente, se consideran cláusulas abusivas y, por tanto, inexigibles todas aquellas estipulaciones no negociadas individualmente que, en contra de las exigencias de la buena fe, coloquen al consumidor, en su perjuicio, en una situación de desventaja o desigualdad o anulen sus derechos</w:t>
-      </w:r>
-    </w:p>
-    <w:p>
-      <w:pPr>
-        <w:pStyle w:val="Textonotapie"/>
-        <w:ind w:left="567"/>
-        <w:jc w:val="both"/>
-        <w:rPr>
-          <w:rFonts w:ascii="Arial Narrow" w:eastAsia="Arial Narrow" w:hAnsi="Arial Narrow" w:cs="Arial Narrow"/>
-          <w:sz w:val="16"/>
-          <w:szCs w:val="16"/>
-        </w:rPr>
-      </w:pPr>
-      <w:r>
-        <w:rPr>
-          <w:rFonts w:ascii="Arial Narrow" w:eastAsia="Arial Narrow" w:hAnsi="Arial Narrow" w:cs="Arial Narrow"/>
-          <w:sz w:val="16"/>
-          <w:szCs w:val="16"/>
-        </w:rPr>
-        <w:t>(…)</w:t>
-      </w:r>
-      <w:r>
-        <w:rPr>
-          <w:rFonts w:ascii="Arial Narrow" w:eastAsia="Arial Narrow" w:hAnsi="Arial Narrow" w:cs="Arial Narrow"/>
-          <w:sz w:val="16"/>
-          <w:szCs w:val="16"/>
-        </w:rPr>
-        <w:t>.</w:t>
-      </w:r>
-    </w:p>
-    <w:p>
-      <w:pPr>
-        <w:pStyle w:val="Textonotapie"/>
-        <w:ind w:left="567"/>
-        <w:jc w:val="both"/>
-        <w:rPr>
-          <w:rFonts w:ascii="Arial Narrow" w:eastAsia="Arial Narrow" w:hAnsi="Arial Narrow" w:cs="Arial Narrow"/>
-          <w:b/>
-          <w:bCs/>
-          <w:sz w:val="16"/>
-          <w:szCs w:val="16"/>
-        </w:rPr>
-      </w:pPr>
-      <w:r>
-        <w:rPr>
-          <w:rFonts w:ascii="Arial Narrow" w:eastAsia="Arial Narrow" w:hAnsi="Arial Narrow" w:cs="Arial Narrow"/>
-          <w:b/>
-          <w:bCs/>
-          <w:sz w:val="16"/>
-          <w:szCs w:val="16"/>
-        </w:rPr>
-        <w:t>Artículo 50.- Cláusulas abusivas de ineficacia absoluta</w:t>
-      </w:r>
-    </w:p>
-    <w:p>
-      <w:pPr>
-        <w:pStyle w:val="Textonotapie"/>
-        <w:ind w:left="567"/>
-        <w:jc w:val="both"/>
-        <w:rPr>
-          <w:rFonts w:ascii="Arial Narrow" w:eastAsia="Arial Narrow" w:hAnsi="Arial Narrow" w:cs="Arial Narrow"/>
-          <w:sz w:val="16"/>
-          <w:szCs w:val="16"/>
-        </w:rPr>
-      </w:pPr>
-      <w:r>
-        <w:rPr>
-          <w:rFonts w:ascii="Arial Narrow" w:eastAsia="Arial Narrow" w:hAnsi="Arial Narrow" w:cs="Arial Narrow"/>
-          <w:sz w:val="16"/>
-          <w:szCs w:val="16"/>
-        </w:rPr>
-        <w:t xml:space="preserve">De manera enunciativa, aunque no limitativa, son cláusulas abusivas atendiendo al caso concreto, las siguientes: </w:t>
-      </w:r>
-    </w:p>
-    <w:p>
-      <w:pPr>
-        <w:pStyle w:val="Textonotapie"/>
-        <w:ind w:left="567"/>
-        <w:jc w:val="both"/>
-        <w:rPr>
-          <w:rFonts w:ascii="Arial Narrow" w:eastAsia="Arial Narrow" w:hAnsi="Arial Narrow" w:cs="Arial Narrow"/>
-          <w:sz w:val="16"/>
-          <w:szCs w:val="16"/>
-        </w:rPr>
-      </w:pPr>
-      <w:r>
-        <w:rPr>
-          <w:rFonts w:ascii="Arial Narrow" w:eastAsia="Arial Narrow" w:hAnsi="Arial Narrow" w:cs="Arial Narrow"/>
-          <w:sz w:val="16"/>
-          <w:szCs w:val="16"/>
-        </w:rPr>
-        <w:t>h. Las que sean contrarias o violatorias a normas de orden público o de carácter imperativo</w:t>
-      </w:r>
-      <w:r>
-        <w:rPr>
-          <w:rFonts w:ascii="Arial Narrow" w:eastAsia="Arial Narrow" w:hAnsi="Arial Narrow" w:cs="Arial Narrow"/>
-          <w:sz w:val="16"/>
-          <w:szCs w:val="16"/>
-        </w:rPr>
-        <w:t>.</w:t>
-      </w:r>
-    </w:p>
-    <w:p>
-      <w:pPr>
-        <w:pStyle w:val="Textonotapie"/>
-        <w:ind w:left="567"/>
-        <w:jc w:val="both"/>
-        <w:rPr>
-          <w:rFonts w:ascii="Arial Narrow" w:eastAsia="Arial Narrow" w:hAnsi="Arial Narrow" w:cs="Arial Narrow"/>
-          <w:sz w:val="16"/>
-          <w:szCs w:val="16"/>
-        </w:rPr>
-      </w:pPr>
-      <w:r>
-        <w:rPr>
-          <w:rFonts w:ascii="Arial Narrow" w:eastAsia="Arial Narrow" w:hAnsi="Arial Narrow" w:cs="Arial Narrow"/>
-          <w:sz w:val="16"/>
-          <w:szCs w:val="16"/>
-        </w:rPr>
-        <w:t>(…)</w:t>
-      </w:r>
-      <w:r>
-        <w:rPr>
-          <w:rFonts w:ascii="Arial Narrow" w:eastAsia="Arial Narrow" w:hAnsi="Arial Narrow" w:cs="Arial Narrow"/>
-          <w:sz w:val="16"/>
-          <w:szCs w:val="16"/>
-        </w:rPr>
-        <w:t>.</w:t>
-      </w:r>
-    </w:p>
+    </w:p>
+  </w:footnote>
+  <w:footnote w:id="7">
     <w:p>
       <w:pPr>
         <w:pStyle w:val="Textonotapie"/>
@@ -13778,9 +13855,182 @@
           <w:szCs w:val="16"/>
         </w:rPr>
       </w:pPr>
-    </w:p>
-  </w:footnote>
-  <w:footnote w:id="7">
+      <w:r>
+        <w:rPr>
+          <w:rStyle w:val="Refdenotaalpie"/>
+          <w:rFonts w:ascii="Arial Narrow" w:eastAsia="Arial Narrow" w:hAnsi="Arial Narrow" w:cs="Arial Narrow"/>
+          <w:sz w:val="16"/>
+          <w:szCs w:val="16"/>
+          <w:vertAlign w:val="superscript"/>
+        </w:rPr>
+        <w:footnoteRef/>
+      </w:r>
+      <w:r>
+        <w:rPr>
+          <w:rFonts w:ascii="Arial Narrow" w:eastAsia="Arial Narrow" w:hAnsi="Arial Narrow" w:cs="Arial Narrow"/>
+          <w:sz w:val="16"/>
+          <w:szCs w:val="16"/>
+        </w:rPr>
+        <w:tab/>
+        <w:t xml:space="preserve"/>
+      </w:r>
+      <w:r>
+        <w:rPr>
+          <w:rFonts w:ascii="Arial Narrow" w:eastAsia="Arial Narrow" w:hAnsi="Arial Narrow" w:cs="Arial Narrow"/>
+          <w:sz w:val="16"/>
+          <w:szCs w:val="16"/>
+        </w:rPr>
+        <w:tab/>
+      </w:r>
+      <w:r>
+        <w:rPr>
+          <w:rFonts w:ascii="Arial Narrow" w:eastAsia="Arial Narrow" w:hAnsi="Arial Narrow" w:cs="Arial Narrow"/>
+          <w:b/>
+          <w:bCs/>
+          <w:sz w:val="16"/>
+          <w:szCs w:val="16"/>
+        </w:rPr>
+        <w:t xml:space="preserve">LEY </w:t>
+      </w:r>
+      <w:proofErr w:type="spellStart"/>
+      <w:r>
+        <w:rPr>
+          <w:rFonts w:ascii="Arial Narrow" w:eastAsia="Arial Narrow" w:hAnsi="Arial Narrow" w:cs="Arial Narrow"/>
+          <w:b/>
+          <w:bCs/>
+          <w:sz w:val="16"/>
+          <w:szCs w:val="16"/>
+        </w:rPr>
+        <w:t/>
+      </w:r>
+      <w:proofErr w:type="spellEnd"/>
+      <w:r>
+        <w:rPr>
+          <w:rFonts w:ascii="Arial Narrow" w:eastAsia="Arial Narrow" w:hAnsi="Arial Narrow" w:cs="Arial Narrow"/>
+          <w:b/>
+          <w:bCs/>
+          <w:sz w:val="16"/>
+          <w:szCs w:val="16"/>
+        </w:rPr>
+        <w:t xml:space="preserve">29571, CÓDIGO DE PROTECCIÓN Y DEFENSA DEL CONSUMIDOR, publicado el 2 de setiembre de 2010 y modificado por Decreto Legislativo </w:t>
+      </w:r>
+      <w:proofErr w:type="spellStart"/>
+      <w:r>
+        <w:rPr>
+          <w:rFonts w:ascii="Arial Narrow" w:eastAsia="Arial Narrow" w:hAnsi="Arial Narrow" w:cs="Arial Narrow"/>
+          <w:b/>
+          <w:bCs/>
+          <w:sz w:val="16"/>
+          <w:szCs w:val="16"/>
+        </w:rPr>
+        <w:t/>
+      </w:r>
+      <w:proofErr w:type="spellEnd"/>
+      <w:r>
+        <w:rPr>
+          <w:rFonts w:ascii="Arial Narrow" w:eastAsia="Arial Narrow" w:hAnsi="Arial Narrow" w:cs="Arial Narrow"/>
+          <w:b/>
+          <w:bCs/>
+          <w:sz w:val="16"/>
+          <w:szCs w:val="16"/>
+        </w:rPr>
+        <w:t xml:space="preserve">1308 </w:t>
+      </w:r>
+    </w:p>
+    <w:p>
+      <w:pPr>
+        <w:pStyle w:val="Textonotapie"/>
+        <w:ind w:left="567" w:right="-1"/>
+        <w:jc w:val="both"/>
+        <w:rPr>
+          <w:rFonts w:ascii="Arial Narrow" w:eastAsia="Arial Narrow" w:hAnsi="Arial Narrow" w:cs="Arial Narrow"/>
+          <w:b/>
+          <w:bCs/>
+          <w:sz w:val="16"/>
+          <w:szCs w:val="16"/>
+        </w:rPr>
+      </w:pPr>
+      <w:r>
+        <w:rPr>
+          <w:rFonts w:ascii="Arial Narrow" w:eastAsia="Arial Narrow" w:hAnsi="Arial Narrow" w:cs="Arial Narrow"/>
+          <w:b/>
+          <w:bCs/>
+          <w:sz w:val="16"/>
+          <w:szCs w:val="16"/>
+        </w:rPr>
+        <w:t>Artículo 47.- Protección mínima del contrato</w:t>
+      </w:r>
+      <w:r>
+        <w:rPr>
+          <w:rFonts w:ascii="Arial Narrow" w:eastAsia="Arial Narrow" w:hAnsi="Arial Narrow" w:cs="Arial Narrow"/>
+          <w:b/>
+          <w:bCs/>
+          <w:sz w:val="16"/>
+          <w:szCs w:val="16"/>
+        </w:rPr>
+        <w:t xml:space="preserve"> de consumo</w:t>
+      </w:r>
+    </w:p>
+    <w:p>
+      <w:pPr>
+        <w:pStyle w:val="Textonotapie"/>
+        <w:ind w:left="567" w:right="-1"/>
+        <w:jc w:val="both"/>
+        <w:rPr>
+          <w:rFonts w:ascii="Arial Narrow" w:eastAsia="Arial Narrow" w:hAnsi="Arial Narrow" w:cs="Arial Narrow"/>
+          <w:sz w:val="16"/>
+          <w:szCs w:val="16"/>
+        </w:rPr>
+      </w:pPr>
+      <w:r>
+        <w:rPr>
+          <w:rFonts w:ascii="Arial Narrow" w:eastAsia="Arial Narrow" w:hAnsi="Arial Narrow" w:cs="Arial Narrow"/>
+          <w:sz w:val="16"/>
+          <w:szCs w:val="16"/>
+        </w:rPr>
+        <w:t>En los contratos de consumo se observa lo siguiente:</w:t>
+      </w:r>
+    </w:p>
+    <w:p>
+      <w:pPr>
+        <w:pStyle w:val="Textonotapie"/>
+        <w:ind w:left="567" w:right="-1"/>
+        <w:jc w:val="both"/>
+        <w:rPr>
+          <w:rFonts w:ascii="Arial Narrow" w:eastAsia="Arial Narrow" w:hAnsi="Arial Narrow" w:cs="Arial Narrow"/>
+          <w:sz w:val="16"/>
+          <w:szCs w:val="16"/>
+        </w:rPr>
+      </w:pPr>
+      <w:r>
+        <w:rPr>
+          <w:rFonts w:ascii="Arial Narrow" w:eastAsia="Arial Narrow" w:hAnsi="Arial Narrow" w:cs="Arial Narrow"/>
+          <w:sz w:val="16"/>
+          <w:szCs w:val="16"/>
+        </w:rPr>
+        <w:t>(…)</w:t>
+      </w:r>
+    </w:p>
+    <w:p>
+      <w:pPr>
+        <w:pStyle w:val="Textonotapie"/>
+        <w:ind w:left="567" w:right="-1"/>
+        <w:jc w:val="both"/>
+        <w:rPr>
+          <w:rFonts w:ascii="Arial Narrow" w:eastAsia="Arial Narrow" w:hAnsi="Arial Narrow" w:cs="Arial Narrow"/>
+          <w:sz w:val="16"/>
+          <w:szCs w:val="16"/>
+        </w:rPr>
+      </w:pPr>
+      <w:r>
+        <w:rPr>
+          <w:rFonts w:ascii="Arial Narrow" w:eastAsia="Arial Narrow" w:hAnsi="Arial Narrow" w:cs="Arial Narrow"/>
+          <w:sz w:val="16"/>
+          <w:szCs w:val="16"/>
+        </w:rPr>
+        <w:t>e. Los proveedores deben entregar a los usuarios copia de los contratos y demás documentación relacionada con dichos actos jurídicos cuando estos hayan sido celebrados por escrito, incluidas las condiciones generales de la contratación. Asimismo, cuando el consumidor solicite copia física o virtual de estos, el proveedor debe entregar los documentos en un plazo máximo de quince días hábiles contados desde que recibió la solicitud. Los proveedores son responsables de dejar constancia de la entrega de los documentos al consumidor.</w:t>
+      </w:r>
+    </w:p>
     <w:p>
       <w:pPr>
         <w:pStyle w:val="Textonotapie"/>
@@ -13797,181 +14047,9 @@
           <w:szCs w:val="16"/>
         </w:rPr>
       </w:pPr>
-      <w:r>
-        <w:rPr>
-          <w:rStyle w:val="Refdenotaalpie"/>
-          <w:rFonts w:ascii="Arial Narrow" w:eastAsia="Arial Narrow" w:hAnsi="Arial Narrow" w:cs="Arial Narrow"/>
-          <w:sz w:val="16"/>
-          <w:szCs w:val="16"/>
-          <w:vertAlign w:val="superscript"/>
-        </w:rPr>
-        <w:footnoteRef/>
-      </w:r>
-      <w:r>
-        <w:rPr>
-          <w:rFonts w:ascii="Arial Narrow" w:eastAsia="Arial Narrow" w:hAnsi="Arial Narrow" w:cs="Arial Narrow"/>
-          <w:sz w:val="16"/>
-          <w:szCs w:val="16"/>
-        </w:rPr>
-        <w:t xml:space="preserve"> </w:t>
-      </w:r>
-      <w:r>
-        <w:rPr>
-          <w:rFonts w:ascii="Arial Narrow" w:eastAsia="Arial Narrow" w:hAnsi="Arial Narrow" w:cs="Arial Narrow"/>
-          <w:sz w:val="16"/>
-          <w:szCs w:val="16"/>
-        </w:rPr>
-        <w:tab/>
-      </w:r>
-      <w:r>
-        <w:rPr>
-          <w:rFonts w:ascii="Arial Narrow" w:eastAsia="Arial Narrow" w:hAnsi="Arial Narrow" w:cs="Arial Narrow"/>
-          <w:b/>
-          <w:bCs/>
-          <w:sz w:val="16"/>
-          <w:szCs w:val="16"/>
-        </w:rPr>
-        <w:t xml:space="preserve">LEY </w:t>
-      </w:r>
-      <w:proofErr w:type="spellStart"/>
-      <w:r>
-        <w:rPr>
-          <w:rFonts w:ascii="Arial Narrow" w:eastAsia="Arial Narrow" w:hAnsi="Arial Narrow" w:cs="Arial Narrow"/>
-          <w:b/>
-          <w:bCs/>
-          <w:sz w:val="16"/>
-          <w:szCs w:val="16"/>
-        </w:rPr>
-        <w:t/>
-      </w:r>
-      <w:proofErr w:type="spellEnd"/>
-      <w:r>
-        <w:rPr>
-          <w:rFonts w:ascii="Arial Narrow" w:eastAsia="Arial Narrow" w:hAnsi="Arial Narrow" w:cs="Arial Narrow"/>
-          <w:b/>
-          <w:bCs/>
-          <w:sz w:val="16"/>
-          <w:szCs w:val="16"/>
-        </w:rPr>
-        <w:t xml:space="preserve"> 29571, CÓDIGO DE PROTECCIÓN Y DEFENSA DEL CONSUMIDOR, publicado el 2 de setiembre de 2010 y modificado por Decreto Legislativo </w:t>
-      </w:r>
-      <w:proofErr w:type="spellStart"/>
-      <w:r>
-        <w:rPr>
-          <w:rFonts w:ascii="Arial Narrow" w:eastAsia="Arial Narrow" w:hAnsi="Arial Narrow" w:cs="Arial Narrow"/>
-          <w:b/>
-          <w:bCs/>
-          <w:sz w:val="16"/>
-          <w:szCs w:val="16"/>
-        </w:rPr>
-        <w:t/>
-      </w:r>
-      <w:proofErr w:type="spellEnd"/>
-      <w:r>
-        <w:rPr>
-          <w:rFonts w:ascii="Arial Narrow" w:eastAsia="Arial Narrow" w:hAnsi="Arial Narrow" w:cs="Arial Narrow"/>
-          <w:b/>
-          <w:bCs/>
-          <w:sz w:val="16"/>
-          <w:szCs w:val="16"/>
-        </w:rPr>
-        <w:t xml:space="preserve"> 1308 </w:t>
-      </w:r>
-    </w:p>
-    <w:p>
-      <w:pPr>
-        <w:pStyle w:val="Textonotapie"/>
-        <w:ind w:left="567" w:right="-1"/>
-        <w:jc w:val="both"/>
-        <w:rPr>
-          <w:rFonts w:ascii="Arial Narrow" w:eastAsia="Arial Narrow" w:hAnsi="Arial Narrow" w:cs="Arial Narrow"/>
-          <w:b/>
-          <w:bCs/>
-          <w:sz w:val="16"/>
-          <w:szCs w:val="16"/>
-        </w:rPr>
-      </w:pPr>
-      <w:r>
-        <w:rPr>
-          <w:rFonts w:ascii="Arial Narrow" w:eastAsia="Arial Narrow" w:hAnsi="Arial Narrow" w:cs="Arial Narrow"/>
-          <w:b/>
-          <w:bCs/>
-          <w:sz w:val="16"/>
-          <w:szCs w:val="16"/>
-        </w:rPr>
-        <w:t>Artículo 47.- Protección mínima del contrato</w:t>
-      </w:r>
-      <w:r>
-        <w:rPr>
-          <w:rFonts w:ascii="Arial Narrow" w:eastAsia="Arial Narrow" w:hAnsi="Arial Narrow" w:cs="Arial Narrow"/>
-          <w:b/>
-          <w:bCs/>
-          <w:sz w:val="16"/>
-          <w:szCs w:val="16"/>
-        </w:rPr>
-        <w:t xml:space="preserve"> de consumo</w:t>
-      </w:r>
-    </w:p>
-    <w:p>
-      <w:pPr>
-        <w:pStyle w:val="Textonotapie"/>
-        <w:ind w:left="567" w:right="-1"/>
-        <w:jc w:val="both"/>
-        <w:rPr>
-          <w:rFonts w:ascii="Arial Narrow" w:eastAsia="Arial Narrow" w:hAnsi="Arial Narrow" w:cs="Arial Narrow"/>
-          <w:sz w:val="16"/>
-          <w:szCs w:val="16"/>
-        </w:rPr>
-      </w:pPr>
-      <w:r>
-        <w:rPr>
-          <w:rFonts w:ascii="Arial Narrow" w:eastAsia="Arial Narrow" w:hAnsi="Arial Narrow" w:cs="Arial Narrow"/>
-          <w:sz w:val="16"/>
-          <w:szCs w:val="16"/>
-        </w:rPr>
-        <w:t>En los contratos de consumo se observa lo siguiente:</w:t>
-      </w:r>
-    </w:p>
-    <w:p>
-      <w:pPr>
-        <w:pStyle w:val="Textonotapie"/>
-        <w:ind w:left="567" w:right="-1"/>
-        <w:jc w:val="both"/>
-        <w:rPr>
-          <w:rFonts w:ascii="Arial Narrow" w:eastAsia="Arial Narrow" w:hAnsi="Arial Narrow" w:cs="Arial Narrow"/>
-          <w:sz w:val="16"/>
-          <w:szCs w:val="16"/>
-        </w:rPr>
-      </w:pPr>
-      <w:r>
-        <w:rPr>
-          <w:rFonts w:ascii="Arial Narrow" w:eastAsia="Arial Narrow" w:hAnsi="Arial Narrow" w:cs="Arial Narrow"/>
-          <w:sz w:val="16"/>
-          <w:szCs w:val="16"/>
-        </w:rPr>
-        <w:t>(…)</w:t>
-      </w:r>
-    </w:p>
-    <w:p>
-      <w:pPr>
-        <w:pStyle w:val="Textonotapie"/>
-        <w:ind w:left="567" w:right="-1"/>
-        <w:jc w:val="both"/>
-        <w:rPr>
-          <w:rFonts w:ascii="Arial Narrow" w:eastAsia="Arial Narrow" w:hAnsi="Arial Narrow" w:cs="Arial Narrow"/>
-          <w:sz w:val="16"/>
-          <w:szCs w:val="16"/>
-        </w:rPr>
-      </w:pPr>
-      <w:r>
-        <w:rPr>
-          <w:rFonts w:ascii="Arial Narrow" w:eastAsia="Arial Narrow" w:hAnsi="Arial Narrow" w:cs="Arial Narrow"/>
-          <w:sz w:val="16"/>
-          <w:szCs w:val="16"/>
-        </w:rPr>
-        <w:t>e. Los proveedores deben entregar a los usuarios copia de los contratos y demás documentación relacionada con dichos actos jurídicos cuando estos hayan sido celebrados por escrito, incluidas las condiciones generales de la contratación. Asimismo, cuando el consumidor solicite copia física o virtual de estos, el proveedor debe entregar los documentos en un plazo máximo de quince días hábiles contados desde que recibió la solicitud. Los proveedores son responsables de dejar constancia de la entrega de los documentos al consumidor.</w:t>
-      </w:r>
-    </w:p>
+    </w:p>
+  </w:footnote>
+  <w:footnote w:id="8">
     <w:p>
       <w:pPr>
         <w:pStyle w:val="Textonotapie"/>
@@ -13988,9 +14066,166 @@
           <w:szCs w:val="16"/>
         </w:rPr>
       </w:pPr>
-    </w:p>
-  </w:footnote>
-  <w:footnote w:id="8">
+      <w:r>
+        <w:rPr>
+          <w:rStyle w:val="Refdenotaalpie"/>
+          <w:rFonts w:ascii="Arial Narrow" w:eastAsia="Arial Narrow" w:hAnsi="Arial Narrow" w:cs="Arial Narrow"/>
+          <w:sz w:val="16"/>
+          <w:szCs w:val="16"/>
+          <w:vertAlign w:val="superscript"/>
+        </w:rPr>
+        <w:footnoteRef/>
+      </w:r>
+      <w:r>
+        <w:rPr>
+          <w:rFonts w:ascii="Arial Narrow" w:eastAsia="Arial Narrow" w:hAnsi="Arial Narrow" w:cs="Arial Narrow"/>
+          <w:sz w:val="16"/>
+          <w:szCs w:val="16"/>
+        </w:rPr>
+        <w:tab/>
+        <w:t xml:space="preserve"/>
+      </w:r>
+      <w:r>
+        <w:rPr>
+          <w:rFonts w:ascii="Arial Narrow" w:eastAsia="Arial Narrow" w:hAnsi="Arial Narrow" w:cs="Arial Narrow"/>
+          <w:sz w:val="16"/>
+          <w:szCs w:val="16"/>
+        </w:rPr>
+        <w:tab/>
+      </w:r>
+      <w:r>
+        <w:rPr>
+          <w:rFonts w:ascii="Arial Narrow" w:eastAsia="Arial Narrow" w:hAnsi="Arial Narrow" w:cs="Arial Narrow"/>
+          <w:b/>
+          <w:bCs/>
+          <w:sz w:val="16"/>
+          <w:szCs w:val="16"/>
+        </w:rPr>
+        <w:t xml:space="preserve">LEY </w:t>
+      </w:r>
+      <w:proofErr w:type="spellStart"/>
+      <w:r>
+        <w:rPr>
+          <w:rFonts w:ascii="Arial Narrow" w:eastAsia="Arial Narrow" w:hAnsi="Arial Narrow" w:cs="Arial Narrow"/>
+          <w:b/>
+          <w:bCs/>
+          <w:sz w:val="16"/>
+          <w:szCs w:val="16"/>
+        </w:rPr>
+        <w:t/>
+      </w:r>
+      <w:proofErr w:type="spellEnd"/>
+      <w:r>
+        <w:rPr>
+          <w:rFonts w:ascii="Arial Narrow" w:eastAsia="Arial Narrow" w:hAnsi="Arial Narrow" w:cs="Arial Narrow"/>
+          <w:b/>
+          <w:bCs/>
+          <w:sz w:val="16"/>
+          <w:szCs w:val="16"/>
+        </w:rPr>
+        <w:t xml:space="preserve">29571, CÓDIGO DE PROTECCIÓN Y DEFENSA DEL CONSUMIDOR, publicado el 2 de setiembre de 2010 y modificado por Decreto Legislativo </w:t>
+      </w:r>
+      <w:proofErr w:type="spellStart"/>
+      <w:r>
+        <w:rPr>
+          <w:rFonts w:ascii="Arial Narrow" w:eastAsia="Arial Narrow" w:hAnsi="Arial Narrow" w:cs="Arial Narrow"/>
+          <w:b/>
+          <w:bCs/>
+          <w:sz w:val="16"/>
+          <w:szCs w:val="16"/>
+        </w:rPr>
+        <w:t/>
+      </w:r>
+      <w:proofErr w:type="spellEnd"/>
+      <w:r>
+        <w:rPr>
+          <w:rFonts w:ascii="Arial Narrow" w:eastAsia="Arial Narrow" w:hAnsi="Arial Narrow" w:cs="Arial Narrow"/>
+          <w:b/>
+          <w:bCs/>
+          <w:sz w:val="16"/>
+          <w:szCs w:val="16"/>
+        </w:rPr>
+        <w:t xml:space="preserve">1308 </w:t>
+      </w:r>
+    </w:p>
+    <w:p>
+      <w:pPr>
+        <w:pStyle w:val="Textonotapie"/>
+        <w:ind w:firstLine="567"/>
+        <w:jc w:val="both"/>
+        <w:rPr>
+          <w:rFonts w:ascii="Arial Narrow" w:eastAsia="Arial Narrow" w:hAnsi="Arial Narrow" w:cs="Arial Narrow"/>
+          <w:b/>
+          <w:bCs/>
+          <w:sz w:val="16"/>
+          <w:szCs w:val="16"/>
+        </w:rPr>
+      </w:pPr>
+      <w:r>
+        <w:rPr>
+          <w:rFonts w:ascii="Arial Narrow" w:eastAsia="Arial Narrow" w:hAnsi="Arial Narrow" w:cs="Arial Narrow"/>
+          <w:b/>
+          <w:bCs/>
+          <w:sz w:val="16"/>
+          <w:szCs w:val="16"/>
+        </w:rPr>
+        <w:t>Artículo 1.- Derechos de los consumidores</w:t>
+      </w:r>
+    </w:p>
+    <w:p>
+      <w:pPr>
+        <w:pStyle w:val="Textonotapie"/>
+        <w:tabs>
+          <w:tab w:val="left" w:pos="567"/>
+        </w:tabs>
+        <w:jc w:val="both"/>
+        <w:rPr>
+          <w:rFonts w:ascii="Arial Narrow" w:eastAsia="Arial Narrow" w:hAnsi="Arial Narrow" w:cs="Arial Narrow"/>
+          <w:sz w:val="16"/>
+          <w:szCs w:val="16"/>
+        </w:rPr>
+      </w:pPr>
+      <w:r>
+        <w:rPr>
+          <w:rFonts w:ascii="Arial Narrow" w:eastAsia="Arial Narrow" w:hAnsi="Arial Narrow" w:cs="Arial Narrow"/>
+          <w:sz w:val="16"/>
+          <w:szCs w:val="16"/>
+        </w:rPr>
+        <w:tab/>
+        <w:t>1.1 (…)</w:t>
+      </w:r>
+    </w:p>
+    <w:p>
+      <w:pPr>
+        <w:pStyle w:val="Textonotapie"/>
+        <w:tabs>
+          <w:tab w:val="left" w:pos="567"/>
+        </w:tabs>
+        <w:ind w:left="570"/>
+        <w:jc w:val="both"/>
+        <w:rPr>
+          <w:rFonts w:ascii="Arial Narrow" w:eastAsia="Arial Narrow" w:hAnsi="Arial Narrow" w:cs="Arial Narrow"/>
+          <w:sz w:val="16"/>
+          <w:szCs w:val="16"/>
+        </w:rPr>
+      </w:pPr>
+      <w:r>
+        <w:rPr>
+          <w:rFonts w:ascii="Arial Narrow" w:eastAsia="Arial Narrow" w:hAnsi="Arial Narrow" w:cs="Arial Narrow"/>
+          <w:sz w:val="16"/>
+          <w:szCs w:val="16"/>
+        </w:rPr>
+        <w:t xml:space="preserve">b. </w:t>
+      </w:r>
+      <w:r>
+        <w:rPr>
+          <w:rFonts w:ascii="Arial Narrow" w:eastAsia="Arial Narrow" w:hAnsi="Arial Narrow" w:cs="Arial Narrow"/>
+          <w:sz w:val="16"/>
+          <w:szCs w:val="16"/>
+        </w:rPr>
+        <w:t xml:space="preserve">Derecho a acceder a información oportuna, suficiente, veraz y fácilmente accesible, relevante para tomar una decisión o realizar una elección de consumo que se ajuste a sus intereses, así como para efectuar un uso o consumo adecuado de los productos o servicios. </w:t>
+      </w:r>
+    </w:p>
     <w:p>
       <w:pPr>
         <w:pStyle w:val="Textonotapie"/>
@@ -14001,30 +14236,10 @@
         <w:jc w:val="both"/>
         <w:rPr>
           <w:rFonts w:ascii="Arial Narrow" w:eastAsia="Arial Narrow" w:hAnsi="Arial Narrow" w:cs="Arial Narrow"/>
-          <w:b/>
-          <w:bCs/>
-          <w:sz w:val="16"/>
-          <w:szCs w:val="16"/>
-        </w:rPr>
-      </w:pPr>
-      <w:r>
-        <w:rPr>
-          <w:rStyle w:val="Refdenotaalpie"/>
-          <w:rFonts w:ascii="Arial Narrow" w:eastAsia="Arial Narrow" w:hAnsi="Arial Narrow" w:cs="Arial Narrow"/>
-          <w:sz w:val="16"/>
-          <w:szCs w:val="16"/>
-          <w:vertAlign w:val="superscript"/>
-        </w:rPr>
-        <w:footnoteRef/>
-      </w:r>
-      <w:r>
-        <w:rPr>
-          <w:rFonts w:ascii="Arial Narrow" w:eastAsia="Arial Narrow" w:hAnsi="Arial Narrow" w:cs="Arial Narrow"/>
-          <w:sz w:val="16"/>
-          <w:szCs w:val="16"/>
-        </w:rPr>
-        <w:t xml:space="preserve"> </w:t>
-      </w:r>
+          <w:sz w:val="16"/>
+          <w:szCs w:val="16"/>
+        </w:rPr>
+      </w:pPr>
       <w:r>
         <w:rPr>
           <w:rFonts w:ascii="Arial Narrow" w:eastAsia="Arial Narrow" w:hAnsi="Arial Narrow" w:cs="Arial Narrow"/>
@@ -14032,60 +14247,7 @@
           <w:szCs w:val="16"/>
         </w:rPr>
         <w:tab/>
-      </w:r>
-      <w:r>
-        <w:rPr>
-          <w:rFonts w:ascii="Arial Narrow" w:eastAsia="Arial Narrow" w:hAnsi="Arial Narrow" w:cs="Arial Narrow"/>
-          <w:b/>
-          <w:bCs/>
-          <w:sz w:val="16"/>
-          <w:szCs w:val="16"/>
-        </w:rPr>
-        <w:t xml:space="preserve">LEY </w:t>
-      </w:r>
-      <w:proofErr w:type="spellStart"/>
-      <w:r>
-        <w:rPr>
-          <w:rFonts w:ascii="Arial Narrow" w:eastAsia="Arial Narrow" w:hAnsi="Arial Narrow" w:cs="Arial Narrow"/>
-          <w:b/>
-          <w:bCs/>
-          <w:sz w:val="16"/>
-          <w:szCs w:val="16"/>
-        </w:rPr>
-        <w:t/>
-      </w:r>
-      <w:proofErr w:type="spellEnd"/>
-      <w:r>
-        <w:rPr>
-          <w:rFonts w:ascii="Arial Narrow" w:eastAsia="Arial Narrow" w:hAnsi="Arial Narrow" w:cs="Arial Narrow"/>
-          <w:b/>
-          <w:bCs/>
-          <w:sz w:val="16"/>
-          <w:szCs w:val="16"/>
-        </w:rPr>
-        <w:t xml:space="preserve"> 29571, CÓDIGO DE PROTECCIÓN Y DEFENSA DEL CONSUMIDOR, publicado el 2 de setiembre de 2010 y modificado por Decreto Legislativo </w:t>
-      </w:r>
-      <w:proofErr w:type="spellStart"/>
-      <w:r>
-        <w:rPr>
-          <w:rFonts w:ascii="Arial Narrow" w:eastAsia="Arial Narrow" w:hAnsi="Arial Narrow" w:cs="Arial Narrow"/>
-          <w:b/>
-          <w:bCs/>
-          <w:sz w:val="16"/>
-          <w:szCs w:val="16"/>
-        </w:rPr>
-        <w:t/>
-      </w:r>
-      <w:proofErr w:type="spellEnd"/>
-      <w:r>
-        <w:rPr>
-          <w:rFonts w:ascii="Arial Narrow" w:eastAsia="Arial Narrow" w:hAnsi="Arial Narrow" w:cs="Arial Narrow"/>
-          <w:b/>
-          <w:bCs/>
-          <w:sz w:val="16"/>
-          <w:szCs w:val="16"/>
-        </w:rPr>
-        <w:t xml:space="preserve"> 1308 </w:t>
+        <w:t>(…).</w:t>
       </w:r>
     </w:p>
     <w:p>
@@ -14109,7 +14271,7 @@
           <w:sz w:val="16"/>
           <w:szCs w:val="16"/>
         </w:rPr>
-        <w:t>Artículo 1.- Derechos de los consumidores</w:t>
+        <w:t>Artículo 2.- Información relevante</w:t>
       </w:r>
     </w:p>
     <w:p>
@@ -14118,21 +14280,21 @@
         <w:tabs>
           <w:tab w:val="left" w:pos="567"/>
         </w:tabs>
-        <w:jc w:val="both"/>
-        <w:rPr>
-          <w:rFonts w:ascii="Arial Narrow" w:eastAsia="Arial Narrow" w:hAnsi="Arial Narrow" w:cs="Arial Narrow"/>
-          <w:sz w:val="16"/>
-          <w:szCs w:val="16"/>
-        </w:rPr>
-      </w:pPr>
-      <w:r>
-        <w:rPr>
-          <w:rFonts w:ascii="Arial Narrow" w:eastAsia="Arial Narrow" w:hAnsi="Arial Narrow" w:cs="Arial Narrow"/>
-          <w:sz w:val="16"/>
-          <w:szCs w:val="16"/>
-        </w:rPr>
-        <w:tab/>
-        <w:t>1.1 (…)</w:t>
+        <w:ind w:left="567"/>
+        <w:jc w:val="both"/>
+        <w:rPr>
+          <w:rFonts w:ascii="Arial Narrow" w:eastAsia="Arial Narrow" w:hAnsi="Arial Narrow" w:cs="Arial Narrow"/>
+          <w:sz w:val="16"/>
+          <w:szCs w:val="16"/>
+        </w:rPr>
+      </w:pPr>
+      <w:r>
+        <w:rPr>
+          <w:rFonts w:ascii="Arial Narrow" w:eastAsia="Arial Narrow" w:hAnsi="Arial Narrow" w:cs="Arial Narrow"/>
+          <w:sz w:val="16"/>
+          <w:szCs w:val="16"/>
+        </w:rPr>
+        <w:t xml:space="preserve">2.1 El proveedor tiene la obligación de ofrecer al consumidor toda la información relevante para tomar una decisión o realizar una elección adecuada de consumo, así como para efectuar un uso o consumo adecuado de los productos o servicios. </w:t>
       </w:r>
     </w:p>
     <w:p>
@@ -14141,29 +14303,75 @@
         <w:tabs>
           <w:tab w:val="left" w:pos="567"/>
         </w:tabs>
-        <w:ind w:left="570"/>
-        <w:jc w:val="both"/>
-        <w:rPr>
-          <w:rFonts w:ascii="Arial Narrow" w:eastAsia="Arial Narrow" w:hAnsi="Arial Narrow" w:cs="Arial Narrow"/>
-          <w:sz w:val="16"/>
-          <w:szCs w:val="16"/>
-        </w:rPr>
-      </w:pPr>
-      <w:r>
-        <w:rPr>
-          <w:rFonts w:ascii="Arial Narrow" w:eastAsia="Arial Narrow" w:hAnsi="Arial Narrow" w:cs="Arial Narrow"/>
-          <w:sz w:val="16"/>
-          <w:szCs w:val="16"/>
-        </w:rPr>
-        <w:t xml:space="preserve">b. </w:t>
-      </w:r>
-      <w:r>
-        <w:rPr>
-          <w:rFonts w:ascii="Arial Narrow" w:eastAsia="Arial Narrow" w:hAnsi="Arial Narrow" w:cs="Arial Narrow"/>
-          <w:sz w:val="16"/>
-          <w:szCs w:val="16"/>
-        </w:rPr>
-        <w:t xml:space="preserve">Derecho a acceder a información oportuna, suficiente, veraz y fácilmente accesible, relevante para tomar una decisión o realizar una elección de consumo que se ajuste a sus intereses, así como para efectuar un uso o consumo adecuado de los productos o servicios. </w:t>
+        <w:ind w:left="567"/>
+        <w:jc w:val="both"/>
+        <w:rPr>
+          <w:rFonts w:ascii="Arial Narrow" w:eastAsia="Arial Narrow" w:hAnsi="Arial Narrow" w:cs="Arial Narrow"/>
+          <w:sz w:val="16"/>
+          <w:szCs w:val="16"/>
+        </w:rPr>
+      </w:pPr>
+      <w:r>
+        <w:rPr>
+          <w:rFonts w:ascii="Arial Narrow" w:eastAsia="Arial Narrow" w:hAnsi="Arial Narrow" w:cs="Arial Narrow"/>
+          <w:sz w:val="16"/>
+          <w:szCs w:val="16"/>
+        </w:rPr>
+        <w:t xml:space="preserve">2.2 La información debe ser veraz, suficiente, de fácil comprensión, apropiada, oportuna y fácilmente accesible, debiendo ser brindada en idioma castellano. </w:t>
+      </w:r>
+    </w:p>
+    <w:p>
+      <w:pPr>
+        <w:pStyle w:val="Textonotapie"/>
+        <w:tabs>
+          <w:tab w:val="left" w:pos="567"/>
+        </w:tabs>
+        <w:ind w:left="567"/>
+        <w:jc w:val="both"/>
+        <w:rPr>
+          <w:rFonts w:ascii="Arial Narrow" w:eastAsia="Arial Narrow" w:hAnsi="Arial Narrow" w:cs="Arial Narrow"/>
+          <w:sz w:val="16"/>
+          <w:szCs w:val="16"/>
+        </w:rPr>
+      </w:pPr>
+      <w:r>
+        <w:rPr>
+          <w:rFonts w:ascii="Arial Narrow" w:eastAsia="Arial Narrow" w:hAnsi="Arial Narrow" w:cs="Arial Narrow"/>
+          <w:sz w:val="16"/>
+          <w:szCs w:val="16"/>
+        </w:rPr>
+        <w:t xml:space="preserve">2.3 Sin perjuicio de las exigencias concretas de las normas sectoriales correspondientes, para analizar la información relevante se tiene en consideración a toda aquella sin la cual no se hubiera adoptado la decisión de consumo o se hubiera efectuado en términos substancialmente distintos. Para ello se debe examinar si la información omitida desnaturaliza las condiciones en que se realizó la oferta al consumidor. </w:t>
+      </w:r>
+    </w:p>
+    <w:p>
+      <w:pPr>
+        <w:pStyle w:val="Textonotapie"/>
+        <w:tabs>
+          <w:tab w:val="left" w:pos="567"/>
+        </w:tabs>
+        <w:ind w:left="567"/>
+        <w:jc w:val="both"/>
+        <w:rPr>
+          <w:rFonts w:ascii="Arial Narrow" w:eastAsia="Arial Narrow" w:hAnsi="Arial Narrow" w:cs="Arial Narrow"/>
+          <w:sz w:val="16"/>
+          <w:szCs w:val="16"/>
+        </w:rPr>
+      </w:pPr>
+      <w:r>
+        <w:rPr>
+          <w:rFonts w:ascii="Arial Narrow" w:eastAsia="Arial Narrow" w:hAnsi="Arial Narrow" w:cs="Arial Narrow"/>
+          <w:sz w:val="16"/>
+          <w:szCs w:val="16"/>
+        </w:rPr>
+        <w:t>2.4 Al evaluarse la información, deben considerarse los problemas de confusión que generarían al consumidor el suministro de información excesiva o sumamente compleja, atendiendo a la naturaleza del producto adquirido o al servicio contratado</w:t>
+      </w:r>
+      <w:r>
+        <w:rPr>
+          <w:rFonts w:ascii="Arial Narrow" w:eastAsia="Arial Narrow" w:hAnsi="Arial Narrow" w:cs="Arial Narrow"/>
+          <w:sz w:val="16"/>
+          <w:szCs w:val="16"/>
+        </w:rPr>
+        <w:t xml:space="preserve">. </w:t>
       </w:r>
     </w:p>
     <w:p>
@@ -14176,20 +14384,15 @@
         <w:jc w:val="both"/>
         <w:rPr>
           <w:rFonts w:ascii="Arial Narrow" w:eastAsia="Arial Narrow" w:hAnsi="Arial Narrow" w:cs="Arial Narrow"/>
-          <w:sz w:val="16"/>
-          <w:szCs w:val="16"/>
-        </w:rPr>
-      </w:pPr>
-      <w:r>
-        <w:rPr>
-          <w:rFonts w:ascii="Arial Narrow" w:eastAsia="Arial Narrow" w:hAnsi="Arial Narrow" w:cs="Arial Narrow"/>
-          <w:sz w:val="16"/>
-          <w:szCs w:val="16"/>
-        </w:rPr>
-        <w:tab/>
-        <w:t>(…).</w:t>
-      </w:r>
-    </w:p>
+          <w:b/>
+          <w:bCs/>
+          <w:sz w:val="16"/>
+          <w:szCs w:val="16"/>
+        </w:rPr>
+      </w:pPr>
+    </w:p>
+  </w:footnote>
+  <w:footnote w:id="9">
     <w:p>
       <w:pPr>
         <w:pStyle w:val="Textonotapie"/>
@@ -14200,18 +14403,49 @@
         <w:jc w:val="both"/>
         <w:rPr>
           <w:rFonts w:ascii="Arial Narrow" w:eastAsia="Arial Narrow" w:hAnsi="Arial Narrow" w:cs="Arial Narrow"/>
+          <w:sz w:val="16"/>
+          <w:szCs w:val="16"/>
+        </w:rPr>
+      </w:pPr>
+      <w:r>
+        <w:rPr>
+          <w:rStyle w:val="Refdenotaalpie"/>
+          <w:rFonts w:ascii="Arial Narrow" w:eastAsia="Arial Narrow" w:hAnsi="Arial Narrow" w:cs="Arial Narrow"/>
+          <w:sz w:val="16"/>
+          <w:szCs w:val="16"/>
+          <w:vertAlign w:val="superscript"/>
+        </w:rPr>
+        <w:footnoteRef/>
+      </w:r>
+      <w:r>
+        <w:rPr>
+          <w:rFonts w:ascii="Arial Narrow" w:eastAsia="Arial Narrow" w:hAnsi="Arial Narrow" w:cs="Arial Narrow"/>
+          <w:sz w:val="16"/>
+          <w:szCs w:val="16"/>
+        </w:rPr>
+        <w:tab/>
+        <w:t xml:space="preserve"/>
+      </w:r>
+      <w:r>
+        <w:rPr>
+          <w:rFonts w:ascii="Arial Narrow" w:eastAsia="Arial Narrow" w:hAnsi="Arial Narrow" w:cs="Arial Narrow"/>
+          <w:sz w:val="16"/>
+          <w:szCs w:val="16"/>
+        </w:rPr>
+        <w:tab/>
+      </w:r>
+      <w:r>
+        <w:rPr>
+          <w:rFonts w:ascii="Arial Narrow" w:eastAsia="Arial Narrow" w:hAnsi="Arial Narrow" w:cs="Arial Narrow"/>
           <w:b/>
           <w:bCs/>
           <w:sz w:val="16"/>
           <w:szCs w:val="16"/>
         </w:rPr>
-      </w:pPr>
-    </w:p>
-    <w:p>
-      <w:pPr>
-        <w:pStyle w:val="Textonotapie"/>
-        <w:ind w:firstLine="567"/>
-        <w:jc w:val="both"/>
+        <w:t xml:space="preserve">LEY SOBRE FACULTADES, NORMAS Y ORGANIZACIÓN DEL INDECOPI, APROBADA POR DECRETO LEGISLATIVO </w:t>
+      </w:r>
+      <w:proofErr w:type="spellStart"/>
+      <w:r>
         <w:rPr>
           <w:rFonts w:ascii="Arial Narrow" w:eastAsia="Arial Narrow" w:hAnsi="Arial Narrow" w:cs="Arial Narrow"/>
           <w:b/>
@@ -14219,7 +14453,9 @@
           <w:sz w:val="16"/>
           <w:szCs w:val="16"/>
         </w:rPr>
-      </w:pPr>
+        <w:t/>
+      </w:r>
+      <w:proofErr w:type="spellEnd"/>
       <w:r>
         <w:rPr>
           <w:rFonts w:ascii="Arial Narrow" w:eastAsia="Arial Narrow" w:hAnsi="Arial Narrow" w:cs="Arial Narrow"/>
@@ -14228,107 +14464,33 @@
           <w:sz w:val="16"/>
           <w:szCs w:val="16"/>
         </w:rPr>
-        <w:t>Artículo 2.- Información relevante</w:t>
-      </w:r>
-    </w:p>
-    <w:p>
-      <w:pPr>
-        <w:pStyle w:val="Textonotapie"/>
-        <w:tabs>
-          <w:tab w:val="left" w:pos="567"/>
-        </w:tabs>
-        <w:ind w:left="567"/>
-        <w:jc w:val="both"/>
-        <w:rPr>
-          <w:rFonts w:ascii="Arial Narrow" w:eastAsia="Arial Narrow" w:hAnsi="Arial Narrow" w:cs="Arial Narrow"/>
-          <w:sz w:val="16"/>
-          <w:szCs w:val="16"/>
-        </w:rPr>
-      </w:pPr>
-      <w:r>
-        <w:rPr>
-          <w:rFonts w:ascii="Arial Narrow" w:eastAsia="Arial Narrow" w:hAnsi="Arial Narrow" w:cs="Arial Narrow"/>
-          <w:sz w:val="16"/>
-          <w:szCs w:val="16"/>
-        </w:rPr>
-        <w:t xml:space="preserve">2.1 El proveedor tiene la obligación de ofrecer al consumidor toda la información relevante para tomar una decisión o realizar una elección adecuada de consumo, así como para efectuar un uso o consumo adecuado de los productos o servicios. </w:t>
-      </w:r>
-    </w:p>
-    <w:p>
-      <w:pPr>
-        <w:pStyle w:val="Textonotapie"/>
-        <w:tabs>
-          <w:tab w:val="left" w:pos="567"/>
-        </w:tabs>
-        <w:ind w:left="567"/>
-        <w:jc w:val="both"/>
-        <w:rPr>
-          <w:rFonts w:ascii="Arial Narrow" w:eastAsia="Arial Narrow" w:hAnsi="Arial Narrow" w:cs="Arial Narrow"/>
-          <w:sz w:val="16"/>
-          <w:szCs w:val="16"/>
-        </w:rPr>
-      </w:pPr>
-      <w:r>
-        <w:rPr>
-          <w:rFonts w:ascii="Arial Narrow" w:eastAsia="Arial Narrow" w:hAnsi="Arial Narrow" w:cs="Arial Narrow"/>
-          <w:sz w:val="16"/>
-          <w:szCs w:val="16"/>
-        </w:rPr>
-        <w:t xml:space="preserve">2.2 La información debe ser veraz, suficiente, de fácil comprensión, apropiada, oportuna y fácilmente accesible, debiendo ser brindada en idioma castellano. </w:t>
-      </w:r>
-    </w:p>
-    <w:p>
-      <w:pPr>
-        <w:pStyle w:val="Textonotapie"/>
-        <w:tabs>
-          <w:tab w:val="left" w:pos="567"/>
-        </w:tabs>
-        <w:ind w:left="567"/>
-        <w:jc w:val="both"/>
-        <w:rPr>
-          <w:rFonts w:ascii="Arial Narrow" w:eastAsia="Arial Narrow" w:hAnsi="Arial Narrow" w:cs="Arial Narrow"/>
-          <w:sz w:val="16"/>
-          <w:szCs w:val="16"/>
-        </w:rPr>
-      </w:pPr>
-      <w:r>
-        <w:rPr>
-          <w:rFonts w:ascii="Arial Narrow" w:eastAsia="Arial Narrow" w:hAnsi="Arial Narrow" w:cs="Arial Narrow"/>
-          <w:sz w:val="16"/>
-          <w:szCs w:val="16"/>
-        </w:rPr>
-        <w:t xml:space="preserve">2.3 Sin perjuicio de las exigencias concretas de las normas sectoriales correspondientes, para analizar la información relevante se tiene en consideración a toda aquella sin la cual no se hubiera adoptado la decisión de consumo o se hubiera efectuado en términos substancialmente distintos. Para ello se debe examinar si la información omitida desnaturaliza las condiciones en que se realizó la oferta al consumidor. </w:t>
-      </w:r>
-    </w:p>
-    <w:p>
-      <w:pPr>
-        <w:pStyle w:val="Textonotapie"/>
-        <w:tabs>
-          <w:tab w:val="left" w:pos="567"/>
-        </w:tabs>
-        <w:ind w:left="567"/>
-        <w:jc w:val="both"/>
-        <w:rPr>
-          <w:rFonts w:ascii="Arial Narrow" w:eastAsia="Arial Narrow" w:hAnsi="Arial Narrow" w:cs="Arial Narrow"/>
-          <w:sz w:val="16"/>
-          <w:szCs w:val="16"/>
-        </w:rPr>
-      </w:pPr>
-      <w:r>
-        <w:rPr>
-          <w:rFonts w:ascii="Arial Narrow" w:eastAsia="Arial Narrow" w:hAnsi="Arial Narrow" w:cs="Arial Narrow"/>
-          <w:sz w:val="16"/>
-          <w:szCs w:val="16"/>
-        </w:rPr>
-        <w:t>2.4 Al evaluarse la información, deben considerarse los problemas de confusión que generarían al consumidor el suministro de información excesiva o sumamente compleja, atendiendo a la naturaleza del producto adquirido o al servicio contratado</w:t>
-      </w:r>
-      <w:r>
-        <w:rPr>
-          <w:rFonts w:ascii="Arial Narrow" w:eastAsia="Arial Narrow" w:hAnsi="Arial Narrow" w:cs="Arial Narrow"/>
-          <w:sz w:val="16"/>
-          <w:szCs w:val="16"/>
-        </w:rPr>
-        <w:t xml:space="preserve">. </w:t>
+        <w:t xml:space="preserve">807 Artículo 24.-</w:t>
+      </w:r>
+      <w:r>
+        <w:rPr>
+          <w:rFonts w:ascii="Arial Narrow" w:eastAsia="Arial Narrow" w:hAnsi="Arial Narrow" w:cs="Arial Narrow"/>
+          <w:sz w:val="16"/>
+          <w:szCs w:val="16"/>
+        </w:rPr>
+        <w:t xml:space="preserve"> El </w:t>
+      </w:r>
+      <w:proofErr w:type="gramStart"/>
+      <w:r>
+        <w:rPr>
+          <w:rFonts w:ascii="Arial Narrow" w:eastAsia="Arial Narrow" w:hAnsi="Arial Narrow" w:cs="Arial Narrow"/>
+          <w:sz w:val="16"/>
+          <w:szCs w:val="16"/>
+        </w:rPr>
+        <w:t>Secretario Técnico</w:t>
+      </w:r>
+      <w:proofErr w:type="gramEnd"/>
+      <w:r>
+        <w:rPr>
+          <w:rFonts w:ascii="Arial Narrow" w:eastAsia="Arial Narrow" w:hAnsi="Arial Narrow" w:cs="Arial Narrow"/>
+          <w:sz w:val="16"/>
+          <w:szCs w:val="16"/>
+        </w:rPr>
+        <w:t xml:space="preserve"> se encargará de la tramitación del procedimiento. Para ello, cuenta con las siguientes facultades:</w:t>
       </w:r>
     </w:p>
     <w:p>
@@ -14341,15 +14503,20 @@
         <w:jc w:val="both"/>
         <w:rPr>
           <w:rFonts w:ascii="Arial Narrow" w:eastAsia="Arial Narrow" w:hAnsi="Arial Narrow" w:cs="Arial Narrow"/>
-          <w:b/>
-          <w:bCs/>
-          <w:sz w:val="16"/>
-          <w:szCs w:val="16"/>
-        </w:rPr>
-      </w:pPr>
-    </w:p>
-  </w:footnote>
-  <w:footnote w:id="9">
+          <w:sz w:val="16"/>
+          <w:szCs w:val="16"/>
+        </w:rPr>
+      </w:pPr>
+      <w:r>
+        <w:rPr>
+          <w:rFonts w:ascii="Arial Narrow" w:eastAsia="Arial Narrow" w:hAnsi="Arial Narrow" w:cs="Arial Narrow"/>
+          <w:sz w:val="16"/>
+          <w:szCs w:val="16"/>
+        </w:rPr>
+        <w:tab/>
+        <w:t xml:space="preserve">(...) </w:t>
+      </w:r>
+    </w:p>
     <w:p>
       <w:pPr>
         <w:pStyle w:val="Textonotapie"/>
@@ -14366,87 +14533,12 @@
       </w:pPr>
       <w:r>
         <w:rPr>
-          <w:rStyle w:val="Refdenotaalpie"/>
-          <w:rFonts w:ascii="Arial Narrow" w:eastAsia="Arial Narrow" w:hAnsi="Arial Narrow" w:cs="Arial Narrow"/>
-          <w:sz w:val="16"/>
-          <w:szCs w:val="16"/>
-          <w:vertAlign w:val="superscript"/>
-        </w:rPr>
-        <w:footnoteRef/>
-      </w:r>
-      <w:r>
-        <w:rPr>
-          <w:rFonts w:ascii="Arial Narrow" w:eastAsia="Arial Narrow" w:hAnsi="Arial Narrow" w:cs="Arial Narrow"/>
-          <w:sz w:val="16"/>
-          <w:szCs w:val="16"/>
-        </w:rPr>
-        <w:t xml:space="preserve"> </w:t>
-      </w:r>
-      <w:r>
-        <w:rPr>
           <w:rFonts w:ascii="Arial Narrow" w:eastAsia="Arial Narrow" w:hAnsi="Arial Narrow" w:cs="Arial Narrow"/>
           <w:sz w:val="16"/>
           <w:szCs w:val="16"/>
         </w:rPr>
         <w:tab/>
-      </w:r>
-      <w:r>
-        <w:rPr>
-          <w:rFonts w:ascii="Arial Narrow" w:eastAsia="Arial Narrow" w:hAnsi="Arial Narrow" w:cs="Arial Narrow"/>
-          <w:b/>
-          <w:bCs/>
-          <w:sz w:val="16"/>
-          <w:szCs w:val="16"/>
-        </w:rPr>
-        <w:t xml:space="preserve">LEY SOBRE FACULTADES, NORMAS Y ORGANIZACIÓN DEL INDECOPI, APROBADA POR DECRETO LEGISLATIVO </w:t>
-      </w:r>
-      <w:proofErr w:type="spellStart"/>
-      <w:r>
-        <w:rPr>
-          <w:rFonts w:ascii="Arial Narrow" w:eastAsia="Arial Narrow" w:hAnsi="Arial Narrow" w:cs="Arial Narrow"/>
-          <w:b/>
-          <w:bCs/>
-          <w:sz w:val="16"/>
-          <w:szCs w:val="16"/>
-        </w:rPr>
-        <w:t/>
-      </w:r>
-      <w:proofErr w:type="spellEnd"/>
-      <w:r>
-        <w:rPr>
-          <w:rFonts w:ascii="Arial Narrow" w:eastAsia="Arial Narrow" w:hAnsi="Arial Narrow" w:cs="Arial Narrow"/>
-          <w:b/>
-          <w:bCs/>
-          <w:sz w:val="16"/>
-          <w:szCs w:val="16"/>
-        </w:rPr>
-        <w:t xml:space="preserve"> 807 Artículo 24.-</w:t>
-      </w:r>
-      <w:r>
-        <w:rPr>
-          <w:rFonts w:ascii="Arial Narrow" w:eastAsia="Arial Narrow" w:hAnsi="Arial Narrow" w:cs="Arial Narrow"/>
-          <w:sz w:val="16"/>
-          <w:szCs w:val="16"/>
-        </w:rPr>
-        <w:t xml:space="preserve"> El </w:t>
-      </w:r>
-      <w:proofErr w:type="gramStart"/>
-      <w:r>
-        <w:rPr>
-          <w:rFonts w:ascii="Arial Narrow" w:eastAsia="Arial Narrow" w:hAnsi="Arial Narrow" w:cs="Arial Narrow"/>
-          <w:sz w:val="16"/>
-          <w:szCs w:val="16"/>
-        </w:rPr>
-        <w:t>Secretario Técnico</w:t>
-      </w:r>
-      <w:proofErr w:type="gramEnd"/>
-      <w:r>
-        <w:rPr>
-          <w:rFonts w:ascii="Arial Narrow" w:eastAsia="Arial Narrow" w:hAnsi="Arial Narrow" w:cs="Arial Narrow"/>
-          <w:sz w:val="16"/>
-          <w:szCs w:val="16"/>
-        </w:rPr>
-        <w:t xml:space="preserve"> se encargará de la tramitación del procedimiento. Para ello, cuenta con las siguientes facultades:</w:t>
+        <w:t xml:space="preserve">c) Admitir denuncias a trámite, en aquellos casos en que la Comisión le haya delegado esta facultad. </w:t>
       </w:r>
     </w:p>
     <w:p>
@@ -14470,7 +14562,7 @@
           <w:szCs w:val="16"/>
         </w:rPr>
         <w:tab/>
-        <w:t xml:space="preserve">(...) </w:t>
+        <w:t>(...).</w:t>
       </w:r>
     </w:p>
     <w:p>
@@ -14487,30 +14579,33 @@
           <w:szCs w:val="16"/>
         </w:rPr>
       </w:pPr>
-      <w:r>
-        <w:rPr>
-          <w:rFonts w:ascii="Arial Narrow" w:eastAsia="Arial Narrow" w:hAnsi="Arial Narrow" w:cs="Arial Narrow"/>
-          <w:sz w:val="16"/>
-          <w:szCs w:val="16"/>
-        </w:rPr>
-        <w:tab/>
-        <w:t xml:space="preserve">c) Admitir denuncias a trámite, en aquellos casos en que la Comisión le haya delegado esta facultad. </w:t>
-      </w:r>
-    </w:p>
+    </w:p>
+  </w:footnote>
+  <w:footnote w:id="10">
     <w:p>
       <w:pPr>
         <w:pStyle w:val="Textonotapie"/>
         <w:tabs>
           <w:tab w:val="left" w:pos="567"/>
         </w:tabs>
-        <w:ind w:left="567" w:right="-1" w:hanging="567"/>
-        <w:jc w:val="both"/>
-        <w:rPr>
-          <w:rFonts w:ascii="Arial Narrow" w:eastAsia="Arial Narrow" w:hAnsi="Arial Narrow" w:cs="Arial Narrow"/>
-          <w:sz w:val="16"/>
-          <w:szCs w:val="16"/>
-        </w:rPr>
-      </w:pPr>
+        <w:ind w:left="567" w:hanging="567"/>
+        <w:jc w:val="both"/>
+        <w:rPr>
+          <w:rFonts w:ascii="Arial Narrow" w:eastAsia="Arial Narrow" w:hAnsi="Arial Narrow" w:cs="Arial Narrow"/>
+          <w:sz w:val="16"/>
+          <w:szCs w:val="16"/>
+        </w:rPr>
+      </w:pPr>
+      <w:r>
+        <w:rPr>
+          <w:rStyle w:val="Refdenotaalpie"/>
+          <w:rFonts w:ascii="Arial Narrow" w:eastAsia="Arial Narrow" w:hAnsi="Arial Narrow" w:cs="Arial Narrow"/>
+          <w:sz w:val="16"/>
+          <w:szCs w:val="16"/>
+          <w:vertAlign w:val="superscript"/>
+        </w:rPr>
+        <w:footnoteRef/>
+      </w:r>
       <w:r>
         <w:rPr>
           <w:rFonts w:ascii="Arial Narrow" w:eastAsia="Arial Narrow" w:hAnsi="Arial Narrow" w:cs="Arial Narrow"/>
@@ -14518,52 +14613,74 @@
           <w:szCs w:val="16"/>
         </w:rPr>
         <w:tab/>
-        <w:t>(...).</w:t>
-      </w:r>
-    </w:p>
+        <w:t xml:space="preserve"/>
+      </w:r>
+      <w:r>
+        <w:rPr>
+          <w:rFonts w:ascii="Arial Narrow" w:eastAsia="Arial Narrow" w:hAnsi="Arial Narrow" w:cs="Arial Narrow"/>
+          <w:sz w:val="16"/>
+          <w:szCs w:val="16"/>
+        </w:rPr>
+        <w:tab/>
+        <w:t xml:space="preserve">El número de trabajadores se atenderá siempre que la empresa haya sido constituida antes de la vigencia de la Ley </w:t>
+      </w:r>
+      <w:proofErr w:type="spellStart"/>
+      <w:r>
+        <w:rPr>
+          <w:rFonts w:ascii="Arial Narrow" w:eastAsia="Arial Narrow" w:hAnsi="Arial Narrow" w:cs="Arial Narrow"/>
+          <w:sz w:val="16"/>
+          <w:szCs w:val="16"/>
+        </w:rPr>
+        <w:t/>
+      </w:r>
+      <w:proofErr w:type="spellEnd"/>
+      <w:r>
+        <w:rPr>
+          <w:rFonts w:ascii="Arial Narrow" w:eastAsia="Arial Narrow" w:hAnsi="Arial Narrow" w:cs="Arial Narrow"/>
+          <w:sz w:val="16"/>
+          <w:szCs w:val="16"/>
+        </w:rPr>
+        <w:t xml:space="preserve">30056, publicada el 2 de julio de 2013, que modificó el artículo 5 del Texto Único Ordenado de la Ley de Promoción de la Competitividad, Formalización y Desarrollo de la Micro y Pequeña Empresa y de Acceso al Empleo Decente (LEY MYPE). Ello, en la medida que la Tercera Disposición Complementaria Transitoria de la norma modificatoria precisa que las empresas constituidas antes de la </w:t>
+      </w:r>
+      <w:proofErr w:type="gramStart"/>
+      <w:r>
+        <w:rPr>
+          <w:rFonts w:ascii="Arial Narrow" w:eastAsia="Arial Narrow" w:hAnsi="Arial Narrow" w:cs="Arial Narrow"/>
+          <w:sz w:val="16"/>
+          <w:szCs w:val="16"/>
+        </w:rPr>
+        <w:t>entrada en vigencia</w:t>
+      </w:r>
+      <w:proofErr w:type="gramEnd"/>
+      <w:r>
+        <w:rPr>
+          <w:rFonts w:ascii="Arial Narrow" w:eastAsia="Arial Narrow" w:hAnsi="Arial Narrow" w:cs="Arial Narrow"/>
+          <w:sz w:val="16"/>
+          <w:szCs w:val="16"/>
+        </w:rPr>
+        <w:t xml:space="preserve"> de dicha Ley se rigen por los requisitos de acogimiento al régimen de las micro y pequeñas empresas regulados en el Decreto Legislativo 1086.</w:t>
+      </w:r>
+    </w:p>
+    <w:p>
+      <w:pPr>
+        <w:pStyle w:val="Textonotapie"/>
+        <w:ind w:left="567" w:hanging="567"/>
+        <w:jc w:val="both"/>
+        <w:rPr>
+          <w:rFonts w:ascii="Arial Narrow" w:eastAsia="Arial Narrow" w:hAnsi="Arial Narrow" w:cs="Arial Narrow"/>
+          <w:sz w:val="16"/>
+          <w:szCs w:val="16"/>
+        </w:rPr>
+      </w:pPr>
+    </w:p>
+  </w:footnote>
+  <w:footnote w:id="11">
     <w:p>
       <w:pPr>
         <w:pStyle w:val="Textonotapie"/>
         <w:tabs>
           <w:tab w:val="left" w:pos="567"/>
         </w:tabs>
-        <w:ind w:left="567" w:right="-1" w:hanging="567"/>
-        <w:jc w:val="both"/>
-        <w:rPr>
-          <w:rFonts w:ascii="Arial Narrow" w:eastAsia="Arial Narrow" w:hAnsi="Arial Narrow" w:cs="Arial Narrow"/>
-          <w:sz w:val="16"/>
-          <w:szCs w:val="16"/>
-        </w:rPr>
-      </w:pPr>
-      <w:r>
-        <w:rPr>
-          <w:rFonts w:ascii="Arial Narrow" w:eastAsia="Arial Narrow" w:hAnsi="Arial Narrow" w:cs="Arial Narrow"/>
-          <w:sz w:val="16"/>
-          <w:szCs w:val="16"/>
-        </w:rPr>
-        <w:t xml:space="preserve">. </w:t>
-      </w:r>
-    </w:p>
-    <w:p>
-      <w:pPr>
-        <w:pStyle w:val="Textonotapie"/>
-        <w:tabs>
-          <w:tab w:val="left" w:pos="567"/>
-        </w:tabs>
-        <w:ind w:left="567" w:right="-1" w:hanging="567"/>
-        <w:jc w:val="both"/>
-        <w:rPr>
-          <w:rFonts w:ascii="Arial Narrow" w:eastAsia="Arial Narrow" w:hAnsi="Arial Narrow" w:cs="Arial Narrow"/>
-          <w:sz w:val="16"/>
-          <w:szCs w:val="16"/>
-        </w:rPr>
-      </w:pPr>
-    </w:p>
-  </w:footnote>
-  <w:footnote w:id="10">
-    <w:p>
-      <w:pPr>
-        <w:pStyle w:val="Textonotapie"/>
         <w:ind w:left="567" w:hanging="567"/>
         <w:jc w:val="both"/>
         <w:rPr>
@@ -14588,21 +14705,50 @@
           <w:sz w:val="16"/>
           <w:szCs w:val="16"/>
         </w:rPr>
-        <w:t xml:space="preserve"> </w:t>
-      </w:r>
-      <w:r>
-        <w:rPr>
-          <w:rFonts w:ascii="Arial Narrow" w:eastAsia="Arial Narrow" w:hAnsi="Arial Narrow" w:cs="Arial Narrow"/>
-          <w:sz w:val="16"/>
-          <w:szCs w:val="16"/>
-        </w:rPr>
         <w:tab/>
-        <w:t xml:space="preserve">El número de trabajadores se atenderá siempre que la empresa haya sido constituida antes de la vigencia de la Ley </w:t>
+        <w:t xml:space="preserve"/>
+      </w:r>
+      <w:r>
+        <w:rPr>
+          <w:rFonts w:ascii="Arial Narrow" w:eastAsia="Arial Narrow" w:hAnsi="Arial Narrow" w:cs="Arial Narrow"/>
+          <w:sz w:val="16"/>
+          <w:szCs w:val="16"/>
+        </w:rPr>
+        <w:tab/>
+      </w:r>
+      <w:r>
+        <w:rPr>
+          <w:rFonts w:ascii="Arial Narrow" w:eastAsia="Arial Narrow" w:hAnsi="Arial Narrow" w:cs="Arial Narrow"/>
+          <w:b/>
+          <w:sz w:val="16"/>
+          <w:szCs w:val="16"/>
+        </w:rPr>
+        <w:t>LEY 29571, CÓDIGO DE PROTECCIÓN Y DEFENSA DEL CONSUMIDOR</w:t>
+      </w:r>
+      <w:r>
+        <w:rPr>
+          <w:rFonts w:ascii="Arial Narrow" w:eastAsia="Arial Narrow" w:hAnsi="Arial Narrow" w:cs="Arial Narrow"/>
+          <w:b/>
+          <w:bCs/>
+          <w:sz w:val="16"/>
+          <w:szCs w:val="16"/>
+        </w:rPr>
+        <w:t xml:space="preserve">, </w:t>
+      </w:r>
+      <w:r>
+        <w:rPr>
+          <w:rFonts w:ascii="Arial Narrow" w:eastAsia="Arial Narrow" w:hAnsi="Arial Narrow" w:cs="Arial Narrow"/>
+          <w:b/>
+          <w:sz w:val="16"/>
+          <w:szCs w:val="16"/>
+        </w:rPr>
+        <w:t xml:space="preserve">publicado el 2 de setiembre de 2010 y modificado por Decreto Legislativo </w:t>
       </w:r>
       <w:proofErr w:type="spellStart"/>
       <w:r>
         <w:rPr>
           <w:rFonts w:ascii="Arial Narrow" w:eastAsia="Arial Narrow" w:hAnsi="Arial Narrow" w:cs="Arial Narrow"/>
+          <w:b/>
           <w:sz w:val="16"/>
           <w:szCs w:val="16"/>
         </w:rPr>
@@ -14612,128 +14758,11 @@
       <w:r>
         <w:rPr>
           <w:rFonts w:ascii="Arial Narrow" w:eastAsia="Arial Narrow" w:hAnsi="Arial Narrow" w:cs="Arial Narrow"/>
-          <w:sz w:val="16"/>
-          <w:szCs w:val="16"/>
-        </w:rPr>
-        <w:t xml:space="preserve"> 30056, publicada el 2 de julio de 2013, que modificó el artículo 5 del Texto Único Ordenado de la Ley de Promoción de la Competitividad, Formalización y Desarrollo de la Micro y Pequeña Empresa y de Acceso al Empleo Decente (LEY MYPE). Ello, en la medida que la Tercera Disposición Complementaria Transitoria de la norma modificatoria precisa que las empresas constituidas antes de la </w:t>
-      </w:r>
-      <w:proofErr w:type="gramStart"/>
-      <w:r>
-        <w:rPr>
-          <w:rFonts w:ascii="Arial Narrow" w:eastAsia="Arial Narrow" w:hAnsi="Arial Narrow" w:cs="Arial Narrow"/>
-          <w:sz w:val="16"/>
-          <w:szCs w:val="16"/>
-        </w:rPr>
-        <w:t>entrada en vigencia</w:t>
-      </w:r>
-      <w:proofErr w:type="gramEnd"/>
-      <w:r>
-        <w:rPr>
-          <w:rFonts w:ascii="Arial Narrow" w:eastAsia="Arial Narrow" w:hAnsi="Arial Narrow" w:cs="Arial Narrow"/>
-          <w:sz w:val="16"/>
-          <w:szCs w:val="16"/>
-        </w:rPr>
-        <w:t xml:space="preserve"> de dicha Ley se rigen por los requisitos de acogimiento al régimen de las micro y pequeñas empresas regulados en el Decreto Legislativo 1086.</w:t>
-      </w:r>
-    </w:p>
-    <w:p>
-      <w:pPr>
-        <w:pStyle w:val="Textonotapie"/>
-        <w:ind w:left="567" w:hanging="567"/>
-        <w:jc w:val="both"/>
-        <w:rPr>
-          <w:rFonts w:ascii="Arial Narrow" w:eastAsia="Arial Narrow" w:hAnsi="Arial Narrow" w:cs="Arial Narrow"/>
-          <w:sz w:val="16"/>
-          <w:szCs w:val="16"/>
-        </w:rPr>
-      </w:pPr>
-    </w:p>
-  </w:footnote>
-  <w:footnote w:id="11">
-    <w:p>
-      <w:pPr>
-        <w:pStyle w:val="Textonotapie"/>
-        <w:ind w:left="567" w:hanging="567"/>
-        <w:jc w:val="both"/>
-        <w:rPr>
-          <w:rFonts w:ascii="Arial Narrow" w:eastAsia="Arial Narrow" w:hAnsi="Arial Narrow" w:cs="Arial Narrow"/>
-          <w:sz w:val="16"/>
-          <w:szCs w:val="16"/>
-        </w:rPr>
-      </w:pPr>
-      <w:r>
-        <w:rPr>
-          <w:rStyle w:val="Refdenotaalpie"/>
-          <w:rFonts w:ascii="Arial Narrow" w:eastAsia="Arial Narrow" w:hAnsi="Arial Narrow" w:cs="Arial Narrow"/>
-          <w:sz w:val="16"/>
-          <w:szCs w:val="16"/>
-          <w:vertAlign w:val="superscript"/>
-        </w:rPr>
-        <w:footnoteRef/>
-      </w:r>
-      <w:r>
-        <w:rPr>
-          <w:rFonts w:ascii="Arial Narrow" w:eastAsia="Arial Narrow" w:hAnsi="Arial Narrow" w:cs="Arial Narrow"/>
-          <w:sz w:val="16"/>
-          <w:szCs w:val="16"/>
-        </w:rPr>
-        <w:t xml:space="preserve"> </w:t>
-      </w:r>
-      <w:r>
-        <w:rPr>
-          <w:rFonts w:ascii="Arial Narrow" w:eastAsia="Arial Narrow" w:hAnsi="Arial Narrow" w:cs="Arial Narrow"/>
-          <w:sz w:val="16"/>
-          <w:szCs w:val="16"/>
-        </w:rPr>
-        <w:tab/>
-      </w:r>
-      <w:r>
-        <w:rPr>
-          <w:rFonts w:ascii="Arial Narrow" w:eastAsia="Arial Narrow" w:hAnsi="Arial Narrow" w:cs="Arial Narrow"/>
-          <w:b/>
-          <w:sz w:val="16"/>
-          <w:szCs w:val="16"/>
-        </w:rPr>
-        <w:t>LEY 29571, CÓDIGO DE PROTECCIÓN Y DEFENSA DEL CONSUMIDOR</w:t>
-      </w:r>
-      <w:r>
-        <w:rPr>
-          <w:rFonts w:ascii="Arial Narrow" w:eastAsia="Arial Narrow" w:hAnsi="Arial Narrow" w:cs="Arial Narrow"/>
-          <w:b/>
-          <w:bCs/>
-          <w:sz w:val="16"/>
-          <w:szCs w:val="16"/>
-        </w:rPr>
-        <w:t xml:space="preserve">, </w:t>
-      </w:r>
-      <w:r>
-        <w:rPr>
-          <w:rFonts w:ascii="Arial Narrow" w:eastAsia="Arial Narrow" w:hAnsi="Arial Narrow" w:cs="Arial Narrow"/>
-          <w:b/>
-          <w:sz w:val="16"/>
-          <w:szCs w:val="16"/>
-        </w:rPr>
-        <w:t xml:space="preserve">publicado el 2 de setiembre de 2010 y modificado por Decreto Legislativo </w:t>
-      </w:r>
-      <w:proofErr w:type="spellStart"/>
-      <w:r>
-        <w:rPr>
-          <w:rFonts w:ascii="Arial Narrow" w:eastAsia="Arial Narrow" w:hAnsi="Arial Narrow" w:cs="Arial Narrow"/>
-          <w:b/>
-          <w:sz w:val="16"/>
-          <w:szCs w:val="16"/>
-        </w:rPr>
-        <w:t/>
-      </w:r>
-      <w:proofErr w:type="spellEnd"/>
-      <w:r>
-        <w:rPr>
-          <w:rFonts w:ascii="Arial Narrow" w:eastAsia="Arial Narrow" w:hAnsi="Arial Narrow" w:cs="Arial Narrow"/>
-          <w:b/>
-          <w:sz w:val="16"/>
-          <w:szCs w:val="16"/>
-        </w:rPr>
-        <w:t xml:space="preserve"> 1308</w:t>
+          <w:b/>
+          <w:sz w:val="16"/>
+          <w:szCs w:val="16"/>
+        </w:rPr>
+        <w:t xml:space="preserve">1308</w:t>
       </w:r>
     </w:p>
     <w:p>
@@ -14856,7 +14885,50 @@
       </w:pPr>
     </w:p>
   </w:footnote>
-  <w:footnote w:id="17">
+  <w:footnote w:id="12">
+    <w:p>
+      <w:pPr>
+        <w:pStyle w:val="Textonotapie"/>
+        <w:tabs>
+          <w:tab w:val="left" w:pos="567"/>
+        </w:tabs>
+        <w:ind w:left="567" w:hanging="567"/>
+        <w:jc w:val="both"/>
+        <w:rPr>
+          <w:rFonts w:ascii="Arial Narrow" w:eastAsia="Arial Narrow" w:hAnsi="Arial Narrow" w:cs="Arial Narrow"/>
+          <w:sz w:val="16"/>
+          <w:szCs w:val="16"/>
+        </w:rPr>
+      </w:pPr>
+      <w:r>
+        <w:rPr>
+          <w:rStyle w:val="Refdenotaalpie"/>
+          <w:rFonts w:ascii="Arial Narrow" w:eastAsia="Arial Narrow" w:hAnsi="Arial Narrow" w:cs="Arial Narrow"/>
+          <w:sz w:val="16"/>
+          <w:szCs w:val="16"/>
+          <w:vertAlign w:val="superscript"/>
+        </w:rPr>
+        <w:footnoteRef/>
+      </w:r>
+      <w:r>
+        <w:rPr>
+          <w:rFonts w:ascii="Arial Narrow" w:eastAsia="Arial Narrow" w:hAnsi="Arial Narrow" w:cs="Arial Narrow"/>
+          <w:sz w:val="16"/>
+          <w:szCs w:val="16"/>
+        </w:rPr>
+        <w:tab/>
+      </w:r>
+      <w:r>
+        <w:rPr>
+          <w:rFonts w:ascii="Arial Narrow" w:eastAsia="Arial Narrow" w:hAnsi="Arial Narrow" w:cs="Arial Narrow"/>
+          <w:b/>
+          <w:bCs/>
+          <w:sz w:val="16"/>
+          <w:szCs w:val="16"/>
+        </w:rPr>
+        <w:t xml:space="preserve">DECRETO LEGISLATIVO 807, LEY SOBRE FACULTADES, NORMAS Y ORGANIZACIÓN DEL INDECOPI, publicado el 18 de abril de 1996</w:t>
+      </w:r>
+    </w:p>
     <w:p>
       <w:pPr>
         <w:pStyle w:val="Textonotapie"/>
@@ -14870,16 +14942,6 @@
       </w:pPr>
       <w:r>
         <w:rPr>
-          <w:rStyle w:val="Refdenotaalpie"/>
-          <w:rFonts w:ascii="Arial Narrow" w:eastAsia="Arial Narrow" w:hAnsi="Arial Narrow" w:cs="Arial Narrow"/>
-          <w:sz w:val="16"/>
-          <w:szCs w:val="16"/>
-          <w:vertAlign w:val="superscript"/>
-        </w:rPr>
-        <w:footnoteRef/>
-      </w:r>
-      <w:r>
-        <w:rPr>
           <w:rFonts w:ascii="Arial Narrow" w:eastAsia="Arial Narrow" w:hAnsi="Arial Narrow" w:cs="Arial Narrow"/>
           <w:sz w:val="16"/>
           <w:szCs w:val="16"/>
@@ -14894,7 +14956,15 @@
           <w:sz w:val="16"/>
           <w:szCs w:val="16"/>
         </w:rPr>
-        <w:t xml:space="preserve">DECRETO LEGISLATIVO 807, LEY SOBRE FACULTADES, NORMAS Y ORGANIZACIÓN DEL INDECOPI, publicado el 18 de abril de 1996</w:t>
+        <w:t xml:space="preserve">Artículo 26.-</w:t>
+      </w:r>
+      <w:r>
+        <w:rPr>
+          <w:rFonts w:ascii="Arial Narrow" w:eastAsia="Arial Narrow" w:hAnsi="Arial Narrow" w:cs="Arial Narrow"/>
+          <w:sz w:val="16"/>
+          <w:szCs w:val="16"/>
+        </w:rPr>
+        <w:t xml:space="preserve"> Una vez admitida a trámite la denuncia, se correrá traslado de la misma al denunciado, a fin de que éste presente su descargo. El plazo para la presentación del descargo será de cinco (5) días contados desde la notificación, vencido el cual, el Secretario Técnico declarará en rebeldía al denunciado que no lo hubiera presentado.</w:t>
       </w:r>
     </w:p>
     <w:p>
@@ -14908,6 +14978,33 @@
           <w:szCs w:val="16"/>
         </w:rPr>
       </w:pPr>
+    </w:p>
+  </w:footnote>
+  <w:footnote w:id="13">
+    <w:p>
+      <w:pPr>
+        <w:pStyle w:val="Textonotapie"/>
+        <w:tabs>
+          <w:tab w:val="left" w:pos="567"/>
+        </w:tabs>
+        <w:ind w:left="567" w:hanging="567"/>
+        <w:jc w:val="both"/>
+        <w:rPr>
+          <w:rFonts w:ascii="Arial Narrow" w:eastAsia="Arial Narrow" w:hAnsi="Arial Narrow" w:cs="Arial Narrow"/>
+          <w:sz w:val="16"/>
+          <w:szCs w:val="16"/>
+        </w:rPr>
+      </w:pPr>
+      <w:r>
+        <w:rPr>
+          <w:rStyle w:val="Refdenotaalpie"/>
+          <w:rFonts w:ascii="Arial Narrow" w:eastAsia="Arial Narrow" w:hAnsi="Arial Narrow" w:cs="Arial Narrow"/>
+          <w:sz w:val="16"/>
+          <w:szCs w:val="16"/>
+          <w:vertAlign w:val="superscript"/>
+        </w:rPr>
+        <w:footnoteRef/>
+      </w:r>
       <w:r>
         <w:rPr>
           <w:rFonts w:ascii="Arial Narrow" w:eastAsia="Arial Narrow" w:hAnsi="Arial Narrow" w:cs="Arial Narrow"/>
@@ -14924,15 +15021,7 @@
           <w:sz w:val="16"/>
           <w:szCs w:val="16"/>
         </w:rPr>
-        <w:t xml:space="preserve">Artículo 26.-</w:t>
-      </w:r>
-      <w:r>
-        <w:rPr>
-          <w:rFonts w:ascii="Arial Narrow" w:eastAsia="Arial Narrow" w:hAnsi="Arial Narrow" w:cs="Arial Narrow"/>
-          <w:sz w:val="16"/>
-          <w:szCs w:val="16"/>
-        </w:rPr>
-        <w:t xml:space="preserve"> Una vez admitida a trámite la denuncia, se correrá traslado de la misma al denunciado, a fin de que éste presente su descargo. El plazo para la presentación del descargo será de cinco (5) días contados desde la notificación, vencido el cual, el Secretario Técnico declarará en rebeldía al denunciado que no lo hubiera presentado.</w:t>
+        <w:t xml:space="preserve">DECRETO SUPREMO 006-2026-JUS, TEXTO ÚNICO ORDENADO DE LA LEY 27444, LEY DEL PROCEDIMIENTO ADMINISTRATIVO GENERAL, publicado el 30 de abril de 2026</w:t>
       </w:r>
     </w:p>
     <w:p>
@@ -14946,9 +15035,25 @@
           <w:szCs w:val="16"/>
         </w:rPr>
       </w:pPr>
-    </w:p>
-  </w:footnote>
-  <w:footnote w:id="18">
+      <w:r>
+        <w:rPr>
+          <w:rFonts w:ascii="Arial Narrow" w:eastAsia="Arial Narrow" w:hAnsi="Arial Narrow" w:cs="Arial Narrow"/>
+          <w:sz w:val="16"/>
+          <w:szCs w:val="16"/>
+        </w:rPr>
+        <w:tab/>
+      </w:r>
+      <w:r>
+        <w:rPr>
+          <w:rFonts w:ascii="Arial Narrow" w:eastAsia="Arial Narrow" w:hAnsi="Arial Narrow" w:cs="Arial Narrow"/>
+          <w:b/>
+          <w:bCs/>
+          <w:sz w:val="16"/>
+          <w:szCs w:val="16"/>
+        </w:rPr>
+        <w:t xml:space="preserve">Artículo 223.- Contestación de la reclamación</w:t>
+      </w:r>
+    </w:p>
     <w:p>
       <w:pPr>
         <w:pStyle w:val="Textonotapie"/>
@@ -14962,16 +15067,6 @@
       </w:pPr>
       <w:r>
         <w:rPr>
-          <w:rStyle w:val="Refdenotaalpie"/>
-          <w:rFonts w:ascii="Arial Narrow" w:eastAsia="Arial Narrow" w:hAnsi="Arial Narrow" w:cs="Arial Narrow"/>
-          <w:sz w:val="16"/>
-          <w:szCs w:val="16"/>
-          <w:vertAlign w:val="superscript"/>
-        </w:rPr>
-        <w:footnoteRef/>
-      </w:r>
-      <w:r>
-        <w:rPr>
           <w:rFonts w:ascii="Arial Narrow" w:eastAsia="Arial Narrow" w:hAnsi="Arial Narrow" w:cs="Arial Narrow"/>
           <w:sz w:val="16"/>
           <w:szCs w:val="16"/>
@@ -14981,12 +15076,10 @@
       <w:r>
         <w:rPr>
           <w:rFonts w:ascii="Arial Narrow" w:eastAsia="Arial Narrow" w:hAnsi="Arial Narrow" w:cs="Arial Narrow"/>
-          <w:b/>
-          <w:bCs/>
-          <w:sz w:val="16"/>
-          <w:szCs w:val="16"/>
-        </w:rPr>
-        <w:t xml:space="preserve">DECRETO SUPREMO 006-2026-JUS, TEXTO ÚNICO ORDENADO DE LA LEY 27444, LEY DEL PROCEDIMIENTO ADMINISTRATIVO GENERAL, publicado el 30 de abril de 2026</w:t>
+          <w:sz w:val="16"/>
+          <w:szCs w:val="16"/>
+        </w:rPr>
+        <w:t xml:space="preserve">223.1 El reclamado deberá presentar la contestación de la reclamación dentro de los quince (15) días posteriores a la notificación de ésta; vencido este plazo, la Administración declarará en rebeldía al reclamado que no la hubiera presentado. La contestación deberá contener los requisitos de los escritos previstos en el artículo 113 de la presente Ley, así como la absolución de todos los asuntos controvertidos de hecho y de derecho, Las alegaciones y los hechos relevantes de la reclamación, salvo que hayan sido específicamente negadas en la contestación, se tendrán por aceptadas o merituadas como ciertas.</w:t>
       </w:r>
     </w:p>
     <w:p>
@@ -15000,69 +15093,14 @@
           <w:szCs w:val="16"/>
         </w:rPr>
       </w:pPr>
-      <w:r>
-        <w:rPr>
-          <w:rFonts w:ascii="Arial Narrow" w:eastAsia="Arial Narrow" w:hAnsi="Arial Narrow" w:cs="Arial Narrow"/>
-          <w:sz w:val="16"/>
-          <w:szCs w:val="16"/>
-        </w:rPr>
-        <w:tab/>
-      </w:r>
-      <w:r>
-        <w:rPr>
-          <w:rFonts w:ascii="Arial Narrow" w:eastAsia="Arial Narrow" w:hAnsi="Arial Narrow" w:cs="Arial Narrow"/>
-          <w:b/>
-          <w:bCs/>
-          <w:sz w:val="16"/>
-          <w:szCs w:val="16"/>
-        </w:rPr>
-        <w:t xml:space="preserve">Artículo 223.- Contestación de la reclamación</w:t>
-      </w:r>
-    </w:p>
-    <w:p>
-      <w:pPr>
-        <w:pStyle w:val="Textonotapie"/>
-        <w:ind w:left="567" w:hanging="567"/>
-        <w:jc w:val="both"/>
-        <w:rPr>
-          <w:rFonts w:ascii="Arial Narrow" w:eastAsia="Arial Narrow" w:hAnsi="Arial Narrow" w:cs="Arial Narrow"/>
-          <w:sz w:val="16"/>
-          <w:szCs w:val="16"/>
-        </w:rPr>
-      </w:pPr>
-      <w:r>
-        <w:rPr>
-          <w:rFonts w:ascii="Arial Narrow" w:eastAsia="Arial Narrow" w:hAnsi="Arial Narrow" w:cs="Arial Narrow"/>
-          <w:sz w:val="16"/>
-          <w:szCs w:val="16"/>
-        </w:rPr>
-        <w:tab/>
-      </w:r>
-      <w:r>
-        <w:rPr>
-          <w:rFonts w:ascii="Arial Narrow" w:eastAsia="Arial Narrow" w:hAnsi="Arial Narrow" w:cs="Arial Narrow"/>
-          <w:sz w:val="16"/>
-          <w:szCs w:val="16"/>
-        </w:rPr>
-        <w:t xml:space="preserve">223.1 El reclamado deberá presentar la contestación de la reclamación dentro de los quince (15) días posteriores a la notificación de ésta; vencido este plazo, la Administración declarará en rebeldía al reclamado que no la hubiera presentado. La contestación deberá contener los requisitos de los escritos previstos en el artículo 113 de la presente Ley, así como la absolución de todos los asuntos controvertidos de hecho y de derecho, Las alegaciones y los hechos relevantes de la reclamación, salvo que hayan sido específicamente negadas en la contestación, se tendrán por aceptadas o merituadas como ciertas.</w:t>
-      </w:r>
-    </w:p>
-    <w:p>
-      <w:pPr>
-        <w:pStyle w:val="Textonotapie"/>
-        <w:ind w:left="567" w:hanging="567"/>
-        <w:jc w:val="both"/>
-        <w:rPr>
-          <w:rFonts w:ascii="Arial Narrow" w:eastAsia="Arial Narrow" w:hAnsi="Arial Narrow" w:cs="Arial Narrow"/>
-          <w:sz w:val="16"/>
-          <w:szCs w:val="16"/>
-        </w:rPr>
-      </w:pPr>
     </w:p>
   </w:footnote>
-  <w:footnote w:id="12">
-    <w:p>
-      <w:pPr>
+  <w:footnote w:id="14">
+    <w:p>
+      <w:pPr>
+        <w:tabs>
+          <w:tab w:val="left" w:pos="567"/>
+        </w:tabs>
         <w:spacing w:after="0" w:line="240" w:lineRule="auto"/>
         <w:ind w:left="567" w:hanging="567"/>
         <w:jc w:val="both"/>
@@ -15089,6 +15127,15 @@
           <w:szCs w:val="16"/>
           <w:vertAlign w:val="superscript"/>
         </w:rPr>
+        <w:tab/>
+        <w:t xml:space="preserve"/>
+      </w:r>
+      <w:r>
+        <w:rPr>
+          <w:rFonts w:ascii="Arial Narrow" w:eastAsia="Arial Narrow" w:hAnsi="Arial Narrow" w:cs="Arial Narrow"/>
+          <w:sz w:val="16"/>
+          <w:szCs w:val="16"/>
+        </w:rPr>
         <w:t xml:space="preserve"> </w:t>
       </w:r>
       <w:r>
@@ -15097,14 +15144,6 @@
           <w:sz w:val="16"/>
           <w:szCs w:val="16"/>
         </w:rPr>
-        <w:t xml:space="preserve"> </w:t>
-      </w:r>
-      <w:r>
-        <w:rPr>
-          <w:rFonts w:ascii="Arial Narrow" w:eastAsia="Arial Narrow" w:hAnsi="Arial Narrow" w:cs="Arial Narrow"/>
-          <w:sz w:val="16"/>
-          <w:szCs w:val="16"/>
-        </w:rPr>
         <w:tab/>
       </w:r>
       <w:r>
@@ -15153,7 +15192,7 @@
           <w:sz w:val="16"/>
           <w:szCs w:val="16"/>
         </w:rPr>
-        <w:t xml:space="preserve"> 1308</w:t>
+        <w:t xml:space="preserve">1308</w:t>
       </w:r>
     </w:p>
     <w:p>
@@ -15304,9 +15343,110 @@
       </w:pPr>
     </w:p>
   </w:footnote>
-  <w:footnote w:id="13">
-    <w:p>
-      <w:pPr>
+  <w:footnote w:id="15">
+    <w:p>
+      <w:pPr>
+        <w:pStyle w:val="Textonotapie"/>
+        <w:tabs>
+          <w:tab w:val="left" w:pos="567"/>
+        </w:tabs>
+        <w:ind w:left="567" w:right="-1" w:hanging="567"/>
+        <w:jc w:val="both"/>
+        <w:rPr>
+          <w:rFonts w:ascii="Arial Narrow" w:eastAsia="Arial Narrow" w:hAnsi="Arial Narrow" w:cs="Arial Narrow"/>
+          <w:b/>
+          <w:bCs/>
+          <w:sz w:val="16"/>
+          <w:szCs w:val="16"/>
+        </w:rPr>
+      </w:pPr>
+      <w:r>
+        <w:rPr>
+          <w:rStyle w:val="Refdenotaalpie"/>
+          <w:rFonts w:ascii="Arial Narrow" w:eastAsia="Arial Narrow" w:hAnsi="Arial Narrow" w:cs="Arial Narrow"/>
+          <w:sz w:val="16"/>
+          <w:szCs w:val="16"/>
+          <w:vertAlign w:val="superscript"/>
+        </w:rPr>
+        <w:footnoteRef/>
+      </w:r>
+      <w:r>
+        <w:rPr>
+          <w:rFonts w:ascii="Arial Narrow" w:eastAsia="Arial Narrow" w:hAnsi="Arial Narrow" w:cs="Arial Narrow"/>
+          <w:sz w:val="16"/>
+          <w:szCs w:val="16"/>
+        </w:rPr>
+        <w:tab/>
+        <w:t xml:space="preserve"/>
+      </w:r>
+      <w:r>
+        <w:rPr>
+          <w:rFonts w:ascii="Arial Narrow" w:eastAsia="Arial Narrow" w:hAnsi="Arial Narrow" w:cs="Arial Narrow"/>
+          <w:sz w:val="16"/>
+          <w:szCs w:val="16"/>
+        </w:rPr>
+        <w:tab/>
+      </w:r>
+      <w:r>
+        <w:rPr>
+          <w:rFonts w:ascii="Arial Narrow" w:eastAsia="Arial Narrow" w:hAnsi="Arial Narrow" w:cs="Arial Narrow"/>
+          <w:b/>
+          <w:bCs/>
+          <w:sz w:val="16"/>
+          <w:szCs w:val="16"/>
+        </w:rPr>
+        <w:t xml:space="preserve">LEY </w:t>
+      </w:r>
+      <w:proofErr w:type="spellStart"/>
+      <w:r>
+        <w:rPr>
+          <w:rFonts w:ascii="Arial Narrow" w:eastAsia="Arial Narrow" w:hAnsi="Arial Narrow" w:cs="Arial Narrow"/>
+          <w:b/>
+          <w:bCs/>
+          <w:sz w:val="16"/>
+          <w:szCs w:val="16"/>
+        </w:rPr>
+        <w:t/>
+      </w:r>
+      <w:proofErr w:type="spellEnd"/>
+      <w:r>
+        <w:rPr>
+          <w:rFonts w:ascii="Arial Narrow" w:eastAsia="Arial Narrow" w:hAnsi="Arial Narrow" w:cs="Arial Narrow"/>
+          <w:b/>
+          <w:bCs/>
+          <w:sz w:val="16"/>
+          <w:szCs w:val="16"/>
+        </w:rPr>
+        <w:t xml:space="preserve">29571, CÓDIGO DE PROTECCIÓN Y DEFENSA DEL CONSUMIDOR, publicado el 2 de setiembre de 2010 y modificado por Decreto Legislativo </w:t>
+      </w:r>
+      <w:proofErr w:type="spellStart"/>
+      <w:r>
+        <w:rPr>
+          <w:rFonts w:ascii="Arial Narrow" w:eastAsia="Arial Narrow" w:hAnsi="Arial Narrow" w:cs="Arial Narrow"/>
+          <w:b/>
+          <w:bCs/>
+          <w:sz w:val="16"/>
+          <w:szCs w:val="16"/>
+        </w:rPr>
+        <w:t/>
+      </w:r>
+      <w:proofErr w:type="spellEnd"/>
+      <w:r>
+        <w:rPr>
+          <w:rFonts w:ascii="Arial Narrow" w:eastAsia="Arial Narrow" w:hAnsi="Arial Narrow" w:cs="Arial Narrow"/>
+          <w:b/>
+          <w:bCs/>
+          <w:sz w:val="16"/>
+          <w:szCs w:val="16"/>
+        </w:rPr>
+        <w:t xml:space="preserve">1308 </w:t>
+      </w:r>
+    </w:p>
+    <w:p>
+      <w:pPr>
+        <w:tabs>
+          <w:tab w:val="left" w:pos="567"/>
+        </w:tabs>
         <w:spacing w:after="0" w:line="240" w:lineRule="auto"/>
         <w:ind w:left="567" w:hanging="567"/>
         <w:jc w:val="both"/>
@@ -15318,29 +15458,12 @@
       </w:pPr>
       <w:r>
         <w:rPr>
-          <w:rStyle w:val="Refdenotaalpie"/>
-          <w:rFonts w:ascii="Arial Narrow" w:eastAsia="Arial Narrow" w:hAnsi="Arial Narrow" w:cs="Arial Narrow"/>
-          <w:sz w:val="16"/>
-          <w:szCs w:val="16"/>
-          <w:vertAlign w:val="superscript"/>
-        </w:rPr>
-        <w:footnoteRef/>
-      </w:r>
-      <w:r>
-        <w:rPr>
-          <w:rFonts w:ascii="Arial Narrow" w:eastAsia="Arial Narrow" w:hAnsi="Arial Narrow" w:cs="Arial Narrow"/>
-          <w:sz w:val="16"/>
-          <w:szCs w:val="16"/>
-        </w:rPr>
-        <w:t xml:space="preserve"> </w:t>
-      </w:r>
-      <w:r>
-        <w:rPr>
           <w:rFonts w:ascii="Arial Narrow" w:eastAsia="Arial Narrow" w:hAnsi="Arial Narrow" w:cs="Arial Narrow"/>
           <w:sz w:val="16"/>
           <w:szCs w:val="16"/>
         </w:rPr>
         <w:tab/>
+        <w:t xml:space="preserve"/>
       </w:r>
       <w:r>
         <w:rPr>
@@ -15413,18 +15536,6 @@
         <w:tab/>
         <w:t>Las medidas correctivas complementarias pueden dictarse de oficio o a pedido de parte.</w:t>
       </w:r>
-    </w:p>
-    <w:p>
-      <w:pPr>
-        <w:spacing w:after="0" w:line="240" w:lineRule="auto"/>
-        <w:ind w:left="567" w:hanging="567"/>
-        <w:jc w:val="both"/>
-        <w:rPr>
-          <w:rFonts w:ascii="Arial Narrow" w:eastAsia="Arial Narrow" w:hAnsi="Arial Narrow" w:cs="Arial Narrow"/>
-          <w:sz w:val="16"/>
-          <w:szCs w:val="16"/>
-        </w:rPr>
-      </w:pPr>
     </w:p>
     <w:p>
       <w:pPr>
@@ -15639,8 +15750,12 @@
     </w:p>
     <w:p>
       <w:pPr>
-        <w:pStyle w:val="Sinespaciado"/>
-        <w:ind w:firstLine="567"/>
+        <w:numPr>
+          <w:ilvl w:val="0"/>
+          <w:numId w:val="1"/>
+        </w:numPr>
+        <w:spacing w:after="0" w:line="240" w:lineRule="auto"/>
+        <w:ind w:left="567" w:firstLine="0"/>
         <w:jc w:val="both"/>
         <w:rPr>
           <w:rFonts w:ascii="Arial Narrow" w:eastAsia="Arial Narrow" w:hAnsi="Arial Narrow" w:cs="Arial Narrow"/>
@@ -15659,8 +15774,12 @@
     </w:p>
     <w:p>
       <w:pPr>
-        <w:pStyle w:val="Sinespaciado"/>
-        <w:ind w:firstLine="567"/>
+        <w:numPr>
+          <w:ilvl w:val="0"/>
+          <w:numId w:val="1"/>
+        </w:numPr>
+        <w:spacing w:after="0" w:line="240" w:lineRule="auto"/>
+        <w:ind w:left="567" w:firstLine="0"/>
         <w:jc w:val="both"/>
         <w:rPr>
           <w:rFonts w:ascii="Arial Narrow" w:eastAsia="Arial Narrow" w:hAnsi="Arial Narrow" w:cs="Arial Narrow"/>
@@ -15822,10 +15941,22 @@
         <w:jc w:val="both"/>
         <w:rPr>
           <w:rFonts w:ascii="Arial Narrow" w:eastAsia="Arial Narrow" w:hAnsi="Arial Narrow" w:cs="Arial Narrow"/>
-          <w:sz w:val="16"/>
-          <w:szCs w:val="16"/>
-        </w:rPr>
-      </w:pPr>
+          <w:b/>
+          <w:bCs/>
+          <w:sz w:val="16"/>
+          <w:szCs w:val="16"/>
+        </w:rPr>
+      </w:pPr>
+      <w:r>
+        <w:rPr>
+          <w:rFonts w:ascii="Arial Narrow" w:eastAsia="Arial Narrow" w:hAnsi="Arial Narrow" w:cs="Arial Narrow"/>
+          <w:b/>
+          <w:bCs/>
+          <w:sz w:val="16"/>
+          <w:szCs w:val="16"/>
+        </w:rPr>
+        <w:t>Artículo 116.- Medidas correctivas complementarias</w:t>
+      </w:r>
     </w:p>
     <w:p>
       <w:pPr>
@@ -15834,21 +15965,17 @@
         <w:jc w:val="both"/>
         <w:rPr>
           <w:rFonts w:ascii="Arial Narrow" w:eastAsia="Arial Narrow" w:hAnsi="Arial Narrow" w:cs="Arial Narrow"/>
-          <w:b/>
-          <w:bCs/>
-          <w:sz w:val="16"/>
-          <w:szCs w:val="16"/>
-        </w:rPr>
-      </w:pPr>
-      <w:r>
-        <w:rPr>
-          <w:rFonts w:ascii="Arial Narrow" w:eastAsia="Arial Narrow" w:hAnsi="Arial Narrow" w:cs="Arial Narrow"/>
-          <w:b/>
-          <w:bCs/>
-          <w:sz w:val="16"/>
-          <w:szCs w:val="16"/>
-        </w:rPr>
-        <w:t>Artículo 116.- Medidas correctivas complementarias</w:t>
+          <w:sz w:val="16"/>
+          <w:szCs w:val="16"/>
+        </w:rPr>
+      </w:pPr>
+      <w:r>
+        <w:rPr>
+          <w:rFonts w:ascii="Arial Narrow" w:eastAsia="Arial Narrow" w:hAnsi="Arial Narrow" w:cs="Arial Narrow"/>
+          <w:sz w:val="16"/>
+          <w:szCs w:val="16"/>
+        </w:rPr>
+        <w:t xml:space="preserve">Las medidas correctivas complementarias tienen el objeto de revertir los efectos de la conducta infractora o evitar que esta se produzca nuevamente en el futuro y pueden ser, entre otras, las siguientes: </w:t>
       </w:r>
     </w:p>
     <w:p>
@@ -15868,7 +15995,7 @@
           <w:sz w:val="16"/>
           <w:szCs w:val="16"/>
         </w:rPr>
-        <w:t xml:space="preserve">Las medidas correctivas complementarias tienen el objeto de revertir los efectos de la conducta infractora o evitar que esta se produzca nuevamente en el futuro y pueden ser, entre otras, las siguientes: </w:t>
+        <w:t xml:space="preserve">a. Que el proveedor cumpla con atender la solicitud de información requerida por el consumidor, siempre que dicho requerimiento guarde relación con el producto adquirido o servicio contratado. </w:t>
       </w:r>
     </w:p>
     <w:p>
@@ -15888,7 +16015,7 @@
           <w:sz w:val="16"/>
           <w:szCs w:val="16"/>
         </w:rPr>
-        <w:t xml:space="preserve">a. Que el proveedor cumpla con atender la solicitud de información requerida por el consumidor, siempre que dicho requerimiento guarde relación con el producto adquirido o servicio contratado. </w:t>
+        <w:t xml:space="preserve">b. Declarar inexigibles las cláusulas que han sido identificadas como abusivas en el procedimiento. </w:t>
       </w:r>
     </w:p>
     <w:p>
@@ -15908,7 +16035,7 @@
           <w:sz w:val="16"/>
           <w:szCs w:val="16"/>
         </w:rPr>
-        <w:t xml:space="preserve">b. Declarar inexigibles las cláusulas que han sido identificadas como abusivas en el procedimiento. </w:t>
+        <w:t xml:space="preserve">c. El decomiso y destrucción de la mercadería, envases, envolturas o etiquetas. </w:t>
       </w:r>
     </w:p>
     <w:p>
@@ -15928,7 +16055,25 @@
           <w:sz w:val="16"/>
           <w:szCs w:val="16"/>
         </w:rPr>
-        <w:t xml:space="preserve">c. El decomiso y destrucción de la mercadería, envases, envolturas o etiquetas. </w:t>
+        <w:t xml:space="preserve">d. En caso de infracciones muy graves y de reincidencia o </w:t>
+      </w:r>
+      <w:proofErr w:type="spellStart"/>
+      <w:r>
+        <w:rPr>
+          <w:rFonts w:ascii="Arial Narrow" w:eastAsia="Arial Narrow" w:hAnsi="Arial Narrow" w:cs="Arial Narrow"/>
+          <w:sz w:val="16"/>
+          <w:szCs w:val="16"/>
+        </w:rPr>
+        <w:t>reiterancia</w:t>
+      </w:r>
+      <w:proofErr w:type="spellEnd"/>
+      <w:r>
+        <w:rPr>
+          <w:rFonts w:ascii="Arial Narrow" w:eastAsia="Arial Narrow" w:hAnsi="Arial Narrow" w:cs="Arial Narrow"/>
+          <w:sz w:val="16"/>
+          <w:szCs w:val="16"/>
+        </w:rPr>
+        <w:t xml:space="preserve">: </w:t>
       </w:r>
     </w:p>
     <w:p>
@@ -15948,25 +16093,7 @@
           <w:sz w:val="16"/>
           <w:szCs w:val="16"/>
         </w:rPr>
-        <w:t xml:space="preserve">d. En caso de infracciones muy graves y de reincidencia o </w:t>
-      </w:r>
-      <w:proofErr w:type="spellStart"/>
-      <w:r>
-        <w:rPr>
-          <w:rFonts w:ascii="Arial Narrow" w:eastAsia="Arial Narrow" w:hAnsi="Arial Narrow" w:cs="Arial Narrow"/>
-          <w:sz w:val="16"/>
-          <w:szCs w:val="16"/>
-        </w:rPr>
-        <w:t>reiterancia</w:t>
-      </w:r>
-      <w:proofErr w:type="spellEnd"/>
-      <w:r>
-        <w:rPr>
-          <w:rFonts w:ascii="Arial Narrow" w:eastAsia="Arial Narrow" w:hAnsi="Arial Narrow" w:cs="Arial Narrow"/>
-          <w:sz w:val="16"/>
-          <w:szCs w:val="16"/>
-        </w:rPr>
-        <w:t xml:space="preserve">: </w:t>
+        <w:t xml:space="preserve">(i) Solicitar a la autoridad correspondiente la clausura temporal del establecimiento industrial, comercial o de servicios por un plazo máximo de seis (6) meses. </w:t>
       </w:r>
     </w:p>
     <w:p>
@@ -15986,7 +16113,25 @@
           <w:sz w:val="16"/>
           <w:szCs w:val="16"/>
         </w:rPr>
-        <w:t xml:space="preserve">(i) Solicitar a la autoridad correspondiente la clausura temporal del establecimiento industrial, comercial o de servicios por un plazo máximo de seis (6) meses. </w:t>
+        <w:t>(</w:t>
+      </w:r>
+      <w:proofErr w:type="spellStart"/>
+      <w:r>
+        <w:rPr>
+          <w:rFonts w:ascii="Arial Narrow" w:eastAsia="Arial Narrow" w:hAnsi="Arial Narrow" w:cs="Arial Narrow"/>
+          <w:sz w:val="16"/>
+          <w:szCs w:val="16"/>
+        </w:rPr>
+        <w:t>ii</w:t>
+      </w:r>
+      <w:proofErr w:type="spellEnd"/>
+      <w:r>
+        <w:rPr>
+          <w:rFonts w:ascii="Arial Narrow" w:eastAsia="Arial Narrow" w:hAnsi="Arial Narrow" w:cs="Arial Narrow"/>
+          <w:sz w:val="16"/>
+          <w:szCs w:val="16"/>
+        </w:rPr>
+        <w:t xml:space="preserve">) Solicitar a la autoridad competente la inhabilitación, temporal o permanente, del proveedor en función de los alcances de la infracción sancionada. </w:t>
       </w:r>
     </w:p>
     <w:p>
@@ -16006,7 +16151,7 @@
           <w:sz w:val="16"/>
           <w:szCs w:val="16"/>
         </w:rPr>
-        <w:t>(</w:t>
+        <w:t xml:space="preserve">e. Publicación de avisos </w:t>
       </w:r>
       <w:proofErr w:type="spellStart"/>
       <w:r>
@@ -16015,7 +16160,7 @@
           <w:sz w:val="16"/>
           <w:szCs w:val="16"/>
         </w:rPr>
-        <w:t>ii</w:t>
+        <w:t>rectificatorios</w:t>
       </w:r>
       <w:proofErr w:type="spellEnd"/>
       <w:r>
@@ -16024,7 +16169,7 @@
           <w:sz w:val="16"/>
           <w:szCs w:val="16"/>
         </w:rPr>
-        <w:t xml:space="preserve">) Solicitar a la autoridad competente la inhabilitación, temporal o permanente, del proveedor en función de los alcances de la infracción sancionada. </w:t>
+        <w:t xml:space="preserve"> o informativos en la forma que determine el Indecopi, tomando en consideración los medios que resulten idóneos para revertir los efectos que el acto objeto de sanción ha ocasionado. </w:t>
       </w:r>
     </w:p>
     <w:p>
@@ -16044,25 +16189,7 @@
           <w:sz w:val="16"/>
           <w:szCs w:val="16"/>
         </w:rPr>
-        <w:t xml:space="preserve">e. Publicación de avisos </w:t>
-      </w:r>
-      <w:proofErr w:type="spellStart"/>
-      <w:r>
-        <w:rPr>
-          <w:rFonts w:ascii="Arial Narrow" w:eastAsia="Arial Narrow" w:hAnsi="Arial Narrow" w:cs="Arial Narrow"/>
-          <w:sz w:val="16"/>
-          <w:szCs w:val="16"/>
-        </w:rPr>
-        <w:t>rectificatorios</w:t>
-      </w:r>
-      <w:proofErr w:type="spellEnd"/>
-      <w:r>
-        <w:rPr>
-          <w:rFonts w:ascii="Arial Narrow" w:eastAsia="Arial Narrow" w:hAnsi="Arial Narrow" w:cs="Arial Narrow"/>
-          <w:sz w:val="16"/>
-          <w:szCs w:val="16"/>
-        </w:rPr>
-        <w:t xml:space="preserve"> o informativos en la forma que determine el Indecopi, tomando en consideración los medios que resulten idóneos para revertir los efectos que el acto objeto de sanción ha ocasionado. </w:t>
+        <w:t xml:space="preserve">f. Cualquier otra medida correctiva que tenga el objeto de revertir los efectos de la conducta infractora o evitar que esta se produzca nuevamente en el futuro. </w:t>
       </w:r>
     </w:p>
     <w:p>
@@ -16082,26 +16209,6 @@
           <w:sz w:val="16"/>
           <w:szCs w:val="16"/>
         </w:rPr>
-        <w:t xml:space="preserve">f. Cualquier otra medida correctiva que tenga el objeto de revertir los efectos de la conducta infractora o evitar que esta se produzca nuevamente en el futuro. </w:t>
-      </w:r>
-    </w:p>
-    <w:p>
-      <w:pPr>
-        <w:spacing w:after="0" w:line="240" w:lineRule="auto"/>
-        <w:ind w:left="567"/>
-        <w:jc w:val="both"/>
-        <w:rPr>
-          <w:rFonts w:ascii="Arial Narrow" w:eastAsia="Arial Narrow" w:hAnsi="Arial Narrow" w:cs="Arial Narrow"/>
-          <w:sz w:val="16"/>
-          <w:szCs w:val="16"/>
-        </w:rPr>
-      </w:pPr>
-      <w:r>
-        <w:rPr>
-          <w:rFonts w:ascii="Arial Narrow" w:eastAsia="Arial Narrow" w:hAnsi="Arial Narrow" w:cs="Arial Narrow"/>
-          <w:sz w:val="16"/>
-          <w:szCs w:val="16"/>
-        </w:rPr>
         <w:t>El Indecopi está facultado para solicitar a la autoridad municipal y policial el apoyo respectivo para la ejecución de las medidas correctivas complementarias correspondientes.</w:t>
       </w:r>
     </w:p>
@@ -16118,7 +16225,7 @@
       </w:pPr>
     </w:p>
   </w:footnote>
-  <w:footnote w:id="14">
+  <w:footnote w:id="16">
     <w:p>
       <w:pPr>
         <w:pStyle w:val="Textonotapie"/>
@@ -16150,15 +16257,16 @@
           <w:sz w:val="16"/>
           <w:szCs w:val="16"/>
         </w:rPr>
-        <w:t xml:space="preserve"> </w:t>
-      </w:r>
-      <w:r>
-        <w:rPr>
-          <w:rFonts w:ascii="Arial Narrow" w:eastAsia="Arial Narrow" w:hAnsi="Arial Narrow" w:cs="Arial Narrow"/>
-          <w:sz w:val="16"/>
-          <w:szCs w:val="16"/>
-        </w:rPr>
         <w:tab/>
+        <w:t xml:space="preserve"/>
+      </w:r>
+      <w:r>
+        <w:rPr>
+          <w:rFonts w:ascii="Arial Narrow" w:eastAsia="Arial Narrow" w:hAnsi="Arial Narrow" w:cs="Arial Narrow"/>
+          <w:sz w:val="16"/>
+          <w:szCs w:val="16"/>
+        </w:rPr>
+        <w:tab/>
       </w:r>
       <w:r>
         <w:rPr>
@@ -16206,7 +16314,7 @@
           <w:sz w:val="16"/>
           <w:szCs w:val="16"/>
         </w:rPr>
-        <w:t xml:space="preserve"> 1308</w:t>
+        <w:t xml:space="preserve">1308</w:t>
       </w:r>
     </w:p>
     <w:p>
@@ -16361,7 +16469,155 @@
       </w:pPr>
     </w:p>
   </w:footnote>
-  <w:footnote w:id="15">
+  <w:footnote w:id="17">
+    <w:p>
+      <w:pPr>
+        <w:autoSpaceDE w:val="0"/>
+        <w:autoSpaceDN w:val="0"/>
+        <w:adjustRightInd w:val="0"/>
+        <w:tabs>
+          <w:tab w:val="left" w:pos="567"/>
+        </w:tabs>
+        <w:spacing w:after="0" w:line="240" w:lineRule="auto"/>
+        <w:ind w:left="567" w:hanging="567"/>
+        <w:jc w:val="both"/>
+        <w:rPr>
+          <w:rFonts w:ascii="Arial Narrow" w:eastAsia="Arial Narrow" w:hAnsi="Arial Narrow" w:cs="Arial Narrow"/>
+          <w:b/>
+          <w:bCs/>
+          <w:sz w:val="16"/>
+          <w:szCs w:val="16"/>
+        </w:rPr>
+      </w:pPr>
+      <w:r>
+        <w:rPr>
+          <w:rStyle w:val="Refdenotaalpie"/>
+          <w:rFonts w:ascii="Arial Narrow" w:eastAsia="Arial Narrow" w:hAnsi="Arial Narrow" w:cs="Arial Narrow"/>
+          <w:b/>
+          <w:bCs/>
+          <w:sz w:val="16"/>
+          <w:szCs w:val="16"/>
+          <w:vertAlign w:val="superscript"/>
+        </w:rPr>
+        <w:footnoteRef/>
+      </w:r>
+      <w:r>
+        <w:rPr>
+          <w:rFonts w:ascii="Arial Narrow" w:eastAsia="Arial Narrow" w:hAnsi="Arial Narrow" w:cs="Arial Narrow"/>
+          <w:b/>
+          <w:bCs/>
+          <w:sz w:val="16"/>
+          <w:szCs w:val="16"/>
+        </w:rPr>
+        <w:tab/>
+        <w:t xml:space="preserve"/>
+      </w:r>
+      <w:r>
+        <w:rPr>
+          <w:rFonts w:ascii="Arial Narrow" w:eastAsia="Arial Narrow" w:hAnsi="Arial Narrow" w:cs="Arial Narrow"/>
+          <w:b/>
+          <w:bCs/>
+          <w:sz w:val="16"/>
+          <w:szCs w:val="16"/>
+        </w:rPr>
+        <w:tab/>
+        <w:t xml:space="preserve">DECRETO LEGISLATIVO </w:t>
+      </w:r>
+      <w:proofErr w:type="spellStart"/>
+      <w:r>
+        <w:rPr>
+          <w:rFonts w:ascii="Arial Narrow" w:eastAsia="Arial Narrow" w:hAnsi="Arial Narrow" w:cs="Arial Narrow"/>
+          <w:b/>
+          <w:bCs/>
+          <w:sz w:val="16"/>
+          <w:szCs w:val="16"/>
+        </w:rPr>
+        <w:t/>
+      </w:r>
+      <w:proofErr w:type="spellEnd"/>
+      <w:r>
+        <w:rPr>
+          <w:rFonts w:ascii="Arial Narrow" w:eastAsia="Arial Narrow" w:hAnsi="Arial Narrow" w:cs="Arial Narrow"/>
+          <w:b/>
+          <w:bCs/>
+          <w:sz w:val="16"/>
+          <w:szCs w:val="16"/>
+        </w:rPr>
+        <w:t xml:space="preserve">807, LEY SOBRE FACULTADES, NORMAS Y ORGANIZACIÓN DEL INDECOPI FACULTADES DE LAS COMISIONES Y OFICINAS DEL INDECOPI</w:t>
+      </w:r>
+    </w:p>
+    <w:p>
+      <w:pPr>
+        <w:pStyle w:val="NormalWeb"/>
+        <w:spacing w:after="0" w:line="240" w:lineRule="auto"/>
+        <w:ind w:left="567"/>
+        <w:jc w:val="both"/>
+        <w:rPr>
+          <w:rFonts w:ascii="Arial Narrow" w:eastAsia="Arial Narrow" w:hAnsi="Arial Narrow" w:cs="Arial Narrow"/>
+          <w:bCs/>
+          <w:sz w:val="16"/>
+          <w:szCs w:val="16"/>
+        </w:rPr>
+      </w:pPr>
+      <w:r>
+        <w:rPr>
+          <w:rFonts w:ascii="Arial Narrow" w:eastAsia="Arial Narrow" w:hAnsi="Arial Narrow" w:cs="Arial Narrow"/>
+          <w:b/>
+          <w:sz w:val="16"/>
+          <w:szCs w:val="16"/>
+        </w:rPr>
+        <w:t xml:space="preserve">Artículo 29.- </w:t>
+      </w:r>
+      <w:r>
+        <w:rPr>
+          <w:rFonts w:ascii="Arial Narrow" w:eastAsia="Arial Narrow" w:hAnsi="Arial Narrow" w:cs="Arial Narrow"/>
+          <w:bCs/>
+          <w:sz w:val="16"/>
+          <w:szCs w:val="16"/>
+        </w:rPr>
+        <w:t xml:space="preserve">En cualquier estado del procedimiento, e incluso antes de admitirse a trámite la denuncia, el </w:t>
+      </w:r>
+      <w:proofErr w:type="gramStart"/>
+      <w:r>
+        <w:rPr>
+          <w:rFonts w:ascii="Arial Narrow" w:eastAsia="Arial Narrow" w:hAnsi="Arial Narrow" w:cs="Arial Narrow"/>
+          <w:bCs/>
+          <w:sz w:val="16"/>
+          <w:szCs w:val="16"/>
+        </w:rPr>
+        <w:t>Secretario Técnico</w:t>
+      </w:r>
+      <w:proofErr w:type="gramEnd"/>
+      <w:r>
+        <w:rPr>
+          <w:rFonts w:ascii="Arial Narrow" w:eastAsia="Arial Narrow" w:hAnsi="Arial Narrow" w:cs="Arial Narrow"/>
+          <w:bCs/>
+          <w:sz w:val="16"/>
+          <w:szCs w:val="16"/>
+        </w:rPr>
+        <w:t xml:space="preserve"> podrá citar a las partes a audiencia de conciliación. La audiencia se desarrollará ante el </w:t>
+      </w:r>
+      <w:proofErr w:type="gramStart"/>
+      <w:r>
+        <w:rPr>
+          <w:rFonts w:ascii="Arial Narrow" w:eastAsia="Arial Narrow" w:hAnsi="Arial Narrow" w:cs="Arial Narrow"/>
+          <w:bCs/>
+          <w:sz w:val="16"/>
+          <w:szCs w:val="16"/>
+        </w:rPr>
+        <w:t>Secretario Técnico</w:t>
+      </w:r>
+      <w:proofErr w:type="gramEnd"/>
+      <w:r>
+        <w:rPr>
+          <w:rFonts w:ascii="Arial Narrow" w:eastAsia="Arial Narrow" w:hAnsi="Arial Narrow" w:cs="Arial Narrow"/>
+          <w:bCs/>
+          <w:sz w:val="16"/>
+          <w:szCs w:val="16"/>
+        </w:rPr>
+        <w:t xml:space="preserve"> o ante la persona que este designe. Si ambas partes arribaran a un acuerdo respecto de la denuncia, se levantará un acta donde conste el acuerdo respectivo, el mismo que tendrá efectos de transacción extrajudicial. En cualquier caso, la Comisión podrá continuar de oficio el procedimiento, si del análisis de los hechos denunciados considera que podría estarse afectando intereses de terceros.</w:t>
+      </w:r>
+    </w:p>
     <w:p>
       <w:pPr>
         <w:autoSpaceDE w:val="0"/>
@@ -16378,12 +16634,27 @@
           <w:szCs w:val="16"/>
         </w:rPr>
       </w:pPr>
+    </w:p>
+  </w:footnote>
+  <w:footnote w:id="18">
+    <w:p>
+      <w:pPr>
+        <w:pStyle w:val="Textonotapie"/>
+        <w:tabs>
+          <w:tab w:val="left" w:pos="567"/>
+        </w:tabs>
+        <w:ind w:left="567" w:hanging="567"/>
+        <w:jc w:val="both"/>
+        <w:rPr>
+          <w:rFonts w:ascii="Arial Narrow" w:eastAsia="Arial Narrow" w:hAnsi="Arial Narrow" w:cs="Arial Narrow"/>
+          <w:sz w:val="16"/>
+          <w:szCs w:val="16"/>
+        </w:rPr>
+      </w:pPr>
       <w:r>
         <w:rPr>
           <w:rStyle w:val="Refdenotaalpie"/>
           <w:rFonts w:ascii="Arial Narrow" w:eastAsia="Arial Narrow" w:hAnsi="Arial Narrow" w:cs="Arial Narrow"/>
-          <w:b/>
-          <w:bCs/>
           <w:sz w:val="16"/>
           <w:szCs w:val="16"/>
           <w:vertAlign w:val="superscript"/>
@@ -16393,30 +16664,34 @@
       <w:r>
         <w:rPr>
           <w:rFonts w:ascii="Arial Narrow" w:eastAsia="Arial Narrow" w:hAnsi="Arial Narrow" w:cs="Arial Narrow"/>
-          <w:b/>
-          <w:bCs/>
-          <w:sz w:val="16"/>
-          <w:szCs w:val="16"/>
-        </w:rPr>
-        <w:t xml:space="preserve"> </w:t>
-      </w:r>
-      <w:r>
-        <w:rPr>
-          <w:rFonts w:ascii="Arial Narrow" w:eastAsia="Arial Narrow" w:hAnsi="Arial Narrow" w:cs="Arial Narrow"/>
-          <w:b/>
-          <w:bCs/>
           <w:sz w:val="16"/>
           <w:szCs w:val="16"/>
         </w:rPr>
         <w:tab/>
-        <w:t xml:space="preserve">DECRETO LEGISLATIVO </w:t>
+        <w:t xml:space="preserve"/>
+      </w:r>
+      <w:r>
+        <w:rPr>
+          <w:rFonts w:ascii="Arial Narrow" w:eastAsia="Arial Narrow" w:hAnsi="Arial Narrow" w:cs="Arial Narrow"/>
+          <w:sz w:val="16"/>
+          <w:szCs w:val="16"/>
+        </w:rPr>
+        <w:tab/>
+      </w:r>
+      <w:r>
+        <w:rPr>
+          <w:rFonts w:ascii="Arial Narrow" w:eastAsia="Arial Narrow" w:hAnsi="Arial Narrow" w:cs="Arial Narrow"/>
+          <w:b/>
+          <w:sz w:val="16"/>
+          <w:szCs w:val="16"/>
+        </w:rPr>
+        <w:t xml:space="preserve">TEXTO ÚNICO ORDENADO DE LA LEY DEL PROCEDIMIENTO ADMINISTRATIVO GENERAL, aprobado mediante DECRETO SUPREMO </w:t>
       </w:r>
       <w:proofErr w:type="spellStart"/>
       <w:r>
         <w:rPr>
           <w:rFonts w:ascii="Arial Narrow" w:eastAsia="Arial Narrow" w:hAnsi="Arial Narrow" w:cs="Arial Narrow"/>
           <w:b/>
-          <w:bCs/>
           <w:sz w:val="16"/>
           <w:szCs w:val="16"/>
         </w:rPr>
@@ -16427,169 +16702,10 @@
         <w:rPr>
           <w:rFonts w:ascii="Arial Narrow" w:eastAsia="Arial Narrow" w:hAnsi="Arial Narrow" w:cs="Arial Narrow"/>
           <w:b/>
-          <w:bCs/>
-          <w:sz w:val="16"/>
-          <w:szCs w:val="16"/>
-        </w:rPr>
-        <w:t xml:space="preserve"> 807, LEY SOBRE FACULTADES, NORMAS Y ORGANIZACIÓN DEL INDECOPI FACULTADES DE LAS COMISIONES Y OFICINAS DEL INDECOPI</w:t>
-      </w:r>
-    </w:p>
-    <w:p>
-      <w:pPr>
-        <w:pStyle w:val="NormalWeb"/>
-        <w:spacing w:after="0" w:line="240" w:lineRule="auto"/>
-        <w:ind w:left="567"/>
-        <w:jc w:val="both"/>
-        <w:rPr>
-          <w:rFonts w:ascii="Arial Narrow" w:eastAsia="Arial Narrow" w:hAnsi="Arial Narrow" w:cs="Arial Narrow"/>
-          <w:bCs/>
-          <w:sz w:val="16"/>
-          <w:szCs w:val="16"/>
-        </w:rPr>
-      </w:pPr>
-      <w:r>
-        <w:rPr>
-          <w:rFonts w:ascii="Arial Narrow" w:eastAsia="Arial Narrow" w:hAnsi="Arial Narrow" w:cs="Arial Narrow"/>
-          <w:b/>
-          <w:sz w:val="16"/>
-          <w:szCs w:val="16"/>
-        </w:rPr>
-        <w:t xml:space="preserve">Artículo 29.- </w:t>
-      </w:r>
-      <w:r>
-        <w:rPr>
-          <w:rFonts w:ascii="Arial Narrow" w:eastAsia="Arial Narrow" w:hAnsi="Arial Narrow" w:cs="Arial Narrow"/>
-          <w:bCs/>
-          <w:sz w:val="16"/>
-          <w:szCs w:val="16"/>
-        </w:rPr>
-        <w:t xml:space="preserve">En cualquier estado del procedimiento, e incluso antes de admitirse a trámite la denuncia, el </w:t>
-      </w:r>
-      <w:proofErr w:type="gramStart"/>
-      <w:r>
-        <w:rPr>
-          <w:rFonts w:ascii="Arial Narrow" w:eastAsia="Arial Narrow" w:hAnsi="Arial Narrow" w:cs="Arial Narrow"/>
-          <w:bCs/>
-          <w:sz w:val="16"/>
-          <w:szCs w:val="16"/>
-        </w:rPr>
-        <w:t>Secretario Técnico</w:t>
-      </w:r>
-      <w:proofErr w:type="gramEnd"/>
-      <w:r>
-        <w:rPr>
-          <w:rFonts w:ascii="Arial Narrow" w:eastAsia="Arial Narrow" w:hAnsi="Arial Narrow" w:cs="Arial Narrow"/>
-          <w:bCs/>
-          <w:sz w:val="16"/>
-          <w:szCs w:val="16"/>
-        </w:rPr>
-        <w:t xml:space="preserve"> podrá citar a las partes a audiencia de conciliación. La audiencia se desarrollará ante el </w:t>
-      </w:r>
-      <w:proofErr w:type="gramStart"/>
-      <w:r>
-        <w:rPr>
-          <w:rFonts w:ascii="Arial Narrow" w:eastAsia="Arial Narrow" w:hAnsi="Arial Narrow" w:cs="Arial Narrow"/>
-          <w:bCs/>
-          <w:sz w:val="16"/>
-          <w:szCs w:val="16"/>
-        </w:rPr>
-        <w:t>Secretario Técnico</w:t>
-      </w:r>
-      <w:proofErr w:type="gramEnd"/>
-      <w:r>
-        <w:rPr>
-          <w:rFonts w:ascii="Arial Narrow" w:eastAsia="Arial Narrow" w:hAnsi="Arial Narrow" w:cs="Arial Narrow"/>
-          <w:bCs/>
-          <w:sz w:val="16"/>
-          <w:szCs w:val="16"/>
-        </w:rPr>
-        <w:t xml:space="preserve"> o ante la persona que este designe. Si ambas partes arribaran a un acuerdo respecto de la denuncia, se levantará un acta donde conste el acuerdo respectivo, el mismo que tendrá efectos de transacción extrajudicial. En cualquier caso, la Comisión podrá continuar de oficio el procedimiento, si del análisis de los hechos denunciados considera que podría estarse afectando intereses de terceros.</w:t>
-      </w:r>
-    </w:p>
-    <w:p>
-      <w:pPr>
-        <w:autoSpaceDE w:val="0"/>
-        <w:autoSpaceDN w:val="0"/>
-        <w:adjustRightInd w:val="0"/>
-        <w:spacing w:after="0" w:line="240" w:lineRule="auto"/>
-        <w:ind w:left="567" w:hanging="567"/>
-        <w:jc w:val="both"/>
-        <w:rPr>
-          <w:rFonts w:ascii="Arial Narrow" w:eastAsia="Arial Narrow" w:hAnsi="Arial Narrow" w:cs="Arial Narrow"/>
-          <w:b/>
-          <w:bCs/>
-          <w:sz w:val="16"/>
-          <w:szCs w:val="16"/>
-        </w:rPr>
-      </w:pPr>
-    </w:p>
-  </w:footnote>
-  <w:footnote w:id="16">
-    <w:p>
-      <w:pPr>
-        <w:pStyle w:val="Textonotapie"/>
-        <w:ind w:left="567" w:hanging="567"/>
-        <w:jc w:val="both"/>
-        <w:rPr>
-          <w:rFonts w:ascii="Arial Narrow" w:eastAsia="Arial Narrow" w:hAnsi="Arial Narrow" w:cs="Arial Narrow"/>
-          <w:sz w:val="16"/>
-          <w:szCs w:val="16"/>
-        </w:rPr>
-      </w:pPr>
-      <w:r>
-        <w:rPr>
-          <w:rStyle w:val="Refdenotaalpie"/>
-          <w:rFonts w:ascii="Arial Narrow" w:eastAsia="Arial Narrow" w:hAnsi="Arial Narrow" w:cs="Arial Narrow"/>
-          <w:sz w:val="16"/>
-          <w:szCs w:val="16"/>
-          <w:vertAlign w:val="superscript"/>
-        </w:rPr>
-        <w:footnoteRef/>
-      </w:r>
-      <w:r>
-        <w:rPr>
-          <w:rFonts w:ascii="Arial Narrow" w:eastAsia="Arial Narrow" w:hAnsi="Arial Narrow" w:cs="Arial Narrow"/>
-          <w:sz w:val="16"/>
-          <w:szCs w:val="16"/>
-        </w:rPr>
-        <w:t xml:space="preserve"> </w:t>
-      </w:r>
-      <w:r>
-        <w:rPr>
-          <w:rFonts w:ascii="Arial Narrow" w:eastAsia="Arial Narrow" w:hAnsi="Arial Narrow" w:cs="Arial Narrow"/>
-          <w:sz w:val="16"/>
-          <w:szCs w:val="16"/>
-        </w:rPr>
-        <w:tab/>
-      </w:r>
-      <w:r>
-        <w:rPr>
-          <w:rFonts w:ascii="Arial Narrow" w:eastAsia="Arial Narrow" w:hAnsi="Arial Narrow" w:cs="Arial Narrow"/>
-          <w:b/>
-          <w:sz w:val="16"/>
-          <w:szCs w:val="16"/>
-        </w:rPr>
-        <w:t xml:space="preserve">TEXTO ÚNICO ORDENADO DE LA LEY DEL PROCEDIMIENTO ADMINISTRATIVO GENERAL, aprobado mediante DECRETO SUPREMO </w:t>
-      </w:r>
-      <w:proofErr w:type="spellStart"/>
-      <w:r>
-        <w:rPr>
-          <w:rFonts w:ascii="Arial Narrow" w:eastAsia="Arial Narrow" w:hAnsi="Arial Narrow" w:cs="Arial Narrow"/>
-          <w:b/>
-          <w:sz w:val="16"/>
-          <w:szCs w:val="16"/>
-        </w:rPr>
-        <w:t/>
-      </w:r>
-      <w:proofErr w:type="spellEnd"/>
-      <w:r>
-        <w:rPr>
-          <w:rFonts w:ascii="Arial Narrow" w:eastAsia="Arial Narrow" w:hAnsi="Arial Narrow" w:cs="Arial Narrow"/>
-          <w:b/>
-          <w:sz w:val="16"/>
-          <w:szCs w:val="16"/>
-        </w:rPr>
-        <w:t xml:space="preserve"> 006-2026-JUS y publicado el 30 de abril de 2026</w:t>
+          <w:sz w:val="16"/>
+          <w:szCs w:val="16"/>
+        </w:rPr>
+        <w:t xml:space="preserve">006-2026-JUS y publicado el 30 de abril de 2026</w:t>
       </w:r>
     </w:p>
     <w:p>

--- a/plantillas_maestras/03_seguro_desgravamen/anulacion_indebida/2_ddos_banco_y_aseguradora/varon/TPL_2428_2025_SEGURO_DESGRAVAMEN_ANULACION_INDEBIDA_BANCO_VARON_R2.docx
+++ b/plantillas_maestras/03_seguro_desgravamen/anulacion_indebida/2_ddos_banco_y_aseguradora/varon/TPL_2428_2025_SEGURO_DESGRAVAMEN_ANULACION_INDEBIDA_BANCO_VARON_R2.docx
@@ -676,7 +676,7 @@
     </w:p>
     <w:p>
       <w:pPr>
-        <w:spacing w:after="0" w:line="240" w:lineRule="auto"/>
+        <w:spacing w:before="0" w:after="0" w:line="240" w:lineRule="auto"/>
         <w:jc w:val="both"/>
         <w:rPr>
           <w:rFonts w:ascii="Arial Narrow" w:eastAsia="Arial Narrow" w:hAnsi="Arial Narrow" w:cs="Arial Narrow"/>
@@ -971,10 +971,10 @@
     </w:p>
     <w:p>
       <w:pPr>
+        <w:spacing w:before="0" w:after="0" w:line="240" w:lineRule="auto"/>
         <w:tabs>
           <w:tab w:val="left" w:pos="1134"/>
         </w:tabs>
-        <w:spacing w:after="0" w:line="240" w:lineRule="auto"/>
         <w:jc w:val="both"/>
         <w:rPr>
           <w:rFonts w:ascii="Arial Narrow" w:eastAsia="Arial Narrow" w:hAnsi="Arial Narrow" w:cs="Arial Narrow"/>
@@ -1176,7 +1176,7 @@
     <w:p>
       <w:pPr>
         <w:pStyle w:val="Prrafodelista"/>
-        <w:spacing w:after="0" w:line="240" w:lineRule="auto"/>
+        <w:spacing w:before="0" w:after="0" w:line="240" w:lineRule="auto"/>
         <w:ind w:left="1134"/>
         <w:jc w:val="both"/>
         <w:rPr>
@@ -1311,7 +1311,7 @@
     <w:p>
       <w:pPr>
         <w:pStyle w:val="Prrafodelista"/>
-        <w:spacing w:after="0" w:line="240" w:lineRule="auto"/>
+        <w:spacing w:before="0" w:after="0" w:line="240" w:lineRule="auto"/>
         <w:ind w:left="1134"/>
         <w:jc w:val="both"/>
         <w:rPr>
@@ -1532,7 +1532,7 @@
     <w:p>
       <w:pPr>
         <w:pStyle w:val="Prrafodelista"/>
-        <w:spacing w:before="240" w:after="240" w:line="240" w:lineRule="auto"/>
+        <w:spacing w:before="0" w:after="0" w:line="240" w:lineRule="auto"/>
         <w:ind w:left="1430"/>
         <w:jc w:val="both"/>
         <w:rPr>
@@ -1723,7 +1723,7 @@
     <w:p>
       <w:pPr>
         <w:pStyle w:val="Prrafodelista"/>
-        <w:spacing w:before="240" w:after="240" w:line="240" w:lineRule="auto"/>
+        <w:spacing w:before="0" w:after="0" w:line="240" w:lineRule="auto"/>
         <w:ind w:left="1430"/>
         <w:jc w:val="both"/>
         <w:rPr>
@@ -1923,7 +1923,7 @@
     <w:p>
       <w:pPr>
         <w:pStyle w:val="Prrafodelista"/>
-        <w:spacing w:before="240" w:after="240" w:line="240" w:lineRule="auto"/>
+        <w:spacing w:before="0" w:after="0" w:line="240" w:lineRule="auto"/>
         <w:ind w:left="1430"/>
         <w:jc w:val="both"/>
         <w:rPr>
@@ -2190,7 +2190,7 @@
     <w:p>
       <w:pPr>
         <w:pStyle w:val="Prrafodelista"/>
-        <w:spacing w:line="240" w:lineRule="auto"/>
+        <w:spacing w:before="0" w:after="0" w:line="240" w:lineRule="auto"/>
         <w:rPr>
           <w:rFonts w:ascii="Arial Narrow" w:eastAsia="Arial Narrow" w:hAnsi="Arial Narrow" w:cs="Arial Narrow"/>
           <w:sz w:val="22"/>
@@ -2328,7 +2328,7 @@
     <w:p>
       <w:pPr>
         <w:pStyle w:val="Prrafodelista"/>
-        <w:spacing w:before="240" w:after="240" w:line="240" w:lineRule="auto"/>
+        <w:spacing w:before="0" w:after="0" w:line="240" w:lineRule="auto"/>
         <w:ind w:left="1430"/>
         <w:jc w:val="both"/>
         <w:rPr>
@@ -2502,7 +2502,7 @@
     <w:p>
       <w:pPr>
         <w:pStyle w:val="Prrafodelista"/>
-        <w:spacing w:before="240" w:after="240" w:line="240" w:lineRule="auto"/>
+        <w:spacing w:before="0" w:after="0" w:line="240" w:lineRule="auto"/>
         <w:ind w:left="1430"/>
         <w:jc w:val="both"/>
         <w:rPr>
@@ -2710,7 +2710,7 @@
     <w:p>
       <w:pPr>
         <w:pStyle w:val="Prrafodelista"/>
-        <w:spacing w:before="240" w:after="240" w:line="240" w:lineRule="auto"/>
+        <w:spacing w:before="0" w:after="0" w:line="240" w:lineRule="auto"/>
         <w:ind w:left="1430"/>
         <w:jc w:val="both"/>
         <w:rPr>
@@ -2842,7 +2842,7 @@
     <w:p>
       <w:pPr>
         <w:pStyle w:val="Prrafodelista"/>
-        <w:spacing w:before="240" w:after="240" w:line="240" w:lineRule="auto"/>
+        <w:spacing w:before="0" w:after="0" w:line="240" w:lineRule="auto"/>
         <w:ind w:left="1430"/>
         <w:jc w:val="both"/>
         <w:rPr>
@@ -3961,7 +3961,7 @@
     <w:bookmarkEnd w:id="1"/>
     <w:p>
       <w:pPr>
-        <w:spacing w:after="0" w:line="240" w:lineRule="auto"/>
+        <w:spacing w:before="0" w:after="0" w:line="240" w:lineRule="auto"/>
         <w:contextualSpacing/>
         <w:jc w:val="both"/>
         <w:rPr>
@@ -4017,7 +4017,7 @@
     </w:p>
     <w:p>
       <w:pPr>
-        <w:spacing w:after="0" w:line="240" w:lineRule="auto"/>
+        <w:spacing w:before="0" w:after="0" w:line="240" w:lineRule="auto"/>
         <w:ind w:left="567"/>
         <w:contextualSpacing/>
         <w:jc w:val="both"/>
@@ -4228,7 +4228,7 @@
     <w:p>
       <w:pPr>
         <w:pStyle w:val="Prrafodelista"/>
-        <w:spacing w:after="0" w:line="240" w:lineRule="auto"/>
+        <w:spacing w:before="0" w:after="0" w:line="240" w:lineRule="auto"/>
         <w:ind w:left="567"/>
         <w:jc w:val="both"/>
         <w:rPr>
@@ -4394,6 +4394,7 @@
     <w:p>
       <w:pPr>
         <w:pStyle w:val="Prrafodelista"/>
+        <w:spacing w:before="0" w:after="0" w:line="240" w:lineRule="auto"/>
         <w:rPr>
           <w:rFonts w:ascii="Arial Narrow" w:eastAsia="Arial Narrow" w:hAnsi="Arial Narrow" w:cs="Arial Narrow"/>
           <w:kern w:val="0"/>
@@ -4535,6 +4536,7 @@
     <w:p>
       <w:pPr>
         <w:pStyle w:val="Prrafodelista"/>
+        <w:spacing w:before="0" w:after="0" w:line="240" w:lineRule="auto"/>
         <w:rPr>
           <w:rFonts w:ascii="Arial Narrow" w:eastAsia="Arial Narrow" w:hAnsi="Arial Narrow" w:cs="Arial Narrow"/>
           <w:kern w:val="0"/>
@@ -4665,6 +4667,7 @@
     <w:p>
       <w:pPr>
         <w:pStyle w:val="Prrafodelista"/>
+        <w:spacing w:before="0" w:after="0" w:line="240" w:lineRule="auto"/>
         <w:rPr>
           <w:rFonts w:ascii="Arial Narrow" w:eastAsia="Arial Narrow" w:hAnsi="Arial Narrow" w:cs="Arial Narrow"/>
           <w:kern w:val="0"/>
@@ -4795,6 +4798,7 @@
     <w:p>
       <w:pPr>
         <w:pStyle w:val="Prrafodelista"/>
+        <w:spacing w:before="0" w:after="0" w:line="240" w:lineRule="auto"/>
         <w:rPr>
           <w:rFonts w:ascii="Arial Narrow" w:eastAsia="Arial Narrow" w:hAnsi="Arial Narrow" w:cs="Arial Narrow"/>
           <w:kern w:val="0"/>
@@ -4935,6 +4939,7 @@
     <w:p>
       <w:pPr>
         <w:pStyle w:val="Prrafodelista"/>
+        <w:spacing w:before="0" w:after="0" w:line="240" w:lineRule="auto"/>
         <w:rPr>
           <w:rFonts w:ascii="Arial Narrow" w:eastAsia="Arial Narrow" w:hAnsi="Arial Narrow" w:cs="Arial Narrow"/>
           <w:kern w:val="0"/>
@@ -5065,6 +5070,7 @@
     <w:p>
       <w:pPr>
         <w:pStyle w:val="Prrafodelista"/>
+        <w:spacing w:before="0" w:after="0" w:line="240" w:lineRule="auto"/>
         <w:rPr>
           <w:rFonts w:ascii="Arial Narrow" w:eastAsia="Arial Narrow" w:hAnsi="Arial Narrow" w:cs="Arial Narrow"/>
           <w:kern w:val="0"/>
@@ -5195,6 +5201,7 @@
     <w:p>
       <w:pPr>
         <w:pStyle w:val="Prrafodelista"/>
+        <w:spacing w:before="0" w:after="0" w:line="240" w:lineRule="auto"/>
         <w:rPr>
           <w:rFonts w:ascii="Arial Narrow" w:eastAsia="Arial Narrow" w:hAnsi="Arial Narrow" w:cs="Arial Narrow"/>
           <w:kern w:val="0"/>
@@ -5339,6 +5346,7 @@
     <w:p>
       <w:pPr>
         <w:pStyle w:val="Prrafodelista"/>
+        <w:spacing w:before="0" w:after="0" w:line="240" w:lineRule="auto"/>
         <w:rPr>
           <w:rFonts w:ascii="Arial Narrow" w:eastAsia="Arial Narrow" w:hAnsi="Arial Narrow" w:cs="Arial Narrow"/>
           <w:kern w:val="0"/>
@@ -5469,7 +5477,7 @@
     <w:p>
       <w:pPr>
         <w:pStyle w:val="Prrafodelista"/>
-        <w:spacing w:after="0" w:line="240" w:lineRule="auto"/>
+        <w:spacing w:before="0" w:after="0" w:line="240" w:lineRule="auto"/>
         <w:ind w:left="567"/>
         <w:jc w:val="both"/>
         <w:rPr>
@@ -5618,6 +5626,7 @@
     <w:p>
       <w:pPr>
         <w:pStyle w:val="Prrafodelista"/>
+        <w:spacing w:before="0" w:after="0" w:line="240" w:lineRule="auto"/>
         <w:rPr>
           <w:rFonts w:ascii="Arial Narrow" w:eastAsia="Arial Narrow" w:hAnsi="Arial Narrow" w:cs="Arial Narrow"/>
           <w:kern w:val="0"/>
@@ -5763,6 +5772,7 @@
     <w:p>
       <w:pPr>
         <w:pStyle w:val="Prrafodelista"/>
+        <w:spacing w:before="0" w:after="0" w:line="240" w:lineRule="auto"/>
         <w:rPr>
           <w:rFonts w:ascii="Arial Narrow" w:eastAsia="Arial Narrow" w:hAnsi="Arial Narrow" w:cs="Arial Narrow"/>
           <w:kern w:val="0"/>
@@ -5905,7 +5915,7 @@
     </w:p>
     <w:p>
       <w:pPr>
-        <w:spacing w:after="0" w:line="240" w:lineRule="auto"/>
+        <w:spacing w:before="0" w:after="0" w:line="240" w:lineRule="auto"/>
         <w:jc w:val="both"/>
         <w:rPr>
           <w:rFonts w:ascii="Arial Narrow" w:eastAsia="Arial Narrow" w:hAnsi="Arial Narrow" w:cs="Arial Narrow"/>
@@ -6084,7 +6094,7 @@
     <w:p>
       <w:pPr>
         <w:pStyle w:val="Prrafodelista"/>
-        <w:spacing w:line="240" w:lineRule="auto"/>
+        <w:spacing w:before="0" w:after="0" w:line="240" w:lineRule="auto"/>
         <w:rPr>
           <w:rFonts w:ascii="Arial Narrow" w:eastAsia="Arial Narrow" w:hAnsi="Arial Narrow" w:cs="Arial Narrow"/>
           <w:kern w:val="0"/>
@@ -6282,7 +6292,7 @@
     </w:p>
     <w:p>
       <w:pPr>
-        <w:spacing w:after="0" w:line="240" w:lineRule="auto"/>
+        <w:spacing w:before="0" w:after="0" w:line="240" w:lineRule="auto"/>
         <w:jc w:val="both"/>
         <w:rPr>
           <w:rFonts w:ascii="Arial Narrow" w:eastAsia="Arial Narrow" w:hAnsi="Arial Narrow" w:cs="Arial Narrow"/>
@@ -6420,6 +6430,7 @@
     <w:p>
       <w:pPr>
         <w:pStyle w:val="Prrafodelista"/>
+        <w:spacing w:before="0" w:after="0" w:line="240" w:lineRule="auto"/>
         <w:rPr>
           <w:rFonts w:ascii="Arial Narrow" w:eastAsia="Arial Narrow" w:hAnsi="Arial Narrow" w:cs="Arial Narrow"/>
           <w:kern w:val="0"/>
@@ -6571,7 +6582,7 @@
     </w:p>
     <w:p>
       <w:pPr>
-        <w:spacing w:after="0" w:line="240" w:lineRule="auto"/>
+        <w:spacing w:before="0" w:after="0" w:line="240" w:lineRule="auto"/>
         <w:jc w:val="both"/>
         <w:rPr>
           <w:rFonts w:ascii="Arial Narrow" w:eastAsia="Arial Narrow" w:hAnsi="Arial Narrow" w:cs="Arial Narrow"/>
@@ -6641,7 +6652,7 @@
     </w:p>
     <w:p>
       <w:pPr>
-        <w:spacing w:after="0" w:line="240" w:lineRule="auto"/>
+        <w:spacing w:before="0" w:after="0" w:line="240" w:lineRule="auto"/>
         <w:ind w:left="567"/>
         <w:contextualSpacing/>
         <w:jc w:val="both"/>
@@ -6697,7 +6708,7 @@
     </w:p>
     <w:p>
       <w:pPr>
-        <w:spacing w:after="0" w:line="240" w:lineRule="auto"/>
+        <w:spacing w:before="0" w:after="0" w:line="240" w:lineRule="auto"/>
         <w:jc w:val="both"/>
         <w:rPr>
           <w:rFonts w:ascii="Arial Narrow" w:eastAsia="Arial Narrow" w:hAnsi="Arial Narrow" w:cs="Arial Narrow"/>
@@ -6845,7 +6856,7 @@
     <w:p>
       <w:pPr>
         <w:pStyle w:val="Prrafodelista"/>
-        <w:spacing w:after="0" w:line="240" w:lineRule="auto"/>
+        <w:spacing w:before="0" w:after="0" w:line="240" w:lineRule="auto"/>
         <w:ind w:left="567"/>
         <w:jc w:val="both"/>
         <w:rPr>
@@ -6911,7 +6922,19 @@
           <w:lang w:val="es-ES" w:eastAsia="es-ES"/>
           <w14:ligatures w14:val="none"/>
         </w:rPr>
-        <w:t xml:space="preserve">: </w:t>
+        <w:t xml:space="preserve">:</w:t>
+      </w:r>
+      <w:r>
+        <w:rPr>
+          <w:rFonts w:ascii="Arial Narrow" w:eastAsia="Arial Narrow" w:hAnsi="Arial Narrow" w:cs="Arial Narrow"/>
+          <w:color w:val="000000"/>
+          <w:kern w:val="0"/>
+          <w:sz w:val="22"/>
+          <w:szCs w:val="22"/>
+          <w:lang w:val="es-ES" w:eastAsia="es-ES"/>
+          <w14:ligatures w14:val="none"/>
+        </w:rPr>
+        <w:t xml:space="preserve"> </w:t>
       </w:r>
       <w:r>
         <w:rPr>
@@ -7028,6 +7051,24 @@
         </w:rPr>
         <w:t>.</w:t>
       </w:r>
+    </w:p>
+    <w:p>
+      <w:pPr>
+        <w:pStyle w:val="Prrafodelista"/>
+        <w:spacing w:before="0" w:after="0" w:line="240" w:lineRule="auto"/>
+        <w:ind w:left="567"/>
+        <w:jc w:val="both"/>
+        <w:rPr>
+          <w:rFonts w:ascii="Arial Narrow" w:eastAsia="Arial Narrow" w:hAnsi="Arial Narrow" w:cs="Arial Narrow"/>
+          <w:color w:val="000000"/>
+          <w:kern w:val="0"/>
+          <w:sz w:val="22"/>
+          <w:szCs w:val="22"/>
+          <w:u w:val="single"/>
+          <w:lang w:val="es-ES" w:eastAsia="es-ES"/>
+          <w14:ligatures w14:val="none"/>
+        </w:rPr>
+      </w:pPr>
     </w:p>
     <w:p>
       <w:pPr>
@@ -7046,13 +7087,7 @@
           <w14:ligatures w14:val="none"/>
         </w:rPr>
       </w:pPr>
-    </w:p>
-    <w:p>
-      <w:pPr>
-        <w:pStyle w:val="Prrafodelista"/>
-        <w:spacing w:after="0" w:line="240" w:lineRule="auto"/>
-        <w:ind w:left="567"/>
-        <w:jc w:val="both"/>
+      <w:r>
         <w:rPr>
           <w:rFonts w:ascii="Arial Narrow" w:eastAsia="Arial Narrow" w:hAnsi="Arial Narrow" w:cs="Arial Narrow"/>
           <w:color w:val="000000"/>
@@ -7063,7 +7098,8 @@
           <w:lang w:val="es-ES" w:eastAsia="es-ES"/>
           <w14:ligatures w14:val="none"/>
         </w:rPr>
-      </w:pPr>
+        <w:t>A</w:t>
+      </w:r>
       <w:r>
         <w:rPr>
           <w:rFonts w:ascii="Arial Narrow" w:eastAsia="Arial Narrow" w:hAnsi="Arial Narrow" w:cs="Arial Narrow"/>
@@ -7075,7 +7111,7 @@
           <w:lang w:val="es-ES" w:eastAsia="es-ES"/>
           <w14:ligatures w14:val="none"/>
         </w:rPr>
-        <w:t>A</w:t>
+        <w:t>l</w:t>
       </w:r>
       <w:r>
         <w:rPr>
@@ -7088,7 +7124,7 @@
           <w:lang w:val="es-ES" w:eastAsia="es-ES"/>
           <w14:ligatures w14:val="none"/>
         </w:rPr>
-        <w:t>l</w:t>
+        <w:t xml:space="preserve"> </w:t>
       </w:r>
       <w:r>
         <w:rPr>
@@ -7101,6 +7137,30 @@
           <w:lang w:val="es-ES" w:eastAsia="es-ES"/>
           <w14:ligatures w14:val="none"/>
         </w:rPr>
+        <w:t>Banco</w:t>
+      </w:r>
+      <w:r>
+        <w:rPr>
+          <w:rFonts w:ascii="Arial Narrow" w:eastAsia="Arial Narrow" w:hAnsi="Arial Narrow" w:cs="Arial Narrow"/>
+          <w:color w:val="000000"/>
+          <w:kern w:val="0"/>
+          <w:sz w:val="22"/>
+          <w:szCs w:val="22"/>
+          <w:lang w:val="es-ES" w:eastAsia="es-ES"/>
+          <w14:ligatures w14:val="none"/>
+        </w:rPr>
+        <w:t>:</w:t>
+      </w:r>
+      <w:r>
+        <w:rPr>
+          <w:rFonts w:ascii="Arial Narrow" w:eastAsia="Arial Narrow" w:hAnsi="Arial Narrow" w:cs="Arial Narrow"/>
+          <w:color w:val="000000"/>
+          <w:kern w:val="0"/>
+          <w:sz w:val="22"/>
+          <w:szCs w:val="22"/>
+          <w:lang w:eastAsia="es-ES"/>
+          <w14:ligatures w14:val="none"/>
+        </w:rPr>
         <w:t xml:space="preserve"> </w:t>
       </w:r>
       <w:r>
@@ -7110,12 +7170,12 @@
           <w:kern w:val="0"/>
           <w:sz w:val="22"/>
           <w:szCs w:val="22"/>
-          <w:u w:val="single"/>
           <w:lang w:val="es-ES" w:eastAsia="es-ES"/>
           <w14:ligatures w14:val="none"/>
         </w:rPr>
-        <w:t>Banco</w:t>
-      </w:r>
+        <w:t>(i) presentar una copia debidamente suscrita del Certificado del Seguro de desgravamen materia de denuncia; y, (</w:t>
+      </w:r>
+      <w:proofErr w:type="spellStart"/>
       <w:r>
         <w:rPr>
           <w:rFonts w:ascii="Arial Narrow" w:eastAsia="Arial Narrow" w:hAnsi="Arial Narrow" w:cs="Arial Narrow"/>
@@ -7126,20 +7186,9 @@
           <w:lang w:val="es-ES" w:eastAsia="es-ES"/>
           <w14:ligatures w14:val="none"/>
         </w:rPr>
-        <w:t>:</w:t>
-      </w:r>
-      <w:r>
-        <w:rPr>
-          <w:rFonts w:ascii="Arial Narrow" w:eastAsia="Arial Narrow" w:hAnsi="Arial Narrow" w:cs="Arial Narrow"/>
-          <w:color w:val="000000"/>
-          <w:kern w:val="0"/>
-          <w:sz w:val="22"/>
-          <w:szCs w:val="22"/>
-          <w:lang w:eastAsia="es-ES"/>
-          <w14:ligatures w14:val="none"/>
-        </w:rPr>
-        <w:t xml:space="preserve"> </w:t>
-      </w:r>
+        <w:t>ii</w:t>
+      </w:r>
+      <w:proofErr w:type="spellEnd"/>
       <w:r>
         <w:rPr>
           <w:rFonts w:ascii="Arial Narrow" w:eastAsia="Arial Narrow" w:hAnsi="Arial Narrow" w:cs="Arial Narrow"/>
@@ -7150,9 +7199,8 @@
           <w:lang w:val="es-ES" w:eastAsia="es-ES"/>
           <w14:ligatures w14:val="none"/>
         </w:rPr>
-        <w:t>(i) presentar una copia debidamente suscrita del Certificado del Seguro de desgravamen materia de denuncia; y, (</w:t>
-      </w:r>
-      <w:proofErr w:type="spellStart"/>
+        <w:t>) presentar todas las comunicaciones cursadas con la parte denunciante en virtud de los hechos materia de denuncia</w:t>
+      </w:r>
       <w:r>
         <w:rPr>
           <w:rFonts w:ascii="Arial Narrow" w:eastAsia="Arial Narrow" w:hAnsi="Arial Narrow" w:cs="Arial Narrow"/>
@@ -7163,38 +7211,13 @@
           <w:lang w:val="es-ES" w:eastAsia="es-ES"/>
           <w14:ligatures w14:val="none"/>
         </w:rPr>
-        <w:t>ii</w:t>
-      </w:r>
-      <w:proofErr w:type="spellEnd"/>
-      <w:r>
-        <w:rPr>
-          <w:rFonts w:ascii="Arial Narrow" w:eastAsia="Arial Narrow" w:hAnsi="Arial Narrow" w:cs="Arial Narrow"/>
-          <w:color w:val="000000"/>
-          <w:kern w:val="0"/>
-          <w:sz w:val="22"/>
-          <w:szCs w:val="22"/>
-          <w:lang w:val="es-ES" w:eastAsia="es-ES"/>
-          <w14:ligatures w14:val="none"/>
-        </w:rPr>
-        <w:t>) presentar todas las comunicaciones cursadas con la parte denunciante en virtud de los hechos materia de denuncia</w:t>
-      </w:r>
-      <w:r>
-        <w:rPr>
-          <w:rFonts w:ascii="Arial Narrow" w:eastAsia="Arial Narrow" w:hAnsi="Arial Narrow" w:cs="Arial Narrow"/>
-          <w:color w:val="000000"/>
-          <w:kern w:val="0"/>
-          <w:sz w:val="22"/>
-          <w:szCs w:val="22"/>
-          <w:lang w:val="es-ES" w:eastAsia="es-ES"/>
-          <w14:ligatures w14:val="none"/>
-        </w:rPr>
         <w:t>.</w:t>
       </w:r>
     </w:p>
     <w:bookmarkEnd w:id="6"/>
     <w:p>
       <w:pPr>
-        <w:spacing w:after="0" w:line="240" w:lineRule="auto"/>
+        <w:spacing w:before="0" w:after="0" w:line="240" w:lineRule="auto"/>
         <w:jc w:val="both"/>
         <w:rPr>
           <w:rFonts w:ascii="Arial Narrow" w:eastAsia="Arial Narrow" w:hAnsi="Arial Narrow" w:cs="Arial Narrow"/>
@@ -7248,26 +7271,26 @@
     </w:p>
     <w:p>
       <w:pPr>
+        <w:spacing w:before="0" w:after="0" w:line="240" w:lineRule="auto"/>
+        <w:jc w:val="both"/>
+        <w:rPr>
+          <w:rFonts w:ascii="Arial Narrow" w:eastAsia="Arial Narrow" w:hAnsi="Arial Narrow" w:cs="Arial Narrow"/>
+          <w:b/>
+          <w:color w:val="000000"/>
+          <w:kern w:val="0"/>
+          <w:sz w:val="22"/>
+          <w:szCs w:val="22"/>
+          <w:lang w:eastAsia="es-PE"/>
+          <w14:ligatures w14:val="none"/>
+        </w:rPr>
+      </w:pPr>
+    </w:p>
+    <w:p>
+      <w:pPr>
         <w:spacing w:after="0" w:line="240" w:lineRule="auto"/>
         <w:jc w:val="both"/>
         <w:rPr>
           <w:rFonts w:ascii="Arial Narrow" w:eastAsia="Arial Narrow" w:hAnsi="Arial Narrow" w:cs="Arial Narrow"/>
-          <w:b/>
-          <w:color w:val="000000"/>
-          <w:kern w:val="0"/>
-          <w:sz w:val="22"/>
-          <w:szCs w:val="22"/>
-          <w:lang w:eastAsia="es-PE"/>
-          <w14:ligatures w14:val="none"/>
-        </w:rPr>
-      </w:pPr>
-    </w:p>
-    <w:p>
-      <w:pPr>
-        <w:spacing w:after="0" w:line="240" w:lineRule="auto"/>
-        <w:jc w:val="both"/>
-        <w:rPr>
-          <w:rFonts w:ascii="Arial Narrow" w:eastAsia="Arial Narrow" w:hAnsi="Arial Narrow" w:cs="Arial Narrow"/>
           <w:color w:val="000000"/>
           <w:kern w:val="0"/>
           <w:sz w:val="22"/>
@@ -7437,7 +7460,7 @@
     </w:p>
     <w:p>
       <w:pPr>
-        <w:spacing w:after="0" w:line="240" w:lineRule="auto"/>
+        <w:spacing w:before="0" w:after="0" w:line="240" w:lineRule="auto"/>
         <w:jc w:val="both"/>
         <w:rPr>
           <w:rFonts w:ascii="Arial Narrow" w:eastAsia="Arial Narrow" w:hAnsi="Arial Narrow" w:cs="Arial Narrow"/>
@@ -7524,7 +7547,7 @@
     </w:p>
     <w:p>
       <w:pPr>
-        <w:spacing w:after="0" w:line="240" w:lineRule="auto"/>
+        <w:spacing w:before="0" w:after="0" w:line="240" w:lineRule="auto"/>
         <w:jc w:val="both"/>
         <w:rPr>
           <w:rFonts w:ascii="Arial Narrow" w:eastAsia="Arial Narrow" w:hAnsi="Arial Narrow" w:cs="Arial Narrow"/>
@@ -7622,7 +7645,7 @@
     </w:p>
     <w:p>
       <w:pPr>
-        <w:spacing w:after="0" w:line="240" w:lineRule="auto"/>
+        <w:spacing w:before="0" w:after="0" w:line="240" w:lineRule="auto"/>
         <w:jc w:val="both"/>
         <w:rPr>
           <w:rFonts w:ascii="Arial Narrow" w:eastAsia="Arial Narrow" w:hAnsi="Arial Narrow" w:cs="Arial Narrow"/>
@@ -7721,7 +7744,7 @@
     <w:p>
       <w:pPr>
         <w:pStyle w:val="Prrafodelista"/>
-        <w:spacing w:after="0" w:line="240" w:lineRule="auto"/>
+        <w:spacing w:before="0" w:after="0" w:line="240" w:lineRule="auto"/>
         <w:ind w:left="567"/>
         <w:jc w:val="both"/>
         <w:rPr>
@@ -7808,7 +7831,7 @@
     <w:p>
       <w:pPr>
         <w:pStyle w:val="Prrafodelista"/>
-        <w:spacing w:after="0" w:line="240" w:lineRule="auto"/>
+        <w:spacing w:before="0" w:after="0" w:line="240" w:lineRule="auto"/>
         <w:ind w:left="567"/>
         <w:jc w:val="both"/>
         <w:rPr>
@@ -7942,7 +7965,7 @@
     </w:p>
     <w:p>
       <w:pPr>
-        <w:spacing w:after="0" w:line="240" w:lineRule="auto"/>
+        <w:spacing w:before="0" w:after="0" w:line="240" w:lineRule="auto"/>
         <w:jc w:val="both"/>
         <w:rPr>
           <w:rFonts w:ascii="Arial Narrow" w:eastAsia="Arial Narrow" w:hAnsi="Arial Narrow" w:cs="Arial Narrow"/>
@@ -8039,7 +8062,7 @@
     </w:p>
     <w:p>
       <w:pPr>
-        <w:spacing w:after="0" w:line="240" w:lineRule="auto"/>
+        <w:spacing w:before="0" w:after="0" w:line="240" w:lineRule="auto"/>
         <w:jc w:val="both"/>
         <w:rPr>
           <w:rFonts w:ascii="Arial Narrow" w:eastAsia="Arial Narrow" w:hAnsi="Arial Narrow" w:cs="Arial Narrow"/>
@@ -8125,7 +8148,7 @@
     <w:p>
       <w:pPr>
         <w:pStyle w:val="Prrafodelista"/>
-        <w:spacing w:after="0" w:line="240" w:lineRule="auto"/>
+        <w:spacing w:before="0" w:after="0" w:line="240" w:lineRule="auto"/>
         <w:ind w:left="567"/>
         <w:jc w:val="both"/>
         <w:rPr>
@@ -8237,7 +8260,7 @@
     <w:p>
       <w:pPr>
         <w:pStyle w:val="Prrafodelista"/>
-        <w:spacing w:after="0" w:line="240" w:lineRule="auto"/>
+        <w:spacing w:before="0" w:after="0" w:line="240" w:lineRule="auto"/>
         <w:ind w:left="567"/>
         <w:jc w:val="both"/>
         <w:rPr>
@@ -8383,7 +8406,7 @@
     </w:p>
     <w:p>
       <w:pPr>
-        <w:spacing w:after="0" w:line="240" w:lineRule="auto"/>
+        <w:spacing w:before="0" w:after="0" w:line="240" w:lineRule="auto"/>
         <w:jc w:val="both"/>
         <w:rPr>
           <w:rFonts w:ascii="Arial Narrow" w:eastAsia="Arial Narrow" w:hAnsi="Arial Narrow" w:cs="Arial Narrow"/>
@@ -8468,7 +8491,7 @@
     </w:p>
     <w:p>
       <w:pPr>
-        <w:spacing w:after="0" w:line="240" w:lineRule="auto"/>
+        <w:spacing w:before="0" w:after="0" w:line="240" w:lineRule="auto"/>
         <w:jc w:val="both"/>
         <w:rPr>
           <w:rFonts w:ascii="Arial Narrow" w:eastAsia="Arial Narrow" w:hAnsi="Arial Narrow" w:cs="Arial Narrow"/>
@@ -8599,7 +8622,7 @@
     <w:p>
       <w:pPr>
         <w:pStyle w:val="Prrafodelista"/>
-        <w:spacing w:after="0" w:line="240" w:lineRule="auto"/>
+        <w:spacing w:before="0" w:after="0" w:line="240" w:lineRule="auto"/>
         <w:ind w:left="567"/>
         <w:jc w:val="both"/>
         <w:rPr>
@@ -8755,7 +8778,7 @@
     <w:p>
       <w:pPr>
         <w:pStyle w:val="Prrafodelista"/>
-        <w:spacing w:line="240" w:lineRule="auto"/>
+        <w:spacing w:before="0" w:after="0" w:line="240" w:lineRule="auto"/>
         <w:rPr>
           <w:rFonts w:ascii="Arial Narrow" w:eastAsia="Arial Narrow" w:hAnsi="Arial Narrow" w:cs="Arial Narrow"/>
           <w:kern w:val="0"/>
@@ -8872,7 +8895,7 @@
     </w:p>
     <w:p>
       <w:pPr>
-        <w:spacing w:after="0" w:line="240" w:lineRule="auto"/>
+        <w:spacing w:before="0" w:after="0" w:line="240" w:lineRule="auto"/>
         <w:jc w:val="both"/>
         <w:rPr>
           <w:rFonts w:ascii="Arial Narrow" w:eastAsia="Arial Narrow" w:hAnsi="Arial Narrow" w:cs="Arial Narrow"/>
@@ -9090,7 +9113,7 @@
     <w:p>
       <w:pPr>
         <w:pStyle w:val="Prrafodelista"/>
-        <w:spacing w:after="0" w:line="240" w:lineRule="auto"/>
+        <w:spacing w:before="0" w:after="0" w:line="240" w:lineRule="auto"/>
         <w:ind w:left="567"/>
         <w:jc w:val="both"/>
         <w:rPr>
@@ -9320,7 +9343,7 @@
     </w:p>
     <w:p>
       <w:pPr>
-        <w:spacing w:after="0" w:line="240" w:lineRule="auto"/>
+        <w:spacing w:before="0" w:after="0" w:line="240" w:lineRule="auto"/>
         <w:jc w:val="both"/>
         <w:rPr>
           <w:rFonts w:ascii="Arial Narrow" w:eastAsia="Arial Narrow" w:hAnsi="Arial Narrow" w:cs="Arial Narrow"/>
@@ -9465,6 +9488,7 @@
     <w:p>
       <w:pPr>
         <w:pStyle w:val="Prrafodelista"/>
+        <w:spacing w:before="0" w:after="0" w:line="240" w:lineRule="auto"/>
         <w:rPr>
           <w:rFonts w:ascii="Arial Narrow" w:eastAsia="Arial Narrow" w:hAnsi="Arial Narrow" w:cs="Arial Narrow"/>
           <w:kern w:val="0"/>
@@ -9617,7 +9641,7 @@
     </w:p>
     <w:p>
       <w:pPr>
-        <w:spacing w:after="0" w:line="240" w:lineRule="auto"/>
+        <w:spacing w:before="0" w:after="0" w:line="240" w:lineRule="auto"/>
         <w:jc w:val="both"/>
         <w:rPr>
           <w:rFonts w:ascii="Arial Narrow" w:eastAsia="Arial Narrow" w:hAnsi="Arial Narrow" w:cs="Arial Narrow"/>
@@ -9704,7 +9728,7 @@
     </w:p>
     <w:p>
       <w:pPr>
-        <w:spacing w:line="240" w:lineRule="auto"/>
+        <w:spacing w:before="0" w:after="0" w:line="240" w:lineRule="auto"/>
         <w:contextualSpacing/>
         <w:jc w:val="both"/>
         <w:rPr>
@@ -9832,7 +9856,7 @@
     </w:p>
     <w:p>
       <w:pPr>
-        <w:spacing w:after="0" w:line="240" w:lineRule="auto"/>
+        <w:spacing w:before="0" w:after="0" w:line="240" w:lineRule="auto"/>
         <w:jc w:val="both"/>
         <w:rPr>
           <w:rFonts w:ascii="Arial Narrow" w:eastAsia="Arial Narrow" w:hAnsi="Arial Narrow" w:cs="Arial Narrow"/>
@@ -10125,7 +10149,7 @@
     </w:p>
     <w:p>
       <w:pPr>
-        <w:spacing w:after="0" w:line="240" w:lineRule="auto"/>
+        <w:spacing w:before="0" w:after="0" w:line="240" w:lineRule="auto"/>
         <w:ind w:left="567"/>
         <w:jc w:val="both"/>
         <w:rPr>
@@ -10226,7 +10250,7 @@
     </w:p>
     <w:p>
       <w:pPr>
-        <w:spacing w:after="0" w:line="240" w:lineRule="auto"/>
+        <w:spacing w:before="0" w:after="0" w:line="240" w:lineRule="auto"/>
         <w:jc w:val="both"/>
         <w:rPr>
           <w:rFonts w:ascii="Arial Narrow" w:eastAsia="Arial Narrow" w:hAnsi="Arial Narrow" w:cs="Arial Narrow"/>
@@ -10516,6 +10540,21 @@
     </w:p>
     <w:p>
       <w:pPr>
+        <w:spacing w:before="0" w:after="0" w:line="240" w:lineRule="auto"/>
+        <w:jc w:val="both"/>
+        <w:rPr>
+          <w:rFonts w:ascii="Arial Narrow" w:eastAsia="Arial Narrow" w:hAnsi="Arial Narrow" w:cs="Arial Narrow"/>
+          <w:color w:val="000000"/>
+          <w:kern w:val="0"/>
+          <w:sz w:val="22"/>
+          <w:szCs w:val="22"/>
+          <w:lang w:val="es-ES" w:eastAsia="es-ES"/>
+          <w14:ligatures w14:val="none"/>
+        </w:rPr>
+      </w:pPr>
+    </w:p>
+    <w:p>
+      <w:pPr>
         <w:spacing w:after="0" w:line="240" w:lineRule="auto"/>
         <w:jc w:val="both"/>
         <w:rPr>
@@ -10528,11 +10567,44 @@
           <w14:ligatures w14:val="none"/>
         </w:rPr>
       </w:pPr>
-    </w:p>
-    <w:p>
-      <w:pPr>
-        <w:spacing w:after="0" w:line="240" w:lineRule="auto"/>
-        <w:jc w:val="both"/>
+      <w:r>
+        <w:rPr>
+          <w:rFonts w:ascii="Arial Narrow" w:eastAsia="Arial Narrow" w:hAnsi="Arial Narrow" w:cs="Arial Narrow"/>
+          <w:b/>
+          <w:color w:val="000000"/>
+          <w:kern w:val="0"/>
+          <w:sz w:val="22"/>
+          <w:szCs w:val="22"/>
+          <w:lang w:eastAsia="es-PE"/>
+          <w14:ligatures w14:val="none"/>
+        </w:rPr>
+        <w:t xml:space="preserve">SEXTO:</w:t>
+      </w:r>
+      <w:r>
+        <w:rPr>
+          <w:rFonts w:ascii="Arial Narrow" w:eastAsia="Arial Narrow" w:hAnsi="Arial Narrow" w:cs="Arial Narrow"/>
+          <w:color w:val="000000"/>
+          <w:kern w:val="0"/>
+          <w:sz w:val="22"/>
+          <w:szCs w:val="22"/>
+          <w:lang w:eastAsia="es-PE"/>
+          <w14:ligatures w14:val="none"/>
+        </w:rPr>
+        <w:t xml:space="preserve"> </w:t>
+      </w:r>
+      <w:r>
+        <w:rPr>
+          <w:rFonts w:ascii="Arial Narrow" w:eastAsia="Arial Narrow" w:hAnsi="Arial Narrow" w:cs="Arial Narrow"/>
+          <w:color w:val="000000"/>
+          <w:kern w:val="0"/>
+          <w:sz w:val="22"/>
+          <w:szCs w:val="22"/>
+          <w:lang w:eastAsia="es-ES"/>
+          <w14:ligatures w14:val="none"/>
+        </w:rPr>
+        <w:t xml:space="preserve">requerir </w:t>
+      </w:r>
+      <w:r>
         <w:rPr>
           <w:rFonts w:ascii="Arial Narrow" w:eastAsia="Arial Narrow" w:hAnsi="Arial Narrow" w:cs="Arial Narrow"/>
           <w:color w:val="000000"/>
@@ -10542,31 +10614,7 @@
           <w:lang w:val="es-ES" w:eastAsia="es-ES"/>
           <w14:ligatures w14:val="none"/>
         </w:rPr>
-      </w:pPr>
-      <w:r>
-        <w:rPr>
-          <w:rFonts w:ascii="Arial Narrow" w:eastAsia="Arial Narrow" w:hAnsi="Arial Narrow" w:cs="Arial Narrow"/>
-          <w:b/>
-          <w:color w:val="000000"/>
-          <w:kern w:val="0"/>
-          <w:sz w:val="22"/>
-          <w:szCs w:val="22"/>
-          <w:lang w:eastAsia="es-PE"/>
-          <w14:ligatures w14:val="none"/>
-        </w:rPr>
-        <w:t xml:space="preserve">SEXTO:</w:t>
-      </w:r>
-      <w:r>
-        <w:rPr>
-          <w:rFonts w:ascii="Arial Narrow" w:eastAsia="Arial Narrow" w:hAnsi="Arial Narrow" w:cs="Arial Narrow"/>
-          <w:color w:val="000000"/>
-          <w:kern w:val="0"/>
-          <w:sz w:val="22"/>
-          <w:szCs w:val="22"/>
-          <w:lang w:eastAsia="es-PE"/>
-          <w14:ligatures w14:val="none"/>
-        </w:rPr>
-        <w:t xml:space="preserve"> </w:t>
+        <w:t xml:space="preserve">que, en un </w:t>
       </w:r>
       <w:r>
         <w:rPr>
@@ -10578,7 +10626,35 @@
           <w:lang w:eastAsia="es-ES"/>
           <w14:ligatures w14:val="none"/>
         </w:rPr>
-        <w:t xml:space="preserve">requerir </w:t>
+        <w:t xml:space="preserve">plazo no mayor de cinco (5) días hábiles contado a partir del día siguiente de la notificación de la presente resolución, </w:t>
+      </w:r>
+      <w:r>
+        <w:rPr>
+          <w:rFonts w:ascii="Arial Narrow" w:eastAsia="Arial Narrow" w:hAnsi="Arial Narrow" w:cs="Arial Narrow"/>
+          <w:sz w:val="22"/>
+          <w:szCs w:val="22"/>
+        </w:rPr>
+        <w:t>Banco BBVA Perú S.A</w:t>
+      </w:r>
+      <w:r>
+        <w:rPr>
+          <w:rFonts w:ascii="Arial Narrow" w:eastAsia="Arial Narrow" w:hAnsi="Arial Narrow" w:cs="Arial Narrow"/>
+          <w:sz w:val="22"/>
+          <w:szCs w:val="22"/>
+        </w:rPr>
+        <w:t>.</w:t>
+      </w:r>
+      <w:r>
+        <w:rPr>
+          <w:rFonts w:ascii="Arial Narrow" w:eastAsia="Arial Narrow" w:hAnsi="Arial Narrow" w:cs="Arial Narrow"/>
+          <w:color w:val="000000"/>
+          <w:kern w:val="0"/>
+          <w:sz w:val="22"/>
+          <w:szCs w:val="22"/>
+          <w:lang w:eastAsia="es-ES"/>
+          <w14:ligatures w14:val="none"/>
+        </w:rPr>
+        <w:t xml:space="preserve">, </w:t>
       </w:r>
       <w:r>
         <w:rPr>
@@ -10590,138 +10666,86 @@
           <w:lang w:val="es-ES" w:eastAsia="es-ES"/>
           <w14:ligatures w14:val="none"/>
         </w:rPr>
-        <w:t xml:space="preserve">que, en un </w:t>
-      </w:r>
-      <w:r>
-        <w:rPr>
-          <w:rFonts w:ascii="Arial Narrow" w:eastAsia="Arial Narrow" w:hAnsi="Arial Narrow" w:cs="Arial Narrow"/>
-          <w:color w:val="000000"/>
-          <w:kern w:val="0"/>
-          <w:sz w:val="22"/>
-          <w:szCs w:val="22"/>
-          <w:lang w:eastAsia="es-ES"/>
-          <w14:ligatures w14:val="none"/>
-        </w:rPr>
-        <w:t xml:space="preserve">plazo no mayor de cinco (5) días hábiles contado a partir del día siguiente de la notificación de la presente resolución, </w:t>
-      </w:r>
-      <w:r>
-        <w:rPr>
-          <w:rFonts w:ascii="Arial Narrow" w:eastAsia="Arial Narrow" w:hAnsi="Arial Narrow" w:cs="Arial Narrow"/>
-          <w:sz w:val="22"/>
-          <w:szCs w:val="22"/>
-        </w:rPr>
-        <w:t>Banco BBVA Perú S.A</w:t>
-      </w:r>
-      <w:r>
-        <w:rPr>
-          <w:rFonts w:ascii="Arial Narrow" w:eastAsia="Arial Narrow" w:hAnsi="Arial Narrow" w:cs="Arial Narrow"/>
-          <w:sz w:val="22"/>
-          <w:szCs w:val="22"/>
+        <w:t xml:space="preserve">cumpla con: </w:t>
+      </w:r>
+      <w:r>
+        <w:rPr>
+          <w:rFonts w:ascii="Arial Narrow" w:eastAsia="Arial Narrow" w:hAnsi="Arial Narrow" w:cs="Arial Narrow"/>
+          <w:color w:val="000000"/>
+          <w:kern w:val="0"/>
+          <w:sz w:val="22"/>
+          <w:szCs w:val="22"/>
+          <w:lang w:val="es-ES" w:eastAsia="es-ES"/>
+          <w14:ligatures w14:val="none"/>
+        </w:rPr>
+        <w:t>(i) presentar una copia debidamente suscrita de</w:t>
+      </w:r>
+      <w:r>
+        <w:rPr>
+          <w:rFonts w:ascii="Arial Narrow" w:eastAsia="Arial Narrow" w:hAnsi="Arial Narrow" w:cs="Arial Narrow"/>
+          <w:color w:val="000000"/>
+          <w:kern w:val="0"/>
+          <w:sz w:val="22"/>
+          <w:szCs w:val="22"/>
+          <w:lang w:val="es-ES" w:eastAsia="es-ES"/>
+          <w14:ligatures w14:val="none"/>
+        </w:rPr>
+        <w:t xml:space="preserve">l Certificado </w:t>
+      </w:r>
+      <w:r>
+        <w:rPr>
+          <w:rFonts w:ascii="Arial Narrow" w:eastAsia="Arial Narrow" w:hAnsi="Arial Narrow" w:cs="Arial Narrow"/>
+          <w:color w:val="000000"/>
+          <w:kern w:val="0"/>
+          <w:sz w:val="22"/>
+          <w:szCs w:val="22"/>
+          <w:lang w:val="es-ES" w:eastAsia="es-ES"/>
+          <w14:ligatures w14:val="none"/>
+        </w:rPr>
+        <w:t>del Seguro de desgravamen materia de denuncia; y, (</w:t>
+      </w:r>
+      <w:proofErr w:type="spellStart"/>
+      <w:r>
+        <w:rPr>
+          <w:rFonts w:ascii="Arial Narrow" w:eastAsia="Arial Narrow" w:hAnsi="Arial Narrow" w:cs="Arial Narrow"/>
+          <w:color w:val="000000"/>
+          <w:kern w:val="0"/>
+          <w:sz w:val="22"/>
+          <w:szCs w:val="22"/>
+          <w:lang w:val="es-ES" w:eastAsia="es-ES"/>
+          <w14:ligatures w14:val="none"/>
+        </w:rPr>
+        <w:t>ii</w:t>
+      </w:r>
+      <w:proofErr w:type="spellEnd"/>
+      <w:r>
+        <w:rPr>
+          <w:rFonts w:ascii="Arial Narrow" w:eastAsia="Arial Narrow" w:hAnsi="Arial Narrow" w:cs="Arial Narrow"/>
+          <w:color w:val="000000"/>
+          <w:kern w:val="0"/>
+          <w:sz w:val="22"/>
+          <w:szCs w:val="22"/>
+          <w:lang w:val="es-ES" w:eastAsia="es-ES"/>
+          <w14:ligatures w14:val="none"/>
+        </w:rPr>
+        <w:t>) presentar todas las comunicaciones cursadas con la parte denunciante en virtud de los hechos materia de denuncia</w:t>
+      </w:r>
+      <w:r>
+        <w:rPr>
+          <w:rFonts w:ascii="Arial Narrow" w:eastAsia="Arial Narrow" w:hAnsi="Arial Narrow" w:cs="Arial Narrow"/>
+          <w:color w:val="000000"/>
+          <w:kern w:val="0"/>
+          <w:sz w:val="22"/>
+          <w:szCs w:val="22"/>
+          <w:lang w:val="es-ES" w:eastAsia="es-ES"/>
+          <w14:ligatures w14:val="none"/>
         </w:rPr>
         <w:t>.</w:t>
       </w:r>
-      <w:r>
-        <w:rPr>
-          <w:rFonts w:ascii="Arial Narrow" w:eastAsia="Arial Narrow" w:hAnsi="Arial Narrow" w:cs="Arial Narrow"/>
-          <w:color w:val="000000"/>
-          <w:kern w:val="0"/>
-          <w:sz w:val="22"/>
-          <w:szCs w:val="22"/>
-          <w:lang w:eastAsia="es-ES"/>
-          <w14:ligatures w14:val="none"/>
-        </w:rPr>
-        <w:t xml:space="preserve">, </w:t>
-      </w:r>
-      <w:r>
-        <w:rPr>
-          <w:rFonts w:ascii="Arial Narrow" w:eastAsia="Arial Narrow" w:hAnsi="Arial Narrow" w:cs="Arial Narrow"/>
-          <w:color w:val="000000"/>
-          <w:kern w:val="0"/>
-          <w:sz w:val="22"/>
-          <w:szCs w:val="22"/>
-          <w:lang w:val="es-ES" w:eastAsia="es-ES"/>
-          <w14:ligatures w14:val="none"/>
-        </w:rPr>
-        <w:t xml:space="preserve">cumpla con: </w:t>
-      </w:r>
-      <w:r>
-        <w:rPr>
-          <w:rFonts w:ascii="Arial Narrow" w:eastAsia="Arial Narrow" w:hAnsi="Arial Narrow" w:cs="Arial Narrow"/>
-          <w:color w:val="000000"/>
-          <w:kern w:val="0"/>
-          <w:sz w:val="22"/>
-          <w:szCs w:val="22"/>
-          <w:lang w:val="es-ES" w:eastAsia="es-ES"/>
-          <w14:ligatures w14:val="none"/>
-        </w:rPr>
-        <w:t>(i) presentar una copia debidamente suscrita de</w:t>
-      </w:r>
-      <w:r>
-        <w:rPr>
-          <w:rFonts w:ascii="Arial Narrow" w:eastAsia="Arial Narrow" w:hAnsi="Arial Narrow" w:cs="Arial Narrow"/>
-          <w:color w:val="000000"/>
-          <w:kern w:val="0"/>
-          <w:sz w:val="22"/>
-          <w:szCs w:val="22"/>
-          <w:lang w:val="es-ES" w:eastAsia="es-ES"/>
-          <w14:ligatures w14:val="none"/>
-        </w:rPr>
-        <w:t xml:space="preserve">l Certificado </w:t>
-      </w:r>
-      <w:r>
-        <w:rPr>
-          <w:rFonts w:ascii="Arial Narrow" w:eastAsia="Arial Narrow" w:hAnsi="Arial Narrow" w:cs="Arial Narrow"/>
-          <w:color w:val="000000"/>
-          <w:kern w:val="0"/>
-          <w:sz w:val="22"/>
-          <w:szCs w:val="22"/>
-          <w:lang w:val="es-ES" w:eastAsia="es-ES"/>
-          <w14:ligatures w14:val="none"/>
-        </w:rPr>
-        <w:t>del Seguro de desgravamen materia de denuncia; y, (</w:t>
-      </w:r>
-      <w:proofErr w:type="spellStart"/>
-      <w:r>
-        <w:rPr>
-          <w:rFonts w:ascii="Arial Narrow" w:eastAsia="Arial Narrow" w:hAnsi="Arial Narrow" w:cs="Arial Narrow"/>
-          <w:color w:val="000000"/>
-          <w:kern w:val="0"/>
-          <w:sz w:val="22"/>
-          <w:szCs w:val="22"/>
-          <w:lang w:val="es-ES" w:eastAsia="es-ES"/>
-          <w14:ligatures w14:val="none"/>
-        </w:rPr>
-        <w:t>ii</w:t>
-      </w:r>
-      <w:proofErr w:type="spellEnd"/>
-      <w:r>
-        <w:rPr>
-          <w:rFonts w:ascii="Arial Narrow" w:eastAsia="Arial Narrow" w:hAnsi="Arial Narrow" w:cs="Arial Narrow"/>
-          <w:color w:val="000000"/>
-          <w:kern w:val="0"/>
-          <w:sz w:val="22"/>
-          <w:szCs w:val="22"/>
-          <w:lang w:val="es-ES" w:eastAsia="es-ES"/>
-          <w14:ligatures w14:val="none"/>
-        </w:rPr>
-        <w:t>) presentar todas las comunicaciones cursadas con la parte denunciante en virtud de los hechos materia de denuncia</w:t>
-      </w:r>
-      <w:r>
-        <w:rPr>
-          <w:rFonts w:ascii="Arial Narrow" w:eastAsia="Arial Narrow" w:hAnsi="Arial Narrow" w:cs="Arial Narrow"/>
-          <w:color w:val="000000"/>
-          <w:kern w:val="0"/>
-          <w:sz w:val="22"/>
-          <w:szCs w:val="22"/>
-          <w:lang w:val="es-ES" w:eastAsia="es-ES"/>
-          <w14:ligatures w14:val="none"/>
-        </w:rPr>
-        <w:t>.</w:t>
-      </w:r>
-    </w:p>
-    <w:p>
-      <w:pPr>
-        <w:spacing w:after="0" w:line="240" w:lineRule="auto"/>
+    </w:p>
+    <w:p>
+      <w:pPr>
+        <w:spacing w:before="0" w:after="0" w:line="240" w:lineRule="auto"/>
         <w:jc w:val="both"/>
         <w:rPr>
           <w:rFonts w:ascii="Arial Narrow" w:eastAsia="Arial Narrow" w:hAnsi="Arial Narrow" w:cs="Arial Narrow"/>
@@ -11002,102 +11026,102 @@
     </w:p>
     <w:p>
       <w:pPr>
+        <w:spacing w:before="0" w:after="0" w:line="240" w:lineRule="auto"/>
+        <w:shd w:val="clear" w:color="auto" w:fill="FFFFFF"/>
+        <w:jc w:val="both"/>
+        <w:rPr>
+          <w:rFonts w:ascii="Arial Narrow" w:eastAsia="Arial Narrow" w:hAnsi="Arial Narrow" w:cs="Arial Narrow"/>
+          <w:b/>
+          <w:color w:val="000000"/>
+          <w:kern w:val="0"/>
+          <w:sz w:val="22"/>
+          <w:szCs w:val="22"/>
+          <w:lang w:eastAsia="es-PE"/>
+          <w14:ligatures w14:val="none"/>
+        </w:rPr>
+      </w:pPr>
+    </w:p>
+    <w:p>
+      <w:pPr>
         <w:shd w:val="clear" w:color="auto" w:fill="FFFFFF"/>
         <w:spacing w:after="0" w:line="240" w:lineRule="auto"/>
         <w:jc w:val="both"/>
         <w:rPr>
           <w:rFonts w:ascii="Arial Narrow" w:eastAsia="Arial Narrow" w:hAnsi="Arial Narrow" w:cs="Arial Narrow"/>
-          <w:b/>
-          <w:color w:val="000000"/>
-          <w:kern w:val="0"/>
-          <w:sz w:val="22"/>
-          <w:szCs w:val="22"/>
-          <w:lang w:eastAsia="es-PE"/>
-          <w14:ligatures w14:val="none"/>
-        </w:rPr>
-      </w:pPr>
-    </w:p>
-    <w:p>
-      <w:pPr>
+          <w:color w:val="000000"/>
+          <w:kern w:val="0"/>
+          <w:sz w:val="22"/>
+          <w:szCs w:val="22"/>
+          <w:lang w:eastAsia="es-PE"/>
+          <w14:ligatures w14:val="none"/>
+        </w:rPr>
+      </w:pPr>
+      <w:r>
+        <w:rPr>
+          <w:rFonts w:ascii="Arial Narrow" w:eastAsia="Arial Narrow" w:hAnsi="Arial Narrow" w:cs="Arial Narrow"/>
+          <w:b/>
+          <w:bCs/>
+          <w:kern w:val="0"/>
+          <w14:ligatures w14:val="none"/>
+          <w:sz w:val="22"/>
+          <w:szCs w:val="22"/>
+        </w:rPr>
+        <w:t>OCTAVO</w:t>
+      </w:r>
+      <w:r>
+        <w:rPr>
+          <w:rFonts w:ascii="Arial Narrow" w:eastAsia="Arial Narrow" w:hAnsi="Arial Narrow" w:cs="Arial Narrow"/>
+          <w:b/>
+          <w:color w:val="000000"/>
+          <w:kern w:val="0"/>
+          <w:sz w:val="22"/>
+          <w:szCs w:val="22"/>
+          <w:lang w:eastAsia="es-PE"/>
+          <w14:ligatures w14:val="none"/>
+        </w:rPr>
+        <w:t>:</w:t>
+      </w:r>
+      <w:r>
+        <w:rPr>
+          <w:rFonts w:ascii="Arial Narrow" w:eastAsia="Arial Narrow" w:hAnsi="Arial Narrow" w:cs="Arial Narrow"/>
+          <w:color w:val="000000"/>
+          <w:kern w:val="0"/>
+          <w:sz w:val="22"/>
+          <w:szCs w:val="22"/>
+          <w:lang w:eastAsia="es-PE"/>
+          <w14:ligatures w14:val="none"/>
+        </w:rPr>
+        <w:t xml:space="preserve"> informar a las partes que conforme a lo establecido en el artículo 39</w:t>
+      </w:r>
+      <w:r>
+        <w:rPr>
+          <w:rFonts w:ascii="Arial Narrow" w:eastAsia="Arial Narrow" w:hAnsi="Arial Narrow" w:cs="Arial Narrow"/>
+          <w:color w:val="000000"/>
+          <w:kern w:val="0"/>
+          <w:sz w:val="22"/>
+          <w:szCs w:val="22"/>
+          <w:lang w:eastAsia="es-PE"/>
+          <w14:ligatures w14:val="none"/>
+        </w:rPr>
+        <w:t/>
+      </w:r>
+      <w:r>
+        <w:rPr>
+          <w:rFonts w:ascii="Arial Narrow" w:eastAsia="Arial Narrow" w:hAnsi="Arial Narrow" w:cs="Arial Narrow"/>
+          <w:color w:val="000000"/>
+          <w:kern w:val="0"/>
+          <w:sz w:val="22"/>
+          <w:szCs w:val="22"/>
+          <w:lang w:eastAsia="es-PE"/>
+          <w14:ligatures w14:val="none"/>
+        </w:rPr>
+        <w:t xml:space="preserve"> de la Ley sobre Facultades, Normas y Organización del Indecopi, aprobada por Decreto Legislativo 807, los gastos por los peritajes realizados, actuación de pruebas, inspecciones y otros derivados de la tramitación del proceso serán de cargo de la parte que solicita la prueba, salvo pacto en contrario. En todos los casos, la resolución final determinará si los gastos deben ser asumidos por alguna de las partes, o reembolsados a la otra parte o al Indecopi, según sea el caso, de manera adicional a la sanción que haya podido imponerse. </w:t>
+      </w:r>
+    </w:p>
+    <w:p>
+      <w:pPr>
+        <w:spacing w:before="0" w:after="0" w:line="240" w:lineRule="auto"/>
         <w:shd w:val="clear" w:color="auto" w:fill="FFFFFF"/>
-        <w:spacing w:after="0" w:line="240" w:lineRule="auto"/>
-        <w:jc w:val="both"/>
-        <w:rPr>
-          <w:rFonts w:ascii="Arial Narrow" w:eastAsia="Arial Narrow" w:hAnsi="Arial Narrow" w:cs="Arial Narrow"/>
-          <w:color w:val="000000"/>
-          <w:kern w:val="0"/>
-          <w:sz w:val="22"/>
-          <w:szCs w:val="22"/>
-          <w:lang w:eastAsia="es-PE"/>
-          <w14:ligatures w14:val="none"/>
-        </w:rPr>
-      </w:pPr>
-      <w:r>
-        <w:rPr>
-          <w:rFonts w:ascii="Arial Narrow" w:eastAsia="Arial Narrow" w:hAnsi="Arial Narrow" w:cs="Arial Narrow"/>
-          <w:b/>
-          <w:bCs/>
-          <w:kern w:val="0"/>
-          <w14:ligatures w14:val="none"/>
-          <w:sz w:val="22"/>
-          <w:szCs w:val="22"/>
-        </w:rPr>
-        <w:t>OCTAVO</w:t>
-      </w:r>
-      <w:r>
-        <w:rPr>
-          <w:rFonts w:ascii="Arial Narrow" w:eastAsia="Arial Narrow" w:hAnsi="Arial Narrow" w:cs="Arial Narrow"/>
-          <w:b/>
-          <w:color w:val="000000"/>
-          <w:kern w:val="0"/>
-          <w:sz w:val="22"/>
-          <w:szCs w:val="22"/>
-          <w:lang w:eastAsia="es-PE"/>
-          <w14:ligatures w14:val="none"/>
-        </w:rPr>
-        <w:t>:</w:t>
-      </w:r>
-      <w:r>
-        <w:rPr>
-          <w:rFonts w:ascii="Arial Narrow" w:eastAsia="Arial Narrow" w:hAnsi="Arial Narrow" w:cs="Arial Narrow"/>
-          <w:color w:val="000000"/>
-          <w:kern w:val="0"/>
-          <w:sz w:val="22"/>
-          <w:szCs w:val="22"/>
-          <w:lang w:eastAsia="es-PE"/>
-          <w14:ligatures w14:val="none"/>
-        </w:rPr>
-        <w:t xml:space="preserve"> informar a las partes que conforme a lo establecido en el artículo 39</w:t>
-      </w:r>
-      <w:r>
-        <w:rPr>
-          <w:rFonts w:ascii="Arial Narrow" w:eastAsia="Arial Narrow" w:hAnsi="Arial Narrow" w:cs="Arial Narrow"/>
-          <w:color w:val="000000"/>
-          <w:kern w:val="0"/>
-          <w:sz w:val="22"/>
-          <w:szCs w:val="22"/>
-          <w:lang w:eastAsia="es-PE"/>
-          <w14:ligatures w14:val="none"/>
-        </w:rPr>
-        <w:t/>
-      </w:r>
-      <w:r>
-        <w:rPr>
-          <w:rFonts w:ascii="Arial Narrow" w:eastAsia="Arial Narrow" w:hAnsi="Arial Narrow" w:cs="Arial Narrow"/>
-          <w:color w:val="000000"/>
-          <w:kern w:val="0"/>
-          <w:sz w:val="22"/>
-          <w:szCs w:val="22"/>
-          <w:lang w:eastAsia="es-PE"/>
-          <w14:ligatures w14:val="none"/>
-        </w:rPr>
-        <w:t xml:space="preserve"> de la Ley sobre Facultades, Normas y Organización del Indecopi, aprobada por Decreto Legislativo 807, los gastos por los peritajes realizados, actuación de pruebas, inspecciones y otros derivados de la tramitación del proceso serán de cargo de la parte que solicita la prueba, salvo pacto en contrario. En todos los casos, la resolución final determinará si los gastos deben ser asumidos por alguna de las partes, o reembolsados a la otra parte o al Indecopi, según sea el caso, de manera adicional a la sanción que haya podido imponerse. </w:t>
-      </w:r>
-    </w:p>
-    <w:p>
-      <w:pPr>
-        <w:shd w:val="clear" w:color="auto" w:fill="FFFFFF"/>
-        <w:spacing w:after="0" w:line="240" w:lineRule="auto"/>
         <w:jc w:val="both"/>
         <w:rPr>
           <w:rFonts w:ascii="Arial Narrow" w:eastAsia="Arial Narrow" w:hAnsi="Arial Narrow" w:cs="Arial Narrow"/>
@@ -11268,15 +11292,96 @@
     </w:p>
     <w:p>
       <w:pPr>
+        <w:spacing w:before="0" w:after="0" w:line="240" w:lineRule="auto"/>
+        <w:suppressAutoHyphens/>
+        <w:jc w:val="both"/>
+        <w:rPr>
+          <w:rFonts w:ascii="Arial Narrow" w:eastAsia="Arial Narrow" w:hAnsi="Arial Narrow" w:cs="Arial Narrow"/>
+          <w:kern w:val="0"/>
+          <w:sz w:val="22"/>
+          <w:szCs w:val="22"/>
+          <w:u w:val="single"/>
+          <w14:ligatures w14:val="none"/>
+        </w:rPr>
+      </w:pPr>
+    </w:p>
+    <w:p>
+      <w:pPr>
         <w:suppressAutoHyphens/>
         <w:spacing w:after="0" w:line="240" w:lineRule="auto"/>
         <w:jc w:val="both"/>
         <w:rPr>
           <w:rFonts w:ascii="Arial Narrow" w:eastAsia="Arial Narrow" w:hAnsi="Arial Narrow" w:cs="Arial Narrow"/>
-          <w:kern w:val="0"/>
-          <w:sz w:val="22"/>
-          <w:szCs w:val="22"/>
-          <w:u w:val="single"/>
+          <w:b/>
+          <w:bCs/>
+          <w:sz w:val="22"/>
+          <w:szCs w:val="22"/>
+        </w:rPr>
+      </w:pPr>
+      <w:r>
+        <w:rPr>
+          <w:rFonts w:ascii="Arial Narrow" w:eastAsia="Arial Narrow" w:hAnsi="Arial Narrow" w:cs="Arial Narrow"/>
+          <w:b/>
+          <w:spacing w:val="-3"/>
+          <w:kern w:val="0"/>
+          <w14:ligatures w14:val="none"/>
+          <w:sz w:val="22"/>
+          <w:szCs w:val="22"/>
+        </w:rPr>
+        <w:t>DÉCIMO</w:t>
+      </w:r>
+      <w:r>
+        <w:rPr>
+          <w:rFonts w:ascii="Arial Narrow" w:eastAsia="Arial Narrow" w:hAnsi="Arial Narrow" w:cs="Arial Narrow"/>
+          <w:b/>
+          <w:color w:val="000000"/>
+          <w:kern w:val="0"/>
+          <w:sz w:val="22"/>
+          <w:szCs w:val="22"/>
+          <w:lang w:eastAsia="es-PE"/>
+          <w14:ligatures w14:val="none"/>
+        </w:rPr>
+        <w:t>:</w:t>
+      </w:r>
+      <w:r>
+        <w:rPr>
+          <w:rFonts w:ascii="Arial Narrow" w:eastAsia="Arial Narrow" w:hAnsi="Arial Narrow" w:cs="Arial Narrow"/>
+          <w:color w:val="000000"/>
+          <w:kern w:val="0"/>
+          <w:sz w:val="22"/>
+          <w:szCs w:val="22"/>
+          <w:lang w:eastAsia="es-PE"/>
+          <w14:ligatures w14:val="none"/>
+        </w:rPr>
+        <w:t xml:space="preserve"> </w:t>
+      </w:r>
+      <w:r>
+        <w:rPr>
+          <w:rFonts w:ascii="Arial Narrow" w:eastAsia="Arial Narrow" w:hAnsi="Arial Narrow" w:cs="Arial Narrow"/>
+          <w:color w:val="000000"/>
+          <w:kern w:val="0"/>
+          <w:sz w:val="22"/>
+          <w:szCs w:val="22"/>
+          <w:lang w:eastAsia="es-PE"/>
+          <w14:ligatures w14:val="none"/>
+        </w:rPr>
+        <w:t xml:space="preserve">poner en conocimiento de las partes que, antes de la emisión de la Resolución Final, tienen la posibilidad de formular su desistimiento o presentar el acuerdo arribado mediante la conciliación, mediación, transacción o cualquier otro que, de forma indubitable, deje constancia que se ha solucionado la controversia materia de denuncia.</w:t>
+      </w:r>
+      <w:bookmarkStart w:id="10" w:name="h.gjdgxs" w:colFirst="0" w:colLast="0"/>
+      <w:bookmarkEnd w:id="10"/>
+    </w:p>
+    <w:p>
+      <w:pPr>
+        <w:spacing w:before="0" w:after="0" w:line="240" w:lineRule="auto"/>
+        <w:suppressAutoHyphens/>
+        <w:jc w:val="both"/>
+        <w:rPr>
+          <w:rFonts w:ascii="Arial Narrow" w:eastAsia="Arial Narrow" w:hAnsi="Arial Narrow" w:cs="Arial Narrow"/>
+          <w:color w:val="000000"/>
+          <w:kern w:val="0"/>
+          <w:sz w:val="22"/>
+          <w:szCs w:val="22"/>
+          <w:lang w:eastAsia="es-PE"/>
           <w14:ligatures w14:val="none"/>
         </w:rPr>
       </w:pPr>
@@ -11288,442 +11393,361 @@
         <w:jc w:val="both"/>
         <w:rPr>
           <w:rFonts w:ascii="Arial Narrow" w:eastAsia="Arial Narrow" w:hAnsi="Arial Narrow" w:cs="Arial Narrow"/>
+          <w:sz w:val="22"/>
+          <w:szCs w:val="22"/>
+        </w:rPr>
+      </w:pPr>
+      <w:r>
+        <w:rPr>
+          <w:rFonts w:ascii="Arial Narrow" w:eastAsia="Arial Narrow" w:hAnsi="Arial Narrow" w:cs="Arial Narrow"/>
           <w:b/>
           <w:bCs/>
           <w:sz w:val="22"/>
           <w:szCs w:val="22"/>
         </w:rPr>
-      </w:pPr>
-      <w:r>
-        <w:rPr>
-          <w:rFonts w:ascii="Arial Narrow" w:eastAsia="Arial Narrow" w:hAnsi="Arial Narrow" w:cs="Arial Narrow"/>
-          <w:b/>
+        <w:t xml:space="preserve">DÉCIMO PRIMERO:</w:t>
+      </w:r>
+      <w:r>
+        <w:rPr>
+          <w:rFonts w:ascii="Arial Narrow" w:eastAsia="Arial Narrow" w:hAnsi="Arial Narrow" w:cs="Arial Narrow"/>
+          <w:sz w:val="22"/>
+          <w:szCs w:val="22"/>
+        </w:rPr>
+        <w:t xml:space="preserve"> </w:t>
+      </w:r>
+      <w:r>
+        <w:rPr>
+          <w:rFonts w:ascii="Arial Narrow" w:eastAsia="Arial Narrow" w:hAnsi="Arial Narrow" w:cs="Arial Narrow"/>
+          <w:sz w:val="22"/>
+          <w:szCs w:val="22"/>
+        </w:rPr>
+        <w:t xml:space="preserve">requerir al señor [DENUNCIANTE] y Rímac Seguros y Reaseguros S.A. para que, dentro del plazo de dos (2) días hábiles siguientes a la fecha en que reciban la notificación en sus bandejas de correo electrónico, efectúen la confirmación de recepción de la notificación remitida por este despacho a sus correos electrónicos, de conformidad con el segundo párrafo del numeral 4 del artículo 20 del Texto Único Ordenado de la Ley del Procedimiento Administrativo General, aprobado mediante Decreto Supremo 006-2026-JUS, bajo apercibimiento de rehacer el acto de notificación y notificarles conforme al numeral 1 del artículo 20 del citado cuerpo normativo.</w:t>
+      </w:r>
+      <w:r>
+        <w:rPr>
+          <w:rFonts w:ascii="Arial Narrow" w:eastAsia="Arial Narrow" w:hAnsi="Arial Narrow" w:cs="Arial Narrow"/>
+          <w:sz w:val="22"/>
+          <w:szCs w:val="22"/>
+        </w:rPr>
+        <w:t xml:space="preserve"/>
+      </w:r>
+      <w:r>
+        <w:rPr>
+          <w:rFonts w:ascii="Arial Narrow" w:eastAsia="Arial Narrow" w:hAnsi="Arial Narrow" w:cs="Arial Narrow"/>
           <w:spacing w:val="-3"/>
           <w:kern w:val="0"/>
           <w14:ligatures w14:val="none"/>
           <w:sz w:val="22"/>
           <w:szCs w:val="22"/>
         </w:rPr>
-        <w:t>DÉCIMO</w:t>
-      </w:r>
-      <w:r>
-        <w:rPr>
-          <w:rFonts w:ascii="Arial Narrow" w:eastAsia="Arial Narrow" w:hAnsi="Arial Narrow" w:cs="Arial Narrow"/>
-          <w:b/>
-          <w:color w:val="000000"/>
-          <w:kern w:val="0"/>
-          <w:sz w:val="22"/>
-          <w:szCs w:val="22"/>
-          <w:lang w:eastAsia="es-PE"/>
-          <w14:ligatures w14:val="none"/>
-        </w:rPr>
-        <w:t>:</w:t>
-      </w:r>
-      <w:r>
-        <w:rPr>
-          <w:rFonts w:ascii="Arial Narrow" w:eastAsia="Arial Narrow" w:hAnsi="Arial Narrow" w:cs="Arial Narrow"/>
-          <w:color w:val="000000"/>
-          <w:kern w:val="0"/>
-          <w:sz w:val="22"/>
-          <w:szCs w:val="22"/>
-          <w:lang w:eastAsia="es-PE"/>
-          <w14:ligatures w14:val="none"/>
-        </w:rPr>
-        <w:t xml:space="preserve"> </w:t>
-      </w:r>
-      <w:r>
-        <w:rPr>
-          <w:rFonts w:ascii="Arial Narrow" w:eastAsia="Arial Narrow" w:hAnsi="Arial Narrow" w:cs="Arial Narrow"/>
-          <w:color w:val="000000"/>
-          <w:kern w:val="0"/>
-          <w:sz w:val="22"/>
-          <w:szCs w:val="22"/>
-          <w:lang w:eastAsia="es-PE"/>
-          <w14:ligatures w14:val="none"/>
-        </w:rPr>
-        <w:t xml:space="preserve">poner en conocimiento de las partes que, antes de la emisión de la Resolución Final, tienen la posibilidad de formular su desistimiento o presentar el acuerdo arribado mediante la conciliación, mediación, transacción o cualquier otro que, de forma indubitable, deje constancia que se ha solucionado la controversia materia de denuncia.</w:t>
-      </w:r>
-      <w:bookmarkStart w:id="10" w:name="h.gjdgxs" w:colFirst="0" w:colLast="0"/>
-      <w:bookmarkEnd w:id="10"/>
-    </w:p>
-    <w:p>
-      <w:pPr>
+        <w:t/>
+      </w:r>
+      <w:r>
+        <w:rPr>
+          <w:rFonts w:ascii="Arial Narrow" w:eastAsia="Arial Narrow" w:hAnsi="Arial Narrow" w:cs="Arial Narrow"/>
+          <w:spacing w:val="-3"/>
+          <w:kern w:val="0"/>
+          <w14:ligatures w14:val="none"/>
+          <w:sz w:val="22"/>
+          <w:szCs w:val="22"/>
+        </w:rPr>
+        <w:t xml:space="preserve"/>
+      </w:r>
+      <w:r>
+        <w:rPr>
+          <w:rFonts w:ascii="Arial Narrow" w:eastAsia="Arial Narrow" w:hAnsi="Arial Narrow" w:cs="Arial Narrow"/>
+          <w:spacing w:val="-3"/>
+          <w:kern w:val="0"/>
+          <w14:ligatures w14:val="none"/>
+          <w:sz w:val="22"/>
+          <w:szCs w:val="22"/>
+        </w:rPr>
+        <w:t/>
+      </w:r>
+      <w:r>
+        <w:rPr>
+          <w:rFonts w:ascii="Arial Narrow" w:eastAsia="Arial Narrow" w:hAnsi="Arial Narrow" w:cs="Arial Narrow"/>
+          <w:spacing w:val="-3"/>
+          <w:kern w:val="0"/>
+          <w14:ligatures w14:val="none"/>
+          <w:sz w:val="22"/>
+          <w:szCs w:val="22"/>
+        </w:rPr>
+        <w:t/>
+      </w:r>
+      <w:r>
+        <w:rPr>
+          <w:rFonts w:ascii="Arial Narrow" w:eastAsia="Arial Narrow" w:hAnsi="Arial Narrow" w:cs="Arial Narrow"/>
+          <w:spacing w:val="-3"/>
+          <w:kern w:val="0"/>
+          <w14:ligatures w14:val="none"/>
+          <w:sz w:val="22"/>
+          <w:szCs w:val="22"/>
+        </w:rPr>
+        <w:t xml:space="preserve"/>
+      </w:r>
+      <w:r>
+        <w:rPr>
+          <w:rFonts w:ascii="Arial Narrow" w:eastAsia="Arial Narrow" w:hAnsi="Arial Narrow" w:cs="Arial Narrow"/>
+          <w:spacing w:val="-3"/>
+          <w:kern w:val="0"/>
+          <w14:ligatures w14:val="none"/>
+          <w:sz w:val="22"/>
+          <w:szCs w:val="22"/>
+        </w:rPr>
+        <w:t xml:space="preserve"/>
+      </w:r>
+      <w:r>
+        <w:rPr>
+          <w:rFonts w:ascii="Arial Narrow" w:eastAsia="Arial Narrow" w:hAnsi="Arial Narrow" w:cs="Arial Narrow"/>
+          <w:spacing w:val="-3"/>
+          <w:kern w:val="0"/>
+          <w14:ligatures w14:val="none"/>
+          <w:sz w:val="22"/>
+          <w:szCs w:val="22"/>
+        </w:rPr>
+        <w:t/>
+      </w:r>
+      <w:r>
+        <w:rPr>
+          <w:rFonts w:ascii="Arial Narrow" w:eastAsia="Arial Narrow" w:hAnsi="Arial Narrow" w:cs="Arial Narrow"/>
+          <w:spacing w:val="-3"/>
+          <w:kern w:val="0"/>
+          <w14:ligatures w14:val="none"/>
+          <w:sz w:val="22"/>
+          <w:szCs w:val="22"/>
+        </w:rPr>
+        <w:t xml:space="preserve"/>
+      </w:r>
+      <w:r>
+        <w:rPr>
+          <w:rFonts w:ascii="Arial Narrow" w:eastAsia="Arial Narrow" w:hAnsi="Arial Narrow" w:cs="Arial Narrow"/>
+          <w:color w:val="000000"/>
+          <w:sz w:val="22"/>
+          <w:szCs w:val="22"/>
+        </w:rPr>
+        <w:t/>
+      </w:r>
+      <w:r>
+        <w:rPr>
+          <w:rFonts w:ascii="Arial Narrow" w:eastAsia="Arial Narrow" w:hAnsi="Arial Narrow" w:cs="Arial Narrow"/>
+          <w:color w:val="000000"/>
+          <w:sz w:val="22"/>
+          <w:szCs w:val="22"/>
+        </w:rPr>
+        <w:t/>
+      </w:r>
+      <w:r>
+        <w:rPr>
+          <w:rFonts w:ascii="Arial Narrow" w:eastAsia="Arial Narrow" w:hAnsi="Arial Narrow" w:cs="Arial Narrow"/>
+          <w:color w:val="000000"/>
+          <w:sz w:val="22"/>
+          <w:szCs w:val="22"/>
+        </w:rPr>
+        <w:t xml:space="preserve"/>
+      </w:r>
+      <w:r>
+        <w:rPr>
+          <w:rFonts w:ascii="Arial Narrow" w:eastAsia="Arial Narrow" w:hAnsi="Arial Narrow" w:cs="Arial Narrow"/>
+          <w:color w:val="000000"/>
+          <w:sz w:val="22"/>
+          <w:szCs w:val="22"/>
+        </w:rPr>
+        <w:t/>
+      </w:r>
+      <w:r>
+        <w:rPr>
+          <w:rFonts w:ascii="Arial Narrow" w:eastAsia="Arial Narrow" w:hAnsi="Arial Narrow" w:cs="Arial Narrow"/>
+          <w:color w:val="000000"/>
+          <w:sz w:val="22"/>
+          <w:szCs w:val="22"/>
+        </w:rPr>
+        <w:t xml:space="preserve"/>
+      </w:r>
+      <w:r>
+        <w:rPr>
+          <w:rFonts w:ascii="Arial Narrow" w:eastAsia="Arial Narrow" w:hAnsi="Arial Narrow" w:cs="Arial Narrow"/>
+          <w:color w:val="000000"/>
+          <w:sz w:val="22"/>
+          <w:szCs w:val="22"/>
+        </w:rPr>
+        <w:t/>
+      </w:r>
+      <w:r>
+        <w:rPr>
+          <w:rFonts w:ascii="Arial Narrow" w:eastAsia="Arial Narrow" w:hAnsi="Arial Narrow" w:cs="Arial Narrow"/>
+          <w:color w:val="000000"/>
+          <w:sz w:val="22"/>
+          <w:szCs w:val="22"/>
+        </w:rPr>
+        <w:t xml:space="preserve"/>
+      </w:r>
+      <w:r>
+        <w:rPr>
+          <w:rFonts w:ascii="Arial Narrow" w:eastAsia="Arial Narrow" w:hAnsi="Arial Narrow" w:cs="Arial Narrow"/>
+          <w:color w:val="000000"/>
+          <w:sz w:val="22"/>
+          <w:szCs w:val="22"/>
+        </w:rPr>
+        <w:t/>
+      </w:r>
+      <w:r>
+        <w:rPr>
+          <w:rFonts w:ascii="Arial Narrow" w:eastAsia="Arial Narrow" w:hAnsi="Arial Narrow" w:cs="Arial Narrow"/>
+          <w:color w:val="000000"/>
+          <w:sz w:val="22"/>
+          <w:szCs w:val="22"/>
+        </w:rPr>
+        <w:t xml:space="preserve"/>
+      </w:r>
+      <w:r>
+        <w:rPr>
+          <w:rFonts w:ascii="Arial Narrow" w:eastAsia="Arial Narrow" w:hAnsi="Arial Narrow" w:cs="Arial Narrow"/>
+          <w:color w:val="000000"/>
+          <w:sz w:val="22"/>
+          <w:szCs w:val="22"/>
+        </w:rPr>
+        <w:t/>
+      </w:r>
+      <w:r>
+        <w:rPr>
+          <w:rFonts w:ascii="Arial Narrow" w:eastAsia="Arial Narrow" w:hAnsi="Arial Narrow" w:cs="Arial Narrow"/>
+          <w:color w:val="000000"/>
+          <w:sz w:val="22"/>
+          <w:szCs w:val="22"/>
+        </w:rPr>
+        <w:t xml:space="preserve"/>
+      </w:r>
+      <w:r>
+        <w:rPr>
+          <w:rFonts w:ascii="Arial Narrow" w:eastAsia="Arial Narrow" w:hAnsi="Arial Narrow" w:cs="Arial Narrow"/>
+          <w:color w:val="000000"/>
+          <w:sz w:val="22"/>
+          <w:szCs w:val="22"/>
+        </w:rPr>
+        <w:t/>
+      </w:r>
+      <w:r>
+        <w:rPr>
+          <w:rFonts w:ascii="Arial Narrow" w:eastAsia="Arial Narrow" w:hAnsi="Arial Narrow" w:cs="Arial Narrow"/>
+          <w:color w:val="000000"/>
+          <w:sz w:val="22"/>
+          <w:szCs w:val="22"/>
+        </w:rPr>
+        <w:t xml:space="preserve"/>
+      </w:r>
+      <w:r>
+        <w:rPr>
+          <w:rFonts w:ascii="Arial Narrow" w:eastAsia="Arial Narrow" w:hAnsi="Arial Narrow" w:cs="Arial Narrow"/>
+          <w:color w:val="000000"/>
+          <w:sz w:val="22"/>
+          <w:szCs w:val="22"/>
+        </w:rPr>
+        <w:t/>
+      </w:r>
+      <w:r>
+        <w:rPr>
+          <w:rFonts w:ascii="Arial Narrow" w:eastAsia="Arial Narrow" w:hAnsi="Arial Narrow" w:cs="Arial Narrow"/>
+          <w:color w:val="000000"/>
+          <w:sz w:val="22"/>
+          <w:szCs w:val="22"/>
+        </w:rPr>
+        <w:t/>
+      </w:r>
+      <w:r>
+        <w:rPr>
+          <w:rFonts w:ascii="Arial Narrow" w:eastAsia="Arial Narrow" w:hAnsi="Arial Narrow" w:cs="Arial Narrow"/>
+          <w:color w:val="000000"/>
+          <w:kern w:val="0"/>
+          <w:sz w:val="22"/>
+          <w:szCs w:val="22"/>
+          <w:lang w:eastAsia="es-PE"/>
+          <w14:ligatures w14:val="none"/>
+        </w:rPr>
+        <w:t/>
+      </w:r>
+      <w:r>
+        <w:rPr>
+          <w:rFonts w:ascii="Arial Narrow" w:eastAsia="Arial Narrow" w:hAnsi="Arial Narrow" w:cs="Arial Narrow"/>
+          <w:color w:val="000000"/>
+          <w:sz w:val="22"/>
+          <w:szCs w:val="22"/>
+        </w:rPr>
+        <w:t xml:space="preserve"/>
+      </w:r>
+      <w:r>
+        <w:rPr>
+          <w:rFonts w:ascii="Arial Narrow" w:eastAsia="Arial Narrow" w:hAnsi="Arial Narrow" w:cs="Arial Narrow"/>
+          <w:color w:val="000000"/>
+          <w:sz w:val="22"/>
+          <w:szCs w:val="22"/>
+        </w:rPr>
+        <w:t xml:space="preserve"/>
+      </w:r>
+      <w:proofErr w:type="spellStart"/>
+      <w:r>
+        <w:rPr>
+          <w:rFonts w:ascii="Arial Narrow" w:eastAsia="Arial Narrow" w:hAnsi="Arial Narrow" w:cs="Arial Narrow"/>
+          <w:color w:val="000000"/>
+          <w:sz w:val="22"/>
+          <w:szCs w:val="22"/>
+        </w:rPr>
+        <w:t/>
+      </w:r>
+      <w:proofErr w:type="spellEnd"/>
+      <w:r>
+        <w:rPr>
+          <w:rFonts w:ascii="Arial Narrow" w:eastAsia="Arial Narrow" w:hAnsi="Arial Narrow" w:cs="Arial Narrow"/>
+          <w:color w:val="000000"/>
+          <w:sz w:val="22"/>
+          <w:szCs w:val="22"/>
+        </w:rPr>
+        <w:t xml:space="preserve"/>
+      </w:r>
+      <w:r>
+        <w:rPr>
+          <w:rFonts w:ascii="Arial Narrow" w:eastAsia="Arial Narrow" w:hAnsi="Arial Narrow" w:cs="Arial Narrow"/>
+          <w:color w:val="000000"/>
+          <w:kern w:val="0"/>
+          <w:sz w:val="22"/>
+          <w:szCs w:val="22"/>
+          <w:lang w:eastAsia="es-PE"/>
+          <w14:ligatures w14:val="none"/>
+        </w:rPr>
+        <w:t/>
+      </w:r>
+      <w:r>
+        <w:rPr>
+          <w:rFonts w:ascii="Arial Narrow" w:eastAsia="Arial Narrow" w:hAnsi="Arial Narrow" w:cs="Arial Narrow"/>
+          <w:color w:val="000000"/>
+          <w:sz w:val="22"/>
+          <w:szCs w:val="22"/>
+        </w:rPr>
+        <w:t xml:space="preserve"/>
+      </w:r>
+      <w:r>
+        <w:rPr>
+          <w:rStyle w:val="Refdenotaalpie"/>
+          <w:rFonts w:ascii="Arial Narrow" w:eastAsia="Arial Narrow" w:hAnsi="Arial Narrow" w:cs="Arial Narrow"/>
+          <w:sz w:val="22"/>
+          <w:szCs w:val="22"/>
+          <w:vertAlign w:val="superscript"/>
+        </w:rPr>
+        <w:footnoteReference w:id="18"/>
+      </w:r>
+      <w:r>
+        <w:rPr>
+          <w:rFonts w:ascii="Arial Narrow" w:eastAsia="Arial Narrow" w:hAnsi="Arial Narrow" w:cs="Arial Narrow"/>
+          <w:sz w:val="22"/>
+          <w:szCs w:val="22"/>
+        </w:rPr>
+        <w:t/>
+      </w:r>
+    </w:p>
+    <w:p>
+      <w:pPr>
+        <w:spacing w:before="0" w:after="0" w:line="240" w:lineRule="auto"/>
         <w:suppressAutoHyphens/>
-        <w:spacing w:after="0" w:line="240" w:lineRule="auto"/>
-        <w:jc w:val="both"/>
-        <w:rPr>
-          <w:rFonts w:ascii="Arial Narrow" w:eastAsia="Arial Narrow" w:hAnsi="Arial Narrow" w:cs="Arial Narrow"/>
-          <w:color w:val="000000"/>
-          <w:kern w:val="0"/>
-          <w:sz w:val="22"/>
-          <w:szCs w:val="22"/>
-          <w:lang w:eastAsia="es-PE"/>
-          <w14:ligatures w14:val="none"/>
-        </w:rPr>
-      </w:pPr>
-    </w:p>
-    <w:p>
-      <w:pPr>
-        <w:suppressAutoHyphens/>
-        <w:spacing w:after="0" w:line="240" w:lineRule="auto"/>
-        <w:jc w:val="both"/>
-        <w:rPr>
-          <w:rFonts w:ascii="Arial Narrow" w:eastAsia="Arial Narrow" w:hAnsi="Arial Narrow" w:cs="Arial Narrow"/>
-          <w:sz w:val="22"/>
-          <w:szCs w:val="22"/>
-        </w:rPr>
-      </w:pPr>
-      <w:r>
-        <w:rPr>
-          <w:rFonts w:ascii="Arial Narrow" w:eastAsia="Arial Narrow" w:hAnsi="Arial Narrow" w:cs="Arial Narrow"/>
-          <w:b/>
-          <w:bCs/>
-          <w:sz w:val="22"/>
-          <w:szCs w:val="22"/>
-        </w:rPr>
-        <w:t xml:space="preserve">DÉCIMO PRIMERO:</w:t>
-      </w:r>
-      <w:r>
-        <w:rPr>
-          <w:rFonts w:ascii="Arial Narrow" w:eastAsia="Arial Narrow" w:hAnsi="Arial Narrow" w:cs="Arial Narrow"/>
-          <w:sz w:val="22"/>
-          <w:szCs w:val="22"/>
-        </w:rPr>
-        <w:t xml:space="preserve"> </w:t>
-      </w:r>
-      <w:r>
-        <w:rPr>
-          <w:rFonts w:ascii="Arial Narrow" w:eastAsia="Arial Narrow" w:hAnsi="Arial Narrow" w:cs="Arial Narrow"/>
-          <w:sz w:val="22"/>
-          <w:szCs w:val="22"/>
-        </w:rPr>
-        <w:t xml:space="preserve">requerir al señor [DENUNCIANTE] y Rímac Seguros y Reaseguros S.A. para que, dentro del plazo de dos (2) días hábiles siguientes a la fecha en que reciban la notificación en sus bandejas de correo electrónico, efectúen la confirmación de recepción de la notificación remitida por este despacho a sus correos electrónicos, de conformidad con el segundo párrafo del numeral 4 del artículo 20 del Texto Único Ordenado de la Ley del Procedimiento Administrativo General, aprobado mediante Decreto Supremo 006-2026-JUS, bajo apercibimiento de rehacer el acto de notificación y notificarles conforme al numeral 1 del artículo 20 del citado cuerpo normativo.</w:t>
-      </w:r>
-      <w:r>
-        <w:rPr>
-          <w:rFonts w:ascii="Arial Narrow" w:eastAsia="Arial Narrow" w:hAnsi="Arial Narrow" w:cs="Arial Narrow"/>
-          <w:sz w:val="22"/>
-          <w:szCs w:val="22"/>
-        </w:rPr>
-        <w:t xml:space="preserve"/>
-      </w:r>
-      <w:r>
-        <w:rPr>
-          <w:rFonts w:ascii="Arial Narrow" w:eastAsia="Arial Narrow" w:hAnsi="Arial Narrow" w:cs="Arial Narrow"/>
-          <w:spacing w:val="-3"/>
-          <w:kern w:val="0"/>
-          <w14:ligatures w14:val="none"/>
-          <w:sz w:val="22"/>
-          <w:szCs w:val="22"/>
-        </w:rPr>
-        <w:t/>
-      </w:r>
-      <w:r>
-        <w:rPr>
-          <w:rFonts w:ascii="Arial Narrow" w:eastAsia="Arial Narrow" w:hAnsi="Arial Narrow" w:cs="Arial Narrow"/>
-          <w:spacing w:val="-3"/>
-          <w:kern w:val="0"/>
-          <w14:ligatures w14:val="none"/>
-          <w:sz w:val="22"/>
-          <w:szCs w:val="22"/>
-        </w:rPr>
-        <w:t xml:space="preserve"/>
-      </w:r>
-      <w:r>
-        <w:rPr>
-          <w:rFonts w:ascii="Arial Narrow" w:eastAsia="Arial Narrow" w:hAnsi="Arial Narrow" w:cs="Arial Narrow"/>
-          <w:spacing w:val="-3"/>
-          <w:kern w:val="0"/>
-          <w14:ligatures w14:val="none"/>
-          <w:sz w:val="22"/>
-          <w:szCs w:val="22"/>
-        </w:rPr>
-        <w:t/>
-      </w:r>
-      <w:r>
-        <w:rPr>
-          <w:rFonts w:ascii="Arial Narrow" w:eastAsia="Arial Narrow" w:hAnsi="Arial Narrow" w:cs="Arial Narrow"/>
-          <w:spacing w:val="-3"/>
-          <w:kern w:val="0"/>
-          <w14:ligatures w14:val="none"/>
-          <w:sz w:val="22"/>
-          <w:szCs w:val="22"/>
-        </w:rPr>
-        <w:t/>
-      </w:r>
-      <w:r>
-        <w:rPr>
-          <w:rFonts w:ascii="Arial Narrow" w:eastAsia="Arial Narrow" w:hAnsi="Arial Narrow" w:cs="Arial Narrow"/>
-          <w:spacing w:val="-3"/>
-          <w:kern w:val="0"/>
-          <w14:ligatures w14:val="none"/>
-          <w:sz w:val="22"/>
-          <w:szCs w:val="22"/>
-        </w:rPr>
-        <w:t xml:space="preserve"/>
-      </w:r>
-      <w:r>
-        <w:rPr>
-          <w:rFonts w:ascii="Arial Narrow" w:eastAsia="Arial Narrow" w:hAnsi="Arial Narrow" w:cs="Arial Narrow"/>
-          <w:spacing w:val="-3"/>
-          <w:kern w:val="0"/>
-          <w14:ligatures w14:val="none"/>
-          <w:sz w:val="22"/>
-          <w:szCs w:val="22"/>
-        </w:rPr>
-        <w:t xml:space="preserve"/>
-      </w:r>
-      <w:r>
-        <w:rPr>
-          <w:rFonts w:ascii="Arial Narrow" w:eastAsia="Arial Narrow" w:hAnsi="Arial Narrow" w:cs="Arial Narrow"/>
-          <w:spacing w:val="-3"/>
-          <w:kern w:val="0"/>
-          <w14:ligatures w14:val="none"/>
-          <w:sz w:val="22"/>
-          <w:szCs w:val="22"/>
-        </w:rPr>
-        <w:t/>
-      </w:r>
-      <w:r>
-        <w:rPr>
-          <w:rFonts w:ascii="Arial Narrow" w:eastAsia="Arial Narrow" w:hAnsi="Arial Narrow" w:cs="Arial Narrow"/>
-          <w:spacing w:val="-3"/>
-          <w:kern w:val="0"/>
-          <w14:ligatures w14:val="none"/>
-          <w:sz w:val="22"/>
-          <w:szCs w:val="22"/>
-        </w:rPr>
-        <w:t xml:space="preserve"/>
-      </w:r>
-      <w:r>
-        <w:rPr>
-          <w:rFonts w:ascii="Arial Narrow" w:eastAsia="Arial Narrow" w:hAnsi="Arial Narrow" w:cs="Arial Narrow"/>
-          <w:color w:val="000000"/>
-          <w:sz w:val="22"/>
-          <w:szCs w:val="22"/>
-        </w:rPr>
-        <w:t/>
-      </w:r>
-      <w:r>
-        <w:rPr>
-          <w:rFonts w:ascii="Arial Narrow" w:eastAsia="Arial Narrow" w:hAnsi="Arial Narrow" w:cs="Arial Narrow"/>
-          <w:color w:val="000000"/>
-          <w:sz w:val="22"/>
-          <w:szCs w:val="22"/>
-        </w:rPr>
-        <w:t/>
-      </w:r>
-      <w:r>
-        <w:rPr>
-          <w:rFonts w:ascii="Arial Narrow" w:eastAsia="Arial Narrow" w:hAnsi="Arial Narrow" w:cs="Arial Narrow"/>
-          <w:color w:val="000000"/>
-          <w:sz w:val="22"/>
-          <w:szCs w:val="22"/>
-        </w:rPr>
-        <w:t xml:space="preserve"/>
-      </w:r>
-      <w:r>
-        <w:rPr>
-          <w:rFonts w:ascii="Arial Narrow" w:eastAsia="Arial Narrow" w:hAnsi="Arial Narrow" w:cs="Arial Narrow"/>
-          <w:color w:val="000000"/>
-          <w:sz w:val="22"/>
-          <w:szCs w:val="22"/>
-        </w:rPr>
-        <w:t/>
-      </w:r>
-      <w:r>
-        <w:rPr>
-          <w:rFonts w:ascii="Arial Narrow" w:eastAsia="Arial Narrow" w:hAnsi="Arial Narrow" w:cs="Arial Narrow"/>
-          <w:color w:val="000000"/>
-          <w:sz w:val="22"/>
-          <w:szCs w:val="22"/>
-        </w:rPr>
-        <w:t xml:space="preserve"/>
-      </w:r>
-      <w:r>
-        <w:rPr>
-          <w:rFonts w:ascii="Arial Narrow" w:eastAsia="Arial Narrow" w:hAnsi="Arial Narrow" w:cs="Arial Narrow"/>
-          <w:color w:val="000000"/>
-          <w:sz w:val="22"/>
-          <w:szCs w:val="22"/>
-        </w:rPr>
-        <w:t/>
-      </w:r>
-      <w:r>
-        <w:rPr>
-          <w:rFonts w:ascii="Arial Narrow" w:eastAsia="Arial Narrow" w:hAnsi="Arial Narrow" w:cs="Arial Narrow"/>
-          <w:color w:val="000000"/>
-          <w:sz w:val="22"/>
-          <w:szCs w:val="22"/>
-        </w:rPr>
-        <w:t xml:space="preserve"/>
-      </w:r>
-      <w:r>
-        <w:rPr>
-          <w:rFonts w:ascii="Arial Narrow" w:eastAsia="Arial Narrow" w:hAnsi="Arial Narrow" w:cs="Arial Narrow"/>
-          <w:color w:val="000000"/>
-          <w:sz w:val="22"/>
-          <w:szCs w:val="22"/>
-        </w:rPr>
-        <w:t/>
-      </w:r>
-      <w:r>
-        <w:rPr>
-          <w:rFonts w:ascii="Arial Narrow" w:eastAsia="Arial Narrow" w:hAnsi="Arial Narrow" w:cs="Arial Narrow"/>
-          <w:color w:val="000000"/>
-          <w:sz w:val="22"/>
-          <w:szCs w:val="22"/>
-        </w:rPr>
-        <w:t xml:space="preserve"/>
-      </w:r>
-      <w:r>
-        <w:rPr>
-          <w:rFonts w:ascii="Arial Narrow" w:eastAsia="Arial Narrow" w:hAnsi="Arial Narrow" w:cs="Arial Narrow"/>
-          <w:color w:val="000000"/>
-          <w:sz w:val="22"/>
-          <w:szCs w:val="22"/>
-        </w:rPr>
-        <w:t/>
-      </w:r>
-      <w:r>
-        <w:rPr>
-          <w:rFonts w:ascii="Arial Narrow" w:eastAsia="Arial Narrow" w:hAnsi="Arial Narrow" w:cs="Arial Narrow"/>
-          <w:color w:val="000000"/>
-          <w:sz w:val="22"/>
-          <w:szCs w:val="22"/>
-        </w:rPr>
-        <w:t xml:space="preserve"/>
-      </w:r>
-      <w:r>
-        <w:rPr>
-          <w:rFonts w:ascii="Arial Narrow" w:eastAsia="Arial Narrow" w:hAnsi="Arial Narrow" w:cs="Arial Narrow"/>
-          <w:color w:val="000000"/>
-          <w:sz w:val="22"/>
-          <w:szCs w:val="22"/>
-        </w:rPr>
-        <w:t/>
-      </w:r>
-      <w:r>
-        <w:rPr>
-          <w:rFonts w:ascii="Arial Narrow" w:eastAsia="Arial Narrow" w:hAnsi="Arial Narrow" w:cs="Arial Narrow"/>
-          <w:color w:val="000000"/>
-          <w:sz w:val="22"/>
-          <w:szCs w:val="22"/>
-        </w:rPr>
-        <w:t xml:space="preserve"/>
-      </w:r>
-      <w:r>
-        <w:rPr>
-          <w:rFonts w:ascii="Arial Narrow" w:eastAsia="Arial Narrow" w:hAnsi="Arial Narrow" w:cs="Arial Narrow"/>
-          <w:color w:val="000000"/>
-          <w:sz w:val="22"/>
-          <w:szCs w:val="22"/>
-        </w:rPr>
-        <w:t/>
-      </w:r>
-      <w:r>
-        <w:rPr>
-          <w:rFonts w:ascii="Arial Narrow" w:eastAsia="Arial Narrow" w:hAnsi="Arial Narrow" w:cs="Arial Narrow"/>
-          <w:color w:val="000000"/>
-          <w:sz w:val="22"/>
-          <w:szCs w:val="22"/>
-        </w:rPr>
-        <w:t/>
-      </w:r>
-      <w:r>
-        <w:rPr>
-          <w:rFonts w:ascii="Arial Narrow" w:eastAsia="Arial Narrow" w:hAnsi="Arial Narrow" w:cs="Arial Narrow"/>
-          <w:color w:val="000000"/>
-          <w:kern w:val="0"/>
-          <w:sz w:val="22"/>
-          <w:szCs w:val="22"/>
-          <w:lang w:eastAsia="es-PE"/>
-          <w14:ligatures w14:val="none"/>
-        </w:rPr>
-        <w:t/>
-      </w:r>
-      <w:r>
-        <w:rPr>
-          <w:rFonts w:ascii="Arial Narrow" w:eastAsia="Arial Narrow" w:hAnsi="Arial Narrow" w:cs="Arial Narrow"/>
-          <w:color w:val="000000"/>
-          <w:sz w:val="22"/>
-          <w:szCs w:val="22"/>
-        </w:rPr>
-        <w:t xml:space="preserve"/>
-      </w:r>
-      <w:r>
-        <w:rPr>
-          <w:rFonts w:ascii="Arial Narrow" w:eastAsia="Arial Narrow" w:hAnsi="Arial Narrow" w:cs="Arial Narrow"/>
-          <w:color w:val="000000"/>
-          <w:sz w:val="22"/>
-          <w:szCs w:val="22"/>
-        </w:rPr>
-        <w:t xml:space="preserve"/>
-      </w:r>
-      <w:proofErr w:type="spellStart"/>
-      <w:r>
-        <w:rPr>
-          <w:rFonts w:ascii="Arial Narrow" w:eastAsia="Arial Narrow" w:hAnsi="Arial Narrow" w:cs="Arial Narrow"/>
-          <w:color w:val="000000"/>
-          <w:sz w:val="22"/>
-          <w:szCs w:val="22"/>
-        </w:rPr>
-        <w:t/>
-      </w:r>
-      <w:proofErr w:type="spellEnd"/>
-      <w:r>
-        <w:rPr>
-          <w:rFonts w:ascii="Arial Narrow" w:eastAsia="Arial Narrow" w:hAnsi="Arial Narrow" w:cs="Arial Narrow"/>
-          <w:color w:val="000000"/>
-          <w:sz w:val="22"/>
-          <w:szCs w:val="22"/>
-        </w:rPr>
-        <w:t xml:space="preserve"/>
-      </w:r>
-      <w:r>
-        <w:rPr>
-          <w:rFonts w:ascii="Arial Narrow" w:eastAsia="Arial Narrow" w:hAnsi="Arial Narrow" w:cs="Arial Narrow"/>
-          <w:color w:val="000000"/>
-          <w:kern w:val="0"/>
-          <w:sz w:val="22"/>
-          <w:szCs w:val="22"/>
-          <w:lang w:eastAsia="es-PE"/>
-          <w14:ligatures w14:val="none"/>
-        </w:rPr>
-        <w:t/>
-      </w:r>
-      <w:r>
-        <w:rPr>
-          <w:rFonts w:ascii="Arial Narrow" w:eastAsia="Arial Narrow" w:hAnsi="Arial Narrow" w:cs="Arial Narrow"/>
-          <w:color w:val="000000"/>
-          <w:sz w:val="22"/>
-          <w:szCs w:val="22"/>
-        </w:rPr>
-        <w:t xml:space="preserve"/>
-      </w:r>
-      <w:r>
-        <w:rPr>
-          <w:rStyle w:val="Refdenotaalpie"/>
-          <w:rFonts w:ascii="Arial Narrow" w:eastAsia="Arial Narrow" w:hAnsi="Arial Narrow" w:cs="Arial Narrow"/>
-          <w:sz w:val="22"/>
-          <w:szCs w:val="22"/>
-          <w:vertAlign w:val="superscript"/>
-        </w:rPr>
-        <w:footnoteReference w:id="18"/>
-      </w:r>
-      <w:r>
-        <w:rPr>
-          <w:rFonts w:ascii="Arial Narrow" w:eastAsia="Arial Narrow" w:hAnsi="Arial Narrow" w:cs="Arial Narrow"/>
-          <w:sz w:val="22"/>
-          <w:szCs w:val="22"/>
-        </w:rPr>
-        <w:t/>
-      </w:r>
-    </w:p>
-    <w:p>
-      <w:pPr>
-        <w:suppressAutoHyphens/>
-        <w:spacing w:after="0" w:line="240" w:lineRule="auto"/>
         <w:jc w:val="both"/>
         <w:rPr>
           <w:rFonts w:ascii="Arial Narrow" w:eastAsia="Arial Narrow" w:hAnsi="Arial Narrow" w:cs="Arial Narrow"/>
@@ -12246,7 +12270,6 @@
           <w:sz w:val="16"/>
           <w:szCs w:val="16"/>
         </w:rPr>
-        <w:tab/>
         <w:t xml:space="preserve"/>
       </w:r>
       <w:r>
@@ -12322,25 +12345,24 @@
           <w:sz w:val="16"/>
           <w:szCs w:val="16"/>
         </w:rPr>
+        <w:t xml:space="preserve"/>
+      </w:r>
+      <w:r>
+        <w:rPr>
+          <w:rFonts w:ascii="Arial Narrow" w:eastAsia="Arial Narrow" w:hAnsi="Arial Narrow" w:cs="Arial Narrow"/>
+          <w:sz w:val="16"/>
+          <w:szCs w:val="16"/>
+        </w:rPr>
+      </w:r>
+      <w:r>
+        <w:rPr>
+          <w:rFonts w:ascii="Arial Narrow" w:eastAsia="Arial Narrow" w:hAnsi="Arial Narrow" w:cs="Arial Narrow"/>
+          <w:b/>
+          <w:bCs/>
+          <w:sz w:val="16"/>
+          <w:szCs w:val="16"/>
+        </w:rPr>
         <w:tab/>
-        <w:t xml:space="preserve"/>
-      </w:r>
-      <w:r>
-        <w:rPr>
-          <w:rFonts w:ascii="Arial Narrow" w:eastAsia="Arial Narrow" w:hAnsi="Arial Narrow" w:cs="Arial Narrow"/>
-          <w:sz w:val="16"/>
-          <w:szCs w:val="16"/>
-        </w:rPr>
-        <w:tab/>
-      </w:r>
-      <w:r>
-        <w:rPr>
-          <w:rFonts w:ascii="Arial Narrow" w:eastAsia="Arial Narrow" w:hAnsi="Arial Narrow" w:cs="Arial Narrow"/>
-          <w:b/>
-          <w:bCs/>
-          <w:sz w:val="16"/>
-          <w:szCs w:val="16"/>
-        </w:rPr>
         <w:t xml:space="preserve">LEY </w:t>
       </w:r>
       <w:proofErr w:type="spellStart"/>
@@ -12666,25 +12688,24 @@
           <w:sz w:val="16"/>
           <w:szCs w:val="16"/>
         </w:rPr>
+        <w:t xml:space="preserve"/>
+      </w:r>
+      <w:r>
+        <w:rPr>
+          <w:rFonts w:ascii="Arial Narrow" w:eastAsia="Arial Narrow" w:hAnsi="Arial Narrow" w:cs="Arial Narrow"/>
+          <w:sz w:val="16"/>
+          <w:szCs w:val="16"/>
+        </w:rPr>
+      </w:r>
+      <w:r>
+        <w:rPr>
+          <w:rFonts w:ascii="Arial Narrow" w:eastAsia="Arial Narrow" w:hAnsi="Arial Narrow" w:cs="Arial Narrow"/>
+          <w:b/>
+          <w:bCs/>
+          <w:sz w:val="16"/>
+          <w:szCs w:val="16"/>
+        </w:rPr>
         <w:tab/>
-        <w:t xml:space="preserve"/>
-      </w:r>
-      <w:r>
-        <w:rPr>
-          <w:rFonts w:ascii="Arial Narrow" w:eastAsia="Arial Narrow" w:hAnsi="Arial Narrow" w:cs="Arial Narrow"/>
-          <w:sz w:val="16"/>
-          <w:szCs w:val="16"/>
-        </w:rPr>
-        <w:tab/>
-      </w:r>
-      <w:r>
-        <w:rPr>
-          <w:rFonts w:ascii="Arial Narrow" w:eastAsia="Arial Narrow" w:hAnsi="Arial Narrow" w:cs="Arial Narrow"/>
-          <w:b/>
-          <w:bCs/>
-          <w:sz w:val="16"/>
-          <w:szCs w:val="16"/>
-        </w:rPr>
         <w:t xml:space="preserve">LEY </w:t>
       </w:r>
       <w:proofErr w:type="spellStart"/>
@@ -12889,25 +12910,24 @@
           <w:sz w:val="16"/>
           <w:szCs w:val="16"/>
         </w:rPr>
+        <w:t xml:space="preserve"/>
+      </w:r>
+      <w:r>
+        <w:rPr>
+          <w:rFonts w:ascii="Arial Narrow" w:eastAsia="Arial Narrow" w:hAnsi="Arial Narrow" w:cs="Arial Narrow"/>
+          <w:sz w:val="16"/>
+          <w:szCs w:val="16"/>
+        </w:rPr>
+      </w:r>
+      <w:r>
+        <w:rPr>
+          <w:rFonts w:ascii="Arial Narrow" w:eastAsia="Arial Narrow" w:hAnsi="Arial Narrow" w:cs="Arial Narrow"/>
+          <w:b/>
+          <w:bCs/>
+          <w:sz w:val="16"/>
+          <w:szCs w:val="16"/>
+        </w:rPr>
         <w:tab/>
-        <w:t xml:space="preserve"/>
-      </w:r>
-      <w:r>
-        <w:rPr>
-          <w:rFonts w:ascii="Arial Narrow" w:eastAsia="Arial Narrow" w:hAnsi="Arial Narrow" w:cs="Arial Narrow"/>
-          <w:sz w:val="16"/>
-          <w:szCs w:val="16"/>
-        </w:rPr>
-        <w:tab/>
-      </w:r>
-      <w:r>
-        <w:rPr>
-          <w:rFonts w:ascii="Arial Narrow" w:eastAsia="Arial Narrow" w:hAnsi="Arial Narrow" w:cs="Arial Narrow"/>
-          <w:b/>
-          <w:bCs/>
-          <w:sz w:val="16"/>
-          <w:szCs w:val="16"/>
-        </w:rPr>
         <w:t xml:space="preserve">LEY </w:t>
       </w:r>
       <w:proofErr w:type="spellStart"/>
@@ -13251,25 +13271,24 @@
           <w:sz w:val="16"/>
           <w:szCs w:val="16"/>
         </w:rPr>
+        <w:t xml:space="preserve"/>
+      </w:r>
+      <w:r>
+        <w:rPr>
+          <w:rFonts w:ascii="Arial Narrow" w:eastAsia="Arial Narrow" w:hAnsi="Arial Narrow" w:cs="Arial Narrow"/>
+          <w:sz w:val="16"/>
+          <w:szCs w:val="16"/>
+        </w:rPr>
+      </w:r>
+      <w:r>
+        <w:rPr>
+          <w:rFonts w:ascii="Arial Narrow" w:eastAsia="Arial Narrow" w:hAnsi="Arial Narrow" w:cs="Arial Narrow"/>
+          <w:b/>
+          <w:bCs/>
+          <w:sz w:val="16"/>
+          <w:szCs w:val="16"/>
+        </w:rPr>
         <w:tab/>
-        <w:t xml:space="preserve"/>
-      </w:r>
-      <w:r>
-        <w:rPr>
-          <w:rFonts w:ascii="Arial Narrow" w:eastAsia="Arial Narrow" w:hAnsi="Arial Narrow" w:cs="Arial Narrow"/>
-          <w:sz w:val="16"/>
-          <w:szCs w:val="16"/>
-        </w:rPr>
-        <w:tab/>
-      </w:r>
-      <w:r>
-        <w:rPr>
-          <w:rFonts w:ascii="Arial Narrow" w:eastAsia="Arial Narrow" w:hAnsi="Arial Narrow" w:cs="Arial Narrow"/>
-          <w:b/>
-          <w:bCs/>
-          <w:sz w:val="16"/>
-          <w:szCs w:val="16"/>
-        </w:rPr>
         <w:t xml:space="preserve">LEY </w:t>
       </w:r>
       <w:proofErr w:type="spellStart"/>
@@ -13572,25 +13591,24 @@
           <w:sz w:val="16"/>
           <w:szCs w:val="16"/>
         </w:rPr>
+        <w:t xml:space="preserve"/>
+      </w:r>
+      <w:r>
+        <w:rPr>
+          <w:rFonts w:ascii="Arial Narrow" w:eastAsia="Arial Narrow" w:hAnsi="Arial Narrow" w:cs="Arial Narrow"/>
+          <w:sz w:val="16"/>
+          <w:szCs w:val="16"/>
+        </w:rPr>
+      </w:r>
+      <w:r>
+        <w:rPr>
+          <w:rFonts w:ascii="Arial Narrow" w:eastAsia="Arial Narrow" w:hAnsi="Arial Narrow" w:cs="Arial Narrow"/>
+          <w:b/>
+          <w:bCs/>
+          <w:sz w:val="16"/>
+          <w:szCs w:val="16"/>
+        </w:rPr>
         <w:tab/>
-        <w:t xml:space="preserve"/>
-      </w:r>
-      <w:r>
-        <w:rPr>
-          <w:rFonts w:ascii="Arial Narrow" w:eastAsia="Arial Narrow" w:hAnsi="Arial Narrow" w:cs="Arial Narrow"/>
-          <w:sz w:val="16"/>
-          <w:szCs w:val="16"/>
-        </w:rPr>
-        <w:tab/>
-      </w:r>
-      <w:r>
-        <w:rPr>
-          <w:rFonts w:ascii="Arial Narrow" w:eastAsia="Arial Narrow" w:hAnsi="Arial Narrow" w:cs="Arial Narrow"/>
-          <w:b/>
-          <w:bCs/>
-          <w:sz w:val="16"/>
-          <w:szCs w:val="16"/>
-        </w:rPr>
         <w:t xml:space="preserve">LEY </w:t>
       </w:r>
       <w:proofErr w:type="spellStart"/>
@@ -13871,25 +13889,24 @@
           <w:sz w:val="16"/>
           <w:szCs w:val="16"/>
         </w:rPr>
+        <w:t xml:space="preserve"/>
+      </w:r>
+      <w:r>
+        <w:rPr>
+          <w:rFonts w:ascii="Arial Narrow" w:eastAsia="Arial Narrow" w:hAnsi="Arial Narrow" w:cs="Arial Narrow"/>
+          <w:sz w:val="16"/>
+          <w:szCs w:val="16"/>
+        </w:rPr>
+      </w:r>
+      <w:r>
+        <w:rPr>
+          <w:rFonts w:ascii="Arial Narrow" w:eastAsia="Arial Narrow" w:hAnsi="Arial Narrow" w:cs="Arial Narrow"/>
+          <w:b/>
+          <w:bCs/>
+          <w:sz w:val="16"/>
+          <w:szCs w:val="16"/>
+        </w:rPr>
         <w:tab/>
-        <w:t xml:space="preserve"/>
-      </w:r>
-      <w:r>
-        <w:rPr>
-          <w:rFonts w:ascii="Arial Narrow" w:eastAsia="Arial Narrow" w:hAnsi="Arial Narrow" w:cs="Arial Narrow"/>
-          <w:sz w:val="16"/>
-          <w:szCs w:val="16"/>
-        </w:rPr>
-        <w:tab/>
-      </w:r>
-      <w:r>
-        <w:rPr>
-          <w:rFonts w:ascii="Arial Narrow" w:eastAsia="Arial Narrow" w:hAnsi="Arial Narrow" w:cs="Arial Narrow"/>
-          <w:b/>
-          <w:bCs/>
-          <w:sz w:val="16"/>
-          <w:szCs w:val="16"/>
-        </w:rPr>
         <w:t xml:space="preserve">LEY </w:t>
       </w:r>
       <w:proofErr w:type="spellStart"/>
@@ -14082,25 +14099,24 @@
           <w:sz w:val="16"/>
           <w:szCs w:val="16"/>
         </w:rPr>
+        <w:t xml:space="preserve"/>
+      </w:r>
+      <w:r>
+        <w:rPr>
+          <w:rFonts w:ascii="Arial Narrow" w:eastAsia="Arial Narrow" w:hAnsi="Arial Narrow" w:cs="Arial Narrow"/>
+          <w:sz w:val="16"/>
+          <w:szCs w:val="16"/>
+        </w:rPr>
+      </w:r>
+      <w:r>
+        <w:rPr>
+          <w:rFonts w:ascii="Arial Narrow" w:eastAsia="Arial Narrow" w:hAnsi="Arial Narrow" w:cs="Arial Narrow"/>
+          <w:b/>
+          <w:bCs/>
+          <w:sz w:val="16"/>
+          <w:szCs w:val="16"/>
+        </w:rPr>
         <w:tab/>
-        <w:t xml:space="preserve"/>
-      </w:r>
-      <w:r>
-        <w:rPr>
-          <w:rFonts w:ascii="Arial Narrow" w:eastAsia="Arial Narrow" w:hAnsi="Arial Narrow" w:cs="Arial Narrow"/>
-          <w:sz w:val="16"/>
-          <w:szCs w:val="16"/>
-        </w:rPr>
-        <w:tab/>
-      </w:r>
-      <w:r>
-        <w:rPr>
-          <w:rFonts w:ascii="Arial Narrow" w:eastAsia="Arial Narrow" w:hAnsi="Arial Narrow" w:cs="Arial Narrow"/>
-          <w:b/>
-          <w:bCs/>
-          <w:sz w:val="16"/>
-          <w:szCs w:val="16"/>
-        </w:rPr>
         <w:t xml:space="preserve">LEY </w:t>
       </w:r>
       <w:proofErr w:type="spellStart"/>
@@ -14423,25 +14439,24 @@
           <w:sz w:val="16"/>
           <w:szCs w:val="16"/>
         </w:rPr>
+        <w:t xml:space="preserve"/>
+      </w:r>
+      <w:r>
+        <w:rPr>
+          <w:rFonts w:ascii="Arial Narrow" w:eastAsia="Arial Narrow" w:hAnsi="Arial Narrow" w:cs="Arial Narrow"/>
+          <w:sz w:val="16"/>
+          <w:szCs w:val="16"/>
+        </w:rPr>
+      </w:r>
+      <w:r>
+        <w:rPr>
+          <w:rFonts w:ascii="Arial Narrow" w:eastAsia="Arial Narrow" w:hAnsi="Arial Narrow" w:cs="Arial Narrow"/>
+          <w:b/>
+          <w:bCs/>
+          <w:sz w:val="16"/>
+          <w:szCs w:val="16"/>
+        </w:rPr>
         <w:tab/>
-        <w:t xml:space="preserve"/>
-      </w:r>
-      <w:r>
-        <w:rPr>
-          <w:rFonts w:ascii="Arial Narrow" w:eastAsia="Arial Narrow" w:hAnsi="Arial Narrow" w:cs="Arial Narrow"/>
-          <w:sz w:val="16"/>
-          <w:szCs w:val="16"/>
-        </w:rPr>
-        <w:tab/>
-      </w:r>
-      <w:r>
-        <w:rPr>
-          <w:rFonts w:ascii="Arial Narrow" w:eastAsia="Arial Narrow" w:hAnsi="Arial Narrow" w:cs="Arial Narrow"/>
-          <w:b/>
-          <w:bCs/>
-          <w:sz w:val="16"/>
-          <w:szCs w:val="16"/>
-        </w:rPr>
         <w:t xml:space="preserve">LEY SOBRE FACULTADES, NORMAS Y ORGANIZACIÓN DEL INDECOPI, APROBADA POR DECRETO LEGISLATIVO </w:t>
       </w:r>
       <w:proofErr w:type="spellStart"/>
@@ -14612,7 +14627,6 @@
           <w:sz w:val="16"/>
           <w:szCs w:val="16"/>
         </w:rPr>
-        <w:tab/>
         <w:t xml:space="preserve"/>
       </w:r>
       <w:r>
@@ -14705,24 +14719,23 @@
           <w:sz w:val="16"/>
           <w:szCs w:val="16"/>
         </w:rPr>
+        <w:t xml:space="preserve"/>
+      </w:r>
+      <w:r>
+        <w:rPr>
+          <w:rFonts w:ascii="Arial Narrow" w:eastAsia="Arial Narrow" w:hAnsi="Arial Narrow" w:cs="Arial Narrow"/>
+          <w:sz w:val="16"/>
+          <w:szCs w:val="16"/>
+        </w:rPr>
+      </w:r>
+      <w:r>
+        <w:rPr>
+          <w:rFonts w:ascii="Arial Narrow" w:eastAsia="Arial Narrow" w:hAnsi="Arial Narrow" w:cs="Arial Narrow"/>
+          <w:b/>
+          <w:sz w:val="16"/>
+          <w:szCs w:val="16"/>
+        </w:rPr>
         <w:tab/>
-        <w:t xml:space="preserve"/>
-      </w:r>
-      <w:r>
-        <w:rPr>
-          <w:rFonts w:ascii="Arial Narrow" w:eastAsia="Arial Narrow" w:hAnsi="Arial Narrow" w:cs="Arial Narrow"/>
-          <w:sz w:val="16"/>
-          <w:szCs w:val="16"/>
-        </w:rPr>
-        <w:tab/>
-      </w:r>
-      <w:r>
-        <w:rPr>
-          <w:rFonts w:ascii="Arial Narrow" w:eastAsia="Arial Narrow" w:hAnsi="Arial Narrow" w:cs="Arial Narrow"/>
-          <w:b/>
-          <w:sz w:val="16"/>
-          <w:szCs w:val="16"/>
-        </w:rPr>
         <w:t>LEY 29571, CÓDIGO DE PROTECCIÓN Y DEFENSA DEL CONSUMIDOR</w:t>
       </w:r>
       <w:r>
@@ -15127,32 +15140,31 @@
           <w:szCs w:val="16"/>
           <w:vertAlign w:val="superscript"/>
         </w:rPr>
+        <w:t xml:space="preserve"/>
+      </w:r>
+      <w:r>
+        <w:rPr>
+          <w:rFonts w:ascii="Arial Narrow" w:eastAsia="Arial Narrow" w:hAnsi="Arial Narrow" w:cs="Arial Narrow"/>
+          <w:sz w:val="16"/>
+          <w:szCs w:val="16"/>
+        </w:rPr>
+        <w:t xml:space="preserve"/>
+      </w:r>
+      <w:r>
+        <w:rPr>
+          <w:rFonts w:ascii="Arial Narrow" w:eastAsia="Arial Narrow" w:hAnsi="Arial Narrow" w:cs="Arial Narrow"/>
+          <w:sz w:val="16"/>
+          <w:szCs w:val="16"/>
+        </w:rPr>
+      </w:r>
+      <w:r>
+        <w:rPr>
+          <w:rFonts w:ascii="Arial Narrow" w:eastAsia="Arial Narrow" w:hAnsi="Arial Narrow" w:cs="Arial Narrow"/>
+          <w:b/>
+          <w:sz w:val="16"/>
+          <w:szCs w:val="16"/>
+        </w:rPr>
         <w:tab/>
-        <w:t xml:space="preserve"/>
-      </w:r>
-      <w:r>
-        <w:rPr>
-          <w:rFonts w:ascii="Arial Narrow" w:eastAsia="Arial Narrow" w:hAnsi="Arial Narrow" w:cs="Arial Narrow"/>
-          <w:sz w:val="16"/>
-          <w:szCs w:val="16"/>
-        </w:rPr>
-        <w:t xml:space="preserve"> </w:t>
-      </w:r>
-      <w:r>
-        <w:rPr>
-          <w:rFonts w:ascii="Arial Narrow" w:eastAsia="Arial Narrow" w:hAnsi="Arial Narrow" w:cs="Arial Narrow"/>
-          <w:sz w:val="16"/>
-          <w:szCs w:val="16"/>
-        </w:rPr>
-        <w:tab/>
-      </w:r>
-      <w:r>
-        <w:rPr>
-          <w:rFonts w:ascii="Arial Narrow" w:eastAsia="Arial Narrow" w:hAnsi="Arial Narrow" w:cs="Arial Narrow"/>
-          <w:b/>
-          <w:sz w:val="16"/>
-          <w:szCs w:val="16"/>
-        </w:rPr>
         <w:t>LEY 29571, CÓDIGO DE PROTECCIÓN Y DEFENSA DEL CONSUMIDOR</w:t>
       </w:r>
       <w:r>
@@ -15376,25 +15388,24 @@
           <w:sz w:val="16"/>
           <w:szCs w:val="16"/>
         </w:rPr>
+        <w:t xml:space="preserve"/>
+      </w:r>
+      <w:r>
+        <w:rPr>
+          <w:rFonts w:ascii="Arial Narrow" w:eastAsia="Arial Narrow" w:hAnsi="Arial Narrow" w:cs="Arial Narrow"/>
+          <w:sz w:val="16"/>
+          <w:szCs w:val="16"/>
+        </w:rPr>
+      </w:r>
+      <w:r>
+        <w:rPr>
+          <w:rFonts w:ascii="Arial Narrow" w:eastAsia="Arial Narrow" w:hAnsi="Arial Narrow" w:cs="Arial Narrow"/>
+          <w:b/>
+          <w:bCs/>
+          <w:sz w:val="16"/>
+          <w:szCs w:val="16"/>
+        </w:rPr>
         <w:tab/>
-        <w:t xml:space="preserve"/>
-      </w:r>
-      <w:r>
-        <w:rPr>
-          <w:rFonts w:ascii="Arial Narrow" w:eastAsia="Arial Narrow" w:hAnsi="Arial Narrow" w:cs="Arial Narrow"/>
-          <w:sz w:val="16"/>
-          <w:szCs w:val="16"/>
-        </w:rPr>
-        <w:tab/>
-      </w:r>
-      <w:r>
-        <w:rPr>
-          <w:rFonts w:ascii="Arial Narrow" w:eastAsia="Arial Narrow" w:hAnsi="Arial Narrow" w:cs="Arial Narrow"/>
-          <w:b/>
-          <w:bCs/>
-          <w:sz w:val="16"/>
-          <w:szCs w:val="16"/>
-        </w:rPr>
         <w:t xml:space="preserve">LEY </w:t>
       </w:r>
       <w:proofErr w:type="spellStart"/>
@@ -16257,24 +16268,23 @@
           <w:sz w:val="16"/>
           <w:szCs w:val="16"/>
         </w:rPr>
+        <w:t xml:space="preserve"/>
+      </w:r>
+      <w:r>
+        <w:rPr>
+          <w:rFonts w:ascii="Arial Narrow" w:eastAsia="Arial Narrow" w:hAnsi="Arial Narrow" w:cs="Arial Narrow"/>
+          <w:sz w:val="16"/>
+          <w:szCs w:val="16"/>
+        </w:rPr>
+      </w:r>
+      <w:r>
+        <w:rPr>
+          <w:rFonts w:ascii="Arial Narrow" w:eastAsia="Arial Narrow" w:hAnsi="Arial Narrow" w:cs="Arial Narrow"/>
+          <w:b/>
+          <w:sz w:val="16"/>
+          <w:szCs w:val="16"/>
+        </w:rPr>
         <w:tab/>
-        <w:t xml:space="preserve"/>
-      </w:r>
-      <w:r>
-        <w:rPr>
-          <w:rFonts w:ascii="Arial Narrow" w:eastAsia="Arial Narrow" w:hAnsi="Arial Narrow" w:cs="Arial Narrow"/>
-          <w:sz w:val="16"/>
-          <w:szCs w:val="16"/>
-        </w:rPr>
-        <w:tab/>
-      </w:r>
-      <w:r>
-        <w:rPr>
-          <w:rFonts w:ascii="Arial Narrow" w:eastAsia="Arial Narrow" w:hAnsi="Arial Narrow" w:cs="Arial Narrow"/>
-          <w:b/>
-          <w:sz w:val="16"/>
-          <w:szCs w:val="16"/>
-        </w:rPr>
         <w:t>LEY 29571, CÓDIGO DE PROTECCIÓN Y DEFENSA DEL CONSUMIDOR</w:t>
       </w:r>
       <w:r>
@@ -16509,7 +16519,6 @@
           <w:sz w:val="16"/>
           <w:szCs w:val="16"/>
         </w:rPr>
-        <w:tab/>
         <w:t xml:space="preserve"/>
       </w:r>
       <w:r>
@@ -16667,24 +16676,23 @@
           <w:sz w:val="16"/>
           <w:szCs w:val="16"/>
         </w:rPr>
+        <w:t xml:space="preserve"/>
+      </w:r>
+      <w:r>
+        <w:rPr>
+          <w:rFonts w:ascii="Arial Narrow" w:eastAsia="Arial Narrow" w:hAnsi="Arial Narrow" w:cs="Arial Narrow"/>
+          <w:sz w:val="16"/>
+          <w:szCs w:val="16"/>
+        </w:rPr>
+      </w:r>
+      <w:r>
+        <w:rPr>
+          <w:rFonts w:ascii="Arial Narrow" w:eastAsia="Arial Narrow" w:hAnsi="Arial Narrow" w:cs="Arial Narrow"/>
+          <w:b/>
+          <w:sz w:val="16"/>
+          <w:szCs w:val="16"/>
+        </w:rPr>
         <w:tab/>
-        <w:t xml:space="preserve"/>
-      </w:r>
-      <w:r>
-        <w:rPr>
-          <w:rFonts w:ascii="Arial Narrow" w:eastAsia="Arial Narrow" w:hAnsi="Arial Narrow" w:cs="Arial Narrow"/>
-          <w:sz w:val="16"/>
-          <w:szCs w:val="16"/>
-        </w:rPr>
-        <w:tab/>
-      </w:r>
-      <w:r>
-        <w:rPr>
-          <w:rFonts w:ascii="Arial Narrow" w:eastAsia="Arial Narrow" w:hAnsi="Arial Narrow" w:cs="Arial Narrow"/>
-          <w:b/>
-          <w:sz w:val="16"/>
-          <w:szCs w:val="16"/>
-        </w:rPr>
         <w:t xml:space="preserve">TEXTO ÚNICO ORDENADO DE LA LEY DEL PROCEDIMIENTO ADMINISTRATIVO GENERAL, aprobado mediante DECRETO SUPREMO </w:t>
       </w:r>
       <w:proofErr w:type="spellStart"/>
@@ -16711,7 +16719,7 @@
     <w:p>
       <w:pPr>
         <w:pStyle w:val="Textonotapie"/>
-        <w:ind w:left="1134" w:hanging="567"/>
+        <w:ind w:left="1134"/>
         <w:jc w:val="both"/>
         <w:rPr>
           <w:rFonts w:ascii="Arial Narrow" w:eastAsia="Arial Narrow" w:hAnsi="Arial Narrow" w:cs="Arial Narrow"/>
@@ -16735,7 +16743,7 @@
     <w:p>
       <w:pPr>
         <w:pStyle w:val="Textonotapie"/>
-        <w:ind w:left="1134" w:hanging="567"/>
+        <w:ind w:left="1134" w:hanging="1134"/>
         <w:jc w:val="both"/>
         <w:rPr>
           <w:rFonts w:ascii="Arial Narrow" w:eastAsia="Arial Narrow" w:hAnsi="Arial Narrow" w:cs="Arial Narrow"/>

--- a/plantillas_maestras/03_seguro_desgravamen/anulacion_indebida/2_ddos_banco_y_aseguradora/varon/TPL_2428_2025_SEGURO_DESGRAVAMEN_ANULACION_INDEBIDA_BANCO_VARON_R2.docx
+++ b/plantillas_maestras/03_seguro_desgravamen/anulacion_indebida/2_ddos_banco_y_aseguradora/varon/TPL_2428_2025_SEGURO_DESGRAVAMEN_ANULACION_INDEBIDA_BANCO_VARON_R2.docx
@@ -6478,7 +6478,7 @@
           <w:lang w:eastAsia="es-PE"/>
           <w14:ligatures w14:val="none"/>
         </w:rPr>
-        <w:t>considera</w:t>
+        <w:t xml:space="preserve">considera</w:t>
       </w:r>
       <w:r>
         <w:rPr>
@@ -6513,7 +6513,7 @@
           <w:lang w:eastAsia="es-PE"/>
           <w14:ligatures w14:val="none"/>
         </w:rPr>
-        <w:t>el</w:t>
+        <w:t xml:space="preserve">el</w:t>
       </w:r>
       <w:r>
         <w:rPr>
@@ -6539,17 +6539,17 @@
           <w:lang w:eastAsia="es-PE"/>
           <w14:ligatures w14:val="none"/>
         </w:rPr>
-        <w:t>Banco BBVA Perú S.A. habría informado erróneamente al denunciante que no habría presentado ninguna solicitud de cobertura del Seguro de Desgravamen - Certificado 00110178194000138341, pese a tener los documentos con cargo de recepción</w:t>
-      </w:r>
-      <w:r>
-        <w:rPr>
-          <w:rFonts w:ascii="Arial Narrow" w:eastAsia="Arial Narrow" w:hAnsi="Arial Narrow" w:cs="Arial Narrow"/>
-          <w:kern w:val="0"/>
-          <w14:ligatures w14:val="none"/>
-          <w:sz w:val="22"/>
-          <w:szCs w:val="22"/>
-        </w:rPr>
-        <w:t>. Por consiguiente, corresponde calificar el hecho materia de denuncia como una presunta infracción al deber de información, tipificado en el artículo 1, numeral 1, literal b) y al artículo 2 del Código</w:t>
+        <w:t xml:space="preserve">Banco BBVA Perú S.A. habría informado erróneamente al denunciante que no habría presentado ninguna solicitud de cobertura del Seguro de Desgravamen - Certificado 00110178194000138341, pese a tener los documentos con cargo de recepción</w:t>
+      </w:r>
+      <w:r>
+        <w:rPr>
+          <w:rFonts w:ascii="Arial Narrow" w:eastAsia="Arial Narrow" w:hAnsi="Arial Narrow" w:cs="Arial Narrow"/>
+          <w:kern w:val="0"/>
+          <w14:ligatures w14:val="none"/>
+          <w:sz w:val="22"/>
+          <w:szCs w:val="22"/>
+        </w:rPr>
+        <w:t xml:space="preserve">; involucraría una presunta afectación al derecho de información de los consumidores. Por consiguiente, corresponde calificar el hecho materia de denuncia como una presunta infracción al deber de información, tipificado en el artículo 1, numeral 1, literal b) y al artículo 2 del Código</w:t>
       </w:r>
       <w:r>
         <w:rPr>
@@ -6577,7 +6577,7 @@
           <w:lang w:eastAsia="es-PE"/>
           <w14:ligatures w14:val="none"/>
         </w:rPr>
-        <w:t>.</w:t>
+        <w:t xml:space="preserve">.</w:t>
       </w:r>
     </w:p>
     <w:p>

--- a/plantillas_maestras/03_seguro_desgravamen/anulacion_indebida/2_ddos_banco_y_aseguradora/varon/TPL_2428_2025_SEGURO_DESGRAVAMEN_ANULACION_INDEBIDA_BANCO_VARON_R2.docx
+++ b/plantillas_maestras/03_seguro_desgravamen/anulacion_indebida/2_ddos_banco_y_aseguradora/varon/TPL_2428_2025_SEGURO_DESGRAVAMEN_ANULACION_INDEBIDA_BANCO_VARON_R2.docx
@@ -10201,7 +10201,7 @@
           <w:sz w:val="22"/>
           <w:szCs w:val="22"/>
         </w:rPr>
-        <w:t xml:space="preserve">correr traslado de la presente resolución a Rímac Seguros y Reaseguros S.A. y al Banco BBVA Perú S.A. para que, de conformidad con lo dispuesto por el artículo 26 de la Ley sobre Facultades, Normas y Organización del Indecopi, aprobada por Decreto Legislativo 807</w:t>
+        <w:t xml:space="preserve">correr traslado de la denuncia del 29 de setiembre de 2025, complementado mediante escrito del 10 de octubre de 2025 a Rímac Seguros y Reaseguros S.A. y al Banco BBVA Perú S.A. para que, de conformidad con lo dispuesto por el artículo 26 de la Ley sobre Facultades, Normas y Organización del Indecopi, aprobada por Decreto Legislativo 807</w:t>
       </w:r>
       <w:r>
         <w:rPr>
